--- a/algebra-exponentials.docx
+++ b/algebra-exponentials.docx
@@ -15,7 +15,7 @@
         <w:pStyle w:val="Date"/>
       </w:pPr>
       <w:r>
-        <w:t xml:space="preserve">Last modified: 2026-10-10 19:44:14 (PDT)</w:t>
+        <w:t xml:space="preserve">Last modified: 2026-10-11 00:33:48 (PDT)</w:t>
       </w:r>
     </w:p>
     <w:bookmarkStart w:id="27" w:name="sec-polynomials"/>

--- a/algebra-exponentials.docx
+++ b/algebra-exponentials.docx
@@ -15,7 +15,7 @@
         <w:pStyle w:val="Date"/>
       </w:pPr>
       <w:r>
-        <w:t xml:space="preserve">Last modified: 2026-10-11 00:33:48 (PDT)</w:t>
+        <w:t xml:space="preserve">Last modified: 2026-10-11 01:21:14 (PDT)</w:t>
       </w:r>
     </w:p>
     <w:bookmarkStart w:id="27" w:name="sec-polynomials"/>

--- a/algebra-exponentials.docx
+++ b/algebra-exponentials.docx
@@ -15,7 +15,7 @@
         <w:pStyle w:val="Date"/>
       </w:pPr>
       <w:r>
-        <w:t xml:space="preserve">Last modified: 2026-10-11 01:21:14 (PDT)</w:t>
+        <w:t xml:space="preserve">Last modified: 2026-10-12 01:27:56 (PDT)</w:t>
       </w:r>
     </w:p>
     <w:bookmarkStart w:id="27" w:name="sec-polynomials"/>

--- a/algebra-exponentials.docx
+++ b/algebra-exponentials.docx
@@ -15,7 +15,7 @@
         <w:pStyle w:val="Date"/>
       </w:pPr>
       <w:r>
-        <w:t xml:space="preserve">Last modified: 2026-10-12 01:27:56 (PDT)</w:t>
+        <w:t xml:space="preserve">Last modified: 2026-10-12 19:40:12 (PDT)</w:t>
       </w:r>
     </w:p>
     <w:bookmarkStart w:id="27" w:name="sec-polynomials"/>

--- a/algebra-exponentials.docx
+++ b/algebra-exponentials.docx
@@ -15,7 +15,7 @@
         <w:pStyle w:val="Date"/>
       </w:pPr>
       <w:r>
-        <w:t xml:space="preserve">Last modified: 2026-10-12 19:40:12 (PDT)</w:t>
+        <w:t xml:space="preserve">Last modified: 2026-10-12 20:31:51 (PDT)</w:t>
       </w:r>
     </w:p>
     <w:bookmarkStart w:id="27" w:name="sec-polynomials"/>

--- a/algebra-exponentials.docx
+++ b/algebra-exponentials.docx
@@ -15,7 +15,7 @@
         <w:pStyle w:val="Date"/>
       </w:pPr>
       <w:r>
-        <w:t xml:space="preserve">Last modified: 2026-10-12 20:31:51 (PDT)</w:t>
+        <w:t xml:space="preserve">Last modified: 2026-10-12 21:21:07 (PDT)</w:t>
       </w:r>
     </w:p>
     <w:bookmarkStart w:id="27" w:name="sec-polynomials"/>

--- a/algebra-exponentials.docx
+++ b/algebra-exponentials.docx
@@ -15,7 +15,7 @@
         <w:pStyle w:val="Date"/>
       </w:pPr>
       <w:r>
-        <w:t xml:space="preserve">Last modified: 2026-10-12 21:21:07 (PDT)</w:t>
+        <w:t xml:space="preserve">Last modified: 2026-10-12 22:07:53 (PDT)</w:t>
       </w:r>
     </w:p>
     <w:bookmarkStart w:id="27" w:name="sec-polynomials"/>

--- a/algebra-exponentials.docx
+++ b/algebra-exponentials.docx
@@ -15,7 +15,7 @@
         <w:pStyle w:val="Date"/>
       </w:pPr>
       <w:r>
-        <w:t xml:space="preserve">Last modified: 2026-10-12 22:07:53 (PDT)</w:t>
+        <w:t xml:space="preserve">Last modified: 2026-10-12 22:45:08 (PDT)</w:t>
       </w:r>
     </w:p>
     <w:bookmarkStart w:id="27" w:name="sec-polynomials"/>

--- a/algebra-exponentials.docx
+++ b/algebra-exponentials.docx
@@ -15,7 +15,7 @@
         <w:pStyle w:val="Date"/>
       </w:pPr>
       <w:r>
-        <w:t xml:space="preserve">Last modified: 2026-10-12 22:45:08 (PDT)</w:t>
+        <w:t xml:space="preserve">Last modified: 2026-10-13 01:20:47 (PDT)</w:t>
       </w:r>
     </w:p>
     <w:bookmarkStart w:id="27" w:name="sec-polynomials"/>

--- a/algebra-exponentials.docx
+++ b/algebra-exponentials.docx
@@ -15,7 +15,7 @@
         <w:pStyle w:val="Date"/>
       </w:pPr>
       <w:r>
-        <w:t xml:space="preserve">Last modified: 2026-10-13 01:20:47 (PDT)</w:t>
+        <w:t xml:space="preserve">Last modified: 2026-10-13 10:37:49 (PDT)</w:t>
       </w:r>
     </w:p>
     <w:bookmarkStart w:id="27" w:name="sec-polynomials"/>

--- a/algebra-exponentials.docx
+++ b/algebra-exponentials.docx
@@ -15,7 +15,7 @@
         <w:pStyle w:val="Date"/>
       </w:pPr>
       <w:r>
-        <w:t xml:space="preserve">Last modified: 2026-10-13 10:37:49 (PDT)</w:t>
+        <w:t xml:space="preserve">Last modified: 2026-10-13 11:22:25 (PDT)</w:t>
       </w:r>
     </w:p>
     <w:bookmarkStart w:id="27" w:name="sec-polynomials"/>

--- a/algebra-exponentials.docx
+++ b/algebra-exponentials.docx
@@ -15,7 +15,7 @@
         <w:pStyle w:val="Date"/>
       </w:pPr>
       <w:r>
-        <w:t xml:space="preserve">Last modified: 2026-10-13 11:22:25 (PDT)</w:t>
+        <w:t xml:space="preserve">Last modified: 2026-10-13 14:29:41 (PDT)</w:t>
       </w:r>
     </w:p>
     <w:bookmarkStart w:id="27" w:name="sec-polynomials"/>

--- a/algebra-exponentials.docx
+++ b/algebra-exponentials.docx
@@ -15,7 +15,7 @@
         <w:pStyle w:val="Date"/>
       </w:pPr>
       <w:r>
-        <w:t xml:space="preserve">Last modified: 2026-10-13 14:29:41 (PDT)</w:t>
+        <w:t xml:space="preserve">Last modified: 2026-10-13 15:25:57 (PDT)</w:t>
       </w:r>
     </w:p>
     <w:bookmarkStart w:id="27" w:name="sec-polynomials"/>

--- a/algebra-exponentials.docx
+++ b/algebra-exponentials.docx
@@ -15,7 +15,7 @@
         <w:pStyle w:val="Date"/>
       </w:pPr>
       <w:r>
-        <w:t xml:space="preserve">Last modified: 2026-10-13 15:25:57 (PDT)</w:t>
+        <w:t xml:space="preserve">Last modified: 2026-10-13 16:09:33 (PDT)</w:t>
       </w:r>
     </w:p>
     <w:bookmarkStart w:id="27" w:name="sec-polynomials"/>

--- a/algebra-exponentials.docx
+++ b/algebra-exponentials.docx
@@ -15,7 +15,7 @@
         <w:pStyle w:val="Date"/>
       </w:pPr>
       <w:r>
-        <w:t xml:space="preserve">Last modified: 2026-10-13 16:09:33 (PDT)</w:t>
+        <w:t xml:space="preserve">Last modified: 2026-10-13 16:58:37 (PDT)</w:t>
       </w:r>
     </w:p>
     <w:bookmarkStart w:id="27" w:name="sec-polynomials"/>

--- a/algebra-exponentials.docx
+++ b/algebra-exponentials.docx
@@ -15,7 +15,7 @@
         <w:pStyle w:val="Date"/>
       </w:pPr>
       <w:r>
-        <w:t xml:space="preserve">Last modified: 2026-10-13 16:58:37 (PDT)</w:t>
+        <w:t xml:space="preserve">Last modified: 2026-10-13 17:46:07 (PDT)</w:t>
       </w:r>
     </w:p>
     <w:bookmarkStart w:id="27" w:name="sec-polynomials"/>
@@ -7891,7 +7891,7 @@
     </w:p>
     <w:bookmarkEnd w:id="34"/>
     <w:bookmarkEnd w:id="35"/>
-    <w:bookmarkStart w:id="39" w:name="sec-sequence-limits"/>
+    <w:bookmarkStart w:id="40" w:name="sec-sequence-limits"/>
     <w:p>
       <w:pPr>
         <w:pStyle w:val="Heading2"/>
@@ -8290,185 +8290,6 @@
       <w:r>
         <w:t xml:space="preserve">.</w:t>
       </w:r>
-      <w:r>
-        <w:t xml:space="preserve"> </w:t>
-      </w:r>
-      <w:r>
-        <w:t xml:space="preserve">A sequence</w:t>
-      </w:r>
-      <w:r>
-        <w:t xml:space="preserve"> </w:t>
-      </w:r>
-      <w:r>
-        <w:rPr>
-          <w:b/>
-          <w:bCs/>
-        </w:rPr>
-        <w:t xml:space="preserve">diverges to</w:t>
-      </w:r>
-      <w:r>
-        <w:rPr>
-          <w:b/>
-          <w:bCs/>
-        </w:rPr>
-        <w:t xml:space="preserve"> </w:t>
-      </w:r>
-      <m:oMath>
-        <m:r>
-          <m:rPr>
-            <m:sty m:val="p"/>
-          </m:rPr>
-          <m:t>∞</m:t>
-        </m:r>
-      </m:oMath>
-      <w:r>
-        <w:t xml:space="preserve">, written</w:t>
-      </w:r>
-      <w:r>
-        <w:t xml:space="preserve"> </w:t>
-      </w:r>
-      <m:oMath>
-        <m:sSub>
-          <m:e>
-            <m:r>
-              <m:rPr>
-                <m:sty m:val="p"/>
-              </m:rPr>
-              <m:t>lim</m:t>
-            </m:r>
-          </m:e>
-          <m:sub>
-            <m:r>
-              <m:t>n</m:t>
-            </m:r>
-            <m:r>
-              <m:rPr>
-                <m:sty m:val="p"/>
-              </m:rPr>
-              <m:t>→</m:t>
-            </m:r>
-            <m:r>
-              <m:rPr>
-                <m:sty m:val="p"/>
-              </m:rPr>
-              <m:t>∞</m:t>
-            </m:r>
-          </m:sub>
-        </m:sSub>
-        <m:sSub>
-          <m:e>
-            <m:r>
-              <m:t>a</m:t>
-            </m:r>
-          </m:e>
-          <m:sub>
-            <m:r>
-              <m:t>n</m:t>
-            </m:r>
-          </m:sub>
-        </m:sSub>
-        <m:r>
-          <m:rPr>
-            <m:sty m:val="p"/>
-          </m:rPr>
-          <m:t>=</m:t>
-        </m:r>
-        <m:r>
-          <m:rPr>
-            <m:sty m:val="p"/>
-          </m:rPr>
-          <m:t>∞</m:t>
-        </m:r>
-      </m:oMath>
-      <w:r>
-        <w:t xml:space="preserve">,</w:t>
-      </w:r>
-      <w:r>
-        <w:t xml:space="preserve"> </w:t>
-      </w:r>
-      <w:r>
-        <w:t xml:space="preserve">if for every real number</w:t>
-      </w:r>
-      <w:r>
-        <w:t xml:space="preserve"> </w:t>
-      </w:r>
-      <m:oMath>
-        <m:r>
-          <m:t>M</m:t>
-        </m:r>
-      </m:oMath>
-      <w:r>
-        <w:t xml:space="preserve"> </w:t>
-      </w:r>
-      <w:r>
-        <w:t xml:space="preserve">there is a natural number</w:t>
-      </w:r>
-      <w:r>
-        <w:t xml:space="preserve"> </w:t>
-      </w:r>
-      <m:oMath>
-        <m:r>
-          <m:t>N</m:t>
-        </m:r>
-      </m:oMath>
-      <w:r>
-        <w:t xml:space="preserve"> </w:t>
-      </w:r>
-      <w:r>
-        <w:t xml:space="preserve">such that</w:t>
-      </w:r>
-      <w:r>
-        <w:t xml:space="preserve"> </w:t>
-      </w:r>
-      <m:oMath>
-        <m:sSub>
-          <m:e>
-            <m:r>
-              <m:t>a</m:t>
-            </m:r>
-          </m:e>
-          <m:sub>
-            <m:r>
-              <m:t>n</m:t>
-            </m:r>
-          </m:sub>
-        </m:sSub>
-        <m:r>
-          <m:rPr>
-            <m:sty m:val="p"/>
-          </m:rPr>
-          <m:t>&gt;</m:t>
-        </m:r>
-        <m:r>
-          <m:t>M</m:t>
-        </m:r>
-      </m:oMath>
-      <w:r>
-        <w:t xml:space="preserve"> </w:t>
-      </w:r>
-      <w:r>
-        <w:t xml:space="preserve">for every</w:t>
-      </w:r>
-      <w:r>
-        <w:t xml:space="preserve"> </w:t>
-      </w:r>
-      <m:oMath>
-        <m:r>
-          <m:t>n</m:t>
-        </m:r>
-        <m:r>
-          <m:rPr>
-            <m:sty m:val="p"/>
-          </m:rPr>
-          <m:t>≥</m:t>
-        </m:r>
-        <m:r>
-          <m:t>N</m:t>
-        </m:r>
-      </m:oMath>
-      <w:r>
-        <w:t xml:space="preserve">.</w:t>
-      </w:r>
     </w:p>
     <w:bookmarkEnd w:id="37"/>
     <w:bookmarkStart w:id="38" w:name="exm-sequence-limit"/>
@@ -9269,8 +9090,247 @@
       </w:r>
     </w:p>
     <w:bookmarkEnd w:id="38"/>
+    <w:bookmarkStart w:id="39" w:name="def-diverges-to-infinity"/>
+    <w:p>
+      <w:pPr>
+        <w:pStyle w:val="FirstParagraph"/>
+      </w:pPr>
+      <w:r>
+        <w:rPr>
+          <w:b/>
+          <w:bCs/>
+        </w:rPr>
+        <w:t xml:space="preserve">Definition 10 (Divergence of a sequence to infinity)</w:t>
+      </w:r>
+      <w:r>
+        <w:t xml:space="preserve"> </w:t>
+      </w:r>
+      <w:r>
+        <w:t xml:space="preserve">A</w:t>
+      </w:r>
+      <w:r>
+        <w:t xml:space="preserve"> </w:t>
+      </w:r>
+      <w:hyperlink r:id="rId36">
+        <w:r>
+          <w:rPr>
+            <w:rStyle w:val="Hyperlink"/>
+          </w:rPr>
+          <w:t xml:space="preserve">sequence</w:t>
+        </w:r>
+      </w:hyperlink>
+      <w:r>
+        <w:t xml:space="preserve"> </w:t>
+      </w:r>
+      <m:oMath>
+        <m:r>
+          <m:rPr>
+            <m:sty m:val="p"/>
+          </m:rPr>
+          <m:t>(</m:t>
+        </m:r>
+        <m:sSub>
+          <m:e>
+            <m:r>
+              <m:t>a</m:t>
+            </m:r>
+          </m:e>
+          <m:sub>
+            <m:r>
+              <m:t>n</m:t>
+            </m:r>
+          </m:sub>
+        </m:sSub>
+        <m:r>
+          <m:rPr>
+            <m:sty m:val="p"/>
+          </m:rPr>
+          <m:t>)</m:t>
+        </m:r>
+      </m:oMath>
+      <w:r>
+        <w:t xml:space="preserve"> </w:t>
+      </w:r>
+      <w:r>
+        <w:t xml:space="preserve">of real numbers</w:t>
+      </w:r>
+      <w:r>
+        <w:t xml:space="preserve"> </w:t>
+      </w:r>
+      <w:r>
+        <w:rPr>
+          <w:b/>
+          <w:bCs/>
+        </w:rPr>
+        <w:t xml:space="preserve">diverges to</w:t>
+      </w:r>
+      <w:r>
+        <w:rPr>
+          <w:b/>
+          <w:bCs/>
+        </w:rPr>
+        <w:t xml:space="preserve"> </w:t>
+      </w:r>
+      <m:oMath>
+        <m:r>
+          <m:rPr>
+            <m:sty m:val="p"/>
+          </m:rPr>
+          <m:t>∞</m:t>
+        </m:r>
+      </m:oMath>
+      <w:r>
+        <w:t xml:space="preserve">, written</w:t>
+      </w:r>
+      <w:r>
+        <w:t xml:space="preserve"> </w:t>
+      </w:r>
+      <m:oMath>
+        <m:sSub>
+          <m:e>
+            <m:r>
+              <m:rPr>
+                <m:sty m:val="p"/>
+              </m:rPr>
+              <m:t>lim</m:t>
+            </m:r>
+          </m:e>
+          <m:sub>
+            <m:r>
+              <m:t>n</m:t>
+            </m:r>
+            <m:r>
+              <m:rPr>
+                <m:sty m:val="p"/>
+              </m:rPr>
+              <m:t>→</m:t>
+            </m:r>
+            <m:r>
+              <m:rPr>
+                <m:sty m:val="p"/>
+              </m:rPr>
+              <m:t>∞</m:t>
+            </m:r>
+          </m:sub>
+        </m:sSub>
+        <m:sSub>
+          <m:e>
+            <m:r>
+              <m:t>a</m:t>
+            </m:r>
+          </m:e>
+          <m:sub>
+            <m:r>
+              <m:t>n</m:t>
+            </m:r>
+          </m:sub>
+        </m:sSub>
+        <m:r>
+          <m:rPr>
+            <m:sty m:val="p"/>
+          </m:rPr>
+          <m:t>=</m:t>
+        </m:r>
+        <m:r>
+          <m:rPr>
+            <m:sty m:val="p"/>
+          </m:rPr>
+          <m:t>∞</m:t>
+        </m:r>
+      </m:oMath>
+      <w:r>
+        <w:t xml:space="preserve">,</w:t>
+      </w:r>
+      <w:r>
+        <w:t xml:space="preserve"> </w:t>
+      </w:r>
+      <w:r>
+        <w:t xml:space="preserve">if for every real number</w:t>
+      </w:r>
+      <w:r>
+        <w:t xml:space="preserve"> </w:t>
+      </w:r>
+      <m:oMath>
+        <m:r>
+          <m:t>M</m:t>
+        </m:r>
+      </m:oMath>
+      <w:r>
+        <w:t xml:space="preserve"> </w:t>
+      </w:r>
+      <w:r>
+        <w:t xml:space="preserve">there is a natural number</w:t>
+      </w:r>
+      <w:r>
+        <w:t xml:space="preserve"> </w:t>
+      </w:r>
+      <m:oMath>
+        <m:r>
+          <m:t>N</m:t>
+        </m:r>
+      </m:oMath>
+      <w:r>
+        <w:t xml:space="preserve"> </w:t>
+      </w:r>
+      <w:r>
+        <w:t xml:space="preserve">such that</w:t>
+      </w:r>
+      <w:r>
+        <w:t xml:space="preserve"> </w:t>
+      </w:r>
+      <m:oMath>
+        <m:sSub>
+          <m:e>
+            <m:r>
+              <m:t>a</m:t>
+            </m:r>
+          </m:e>
+          <m:sub>
+            <m:r>
+              <m:t>n</m:t>
+            </m:r>
+          </m:sub>
+        </m:sSub>
+        <m:r>
+          <m:rPr>
+            <m:sty m:val="p"/>
+          </m:rPr>
+          <m:t>&gt;</m:t>
+        </m:r>
+        <m:r>
+          <m:t>M</m:t>
+        </m:r>
+      </m:oMath>
+      <w:r>
+        <w:t xml:space="preserve"> </w:t>
+      </w:r>
+      <w:r>
+        <w:t xml:space="preserve">for every</w:t>
+      </w:r>
+      <w:r>
+        <w:t xml:space="preserve"> </w:t>
+      </w:r>
+      <m:oMath>
+        <m:r>
+          <m:t>n</m:t>
+        </m:r>
+        <m:r>
+          <m:rPr>
+            <m:sty m:val="p"/>
+          </m:rPr>
+          <m:t>≥</m:t>
+        </m:r>
+        <m:r>
+          <m:t>N</m:t>
+        </m:r>
+      </m:oMath>
+      <w:r>
+        <w:t xml:space="preserve">.</w:t>
+      </w:r>
+    </w:p>
     <w:bookmarkEnd w:id="39"/>
-    <w:bookmarkStart w:id="91" w:name="exponentials-and-logarithms"/>
+    <w:bookmarkEnd w:id="40"/>
+    <w:bookmarkStart w:id="94" w:name="exponentials-and-logarithms"/>
     <w:p>
       <w:pPr>
         <w:pStyle w:val="Heading2"/>
@@ -9279,7 +9339,7 @@
         <w:t xml:space="preserve">4 Exponentials and Logarithms</w:t>
       </w:r>
     </w:p>
-    <w:bookmarkStart w:id="40" w:name="def-exponential-function"/>
+    <w:bookmarkStart w:id="41" w:name="def-exponential-function"/>
     <w:p>
       <w:pPr>
         <w:pStyle w:val="FirstParagraph"/>
@@ -9289,7 +9349,7 @@
           <w:b/>
           <w:bCs/>
         </w:rPr>
-        <w:t xml:space="preserve">Definition 10 (Exponential function)</w:t>
+        <w:t xml:space="preserve">Definition 11 (Exponential function)</w:t>
       </w:r>
       <w:r>
         <w:t xml:space="preserve"> </w:t>
@@ -9741,8 +9801,8 @@
         <w:t xml:space="preserve">, and it is positive.</w:t>
       </w:r>
     </w:p>
-    <w:bookmarkEnd w:id="40"/>
-    <w:bookmarkStart w:id="41" w:name="exm-exponential-function"/>
+    <w:bookmarkEnd w:id="41"/>
+    <w:bookmarkStart w:id="42" w:name="exm-exponential-function"/>
     <w:p>
       <w:pPr>
         <w:pStyle w:val="BodyText"/>
@@ -10318,8 +10378,8 @@
         <w:t xml:space="preserve">.</w:t>
       </w:r>
     </w:p>
-    <w:bookmarkEnd w:id="41"/>
-    <w:bookmarkStart w:id="42" w:name="def-euler-number"/>
+    <w:bookmarkEnd w:id="42"/>
+    <w:bookmarkStart w:id="43" w:name="def-euler-number"/>
     <w:p>
       <w:pPr>
         <w:pStyle w:val="BodyText"/>
@@ -10329,7 +10389,7 @@
           <w:b/>
           <w:bCs/>
         </w:rPr>
-        <w:t xml:space="preserve">Definition 11 (Euler’s number)</w:t>
+        <w:t xml:space="preserve">Definition 12 (Euler’s number)</w:t>
       </w:r>
       <w:r>
         <w:t xml:space="preserve"> </w:t>
@@ -10422,8 +10482,8 @@
         </m:oMath>
       </m:oMathPara>
     </w:p>
-    <w:bookmarkEnd w:id="42"/>
-    <w:bookmarkStart w:id="45" w:name="exm-euler-number"/>
+    <w:bookmarkEnd w:id="43"/>
+    <w:bookmarkStart w:id="46" w:name="exm-euler-number"/>
     <w:p>
       <w:pPr>
         <w:pStyle w:val="FirstParagraph"/>
@@ -10467,7 +10527,7 @@
       <w:r>
         <w:t xml:space="preserve"> </w:t>
       </w:r>
-      <w:hyperlink r:id="rId43">
+      <w:hyperlink r:id="rId44">
         <w:r>
           <w:rPr>
             <w:rStyle w:val="Hyperlink"/>
@@ -10575,7 +10635,7 @@
       <w:r>
         <w:t xml:space="preserve"> </w:t>
       </w:r>
-      <w:hyperlink r:id="rId44">
+      <w:hyperlink r:id="rId45">
         <w:r>
           <w:rPr>
             <w:rStyle w:val="Hyperlink"/>
@@ -10587,8 +10647,8 @@
         <w:t xml:space="preserve">).</w:t>
       </w:r>
     </w:p>
-    <w:bookmarkEnd w:id="45"/>
-    <w:bookmarkStart w:id="47" w:name="def-natural-log"/>
+    <w:bookmarkEnd w:id="46"/>
+    <w:bookmarkStart w:id="48" w:name="def-natural-log"/>
     <w:p>
       <w:pPr>
         <w:pStyle w:val="BodyText"/>
@@ -10598,7 +10658,7 @@
           <w:b/>
           <w:bCs/>
         </w:rPr>
-        <w:t xml:space="preserve">Definition 12 (Natural logarithm)</w:t>
+        <w:t xml:space="preserve">Definition 13 (Natural logarithm)</w:t>
       </w:r>
       <w:r>
         <w:t xml:space="preserve"> </w:t>
@@ -10849,7 +10909,7 @@
       <w:r>
         <w:t xml:space="preserve"> </w:t>
       </w:r>
-      <w:hyperlink r:id="rId46">
+      <w:hyperlink r:id="rId47">
         <w:r>
           <w:rPr>
             <w:rStyle w:val="Hyperlink"/>
@@ -10885,15 +10945,15 @@
           <w:rPr>
             <w:rStyle w:val="Hyperlink"/>
           </w:rPr>
-          <w:t xml:space="preserve">Definition 10</w:t>
+          <w:t xml:space="preserve">Definition 11</w:t>
         </w:r>
       </w:hyperlink>
       <w:r>
         <w:t xml:space="preserve">).</w:t>
       </w:r>
     </w:p>
-    <w:bookmarkEnd w:id="47"/>
-    <w:bookmarkStart w:id="48" w:name="rem-log-notation"/>
+    <w:bookmarkEnd w:id="48"/>
+    <w:bookmarkStart w:id="49" w:name="rem-log-notation"/>
     <w:p>
       <w:pPr>
         <w:pStyle w:val="BodyText"/>
@@ -10972,7 +11032,7 @@
           <w:rPr>
             <w:rStyle w:val="Hyperlink"/>
           </w:rPr>
-          <w:t xml:space="preserve">Definition 11</w:t>
+          <w:t xml:space="preserve">Definition 12</w:t>
         </w:r>
       </w:hyperlink>
       <w:r>
@@ -11031,8 +11091,8 @@
         <w:t xml:space="preserve">for the logarithm with base 10.</w:t>
       </w:r>
     </w:p>
-    <w:bookmarkEnd w:id="48"/>
-    <w:bookmarkStart w:id="49" w:name="exm-natural-log"/>
+    <w:bookmarkEnd w:id="49"/>
+    <w:bookmarkStart w:id="50" w:name="exm-natural-log"/>
     <w:p>
       <w:pPr>
         <w:pStyle w:val="BodyText"/>
@@ -11252,7 +11312,7 @@
           <w:rPr>
             <w:rStyle w:val="Hyperlink"/>
           </w:rPr>
-          <w:t xml:space="preserve">Definition 11</w:t>
+          <w:t xml:space="preserve">Definition 12</w:t>
         </w:r>
       </w:hyperlink>
       <w:r>
@@ -11405,8 +11465,8 @@
         <w:t xml:space="preserve">.</w:t>
       </w:r>
     </w:p>
-    <w:bookmarkEnd w:id="49"/>
-    <w:bookmarkStart w:id="51" w:name="def-real-power"/>
+    <w:bookmarkEnd w:id="50"/>
+    <w:bookmarkStart w:id="53" w:name="def-real-power"/>
     <w:p>
       <w:pPr>
         <w:pStyle w:val="FirstParagraph"/>
@@ -11416,7 +11476,7 @@
           <w:b/>
           <w:bCs/>
         </w:rPr>
-        <w:t xml:space="preserve">Definition 13 (Power with a real exponent)</w:t>
+        <w:t xml:space="preserve">Definition 14 (Power with a real exponent)</w:t>
       </w:r>
       <w:r>
         <w:t xml:space="preserve"> </w:t>
@@ -11588,7 +11648,7 @@
       <w:r>
         <w:t xml:space="preserve"> </w:t>
       </w:r>
-      <w:hyperlink r:id="rId50">
+      <w:hyperlink r:id="rId51">
         <w:r>
           <w:rPr>
             <w:rStyle w:val="Hyperlink"/>
@@ -11597,11 +11657,28 @@
         </w:r>
       </w:hyperlink>
       <w:r>
+        <w:t xml:space="preserve"> </w:t>
+      </w:r>
+      <w:r>
+        <w:t xml:space="preserve">and</w:t>
+      </w:r>
+      <w:r>
+        <w:t xml:space="preserve"> </w:t>
+      </w:r>
+      <w:hyperlink r:id="rId52">
+        <w:r>
+          <w:rPr>
+            <w:rStyle w:val="Hyperlink"/>
+          </w:rPr>
+          <w:t xml:space="preserve">Definition 5 in Equalities, Inequalities and Minimizers</w:t>
+        </w:r>
+      </w:hyperlink>
+      <w:r>
         <w:t xml:space="preserve">.</w:t>
       </w:r>
     </w:p>
-    <w:bookmarkEnd w:id="51"/>
-    <w:bookmarkStart w:id="53" w:name="exm-real-power"/>
+    <w:bookmarkEnd w:id="53"/>
+    <w:bookmarkStart w:id="55" w:name="exm-real-power"/>
     <w:p>
       <w:pPr>
         <w:pStyle w:val="BodyText"/>
@@ -11906,7 +11983,7 @@
       <w:r>
         <w:t xml:space="preserve"> </w:t>
       </w:r>
-      <w:hyperlink r:id="rId50">
+      <w:hyperlink r:id="rId51">
         <w:r>
           <w:rPr>
             <w:rStyle w:val="Hyperlink"/>
@@ -12093,12 +12170,12 @@
       <w:r>
         <w:t xml:space="preserve">(</w:t>
       </w:r>
-      <w:hyperlink r:id="rId52">
+      <w:hyperlink r:id="rId54">
         <w:r>
           <w:rPr>
             <w:rStyle w:val="Hyperlink"/>
           </w:rPr>
-          <w:t xml:space="preserve">Definition 5 in Equalities, Inequalities and Minimizers</w:t>
+          <w:t xml:space="preserve">Definition 6 in Equalities, Inequalities and Minimizers</w:t>
         </w:r>
       </w:hyperlink>
       <w:r>
@@ -12145,7 +12222,7 @@
           <w:rPr>
             <w:rStyle w:val="Hyperlink"/>
           </w:rPr>
-          <w:t xml:space="preserve">Definition 11</w:t>
+          <w:t xml:space="preserve">Definition 12</w:t>
         </w:r>
       </w:hyperlink>
       <w:r>
@@ -12258,7 +12335,7 @@
                   <m:nor/>
                   <m:sty m:val="p"/>
                 </m:rPr>
-                <m:t>Definition 13</m:t>
+                <m:t>Definition 14</m:t>
               </m:r>
               <m:r>
                 <m:rPr>
@@ -12556,8 +12633,8 @@
         <w:t xml:space="preserve">are two names for the same number.</w:t>
       </w:r>
     </w:p>
-    <w:bookmarkEnd w:id="53"/>
-    <w:bookmarkStart w:id="55" w:name="def-power-nonpositive-base"/>
+    <w:bookmarkEnd w:id="55"/>
+    <w:bookmarkStart w:id="57" w:name="def-power-nonpositive-base"/>
     <w:p>
       <w:pPr>
         <w:pStyle w:val="FirstParagraph"/>
@@ -12567,12 +12644,12 @@
           <w:b/>
           <w:bCs/>
         </w:rPr>
-        <w:t xml:space="preserve">Definition 14 (Real powers of zero and of negative numbers)</w:t>
-      </w:r>
-      <w:r>
-        <w:t xml:space="preserve"> </w:t>
-      </w:r>
-      <w:hyperlink r:id="rId50">
+        <w:t xml:space="preserve">Definition 15 (Real powers of zero and of negative numbers)</w:t>
+      </w:r>
+      <w:r>
+        <w:t xml:space="preserve"> </w:t>
+      </w:r>
+      <w:hyperlink r:id="rId51">
         <w:r>
           <w:rPr>
             <w:rStyle w:val="Hyperlink"/>
@@ -12581,6 +12658,20 @@
         </w:r>
       </w:hyperlink>
       <w:r>
+        <w:t xml:space="preserve">,</w:t>
+      </w:r>
+      <w:r>
+        <w:t xml:space="preserve"> </w:t>
+      </w:r>
+      <w:hyperlink r:id="rId52">
+        <w:r>
+          <w:rPr>
+            <w:rStyle w:val="Hyperlink"/>
+          </w:rPr>
+          <w:t xml:space="preserve">Definition 5 in Equalities, Inequalities and Minimizers</w:t>
+        </w:r>
+      </w:hyperlink>
+      <w:r>
         <w:t xml:space="preserve"> </w:t>
       </w:r>
       <w:r>
@@ -12594,7 +12685,7 @@
           <w:rPr>
             <w:rStyle w:val="Hyperlink"/>
           </w:rPr>
-          <w:t xml:space="preserve">Definition 13</w:t>
+          <w:t xml:space="preserve">Definition 14</w:t>
         </w:r>
       </w:hyperlink>
       <w:r>
@@ -12749,7 +12840,7 @@
       <w:r>
         <w:t xml:space="preserve"> </w:t>
       </w:r>
-      <w:hyperlink r:id="rId50">
+      <w:hyperlink r:id="rId51">
         <w:r>
           <w:rPr>
             <w:rStyle w:val="Hyperlink"/>
@@ -12832,7 +12923,7 @@
       <w:r>
         <w:t xml:space="preserve"> </w:t>
       </w:r>
-      <w:hyperlink r:id="rId54">
+      <w:hyperlink r:id="rId56">
         <w:r>
           <w:rPr>
             <w:rStyle w:val="Hyperlink"/>
@@ -12852,7 +12943,7 @@
       <w:r>
         <w:t xml:space="preserve"> </w:t>
       </w:r>
-      <w:hyperlink r:id="rId50">
+      <w:hyperlink r:id="rId51">
         <w:r>
           <w:rPr>
             <w:rStyle w:val="Hyperlink"/>
@@ -12861,6 +12952,23 @@
         </w:r>
       </w:hyperlink>
       <w:r>
+        <w:t xml:space="preserve"> </w:t>
+      </w:r>
+      <w:r>
+        <w:t xml:space="preserve">and</w:t>
+      </w:r>
+      <w:r>
+        <w:t xml:space="preserve"> </w:t>
+      </w:r>
+      <w:hyperlink r:id="rId52">
+        <w:r>
+          <w:rPr>
+            <w:rStyle w:val="Hyperlink"/>
+          </w:rPr>
+          <w:t xml:space="preserve">Definition 5 in Equalities, Inequalities and Minimizers</w:t>
+        </w:r>
+      </w:hyperlink>
+      <w:r>
         <w:t xml:space="preserve">;</w:t>
       </w:r>
       <w:r>
@@ -12927,8 +13035,8 @@
         <w:t xml:space="preserve">is undefined.</w:t>
       </w:r>
     </w:p>
-    <w:bookmarkEnd w:id="55"/>
-    <w:bookmarkStart w:id="56" w:name="exm-power-nonpositive-base"/>
+    <w:bookmarkEnd w:id="57"/>
+    <w:bookmarkStart w:id="58" w:name="exm-power-nonpositive-base"/>
     <w:p>
       <w:pPr>
         <w:pStyle w:val="FirstParagraph"/>
@@ -13021,12 +13129,12 @@
       <w:r>
         <w:t xml:space="preserve">(</w:t>
       </w:r>
-      <w:hyperlink r:id="rId52">
+      <w:hyperlink r:id="rId54">
         <w:r>
           <w:rPr>
             <w:rStyle w:val="Hyperlink"/>
           </w:rPr>
-          <w:t xml:space="preserve">Definition 5 in Equalities, Inequalities and Minimizers</w:t>
+          <w:t xml:space="preserve">Definition 6 in Equalities, Inequalities and Minimizers</w:t>
         </w:r>
       </w:hyperlink>
       <w:r>
@@ -13311,8 +13419,8 @@
         <w:t xml:space="preserve">.</w:t>
       </w:r>
     </w:p>
-    <w:bookmarkEnd w:id="56"/>
-    <w:bookmarkStart w:id="57" w:name="thm-exp-log-inverse"/>
+    <w:bookmarkEnd w:id="58"/>
+    <w:bookmarkStart w:id="59" w:name="thm-exp-log-inverse"/>
     <w:p>
       <w:pPr>
         <w:pStyle w:val="FirstParagraph"/>
@@ -13578,8 +13686,8 @@
         <w:t xml:space="preserve">.</w:t>
       </w:r>
     </w:p>
-    <w:bookmarkEnd w:id="57"/>
-    <w:bookmarkStart w:id="58" w:name="thm-log-prod"/>
+    <w:bookmarkEnd w:id="59"/>
+    <w:bookmarkStart w:id="60" w:name="thm-log-prod"/>
     <w:p>
       <w:pPr>
         <w:pStyle w:val="FirstParagraph"/>
@@ -13749,8 +13857,8 @@
         </m:oMath>
       </m:oMathPara>
     </w:p>
-    <w:bookmarkEnd w:id="58"/>
-    <w:bookmarkStart w:id="59" w:name="cor-log-quot"/>
+    <w:bookmarkEnd w:id="60"/>
+    <w:bookmarkStart w:id="61" w:name="cor-log-quot"/>
     <w:p>
       <w:pPr>
         <w:pStyle w:val="FirstParagraph"/>
@@ -13923,7 +14031,7 @@
         </m:oMath>
       </m:oMathPara>
     </w:p>
-    <w:bookmarkEnd w:id="59"/>
+    <w:bookmarkEnd w:id="61"/>
     <w:p>
       <w:pPr>
         <w:pStyle w:val="FirstParagraph"/>
@@ -14478,7 +14586,7 @@
         <w:t xml:space="preserve">.</w:t>
       </w:r>
     </w:p>
-    <w:bookmarkStart w:id="60" w:name="thm-log-exp"/>
+    <w:bookmarkStart w:id="62" w:name="thm-log-exp"/>
     <w:p>
       <w:pPr>
         <w:pStyle w:val="BodyText"/>
@@ -14630,8 +14738,8 @@
         </m:oMath>
       </m:oMathPara>
     </w:p>
-    <w:bookmarkEnd w:id="60"/>
-    <w:bookmarkStart w:id="61" w:name="thm-exp-sum"/>
+    <w:bookmarkEnd w:id="62"/>
+    <w:bookmarkStart w:id="63" w:name="thm-exp-sum"/>
     <w:p>
       <w:pPr>
         <w:pStyle w:val="FirstParagraph"/>
@@ -14772,8 +14880,8 @@
         </m:oMath>
       </m:oMathPara>
     </w:p>
-    <w:bookmarkEnd w:id="61"/>
-    <w:bookmarkStart w:id="62" w:name="exm-exp-sum"/>
+    <w:bookmarkEnd w:id="63"/>
+    <w:bookmarkStart w:id="64" w:name="exm-exp-sum"/>
     <w:p>
       <w:pPr>
         <w:pStyle w:val="FirstParagraph"/>
@@ -15014,8 +15122,8 @@
         <w:t xml:space="preserve">.</w:t>
       </w:r>
     </w:p>
-    <w:bookmarkEnd w:id="62"/>
-    <w:bookmarkStart w:id="63" w:name="cor-exp-sum"/>
+    <w:bookmarkEnd w:id="64"/>
+    <w:bookmarkStart w:id="65" w:name="cor-exp-sum"/>
     <w:p>
       <w:pPr>
         <w:pStyle w:val="BodyText"/>
@@ -15157,8 +15265,8 @@
         </m:oMath>
       </m:oMathPara>
     </w:p>
-    <w:bookmarkEnd w:id="63"/>
-    <w:bookmarkStart w:id="64" w:name="exm-exp-difference"/>
+    <w:bookmarkEnd w:id="65"/>
+    <w:bookmarkStart w:id="66" w:name="exm-exp-difference"/>
     <w:p>
       <w:pPr>
         <w:pStyle w:val="FirstParagraph"/>
@@ -15405,8 +15513,8 @@
         <w:t xml:space="preserve">.</w:t>
       </w:r>
     </w:p>
-    <w:bookmarkEnd w:id="64"/>
-    <w:bookmarkStart w:id="65" w:name="thm-power-one"/>
+    <w:bookmarkEnd w:id="66"/>
+    <w:bookmarkStart w:id="67" w:name="thm-power-one"/>
     <w:p>
       <w:pPr>
         <w:pStyle w:val="BodyText"/>
@@ -15559,8 +15667,8 @@
         </m:oMath>
       </m:oMathPara>
     </w:p>
-    <w:bookmarkEnd w:id="65"/>
-    <w:bookmarkStart w:id="66" w:name="thm-power-sum"/>
+    <w:bookmarkEnd w:id="67"/>
+    <w:bookmarkStart w:id="68" w:name="thm-power-sum"/>
     <w:p>
       <w:pPr>
         <w:pStyle w:val="FirstParagraph"/>
@@ -15704,8 +15812,8 @@
         </m:oMath>
       </m:oMathPara>
     </w:p>
-    <w:bookmarkEnd w:id="66"/>
-    <w:bookmarkStart w:id="67" w:name="exm-power-sum"/>
+    <w:bookmarkEnd w:id="68"/>
+    <w:bookmarkStart w:id="69" w:name="exm-power-sum"/>
     <w:p>
       <w:pPr>
         <w:pStyle w:val="FirstParagraph"/>
@@ -15957,8 +16065,8 @@
         </m:oMath>
       </m:oMathPara>
     </w:p>
-    <w:bookmarkEnd w:id="67"/>
-    <w:bookmarkStart w:id="70" w:name="thm-power-product"/>
+    <w:bookmarkEnd w:id="69"/>
+    <w:bookmarkStart w:id="72" w:name="thm-power-product"/>
     <w:p>
       <w:pPr>
         <w:pStyle w:val="FirstParagraph"/>
@@ -16236,7 +16344,7 @@
       <w:r>
         <w:t xml:space="preserve"> </w:t>
       </w:r>
-      <w:hyperlink r:id="rId68">
+      <w:hyperlink r:id="rId70">
         <w:r>
           <w:rPr>
             <w:rStyle w:val="Hyperlink"/>
@@ -16253,7 +16361,7 @@
       <w:r>
         <w:t xml:space="preserve"> </w:t>
       </w:r>
-      <w:hyperlink r:id="rId69">
+      <w:hyperlink r:id="rId71">
         <w:r>
           <w:rPr>
             <w:rStyle w:val="Hyperlink"/>
@@ -16265,8 +16373,8 @@
         <w:t xml:space="preserve">.</w:t>
       </w:r>
     </w:p>
-    <w:bookmarkEnd w:id="70"/>
-    <w:bookmarkStart w:id="71" w:name="exm-power-product"/>
+    <w:bookmarkEnd w:id="72"/>
+    <w:bookmarkStart w:id="73" w:name="exm-power-product"/>
     <w:p>
       <w:pPr>
         <w:pStyle w:val="BodyText"/>
@@ -16530,8 +16638,8 @@
         </m:oMath>
       </m:oMathPara>
     </w:p>
-    <w:bookmarkEnd w:id="71"/>
-    <w:bookmarkStart w:id="72" w:name="thm-double-exp"/>
+    <w:bookmarkEnd w:id="73"/>
+    <w:bookmarkStart w:id="74" w:name="thm-double-exp"/>
     <w:p>
       <w:pPr>
         <w:pStyle w:val="FirstParagraph"/>
@@ -16731,8 +16839,8 @@
         </m:oMath>
       </m:oMathPara>
     </w:p>
-    <w:bookmarkEnd w:id="72"/>
-    <w:bookmarkStart w:id="73" w:name="exm-double-exp-negative-base"/>
+    <w:bookmarkEnd w:id="74"/>
+    <w:bookmarkStart w:id="75" w:name="exm-double-exp-negative-base"/>
     <w:p>
       <w:pPr>
         <w:pStyle w:val="FirstParagraph"/>
@@ -17417,8 +17525,8 @@
         <w:t xml:space="preserve">is not even a real number.</w:t>
       </w:r>
     </w:p>
-    <w:bookmarkEnd w:id="73"/>
-    <w:bookmarkStart w:id="74" w:name="cor-exp-ab"/>
+    <w:bookmarkEnd w:id="75"/>
+    <w:bookmarkStart w:id="76" w:name="cor-exp-ab"/>
     <w:p>
       <w:pPr>
         <w:pStyle w:val="BodyText"/>
@@ -17587,8 +17695,8 @@
         </m:oMath>
       </m:oMathPara>
     </w:p>
-    <w:bookmarkEnd w:id="74"/>
-    <w:bookmarkStart w:id="80" w:name="rem-tarski-identities"/>
+    <w:bookmarkEnd w:id="76"/>
+    <w:bookmarkStart w:id="82" w:name="rem-tarski-identities"/>
     <w:p>
       <w:pPr>
         <w:pStyle w:val="FirstParagraph"/>
@@ -17615,7 +17723,7 @@
       <w:r>
         <w:t xml:space="preserve"> </w:t>
       </w:r>
-      <w:hyperlink r:id="rId75">
+      <w:hyperlink r:id="rId77">
         <w:r>
           <w:rPr>
             <w:rStyle w:val="Hyperlink"/>
@@ -17668,7 +17776,7 @@
       <w:r>
         <w:t xml:space="preserve">(</w:t>
       </w:r>
-      <w:hyperlink r:id="rId76">
+      <w:hyperlink r:id="rId78">
         <w:r>
           <w:rPr>
             <w:rStyle w:val="Hyperlink"/>
@@ -17682,7 +17790,7 @@
       <w:r>
         <w:t xml:space="preserve"> </w:t>
       </w:r>
-      <w:hyperlink r:id="rId77">
+      <w:hyperlink r:id="rId79">
         <w:r>
           <w:rPr>
             <w:rStyle w:val="Hyperlink"/>
@@ -17717,7 +17825,7 @@
       <w:r>
         <w:t xml:space="preserve">(</w:t>
       </w:r>
-      <w:hyperlink r:id="rId78">
+      <w:hyperlink r:id="rId80">
         <w:r>
           <w:rPr>
             <w:rStyle w:val="Hyperlink"/>
@@ -17731,7 +17839,7 @@
       <w:r>
         <w:t xml:space="preserve"> </w:t>
       </w:r>
-      <w:hyperlink r:id="rId68">
+      <w:hyperlink r:id="rId70">
         <w:r>
           <w:rPr>
             <w:rStyle w:val="Hyperlink"/>
@@ -17745,7 +17853,7 @@
       <w:r>
         <w:t xml:space="preserve"> </w:t>
       </w:r>
-      <w:hyperlink r:id="rId69">
+      <w:hyperlink r:id="rId71">
         <w:r>
           <w:rPr>
             <w:rStyle w:val="Hyperlink"/>
@@ -17759,7 +17867,7 @@
       <w:r>
         <w:t xml:space="preserve"> </w:t>
       </w:r>
-      <w:hyperlink r:id="rId79">
+      <w:hyperlink r:id="rId81">
         <w:r>
           <w:rPr>
             <w:rStyle w:val="Hyperlink"/>
@@ -17894,8 +18002,8 @@
         <w:t xml:space="preserve">).</w:t>
       </w:r>
     </w:p>
-    <w:bookmarkEnd w:id="80"/>
-    <w:bookmarkStart w:id="81" w:name="rem-tarski-incomplete"/>
+    <w:bookmarkEnd w:id="82"/>
+    <w:bookmarkStart w:id="83" w:name="rem-tarski-incomplete"/>
     <w:p>
       <w:pPr>
         <w:pStyle w:val="FirstParagraph"/>
@@ -17992,8 +18100,8 @@
         <w:t xml:space="preserve">So this list is a useful core, not a complete rulebook.</w:t>
       </w:r>
     </w:p>
-    <w:bookmarkEnd w:id="81"/>
-    <w:bookmarkStart w:id="82" w:name="def-contour-line"/>
+    <w:bookmarkEnd w:id="83"/>
+    <w:bookmarkStart w:id="84" w:name="def-contour-line"/>
     <w:p>
       <w:pPr>
         <w:pStyle w:val="BodyText"/>
@@ -18003,7 +18111,7 @@
           <w:b/>
           <w:bCs/>
         </w:rPr>
-        <w:t xml:space="preserve">Definition 15 (Contour line)</w:t>
+        <w:t xml:space="preserve">Definition 16 (Contour line)</w:t>
       </w:r>
       <w:r>
         <w:t xml:space="preserve"> </w:t>
@@ -18234,80 +18342,11 @@
         </m:oMath>
       </m:oMathPara>
     </w:p>
+    <w:bookmarkEnd w:id="84"/>
+    <w:bookmarkStart w:id="85" w:name="exm-contour-line"/>
     <w:p>
       <w:pPr>
         <w:pStyle w:val="FirstParagraph"/>
-      </w:pPr>
-      <w:r>
-        <w:t xml:space="preserve">On a plot of the surface</w:t>
-      </w:r>
-      <w:r>
-        <w:t xml:space="preserve"> </w:t>
-      </w:r>
-      <m:oMath>
-        <m:r>
-          <m:t>z</m:t>
-        </m:r>
-        <m:r>
-          <m:rPr>
-            <m:sty m:val="p"/>
-          </m:rPr>
-          <m:t>=</m:t>
-        </m:r>
-        <m:r>
-          <m:t>g</m:t>
-        </m:r>
-        <m:r>
-          <m:rPr>
-            <m:sty m:val="p"/>
-          </m:rPr>
-          <m:t>(</m:t>
-        </m:r>
-        <m:r>
-          <m:t>b</m:t>
-        </m:r>
-        <m:r>
-          <m:rPr>
-            <m:sty m:val="p"/>
-          </m:rPr>
-          <m:t>,</m:t>
-        </m:r>
-        <m:r>
-          <m:t>c</m:t>
-        </m:r>
-        <m:r>
-          <m:rPr>
-            <m:sty m:val="p"/>
-          </m:rPr>
-          <m:t>)</m:t>
-        </m:r>
-      </m:oMath>
-      <w:r>
-        <w:t xml:space="preserve">,</w:t>
-      </w:r>
-      <w:r>
-        <w:t xml:space="preserve"> </w:t>
-      </w:r>
-      <w:r>
-        <w:t xml:space="preserve">it is the curve along which the surface has height</w:t>
-      </w:r>
-      <w:r>
-        <w:t xml:space="preserve"> </w:t>
-      </w:r>
-      <m:oMath>
-        <m:r>
-          <m:t>k</m:t>
-        </m:r>
-      </m:oMath>
-      <w:r>
-        <w:t xml:space="preserve">.</w:t>
-      </w:r>
-    </w:p>
-    <w:bookmarkEnd w:id="82"/>
-    <w:bookmarkStart w:id="83" w:name="exm-contour-line"/>
-    <w:p>
-      <w:pPr>
-        <w:pStyle w:val="BodyText"/>
       </w:pPr>
       <w:r>
         <w:rPr>
@@ -18868,8 +18907,106 @@
         <w:t xml:space="preserve">.</w:t>
       </w:r>
     </w:p>
-    <w:bookmarkEnd w:id="83"/>
-    <w:bookmarkStart w:id="84" w:name="exr-exp-vs-mult"/>
+    <w:bookmarkEnd w:id="85"/>
+    <w:bookmarkStart w:id="86" w:name="rem-contour-line-surface"/>
+    <w:p>
+      <w:pPr>
+        <w:pStyle w:val="BodyText"/>
+      </w:pPr>
+      <w:r>
+        <w:rPr>
+          <w:i/>
+          <w:iCs/>
+        </w:rPr>
+        <w:t xml:space="preserve">Remark 6</w:t>
+      </w:r>
+      <w:r>
+        <w:t xml:space="preserve"> (Contour lines on a plot of a surface). </w:t>
+      </w:r>
+      <w:r>
+        <w:t xml:space="preserve">On a plot of the surface</w:t>
+      </w:r>
+      <w:r>
+        <w:t xml:space="preserve"> </w:t>
+      </w:r>
+      <m:oMath>
+        <m:r>
+          <m:t>z</m:t>
+        </m:r>
+        <m:r>
+          <m:rPr>
+            <m:sty m:val="p"/>
+          </m:rPr>
+          <m:t>=</m:t>
+        </m:r>
+        <m:r>
+          <m:t>g</m:t>
+        </m:r>
+        <m:r>
+          <m:rPr>
+            <m:sty m:val="p"/>
+          </m:rPr>
+          <m:t>(</m:t>
+        </m:r>
+        <m:r>
+          <m:t>b</m:t>
+        </m:r>
+        <m:r>
+          <m:rPr>
+            <m:sty m:val="p"/>
+          </m:rPr>
+          <m:t>,</m:t>
+        </m:r>
+        <m:r>
+          <m:t>c</m:t>
+        </m:r>
+        <m:r>
+          <m:rPr>
+            <m:sty m:val="p"/>
+          </m:rPr>
+          <m:t>)</m:t>
+        </m:r>
+      </m:oMath>
+      <w:r>
+        <w:t xml:space="preserve">,</w:t>
+      </w:r>
+      <w:r>
+        <w:t xml:space="preserve"> </w:t>
+      </w:r>
+      <w:r>
+        <w:t xml:space="preserve">the</w:t>
+      </w:r>
+      <w:r>
+        <w:t xml:space="preserve"> </w:t>
+      </w:r>
+      <w:hyperlink w:anchor="def-contour-line">
+        <w:r>
+          <w:rPr>
+            <w:rStyle w:val="Hyperlink"/>
+          </w:rPr>
+          <w:t xml:space="preserve">contour line</w:t>
+        </w:r>
+      </w:hyperlink>
+      <w:r>
+        <w:t xml:space="preserve"> </w:t>
+      </w:r>
+      <w:r>
+        <w:t xml:space="preserve">is the curve along which the surface has height</w:t>
+      </w:r>
+      <w:r>
+        <w:t xml:space="preserve"> </w:t>
+      </w:r>
+      <m:oMath>
+        <m:r>
+          <m:t>k</m:t>
+        </m:r>
+      </m:oMath>
+      <w:r>
+        <w:t xml:space="preserve">.</w:t>
+      </w:r>
+    </w:p>
+    <w:bookmarkEnd w:id="86"/>
+    <w:bookmarkStart w:id="87" w:name="exr-exp-vs-mult"/>
     <w:p>
       <w:pPr>
         <w:pStyle w:val="BodyText"/>
@@ -18953,8 +19090,8 @@
         <w:t xml:space="preserve">?</w:t>
       </w:r>
     </w:p>
-    <w:bookmarkEnd w:id="84"/>
-    <w:bookmarkStart w:id="85" w:name="sol-exp-vs-mult"/>
+    <w:bookmarkEnd w:id="87"/>
+    <w:bookmarkStart w:id="88" w:name="sol-exp-vs-mult"/>
     <w:p>
       <w:pPr>
         <w:pStyle w:val="BodyText"/>
@@ -19078,7 +19215,7 @@
           <w:rPr>
             <w:rStyle w:val="Hyperlink"/>
           </w:rPr>
-          <w:t xml:space="preserve">Definition 14</w:t>
+          <w:t xml:space="preserve">Definition 15</w:t>
         </w:r>
       </w:hyperlink>
       <w:r>
@@ -20797,7 +20934,7 @@
         <w:t xml:space="preserve">cases.</w:t>
       </w:r>
     </w:p>
-    <w:bookmarkEnd w:id="85"/>
+    <w:bookmarkEnd w:id="88"/>
     <w:tbl>
       <w:tblPr>
         <w:tblStyle w:val="Table"/>
@@ -20811,7 +20948,7 @@
       <w:tr>
         <w:tc>
           <w:tcPr/>
-          <w:bookmarkStart w:id="86" w:name="fig-double-exponential"/>
+          <w:bookmarkStart w:id="89" w:name="fig-double-exponential"/>
           <w:p>
             <w:pPr>
               <w:pStyle w:val="Compact"/>
@@ -20878,7 +21015,7 @@
               </m:sSup>
             </m:oMath>
           </w:p>
-          <w:bookmarkEnd w:id="86"/>
+          <w:bookmarkEnd w:id="89"/>
         </w:tc>
       </w:tr>
     </w:tbl>
@@ -20896,7 +21033,7 @@
       <w:tr>
         <w:tc>
           <w:tcPr/>
-          <w:bookmarkStart w:id="87" w:name="fig-double-exponential2"/>
+          <w:bookmarkStart w:id="90" w:name="fig-double-exponential2"/>
           <w:p>
             <w:pPr>
               <w:pStyle w:val="Compact"/>
@@ -21081,11 +21218,11 @@
               <w:t xml:space="preserve">.</w:t>
             </w:r>
           </w:p>
-          <w:bookmarkEnd w:id="87"/>
+          <w:bookmarkEnd w:id="90"/>
         </w:tc>
       </w:tr>
     </w:tbl>
-    <w:bookmarkStart w:id="88" w:name="exr-double-exponential"/>
+    <w:bookmarkStart w:id="91" w:name="exr-double-exponential"/>
     <w:p>
       <w:pPr>
         <w:pStyle w:val="BodyText"/>
@@ -21244,8 +21381,8 @@
         <w:t xml:space="preserve">?</w:t>
       </w:r>
     </w:p>
-    <w:bookmarkEnd w:id="88"/>
-    <w:bookmarkStart w:id="90" w:name="sol-double-exponential"/>
+    <w:bookmarkEnd w:id="91"/>
+    <w:bookmarkStart w:id="93" w:name="sol-double-exponential"/>
     <w:p>
       <w:pPr>
         <w:pStyle w:val="BodyText"/>
@@ -21670,7 +21807,7 @@
       <w:pPr>
         <w:pStyle w:val="BodyText"/>
       </w:pPr>
-      <w:bookmarkStart w:id="89" w:name="eq-double-exp-log-scale"/>
+      <w:bookmarkStart w:id="92" w:name="eq-double-exp-log-scale"/>
       <m:oMathPara>
         <m:oMathParaPr>
           <m:jc m:val="center"/>
@@ -21977,7 +22114,7 @@
           </m:r>
         </m:oMath>
       </m:oMathPara>
-      <w:bookmarkEnd w:id="89"/>
+      <w:bookmarkEnd w:id="92"/>
     </w:p>
     <w:p>
       <w:pPr>
@@ -22246,7 +22383,7 @@
           <w:rPr>
             <w:rStyle w:val="Hyperlink"/>
           </w:rPr>
-          <w:t xml:space="preserve">Definition 14</w:t>
+          <w:t xml:space="preserve">Definition 15</w:t>
         </w:r>
       </w:hyperlink>
       <w:r>
@@ -23370,8 +23507,8 @@
         </m:oMath>
       </m:oMathPara>
     </w:p>
-    <w:bookmarkEnd w:id="90"/>
-    <w:bookmarkEnd w:id="91"/>
+    <w:bookmarkEnd w:id="93"/>
+    <w:bookmarkEnd w:id="94"/>
     <w:sectPr>
       <w:footnotePr>
         <w:numRestart w:val="eachSect"/>

--- a/algebra-exponentials.docx
+++ b/algebra-exponentials.docx
@@ -15,7 +15,7 @@
         <w:pStyle w:val="Date"/>
       </w:pPr>
       <w:r>
-        <w:t xml:space="preserve">Last modified: 2026-10-13 17:46:07 (PDT)</w:t>
+        <w:t xml:space="preserve">Last modified: 2026-10-13 18:36:45 (PDT)</w:t>
       </w:r>
     </w:p>
     <w:bookmarkStart w:id="27" w:name="sec-polynomials"/>

--- a/algebra-exponentials.docx
+++ b/algebra-exponentials.docx
@@ -15,7 +15,7 @@
         <w:pStyle w:val="Date"/>
       </w:pPr>
       <w:r>
-        <w:t xml:space="preserve">Last modified: 2026-10-13 18:36:45 (PDT)</w:t>
+        <w:t xml:space="preserve">Last modified: 2026-10-13 19:28:53 (PDT)</w:t>
       </w:r>
     </w:p>
     <w:bookmarkStart w:id="27" w:name="sec-polynomials"/>

--- a/algebra-exponentials.docx
+++ b/algebra-exponentials.docx
@@ -15,7 +15,7 @@
         <w:pStyle w:val="Date"/>
       </w:pPr>
       <w:r>
-        <w:t xml:space="preserve">Last modified: 2026-10-13 19:28:53 (PDT)</w:t>
+        <w:t xml:space="preserve">Last modified: 2026-10-13 20:27:09 (PDT)</w:t>
       </w:r>
     </w:p>
     <w:bookmarkStart w:id="27" w:name="sec-polynomials"/>

--- a/algebra-exponentials.docx
+++ b/algebra-exponentials.docx
@@ -15,7 +15,7 @@
         <w:pStyle w:val="Date"/>
       </w:pPr>
       <w:r>
-        <w:t xml:space="preserve">Last modified: 2026-10-13 20:27:09 (PDT)</w:t>
+        <w:t xml:space="preserve">Last modified: 2026-10-13 23:18:59 (PDT)</w:t>
       </w:r>
     </w:p>
     <w:bookmarkStart w:id="27" w:name="sec-polynomials"/>

--- a/algebra-exponentials.docx
+++ b/algebra-exponentials.docx
@@ -15,7 +15,7 @@
         <w:pStyle w:val="Date"/>
       </w:pPr>
       <w:r>
-        <w:t xml:space="preserve">Last modified: 2026-10-13 23:18:59 (PDT)</w:t>
+        <w:t xml:space="preserve">Last modified: 2026-10-14 01:48:43 (PDT)</w:t>
       </w:r>
     </w:p>
     <w:bookmarkStart w:id="27" w:name="sec-polynomials"/>

--- a/algebra-exponentials.docx
+++ b/algebra-exponentials.docx
@@ -15,7 +15,7 @@
         <w:pStyle w:val="Date"/>
       </w:pPr>
       <w:r>
-        <w:t xml:space="preserve">Last modified: 2026-10-14 01:48:43 (PDT)</w:t>
+        <w:t xml:space="preserve">Last modified: 2026-10-14 08:08:00 (PDT)</w:t>
       </w:r>
     </w:p>
     <w:bookmarkStart w:id="27" w:name="sec-polynomials"/>

--- a/algebra-exponentials.docx
+++ b/algebra-exponentials.docx
@@ -15,7 +15,7 @@
         <w:pStyle w:val="Date"/>
       </w:pPr>
       <w:r>
-        <w:t xml:space="preserve">Last modified: 2026-10-14 08:08:00 (PDT)</w:t>
+        <w:t xml:space="preserve">Last modified: 2026-10-14 13:15:43 (PDT)</w:t>
       </w:r>
     </w:p>
     <w:bookmarkStart w:id="27" w:name="sec-polynomials"/>

--- a/algebra-exponentials.docx
+++ b/algebra-exponentials.docx
@@ -15,7 +15,7 @@
         <w:pStyle w:val="Date"/>
       </w:pPr>
       <w:r>
-        <w:t xml:space="preserve">Last modified: 2026-10-14 13:15:43 (PDT)</w:t>
+        <w:t xml:space="preserve">Last modified: 2026-10-14 23:45:57 (PDT)</w:t>
       </w:r>
     </w:p>
     <w:bookmarkStart w:id="27" w:name="sec-polynomials"/>

--- a/algebra-exponentials.docx
+++ b/algebra-exponentials.docx
@@ -15,7 +15,7 @@
         <w:pStyle w:val="Date"/>
       </w:pPr>
       <w:r>
-        <w:t xml:space="preserve">Last modified: 2026-10-14 23:45:57 (PDT)</w:t>
+        <w:t xml:space="preserve">Last modified: 2026-10-15 00:49:40 (PDT)</w:t>
       </w:r>
     </w:p>
     <w:bookmarkStart w:id="27" w:name="sec-polynomials"/>

--- a/algebra-exponentials.docx
+++ b/algebra-exponentials.docx
@@ -15,7 +15,7 @@
         <w:pStyle w:val="Date"/>
       </w:pPr>
       <w:r>
-        <w:t xml:space="preserve">Last modified: 2026-10-15 00:49:40 (PDT)</w:t>
+        <w:t xml:space="preserve">Last modified: 2026-10-15 02:44:48 (PDT)</w:t>
       </w:r>
     </w:p>
     <w:bookmarkStart w:id="27" w:name="sec-polynomials"/>

--- a/algebra-exponentials.docx
+++ b/algebra-exponentials.docx
@@ -15,7 +15,7 @@
         <w:pStyle w:val="Date"/>
       </w:pPr>
       <w:r>
-        <w:t xml:space="preserve">Last modified: 2026-10-15 02:44:48 (PDT)</w:t>
+        <w:t xml:space="preserve">Last modified: 2026-10-15 03:52:50 (PDT)</w:t>
       </w:r>
     </w:p>
     <w:bookmarkStart w:id="27" w:name="sec-polynomials"/>

--- a/algebra-exponentials.docx
+++ b/algebra-exponentials.docx
@@ -15,7 +15,7 @@
         <w:pStyle w:val="Date"/>
       </w:pPr>
       <w:r>
-        <w:t xml:space="preserve">Last modified: 2026-10-15 03:52:50 (PDT)</w:t>
+        <w:t xml:space="preserve">Last modified: 2026-10-15 04:45:51 (PDT)</w:t>
       </w:r>
     </w:p>
     <w:bookmarkStart w:id="27" w:name="sec-polynomials"/>

--- a/algebra-exponentials.docx
+++ b/algebra-exponentials.docx
@@ -15,7 +15,7 @@
         <w:pStyle w:val="Date"/>
       </w:pPr>
       <w:r>
-        <w:t xml:space="preserve">Last modified: 2026-10-15 04:45:51 (PDT)</w:t>
+        <w:t xml:space="preserve">Last modified: 2026-10-15 06:48:48 (PDT)</w:t>
       </w:r>
     </w:p>
     <w:bookmarkStart w:id="27" w:name="sec-polynomials"/>

--- a/algebra-exponentials.docx
+++ b/algebra-exponentials.docx
@@ -15,7 +15,7 @@
         <w:pStyle w:val="Date"/>
       </w:pPr>
       <w:r>
-        <w:t xml:space="preserve">Last modified: 2026-10-15 06:48:48 (PDT)</w:t>
+        <w:t xml:space="preserve">Last modified: 2026-10-15 07:39:11 (PDT)</w:t>
       </w:r>
     </w:p>
     <w:bookmarkStart w:id="27" w:name="sec-polynomials"/>

--- a/algebra-exponentials.docx
+++ b/algebra-exponentials.docx
@@ -15,7 +15,7 @@
         <w:pStyle w:val="Date"/>
       </w:pPr>
       <w:r>
-        <w:t xml:space="preserve">Last modified: 2026-10-15 07:39:11 (PDT)</w:t>
+        <w:t xml:space="preserve">Last modified: 2026-10-15 08:28:32 (PDT)</w:t>
       </w:r>
     </w:p>
     <w:bookmarkStart w:id="27" w:name="sec-polynomials"/>

--- a/algebra-exponentials.docx
+++ b/algebra-exponentials.docx
@@ -15,10 +15,10 @@
         <w:pStyle w:val="Date"/>
       </w:pPr>
       <w:r>
-        <w:t xml:space="preserve">Last modified: 2026-10-15 08:28:32 (PDT)</w:t>
+        <w:t xml:space="preserve">Last modified: 2026-10-15 09:23:43 (PDT)</w:t>
       </w:r>
     </w:p>
-    <w:bookmarkStart w:id="27" w:name="sec-polynomials"/>
+    <w:bookmarkStart w:id="30" w:name="sec-polynomials"/>
     <w:p>
       <w:pPr>
         <w:pStyle w:val="Heading2"/>
@@ -1635,160 +1635,7 @@
         <w:t xml:space="preserve"> </w:t>
       </w:r>
       <w:r>
-        <w:t xml:space="preserve">The constants</w:t>
-      </w:r>
-      <w:r>
-        <w:t xml:space="preserve"> </w:t>
-      </w:r>
-      <m:oMath>
-        <m:sSub>
-          <m:e>
-            <m:r>
-              <m:t>a</m:t>
-            </m:r>
-          </m:e>
-          <m:sub>
-            <m:r>
-              <m:t>0</m:t>
-            </m:r>
-          </m:sub>
-        </m:sSub>
-        <m:r>
-          <m:rPr>
-            <m:sty m:val="p"/>
-          </m:rPr>
-          <m:t>,</m:t>
-        </m:r>
-        <m:sSub>
-          <m:e>
-            <m:r>
-              <m:t>a</m:t>
-            </m:r>
-          </m:e>
-          <m:sub>
-            <m:r>
-              <m:t>1</m:t>
-            </m:r>
-          </m:sub>
-        </m:sSub>
-        <m:r>
-          <m:rPr>
-            <m:sty m:val="p"/>
-          </m:rPr>
-          <m:t>,</m:t>
-        </m:r>
-        <m:r>
-          <m:rPr>
-            <m:sty m:val="p"/>
-          </m:rPr>
-          <m:t>…</m:t>
-        </m:r>
-        <m:r>
-          <m:rPr>
-            <m:sty m:val="p"/>
-          </m:rPr>
-          <m:t>,</m:t>
-        </m:r>
-        <m:sSub>
-          <m:e>
-            <m:r>
-              <m:t>a</m:t>
-            </m:r>
-          </m:e>
-          <m:sub>
-            <m:r>
-              <m:t>n</m:t>
-            </m:r>
-          </m:sub>
-        </m:sSub>
-      </m:oMath>
-      <w:r>
-        <w:t xml:space="preserve"> </w:t>
-      </w:r>
-      <w:r>
-        <w:t xml:space="preserve">are the</w:t>
-      </w:r>
-      <w:r>
-        <w:t xml:space="preserve"> </w:t>
-      </w:r>
-      <w:r>
-        <w:rPr>
-          <w:b/>
-          <w:bCs/>
-        </w:rPr>
-        <w:t xml:space="preserve">coefficients</w:t>
-      </w:r>
-      <w:r>
-        <w:t xml:space="preserve"> </w:t>
-      </w:r>
-      <w:r>
-        <w:t xml:space="preserve">of</w:t>
-      </w:r>
-      <w:r>
-        <w:t xml:space="preserve"> </w:t>
-      </w:r>
-      <m:oMath>
-        <m:r>
-          <m:t>f</m:t>
-        </m:r>
-      </m:oMath>
-      <w:r>
-        <w:t xml:space="preserve">,</w:t>
-      </w:r>
-      <w:r>
-        <w:t xml:space="preserve"> </w:t>
-      </w:r>
-      <w:r>
-        <w:t xml:space="preserve">with</w:t>
-      </w:r>
-      <w:r>
-        <w:t xml:space="preserve"> </w:t>
-      </w:r>
-      <m:oMath>
-        <m:sSub>
-          <m:e>
-            <m:r>
-              <m:t>a</m:t>
-            </m:r>
-          </m:e>
-          <m:sub>
-            <m:r>
-              <m:t>k</m:t>
-            </m:r>
-          </m:sub>
-        </m:sSub>
-      </m:oMath>
-      <w:r>
-        <w:t xml:space="preserve"> </w:t>
-      </w:r>
-      <w:r>
-        <w:t xml:space="preserve">the coefficient of</w:t>
-      </w:r>
-      <w:r>
-        <w:t xml:space="preserve"> </w:t>
-      </w:r>
-      <m:oMath>
-        <m:sSup>
-          <m:e>
-            <m:r>
-              <m:t>x</m:t>
-            </m:r>
-          </m:e>
-          <m:sup>
-            <m:r>
-              <m:t>k</m:t>
-            </m:r>
-          </m:sup>
-        </m:sSup>
-      </m:oMath>
-      <w:r>
-        <w:t xml:space="preserve">,</w:t>
-      </w:r>
-      <w:r>
-        <w:t xml:space="preserve"> </w:t>
-      </w:r>
-      <w:r>
-        <w:t xml:space="preserve">and the</w:t>
+        <w:t xml:space="preserve">The</w:t>
       </w:r>
       <w:r>
         <w:t xml:space="preserve"> </w:t>
@@ -2135,7 +1982,7 @@
       </w:r>
     </w:p>
     <w:bookmarkEnd w:id="16"/>
-    <w:bookmarkStart w:id="17" w:name="def-polynomial-degree"/>
+    <w:bookmarkStart w:id="17" w:name="def-polynomial-coefficient"/>
     <w:p>
       <w:pPr>
         <w:pStyle w:val="BodyText"/>
@@ -2145,7 +1992,199 @@
           <w:b/>
           <w:bCs/>
         </w:rPr>
-        <w:t xml:space="preserve">Definition 3 (Degree of a polynomial)</w:t>
+        <w:t xml:space="preserve">Definition 3 (Coefficients of a polynomial)</w:t>
+      </w:r>
+      <w:r>
+        <w:t xml:space="preserve"> </w:t>
+      </w:r>
+      <w:r>
+        <w:t xml:space="preserve">The constants</w:t>
+      </w:r>
+      <w:r>
+        <w:t xml:space="preserve"> </w:t>
+      </w:r>
+      <m:oMath>
+        <m:sSub>
+          <m:e>
+            <m:r>
+              <m:t>a</m:t>
+            </m:r>
+          </m:e>
+          <m:sub>
+            <m:r>
+              <m:t>0</m:t>
+            </m:r>
+          </m:sub>
+        </m:sSub>
+        <m:r>
+          <m:rPr>
+            <m:sty m:val="p"/>
+          </m:rPr>
+          <m:t>,</m:t>
+        </m:r>
+        <m:sSub>
+          <m:e>
+            <m:r>
+              <m:t>a</m:t>
+            </m:r>
+          </m:e>
+          <m:sub>
+            <m:r>
+              <m:t>1</m:t>
+            </m:r>
+          </m:sub>
+        </m:sSub>
+        <m:r>
+          <m:rPr>
+            <m:sty m:val="p"/>
+          </m:rPr>
+          <m:t>,</m:t>
+        </m:r>
+        <m:r>
+          <m:rPr>
+            <m:sty m:val="p"/>
+          </m:rPr>
+          <m:t>…</m:t>
+        </m:r>
+        <m:r>
+          <m:rPr>
+            <m:sty m:val="p"/>
+          </m:rPr>
+          <m:t>,</m:t>
+        </m:r>
+        <m:sSub>
+          <m:e>
+            <m:r>
+              <m:t>a</m:t>
+            </m:r>
+          </m:e>
+          <m:sub>
+            <m:r>
+              <m:t>n</m:t>
+            </m:r>
+          </m:sub>
+        </m:sSub>
+      </m:oMath>
+      <w:r>
+        <w:t xml:space="preserve"> </w:t>
+      </w:r>
+      <w:r>
+        <w:t xml:space="preserve">of a polynomial</w:t>
+      </w:r>
+      <w:r>
+        <w:t xml:space="preserve"> </w:t>
+      </w:r>
+      <m:oMath>
+        <m:r>
+          <m:t>f</m:t>
+        </m:r>
+      </m:oMath>
+      <w:r>
+        <w:t xml:space="preserve"> </w:t>
+      </w:r>
+      <w:r>
+        <w:t xml:space="preserve">(</w:t>
+      </w:r>
+      <w:hyperlink w:anchor="def-polynomial">
+        <w:r>
+          <w:rPr>
+            <w:rStyle w:val="Hyperlink"/>
+          </w:rPr>
+          <w:t xml:space="preserve">Definition 2</w:t>
+        </w:r>
+      </w:hyperlink>
+      <w:r>
+        <w:t xml:space="preserve">) are the</w:t>
+      </w:r>
+      <w:r>
+        <w:t xml:space="preserve"> </w:t>
+      </w:r>
+      <w:r>
+        <w:rPr>
+          <w:b/>
+          <w:bCs/>
+        </w:rPr>
+        <w:t xml:space="preserve">coefficients</w:t>
+      </w:r>
+      <w:r>
+        <w:t xml:space="preserve"> </w:t>
+      </w:r>
+      <w:r>
+        <w:t xml:space="preserve">of</w:t>
+      </w:r>
+      <w:r>
+        <w:t xml:space="preserve"> </w:t>
+      </w:r>
+      <m:oMath>
+        <m:r>
+          <m:t>f</m:t>
+        </m:r>
+      </m:oMath>
+      <w:r>
+        <w:t xml:space="preserve">,</w:t>
+      </w:r>
+      <w:r>
+        <w:t xml:space="preserve"> </w:t>
+      </w:r>
+      <w:r>
+        <w:t xml:space="preserve">with</w:t>
+      </w:r>
+      <w:r>
+        <w:t xml:space="preserve"> </w:t>
+      </w:r>
+      <m:oMath>
+        <m:sSub>
+          <m:e>
+            <m:r>
+              <m:t>a</m:t>
+            </m:r>
+          </m:e>
+          <m:sub>
+            <m:r>
+              <m:t>k</m:t>
+            </m:r>
+          </m:sub>
+        </m:sSub>
+      </m:oMath>
+      <w:r>
+        <w:t xml:space="preserve"> </w:t>
+      </w:r>
+      <w:r>
+        <w:t xml:space="preserve">the coefficient of</w:t>
+      </w:r>
+      <w:r>
+        <w:t xml:space="preserve"> </w:t>
+      </w:r>
+      <m:oMath>
+        <m:sSup>
+          <m:e>
+            <m:r>
+              <m:t>x</m:t>
+            </m:r>
+          </m:e>
+          <m:sup>
+            <m:r>
+              <m:t>k</m:t>
+            </m:r>
+          </m:sup>
+        </m:sSup>
+      </m:oMath>
+      <w:r>
+        <w:t xml:space="preserve">.</w:t>
+      </w:r>
+    </w:p>
+    <w:bookmarkEnd w:id="17"/>
+    <w:bookmarkStart w:id="18" w:name="def-polynomial-degree"/>
+    <w:p>
+      <w:pPr>
+        <w:pStyle w:val="BodyText"/>
+      </w:pPr>
+      <w:r>
+        <w:rPr>
+          <w:b/>
+          <w:bCs/>
+        </w:rPr>
+        <w:t xml:space="preserve">Definition 4 (Degree of a polynomial)</w:t>
       </w:r>
       <w:r>
         <w:t xml:space="preserve"> </w:t>
@@ -2357,8 +2396,8 @@
         <w:t xml:space="preserve">.</w:t>
       </w:r>
     </w:p>
-    <w:bookmarkEnd w:id="17"/>
-    <w:bookmarkStart w:id="18" w:name="exm-polynomial-degree"/>
+    <w:bookmarkEnd w:id="18"/>
+    <w:bookmarkStart w:id="19" w:name="exm-polynomial-degree"/>
     <w:p>
       <w:pPr>
         <w:pStyle w:val="BodyText"/>
@@ -2619,8 +2658,8 @@
         <w:t xml:space="preserve">.</w:t>
       </w:r>
     </w:p>
-    <w:bookmarkEnd w:id="18"/>
-    <w:bookmarkStart w:id="19" w:name="def-polynomial-leading-coefficient"/>
+    <w:bookmarkEnd w:id="19"/>
+    <w:bookmarkStart w:id="20" w:name="def-polynomial-leading-coefficient"/>
     <w:p>
       <w:pPr>
         <w:pStyle w:val="FirstParagraph"/>
@@ -2630,7 +2669,7 @@
           <w:b/>
           <w:bCs/>
         </w:rPr>
-        <w:t xml:space="preserve">Definition 4 (Leading coefficient)</w:t>
+        <w:t xml:space="preserve">Definition 5 (Leading coefficient)</w:t>
       </w:r>
       <w:r>
         <w:t xml:space="preserve"> </w:t>
@@ -2844,8 +2883,8 @@
         <w:t xml:space="preserve">.</w:t>
       </w:r>
     </w:p>
-    <w:bookmarkEnd w:id="19"/>
-    <w:bookmarkStart w:id="20" w:name="exm-leading-coefficient"/>
+    <w:bookmarkEnd w:id="20"/>
+    <w:bookmarkStart w:id="21" w:name="exm-leading-coefficient"/>
     <w:p>
       <w:pPr>
         <w:pStyle w:val="BodyText"/>
@@ -3110,8 +3149,8 @@
         <w:t xml:space="preserve">.</w:t>
       </w:r>
     </w:p>
-    <w:bookmarkEnd w:id="20"/>
-    <w:bookmarkStart w:id="21" w:name="def-quadratic-cubic"/>
+    <w:bookmarkEnd w:id="21"/>
+    <w:bookmarkStart w:id="23" w:name="def-quadratic-polynomial"/>
     <w:p>
       <w:pPr>
         <w:pStyle w:val="FirstParagraph"/>
@@ -3121,11 +3160,13 @@
           <w:b/>
           <w:bCs/>
         </w:rPr>
-        <w:t xml:space="preserve">Definition 5 (Quadratic and cubic polynomials)</w:t>
-      </w:r>
-      <w:r>
-        <w:t xml:space="preserve"> </w:t>
-      </w:r>
+        <w:t xml:space="preserve">Definition 6 (Quadratic polynomial)</w:t>
+      </w:r>
+      <w:r>
+        <w:t xml:space="preserve"> </w:t>
+      </w:r>
+      <w:bookmarkStart w:id="22" w:name="def-quadratic-cubic"/>
+      <w:bookmarkEnd w:id="22"/>
       <w:r>
         <w:t xml:space="preserve">A</w:t>
       </w:r>
@@ -3317,12 +3358,54 @@
       <w:r>
         <w:t xml:space="preserve">polynomial.</w:t>
       </w:r>
-      <w:r>
-        <w:t xml:space="preserve"> </w:t>
-      </w:r>
-      <w:r>
-        <w:t xml:space="preserve">A polynomial of degree</w:t>
-      </w:r>
+    </w:p>
+    <w:bookmarkEnd w:id="23"/>
+    <w:bookmarkStart w:id="24" w:name="def-cubic-polynomial"/>
+    <w:p>
+      <w:pPr>
+        <w:pStyle w:val="BodyText"/>
+      </w:pPr>
+      <w:r>
+        <w:rPr>
+          <w:b/>
+          <w:bCs/>
+        </w:rPr>
+        <w:t xml:space="preserve">Definition 7 (Cubic polynomial)</w:t>
+      </w:r>
+      <w:r>
+        <w:t xml:space="preserve"> </w:t>
+      </w:r>
+      <w:r>
+        <w:t xml:space="preserve">A</w:t>
+      </w:r>
+      <w:r>
+        <w:t xml:space="preserve"> </w:t>
+      </w:r>
+      <w:hyperlink w:anchor="def-polynomial">
+        <w:r>
+          <w:rPr>
+            <w:rStyle w:val="Hyperlink"/>
+          </w:rPr>
+          <w:t xml:space="preserve">polynomial</w:t>
+        </w:r>
+      </w:hyperlink>
+      <w:r>
+        <w:t xml:space="preserve"> </w:t>
+      </w:r>
+      <w:r>
+        <w:t xml:space="preserve">of</w:t>
+      </w:r>
+      <w:r>
+        <w:t xml:space="preserve"> </w:t>
+      </w:r>
+      <w:hyperlink w:anchor="def-polynomial-degree">
+        <w:r>
+          <w:rPr>
+            <w:rStyle w:val="Hyperlink"/>
+          </w:rPr>
+          <w:t xml:space="preserve">degree</w:t>
+        </w:r>
+      </w:hyperlink>
       <w:r>
         <w:t xml:space="preserve"> </w:t>
       </w:r>
@@ -3354,8 +3437,8 @@
         <w:t xml:space="preserve">polynomial.</w:t>
       </w:r>
     </w:p>
-    <w:bookmarkEnd w:id="21"/>
-    <w:bookmarkStart w:id="23" w:name="exm-quadratic-cubic"/>
+    <w:bookmarkEnd w:id="24"/>
+    <w:bookmarkStart w:id="26" w:name="exm-quadratic-cubic"/>
     <w:p>
       <w:pPr>
         <w:pStyle w:val="BodyText"/>
@@ -3513,7 +3596,7 @@
       <w:r>
         <w:t xml:space="preserve"> </w:t>
       </w:r>
-      <w:hyperlink r:id="rId22">
+      <w:hyperlink r:id="rId25">
         <w:r>
           <w:rPr>
             <w:rStyle w:val="Hyperlink"/>
@@ -3701,8 +3784,8 @@
         <w:t xml:space="preserve">.</w:t>
       </w:r>
     </w:p>
-    <w:bookmarkEnd w:id="23"/>
-    <w:bookmarkStart w:id="25" w:name="def-parabola"/>
+    <w:bookmarkEnd w:id="26"/>
+    <w:bookmarkStart w:id="28" w:name="def-parabola"/>
     <w:p>
       <w:pPr>
         <w:pStyle w:val="FirstParagraph"/>
@@ -3712,7 +3795,7 @@
           <w:b/>
           <w:bCs/>
         </w:rPr>
-        <w:t xml:space="preserve">Definition 6 (Parabola)</w:t>
+        <w:t xml:space="preserve">Definition 8 (Parabola)</w:t>
       </w:r>
       <w:r>
         <w:t xml:space="preserve"> </w:t>
@@ -3739,7 +3822,7 @@
       <w:r>
         <w:t xml:space="preserve"> </w:t>
       </w:r>
-      <w:hyperlink r:id="rId24">
+      <w:hyperlink r:id="rId27">
         <w:r>
           <w:rPr>
             <w:rStyle w:val="Hyperlink"/>
@@ -3753,20 +3836,20 @@
       <w:r>
         <w:t xml:space="preserve">of a quadratic polynomial (</w:t>
       </w:r>
-      <w:hyperlink w:anchor="def-quadratic-cubic">
+      <w:hyperlink w:anchor="def-quadratic-polynomial">
         <w:r>
           <w:rPr>
             <w:rStyle w:val="Hyperlink"/>
           </w:rPr>
-          <w:t xml:space="preserve">Definition 5</w:t>
+          <w:t xml:space="preserve">Definition 6</w:t>
         </w:r>
       </w:hyperlink>
       <w:r>
         <w:t xml:space="preserve">).</w:t>
       </w:r>
     </w:p>
-    <w:bookmarkEnd w:id="25"/>
-    <w:bookmarkStart w:id="26" w:name="exm-parabola"/>
+    <w:bookmarkEnd w:id="28"/>
+    <w:bookmarkStart w:id="29" w:name="exm-parabola"/>
     <w:p>
       <w:pPr>
         <w:pStyle w:val="BodyText"/>
@@ -4061,9 +4144,9 @@
         <w:t xml:space="preserve">.</w:t>
       </w:r>
     </w:p>
-    <w:bookmarkEnd w:id="26"/>
-    <w:bookmarkEnd w:id="27"/>
-    <w:bookmarkStart w:id="35" w:name="sec-affine-linear-functions"/>
+    <w:bookmarkEnd w:id="29"/>
+    <w:bookmarkEnd w:id="30"/>
+    <w:bookmarkStart w:id="40" w:name="sec-affine-linear-functions"/>
     <w:p>
       <w:pPr>
         <w:pStyle w:val="Heading2"/>
@@ -4072,7 +4155,7 @@
         <w:t xml:space="preserve">2 Affine and linear functions of one variable</w:t>
       </w:r>
     </w:p>
-    <w:bookmarkStart w:id="28" w:name="def-affine-function"/>
+    <w:bookmarkStart w:id="31" w:name="def-affine-function"/>
     <w:p>
       <w:pPr>
         <w:pStyle w:val="FirstParagraph"/>
@@ -4082,7 +4165,7 @@
           <w:b/>
           <w:bCs/>
         </w:rPr>
-        <w:t xml:space="preserve">Definition 7 (Affine function of one variable)</w:t>
+        <w:t xml:space="preserve">Definition 9 (Affine function of one variable)</w:t>
       </w:r>
       <w:r>
         <w:t xml:space="preserve"> </w:t>
@@ -4263,12 +4346,99 @@
         </m:oMath>
       </m:oMathPara>
     </w:p>
+    <w:bookmarkEnd w:id="31"/>
+    <w:bookmarkStart w:id="32" w:name="def-slope"/>
     <w:p>
       <w:pPr>
         <w:pStyle w:val="FirstParagraph"/>
       </w:pPr>
       <w:r>
-        <w:t xml:space="preserve">In this formula,</w:t>
+        <w:rPr>
+          <w:b/>
+          <w:bCs/>
+        </w:rPr>
+        <w:t xml:space="preserve">Definition 10 (Slope)</w:t>
+      </w:r>
+      <w:r>
+        <w:t xml:space="preserve"> </w:t>
+      </w:r>
+      <w:r>
+        <w:t xml:space="preserve">In the formula</w:t>
+      </w:r>
+      <w:r>
+        <w:t xml:space="preserve"> </w:t>
+      </w:r>
+      <m:oMath>
+        <m:r>
+          <m:t>f</m:t>
+        </m:r>
+        <m:r>
+          <m:rPr>
+            <m:sty m:val="p"/>
+          </m:rPr>
+          <m:t>(</m:t>
+        </m:r>
+        <m:r>
+          <m:t>x</m:t>
+        </m:r>
+        <m:r>
+          <m:rPr>
+            <m:sty m:val="p"/>
+          </m:rPr>
+          <m:t>)</m:t>
+        </m:r>
+        <m:r>
+          <m:rPr>
+            <m:sty m:val="p"/>
+          </m:rPr>
+          <m:t>=</m:t>
+        </m:r>
+        <m:r>
+          <m:t>m</m:t>
+        </m:r>
+        <m:r>
+          <m:t>x</m:t>
+        </m:r>
+        <m:r>
+          <m:rPr>
+            <m:sty m:val="p"/>
+          </m:rPr>
+          <m:t>+</m:t>
+        </m:r>
+        <m:r>
+          <m:t>b</m:t>
+        </m:r>
+      </m:oMath>
+      <w:r>
+        <w:t xml:space="preserve"> </w:t>
+      </w:r>
+      <w:r>
+        <w:t xml:space="preserve">for an affine function</w:t>
+      </w:r>
+      <w:r>
+        <w:t xml:space="preserve"> </w:t>
+      </w:r>
+      <m:oMath>
+        <m:r>
+          <m:t>f</m:t>
+        </m:r>
+      </m:oMath>
+      <w:r>
+        <w:t xml:space="preserve"> </w:t>
+      </w:r>
+      <w:r>
+        <w:t xml:space="preserve">(</w:t>
+      </w:r>
+      <w:hyperlink w:anchor="def-affine-function">
+        <w:r>
+          <w:rPr>
+            <w:rStyle w:val="Hyperlink"/>
+          </w:rPr>
+          <w:t xml:space="preserve">Definition 9</w:t>
+        </w:r>
+      </w:hyperlink>
+      <w:r>
+        <w:t xml:space="preserve">),</w:t>
       </w:r>
       <w:r>
         <w:t xml:space="preserve"> </w:t>
@@ -4309,15 +4479,68 @@
         </m:r>
       </m:oMath>
       <w:r>
-        <w:t xml:space="preserve"> </w:t>
-      </w:r>
-      <w:r>
-        <w:t xml:space="preserve">and</w:t>
-      </w:r>
-      <w:r>
-        <w:t xml:space="preserve"> </w:t>
-      </w:r>
-      <m:oMath>
+        <w:t xml:space="preserve">.</w:t>
+      </w:r>
+    </w:p>
+    <w:bookmarkEnd w:id="32"/>
+    <w:bookmarkStart w:id="33" w:name="def-intercept"/>
+    <w:p>
+      <w:pPr>
+        <w:pStyle w:val="BodyText"/>
+      </w:pPr>
+      <w:r>
+        <w:rPr>
+          <w:b/>
+          <w:bCs/>
+        </w:rPr>
+        <w:t xml:space="preserve">Definition 11 (Intercept)</w:t>
+      </w:r>
+      <w:r>
+        <w:t xml:space="preserve"> </w:t>
+      </w:r>
+      <w:r>
+        <w:t xml:space="preserve">In the formula</w:t>
+      </w:r>
+      <w:r>
+        <w:t xml:space="preserve"> </w:t>
+      </w:r>
+      <m:oMath>
+        <m:r>
+          <m:t>f</m:t>
+        </m:r>
+        <m:r>
+          <m:rPr>
+            <m:sty m:val="p"/>
+          </m:rPr>
+          <m:t>(</m:t>
+        </m:r>
+        <m:r>
+          <m:t>x</m:t>
+        </m:r>
+        <m:r>
+          <m:rPr>
+            <m:sty m:val="p"/>
+          </m:rPr>
+          <m:t>)</m:t>
+        </m:r>
+        <m:r>
+          <m:rPr>
+            <m:sty m:val="p"/>
+          </m:rPr>
+          <m:t>=</m:t>
+        </m:r>
+        <m:r>
+          <m:t>m</m:t>
+        </m:r>
+        <m:r>
+          <m:t>x</m:t>
+        </m:r>
+        <m:r>
+          <m:rPr>
+            <m:sty m:val="p"/>
+          </m:rPr>
+          <m:t>+</m:t>
+        </m:r>
         <m:r>
           <m:t>b</m:t>
         </m:r>
@@ -4326,7 +4549,46 @@
         <w:t xml:space="preserve"> </w:t>
       </w:r>
       <w:r>
-        <w:t xml:space="preserve">its</w:t>
+        <w:t xml:space="preserve">for an affine function</w:t>
+      </w:r>
+      <w:r>
+        <w:t xml:space="preserve"> </w:t>
+      </w:r>
+      <m:oMath>
+        <m:r>
+          <m:t>f</m:t>
+        </m:r>
+      </m:oMath>
+      <w:r>
+        <w:t xml:space="preserve"> </w:t>
+      </w:r>
+      <w:r>
+        <w:t xml:space="preserve">(</w:t>
+      </w:r>
+      <w:hyperlink w:anchor="def-affine-function">
+        <w:r>
+          <w:rPr>
+            <w:rStyle w:val="Hyperlink"/>
+          </w:rPr>
+          <w:t xml:space="preserve">Definition 9</w:t>
+        </w:r>
+      </w:hyperlink>
+      <w:r>
+        <w:t xml:space="preserve">),</w:t>
+      </w:r>
+      <w:r>
+        <w:t xml:space="preserve"> </w:t>
+      </w:r>
+      <m:oMath>
+        <m:r>
+          <m:t>b</m:t>
+        </m:r>
+      </m:oMath>
+      <w:r>
+        <w:t xml:space="preserve"> </w:t>
+      </w:r>
+      <w:r>
+        <w:t xml:space="preserve">is called the</w:t>
       </w:r>
       <w:r>
         <w:t xml:space="preserve"> </w:t>
@@ -4339,11 +4601,25 @@
         <w:t xml:space="preserve">intercept</w:t>
       </w:r>
       <w:r>
+        <w:t xml:space="preserve"> </w:t>
+      </w:r>
+      <w:r>
+        <w:t xml:space="preserve">of</w:t>
+      </w:r>
+      <w:r>
+        <w:t xml:space="preserve"> </w:t>
+      </w:r>
+      <m:oMath>
+        <m:r>
+          <m:t>f</m:t>
+        </m:r>
+      </m:oMath>
+      <w:r>
         <w:t xml:space="preserve">.</w:t>
       </w:r>
     </w:p>
-    <w:bookmarkEnd w:id="28"/>
-    <w:bookmarkStart w:id="29" w:name="def-linear-function"/>
+    <w:bookmarkEnd w:id="33"/>
+    <w:bookmarkStart w:id="34" w:name="def-linear-function"/>
     <w:p>
       <w:pPr>
         <w:pStyle w:val="BodyText"/>
@@ -4353,7 +4629,7 @@
           <w:b/>
           <w:bCs/>
         </w:rPr>
-        <w:t xml:space="preserve">Definition 8 (Linear function of one variable)</w:t>
+        <w:t xml:space="preserve">Definition 12 (Linear function of one variable)</w:t>
       </w:r>
       <w:r>
         <w:t xml:space="preserve"> </w:t>
@@ -4422,7 +4698,7 @@
           <w:rPr>
             <w:rStyle w:val="Hyperlink"/>
           </w:rPr>
-          <w:t xml:space="preserve">Definition 7</w:t>
+          <w:t xml:space="preserve">Definition 9</w:t>
         </w:r>
       </w:hyperlink>
       <w:r>
@@ -4528,8 +4804,8 @@
         </m:oMath>
       </m:oMathPara>
     </w:p>
-    <w:bookmarkEnd w:id="29"/>
-    <w:bookmarkStart w:id="30" w:name="thm-affine-function-props"/>
+    <w:bookmarkEnd w:id="34"/>
+    <w:bookmarkStart w:id="35" w:name="thm-affine-function-props"/>
     <w:p>
       <w:pPr>
         <w:pStyle w:val="FirstParagraph"/>
@@ -4602,7 +4878,7 @@
           <w:rPr>
             <w:rStyle w:val="Hyperlink"/>
           </w:rPr>
-          <w:t xml:space="preserve">Definition 7</w:t>
+          <w:t xml:space="preserve">Definition 9</w:t>
         </w:r>
       </w:hyperlink>
       <w:r>
@@ -5041,7 +5317,7 @@
         <w:t xml:space="preserve">.</w:t>
       </w:r>
     </w:p>
-    <w:bookmarkEnd w:id="30"/>
+    <w:bookmarkEnd w:id="35"/>
     <w:p>
       <w:pPr>
         <w:pStyle w:val="FirstParagraph"/>
@@ -5141,7 +5417,7 @@
                   <m:nor/>
                   <m:sty m:val="p"/>
                 </m:rPr>
-                <m:t>Definition 7</m:t>
+                <m:t>Definition 9</m:t>
               </m:r>
               <m:r>
                 <m:rPr>
@@ -5496,7 +5772,7 @@
                   <m:nor/>
                   <m:sty m:val="p"/>
                 </m:rPr>
-                <m:t>Definition 7</m:t>
+                <m:t>Definition 9</m:t>
               </m:r>
               <m:r>
                 <m:rPr>
@@ -7217,7 +7493,7 @@
         </m:oMath>
       </m:oMathPara>
     </w:p>
-    <w:bookmarkStart w:id="31" w:name="exm-affine-function"/>
+    <w:bookmarkStart w:id="36" w:name="exm-affine-function"/>
     <w:p>
       <w:pPr>
         <w:pStyle w:val="FirstParagraph"/>
@@ -7659,8 +7935,8 @@
         <w:t xml:space="preserve">.</w:t>
       </w:r>
     </w:p>
-    <w:bookmarkEnd w:id="31"/>
-    <w:bookmarkStart w:id="34" w:name="rem-linear-function-terminology"/>
+    <w:bookmarkEnd w:id="36"/>
+    <w:bookmarkStart w:id="39" w:name="rem-linear-function-terminology"/>
     <w:p>
       <w:pPr>
         <w:pStyle w:val="BodyText"/>
@@ -7835,7 +8111,7 @@
       <w:r>
         <w:t xml:space="preserve"> </w:t>
       </w:r>
-      <w:hyperlink r:id="rId32">
+      <w:hyperlink r:id="rId37">
         <w:r>
           <w:rPr>
             <w:rStyle w:val="Hyperlink"/>
@@ -7877,7 +8153,7 @@
       <w:r>
         <w:t xml:space="preserve">(</w:t>
       </w:r>
-      <w:hyperlink r:id="rId33">
+      <w:hyperlink r:id="rId38">
         <w:r>
           <w:rPr>
             <w:rStyle w:val="Hyperlink"/>
@@ -7889,9 +8165,9 @@
         <w:t xml:space="preserve">).</w:t>
       </w:r>
     </w:p>
-    <w:bookmarkEnd w:id="34"/>
-    <w:bookmarkEnd w:id="35"/>
-    <w:bookmarkStart w:id="40" w:name="sec-sequence-limits"/>
+    <w:bookmarkEnd w:id="39"/>
+    <w:bookmarkEnd w:id="40"/>
+    <w:bookmarkStart w:id="49" w:name="sec-sequence-limits"/>
     <w:p>
       <w:pPr>
         <w:pStyle w:val="Heading2"/>
@@ -7900,7 +8176,7 @@
         <w:t xml:space="preserve">3 Limits of sequences</w:t>
       </w:r>
     </w:p>
-    <w:bookmarkStart w:id="37" w:name="def-sequence-limit"/>
+    <w:bookmarkStart w:id="42" w:name="def-sequence-limit"/>
     <w:p>
       <w:pPr>
         <w:pStyle w:val="FirstParagraph"/>
@@ -7910,18 +8186,48 @@
           <w:b/>
           <w:bCs/>
         </w:rPr>
-        <w:t xml:space="preserve">Definition 9 (Limit of a sequence)</w:t>
-      </w:r>
-      <w:r>
-        <w:t xml:space="preserve"> </w:t>
-      </w:r>
-      <w:r>
-        <w:t xml:space="preserve">A</w:t>
-      </w:r>
-      <w:r>
-        <w:t xml:space="preserve"> </w:t>
-      </w:r>
-      <w:hyperlink r:id="rId36">
+        <w:t xml:space="preserve">Definition 13 (Limit of a sequence)</w:t>
+      </w:r>
+      <w:r>
+        <w:t xml:space="preserve"> </w:t>
+      </w:r>
+      <w:r>
+        <w:t xml:space="preserve">A real number</w:t>
+      </w:r>
+      <w:r>
+        <w:t xml:space="preserve"> </w:t>
+      </w:r>
+      <m:oMath>
+        <m:r>
+          <m:t>L</m:t>
+        </m:r>
+      </m:oMath>
+      <w:r>
+        <w:t xml:space="preserve"> </w:t>
+      </w:r>
+      <w:r>
+        <w:t xml:space="preserve">is the</w:t>
+      </w:r>
+      <w:r>
+        <w:t xml:space="preserve"> </w:t>
+      </w:r>
+      <w:r>
+        <w:rPr>
+          <w:b/>
+          <w:bCs/>
+        </w:rPr>
+        <w:t xml:space="preserve">limit</w:t>
+      </w:r>
+      <w:r>
+        <w:t xml:space="preserve"> </w:t>
+      </w:r>
+      <w:r>
+        <w:t xml:space="preserve">of a</w:t>
+      </w:r>
+      <w:r>
+        <w:t xml:space="preserve"> </w:t>
+      </w:r>
+      <w:hyperlink r:id="rId41">
         <w:r>
           <w:rPr>
             <w:rStyle w:val="Hyperlink"/>
@@ -7962,34 +8268,7 @@
         <w:t xml:space="preserve"> </w:t>
       </w:r>
       <w:r>
-        <w:t xml:space="preserve">of real numbers</w:t>
-      </w:r>
-      <w:r>
-        <w:t xml:space="preserve"> </w:t>
-      </w:r>
-      <w:r>
-        <w:rPr>
-          <w:b/>
-          <w:bCs/>
-        </w:rPr>
-        <w:t xml:space="preserve">converges</w:t>
-      </w:r>
-      <w:r>
-        <w:t xml:space="preserve"> </w:t>
-      </w:r>
-      <w:r>
-        <w:t xml:space="preserve">to a real number</w:t>
-      </w:r>
-      <w:r>
-        <w:t xml:space="preserve"> </w:t>
-      </w:r>
-      <m:oMath>
-        <m:r>
-          <m:t>L</m:t>
-        </m:r>
-      </m:oMath>
-      <w:r>
-        <w:t xml:space="preserve">,</w:t>
+        <w:t xml:space="preserve">of real numbers,</w:t>
       </w:r>
       <w:r>
         <w:t xml:space="preserve"> </w:t>
@@ -8215,110 +8494,22 @@
         </m:oMath>
       </m:oMathPara>
     </w:p>
+    <w:bookmarkEnd w:id="42"/>
+    <w:bookmarkStart w:id="43" w:name="exm-sequence-limit"/>
     <w:p>
       <w:pPr>
         <w:pStyle w:val="FirstParagraph"/>
       </w:pPr>
       <w:r>
-        <w:t xml:space="preserve">Then</w:t>
-      </w:r>
-      <w:r>
-        <w:t xml:space="preserve"> </w:t>
-      </w:r>
-      <m:oMath>
-        <m:r>
-          <m:t>L</m:t>
-        </m:r>
-      </m:oMath>
-      <w:r>
-        <w:t xml:space="preserve"> </w:t>
-      </w:r>
-      <w:r>
-        <w:t xml:space="preserve">is the</w:t>
-      </w:r>
-      <w:r>
-        <w:t xml:space="preserve"> </w:t>
-      </w:r>
-      <w:r>
         <w:rPr>
           <w:b/>
           <w:bCs/>
         </w:rPr>
-        <w:t xml:space="preserve">limit</w:t>
-      </w:r>
-      <w:r>
-        <w:t xml:space="preserve"> </w:t>
-      </w:r>
-      <w:r>
-        <w:t xml:space="preserve">of the sequence.</w:t>
-      </w:r>
-      <w:r>
-        <w:t xml:space="preserve"> </w:t>
-      </w:r>
-      <w:r>
-        <w:t xml:space="preserve">A sequence that converges to some real number is</w:t>
-      </w:r>
-      <w:r>
-        <w:t xml:space="preserve"> </w:t>
-      </w:r>
-      <w:r>
-        <w:rPr>
-          <w:b/>
-          <w:bCs/>
-        </w:rPr>
-        <w:t xml:space="preserve">convergent</w:t>
-      </w:r>
-      <w:r>
-        <w:t xml:space="preserve">,</w:t>
-      </w:r>
-      <w:r>
-        <w:t xml:space="preserve"> </w:t>
-      </w:r>
-      <w:r>
-        <w:t xml:space="preserve">and a sequence that does not converge to any real number</w:t>
-      </w:r>
-      <w:r>
-        <w:t xml:space="preserve"> </w:t>
-      </w:r>
-      <w:r>
-        <w:rPr>
-          <w:b/>
-          <w:bCs/>
-        </w:rPr>
-        <w:t xml:space="preserve">diverges</w:t>
-      </w:r>
-      <w:r>
-        <w:t xml:space="preserve">.</w:t>
-      </w:r>
-    </w:p>
-    <w:bookmarkEnd w:id="37"/>
-    <w:bookmarkStart w:id="38" w:name="exm-sequence-limit"/>
-    <w:p>
-      <w:pPr>
-        <w:pStyle w:val="BodyText"/>
-      </w:pPr>
-      <w:r>
-        <w:rPr>
-          <w:b/>
-          <w:bCs/>
-        </w:rPr>
-        <w:t xml:space="preserve">Example 7 (A convergent sequence and a divergent one)</w:t>
-      </w:r>
-      <w:r>
-        <w:t xml:space="preserve"> </w:t>
-      </w:r>
-      <w:r>
-        <w:t xml:space="preserve"> </w:t>
-      </w:r>
-    </w:p>
-    <w:p>
-      <w:pPr>
-        <w:pStyle w:val="Compact"/>
-        <w:numPr>
-          <w:ilvl w:val="0"/>
-          <w:numId w:val="1008"/>
-        </w:numPr>
-      </w:pPr>
+        <w:t xml:space="preserve">Example 7 (The limit of a sequence)</w:t>
+      </w:r>
+      <w:r>
+        <w:t xml:space="preserve"> </w:t>
+      </w:r>
       <m:oMath>
         <m:sSub>
           <m:e>
@@ -8358,7 +8549,7 @@
         <w:t xml:space="preserve"> </w:t>
       </w:r>
       <w:r>
-        <w:t xml:space="preserve">converges to</w:t>
+        <w:t xml:space="preserve">has limit</w:t>
       </w:r>
       <w:r>
         <w:t xml:space="preserve"> </w:t>
@@ -8688,14 +8879,358 @@
         <w:t xml:space="preserve">.</w:t>
       </w:r>
     </w:p>
+    <w:bookmarkEnd w:id="43"/>
+    <w:bookmarkStart w:id="44" w:name="def-convergent-sequence"/>
     <w:p>
       <w:pPr>
-        <w:pStyle w:val="Compact"/>
-        <w:numPr>
-          <w:ilvl w:val="0"/>
-          <w:numId w:val="1008"/>
-        </w:numPr>
+        <w:pStyle w:val="BodyText"/>
       </w:pPr>
+      <w:r>
+        <w:rPr>
+          <w:b/>
+          <w:bCs/>
+        </w:rPr>
+        <w:t xml:space="preserve">Definition 14 (Convergent sequence (converges))</w:t>
+      </w:r>
+      <w:r>
+        <w:t xml:space="preserve"> </w:t>
+      </w:r>
+      <w:r>
+        <w:t xml:space="preserve">A sequence</w:t>
+      </w:r>
+      <w:r>
+        <w:t xml:space="preserve"> </w:t>
+      </w:r>
+      <m:oMath>
+        <m:r>
+          <m:rPr>
+            <m:sty m:val="p"/>
+          </m:rPr>
+          <m:t>(</m:t>
+        </m:r>
+        <m:sSub>
+          <m:e>
+            <m:r>
+              <m:t>a</m:t>
+            </m:r>
+          </m:e>
+          <m:sub>
+            <m:r>
+              <m:t>n</m:t>
+            </m:r>
+          </m:sub>
+        </m:sSub>
+        <m:r>
+          <m:rPr>
+            <m:sty m:val="p"/>
+          </m:rPr>
+          <m:t>)</m:t>
+        </m:r>
+      </m:oMath>
+      <w:r>
+        <w:t xml:space="preserve"> </w:t>
+      </w:r>
+      <w:r>
+        <w:t xml:space="preserve">of real numbers</w:t>
+      </w:r>
+      <w:r>
+        <w:t xml:space="preserve"> </w:t>
+      </w:r>
+      <w:r>
+        <w:rPr>
+          <w:b/>
+          <w:bCs/>
+        </w:rPr>
+        <w:t xml:space="preserve">converges</w:t>
+      </w:r>
+      <w:r>
+        <w:t xml:space="preserve"> </w:t>
+      </w:r>
+      <w:r>
+        <w:t xml:space="preserve">to a real number</w:t>
+      </w:r>
+      <w:r>
+        <w:t xml:space="preserve"> </w:t>
+      </w:r>
+      <m:oMath>
+        <m:r>
+          <m:t>L</m:t>
+        </m:r>
+      </m:oMath>
+      <w:r>
+        <w:t xml:space="preserve"> </w:t>
+      </w:r>
+      <w:r>
+        <w:t xml:space="preserve">if</w:t>
+      </w:r>
+      <w:r>
+        <w:t xml:space="preserve"> </w:t>
+      </w:r>
+      <m:oMath>
+        <m:r>
+          <m:t>L</m:t>
+        </m:r>
+      </m:oMath>
+      <w:r>
+        <w:t xml:space="preserve"> </w:t>
+      </w:r>
+      <w:r>
+        <w:t xml:space="preserve">is its limit (</w:t>
+      </w:r>
+      <w:hyperlink w:anchor="def-sequence-limit">
+        <w:r>
+          <w:rPr>
+            <w:rStyle w:val="Hyperlink"/>
+          </w:rPr>
+          <w:t xml:space="preserve">Definition 13</w:t>
+        </w:r>
+      </w:hyperlink>
+      <w:r>
+        <w:t xml:space="preserve">).</w:t>
+      </w:r>
+      <w:r>
+        <w:t xml:space="preserve"> </w:t>
+      </w:r>
+      <w:r>
+        <w:t xml:space="preserve">A sequence that converges to some real number is</w:t>
+      </w:r>
+      <w:r>
+        <w:t xml:space="preserve"> </w:t>
+      </w:r>
+      <w:r>
+        <w:rPr>
+          <w:b/>
+          <w:bCs/>
+        </w:rPr>
+        <w:t xml:space="preserve">convergent</w:t>
+      </w:r>
+      <w:r>
+        <w:t xml:space="preserve">.</w:t>
+      </w:r>
+    </w:p>
+    <w:bookmarkEnd w:id="44"/>
+    <w:bookmarkStart w:id="45" w:name="exm-convergent-sequence"/>
+    <w:p>
+      <w:pPr>
+        <w:pStyle w:val="BodyText"/>
+      </w:pPr>
+      <w:r>
+        <w:rPr>
+          <w:b/>
+          <w:bCs/>
+        </w:rPr>
+        <w:t xml:space="preserve">Example 8 (A convergent sequence)</w:t>
+      </w:r>
+      <w:r>
+        <w:t xml:space="preserve"> </w:t>
+      </w:r>
+      <m:oMath>
+        <m:sSub>
+          <m:e>
+            <m:r>
+              <m:t>a</m:t>
+            </m:r>
+          </m:e>
+          <m:sub>
+            <m:r>
+              <m:t>n</m:t>
+            </m:r>
+          </m:sub>
+        </m:sSub>
+        <m:r>
+          <m:rPr>
+            <m:sty m:val="p"/>
+          </m:rPr>
+          <m:t>=</m:t>
+        </m:r>
+        <m:f>
+          <m:fPr>
+            <m:type m:val="bar"/>
+          </m:fPr>
+          <m:num>
+            <m:r>
+              <m:t>1</m:t>
+            </m:r>
+          </m:num>
+          <m:den>
+            <m:r>
+              <m:t>n</m:t>
+            </m:r>
+          </m:den>
+        </m:f>
+      </m:oMath>
+      <w:r>
+        <w:t xml:space="preserve"> </w:t>
+      </w:r>
+      <w:r>
+        <w:t xml:space="preserve">converges to</w:t>
+      </w:r>
+      <w:r>
+        <w:t xml:space="preserve"> </w:t>
+      </w:r>
+      <m:oMath>
+        <m:r>
+          <m:t>0</m:t>
+        </m:r>
+      </m:oMath>
+      <w:r>
+        <w:t xml:space="preserve">, because</w:t>
+      </w:r>
+      <w:r>
+        <w:t xml:space="preserve"> </w:t>
+      </w:r>
+      <m:oMath>
+        <m:r>
+          <m:t>0</m:t>
+        </m:r>
+      </m:oMath>
+      <w:r>
+        <w:t xml:space="preserve"> </w:t>
+      </w:r>
+      <w:r>
+        <w:t xml:space="preserve">is its limit (</w:t>
+      </w:r>
+      <w:hyperlink w:anchor="exm-sequence-limit">
+        <w:r>
+          <w:rPr>
+            <w:rStyle w:val="Hyperlink"/>
+          </w:rPr>
+          <w:t xml:space="preserve">Example 7</w:t>
+        </w:r>
+      </w:hyperlink>
+      <w:r>
+        <w:t xml:space="preserve">),</w:t>
+      </w:r>
+      <w:r>
+        <w:t xml:space="preserve"> </w:t>
+      </w:r>
+      <w:r>
+        <w:t xml:space="preserve">so</w:t>
+      </w:r>
+      <w:r>
+        <w:t xml:space="preserve"> </w:t>
+      </w:r>
+      <m:oMath>
+        <m:sSub>
+          <m:e>
+            <m:r>
+              <m:t>a</m:t>
+            </m:r>
+          </m:e>
+          <m:sub>
+            <m:r>
+              <m:t>n</m:t>
+            </m:r>
+          </m:sub>
+        </m:sSub>
+        <m:r>
+          <m:rPr>
+            <m:sty m:val="p"/>
+          </m:rPr>
+          <m:t>=</m:t>
+        </m:r>
+        <m:f>
+          <m:fPr>
+            <m:type m:val="bar"/>
+          </m:fPr>
+          <m:num>
+            <m:r>
+              <m:t>1</m:t>
+            </m:r>
+          </m:num>
+          <m:den>
+            <m:r>
+              <m:t>n</m:t>
+            </m:r>
+          </m:den>
+        </m:f>
+      </m:oMath>
+      <w:r>
+        <w:t xml:space="preserve"> </w:t>
+      </w:r>
+      <w:r>
+        <w:t xml:space="preserve">is convergent.</w:t>
+      </w:r>
+    </w:p>
+    <w:bookmarkEnd w:id="45"/>
+    <w:bookmarkStart w:id="46" w:name="def-divergent-sequence"/>
+    <w:p>
+      <w:pPr>
+        <w:pStyle w:val="BodyText"/>
+      </w:pPr>
+      <w:r>
+        <w:rPr>
+          <w:b/>
+          <w:bCs/>
+        </w:rPr>
+        <w:t xml:space="preserve">Definition 15 (Divergent sequence (diverges))</w:t>
+      </w:r>
+      <w:r>
+        <w:t xml:space="preserve"> </w:t>
+      </w:r>
+      <w:r>
+        <w:t xml:space="preserve">A sequence that does not converge (</w:t>
+      </w:r>
+      <w:hyperlink w:anchor="def-convergent-sequence">
+        <w:r>
+          <w:rPr>
+            <w:rStyle w:val="Hyperlink"/>
+          </w:rPr>
+          <w:t xml:space="preserve">Definition 14</w:t>
+        </w:r>
+      </w:hyperlink>
+      <w:r>
+        <w:t xml:space="preserve">) to any real number</w:t>
+      </w:r>
+      <w:r>
+        <w:t xml:space="preserve"> </w:t>
+      </w:r>
+      <w:r>
+        <w:rPr>
+          <w:b/>
+          <w:bCs/>
+        </w:rPr>
+        <w:t xml:space="preserve">diverges</w:t>
+      </w:r>
+      <w:r>
+        <w:t xml:space="preserve">,</w:t>
+      </w:r>
+      <w:r>
+        <w:t xml:space="preserve"> </w:t>
+      </w:r>
+      <w:r>
+        <w:t xml:space="preserve">and a sequence that diverges is</w:t>
+      </w:r>
+      <w:r>
+        <w:t xml:space="preserve"> </w:t>
+      </w:r>
+      <w:r>
+        <w:rPr>
+          <w:b/>
+          <w:bCs/>
+        </w:rPr>
+        <w:t xml:space="preserve">divergent</w:t>
+      </w:r>
+      <w:r>
+        <w:t xml:space="preserve">.</w:t>
+      </w:r>
+    </w:p>
+    <w:bookmarkEnd w:id="46"/>
+    <w:bookmarkStart w:id="47" w:name="exm-divergent-sequence"/>
+    <w:p>
+      <w:pPr>
+        <w:pStyle w:val="BodyText"/>
+      </w:pPr>
+      <w:r>
+        <w:rPr>
+          <w:b/>
+          <w:bCs/>
+        </w:rPr>
+        <w:t xml:space="preserve">Example 9 (A divergent sequence)</w:t>
+      </w:r>
+      <w:r>
+        <w:t xml:space="preserve"> </w:t>
+      </w:r>
       <m:oMath>
         <m:sSub>
           <m:e>
@@ -9089,18 +9624,18 @@
         <w:t xml:space="preserve">.</w:t>
       </w:r>
     </w:p>
-    <w:bookmarkEnd w:id="38"/>
-    <w:bookmarkStart w:id="39" w:name="def-diverges-to-infinity"/>
+    <w:bookmarkEnd w:id="47"/>
+    <w:bookmarkStart w:id="48" w:name="def-diverges-to-infinity"/>
     <w:p>
       <w:pPr>
-        <w:pStyle w:val="FirstParagraph"/>
+        <w:pStyle w:val="BodyText"/>
       </w:pPr>
       <w:r>
         <w:rPr>
           <w:b/>
           <w:bCs/>
         </w:rPr>
-        <w:t xml:space="preserve">Definition 10 (Divergence of a sequence to infinity)</w:t>
+        <w:t xml:space="preserve">Definition 16 (Divergence of a sequence to infinity)</w:t>
       </w:r>
       <w:r>
         <w:t xml:space="preserve"> </w:t>
@@ -9111,7 +9646,7 @@
       <w:r>
         <w:t xml:space="preserve"> </w:t>
       </w:r>
-      <w:hyperlink r:id="rId36">
+      <w:hyperlink r:id="rId41">
         <w:r>
           <w:rPr>
             <w:rStyle w:val="Hyperlink"/>
@@ -9328,9 +9863,9 @@
         <w:t xml:space="preserve">.</w:t>
       </w:r>
     </w:p>
-    <w:bookmarkEnd w:id="39"/>
-    <w:bookmarkEnd w:id="40"/>
-    <w:bookmarkStart w:id="94" w:name="exponentials-and-logarithms"/>
+    <w:bookmarkEnd w:id="48"/>
+    <w:bookmarkEnd w:id="49"/>
+    <w:bookmarkStart w:id="105" w:name="exponentials-and-logarithms"/>
     <w:p>
       <w:pPr>
         <w:pStyle w:val="Heading2"/>
@@ -9339,7 +9874,7 @@
         <w:t xml:space="preserve">4 Exponentials and Logarithms</w:t>
       </w:r>
     </w:p>
-    <w:bookmarkStart w:id="41" w:name="def-exponential-function"/>
+    <w:bookmarkStart w:id="50" w:name="def-exponential-function"/>
     <w:p>
       <w:pPr>
         <w:pStyle w:val="FirstParagraph"/>
@@ -9349,7 +9884,7 @@
           <w:b/>
           <w:bCs/>
         </w:rPr>
-        <w:t xml:space="preserve">Definition 11 (Exponential function)</w:t>
+        <w:t xml:space="preserve">Definition 17 (Exponential function)</w:t>
       </w:r>
       <w:r>
         <w:t xml:space="preserve"> </w:t>
@@ -9596,7 +10131,7 @@
       <w:r>
         <w:t xml:space="preserve"> </w:t>
       </w:r>
-      <w:hyperlink r:id="rId36">
+      <w:hyperlink r:id="rId41">
         <w:r>
           <w:rPr>
             <w:rStyle w:val="Hyperlink"/>
@@ -9801,8 +10336,8 @@
         <w:t xml:space="preserve">, and it is positive.</w:t>
       </w:r>
     </w:p>
-    <w:bookmarkEnd w:id="41"/>
-    <w:bookmarkStart w:id="42" w:name="exm-exponential-function"/>
+    <w:bookmarkEnd w:id="50"/>
+    <w:bookmarkStart w:id="51" w:name="exm-exponential-function"/>
     <w:p>
       <w:pPr>
         <w:pStyle w:val="BodyText"/>
@@ -9812,7 +10347,7 @@
           <w:b/>
           <w:bCs/>
         </w:rPr>
-        <w:t xml:space="preserve">Example 8 (Approximating</w:t>
+        <w:t xml:space="preserve">Example 10 (Approximating</w:t>
       </w:r>
       <w:r>
         <w:rPr>
@@ -10378,8 +10913,8 @@
         <w:t xml:space="preserve">.</w:t>
       </w:r>
     </w:p>
-    <w:bookmarkEnd w:id="42"/>
-    <w:bookmarkStart w:id="43" w:name="def-euler-number"/>
+    <w:bookmarkEnd w:id="51"/>
+    <w:bookmarkStart w:id="52" w:name="def-euler-number"/>
     <w:p>
       <w:pPr>
         <w:pStyle w:val="BodyText"/>
@@ -10389,7 +10924,7 @@
           <w:b/>
           <w:bCs/>
         </w:rPr>
-        <w:t xml:space="preserve">Definition 12 (Euler’s number)</w:t>
+        <w:t xml:space="preserve">Definition 18 (Euler’s number)</w:t>
       </w:r>
       <w:r>
         <w:t xml:space="preserve"> </w:t>
@@ -10482,8 +11017,8 @@
         </m:oMath>
       </m:oMathPara>
     </w:p>
-    <w:bookmarkEnd w:id="43"/>
-    <w:bookmarkStart w:id="46" w:name="exm-euler-number"/>
+    <w:bookmarkEnd w:id="52"/>
+    <w:bookmarkStart w:id="55" w:name="exm-euler-number"/>
     <w:p>
       <w:pPr>
         <w:pStyle w:val="FirstParagraph"/>
@@ -10493,7 +11028,7 @@
           <w:b/>
           <w:bCs/>
         </w:rPr>
-        <w:t xml:space="preserve">Example 9 (Euler’s number is irrational)</w:t>
+        <w:t xml:space="preserve">Example 11 (Euler’s number is irrational)</w:t>
       </w:r>
       <w:r>
         <w:t xml:space="preserve"> </w:t>
@@ -10527,7 +11062,7 @@
       <w:r>
         <w:t xml:space="preserve"> </w:t>
       </w:r>
-      <w:hyperlink r:id="rId44">
+      <w:hyperlink r:id="rId53">
         <w:r>
           <w:rPr>
             <w:rStyle w:val="Hyperlink"/>
@@ -10635,7 +11170,7 @@
       <w:r>
         <w:t xml:space="preserve"> </w:t>
       </w:r>
-      <w:hyperlink r:id="rId45">
+      <w:hyperlink r:id="rId54">
         <w:r>
           <w:rPr>
             <w:rStyle w:val="Hyperlink"/>
@@ -10647,8 +11182,8 @@
         <w:t xml:space="preserve">).</w:t>
       </w:r>
     </w:p>
-    <w:bookmarkEnd w:id="46"/>
-    <w:bookmarkStart w:id="48" w:name="def-natural-log"/>
+    <w:bookmarkEnd w:id="55"/>
+    <w:bookmarkStart w:id="57" w:name="def-natural-log"/>
     <w:p>
       <w:pPr>
         <w:pStyle w:val="BodyText"/>
@@ -10658,7 +11193,7 @@
           <w:b/>
           <w:bCs/>
         </w:rPr>
-        <w:t xml:space="preserve">Definition 13 (Natural logarithm)</w:t>
+        <w:t xml:space="preserve">Definition 19 (Natural logarithm)</w:t>
       </w:r>
       <w:r>
         <w:t xml:space="preserve"> </w:t>
@@ -10909,7 +11444,7 @@
       <w:r>
         <w:t xml:space="preserve"> </w:t>
       </w:r>
-      <w:hyperlink r:id="rId47">
+      <w:hyperlink r:id="rId56">
         <w:r>
           <w:rPr>
             <w:rStyle w:val="Hyperlink"/>
@@ -10945,15 +11480,15 @@
           <w:rPr>
             <w:rStyle w:val="Hyperlink"/>
           </w:rPr>
-          <w:t xml:space="preserve">Definition 11</w:t>
+          <w:t xml:space="preserve">Definition 17</w:t>
         </w:r>
       </w:hyperlink>
       <w:r>
         <w:t xml:space="preserve">).</w:t>
       </w:r>
     </w:p>
-    <w:bookmarkEnd w:id="48"/>
-    <w:bookmarkStart w:id="49" w:name="rem-log-notation"/>
+    <w:bookmarkEnd w:id="57"/>
+    <w:bookmarkStart w:id="58" w:name="rem-log-notation"/>
     <w:p>
       <w:pPr>
         <w:pStyle w:val="BodyText"/>
@@ -11032,7 +11567,7 @@
           <w:rPr>
             <w:rStyle w:val="Hyperlink"/>
           </w:rPr>
-          <w:t xml:space="preserve">Definition 12</w:t>
+          <w:t xml:space="preserve">Definition 18</w:t>
         </w:r>
       </w:hyperlink>
       <w:r>
@@ -11091,8 +11626,8 @@
         <w:t xml:space="preserve">for the logarithm with base 10.</w:t>
       </w:r>
     </w:p>
-    <w:bookmarkEnd w:id="49"/>
-    <w:bookmarkStart w:id="50" w:name="exm-natural-log"/>
+    <w:bookmarkEnd w:id="58"/>
+    <w:bookmarkStart w:id="59" w:name="exm-natural-log"/>
     <w:p>
       <w:pPr>
         <w:pStyle w:val="BodyText"/>
@@ -11102,7 +11637,7 @@
           <w:b/>
           <w:bCs/>
         </w:rPr>
-        <w:t xml:space="preserve">Example 10 (Natural logarithms)</w:t>
+        <w:t xml:space="preserve">Example 12 (Natural logarithms)</w:t>
       </w:r>
       <w:r>
         <w:t xml:space="preserve"> </w:t>
@@ -11116,7 +11651,7 @@
         <w:pStyle w:val="Compact"/>
         <w:numPr>
           <w:ilvl w:val="0"/>
-          <w:numId w:val="1009"/>
+          <w:numId w:val="1008"/>
         </w:numPr>
       </w:pPr>
       <m:oMath>
@@ -11208,7 +11743,7 @@
           <w:rPr>
             <w:rStyle w:val="Hyperlink"/>
           </w:rPr>
-          <w:t xml:space="preserve">Example 8</w:t>
+          <w:t xml:space="preserve">Example 10</w:t>
         </w:r>
       </w:hyperlink>
       <w:r>
@@ -11220,7 +11755,7 @@
         <w:pStyle w:val="Compact"/>
         <w:numPr>
           <w:ilvl w:val="0"/>
-          <w:numId w:val="1009"/>
+          <w:numId w:val="1008"/>
         </w:numPr>
       </w:pPr>
       <m:oMath>
@@ -11312,7 +11847,7 @@
           <w:rPr>
             <w:rStyle w:val="Hyperlink"/>
           </w:rPr>
-          <w:t xml:space="preserve">Definition 12</w:t>
+          <w:t xml:space="preserve">Definition 18</w:t>
         </w:r>
       </w:hyperlink>
       <w:r>
@@ -11324,7 +11859,7 @@
         <w:pStyle w:val="Compact"/>
         <w:numPr>
           <w:ilvl w:val="0"/>
-          <w:numId w:val="1009"/>
+          <w:numId w:val="1008"/>
         </w:numPr>
       </w:pPr>
       <m:oMath>
@@ -11465,8 +12000,8 @@
         <w:t xml:space="preserve">.</w:t>
       </w:r>
     </w:p>
-    <w:bookmarkEnd w:id="50"/>
-    <w:bookmarkStart w:id="53" w:name="def-real-power"/>
+    <w:bookmarkEnd w:id="59"/>
+    <w:bookmarkStart w:id="62" w:name="def-real-power"/>
     <w:p>
       <w:pPr>
         <w:pStyle w:val="FirstParagraph"/>
@@ -11476,7 +12011,7 @@
           <w:b/>
           <w:bCs/>
         </w:rPr>
-        <w:t xml:space="preserve">Definition 14 (Power with a real exponent)</w:t>
+        <w:t xml:space="preserve">Definition 20 (Power with a real exponent)</w:t>
       </w:r>
       <w:r>
         <w:t xml:space="preserve"> </w:t>
@@ -11648,24 +12183,7 @@
       <w:r>
         <w:t xml:space="preserve"> </w:t>
       </w:r>
-      <w:hyperlink r:id="rId51">
-        <w:r>
-          <w:rPr>
-            <w:rStyle w:val="Hyperlink"/>
-          </w:rPr>
-          <w:t xml:space="preserve">Definition 4 in Equalities, Inequalities and Minimizers</w:t>
-        </w:r>
-      </w:hyperlink>
-      <w:r>
-        <w:t xml:space="preserve"> </w:t>
-      </w:r>
-      <w:r>
-        <w:t xml:space="preserve">and</w:t>
-      </w:r>
-      <w:r>
-        <w:t xml:space="preserve"> </w:t>
-      </w:r>
-      <w:hyperlink r:id="rId52">
+      <w:hyperlink r:id="rId60">
         <w:r>
           <w:rPr>
             <w:rStyle w:val="Hyperlink"/>
@@ -11674,11 +12192,28 @@
         </w:r>
       </w:hyperlink>
       <w:r>
+        <w:t xml:space="preserve"> </w:t>
+      </w:r>
+      <w:r>
+        <w:t xml:space="preserve">and</w:t>
+      </w:r>
+      <w:r>
+        <w:t xml:space="preserve"> </w:t>
+      </w:r>
+      <w:hyperlink r:id="rId61">
+        <w:r>
+          <w:rPr>
+            <w:rStyle w:val="Hyperlink"/>
+          </w:rPr>
+          <w:t xml:space="preserve">Definition 9 in Equalities, Inequalities and Minimizers</w:t>
+        </w:r>
+      </w:hyperlink>
+      <w:r>
         <w:t xml:space="preserve">.</w:t>
       </w:r>
     </w:p>
-    <w:bookmarkEnd w:id="53"/>
-    <w:bookmarkStart w:id="55" w:name="exm-real-power"/>
+    <w:bookmarkEnd w:id="62"/>
+    <w:bookmarkStart w:id="64" w:name="exm-real-power"/>
     <w:p>
       <w:pPr>
         <w:pStyle w:val="BodyText"/>
@@ -11688,7 +12223,7 @@
           <w:b/>
           <w:bCs/>
         </w:rPr>
-        <w:t xml:space="preserve">Example 11 (Real powers, and</w:t>
+        <w:t xml:space="preserve">Example 13 (Real powers, and</w:t>
       </w:r>
       <w:r>
         <w:rPr>
@@ -11729,7 +12264,7 @@
       <w:pPr>
         <w:numPr>
           <w:ilvl w:val="0"/>
-          <w:numId w:val="1010"/>
+          <w:numId w:val="1009"/>
         </w:numPr>
       </w:pPr>
       <m:oMath>
@@ -11983,12 +12518,12 @@
       <w:r>
         <w:t xml:space="preserve"> </w:t>
       </w:r>
-      <w:hyperlink r:id="rId51">
+      <w:hyperlink r:id="rId60">
         <w:r>
           <w:rPr>
             <w:rStyle w:val="Hyperlink"/>
           </w:rPr>
-          <w:t xml:space="preserve">Definition 4 in Equalities, Inequalities and Minimizers</w:t>
+          <w:t xml:space="preserve">Definition 5 in Equalities, Inequalities and Minimizers</w:t>
         </w:r>
       </w:hyperlink>
       <w:r>
@@ -11999,7 +12534,7 @@
       <w:pPr>
         <w:numPr>
           <w:ilvl w:val="0"/>
-          <w:numId w:val="1010"/>
+          <w:numId w:val="1009"/>
         </w:numPr>
       </w:pPr>
       <m:oMath>
@@ -12170,12 +12705,12 @@
       <w:r>
         <w:t xml:space="preserve">(</w:t>
       </w:r>
-      <w:hyperlink r:id="rId54">
+      <w:hyperlink r:id="rId63">
         <w:r>
           <w:rPr>
             <w:rStyle w:val="Hyperlink"/>
           </w:rPr>
-          <w:t xml:space="preserve">Definition 6 in Equalities, Inequalities and Minimizers</w:t>
+          <w:t xml:space="preserve">Definition 10 in Equalities, Inequalities and Minimizers</w:t>
         </w:r>
       </w:hyperlink>
       <w:r>
@@ -12186,7 +12721,7 @@
       <w:pPr>
         <w:numPr>
           <w:ilvl w:val="0"/>
-          <w:numId w:val="1010"/>
+          <w:numId w:val="1009"/>
         </w:numPr>
       </w:pPr>
       <w:r>
@@ -12222,7 +12757,7 @@
           <w:rPr>
             <w:rStyle w:val="Hyperlink"/>
           </w:rPr>
-          <w:t xml:space="preserve">Definition 12</w:t>
+          <w:t xml:space="preserve">Definition 18</w:t>
         </w:r>
       </w:hyperlink>
       <w:r>
@@ -12335,7 +12870,7 @@
                   <m:nor/>
                   <m:sty m:val="p"/>
                 </m:rPr>
-                <m:t>Definition 14</m:t>
+                <m:t>Definition 20</m:t>
               </m:r>
               <m:r>
                 <m:rPr>
@@ -12486,7 +13021,7 @@
                   <m:nor/>
                   <m:sty m:val="p"/>
                 </m:rPr>
-                <m:t>Example 10</m:t>
+                <m:t>Example 12</m:t>
               </m:r>
               <m:r>
                 <m:rPr>
@@ -12633,8 +13168,8 @@
         <w:t xml:space="preserve">are two names for the same number.</w:t>
       </w:r>
     </w:p>
-    <w:bookmarkEnd w:id="55"/>
-    <w:bookmarkStart w:id="57" w:name="def-power-nonpositive-base"/>
+    <w:bookmarkEnd w:id="64"/>
+    <w:bookmarkStart w:id="66" w:name="def-power-nonpositive-base"/>
     <w:p>
       <w:pPr>
         <w:pStyle w:val="FirstParagraph"/>
@@ -12644,26 +13179,12 @@
           <w:b/>
           <w:bCs/>
         </w:rPr>
-        <w:t xml:space="preserve">Definition 15 (Real powers of zero and of negative numbers)</w:t>
-      </w:r>
-      <w:r>
-        <w:t xml:space="preserve"> </w:t>
-      </w:r>
-      <w:hyperlink r:id="rId51">
-        <w:r>
-          <w:rPr>
-            <w:rStyle w:val="Hyperlink"/>
-          </w:rPr>
-          <w:t xml:space="preserve">Definition 4 in Equalities, Inequalities and Minimizers</w:t>
-        </w:r>
-      </w:hyperlink>
-      <w:r>
-        <w:t xml:space="preserve">,</w:t>
-      </w:r>
-      <w:r>
-        <w:t xml:space="preserve"> </w:t>
-      </w:r>
-      <w:hyperlink r:id="rId52">
+        <w:t xml:space="preserve">Definition 21 (Real powers of zero and of negative numbers)</w:t>
+      </w:r>
+      <w:r>
+        <w:t xml:space="preserve"> </w:t>
+      </w:r>
+      <w:hyperlink r:id="rId60">
         <w:r>
           <w:rPr>
             <w:rStyle w:val="Hyperlink"/>
@@ -12672,6 +13193,20 @@
         </w:r>
       </w:hyperlink>
       <w:r>
+        <w:t xml:space="preserve">,</w:t>
+      </w:r>
+      <w:r>
+        <w:t xml:space="preserve"> </w:t>
+      </w:r>
+      <w:hyperlink r:id="rId61">
+        <w:r>
+          <w:rPr>
+            <w:rStyle w:val="Hyperlink"/>
+          </w:rPr>
+          <w:t xml:space="preserve">Definition 9 in Equalities, Inequalities and Minimizers</w:t>
+        </w:r>
+      </w:hyperlink>
+      <w:r>
         <w:t xml:space="preserve"> </w:t>
       </w:r>
       <w:r>
@@ -12685,7 +13220,7 @@
           <w:rPr>
             <w:rStyle w:val="Hyperlink"/>
           </w:rPr>
-          <w:t xml:space="preserve">Definition 14</w:t>
+          <w:t xml:space="preserve">Definition 20</w:t>
         </w:r>
       </w:hyperlink>
       <w:r>
@@ -12745,6 +13280,314 @@
       </w:r>
       <w:r>
         <w:t xml:space="preserve">We complete them as follows.</w:t>
+      </w:r>
+    </w:p>
+    <w:p>
+      <w:pPr>
+        <w:pStyle w:val="Compact"/>
+        <w:numPr>
+          <w:ilvl w:val="0"/>
+          <w:numId w:val="1010"/>
+        </w:numPr>
+      </w:pPr>
+      <w:r>
+        <w:t xml:space="preserve">For a real number</w:t>
+      </w:r>
+      <w:r>
+        <w:t xml:space="preserve"> </w:t>
+      </w:r>
+      <m:oMath>
+        <m:r>
+          <m:t>c</m:t>
+        </m:r>
+        <m:r>
+          <m:rPr>
+            <m:sty m:val="p"/>
+          </m:rPr>
+          <m:t>&gt;</m:t>
+        </m:r>
+        <m:r>
+          <m:t>0</m:t>
+        </m:r>
+      </m:oMath>
+      <w:r>
+        <w:t xml:space="preserve">,</w:t>
+      </w:r>
+      <w:r>
+        <w:t xml:space="preserve"> </w:t>
+      </w:r>
+      <m:oMath>
+        <m:sSup>
+          <m:e>
+            <m:r>
+              <m:t>0</m:t>
+            </m:r>
+          </m:e>
+          <m:sup>
+            <m:r>
+              <m:t>c</m:t>
+            </m:r>
+          </m:sup>
+        </m:sSup>
+        <m:limUpp>
+          <m:e>
+            <m:r>
+              <m:rPr>
+                <m:sty m:val="p"/>
+              </m:rPr>
+              <m:t>=</m:t>
+            </m:r>
+          </m:e>
+          <m:lim>
+            <m:r>
+              <m:rPr>
+                <m:nor/>
+                <m:sty m:val="p"/>
+              </m:rPr>
+              <m:t>def</m:t>
+            </m:r>
+          </m:lim>
+        </m:limUpp>
+        <m:r>
+          <m:t>0</m:t>
+        </m:r>
+      </m:oMath>
+      <w:r>
+        <w:t xml:space="preserve">.</w:t>
+      </w:r>
+      <w:r>
+        <w:t xml:space="preserve"> </w:t>
+      </w:r>
+      <w:r>
+        <w:t xml:space="preserve">For a natural number</w:t>
+      </w:r>
+      <w:r>
+        <w:t xml:space="preserve"> </w:t>
+      </w:r>
+      <m:oMath>
+        <m:r>
+          <m:t>c</m:t>
+        </m:r>
+      </m:oMath>
+      <w:r>
+        <w:t xml:space="preserve">, this agrees with</w:t>
+      </w:r>
+      <w:r>
+        <w:t xml:space="preserve"> </w:t>
+      </w:r>
+      <w:hyperlink r:id="rId60">
+        <w:r>
+          <w:rPr>
+            <w:rStyle w:val="Hyperlink"/>
+          </w:rPr>
+          <w:t xml:space="preserve">Definition 5 in Equalities, Inequalities and Minimizers</w:t>
+        </w:r>
+      </w:hyperlink>
+      <w:r>
+        <w:t xml:space="preserve">.</w:t>
+      </w:r>
+    </w:p>
+    <w:p>
+      <w:pPr>
+        <w:pStyle w:val="Compact"/>
+        <w:numPr>
+          <w:ilvl w:val="0"/>
+          <w:numId w:val="1010"/>
+        </w:numPr>
+      </w:pPr>
+      <w:r>
+        <w:t xml:space="preserve">For</w:t>
+      </w:r>
+      <w:r>
+        <w:t xml:space="preserve"> </w:t>
+      </w:r>
+      <m:oMath>
+        <m:r>
+          <m:t>b</m:t>
+        </m:r>
+        <m:r>
+          <m:rPr>
+            <m:sty m:val="p"/>
+          </m:rPr>
+          <m:t>&lt;</m:t>
+        </m:r>
+        <m:r>
+          <m:t>0</m:t>
+        </m:r>
+      </m:oMath>
+      <w:r>
+        <w:t xml:space="preserve">,</w:t>
+      </w:r>
+      <w:r>
+        <w:t xml:space="preserve"> </w:t>
+      </w:r>
+      <m:oMath>
+        <m:sSup>
+          <m:e>
+            <m:r>
+              <m:t>b</m:t>
+            </m:r>
+          </m:e>
+          <m:sup>
+            <m:r>
+              <m:t>c</m:t>
+            </m:r>
+          </m:sup>
+        </m:sSup>
+      </m:oMath>
+      <w:r>
+        <w:t xml:space="preserve"> </w:t>
+      </w:r>
+      <w:r>
+        <w:t xml:space="preserve">is defined only when</w:t>
+      </w:r>
+      <w:r>
+        <w:t xml:space="preserve"> </w:t>
+      </w:r>
+      <m:oMath>
+        <m:r>
+          <m:t>c</m:t>
+        </m:r>
+      </m:oMath>
+      <w:r>
+        <w:t xml:space="preserve"> </w:t>
+      </w:r>
+      <w:r>
+        <w:t xml:space="preserve">is an</w:t>
+      </w:r>
+      <w:r>
+        <w:t xml:space="preserve"> </w:t>
+      </w:r>
+      <w:hyperlink r:id="rId65">
+        <w:r>
+          <w:rPr>
+            <w:rStyle w:val="Hyperlink"/>
+          </w:rPr>
+          <w:t xml:space="preserve">integer</w:t>
+        </w:r>
+      </w:hyperlink>
+      <w:r>
+        <w:t xml:space="preserve">,</w:t>
+      </w:r>
+      <w:r>
+        <w:t xml:space="preserve"> </w:t>
+      </w:r>
+      <w:r>
+        <w:t xml:space="preserve">by</w:t>
+      </w:r>
+      <w:r>
+        <w:t xml:space="preserve"> </w:t>
+      </w:r>
+      <w:hyperlink r:id="rId60">
+        <w:r>
+          <w:rPr>
+            <w:rStyle w:val="Hyperlink"/>
+          </w:rPr>
+          <w:t xml:space="preserve">Definition 5 in Equalities, Inequalities and Minimizers</w:t>
+        </w:r>
+      </w:hyperlink>
+      <w:r>
+        <w:t xml:space="preserve"> </w:t>
+      </w:r>
+      <w:r>
+        <w:t xml:space="preserve">and</w:t>
+      </w:r>
+      <w:r>
+        <w:t xml:space="preserve"> </w:t>
+      </w:r>
+      <w:hyperlink r:id="rId61">
+        <w:r>
+          <w:rPr>
+            <w:rStyle w:val="Hyperlink"/>
+          </w:rPr>
+          <w:t xml:space="preserve">Definition 9 in Equalities, Inequalities and Minimizers</w:t>
+        </w:r>
+      </w:hyperlink>
+      <w:r>
+        <w:t xml:space="preserve">;</w:t>
+      </w:r>
+      <w:r>
+        <w:t xml:space="preserve"> </w:t>
+      </w:r>
+      <w:r>
+        <w:t xml:space="preserve">for</w:t>
+      </w:r>
+      <w:r>
+        <w:t xml:space="preserve"> </w:t>
+      </w:r>
+      <m:oMath>
+        <m:r>
+          <m:t>b</m:t>
+        </m:r>
+        <m:r>
+          <m:rPr>
+            <m:sty m:val="p"/>
+          </m:rPr>
+          <m:t>&lt;</m:t>
+        </m:r>
+        <m:r>
+          <m:t>0</m:t>
+        </m:r>
+      </m:oMath>
+      <w:r>
+        <w:t xml:space="preserve"> </w:t>
+      </w:r>
+      <w:r>
+        <w:t xml:space="preserve">and a non-integer</w:t>
+      </w:r>
+      <w:r>
+        <w:t xml:space="preserve"> </w:t>
+      </w:r>
+      <m:oMath>
+        <m:r>
+          <m:t>c</m:t>
+        </m:r>
+      </m:oMath>
+      <w:r>
+        <w:t xml:space="preserve">,</w:t>
+      </w:r>
+      <w:r>
+        <w:t xml:space="preserve"> </w:t>
+      </w:r>
+      <m:oMath>
+        <m:sSup>
+          <m:e>
+            <m:r>
+              <m:t>b</m:t>
+            </m:r>
+          </m:e>
+          <m:sup>
+            <m:r>
+              <m:t>c</m:t>
+            </m:r>
+          </m:sup>
+        </m:sSup>
+      </m:oMath>
+      <w:r>
+        <w:t xml:space="preserve"> </w:t>
+      </w:r>
+      <w:r>
+        <w:t xml:space="preserve">is undefined.</w:t>
+      </w:r>
+    </w:p>
+    <w:bookmarkEnd w:id="66"/>
+    <w:bookmarkStart w:id="67" w:name="exm-power-nonpositive-base"/>
+    <w:p>
+      <w:pPr>
+        <w:pStyle w:val="FirstParagraph"/>
+      </w:pPr>
+      <w:r>
+        <w:rPr>
+          <w:b/>
+          <w:bCs/>
+        </w:rPr>
+        <w:t xml:space="preserve">Example 14 (Powers of zero and of negative numbers)</w:t>
+      </w:r>
+      <w:r>
+        <w:t xml:space="preserve"> </w:t>
+      </w:r>
+      <w:r>
+        <w:t xml:space="preserve"> </w:t>
       </w:r>
     </w:p>
     <w:p>
@@ -12755,32 +13598,6 @@
           <w:numId w:val="1011"/>
         </w:numPr>
       </w:pPr>
-      <w:r>
-        <w:t xml:space="preserve">For a real number</w:t>
-      </w:r>
-      <w:r>
-        <w:t xml:space="preserve"> </w:t>
-      </w:r>
-      <m:oMath>
-        <m:r>
-          <m:t>c</m:t>
-        </m:r>
-        <m:r>
-          <m:rPr>
-            <m:sty m:val="p"/>
-          </m:rPr>
-          <m:t>&gt;</m:t>
-        </m:r>
-        <m:r>
-          <m:t>0</m:t>
-        </m:r>
-      </m:oMath>
-      <w:r>
-        <w:t xml:space="preserve">,</w:t>
-      </w:r>
-      <w:r>
-        <w:t xml:space="preserve"> </w:t>
-      </w:r>
       <m:oMath>
         <m:sSup>
           <m:e>
@@ -12790,66 +13607,73 @@
           </m:e>
           <m:sup>
             <m:r>
-              <m:t>c</m:t>
-            </m:r>
-          </m:sup>
-        </m:sSup>
-        <m:limUpp>
-          <m:e>
+              <m:t>1</m:t>
+            </m:r>
             <m:r>
               <m:rPr>
                 <m:sty m:val="p"/>
               </m:rPr>
-              <m:t>=</m:t>
+              <m:t>/</m:t>
+            </m:r>
+            <m:r>
+              <m:t>2</m:t>
+            </m:r>
+          </m:sup>
+        </m:sSup>
+        <m:r>
+          <m:rPr>
+            <m:sty m:val="p"/>
+          </m:rPr>
+          <m:t>=</m:t>
+        </m:r>
+        <m:r>
+          <m:t>0</m:t>
+        </m:r>
+      </m:oMath>
+      <w:r>
+        <w:t xml:space="preserve">, which agrees with</w:t>
+      </w:r>
+      <w:r>
+        <w:t xml:space="preserve"> </w:t>
+      </w:r>
+      <m:oMath>
+        <m:rad>
+          <m:radPr>
+            <m:degHide m:val="on"/>
+          </m:radPr>
+          <m:deg/>
+          <m:e>
+            <m:r>
+              <m:t>0</m:t>
             </m:r>
           </m:e>
-          <m:lim>
-            <m:r>
-              <m:rPr>
-                <m:nor/>
-                <m:sty m:val="p"/>
-              </m:rPr>
-              <m:t>def</m:t>
-            </m:r>
-          </m:lim>
-        </m:limUpp>
+        </m:rad>
+        <m:r>
+          <m:rPr>
+            <m:sty m:val="p"/>
+          </m:rPr>
+          <m:t>=</m:t>
+        </m:r>
         <m:r>
           <m:t>0</m:t>
         </m:r>
       </m:oMath>
       <w:r>
-        <w:t xml:space="preserve">.</w:t>
-      </w:r>
-      <w:r>
-        <w:t xml:space="preserve"> </w:t>
-      </w:r>
-      <w:r>
-        <w:t xml:space="preserve">For a natural number</w:t>
-      </w:r>
-      <w:r>
-        <w:t xml:space="preserve"> </w:t>
-      </w:r>
-      <m:oMath>
-        <m:r>
-          <m:t>c</m:t>
-        </m:r>
-      </m:oMath>
-      <w:r>
-        <w:t xml:space="preserve">, this agrees with</w:t>
-      </w:r>
-      <w:r>
-        <w:t xml:space="preserve"> </w:t>
-      </w:r>
-      <w:hyperlink r:id="rId51">
+        <w:t xml:space="preserve"> </w:t>
+      </w:r>
+      <w:r>
+        <w:t xml:space="preserve">(</w:t>
+      </w:r>
+      <w:hyperlink r:id="rId63">
         <w:r>
           <w:rPr>
             <w:rStyle w:val="Hyperlink"/>
           </w:rPr>
-          <w:t xml:space="preserve">Definition 4 in Equalities, Inequalities and Minimizers</w:t>
+          <w:t xml:space="preserve">Definition 10 in Equalities, Inequalities and Minimizers</w:t>
         </w:r>
       </w:hyperlink>
       <w:r>
-        <w:t xml:space="preserve">.</w:t>
+        <w:t xml:space="preserve">).</w:t>
       </w:r>
     </w:p>
     <w:p>
@@ -12860,97 +13684,47 @@
           <w:numId w:val="1011"/>
         </w:numPr>
       </w:pPr>
-      <w:r>
-        <w:t xml:space="preserve">For</w:t>
-      </w:r>
-      <w:r>
-        <w:t xml:space="preserve"> </w:t>
-      </w:r>
-      <m:oMath>
-        <m:r>
-          <m:t>b</m:t>
-        </m:r>
-        <m:r>
-          <m:rPr>
-            <m:sty m:val="p"/>
-          </m:rPr>
-          <m:t>&lt;</m:t>
-        </m:r>
-        <m:r>
-          <m:t>0</m:t>
-        </m:r>
-      </m:oMath>
-      <w:r>
-        <w:t xml:space="preserve">,</w:t>
-      </w:r>
-      <w:r>
-        <w:t xml:space="preserve"> </w:t>
-      </w:r>
-      <m:oMath>
+      <m:oMath>
+        <m:r>
+          <m:rPr>
+            <m:sty m:val="p"/>
+          </m:rPr>
+          <m:t>(</m:t>
+        </m:r>
+        <m:r>
+          <m:rPr>
+            <m:sty m:val="p"/>
+          </m:rPr>
+          <m:t>−</m:t>
+        </m:r>
+        <m:r>
+          <m:t>8</m:t>
+        </m:r>
         <m:sSup>
           <m:e>
             <m:r>
-              <m:t>b</m:t>
+              <m:rPr>
+                <m:sty m:val="p"/>
+              </m:rPr>
+              <m:t>)</m:t>
             </m:r>
           </m:e>
           <m:sup>
             <m:r>
-              <m:t>c</m:t>
+              <m:t>2</m:t>
             </m:r>
           </m:sup>
         </m:sSup>
-      </m:oMath>
-      <w:r>
-        <w:t xml:space="preserve"> </w:t>
-      </w:r>
-      <w:r>
-        <w:t xml:space="preserve">is defined only when</w:t>
-      </w:r>
-      <w:r>
-        <w:t xml:space="preserve"> </w:t>
-      </w:r>
-      <m:oMath>
-        <m:r>
-          <m:t>c</m:t>
-        </m:r>
-      </m:oMath>
-      <w:r>
-        <w:t xml:space="preserve"> </w:t>
-      </w:r>
-      <w:r>
-        <w:t xml:space="preserve">is an</w:t>
-      </w:r>
-      <w:r>
-        <w:t xml:space="preserve"> </w:t>
-      </w:r>
-      <w:hyperlink r:id="rId56">
-        <w:r>
-          <w:rPr>
-            <w:rStyle w:val="Hyperlink"/>
-          </w:rPr>
-          <w:t xml:space="preserve">integer</w:t>
-        </w:r>
-      </w:hyperlink>
-      <w:r>
-        <w:t xml:space="preserve">,</w:t>
-      </w:r>
-      <w:r>
-        <w:t xml:space="preserve"> </w:t>
-      </w:r>
-      <w:r>
-        <w:t xml:space="preserve">by</w:t>
-      </w:r>
-      <w:r>
-        <w:t xml:space="preserve"> </w:t>
-      </w:r>
-      <w:hyperlink r:id="rId51">
-        <w:r>
-          <w:rPr>
-            <w:rStyle w:val="Hyperlink"/>
-          </w:rPr>
-          <w:t xml:space="preserve">Definition 4 in Equalities, Inequalities and Minimizers</w:t>
-        </w:r>
-      </w:hyperlink>
+        <m:r>
+          <m:rPr>
+            <m:sty m:val="p"/>
+          </m:rPr>
+          <m:t>=</m:t>
+        </m:r>
+        <m:r>
+          <m:t>64</m:t>
+        </m:r>
+      </m:oMath>
       <w:r>
         <w:t xml:space="preserve"> </w:t>
       </w:r>
@@ -12960,83 +13734,228 @@
       <w:r>
         <w:t xml:space="preserve"> </w:t>
       </w:r>
-      <w:hyperlink r:id="rId52">
-        <w:r>
-          <w:rPr>
-            <w:rStyle w:val="Hyperlink"/>
-          </w:rPr>
-          <w:t xml:space="preserve">Definition 5 in Equalities, Inequalities and Minimizers</w:t>
-        </w:r>
-      </w:hyperlink>
-      <w:r>
-        <w:t xml:space="preserve">;</w:t>
-      </w:r>
-      <w:r>
-        <w:t xml:space="preserve"> </w:t>
-      </w:r>
-      <w:r>
-        <w:t xml:space="preserve">for</w:t>
-      </w:r>
-      <w:r>
-        <w:t xml:space="preserve"> </w:t>
-      </w:r>
-      <m:oMath>
-        <m:r>
-          <m:t>b</m:t>
-        </m:r>
-        <m:r>
-          <m:rPr>
-            <m:sty m:val="p"/>
-          </m:rPr>
-          <m:t>&lt;</m:t>
-        </m:r>
-        <m:r>
-          <m:t>0</m:t>
-        </m:r>
-      </m:oMath>
-      <w:r>
-        <w:t xml:space="preserve"> </w:t>
-      </w:r>
-      <w:r>
-        <w:t xml:space="preserve">and a non-integer</w:t>
-      </w:r>
-      <w:r>
-        <w:t xml:space="preserve"> </w:t>
-      </w:r>
-      <m:oMath>
-        <m:r>
-          <m:t>c</m:t>
-        </m:r>
-      </m:oMath>
-      <w:r>
-        <w:t xml:space="preserve">,</w:t>
-      </w:r>
-      <w:r>
-        <w:t xml:space="preserve"> </w:t>
-      </w:r>
-      <m:oMath>
+      <m:oMath>
+        <m:r>
+          <m:rPr>
+            <m:sty m:val="p"/>
+          </m:rPr>
+          <m:t>(</m:t>
+        </m:r>
+        <m:r>
+          <m:rPr>
+            <m:sty m:val="p"/>
+          </m:rPr>
+          <m:t>−</m:t>
+        </m:r>
+        <m:r>
+          <m:t>8</m:t>
+        </m:r>
         <m:sSup>
           <m:e>
             <m:r>
-              <m:t>b</m:t>
+              <m:rPr>
+                <m:sty m:val="p"/>
+              </m:rPr>
+              <m:t>)</m:t>
             </m:r>
           </m:e>
           <m:sup>
             <m:r>
-              <m:t>c</m:t>
+              <m:rPr>
+                <m:sty m:val="p"/>
+              </m:rPr>
+              <m:t>−</m:t>
+            </m:r>
+            <m:r>
+              <m:t>1</m:t>
             </m:r>
           </m:sup>
         </m:sSup>
-      </m:oMath>
-      <w:r>
-        <w:t xml:space="preserve"> </w:t>
-      </w:r>
-      <w:r>
-        <w:t xml:space="preserve">is undefined.</w:t>
+        <m:r>
+          <m:rPr>
+            <m:sty m:val="p"/>
+          </m:rPr>
+          <m:t>=</m:t>
+        </m:r>
+        <m:r>
+          <m:rPr>
+            <m:sty m:val="p"/>
+          </m:rPr>
+          <m:t>−</m:t>
+        </m:r>
+        <m:f>
+          <m:fPr>
+            <m:type m:val="lin"/>
+          </m:fPr>
+          <m:num>
+            <m:r>
+              <m:t>1</m:t>
+            </m:r>
+          </m:num>
+          <m:den>
+            <m:r>
+              <m:t>8</m:t>
+            </m:r>
+          </m:den>
+        </m:f>
+      </m:oMath>
+      <w:r>
+        <w:t xml:space="preserve"> </w:t>
+      </w:r>
+      <w:r>
+        <w:t xml:space="preserve">are defined,</w:t>
+      </w:r>
+      <w:r>
+        <w:t xml:space="preserve"> </w:t>
+      </w:r>
+      <w:r>
+        <w:t xml:space="preserve">since the exponents are integers.</w:t>
       </w:r>
     </w:p>
-    <w:bookmarkEnd w:id="57"/>
-    <w:bookmarkStart w:id="58" w:name="exm-power-nonpositive-base"/>
+    <w:p>
+      <w:pPr>
+        <w:pStyle w:val="Compact"/>
+        <w:numPr>
+          <w:ilvl w:val="0"/>
+          <w:numId w:val="1011"/>
+        </w:numPr>
+      </w:pPr>
+      <m:oMath>
+        <m:r>
+          <m:rPr>
+            <m:sty m:val="p"/>
+          </m:rPr>
+          <m:t>(</m:t>
+        </m:r>
+        <m:r>
+          <m:rPr>
+            <m:sty m:val="p"/>
+          </m:rPr>
+          <m:t>−</m:t>
+        </m:r>
+        <m:r>
+          <m:t>8</m:t>
+        </m:r>
+        <m:sSup>
+          <m:e>
+            <m:r>
+              <m:rPr>
+                <m:sty m:val="p"/>
+              </m:rPr>
+              <m:t>)</m:t>
+            </m:r>
+          </m:e>
+          <m:sup>
+            <m:r>
+              <m:t>1</m:t>
+            </m:r>
+            <m:r>
+              <m:rPr>
+                <m:sty m:val="p"/>
+              </m:rPr>
+              <m:t>/</m:t>
+            </m:r>
+            <m:r>
+              <m:t>3</m:t>
+            </m:r>
+          </m:sup>
+        </m:sSup>
+      </m:oMath>
+      <w:r>
+        <w:t xml:space="preserve"> </w:t>
+      </w:r>
+      <w:r>
+        <w:t xml:space="preserve">is undefined, even though</w:t>
+      </w:r>
+      <w:r>
+        <w:t xml:space="preserve"> </w:t>
+      </w:r>
+      <m:oMath>
+        <m:r>
+          <m:rPr>
+            <m:sty m:val="p"/>
+          </m:rPr>
+          <m:t>(</m:t>
+        </m:r>
+        <m:r>
+          <m:rPr>
+            <m:sty m:val="p"/>
+          </m:rPr>
+          <m:t>−</m:t>
+        </m:r>
+        <m:r>
+          <m:t>2</m:t>
+        </m:r>
+        <m:sSup>
+          <m:e>
+            <m:r>
+              <m:rPr>
+                <m:sty m:val="p"/>
+              </m:rPr>
+              <m:t>)</m:t>
+            </m:r>
+          </m:e>
+          <m:sup>
+            <m:r>
+              <m:t>3</m:t>
+            </m:r>
+          </m:sup>
+        </m:sSup>
+        <m:r>
+          <m:rPr>
+            <m:sty m:val="p"/>
+          </m:rPr>
+          <m:t>=</m:t>
+        </m:r>
+        <m:r>
+          <m:rPr>
+            <m:sty m:val="p"/>
+          </m:rPr>
+          <m:t>−</m:t>
+        </m:r>
+        <m:r>
+          <m:t>8</m:t>
+        </m:r>
+      </m:oMath>
+      <w:r>
+        <w:t xml:space="preserve">.</w:t>
+      </w:r>
+      <w:r>
+        <w:t xml:space="preserve"> </w:t>
+      </w:r>
+      <w:r>
+        <w:t xml:space="preserve">R follows the same convention:</w:t>
+      </w:r>
+      <w:r>
+        <w:t xml:space="preserve"> </w:t>
+      </w:r>
+      <w:r>
+        <w:rPr>
+          <w:rStyle w:val="VerbatimChar"/>
+        </w:rPr>
+        <w:t xml:space="preserve">(-8)^(1/3)</w:t>
+      </w:r>
+      <w:r>
+        <w:t xml:space="preserve"> </w:t>
+      </w:r>
+      <w:r>
+        <w:t xml:space="preserve">is</w:t>
+      </w:r>
+      <w:r>
+        <w:t xml:space="preserve"> </w:t>
+      </w:r>
+      <w:r>
+        <w:rPr>
+          <w:rStyle w:val="VerbatimChar"/>
+        </w:rPr>
+        <w:t xml:space="preserve">NaN</w:t>
+      </w:r>
+      <w:r>
+        <w:t xml:space="preserve">.</w:t>
+      </w:r>
+    </w:p>
+    <w:bookmarkEnd w:id="67"/>
+    <w:bookmarkStart w:id="68" w:name="thm-exp-log-inverse"/>
     <w:p>
       <w:pPr>
         <w:pStyle w:val="FirstParagraph"/>
@@ -13046,7 +13965,58 @@
           <w:b/>
           <w:bCs/>
         </w:rPr>
-        <w:t xml:space="preserve">Example 12 (Powers of zero and of negative numbers)</w:t>
+        <w:t xml:space="preserve">Theorem 2 (</w:t>
+      </w:r>
+      <m:oMath>
+        <m:r>
+          <m:rPr>
+            <m:sty m:val="p"/>
+          </m:rPr>
+          <m:t>exp</m:t>
+        </m:r>
+      </m:oMath>
+      <w:r>
+        <w:rPr>
+          <w:b/>
+          <w:bCs/>
+        </w:rPr>
+        <w:t xml:space="preserve"> </w:t>
+      </w:r>
+      <w:r>
+        <w:rPr>
+          <w:b/>
+          <w:bCs/>
+        </w:rPr>
+        <w:t xml:space="preserve">and</w:t>
+      </w:r>
+      <w:r>
+        <w:rPr>
+          <w:b/>
+          <w:bCs/>
+        </w:rPr>
+        <w:t xml:space="preserve"> </w:t>
+      </w:r>
+      <m:oMath>
+        <m:r>
+          <m:rPr>
+            <m:sty m:val="p"/>
+          </m:rPr>
+          <m:t>log</m:t>
+        </m:r>
+      </m:oMath>
+      <w:r>
+        <w:rPr>
+          <w:b/>
+          <w:bCs/>
+        </w:rPr>
+        <w:t xml:space="preserve"> </w:t>
+      </w:r>
+      <w:r>
+        <w:rPr>
+          <w:b/>
+          <w:bCs/>
+        </w:rPr>
+        <w:t xml:space="preserve">are mutual inverses)</w:t>
       </w:r>
       <w:r>
         <w:t xml:space="preserve"> </w:t>
@@ -13061,441 +14031,6 @@
         <w:numPr>
           <w:ilvl w:val="0"/>
           <w:numId w:val="1012"/>
-        </w:numPr>
-      </w:pPr>
-      <m:oMath>
-        <m:sSup>
-          <m:e>
-            <m:r>
-              <m:t>0</m:t>
-            </m:r>
-          </m:e>
-          <m:sup>
-            <m:r>
-              <m:t>1</m:t>
-            </m:r>
-            <m:r>
-              <m:rPr>
-                <m:sty m:val="p"/>
-              </m:rPr>
-              <m:t>/</m:t>
-            </m:r>
-            <m:r>
-              <m:t>2</m:t>
-            </m:r>
-          </m:sup>
-        </m:sSup>
-        <m:r>
-          <m:rPr>
-            <m:sty m:val="p"/>
-          </m:rPr>
-          <m:t>=</m:t>
-        </m:r>
-        <m:r>
-          <m:t>0</m:t>
-        </m:r>
-      </m:oMath>
-      <w:r>
-        <w:t xml:space="preserve">, which agrees with</w:t>
-      </w:r>
-      <w:r>
-        <w:t xml:space="preserve"> </w:t>
-      </w:r>
-      <m:oMath>
-        <m:rad>
-          <m:radPr>
-            <m:degHide m:val="on"/>
-          </m:radPr>
-          <m:deg/>
-          <m:e>
-            <m:r>
-              <m:t>0</m:t>
-            </m:r>
-          </m:e>
-        </m:rad>
-        <m:r>
-          <m:rPr>
-            <m:sty m:val="p"/>
-          </m:rPr>
-          <m:t>=</m:t>
-        </m:r>
-        <m:r>
-          <m:t>0</m:t>
-        </m:r>
-      </m:oMath>
-      <w:r>
-        <w:t xml:space="preserve"> </w:t>
-      </w:r>
-      <w:r>
-        <w:t xml:space="preserve">(</w:t>
-      </w:r>
-      <w:hyperlink r:id="rId54">
-        <w:r>
-          <w:rPr>
-            <w:rStyle w:val="Hyperlink"/>
-          </w:rPr>
-          <w:t xml:space="preserve">Definition 6 in Equalities, Inequalities and Minimizers</w:t>
-        </w:r>
-      </w:hyperlink>
-      <w:r>
-        <w:t xml:space="preserve">).</w:t>
-      </w:r>
-    </w:p>
-    <w:p>
-      <w:pPr>
-        <w:pStyle w:val="Compact"/>
-        <w:numPr>
-          <w:ilvl w:val="0"/>
-          <w:numId w:val="1012"/>
-        </w:numPr>
-      </w:pPr>
-      <m:oMath>
-        <m:r>
-          <m:rPr>
-            <m:sty m:val="p"/>
-          </m:rPr>
-          <m:t>(</m:t>
-        </m:r>
-        <m:r>
-          <m:rPr>
-            <m:sty m:val="p"/>
-          </m:rPr>
-          <m:t>−</m:t>
-        </m:r>
-        <m:r>
-          <m:t>8</m:t>
-        </m:r>
-        <m:sSup>
-          <m:e>
-            <m:r>
-              <m:rPr>
-                <m:sty m:val="p"/>
-              </m:rPr>
-              <m:t>)</m:t>
-            </m:r>
-          </m:e>
-          <m:sup>
-            <m:r>
-              <m:t>2</m:t>
-            </m:r>
-          </m:sup>
-        </m:sSup>
-        <m:r>
-          <m:rPr>
-            <m:sty m:val="p"/>
-          </m:rPr>
-          <m:t>=</m:t>
-        </m:r>
-        <m:r>
-          <m:t>64</m:t>
-        </m:r>
-      </m:oMath>
-      <w:r>
-        <w:t xml:space="preserve"> </w:t>
-      </w:r>
-      <w:r>
-        <w:t xml:space="preserve">and</w:t>
-      </w:r>
-      <w:r>
-        <w:t xml:space="preserve"> </w:t>
-      </w:r>
-      <m:oMath>
-        <m:r>
-          <m:rPr>
-            <m:sty m:val="p"/>
-          </m:rPr>
-          <m:t>(</m:t>
-        </m:r>
-        <m:r>
-          <m:rPr>
-            <m:sty m:val="p"/>
-          </m:rPr>
-          <m:t>−</m:t>
-        </m:r>
-        <m:r>
-          <m:t>8</m:t>
-        </m:r>
-        <m:sSup>
-          <m:e>
-            <m:r>
-              <m:rPr>
-                <m:sty m:val="p"/>
-              </m:rPr>
-              <m:t>)</m:t>
-            </m:r>
-          </m:e>
-          <m:sup>
-            <m:r>
-              <m:rPr>
-                <m:sty m:val="p"/>
-              </m:rPr>
-              <m:t>−</m:t>
-            </m:r>
-            <m:r>
-              <m:t>1</m:t>
-            </m:r>
-          </m:sup>
-        </m:sSup>
-        <m:r>
-          <m:rPr>
-            <m:sty m:val="p"/>
-          </m:rPr>
-          <m:t>=</m:t>
-        </m:r>
-        <m:r>
-          <m:rPr>
-            <m:sty m:val="p"/>
-          </m:rPr>
-          <m:t>−</m:t>
-        </m:r>
-        <m:f>
-          <m:fPr>
-            <m:type m:val="lin"/>
-          </m:fPr>
-          <m:num>
-            <m:r>
-              <m:t>1</m:t>
-            </m:r>
-          </m:num>
-          <m:den>
-            <m:r>
-              <m:t>8</m:t>
-            </m:r>
-          </m:den>
-        </m:f>
-      </m:oMath>
-      <w:r>
-        <w:t xml:space="preserve"> </w:t>
-      </w:r>
-      <w:r>
-        <w:t xml:space="preserve">are defined,</w:t>
-      </w:r>
-      <w:r>
-        <w:t xml:space="preserve"> </w:t>
-      </w:r>
-      <w:r>
-        <w:t xml:space="preserve">since the exponents are integers.</w:t>
-      </w:r>
-    </w:p>
-    <w:p>
-      <w:pPr>
-        <w:pStyle w:val="Compact"/>
-        <w:numPr>
-          <w:ilvl w:val="0"/>
-          <w:numId w:val="1012"/>
-        </w:numPr>
-      </w:pPr>
-      <m:oMath>
-        <m:r>
-          <m:rPr>
-            <m:sty m:val="p"/>
-          </m:rPr>
-          <m:t>(</m:t>
-        </m:r>
-        <m:r>
-          <m:rPr>
-            <m:sty m:val="p"/>
-          </m:rPr>
-          <m:t>−</m:t>
-        </m:r>
-        <m:r>
-          <m:t>8</m:t>
-        </m:r>
-        <m:sSup>
-          <m:e>
-            <m:r>
-              <m:rPr>
-                <m:sty m:val="p"/>
-              </m:rPr>
-              <m:t>)</m:t>
-            </m:r>
-          </m:e>
-          <m:sup>
-            <m:r>
-              <m:t>1</m:t>
-            </m:r>
-            <m:r>
-              <m:rPr>
-                <m:sty m:val="p"/>
-              </m:rPr>
-              <m:t>/</m:t>
-            </m:r>
-            <m:r>
-              <m:t>3</m:t>
-            </m:r>
-          </m:sup>
-        </m:sSup>
-      </m:oMath>
-      <w:r>
-        <w:t xml:space="preserve"> </w:t>
-      </w:r>
-      <w:r>
-        <w:t xml:space="preserve">is undefined, even though</w:t>
-      </w:r>
-      <w:r>
-        <w:t xml:space="preserve"> </w:t>
-      </w:r>
-      <m:oMath>
-        <m:r>
-          <m:rPr>
-            <m:sty m:val="p"/>
-          </m:rPr>
-          <m:t>(</m:t>
-        </m:r>
-        <m:r>
-          <m:rPr>
-            <m:sty m:val="p"/>
-          </m:rPr>
-          <m:t>−</m:t>
-        </m:r>
-        <m:r>
-          <m:t>2</m:t>
-        </m:r>
-        <m:sSup>
-          <m:e>
-            <m:r>
-              <m:rPr>
-                <m:sty m:val="p"/>
-              </m:rPr>
-              <m:t>)</m:t>
-            </m:r>
-          </m:e>
-          <m:sup>
-            <m:r>
-              <m:t>3</m:t>
-            </m:r>
-          </m:sup>
-        </m:sSup>
-        <m:r>
-          <m:rPr>
-            <m:sty m:val="p"/>
-          </m:rPr>
-          <m:t>=</m:t>
-        </m:r>
-        <m:r>
-          <m:rPr>
-            <m:sty m:val="p"/>
-          </m:rPr>
-          <m:t>−</m:t>
-        </m:r>
-        <m:r>
-          <m:t>8</m:t>
-        </m:r>
-      </m:oMath>
-      <w:r>
-        <w:t xml:space="preserve">.</w:t>
-      </w:r>
-      <w:r>
-        <w:t xml:space="preserve"> </w:t>
-      </w:r>
-      <w:r>
-        <w:t xml:space="preserve">R follows the same convention:</w:t>
-      </w:r>
-      <w:r>
-        <w:t xml:space="preserve"> </w:t>
-      </w:r>
-      <w:r>
-        <w:rPr>
-          <w:rStyle w:val="VerbatimChar"/>
-        </w:rPr>
-        <w:t xml:space="preserve">(-8)^(1/3)</w:t>
-      </w:r>
-      <w:r>
-        <w:t xml:space="preserve"> </w:t>
-      </w:r>
-      <w:r>
-        <w:t xml:space="preserve">is</w:t>
-      </w:r>
-      <w:r>
-        <w:t xml:space="preserve"> </w:t>
-      </w:r>
-      <w:r>
-        <w:rPr>
-          <w:rStyle w:val="VerbatimChar"/>
-        </w:rPr>
-        <w:t xml:space="preserve">NaN</w:t>
-      </w:r>
-      <w:r>
-        <w:t xml:space="preserve">.</w:t>
-      </w:r>
-    </w:p>
-    <w:bookmarkEnd w:id="58"/>
-    <w:bookmarkStart w:id="59" w:name="thm-exp-log-inverse"/>
-    <w:p>
-      <w:pPr>
-        <w:pStyle w:val="FirstParagraph"/>
-      </w:pPr>
-      <w:r>
-        <w:rPr>
-          <w:b/>
-          <w:bCs/>
-        </w:rPr>
-        <w:t xml:space="preserve">Theorem 2 (</w:t>
-      </w:r>
-      <m:oMath>
-        <m:r>
-          <m:rPr>
-            <m:sty m:val="p"/>
-          </m:rPr>
-          <m:t>exp</m:t>
-        </m:r>
-      </m:oMath>
-      <w:r>
-        <w:rPr>
-          <w:b/>
-          <w:bCs/>
-        </w:rPr>
-        <w:t xml:space="preserve"> </w:t>
-      </w:r>
-      <w:r>
-        <w:rPr>
-          <w:b/>
-          <w:bCs/>
-        </w:rPr>
-        <w:t xml:space="preserve">and</w:t>
-      </w:r>
-      <w:r>
-        <w:rPr>
-          <w:b/>
-          <w:bCs/>
-        </w:rPr>
-        <w:t xml:space="preserve"> </w:t>
-      </w:r>
-      <m:oMath>
-        <m:r>
-          <m:rPr>
-            <m:sty m:val="p"/>
-          </m:rPr>
-          <m:t>log</m:t>
-        </m:r>
-      </m:oMath>
-      <w:r>
-        <w:rPr>
-          <w:b/>
-          <w:bCs/>
-        </w:rPr>
-        <w:t xml:space="preserve"> </w:t>
-      </w:r>
-      <w:r>
-        <w:rPr>
-          <w:b/>
-          <w:bCs/>
-        </w:rPr>
-        <w:t xml:space="preserve">are mutual inverses)</w:t>
-      </w:r>
-      <w:r>
-        <w:t xml:space="preserve"> </w:t>
-      </w:r>
-      <w:r>
-        <w:t xml:space="preserve"> </w:t>
-      </w:r>
-    </w:p>
-    <w:p>
-      <w:pPr>
-        <w:pStyle w:val="Compact"/>
-        <w:numPr>
-          <w:ilvl w:val="0"/>
-          <w:numId w:val="1013"/>
         </w:numPr>
       </w:pPr>
       <w:r>
@@ -13591,7 +14126,7 @@
         <w:pStyle w:val="Compact"/>
         <w:numPr>
           <w:ilvl w:val="0"/>
-          <w:numId w:val="1013"/>
+          <w:numId w:val="1012"/>
         </w:numPr>
       </w:pPr>
       <w:r>
@@ -13686,8 +14221,8 @@
         <w:t xml:space="preserve">.</w:t>
       </w:r>
     </w:p>
-    <w:bookmarkEnd w:id="59"/>
-    <w:bookmarkStart w:id="60" w:name="thm-log-prod"/>
+    <w:bookmarkEnd w:id="68"/>
+    <w:bookmarkStart w:id="69" w:name="thm-log-prod"/>
     <w:p>
       <w:pPr>
         <w:pStyle w:val="FirstParagraph"/>
@@ -13857,8 +14392,8 @@
         </m:oMath>
       </m:oMathPara>
     </w:p>
-    <w:bookmarkEnd w:id="60"/>
-    <w:bookmarkStart w:id="61" w:name="cor-log-quot"/>
+    <w:bookmarkEnd w:id="69"/>
+    <w:bookmarkStart w:id="70" w:name="cor-log-quot"/>
     <w:p>
       <w:pPr>
         <w:pStyle w:val="FirstParagraph"/>
@@ -14031,7 +14566,7 @@
         </m:oMath>
       </m:oMathPara>
     </w:p>
-    <w:bookmarkEnd w:id="61"/>
+    <w:bookmarkEnd w:id="70"/>
     <w:p>
       <w:pPr>
         <w:pStyle w:val="FirstParagraph"/>
@@ -14586,7 +15121,7 @@
         <w:t xml:space="preserve">.</w:t>
       </w:r>
     </w:p>
-    <w:bookmarkStart w:id="62" w:name="thm-log-exp"/>
+    <w:bookmarkStart w:id="71" w:name="thm-log-exp"/>
     <w:p>
       <w:pPr>
         <w:pStyle w:val="BodyText"/>
@@ -14738,8 +15273,8 @@
         </m:oMath>
       </m:oMathPara>
     </w:p>
-    <w:bookmarkEnd w:id="62"/>
-    <w:bookmarkStart w:id="63" w:name="thm-exp-sum"/>
+    <w:bookmarkEnd w:id="71"/>
+    <w:bookmarkStart w:id="72" w:name="thm-exp-sum"/>
     <w:p>
       <w:pPr>
         <w:pStyle w:val="FirstParagraph"/>
@@ -14880,8 +15415,8 @@
         </m:oMath>
       </m:oMathPara>
     </w:p>
-    <w:bookmarkEnd w:id="63"/>
-    <w:bookmarkStart w:id="64" w:name="exm-exp-sum"/>
+    <w:bookmarkEnd w:id="72"/>
+    <w:bookmarkStart w:id="73" w:name="exm-exp-sum"/>
     <w:p>
       <w:pPr>
         <w:pStyle w:val="FirstParagraph"/>
@@ -14891,7 +15426,7 @@
           <w:b/>
           <w:bCs/>
         </w:rPr>
-        <w:t xml:space="preserve">Example 13 (Exponential of a sum)</w:t>
+        <w:t xml:space="preserve">Example 15 (Exponential of a sum)</w:t>
       </w:r>
       <w:r>
         <w:t xml:space="preserve"> </w:t>
@@ -15122,8 +15657,8 @@
         <w:t xml:space="preserve">.</w:t>
       </w:r>
     </w:p>
-    <w:bookmarkEnd w:id="64"/>
-    <w:bookmarkStart w:id="65" w:name="cor-exp-sum"/>
+    <w:bookmarkEnd w:id="73"/>
+    <w:bookmarkStart w:id="74" w:name="cor-exp-sum"/>
     <w:p>
       <w:pPr>
         <w:pStyle w:val="BodyText"/>
@@ -15265,8 +15800,8 @@
         </m:oMath>
       </m:oMathPara>
     </w:p>
-    <w:bookmarkEnd w:id="65"/>
-    <w:bookmarkStart w:id="66" w:name="exm-exp-difference"/>
+    <w:bookmarkEnd w:id="74"/>
+    <w:bookmarkStart w:id="75" w:name="exm-exp-difference"/>
     <w:p>
       <w:pPr>
         <w:pStyle w:val="FirstParagraph"/>
@@ -15276,7 +15811,7 @@
           <w:b/>
           <w:bCs/>
         </w:rPr>
-        <w:t xml:space="preserve">Example 14 (Exponential of a difference)</w:t>
+        <w:t xml:space="preserve">Example 16 (Exponential of a difference)</w:t>
       </w:r>
       <w:r>
         <w:t xml:space="preserve"> </w:t>
@@ -15513,8 +16048,8 @@
         <w:t xml:space="preserve">.</w:t>
       </w:r>
     </w:p>
-    <w:bookmarkEnd w:id="66"/>
-    <w:bookmarkStart w:id="67" w:name="thm-power-one"/>
+    <w:bookmarkEnd w:id="75"/>
+    <w:bookmarkStart w:id="76" w:name="thm-power-one"/>
     <w:p>
       <w:pPr>
         <w:pStyle w:val="BodyText"/>
@@ -15667,8 +16202,8 @@
         </m:oMath>
       </m:oMathPara>
     </w:p>
-    <w:bookmarkEnd w:id="67"/>
-    <w:bookmarkStart w:id="68" w:name="thm-power-sum"/>
+    <w:bookmarkEnd w:id="76"/>
+    <w:bookmarkStart w:id="77" w:name="thm-power-sum"/>
     <w:p>
       <w:pPr>
         <w:pStyle w:val="FirstParagraph"/>
@@ -15812,8 +16347,8 @@
         </m:oMath>
       </m:oMathPara>
     </w:p>
-    <w:bookmarkEnd w:id="68"/>
-    <w:bookmarkStart w:id="69" w:name="exm-power-sum"/>
+    <w:bookmarkEnd w:id="77"/>
+    <w:bookmarkStart w:id="78" w:name="exm-power-sum"/>
     <w:p>
       <w:pPr>
         <w:pStyle w:val="FirstParagraph"/>
@@ -15823,7 +16358,7 @@
           <w:b/>
           <w:bCs/>
         </w:rPr>
-        <w:t xml:space="preserve">Example 15 (Power of a sum)</w:t>
+        <w:t xml:space="preserve">Example 17 (Power of a sum)</w:t>
       </w:r>
       <w:r>
         <w:t xml:space="preserve"> </w:t>
@@ -16065,8 +16600,8 @@
         </m:oMath>
       </m:oMathPara>
     </w:p>
-    <w:bookmarkEnd w:id="69"/>
-    <w:bookmarkStart w:id="72" w:name="thm-power-product"/>
+    <w:bookmarkEnd w:id="78"/>
+    <w:bookmarkStart w:id="81" w:name="thm-power-product"/>
     <w:p>
       <w:pPr>
         <w:pStyle w:val="FirstParagraph"/>
@@ -16344,7 +16879,7 @@
       <w:r>
         <w:t xml:space="preserve"> </w:t>
       </w:r>
-      <w:hyperlink r:id="rId70">
+      <w:hyperlink r:id="rId79">
         <w:r>
           <w:rPr>
             <w:rStyle w:val="Hyperlink"/>
@@ -16361,7 +16896,7 @@
       <w:r>
         <w:t xml:space="preserve"> </w:t>
       </w:r>
-      <w:hyperlink r:id="rId71">
+      <w:hyperlink r:id="rId80">
         <w:r>
           <w:rPr>
             <w:rStyle w:val="Hyperlink"/>
@@ -16373,8 +16908,8 @@
         <w:t xml:space="preserve">.</w:t>
       </w:r>
     </w:p>
-    <w:bookmarkEnd w:id="72"/>
-    <w:bookmarkStart w:id="73" w:name="exm-power-product"/>
+    <w:bookmarkEnd w:id="81"/>
+    <w:bookmarkStart w:id="82" w:name="exm-power-product"/>
     <w:p>
       <w:pPr>
         <w:pStyle w:val="BodyText"/>
@@ -16384,7 +16919,7 @@
           <w:b/>
           <w:bCs/>
         </w:rPr>
-        <w:t xml:space="preserve">Example 16 (Power of a product)</w:t>
+        <w:t xml:space="preserve">Example 18 (Power of a product)</w:t>
       </w:r>
       <w:r>
         <w:t xml:space="preserve"> </w:t>
@@ -16638,8 +17173,8 @@
         </m:oMath>
       </m:oMathPara>
     </w:p>
-    <w:bookmarkEnd w:id="73"/>
-    <w:bookmarkStart w:id="74" w:name="thm-double-exp"/>
+    <w:bookmarkEnd w:id="82"/>
+    <w:bookmarkStart w:id="83" w:name="thm-double-exp"/>
     <w:p>
       <w:pPr>
         <w:pStyle w:val="FirstParagraph"/>
@@ -16839,8 +17374,8 @@
         </m:oMath>
       </m:oMathPara>
     </w:p>
-    <w:bookmarkEnd w:id="74"/>
-    <w:bookmarkStart w:id="75" w:name="exm-double-exp-negative-base"/>
+    <w:bookmarkEnd w:id="83"/>
+    <w:bookmarkStart w:id="84" w:name="exm-double-exp-negative-base"/>
     <w:p>
       <w:pPr>
         <w:pStyle w:val="FirstParagraph"/>
@@ -16850,7 +17385,7 @@
           <w:b/>
           <w:bCs/>
         </w:rPr>
-        <w:t xml:space="preserve">Example 17 (A negative base)</w:t>
+        <w:t xml:space="preserve">Example 19 (A negative base)</w:t>
       </w:r>
       <w:r>
         <w:t xml:space="preserve"> </w:t>
@@ -17525,8 +18060,8 @@
         <w:t xml:space="preserve">is not even a real number.</w:t>
       </w:r>
     </w:p>
-    <w:bookmarkEnd w:id="75"/>
-    <w:bookmarkStart w:id="76" w:name="cor-exp-ab"/>
+    <w:bookmarkEnd w:id="84"/>
+    <w:bookmarkStart w:id="85" w:name="cor-exp-ab"/>
     <w:p>
       <w:pPr>
         <w:pStyle w:val="BodyText"/>
@@ -17695,8 +18230,8 @@
         </m:oMath>
       </m:oMathPara>
     </w:p>
-    <w:bookmarkEnd w:id="76"/>
-    <w:bookmarkStart w:id="82" w:name="rem-tarski-identities"/>
+    <w:bookmarkEnd w:id="85"/>
+    <w:bookmarkStart w:id="91" w:name="rem-tarski-identities"/>
     <w:p>
       <w:pPr>
         <w:pStyle w:val="FirstParagraph"/>
@@ -17723,7 +18258,7 @@
       <w:r>
         <w:t xml:space="preserve"> </w:t>
       </w:r>
-      <w:hyperlink r:id="rId77">
+      <w:hyperlink r:id="rId86">
         <w:r>
           <w:rPr>
             <w:rStyle w:val="Hyperlink"/>
@@ -17764,7 +18299,7 @@
         <w:pStyle w:val="Compact"/>
         <w:numPr>
           <w:ilvl w:val="0"/>
-          <w:numId w:val="1014"/>
+          <w:numId w:val="1013"/>
         </w:numPr>
       </w:pPr>
       <w:r>
@@ -17776,7 +18311,7 @@
       <w:r>
         <w:t xml:space="preserve">(</w:t>
       </w:r>
-      <w:hyperlink r:id="rId78">
+      <w:hyperlink r:id="rId87">
         <w:r>
           <w:rPr>
             <w:rStyle w:val="Hyperlink"/>
@@ -17790,7 +18325,7 @@
       <w:r>
         <w:t xml:space="preserve"> </w:t>
       </w:r>
-      <w:hyperlink r:id="rId79">
+      <w:hyperlink r:id="rId88">
         <w:r>
           <w:rPr>
             <w:rStyle w:val="Hyperlink"/>
@@ -17807,7 +18342,7 @@
         <w:pStyle w:val="Compact"/>
         <w:numPr>
           <w:ilvl w:val="0"/>
-          <w:numId w:val="1014"/>
+          <w:numId w:val="1013"/>
         </w:numPr>
       </w:pPr>
       <w:r>
@@ -17825,7 +18360,7 @@
       <w:r>
         <w:t xml:space="preserve">(</w:t>
       </w:r>
-      <w:hyperlink r:id="rId80">
+      <w:hyperlink r:id="rId89">
         <w:r>
           <w:rPr>
             <w:rStyle w:val="Hyperlink"/>
@@ -17839,7 +18374,7 @@
       <w:r>
         <w:t xml:space="preserve"> </w:t>
       </w:r>
-      <w:hyperlink r:id="rId70">
+      <w:hyperlink r:id="rId79">
         <w:r>
           <w:rPr>
             <w:rStyle w:val="Hyperlink"/>
@@ -17853,7 +18388,7 @@
       <w:r>
         <w:t xml:space="preserve"> </w:t>
       </w:r>
-      <w:hyperlink r:id="rId71">
+      <w:hyperlink r:id="rId80">
         <w:r>
           <w:rPr>
             <w:rStyle w:val="Hyperlink"/>
@@ -17867,7 +18402,7 @@
       <w:r>
         <w:t xml:space="preserve"> </w:t>
       </w:r>
-      <w:hyperlink r:id="rId81">
+      <w:hyperlink r:id="rId90">
         <w:r>
           <w:rPr>
             <w:rStyle w:val="Hyperlink"/>
@@ -17884,7 +18419,7 @@
         <w:pStyle w:val="Compact"/>
         <w:numPr>
           <w:ilvl w:val="0"/>
-          <w:numId w:val="1014"/>
+          <w:numId w:val="1013"/>
         </w:numPr>
       </w:pPr>
       <m:oMath>
@@ -18002,8 +18537,8 @@
         <w:t xml:space="preserve">).</w:t>
       </w:r>
     </w:p>
-    <w:bookmarkEnd w:id="82"/>
-    <w:bookmarkStart w:id="83" w:name="rem-tarski-incomplete"/>
+    <w:bookmarkEnd w:id="91"/>
+    <w:bookmarkStart w:id="92" w:name="rem-tarski-incomplete"/>
     <w:p>
       <w:pPr>
         <w:pStyle w:val="FirstParagraph"/>
@@ -18100,8 +18635,8 @@
         <w:t xml:space="preserve">So this list is a useful core, not a complete rulebook.</w:t>
       </w:r>
     </w:p>
-    <w:bookmarkEnd w:id="83"/>
-    <w:bookmarkStart w:id="84" w:name="def-contour-line"/>
+    <w:bookmarkEnd w:id="92"/>
+    <w:bookmarkStart w:id="93" w:name="def-contour-line"/>
     <w:p>
       <w:pPr>
         <w:pStyle w:val="BodyText"/>
@@ -18111,7 +18646,7 @@
           <w:b/>
           <w:bCs/>
         </w:rPr>
-        <w:t xml:space="preserve">Definition 16 (Contour line)</w:t>
+        <w:t xml:space="preserve">Definition 22 (Contour line)</w:t>
       </w:r>
       <w:r>
         <w:t xml:space="preserve"> </w:t>
@@ -18342,8 +18877,8 @@
         </m:oMath>
       </m:oMathPara>
     </w:p>
-    <w:bookmarkEnd w:id="84"/>
-    <w:bookmarkStart w:id="85" w:name="exm-contour-line"/>
+    <w:bookmarkEnd w:id="93"/>
+    <w:bookmarkStart w:id="94" w:name="exm-contour-line"/>
     <w:p>
       <w:pPr>
         <w:pStyle w:val="FirstParagraph"/>
@@ -18353,7 +18888,7 @@
           <w:b/>
           <w:bCs/>
         </w:rPr>
-        <w:t xml:space="preserve">Example 18 (Contour lines of a bowl)</w:t>
+        <w:t xml:space="preserve">Example 20 (Contour lines of a bowl)</w:t>
       </w:r>
       <w:r>
         <w:t xml:space="preserve"> </w:t>
@@ -18907,8 +19442,8 @@
         <w:t xml:space="preserve">.</w:t>
       </w:r>
     </w:p>
-    <w:bookmarkEnd w:id="85"/>
-    <w:bookmarkStart w:id="86" w:name="rem-contour-line-surface"/>
+    <w:bookmarkEnd w:id="94"/>
+    <w:bookmarkStart w:id="95" w:name="rem-contour-line-surface"/>
     <w:p>
       <w:pPr>
         <w:pStyle w:val="BodyText"/>
@@ -19005,8 +19540,8 @@
         <w:t xml:space="preserve">.</w:t>
       </w:r>
     </w:p>
-    <w:bookmarkEnd w:id="86"/>
-    <w:bookmarkStart w:id="87" w:name="exr-exp-vs-mult"/>
+    <w:bookmarkEnd w:id="95"/>
+    <w:bookmarkStart w:id="96" w:name="exr-exp-vs-mult"/>
     <w:p>
       <w:pPr>
         <w:pStyle w:val="BodyText"/>
@@ -19090,8 +19625,8 @@
         <w:t xml:space="preserve">?</w:t>
       </w:r>
     </w:p>
-    <w:bookmarkEnd w:id="87"/>
-    <w:bookmarkStart w:id="88" w:name="sol-exp-vs-mult"/>
+    <w:bookmarkEnd w:id="96"/>
+    <w:bookmarkStart w:id="97" w:name="sol-exp-vs-mult"/>
     <w:p>
       <w:pPr>
         <w:pStyle w:val="BodyText"/>
@@ -19215,7 +19750,7 @@
           <w:rPr>
             <w:rStyle w:val="Hyperlink"/>
           </w:rPr>
-          <w:t xml:space="preserve">Definition 15</w:t>
+          <w:t xml:space="preserve">Definition 21</w:t>
         </w:r>
       </w:hyperlink>
       <w:r>
@@ -19267,7 +19802,7 @@
       <w:pPr>
         <w:numPr>
           <w:ilvl w:val="0"/>
-          <w:numId w:val="1015"/>
+          <w:numId w:val="1014"/>
         </w:numPr>
       </w:pPr>
       <m:oMath>
@@ -19303,7 +19838,7 @@
       <w:pPr>
         <w:numPr>
           <w:ilvl w:val="0"/>
-          <w:numId w:val="1015"/>
+          <w:numId w:val="1014"/>
         </w:numPr>
       </w:pPr>
       <m:oMath>
@@ -19512,7 +20047,7 @@
       <w:pPr>
         <w:numPr>
           <w:ilvl w:val="0"/>
-          <w:numId w:val="1015"/>
+          <w:numId w:val="1014"/>
         </w:numPr>
       </w:pPr>
       <m:oMath>
@@ -20054,7 +20589,7 @@
       <w:pPr>
         <w:numPr>
           <w:ilvl w:val="0"/>
-          <w:numId w:val="1015"/>
+          <w:numId w:val="1014"/>
         </w:numPr>
       </w:pPr>
       <m:oMath>
@@ -20333,7 +20868,7 @@
       <w:pPr>
         <w:numPr>
           <w:ilvl w:val="0"/>
-          <w:numId w:val="1015"/>
+          <w:numId w:val="1014"/>
         </w:numPr>
       </w:pPr>
       <m:oMath>
@@ -20934,7 +21469,7 @@
         <w:t xml:space="preserve">cases.</w:t>
       </w:r>
     </w:p>
-    <w:bookmarkEnd w:id="88"/>
+    <w:bookmarkEnd w:id="97"/>
     <w:tbl>
       <w:tblPr>
         <w:tblStyle w:val="Table"/>
@@ -20948,7 +21483,7 @@
       <w:tr>
         <w:tc>
           <w:tcPr/>
-          <w:bookmarkStart w:id="89" w:name="fig-double-exponential"/>
+          <w:bookmarkStart w:id="98" w:name="fig-double-exponential"/>
           <w:p>
             <w:pPr>
               <w:pStyle w:val="Compact"/>
@@ -21015,7 +21550,7 @@
               </m:sSup>
             </m:oMath>
           </w:p>
-          <w:bookmarkEnd w:id="89"/>
+          <w:bookmarkEnd w:id="98"/>
         </w:tc>
       </w:tr>
     </w:tbl>
@@ -21033,7 +21568,7 @@
       <w:tr>
         <w:tc>
           <w:tcPr/>
-          <w:bookmarkStart w:id="90" w:name="fig-double-exponential2"/>
+          <w:bookmarkStart w:id="99" w:name="fig-double-exponential2"/>
           <w:p>
             <w:pPr>
               <w:pStyle w:val="Compact"/>
@@ -21218,11 +21753,728 @@
               <w:t xml:space="preserve">.</w:t>
             </w:r>
           </w:p>
-          <w:bookmarkEnd w:id="90"/>
+          <w:bookmarkEnd w:id="99"/>
         </w:tc>
       </w:tr>
     </w:tbl>
-    <w:bookmarkStart w:id="91" w:name="exr-double-exponential"/>
+    <w:bookmarkStart w:id="100" w:name="thm-exp-vs-mult"/>
+    <w:p>
+      <w:pPr>
+        <w:pStyle w:val="BodyText"/>
+      </w:pPr>
+      <w:r>
+        <w:rPr>
+          <w:b/>
+          <w:bCs/>
+        </w:rPr>
+        <w:t xml:space="preserve">Theorem 10 (When exponentiation equals multiplication)</w:t>
+      </w:r>
+      <w:r>
+        <w:t xml:space="preserve"> </w:t>
+      </w:r>
+      <w:r>
+        <w:t xml:space="preserve">Let</w:t>
+      </w:r>
+      <w:r>
+        <w:t xml:space="preserve"> </w:t>
+      </w:r>
+      <m:oMath>
+        <m:r>
+          <m:t>b</m:t>
+        </m:r>
+        <m:r>
+          <m:rPr>
+            <m:sty m:val="p"/>
+          </m:rPr>
+          <m:t>,</m:t>
+        </m:r>
+        <m:r>
+          <m:t>c</m:t>
+        </m:r>
+        <m:r>
+          <m:rPr>
+            <m:sty m:val="p"/>
+          </m:rPr>
+          <m:t>∈</m:t>
+        </m:r>
+        <m:r>
+          <m:rPr>
+            <m:scr m:val="double-struck"/>
+            <m:sty m:val="p"/>
+          </m:rPr>
+          <m:t>R</m:t>
+        </m:r>
+      </m:oMath>
+      <w:r>
+        <w:t xml:space="preserve">, where</w:t>
+      </w:r>
+      <w:r>
+        <w:t xml:space="preserve"> </w:t>
+      </w:r>
+      <m:oMath>
+        <m:sSup>
+          <m:e>
+            <m:r>
+              <m:t>b</m:t>
+            </m:r>
+          </m:e>
+          <m:sup>
+            <m:r>
+              <m:t>c</m:t>
+            </m:r>
+          </m:sup>
+        </m:sSup>
+      </m:oMath>
+      <w:r>
+        <w:t xml:space="preserve"> </w:t>
+      </w:r>
+      <w:r>
+        <w:t xml:space="preserve">is defined</w:t>
+      </w:r>
+      <w:r>
+        <w:t xml:space="preserve"> </w:t>
+      </w:r>
+      <w:r>
+        <w:t xml:space="preserve">(for</w:t>
+      </w:r>
+      <w:r>
+        <w:t xml:space="preserve"> </w:t>
+      </w:r>
+      <m:oMath>
+        <m:r>
+          <m:t>b</m:t>
+        </m:r>
+        <m:r>
+          <m:rPr>
+            <m:sty m:val="p"/>
+          </m:rPr>
+          <m:t>&lt;</m:t>
+        </m:r>
+        <m:r>
+          <m:t>0</m:t>
+        </m:r>
+      </m:oMath>
+      <w:r>
+        <w:t xml:space="preserve">, only integer</w:t>
+      </w:r>
+      <w:r>
+        <w:t xml:space="preserve"> </w:t>
+      </w:r>
+      <m:oMath>
+        <m:r>
+          <m:t>c</m:t>
+        </m:r>
+      </m:oMath>
+      <w:r>
+        <w:t xml:space="preserve"> </w:t>
+      </w:r>
+      <w:r>
+        <w:t xml:space="preserve">is allowed;</w:t>
+      </w:r>
+      <w:r>
+        <w:t xml:space="preserve"> </w:t>
+      </w:r>
+      <w:hyperlink w:anchor="def-power-nonpositive-base">
+        <w:r>
+          <w:rPr>
+            <w:rStyle w:val="Hyperlink"/>
+          </w:rPr>
+          <w:t xml:space="preserve">Definition 21</w:t>
+        </w:r>
+      </w:hyperlink>
+      <w:r>
+        <w:t xml:space="preserve">).</w:t>
+      </w:r>
+      <w:r>
+        <w:t xml:space="preserve"> </w:t>
+      </w:r>
+      <w:r>
+        <w:t xml:space="preserve">Then</w:t>
+      </w:r>
+      <w:r>
+        <w:t xml:space="preserve"> </w:t>
+      </w:r>
+      <m:oMath>
+        <m:sSup>
+          <m:e>
+            <m:r>
+              <m:t>b</m:t>
+            </m:r>
+          </m:e>
+          <m:sup>
+            <m:r>
+              <m:t>c</m:t>
+            </m:r>
+          </m:sup>
+        </m:sSup>
+        <m:r>
+          <m:rPr>
+            <m:sty m:val="p"/>
+          </m:rPr>
+          <m:t>=</m:t>
+        </m:r>
+        <m:r>
+          <m:t>b</m:t>
+        </m:r>
+        <m:r>
+          <m:t>c</m:t>
+        </m:r>
+      </m:oMath>
+      <w:r>
+        <w:t xml:space="preserve"> </w:t>
+      </w:r>
+      <w:r>
+        <w:t xml:space="preserve">if and only if one of the following holds:</w:t>
+      </w:r>
+    </w:p>
+    <w:p>
+      <w:pPr>
+        <w:pStyle w:val="Compact"/>
+        <w:numPr>
+          <w:ilvl w:val="0"/>
+          <w:numId w:val="1015"/>
+        </w:numPr>
+      </w:pPr>
+      <m:oMath>
+        <m:r>
+          <m:t>c</m:t>
+        </m:r>
+        <m:r>
+          <m:rPr>
+            <m:sty m:val="p"/>
+          </m:rPr>
+          <m:t>=</m:t>
+        </m:r>
+        <m:r>
+          <m:t>1</m:t>
+        </m:r>
+      </m:oMath>
+      <w:r>
+        <w:t xml:space="preserve">;</w:t>
+      </w:r>
+    </w:p>
+    <w:p>
+      <w:pPr>
+        <w:pStyle w:val="Compact"/>
+        <w:numPr>
+          <w:ilvl w:val="0"/>
+          <w:numId w:val="1015"/>
+        </w:numPr>
+      </w:pPr>
+      <m:oMath>
+        <m:r>
+          <m:t>b</m:t>
+        </m:r>
+        <m:r>
+          <m:rPr>
+            <m:sty m:val="p"/>
+          </m:rPr>
+          <m:t>=</m:t>
+        </m:r>
+        <m:r>
+          <m:t>0</m:t>
+        </m:r>
+      </m:oMath>
+      <w:r>
+        <w:t xml:space="preserve"> </w:t>
+      </w:r>
+      <w:r>
+        <w:t xml:space="preserve">and</w:t>
+      </w:r>
+      <w:r>
+        <w:t xml:space="preserve"> </w:t>
+      </w:r>
+      <m:oMath>
+        <m:r>
+          <m:t>c</m:t>
+        </m:r>
+        <m:r>
+          <m:rPr>
+            <m:sty m:val="p"/>
+          </m:rPr>
+          <m:t>&gt;</m:t>
+        </m:r>
+        <m:r>
+          <m:t>0</m:t>
+        </m:r>
+      </m:oMath>
+      <w:r>
+        <w:t xml:space="preserve">;</w:t>
+      </w:r>
+    </w:p>
+    <w:p>
+      <w:pPr>
+        <w:pStyle w:val="Compact"/>
+        <w:numPr>
+          <w:ilvl w:val="0"/>
+          <w:numId w:val="1015"/>
+        </w:numPr>
+      </w:pPr>
+      <m:oMath>
+        <m:r>
+          <m:t>b</m:t>
+        </m:r>
+        <m:r>
+          <m:rPr>
+            <m:sty m:val="p"/>
+          </m:rPr>
+          <m:t>&gt;</m:t>
+        </m:r>
+        <m:r>
+          <m:t>0</m:t>
+        </m:r>
+      </m:oMath>
+      <w:r>
+        <w:t xml:space="preserve">,</w:t>
+      </w:r>
+      <w:r>
+        <w:t xml:space="preserve"> </w:t>
+      </w:r>
+      <m:oMath>
+        <m:r>
+          <m:t>c</m:t>
+        </m:r>
+        <m:r>
+          <m:rPr>
+            <m:sty m:val="p"/>
+          </m:rPr>
+          <m:t>&gt;</m:t>
+        </m:r>
+        <m:r>
+          <m:t>0</m:t>
+        </m:r>
+      </m:oMath>
+      <w:r>
+        <w:t xml:space="preserve">,</w:t>
+      </w:r>
+      <w:r>
+        <w:t xml:space="preserve"> </w:t>
+      </w:r>
+      <m:oMath>
+        <m:r>
+          <m:t>c</m:t>
+        </m:r>
+        <m:r>
+          <m:rPr>
+            <m:sty m:val="p"/>
+          </m:rPr>
+          <m:t>≠</m:t>
+        </m:r>
+        <m:r>
+          <m:t>1</m:t>
+        </m:r>
+      </m:oMath>
+      <w:r>
+        <w:t xml:space="preserve">, and</w:t>
+      </w:r>
+      <w:r>
+        <w:t xml:space="preserve"> </w:t>
+      </w:r>
+      <m:oMath>
+        <m:r>
+          <m:t>b</m:t>
+        </m:r>
+        <m:r>
+          <m:rPr>
+            <m:sty m:val="p"/>
+          </m:rPr>
+          <m:t>=</m:t>
+        </m:r>
+        <m:r>
+          <m:rPr>
+            <m:sty m:val="p"/>
+          </m:rPr>
+          <m:t>exp</m:t>
+        </m:r>
+        <m:r>
+          <m:t>​</m:t>
+        </m:r>
+        <m:d>
+          <m:dPr>
+            <m:begChr m:val="{"/>
+            <m:sepChr m:val=""/>
+            <m:endChr m:val="}"/>
+            <m:grow/>
+          </m:dPr>
+          <m:e>
+            <m:f>
+              <m:fPr>
+                <m:type m:val="bar"/>
+              </m:fPr>
+              <m:num>
+                <m:r>
+                  <m:rPr>
+                    <m:sty m:val="p"/>
+                  </m:rPr>
+                  <m:t>log</m:t>
+                </m:r>
+                <m:r>
+                  <m:t>​</m:t>
+                </m:r>
+                <m:d>
+                  <m:dPr>
+                    <m:begChr m:val="{"/>
+                    <m:sepChr m:val=""/>
+                    <m:endChr m:val="}"/>
+                    <m:grow/>
+                  </m:dPr>
+                  <m:e>
+                    <m:r>
+                      <m:t>c</m:t>
+                    </m:r>
+                  </m:e>
+                </m:d>
+                <m:r>
+                  <m:t>​</m:t>
+                </m:r>
+              </m:num>
+              <m:den>
+                <m:r>
+                  <m:t>c</m:t>
+                </m:r>
+                <m:r>
+                  <m:rPr>
+                    <m:sty m:val="p"/>
+                  </m:rPr>
+                  <m:t>−</m:t>
+                </m:r>
+                <m:r>
+                  <m:t>1</m:t>
+                </m:r>
+              </m:den>
+            </m:f>
+          </m:e>
+        </m:d>
+        <m:r>
+          <m:t>​</m:t>
+        </m:r>
+      </m:oMath>
+      <w:r>
+        <w:t xml:space="preserve">;</w:t>
+      </w:r>
+    </w:p>
+    <w:p>
+      <w:pPr>
+        <w:pStyle w:val="Compact"/>
+        <w:numPr>
+          <w:ilvl w:val="0"/>
+          <w:numId w:val="1015"/>
+        </w:numPr>
+      </w:pPr>
+      <m:oMath>
+        <m:r>
+          <m:t>b</m:t>
+        </m:r>
+        <m:r>
+          <m:rPr>
+            <m:sty m:val="p"/>
+          </m:rPr>
+          <m:t>&lt;</m:t>
+        </m:r>
+        <m:r>
+          <m:t>0</m:t>
+        </m:r>
+      </m:oMath>
+      <w:r>
+        <w:t xml:space="preserve">,</w:t>
+      </w:r>
+      <w:r>
+        <w:t xml:space="preserve"> </w:t>
+      </w:r>
+      <m:oMath>
+        <m:r>
+          <m:t>c</m:t>
+        </m:r>
+      </m:oMath>
+      <w:r>
+        <w:t xml:space="preserve"> </w:t>
+      </w:r>
+      <w:r>
+        <w:t xml:space="preserve">is an odd integer with</w:t>
+      </w:r>
+      <w:r>
+        <w:t xml:space="preserve"> </w:t>
+      </w:r>
+      <m:oMath>
+        <m:r>
+          <m:t>c</m:t>
+        </m:r>
+        <m:r>
+          <m:rPr>
+            <m:sty m:val="p"/>
+          </m:rPr>
+          <m:t>≥</m:t>
+        </m:r>
+        <m:r>
+          <m:t>3</m:t>
+        </m:r>
+      </m:oMath>
+      <w:r>
+        <w:t xml:space="preserve">, and</w:t>
+      </w:r>
+      <w:r>
+        <w:t xml:space="preserve"> </w:t>
+      </w:r>
+      <m:oMath>
+        <m:r>
+          <m:t>b</m:t>
+        </m:r>
+        <m:r>
+          <m:rPr>
+            <m:sty m:val="p"/>
+          </m:rPr>
+          <m:t>=</m:t>
+        </m:r>
+        <m:r>
+          <m:rPr>
+            <m:sty m:val="p"/>
+          </m:rPr>
+          <m:t>−</m:t>
+        </m:r>
+        <m:sSup>
+          <m:e>
+            <m:r>
+              <m:t>c</m:t>
+            </m:r>
+          </m:e>
+          <m:sup>
+            <m:r>
+              <m:t>1</m:t>
+            </m:r>
+            <m:r>
+              <m:rPr>
+                <m:sty m:val="p"/>
+              </m:rPr>
+              <m:t>/</m:t>
+            </m:r>
+            <m:r>
+              <m:rPr>
+                <m:sty m:val="p"/>
+              </m:rPr>
+              <m:t>(</m:t>
+            </m:r>
+            <m:r>
+              <m:t>c</m:t>
+            </m:r>
+            <m:r>
+              <m:rPr>
+                <m:sty m:val="p"/>
+              </m:rPr>
+              <m:t>−</m:t>
+            </m:r>
+            <m:r>
+              <m:t>1</m:t>
+            </m:r>
+            <m:r>
+              <m:rPr>
+                <m:sty m:val="p"/>
+              </m:rPr>
+              <m:t>)</m:t>
+            </m:r>
+          </m:sup>
+        </m:sSup>
+      </m:oMath>
+      <w:r>
+        <w:t xml:space="preserve">;</w:t>
+      </w:r>
+    </w:p>
+    <w:p>
+      <w:pPr>
+        <w:pStyle w:val="Compact"/>
+        <w:numPr>
+          <w:ilvl w:val="0"/>
+          <w:numId w:val="1015"/>
+        </w:numPr>
+      </w:pPr>
+      <m:oMath>
+        <m:r>
+          <m:t>b</m:t>
+        </m:r>
+        <m:r>
+          <m:rPr>
+            <m:sty m:val="p"/>
+          </m:rPr>
+          <m:t>&lt;</m:t>
+        </m:r>
+        <m:r>
+          <m:t>0</m:t>
+        </m:r>
+      </m:oMath>
+      <w:r>
+        <w:t xml:space="preserve">,</w:t>
+      </w:r>
+      <w:r>
+        <w:t xml:space="preserve"> </w:t>
+      </w:r>
+      <m:oMath>
+        <m:r>
+          <m:t>c</m:t>
+        </m:r>
+      </m:oMath>
+      <w:r>
+        <w:t xml:space="preserve"> </w:t>
+      </w:r>
+      <w:r>
+        <w:t xml:space="preserve">is an even integer with</w:t>
+      </w:r>
+      <w:r>
+        <w:t xml:space="preserve"> </w:t>
+      </w:r>
+      <m:oMath>
+        <m:r>
+          <m:t>c</m:t>
+        </m:r>
+        <m:r>
+          <m:rPr>
+            <m:sty m:val="p"/>
+          </m:rPr>
+          <m:t>≤</m:t>
+        </m:r>
+        <m:r>
+          <m:rPr>
+            <m:sty m:val="p"/>
+          </m:rPr>
+          <m:t>−</m:t>
+        </m:r>
+        <m:r>
+          <m:t>2</m:t>
+        </m:r>
+      </m:oMath>
+      <w:r>
+        <w:t xml:space="preserve">, and</w:t>
+      </w:r>
+      <w:r>
+        <w:t xml:space="preserve"> </w:t>
+      </w:r>
+      <m:oMath>
+        <m:r>
+          <m:t>b</m:t>
+        </m:r>
+        <m:r>
+          <m:rPr>
+            <m:sty m:val="p"/>
+          </m:rPr>
+          <m:t>=</m:t>
+        </m:r>
+        <m:r>
+          <m:rPr>
+            <m:sty m:val="p"/>
+          </m:rPr>
+          <m:t>−</m:t>
+        </m:r>
+        <m:r>
+          <m:rPr>
+            <m:sty m:val="p"/>
+          </m:rPr>
+          <m:t>(</m:t>
+        </m:r>
+        <m:r>
+          <m:rPr>
+            <m:sty m:val="p"/>
+          </m:rPr>
+          <m:t>−</m:t>
+        </m:r>
+        <m:r>
+          <m:t>c</m:t>
+        </m:r>
+        <m:sSup>
+          <m:e>
+            <m:r>
+              <m:rPr>
+                <m:sty m:val="p"/>
+              </m:rPr>
+              <m:t>)</m:t>
+            </m:r>
+          </m:e>
+          <m:sup>
+            <m:r>
+              <m:t>1</m:t>
+            </m:r>
+            <m:r>
+              <m:rPr>
+                <m:sty m:val="p"/>
+              </m:rPr>
+              <m:t>/</m:t>
+            </m:r>
+            <m:r>
+              <m:rPr>
+                <m:sty m:val="p"/>
+              </m:rPr>
+              <m:t>(</m:t>
+            </m:r>
+            <m:r>
+              <m:t>c</m:t>
+            </m:r>
+            <m:r>
+              <m:rPr>
+                <m:sty m:val="p"/>
+              </m:rPr>
+              <m:t>−</m:t>
+            </m:r>
+            <m:r>
+              <m:t>1</m:t>
+            </m:r>
+            <m:r>
+              <m:rPr>
+                <m:sty m:val="p"/>
+              </m:rPr>
+              <m:t>)</m:t>
+            </m:r>
+          </m:sup>
+        </m:sSup>
+      </m:oMath>
+      <w:r>
+        <w:t xml:space="preserve">.</w:t>
+      </w:r>
+    </w:p>
+    <w:bookmarkEnd w:id="100"/>
+    <w:p>
+      <w:pPr>
+        <w:pStyle w:val="FirstParagraph"/>
+      </w:pPr>
+      <w:r>
+        <w:rPr>
+          <w:i/>
+          <w:iCs/>
+        </w:rPr>
+        <w:t xml:space="preserve">Proof</w:t>
+      </w:r>
+      <w:r>
+        <w:t xml:space="preserve">. </w:t>
+      </w:r>
+      <w:r>
+        <w:t xml:space="preserve">This is the solution to</w:t>
+      </w:r>
+      <w:r>
+        <w:t xml:space="preserve"> </w:t>
+      </w:r>
+      <w:hyperlink w:anchor="exr-exp-vs-mult">
+        <w:r>
+          <w:rPr>
+            <w:rStyle w:val="Hyperlink"/>
+          </w:rPr>
+          <w:t xml:space="preserve">Exercise 2</w:t>
+        </w:r>
+      </w:hyperlink>
+      <w:r>
+        <w:t xml:space="preserve">, worked in</w:t>
+      </w:r>
+      <w:r>
+        <w:t xml:space="preserve"> </w:t>
+      </w:r>
+      <w:hyperlink w:anchor="sol-exp-vs-mult">
+        <w:r>
+          <w:rPr>
+            <w:rStyle w:val="Hyperlink"/>
+          </w:rPr>
+          <w:t xml:space="preserve">Solution 2</w:t>
+        </w:r>
+      </w:hyperlink>
+      <w:r>
+        <w:t xml:space="preserve">.</w:t>
+      </w:r>
+    </w:p>
+    <w:bookmarkStart w:id="101" w:name="exr-double-exponential"/>
     <w:p>
       <w:pPr>
         <w:pStyle w:val="BodyText"/>
@@ -21381,8 +22633,8 @@
         <w:t xml:space="preserve">?</w:t>
       </w:r>
     </w:p>
-    <w:bookmarkEnd w:id="91"/>
-    <w:bookmarkStart w:id="93" w:name="sol-double-exponential"/>
+    <w:bookmarkEnd w:id="101"/>
+    <w:bookmarkStart w:id="103" w:name="sol-double-exponential"/>
     <w:p>
       <w:pPr>
         <w:pStyle w:val="BodyText"/>
@@ -21807,7 +23059,7 @@
       <w:pPr>
         <w:pStyle w:val="BodyText"/>
       </w:pPr>
-      <w:bookmarkStart w:id="92" w:name="eq-double-exp-log-scale"/>
+      <w:bookmarkStart w:id="102" w:name="eq-double-exp-log-scale"/>
       <m:oMathPara>
         <m:oMathParaPr>
           <m:jc m:val="center"/>
@@ -22114,7 +23366,7 @@
           </m:r>
         </m:oMath>
       </m:oMathPara>
-      <w:bookmarkEnd w:id="92"/>
+      <w:bookmarkEnd w:id="102"/>
     </w:p>
     <w:p>
       <w:pPr>
@@ -22255,12 +23507,12 @@
       <w:r>
         <w:t xml:space="preserve"> </w:t>
       </w:r>
-      <w:hyperlink w:anchor="exr-exp-vs-mult">
+      <w:hyperlink w:anchor="thm-exp-vs-mult">
         <w:r>
           <w:rPr>
             <w:rStyle w:val="Hyperlink"/>
           </w:rPr>
-          <w:t xml:space="preserve">Exercise 2</w:t>
+          <w:t xml:space="preserve">Theorem 10</w:t>
         </w:r>
       </w:hyperlink>
       <w:r>
@@ -22383,7 +23635,7 @@
           <w:rPr>
             <w:rStyle w:val="Hyperlink"/>
           </w:rPr>
-          <w:t xml:space="preserve">Definition 15</w:t>
+          <w:t xml:space="preserve">Definition 21</w:t>
         </w:r>
       </w:hyperlink>
       <w:r>
@@ -23507,8 +24759,389 @@
         </m:oMath>
       </m:oMathPara>
     </w:p>
-    <w:bookmarkEnd w:id="93"/>
-    <w:bookmarkEnd w:id="94"/>
+    <w:bookmarkEnd w:id="103"/>
+    <w:bookmarkStart w:id="104" w:name="thm-double-exponential"/>
+    <w:p>
+      <w:pPr>
+        <w:pStyle w:val="FirstParagraph"/>
+      </w:pPr>
+      <w:r>
+        <w:rPr>
+          <w:b/>
+          <w:bCs/>
+        </w:rPr>
+        <w:t xml:space="preserve">Theorem 11 (When repeated exponentiation is not reordered)</w:t>
+      </w:r>
+      <w:r>
+        <w:t xml:space="preserve"> </w:t>
+      </w:r>
+      <w:r>
+        <w:t xml:space="preserve">Let</w:t>
+      </w:r>
+      <w:r>
+        <w:t xml:space="preserve"> </w:t>
+      </w:r>
+      <m:oMath>
+        <m:r>
+          <m:t>a</m:t>
+        </m:r>
+        <m:r>
+          <m:rPr>
+            <m:sty m:val="p"/>
+          </m:rPr>
+          <m:t>≥</m:t>
+        </m:r>
+        <m:r>
+          <m:t>0</m:t>
+        </m:r>
+      </m:oMath>
+      <w:r>
+        <w:t xml:space="preserve"> </w:t>
+      </w:r>
+      <w:r>
+        <w:t xml:space="preserve">and</w:t>
+      </w:r>
+      <w:r>
+        <w:t xml:space="preserve"> </w:t>
+      </w:r>
+      <m:oMath>
+        <m:r>
+          <m:t>b</m:t>
+        </m:r>
+        <m:r>
+          <m:rPr>
+            <m:sty m:val="p"/>
+          </m:rPr>
+          <m:t>,</m:t>
+        </m:r>
+        <m:r>
+          <m:t>c</m:t>
+        </m:r>
+        <m:r>
+          <m:rPr>
+            <m:sty m:val="p"/>
+          </m:rPr>
+          <m:t>∈</m:t>
+        </m:r>
+        <m:r>
+          <m:rPr>
+            <m:scr m:val="double-struck"/>
+            <m:sty m:val="p"/>
+          </m:rPr>
+          <m:t>R</m:t>
+        </m:r>
+      </m:oMath>
+      <w:r>
+        <w:t xml:space="preserve">, where</w:t>
+      </w:r>
+      <w:r>
+        <w:t xml:space="preserve"> </w:t>
+      </w:r>
+      <m:oMath>
+        <m:sSup>
+          <m:e>
+            <m:r>
+              <m:t>b</m:t>
+            </m:r>
+          </m:e>
+          <m:sup>
+            <m:r>
+              <m:t>c</m:t>
+            </m:r>
+          </m:sup>
+        </m:sSup>
+      </m:oMath>
+      <w:r>
+        <w:t xml:space="preserve"> </w:t>
+      </w:r>
+      <w:r>
+        <w:t xml:space="preserve">is defined.</w:t>
+      </w:r>
+      <w:r>
+        <w:t xml:space="preserve"> </w:t>
+      </w:r>
+      <w:r>
+        <w:t xml:space="preserve">Then</w:t>
+      </w:r>
+      <w:r>
+        <w:t xml:space="preserve"> </w:t>
+      </w:r>
+      <m:oMath>
+        <m:r>
+          <m:rPr>
+            <m:sty m:val="p"/>
+          </m:rPr>
+          <m:t>(</m:t>
+        </m:r>
+        <m:sSup>
+          <m:e>
+            <m:r>
+              <m:t>a</m:t>
+            </m:r>
+          </m:e>
+          <m:sup>
+            <m:r>
+              <m:t>b</m:t>
+            </m:r>
+          </m:sup>
+        </m:sSup>
+        <m:sSup>
+          <m:e>
+            <m:r>
+              <m:rPr>
+                <m:sty m:val="p"/>
+              </m:rPr>
+              <m:t>)</m:t>
+            </m:r>
+          </m:e>
+          <m:sup>
+            <m:r>
+              <m:t>c</m:t>
+            </m:r>
+          </m:sup>
+        </m:sSup>
+        <m:r>
+          <m:rPr>
+            <m:sty m:val="p"/>
+          </m:rPr>
+          <m:t>=</m:t>
+        </m:r>
+        <m:sSup>
+          <m:e>
+            <m:r>
+              <m:t>a</m:t>
+            </m:r>
+          </m:e>
+          <m:sup>
+            <m:r>
+              <m:rPr>
+                <m:sty m:val="p"/>
+              </m:rPr>
+              <m:t>(</m:t>
+            </m:r>
+            <m:sSup>
+              <m:e>
+                <m:r>
+                  <m:t>b</m:t>
+                </m:r>
+              </m:e>
+              <m:sup>
+                <m:r>
+                  <m:t>c</m:t>
+                </m:r>
+              </m:sup>
+            </m:sSup>
+            <m:r>
+              <m:rPr>
+                <m:sty m:val="p"/>
+              </m:rPr>
+              <m:t>)</m:t>
+            </m:r>
+          </m:sup>
+        </m:sSup>
+      </m:oMath>
+      <w:r>
+        <w:t xml:space="preserve">, with both sides defined, if and only if</w:t>
+      </w:r>
+    </w:p>
+    <w:p>
+      <w:pPr>
+        <w:pStyle w:val="Compact"/>
+        <w:numPr>
+          <w:ilvl w:val="0"/>
+          <w:numId w:val="1018"/>
+        </w:numPr>
+      </w:pPr>
+      <m:oMath>
+        <m:r>
+          <m:t>a</m:t>
+        </m:r>
+        <m:r>
+          <m:rPr>
+            <m:sty m:val="p"/>
+          </m:rPr>
+          <m:t>&gt;</m:t>
+        </m:r>
+        <m:r>
+          <m:t>0</m:t>
+        </m:r>
+      </m:oMath>
+      <w:r>
+        <w:t xml:space="preserve"> </w:t>
+      </w:r>
+      <w:r>
+        <w:t xml:space="preserve">and either</w:t>
+      </w:r>
+      <w:r>
+        <w:t xml:space="preserve"> </w:t>
+      </w:r>
+      <m:oMath>
+        <m:r>
+          <m:t>a</m:t>
+        </m:r>
+        <m:r>
+          <m:rPr>
+            <m:sty m:val="p"/>
+          </m:rPr>
+          <m:t>=</m:t>
+        </m:r>
+        <m:r>
+          <m:t>1</m:t>
+        </m:r>
+      </m:oMath>
+      <w:r>
+        <w:t xml:space="preserve"> </w:t>
+      </w:r>
+      <w:r>
+        <w:t xml:space="preserve">or</w:t>
+      </w:r>
+      <w:r>
+        <w:t xml:space="preserve"> </w:t>
+      </w:r>
+      <m:oMath>
+        <m:r>
+          <m:t>b</m:t>
+        </m:r>
+        <m:r>
+          <m:t>c</m:t>
+        </m:r>
+        <m:r>
+          <m:rPr>
+            <m:sty m:val="p"/>
+          </m:rPr>
+          <m:t>=</m:t>
+        </m:r>
+        <m:sSup>
+          <m:e>
+            <m:r>
+              <m:t>b</m:t>
+            </m:r>
+          </m:e>
+          <m:sup>
+            <m:r>
+              <m:t>c</m:t>
+            </m:r>
+          </m:sup>
+        </m:sSup>
+      </m:oMath>
+      <w:r>
+        <w:t xml:space="preserve">; or</w:t>
+      </w:r>
+    </w:p>
+    <w:p>
+      <w:pPr>
+        <w:pStyle w:val="Compact"/>
+        <w:numPr>
+          <w:ilvl w:val="0"/>
+          <w:numId w:val="1018"/>
+        </w:numPr>
+      </w:pPr>
+      <m:oMath>
+        <m:r>
+          <m:t>a</m:t>
+        </m:r>
+        <m:r>
+          <m:rPr>
+            <m:sty m:val="p"/>
+          </m:rPr>
+          <m:t>=</m:t>
+        </m:r>
+        <m:r>
+          <m:t>0</m:t>
+        </m:r>
+      </m:oMath>
+      <w:r>
+        <w:t xml:space="preserve">,</w:t>
+      </w:r>
+      <w:r>
+        <w:t xml:space="preserve"> </w:t>
+      </w:r>
+      <m:oMath>
+        <m:r>
+          <m:t>b</m:t>
+        </m:r>
+        <m:r>
+          <m:rPr>
+            <m:sty m:val="p"/>
+          </m:rPr>
+          <m:t>≥</m:t>
+        </m:r>
+        <m:r>
+          <m:t>0</m:t>
+        </m:r>
+      </m:oMath>
+      <w:r>
+        <w:t xml:space="preserve">, and</w:t>
+      </w:r>
+      <w:r>
+        <w:t xml:space="preserve"> </w:t>
+      </w:r>
+      <m:oMath>
+        <m:r>
+          <m:t>c</m:t>
+        </m:r>
+        <m:r>
+          <m:rPr>
+            <m:sty m:val="p"/>
+          </m:rPr>
+          <m:t>&gt;</m:t>
+        </m:r>
+        <m:r>
+          <m:t>0</m:t>
+        </m:r>
+      </m:oMath>
+      <w:r>
+        <w:t xml:space="preserve">.</w:t>
+      </w:r>
+    </w:p>
+    <w:bookmarkEnd w:id="104"/>
+    <w:p>
+      <w:pPr>
+        <w:pStyle w:val="FirstParagraph"/>
+      </w:pPr>
+      <w:r>
+        <w:rPr>
+          <w:i/>
+          <w:iCs/>
+        </w:rPr>
+        <w:t xml:space="preserve">Proof</w:t>
+      </w:r>
+      <w:r>
+        <w:t xml:space="preserve">. </w:t>
+      </w:r>
+      <w:r>
+        <w:t xml:space="preserve">This is the solution to</w:t>
+      </w:r>
+      <w:r>
+        <w:t xml:space="preserve"> </w:t>
+      </w:r>
+      <w:hyperlink w:anchor="exr-double-exponential">
+        <w:r>
+          <w:rPr>
+            <w:rStyle w:val="Hyperlink"/>
+          </w:rPr>
+          <w:t xml:space="preserve">Exercise 3</w:t>
+        </w:r>
+      </w:hyperlink>
+      <w:r>
+        <w:t xml:space="preserve">, worked in</w:t>
+      </w:r>
+      <w:r>
+        <w:t xml:space="preserve"> </w:t>
+      </w:r>
+      <w:hyperlink w:anchor="sol-double-exponential">
+        <w:r>
+          <w:rPr>
+            <w:rStyle w:val="Hyperlink"/>
+          </w:rPr>
+          <w:t xml:space="preserve">Solution 3</w:t>
+        </w:r>
+      </w:hyperlink>
+      <w:r>
+        <w:t xml:space="preserve">.</w:t>
+      </w:r>
+    </w:p>
+    <w:bookmarkEnd w:id="105"/>
     <w:sectPr>
       <w:footnotePr>
         <w:numRestart w:val="eachSect"/>
@@ -23925,9 +25558,6 @@
     <w:abstractNumId w:val="991"/>
   </w:num>
   <w:num w:numId="1012">
-    <w:abstractNumId w:val="991"/>
-  </w:num>
-  <w:num w:numId="1013">
     <w:abstractNumId w:val="99411"/>
     <w:lvlOverride w:ilvl="0">
       <w:startOverride w:val="1"/>
@@ -23957,8 +25587,38 @@
       <w:startOverride w:val="1"/>
     </w:lvlOverride>
   </w:num>
+  <w:num w:numId="1013">
+    <w:abstractNumId w:val="991"/>
+  </w:num>
   <w:num w:numId="1014">
-    <w:abstractNumId w:val="991"/>
+    <w:abstractNumId w:val="99411"/>
+    <w:lvlOverride w:ilvl="0">
+      <w:startOverride w:val="1"/>
+    </w:lvlOverride>
+    <w:lvlOverride w:ilvl="1">
+      <w:startOverride w:val="1"/>
+    </w:lvlOverride>
+    <w:lvlOverride w:ilvl="2">
+      <w:startOverride w:val="1"/>
+    </w:lvlOverride>
+    <w:lvlOverride w:ilvl="3">
+      <w:startOverride w:val="1"/>
+    </w:lvlOverride>
+    <w:lvlOverride w:ilvl="4">
+      <w:startOverride w:val="1"/>
+    </w:lvlOverride>
+    <w:lvlOverride w:ilvl="5">
+      <w:startOverride w:val="1"/>
+    </w:lvlOverride>
+    <w:lvlOverride w:ilvl="6">
+      <w:startOverride w:val="1"/>
+    </w:lvlOverride>
+    <w:lvlOverride w:ilvl="7">
+      <w:startOverride w:val="1"/>
+    </w:lvlOverride>
+    <w:lvlOverride w:ilvl="8">
+      <w:startOverride w:val="1"/>
+    </w:lvlOverride>
   </w:num>
   <w:num w:numId="1015">
     <w:abstractNumId w:val="99411"/>
@@ -24021,6 +25681,9 @@
     </w:lvlOverride>
   </w:num>
   <w:num w:numId="1017">
+    <w:abstractNumId w:val="991"/>
+  </w:num>
+  <w:num w:numId="1018">
     <w:abstractNumId w:val="991"/>
   </w:num>
 </w:numbering>

--- a/algebra-exponentials.docx
+++ b/algebra-exponentials.docx
@@ -15,7 +15,7 @@
         <w:pStyle w:val="Date"/>
       </w:pPr>
       <w:r>
-        <w:t xml:space="preserve">Last modified: 2026-10-15 09:23:43 (PDT)</w:t>
+        <w:t xml:space="preserve">Last modified: 2026-10-15 10:07:44 (PDT)</w:t>
       </w:r>
     </w:p>
     <w:bookmarkStart w:id="30" w:name="sec-polynomials"/>

--- a/algebra-exponentials.docx
+++ b/algebra-exponentials.docx
@@ -15,7 +15,7 @@
         <w:pStyle w:val="Date"/>
       </w:pPr>
       <w:r>
-        <w:t xml:space="preserve">Last modified: 2026-10-15 10:07:44 (PDT)</w:t>
+        <w:t xml:space="preserve">Last modified: 2026-10-15 12:42:30 (PDT)</w:t>
       </w:r>
     </w:p>
     <w:bookmarkStart w:id="30" w:name="sec-polynomials"/>

--- a/algebra-exponentials.docx
+++ b/algebra-exponentials.docx
@@ -15,7 +15,7 @@
         <w:pStyle w:val="Date"/>
       </w:pPr>
       <w:r>
-        <w:t xml:space="preserve">Last modified: 2026-10-15 12:42:30 (PDT)</w:t>
+        <w:t xml:space="preserve">Last modified: 2026-10-15 13:39:21 (PDT)</w:t>
       </w:r>
     </w:p>
     <w:bookmarkStart w:id="30" w:name="sec-polynomials"/>

--- a/algebra-exponentials.docx
+++ b/algebra-exponentials.docx
@@ -15,7 +15,7 @@
         <w:pStyle w:val="Date"/>
       </w:pPr>
       <w:r>
-        <w:t xml:space="preserve">Last modified: 2026-10-15 13:39:21 (PDT)</w:t>
+        <w:t xml:space="preserve">Last modified: 2026-10-15 14:23:59 (PDT)</w:t>
       </w:r>
     </w:p>
     <w:bookmarkStart w:id="30" w:name="sec-polynomials"/>

--- a/algebra-exponentials.docx
+++ b/algebra-exponentials.docx
@@ -15,7 +15,7 @@
         <w:pStyle w:val="Date"/>
       </w:pPr>
       <w:r>
-        <w:t xml:space="preserve">Last modified: 2026-10-15 14:23:59 (PDT)</w:t>
+        <w:t xml:space="preserve">Last modified: 2026-10-15 15:19:18 (PDT)</w:t>
       </w:r>
     </w:p>
     <w:bookmarkStart w:id="30" w:name="sec-polynomials"/>

--- a/algebra-exponentials.docx
+++ b/algebra-exponentials.docx
@@ -15,7 +15,7 @@
         <w:pStyle w:val="Date"/>
       </w:pPr>
       <w:r>
-        <w:t xml:space="preserve">Last modified: 2026-10-15 15:19:18 (PDT)</w:t>
+        <w:t xml:space="preserve">Last modified: 2026-10-15 16:26:25 (PDT)</w:t>
       </w:r>
     </w:p>
     <w:bookmarkStart w:id="30" w:name="sec-polynomials"/>

--- a/algebra-exponentials.docx
+++ b/algebra-exponentials.docx
@@ -15,7 +15,7 @@
         <w:pStyle w:val="Date"/>
       </w:pPr>
       <w:r>
-        <w:t xml:space="preserve">Last modified: 2026-10-15 16:26:25 (PDT)</w:t>
+        <w:t xml:space="preserve">Last modified: 2026-10-15 17:47:31 (PDT)</w:t>
       </w:r>
     </w:p>
     <w:bookmarkStart w:id="30" w:name="sec-polynomials"/>

--- a/algebra-exponentials.docx
+++ b/algebra-exponentials.docx
@@ -15,7 +15,7 @@
         <w:pStyle w:val="Date"/>
       </w:pPr>
       <w:r>
-        <w:t xml:space="preserve">Last modified: 2026-10-15 17:47:31 (PDT)</w:t>
+        <w:t xml:space="preserve">Last modified: 2026-10-15 18:37:38 (PDT)</w:t>
       </w:r>
     </w:p>
     <w:bookmarkStart w:id="30" w:name="sec-polynomials"/>

--- a/algebra-exponentials.docx
+++ b/algebra-exponentials.docx
@@ -15,7 +15,7 @@
         <w:pStyle w:val="Date"/>
       </w:pPr>
       <w:r>
-        <w:t xml:space="preserve">Last modified: 2026-10-15 18:37:38 (PDT)</w:t>
+        <w:t xml:space="preserve">Last modified: 2026-10-15 19:41:40 (PDT)</w:t>
       </w:r>
     </w:p>
     <w:bookmarkStart w:id="30" w:name="sec-polynomials"/>

--- a/algebra-exponentials.docx
+++ b/algebra-exponentials.docx
@@ -15,7 +15,7 @@
         <w:pStyle w:val="Date"/>
       </w:pPr>
       <w:r>
-        <w:t xml:space="preserve">Last modified: 2026-10-15 19:41:40 (PDT)</w:t>
+        <w:t xml:space="preserve">Last modified: 2026-10-15 20:43:22 (PDT)</w:t>
       </w:r>
     </w:p>
     <w:bookmarkStart w:id="30" w:name="sec-polynomials"/>

--- a/algebra-exponentials.docx
+++ b/algebra-exponentials.docx
@@ -15,7 +15,7 @@
         <w:pStyle w:val="Date"/>
       </w:pPr>
       <w:r>
-        <w:t xml:space="preserve">Last modified: 2026-10-15 20:43:22 (PDT)</w:t>
+        <w:t xml:space="preserve">Last modified: 2026-10-15 21:43:14 (PDT)</w:t>
       </w:r>
     </w:p>
     <w:bookmarkStart w:id="30" w:name="sec-polynomials"/>

--- a/algebra-exponentials.docx
+++ b/algebra-exponentials.docx
@@ -15,7 +15,7 @@
         <w:pStyle w:val="Date"/>
       </w:pPr>
       <w:r>
-        <w:t xml:space="preserve">Last modified: 2026-10-15 21:43:14 (PDT)</w:t>
+        <w:t xml:space="preserve">Last modified: 2026-10-15 23:56:47 (PDT)</w:t>
       </w:r>
     </w:p>
     <w:bookmarkStart w:id="30" w:name="sec-polynomials"/>

--- a/algebra-exponentials.docx
+++ b/algebra-exponentials.docx
@@ -15,7 +15,7 @@
         <w:pStyle w:val="Date"/>
       </w:pPr>
       <w:r>
-        <w:t xml:space="preserve">Last modified: 2026-10-15 23:56:47 (PDT)</w:t>
+        <w:t xml:space="preserve">Last modified: 2026-10-16 01:00:03 (PDT)</w:t>
       </w:r>
     </w:p>
     <w:bookmarkStart w:id="30" w:name="sec-polynomials"/>

--- a/algebra-exponentials.docx
+++ b/algebra-exponentials.docx
@@ -15,7 +15,7 @@
         <w:pStyle w:val="Date"/>
       </w:pPr>
       <w:r>
-        <w:t xml:space="preserve">Last modified: 2026-10-16 01:00:03 (PDT)</w:t>
+        <w:t xml:space="preserve">Last modified: 2026-10-16 01:53:21 (PDT)</w:t>
       </w:r>
     </w:p>
     <w:bookmarkStart w:id="30" w:name="sec-polynomials"/>

--- a/algebra-exponentials.docx
+++ b/algebra-exponentials.docx
@@ -15,7 +15,7 @@
         <w:pStyle w:val="Date"/>
       </w:pPr>
       <w:r>
-        <w:t xml:space="preserve">Last modified: 2026-10-16 01:53:21 (PDT)</w:t>
+        <w:t xml:space="preserve">Last modified: 2026-10-16 02:45:37 (PDT)</w:t>
       </w:r>
     </w:p>
     <w:bookmarkStart w:id="30" w:name="sec-polynomials"/>

--- a/algebra-exponentials.docx
+++ b/algebra-exponentials.docx
@@ -15,7 +15,7 @@
         <w:pStyle w:val="Date"/>
       </w:pPr>
       <w:r>
-        <w:t xml:space="preserve">Last modified: 2026-10-16 02:45:37 (PDT)</w:t>
+        <w:t xml:space="preserve">Last modified: 2026-10-16 03:50:53 (PDT)</w:t>
       </w:r>
     </w:p>
     <w:bookmarkStart w:id="30" w:name="sec-polynomials"/>

--- a/algebra-exponentials.docx
+++ b/algebra-exponentials.docx
@@ -15,7 +15,7 @@
         <w:pStyle w:val="Date"/>
       </w:pPr>
       <w:r>
-        <w:t xml:space="preserve">Last modified: 2026-10-16 03:50:53 (PDT)</w:t>
+        <w:t xml:space="preserve">Last modified: 2026-10-16 04:38:30 (PDT)</w:t>
       </w:r>
     </w:p>
     <w:bookmarkStart w:id="30" w:name="sec-polynomials"/>

--- a/algebra-exponentials.docx
+++ b/algebra-exponentials.docx
@@ -15,7 +15,7 @@
         <w:pStyle w:val="Date"/>
       </w:pPr>
       <w:r>
-        <w:t xml:space="preserve">Last modified: 2026-10-16 04:38:30 (PDT)</w:t>
+        <w:t xml:space="preserve">Last modified: 2026-10-16 05:24:53 (PDT)</w:t>
       </w:r>
     </w:p>
     <w:bookmarkStart w:id="30" w:name="sec-polynomials"/>

--- a/algebra-exponentials.docx
+++ b/algebra-exponentials.docx
@@ -15,7 +15,7 @@
         <w:pStyle w:val="Date"/>
       </w:pPr>
       <w:r>
-        <w:t xml:space="preserve">Last modified: 2026-10-16 05:24:53 (PDT)</w:t>
+        <w:t xml:space="preserve">Last modified: 2026-10-16 06:27:40 (PDT)</w:t>
       </w:r>
     </w:p>
     <w:bookmarkStart w:id="30" w:name="sec-polynomials"/>

--- a/algebra-exponentials.docx
+++ b/algebra-exponentials.docx
@@ -15,7 +15,7 @@
         <w:pStyle w:val="Date"/>
       </w:pPr>
       <w:r>
-        <w:t xml:space="preserve">Last modified: 2026-10-16 06:27:40 (PDT)</w:t>
+        <w:t xml:space="preserve">Last modified: 2026-10-16 10:11:43 (PDT)</w:t>
       </w:r>
     </w:p>
     <w:bookmarkStart w:id="30" w:name="sec-polynomials"/>

--- a/algebra-exponentials.docx
+++ b/algebra-exponentials.docx
@@ -15,7 +15,7 @@
         <w:pStyle w:val="Date"/>
       </w:pPr>
       <w:r>
-        <w:t xml:space="preserve">Last modified: 2026-10-16 10:11:43 (PDT)</w:t>
+        <w:t xml:space="preserve">Last modified: 2026-10-16 10:58:47 (PDT)</w:t>
       </w:r>
     </w:p>
     <w:bookmarkStart w:id="30" w:name="sec-polynomials"/>

--- a/algebra-exponentials.docx
+++ b/algebra-exponentials.docx
@@ -15,7 +15,7 @@
         <w:pStyle w:val="Date"/>
       </w:pPr>
       <w:r>
-        <w:t xml:space="preserve">Last modified: 2026-10-16 10:58:47 (PDT)</w:t>
+        <w:t xml:space="preserve">Last modified: 2026-10-16 18:32:13 (PDT)</w:t>
       </w:r>
     </w:p>
     <w:bookmarkStart w:id="30" w:name="sec-polynomials"/>

--- a/algebra-exponentials.docx
+++ b/algebra-exponentials.docx
@@ -15,7 +15,7 @@
         <w:pStyle w:val="Date"/>
       </w:pPr>
       <w:r>
-        <w:t xml:space="preserve">Last modified: 2026-10-16 18:32:13 (PDT)</w:t>
+        <w:t xml:space="preserve">Last modified: 2026-10-16 19:32:00 (PDT)</w:t>
       </w:r>
     </w:p>
     <w:bookmarkStart w:id="30" w:name="sec-polynomials"/>

--- a/algebra-exponentials.docx
+++ b/algebra-exponentials.docx
@@ -15,7 +15,7 @@
         <w:pStyle w:val="Date"/>
       </w:pPr>
       <w:r>
-        <w:t xml:space="preserve">Last modified: 2026-10-16 19:32:00 (PDT)</w:t>
+        <w:t xml:space="preserve">Last modified: 2026-10-17 02:34:23 (PDT)</w:t>
       </w:r>
     </w:p>
     <w:bookmarkStart w:id="30" w:name="sec-polynomials"/>

--- a/algebra-exponentials.docx
+++ b/algebra-exponentials.docx
@@ -15,7 +15,7 @@
         <w:pStyle w:val="Date"/>
       </w:pPr>
       <w:r>
-        <w:t xml:space="preserve">Last modified: 2026-10-17 02:34:23 (PDT)</w:t>
+        <w:t xml:space="preserve">Last modified: 2026-10-17 03:46:15 (PDT)</w:t>
       </w:r>
     </w:p>
     <w:bookmarkStart w:id="30" w:name="sec-polynomials"/>

--- a/algebra-exponentials.docx
+++ b/algebra-exponentials.docx
@@ -15,7 +15,7 @@
         <w:pStyle w:val="Date"/>
       </w:pPr>
       <w:r>
-        <w:t xml:space="preserve">Last modified: 2026-10-17 03:46:15 (PDT)</w:t>
+        <w:t xml:space="preserve">Last modified: 2026-10-17 04:46:25 (PDT)</w:t>
       </w:r>
     </w:p>
     <w:bookmarkStart w:id="30" w:name="sec-polynomials"/>

--- a/algebra-exponentials.docx
+++ b/algebra-exponentials.docx
@@ -15,7 +15,7 @@
         <w:pStyle w:val="Date"/>
       </w:pPr>
       <w:r>
-        <w:t xml:space="preserve">Last modified: 2026-10-17 04:46:25 (PDT)</w:t>
+        <w:t xml:space="preserve">Last modified: 2026-10-17 06:29:34 (PDT)</w:t>
       </w:r>
     </w:p>
     <w:bookmarkStart w:id="30" w:name="sec-polynomials"/>

--- a/algebra-exponentials.docx
+++ b/algebra-exponentials.docx
@@ -15,7 +15,7 @@
         <w:pStyle w:val="Date"/>
       </w:pPr>
       <w:r>
-        <w:t xml:space="preserve">Last modified: 2026-10-17 06:29:34 (PDT)</w:t>
+        <w:t xml:space="preserve">Last modified: 2026-10-17 07:35:34 (PDT)</w:t>
       </w:r>
     </w:p>
     <w:bookmarkStart w:id="30" w:name="sec-polynomials"/>

--- a/algebra-exponentials.docx
+++ b/algebra-exponentials.docx
@@ -15,7 +15,7 @@
         <w:pStyle w:val="Date"/>
       </w:pPr>
       <w:r>
-        <w:t xml:space="preserve">Last modified: 2026-10-17 15:54:57 (PDT)</w:t>
+        <w:t xml:space="preserve">Last modified: 2026-10-17 22:01:17 (PDT)</w:t>
       </w:r>
     </w:p>
     <w:bookmarkStart w:id="30" w:name="sec-polynomials"/>

--- a/algebra-exponentials.docx
+++ b/algebra-exponentials.docx
@@ -15,7 +15,7 @@
         <w:pStyle w:val="Date"/>
       </w:pPr>
       <w:r>
-        <w:t xml:space="preserve">Last modified: 2026-10-17 22:01:17 (PDT)</w:t>
+        <w:t xml:space="preserve">Last modified: 2026-10-18 11:27:44 (PDT)</w:t>
       </w:r>
     </w:p>
     <w:bookmarkStart w:id="30" w:name="sec-polynomials"/>
@@ -1281,7 +1281,7 @@
         <w:t xml:space="preserve"> </w:t>
       </w:r>
       <w:r>
-        <w:t xml:space="preserve">(Wikipedia contributors 2026j)</w:t>
+        <w:t xml:space="preserve">[1]</w:t>
       </w:r>
       <w:r>
         <w:t xml:space="preserve"> </w:t>
@@ -3368,7 +3368,7 @@
         <w:t xml:space="preserve"> </w:t>
       </w:r>
       <w:r>
-        <w:t xml:space="preserve">(Wikipedia contributors 2026k)</w:t>
+        <w:t xml:space="preserve">[2]</w:t>
       </w:r>
       <w:r>
         <w:t xml:space="preserve"> </w:t>
@@ -3835,7 +3835,7 @@
         <w:t xml:space="preserve"> </w:t>
       </w:r>
       <w:r>
-        <w:t xml:space="preserve">(Wikipedia contributors 2026i)</w:t>
+        <w:t xml:space="preserve">[3]</w:t>
       </w:r>
       <w:r>
         <w:t xml:space="preserve"> </w:t>
@@ -4262,7 +4262,7 @@
         <w:t xml:space="preserve"> </w:t>
       </w:r>
       <w:r>
-        <w:t xml:space="preserve">(Wikipedia contributors 2026a)</w:t>
+        <w:t xml:space="preserve">[4]</w:t>
       </w:r>
       <w:r>
         <w:t xml:space="preserve"> </w:t>
@@ -4512,7 +4512,7 @@
         <w:t xml:space="preserve"> </w:t>
       </w:r>
       <w:r>
-        <w:t xml:space="preserve">(Wikipedia contributors 2026l)</w:t>
+        <w:t xml:space="preserve">[5]</w:t>
       </w:r>
       <w:r>
         <w:t xml:space="preserve">.</w:t>
@@ -8310,7 +8310,7 @@
         <w:t xml:space="preserve"> </w:t>
       </w:r>
       <w:r>
-        <w:t xml:space="preserve">(Wikipedia contributors 2026e)</w:t>
+        <w:t xml:space="preserve">[6]</w:t>
       </w:r>
       <w:r>
         <w:t xml:space="preserve">,</w:t>
@@ -9951,7 +9951,7 @@
         <w:t xml:space="preserve"> </w:t>
       </w:r>
       <w:r>
-        <w:t xml:space="preserve">(Wikipedia contributors 2026d)</w:t>
+        <w:t xml:space="preserve">[7]</w:t>
       </w:r>
       <w:r>
         <w:t xml:space="preserve"> </w:t>
@@ -10991,7 +10991,7 @@
         <w:t xml:space="preserve"> </w:t>
       </w:r>
       <w:r>
-        <w:t xml:space="preserve">(Wikipedia contributors 2026c)</w:t>
+        <w:t xml:space="preserve">[8]</w:t>
       </w:r>
       <w:r>
         <w:t xml:space="preserve"> </w:t>
@@ -11222,7 +11222,7 @@
         <w:t xml:space="preserve"> </w:t>
       </w:r>
       <w:r>
-        <w:t xml:space="preserve">(Wikipedia contributors 2026c)</w:t>
+        <w:t xml:space="preserve">[8]</w:t>
       </w:r>
       <w:r>
         <w:t xml:space="preserve">.</w:t>
@@ -11334,7 +11334,7 @@
         <w:t xml:space="preserve"> </w:t>
       </w:r>
       <w:r>
-        <w:t xml:space="preserve">(Wikipedia contributors 2026h)</w:t>
+        <w:t xml:space="preserve">[9]</w:t>
       </w:r>
       <w:r>
         <w:t xml:space="preserve">,</w:t>
@@ -18329,7 +18329,7 @@
         <w:t xml:space="preserve"> </w:t>
       </w:r>
       <w:r>
-        <w:t xml:space="preserve">(Wikipedia contributors 2026m)</w:t>
+        <w:t xml:space="preserve">[10]</w:t>
       </w:r>
       <w:r>
         <w:t xml:space="preserve">:</w:t>
@@ -18768,7 +18768,7 @@
         <w:t xml:space="preserve"> </w:t>
       </w:r>
       <w:r>
-        <w:t xml:space="preserve">(Wikipedia contributors 2026b)</w:t>
+        <w:t xml:space="preserve">[11]</w:t>
       </w:r>
       <w:r>
         <w:t xml:space="preserve"> </w:t>
@@ -25206,7 +25206,7 @@
         </w:numPr>
       </w:pPr>
       <w:r>
-        <w:t xml:space="preserve">Wikipedia contributors (2026j)</w:t>
+        <w:t xml:space="preserve">Wikipedia contributors [1]</w:t>
       </w:r>
       <w:r>
         <w:t xml:space="preserve"> </w:t>
@@ -25223,7 +25223,7 @@
         </w:numPr>
       </w:pPr>
       <w:r>
-        <w:t xml:space="preserve">Wikipedia contributors (2026k)</w:t>
+        <w:t xml:space="preserve">Wikipedia contributors [2]</w:t>
       </w:r>
       <w:r>
         <w:t xml:space="preserve"> </w:t>
@@ -25240,7 +25240,7 @@
         </w:numPr>
       </w:pPr>
       <w:r>
-        <w:t xml:space="preserve">Wikipedia contributors (2026f)</w:t>
+        <w:t xml:space="preserve">Wikipedia contributors [12]</w:t>
       </w:r>
       <w:r>
         <w:t xml:space="preserve"> </w:t>
@@ -25257,7 +25257,7 @@
         </w:numPr>
       </w:pPr>
       <w:r>
-        <w:t xml:space="preserve">Wikipedia contributors (2026l)</w:t>
+        <w:t xml:space="preserve">Wikipedia contributors [5]</w:t>
       </w:r>
       <w:r>
         <w:t xml:space="preserve"> </w:t>
@@ -25274,7 +25274,7 @@
         </w:numPr>
       </w:pPr>
       <w:r>
-        <w:t xml:space="preserve">Wikipedia contributors (2026e)</w:t>
+        <w:t xml:space="preserve">Wikipedia contributors [6]</w:t>
       </w:r>
       <w:r>
         <w:t xml:space="preserve"> </w:t>
@@ -25291,7 +25291,7 @@
         </w:numPr>
       </w:pPr>
       <w:r>
-        <w:t xml:space="preserve">Wikipedia contributors (2026d)</w:t>
+        <w:t xml:space="preserve">Wikipedia contributors [7]</w:t>
       </w:r>
       <w:r>
         <w:t xml:space="preserve"> </w:t>
@@ -25308,7 +25308,7 @@
         </w:numPr>
       </w:pPr>
       <w:r>
-        <w:t xml:space="preserve">Wikipedia contributors (2026g)</w:t>
+        <w:t xml:space="preserve">Wikipedia contributors [13]</w:t>
       </w:r>
       <w:r>
         <w:t xml:space="preserve"> </w:t>
@@ -25325,7 +25325,7 @@
         </w:numPr>
       </w:pPr>
       <w:r>
-        <w:t xml:space="preserve">Wikipedia contributors (2026h)</w:t>
+        <w:t xml:space="preserve">Wikipedia contributors [9]</w:t>
       </w:r>
       <w:r>
         <w:t xml:space="preserve"> </w:t>
@@ -25342,7 +25342,7 @@
         </w:numPr>
       </w:pPr>
       <w:r>
-        <w:t xml:space="preserve">Wikipedia contributors (2026a)</w:t>
+        <w:t xml:space="preserve">Wikipedia contributors [4]</w:t>
       </w:r>
       <w:r>
         <w:t xml:space="preserve"> </w:t>
@@ -25359,7 +25359,7 @@
         </w:numPr>
       </w:pPr>
       <w:r>
-        <w:t xml:space="preserve">Wikipedia contributors (2026b)</w:t>
+        <w:t xml:space="preserve">Wikipedia contributors [11]</w:t>
       </w:r>
       <w:r>
         <w:t xml:space="preserve"> </w:t>
@@ -25376,7 +25376,7 @@
         </w:numPr>
       </w:pPr>
       <w:r>
-        <w:t xml:space="preserve">Wikipedia contributors (2026c)</w:t>
+        <w:t xml:space="preserve">Wikipedia contributors [8]</w:t>
       </w:r>
       <w:r>
         <w:t xml:space="preserve"> </w:t>
@@ -25393,7 +25393,7 @@
         </w:numPr>
       </w:pPr>
       <w:r>
-        <w:t xml:space="preserve">Wikipedia contributors (2026i)</w:t>
+        <w:t xml:space="preserve">Wikipedia contributors [3]</w:t>
       </w:r>
       <w:r>
         <w:t xml:space="preserve"> </w:t>
@@ -25410,7 +25410,7 @@
         </w:numPr>
       </w:pPr>
       <w:r>
-        <w:t xml:space="preserve">Wikipedia contributors (2026m)</w:t>
+        <w:t xml:space="preserve">Wikipedia contributors [10]</w:t>
       </w:r>
       <w:r>
         <w:t xml:space="preserve"> </w:t>
@@ -25420,66 +25420,225 @@
       </w:r>
     </w:p>
     <w:bookmarkStart w:id="130" w:name="refs"/>
-    <w:bookmarkStart w:id="105" w:name="ref-wikipedia_affine_transformation"/>
+    <w:bookmarkStart w:id="105" w:name="ref-wikipedia_polynomial"/>
     <w:p>
       <w:pPr>
         <w:pStyle w:val="Bibliography"/>
       </w:pPr>
       <w:r>
-        <w:t xml:space="preserve">Wikipedia contributors. 2026a.</w:t>
-      </w:r>
-      <w:r>
-        <w:t xml:space="preserve"> </w:t>
-      </w:r>
-      <w:r>
-        <w:rPr>
-          <w:i/>
-          <w:iCs/>
-        </w:rPr>
-        <w:t xml:space="preserve">Affine Transformation —</w:t>
-      </w:r>
-      <w:r>
-        <w:rPr>
-          <w:i/>
-          <w:iCs/>
-        </w:rPr>
-        <w:t xml:space="preserve"> </w:t>
-      </w:r>
-      <w:r>
-        <w:rPr>
-          <w:i/>
-          <w:iCs/>
-        </w:rPr>
+        <w:t xml:space="preserve">[1]</w:t>
+      </w:r>
+      <w:r>
+        <w:t xml:space="preserve"> </w:t>
+      </w:r>
+      <w:r>
+        <w:t xml:space="preserve">	</w:t>
+      </w:r>
+      <w:r>
+        <w:t xml:space="preserve">Wikipedia contributors,</w:t>
+      </w:r>
+      <w:r>
+        <w:t xml:space="preserve"> </w:t>
+      </w:r>
+      <w:r>
+        <w:t xml:space="preserve">“Polynomial —</w:t>
+      </w:r>
+      <w:r>
+        <w:t xml:space="preserve"> </w:t>
+      </w:r>
+      <w:r>
         <w:t xml:space="preserve">Wikipedia</w:t>
       </w:r>
       <w:r>
-        <w:rPr>
-          <w:i/>
-          <w:iCs/>
-        </w:rPr>
         <w:t xml:space="preserve">,</w:t>
       </w:r>
       <w:r>
-        <w:rPr>
-          <w:i/>
-          <w:iCs/>
-        </w:rPr>
-        <w:t xml:space="preserve"> </w:t>
-      </w:r>
-      <w:r>
-        <w:rPr>
-          <w:i/>
-          <w:iCs/>
-        </w:rPr>
-        <w:t xml:space="preserve">the Free Encyclopedia</w:t>
-      </w:r>
-      <w:r>
-        <w:t xml:space="preserve">.</w:t>
+        <w:t xml:space="preserve"> </w:t>
+      </w:r>
+      <w:r>
+        <w:t xml:space="preserve">the free encyclopedia.”</w:t>
+      </w:r>
+      <w:r>
+        <w:t xml:space="preserve"> </w:t>
+      </w:r>
+      <w:r>
+        <w:t xml:space="preserve">2026. Available:</w:t>
       </w:r>
       <w:r>
         <w:t xml:space="preserve"> </w:t>
       </w:r>
       <w:hyperlink r:id="rId104">
+        <w:r>
+          <w:rPr>
+            <w:rStyle w:val="Hyperlink"/>
+          </w:rPr>
+          <w:t xml:space="preserve">https://en.wikipedia.org/wiki/Polynomial</w:t>
+        </w:r>
+      </w:hyperlink>
+    </w:p>
+    <w:bookmarkEnd w:id="105"/>
+    <w:bookmarkStart w:id="107" w:name="ref-wikipedia_quadratic_function"/>
+    <w:p>
+      <w:pPr>
+        <w:pStyle w:val="Bibliography"/>
+      </w:pPr>
+      <w:r>
+        <w:t xml:space="preserve">[2]</w:t>
+      </w:r>
+      <w:r>
+        <w:t xml:space="preserve"> </w:t>
+      </w:r>
+      <w:r>
+        <w:t xml:space="preserve">	</w:t>
+      </w:r>
+      <w:r>
+        <w:t xml:space="preserve">Wikipedia contributors,</w:t>
+      </w:r>
+      <w:r>
+        <w:t xml:space="preserve"> </w:t>
+      </w:r>
+      <w:r>
+        <w:t xml:space="preserve">“Quadratic function —</w:t>
+      </w:r>
+      <w:r>
+        <w:t xml:space="preserve"> </w:t>
+      </w:r>
+      <w:r>
+        <w:t xml:space="preserve">Wikipedia</w:t>
+      </w:r>
+      <w:r>
+        <w:t xml:space="preserve">,</w:t>
+      </w:r>
+      <w:r>
+        <w:t xml:space="preserve"> </w:t>
+      </w:r>
+      <w:r>
+        <w:t xml:space="preserve">the free encyclopedia.”</w:t>
+      </w:r>
+      <w:r>
+        <w:t xml:space="preserve"> </w:t>
+      </w:r>
+      <w:r>
+        <w:t xml:space="preserve">2026. Available:</w:t>
+      </w:r>
+      <w:r>
+        <w:t xml:space="preserve"> </w:t>
+      </w:r>
+      <w:hyperlink r:id="rId106">
+        <w:r>
+          <w:rPr>
+            <w:rStyle w:val="Hyperlink"/>
+          </w:rPr>
+          <w:t xml:space="preserve">https://en.wikipedia.org/wiki/Quadratic_function</w:t>
+        </w:r>
+      </w:hyperlink>
+    </w:p>
+    <w:bookmarkEnd w:id="107"/>
+    <w:bookmarkStart w:id="109" w:name="ref-wikipedia_parabola"/>
+    <w:p>
+      <w:pPr>
+        <w:pStyle w:val="Bibliography"/>
+      </w:pPr>
+      <w:r>
+        <w:t xml:space="preserve">[3]</w:t>
+      </w:r>
+      <w:r>
+        <w:t xml:space="preserve"> </w:t>
+      </w:r>
+      <w:r>
+        <w:t xml:space="preserve">	</w:t>
+      </w:r>
+      <w:r>
+        <w:t xml:space="preserve">Wikipedia contributors,</w:t>
+      </w:r>
+      <w:r>
+        <w:t xml:space="preserve"> </w:t>
+      </w:r>
+      <w:r>
+        <w:t xml:space="preserve">“Parabola —</w:t>
+      </w:r>
+      <w:r>
+        <w:t xml:space="preserve"> </w:t>
+      </w:r>
+      <w:r>
+        <w:t xml:space="preserve">Wikipedia</w:t>
+      </w:r>
+      <w:r>
+        <w:t xml:space="preserve">,</w:t>
+      </w:r>
+      <w:r>
+        <w:t xml:space="preserve"> </w:t>
+      </w:r>
+      <w:r>
+        <w:t xml:space="preserve">the free encyclopedia.”</w:t>
+      </w:r>
+      <w:r>
+        <w:t xml:space="preserve"> </w:t>
+      </w:r>
+      <w:r>
+        <w:t xml:space="preserve">2026. Available:</w:t>
+      </w:r>
+      <w:r>
+        <w:t xml:space="preserve"> </w:t>
+      </w:r>
+      <w:hyperlink r:id="rId108">
+        <w:r>
+          <w:rPr>
+            <w:rStyle w:val="Hyperlink"/>
+          </w:rPr>
+          <w:t xml:space="preserve">https://en.wikipedia.org/wiki/Parabola</w:t>
+        </w:r>
+      </w:hyperlink>
+    </w:p>
+    <w:bookmarkEnd w:id="109"/>
+    <w:bookmarkStart w:id="111" w:name="ref-wikipedia_affine_transformation"/>
+    <w:p>
+      <w:pPr>
+        <w:pStyle w:val="Bibliography"/>
+      </w:pPr>
+      <w:r>
+        <w:t xml:space="preserve">[4]</w:t>
+      </w:r>
+      <w:r>
+        <w:t xml:space="preserve"> </w:t>
+      </w:r>
+      <w:r>
+        <w:t xml:space="preserve">	</w:t>
+      </w:r>
+      <w:r>
+        <w:t xml:space="preserve">Wikipedia contributors,</w:t>
+      </w:r>
+      <w:r>
+        <w:t xml:space="preserve"> </w:t>
+      </w:r>
+      <w:r>
+        <w:t xml:space="preserve">“Affine transformation —</w:t>
+      </w:r>
+      <w:r>
+        <w:t xml:space="preserve"> </w:t>
+      </w:r>
+      <w:r>
+        <w:t xml:space="preserve">Wikipedia</w:t>
+      </w:r>
+      <w:r>
+        <w:t xml:space="preserve">,</w:t>
+      </w:r>
+      <w:r>
+        <w:t xml:space="preserve"> </w:t>
+      </w:r>
+      <w:r>
+        <w:t xml:space="preserve">the free encyclopedia.”</w:t>
+      </w:r>
+      <w:r>
+        <w:t xml:space="preserve"> </w:t>
+      </w:r>
+      <w:r>
+        <w:t xml:space="preserve">2026. Available:</w:t>
+      </w:r>
+      <w:r>
+        <w:t xml:space="preserve"> </w:t>
+      </w:r>
+      <w:hyperlink r:id="rId110">
         <w:r>
           <w:rPr>
             <w:rStyle w:val="Hyperlink"/>
@@ -25487,71 +25646,398 @@
           <w:t xml:space="preserve">https://en.wikipedia.org/wiki/Affine_transformation</w:t>
         </w:r>
       </w:hyperlink>
-      <w:r>
-        <w:t xml:space="preserve">.</w:t>
-      </w:r>
     </w:p>
-    <w:bookmarkEnd w:id="105"/>
-    <w:bookmarkStart w:id="107" w:name="ref-wikipedia_contour_line"/>
+    <w:bookmarkEnd w:id="111"/>
+    <w:bookmarkStart w:id="113" w:name="ref-wikipedia_slope"/>
     <w:p>
       <w:pPr>
         <w:pStyle w:val="Bibliography"/>
       </w:pPr>
       <w:r>
-        <w:t xml:space="preserve">Wikipedia contributors. 2026b.</w:t>
-      </w:r>
-      <w:r>
-        <w:t xml:space="preserve"> </w:t>
-      </w:r>
-      <w:r>
-        <w:rPr>
-          <w:i/>
-          <w:iCs/>
-        </w:rPr>
-        <w:t xml:space="preserve">Contour Line —</w:t>
-      </w:r>
-      <w:r>
-        <w:rPr>
-          <w:i/>
-          <w:iCs/>
-        </w:rPr>
-        <w:t xml:space="preserve"> </w:t>
-      </w:r>
-      <w:r>
-        <w:rPr>
-          <w:i/>
-          <w:iCs/>
-        </w:rPr>
+        <w:t xml:space="preserve">[5]</w:t>
+      </w:r>
+      <w:r>
+        <w:t xml:space="preserve"> </w:t>
+      </w:r>
+      <w:r>
+        <w:t xml:space="preserve">	</w:t>
+      </w:r>
+      <w:r>
+        <w:t xml:space="preserve">Wikipedia contributors,</w:t>
+      </w:r>
+      <w:r>
+        <w:t xml:space="preserve"> </w:t>
+      </w:r>
+      <w:r>
+        <w:t xml:space="preserve">“Slope —</w:t>
+      </w:r>
+      <w:r>
+        <w:t xml:space="preserve"> </w:t>
+      </w:r>
+      <w:r>
         <w:t xml:space="preserve">Wikipedia</w:t>
       </w:r>
       <w:r>
-        <w:rPr>
-          <w:i/>
-          <w:iCs/>
-        </w:rPr>
         <w:t xml:space="preserve">,</w:t>
       </w:r>
       <w:r>
-        <w:rPr>
-          <w:i/>
-          <w:iCs/>
-        </w:rPr>
-        <w:t xml:space="preserve"> </w:t>
-      </w:r>
-      <w:r>
-        <w:rPr>
-          <w:i/>
-          <w:iCs/>
-        </w:rPr>
-        <w:t xml:space="preserve">the Free Encyclopedia</w:t>
-      </w:r>
-      <w:r>
-        <w:t xml:space="preserve">.</w:t>
-      </w:r>
-      <w:r>
-        <w:t xml:space="preserve"> </w:t>
-      </w:r>
-      <w:hyperlink r:id="rId106">
+        <w:t xml:space="preserve"> </w:t>
+      </w:r>
+      <w:r>
+        <w:t xml:space="preserve">the free encyclopedia.”</w:t>
+      </w:r>
+      <w:r>
+        <w:t xml:space="preserve"> </w:t>
+      </w:r>
+      <w:r>
+        <w:t xml:space="preserve">2026. Available:</w:t>
+      </w:r>
+      <w:r>
+        <w:t xml:space="preserve"> </w:t>
+      </w:r>
+      <w:hyperlink r:id="rId112">
+        <w:r>
+          <w:rPr>
+            <w:rStyle w:val="Hyperlink"/>
+          </w:rPr>
+          <w:t xml:space="preserve">https://en.wikipedia.org/wiki/Slope</w:t>
+        </w:r>
+      </w:hyperlink>
+    </w:p>
+    <w:bookmarkEnd w:id="113"/>
+    <w:bookmarkStart w:id="115" w:name="ref-wikipedia_limit_of_a_sequence"/>
+    <w:p>
+      <w:pPr>
+        <w:pStyle w:val="Bibliography"/>
+      </w:pPr>
+      <w:r>
+        <w:t xml:space="preserve">[6]</w:t>
+      </w:r>
+      <w:r>
+        <w:t xml:space="preserve"> </w:t>
+      </w:r>
+      <w:r>
+        <w:t xml:space="preserve">	</w:t>
+      </w:r>
+      <w:r>
+        <w:t xml:space="preserve">Wikipedia contributors,</w:t>
+      </w:r>
+      <w:r>
+        <w:t xml:space="preserve"> </w:t>
+      </w:r>
+      <w:r>
+        <w:t xml:space="preserve">“Limit of a sequence —</w:t>
+      </w:r>
+      <w:r>
+        <w:t xml:space="preserve"> </w:t>
+      </w:r>
+      <w:r>
+        <w:t xml:space="preserve">Wikipedia</w:t>
+      </w:r>
+      <w:r>
+        <w:t xml:space="preserve">,</w:t>
+      </w:r>
+      <w:r>
+        <w:t xml:space="preserve"> </w:t>
+      </w:r>
+      <w:r>
+        <w:t xml:space="preserve">the free encyclopedia.”</w:t>
+      </w:r>
+      <w:r>
+        <w:t xml:space="preserve"> </w:t>
+      </w:r>
+      <w:r>
+        <w:t xml:space="preserve">2026. Available:</w:t>
+      </w:r>
+      <w:r>
+        <w:t xml:space="preserve"> </w:t>
+      </w:r>
+      <w:hyperlink r:id="rId114">
+        <w:r>
+          <w:rPr>
+            <w:rStyle w:val="Hyperlink"/>
+          </w:rPr>
+          <w:t xml:space="preserve">https://en.wikipedia.org/wiki/Limit_of_a_sequence</w:t>
+        </w:r>
+      </w:hyperlink>
+    </w:p>
+    <w:bookmarkEnd w:id="115"/>
+    <w:bookmarkStart w:id="117" w:name="ref-wikipedia_exponential_function"/>
+    <w:p>
+      <w:pPr>
+        <w:pStyle w:val="Bibliography"/>
+      </w:pPr>
+      <w:r>
+        <w:t xml:space="preserve">[7]</w:t>
+      </w:r>
+      <w:r>
+        <w:t xml:space="preserve"> </w:t>
+      </w:r>
+      <w:r>
+        <w:t xml:space="preserve">	</w:t>
+      </w:r>
+      <w:r>
+        <w:t xml:space="preserve">Wikipedia contributors,</w:t>
+      </w:r>
+      <w:r>
+        <w:t xml:space="preserve"> </w:t>
+      </w:r>
+      <w:r>
+        <w:t xml:space="preserve">“Exponential function —</w:t>
+      </w:r>
+      <w:r>
+        <w:t xml:space="preserve"> </w:t>
+      </w:r>
+      <w:r>
+        <w:t xml:space="preserve">Wikipedia</w:t>
+      </w:r>
+      <w:r>
+        <w:t xml:space="preserve">,</w:t>
+      </w:r>
+      <w:r>
+        <w:t xml:space="preserve"> </w:t>
+      </w:r>
+      <w:r>
+        <w:t xml:space="preserve">the free encyclopedia.”</w:t>
+      </w:r>
+      <w:r>
+        <w:t xml:space="preserve"> </w:t>
+      </w:r>
+      <w:r>
+        <w:t xml:space="preserve">2026. Available:</w:t>
+      </w:r>
+      <w:r>
+        <w:t xml:space="preserve"> </w:t>
+      </w:r>
+      <w:hyperlink r:id="rId116">
+        <w:r>
+          <w:rPr>
+            <w:rStyle w:val="Hyperlink"/>
+          </w:rPr>
+          <w:t xml:space="preserve">https://en.wikipedia.org/wiki/Exponential_function</w:t>
+        </w:r>
+      </w:hyperlink>
+    </w:p>
+    <w:bookmarkEnd w:id="117"/>
+    <w:bookmarkStart w:id="119" w:name="ref-wikipedia_e_mathematical_constant"/>
+    <w:p>
+      <w:pPr>
+        <w:pStyle w:val="Bibliography"/>
+      </w:pPr>
+      <w:r>
+        <w:t xml:space="preserve">[8]</w:t>
+      </w:r>
+      <w:r>
+        <w:t xml:space="preserve"> </w:t>
+      </w:r>
+      <w:r>
+        <w:t xml:space="preserve">	</w:t>
+      </w:r>
+      <w:r>
+        <w:t xml:space="preserve">Wikipedia contributors,</w:t>
+      </w:r>
+      <w:r>
+        <w:t xml:space="preserve"> </w:t>
+      </w:r>
+      <w:r>
+        <w:t xml:space="preserve">“E (mathematical constant) —</w:t>
+      </w:r>
+      <w:r>
+        <w:t xml:space="preserve"> </w:t>
+      </w:r>
+      <w:r>
+        <w:t xml:space="preserve">Wikipedia</w:t>
+      </w:r>
+      <w:r>
+        <w:t xml:space="preserve">,</w:t>
+      </w:r>
+      <w:r>
+        <w:t xml:space="preserve"> </w:t>
+      </w:r>
+      <w:r>
+        <w:t xml:space="preserve">the free encyclopedia.”</w:t>
+      </w:r>
+      <w:r>
+        <w:t xml:space="preserve"> </w:t>
+      </w:r>
+      <w:r>
+        <w:t xml:space="preserve">2026. Available:</w:t>
+      </w:r>
+      <w:r>
+        <w:t xml:space="preserve"> </w:t>
+      </w:r>
+      <w:hyperlink r:id="rId118">
+        <w:r>
+          <w:rPr>
+            <w:rStyle w:val="Hyperlink"/>
+          </w:rPr>
+          <w:t xml:space="preserve">https://en.wikipedia.org/wiki/E_(mathematical_constant)</w:t>
+        </w:r>
+      </w:hyperlink>
+    </w:p>
+    <w:bookmarkEnd w:id="119"/>
+    <w:bookmarkStart w:id="121" w:name="ref-wikipedia_natural_logarithm"/>
+    <w:p>
+      <w:pPr>
+        <w:pStyle w:val="Bibliography"/>
+      </w:pPr>
+      <w:r>
+        <w:t xml:space="preserve">[9]</w:t>
+      </w:r>
+      <w:r>
+        <w:t xml:space="preserve"> </w:t>
+      </w:r>
+      <w:r>
+        <w:t xml:space="preserve">	</w:t>
+      </w:r>
+      <w:r>
+        <w:t xml:space="preserve">Wikipedia contributors,</w:t>
+      </w:r>
+      <w:r>
+        <w:t xml:space="preserve"> </w:t>
+      </w:r>
+      <w:r>
+        <w:t xml:space="preserve">“Natural logarithm —</w:t>
+      </w:r>
+      <w:r>
+        <w:t xml:space="preserve"> </w:t>
+      </w:r>
+      <w:r>
+        <w:t xml:space="preserve">Wikipedia</w:t>
+      </w:r>
+      <w:r>
+        <w:t xml:space="preserve">,</w:t>
+      </w:r>
+      <w:r>
+        <w:t xml:space="preserve"> </w:t>
+      </w:r>
+      <w:r>
+        <w:t xml:space="preserve">the free encyclopedia.”</w:t>
+      </w:r>
+      <w:r>
+        <w:t xml:space="preserve"> </w:t>
+      </w:r>
+      <w:r>
+        <w:t xml:space="preserve">2026. Available:</w:t>
+      </w:r>
+      <w:r>
+        <w:t xml:space="preserve"> </w:t>
+      </w:r>
+      <w:hyperlink r:id="rId120">
+        <w:r>
+          <w:rPr>
+            <w:rStyle w:val="Hyperlink"/>
+          </w:rPr>
+          <w:t xml:space="preserve">https://en.wikipedia.org/wiki/Natural_logarithm</w:t>
+        </w:r>
+      </w:hyperlink>
+    </w:p>
+    <w:bookmarkEnd w:id="121"/>
+    <w:bookmarkStart w:id="123" w:name="X5bbf2d245759a3fafc9c46669854129ba2658aa"/>
+    <w:p>
+      <w:pPr>
+        <w:pStyle w:val="Bibliography"/>
+      </w:pPr>
+      <w:r>
+        <w:t xml:space="preserve">[10]</w:t>
+      </w:r>
+      <w:r>
+        <w:t xml:space="preserve"> </w:t>
+      </w:r>
+      <w:r>
+        <w:t xml:space="preserve">	</w:t>
+      </w:r>
+      <w:r>
+        <w:t xml:space="preserve">Wikipedia contributors,</w:t>
+      </w:r>
+      <w:r>
+        <w:t xml:space="preserve"> </w:t>
+      </w:r>
+      <w:r>
+        <w:t xml:space="preserve">“Tarski’s high school algebra problem —</w:t>
+      </w:r>
+      <w:r>
+        <w:t xml:space="preserve"> </w:t>
+      </w:r>
+      <w:r>
+        <w:t xml:space="preserve">Wikipedia</w:t>
+      </w:r>
+      <w:r>
+        <w:t xml:space="preserve">,</w:t>
+      </w:r>
+      <w:r>
+        <w:t xml:space="preserve"> </w:t>
+      </w:r>
+      <w:r>
+        <w:t xml:space="preserve">the free encyclopedia.”</w:t>
+      </w:r>
+      <w:r>
+        <w:t xml:space="preserve"> </w:t>
+      </w:r>
+      <w:r>
+        <w:t xml:space="preserve">2026. Available:</w:t>
+      </w:r>
+      <w:r>
+        <w:t xml:space="preserve"> </w:t>
+      </w:r>
+      <w:hyperlink r:id="rId122">
+        <w:r>
+          <w:rPr>
+            <w:rStyle w:val="Hyperlink"/>
+          </w:rPr>
+          <w:t xml:space="preserve">https://en.wikipedia.org/wiki/Tarski%27s_high_school_algebra_problem</w:t>
+        </w:r>
+      </w:hyperlink>
+    </w:p>
+    <w:bookmarkEnd w:id="123"/>
+    <w:bookmarkStart w:id="125" w:name="ref-wikipedia_contour_line"/>
+    <w:p>
+      <w:pPr>
+        <w:pStyle w:val="Bibliography"/>
+      </w:pPr>
+      <w:r>
+        <w:t xml:space="preserve">[11]</w:t>
+      </w:r>
+      <w:r>
+        <w:t xml:space="preserve"> </w:t>
+      </w:r>
+      <w:r>
+        <w:t xml:space="preserve">	</w:t>
+      </w:r>
+      <w:r>
+        <w:t xml:space="preserve">Wikipedia contributors,</w:t>
+      </w:r>
+      <w:r>
+        <w:t xml:space="preserve"> </w:t>
+      </w:r>
+      <w:r>
+        <w:t xml:space="preserve">“Contour line —</w:t>
+      </w:r>
+      <w:r>
+        <w:t xml:space="preserve"> </w:t>
+      </w:r>
+      <w:r>
+        <w:t xml:space="preserve">Wikipedia</w:t>
+      </w:r>
+      <w:r>
+        <w:t xml:space="preserve">,</w:t>
+      </w:r>
+      <w:r>
+        <w:t xml:space="preserve"> </w:t>
+      </w:r>
+      <w:r>
+        <w:t xml:space="preserve">the free encyclopedia.”</w:t>
+      </w:r>
+      <w:r>
+        <w:t xml:space="preserve"> </w:t>
+      </w:r>
+      <w:r>
+        <w:t xml:space="preserve">2026. Available:</w:t>
+      </w:r>
+      <w:r>
+        <w:t xml:space="preserve"> </w:t>
+      </w:r>
+      <w:hyperlink r:id="rId124">
         <w:r>
           <w:rPr>
             <w:rStyle w:val="Hyperlink"/>
@@ -25559,287 +26045,56 @@
           <w:t xml:space="preserve">https://en.wikipedia.org/wiki/Contour_line</w:t>
         </w:r>
       </w:hyperlink>
-      <w:r>
-        <w:t xml:space="preserve">.</w:t>
-      </w:r>
     </w:p>
-    <w:bookmarkEnd w:id="107"/>
-    <w:bookmarkStart w:id="109" w:name="ref-wikipedia_e_mathematical_constant"/>
+    <w:bookmarkEnd w:id="125"/>
+    <w:bookmarkStart w:id="127" w:name="ref-wikipedia_linear_function"/>
     <w:p>
       <w:pPr>
         <w:pStyle w:val="Bibliography"/>
       </w:pPr>
       <w:r>
-        <w:t xml:space="preserve">Wikipedia contributors. 2026c.</w:t>
-      </w:r>
-      <w:r>
-        <w:t xml:space="preserve"> </w:t>
-      </w:r>
-      <w:r>
-        <w:rPr>
-          <w:i/>
-          <w:iCs/>
-        </w:rPr>
-        <w:t xml:space="preserve">E (Mathematical Constant) —</w:t>
-      </w:r>
-      <w:r>
-        <w:rPr>
-          <w:i/>
-          <w:iCs/>
-        </w:rPr>
-        <w:t xml:space="preserve"> </w:t>
-      </w:r>
-      <w:r>
-        <w:rPr>
-          <w:i/>
-          <w:iCs/>
-        </w:rPr>
+        <w:t xml:space="preserve">[12]</w:t>
+      </w:r>
+      <w:r>
+        <w:t xml:space="preserve"> </w:t>
+      </w:r>
+      <w:r>
+        <w:t xml:space="preserve">	</w:t>
+      </w:r>
+      <w:r>
+        <w:t xml:space="preserve">Wikipedia contributors,</w:t>
+      </w:r>
+      <w:r>
+        <w:t xml:space="preserve"> </w:t>
+      </w:r>
+      <w:r>
+        <w:t xml:space="preserve">“Linear function —</w:t>
+      </w:r>
+      <w:r>
+        <w:t xml:space="preserve"> </w:t>
+      </w:r>
+      <w:r>
         <w:t xml:space="preserve">Wikipedia</w:t>
       </w:r>
       <w:r>
-        <w:rPr>
-          <w:i/>
-          <w:iCs/>
-        </w:rPr>
         <w:t xml:space="preserve">,</w:t>
       </w:r>
       <w:r>
-        <w:rPr>
-          <w:i/>
-          <w:iCs/>
-        </w:rPr>
-        <w:t xml:space="preserve"> </w:t>
-      </w:r>
-      <w:r>
-        <w:rPr>
-          <w:i/>
-          <w:iCs/>
-        </w:rPr>
-        <w:t xml:space="preserve">the Free Encyclopedia</w:t>
-      </w:r>
-      <w:r>
-        <w:t xml:space="preserve">.</w:t>
-      </w:r>
-      <w:r>
-        <w:t xml:space="preserve"> </w:t>
-      </w:r>
-      <w:hyperlink r:id="rId108">
-        <w:r>
-          <w:rPr>
-            <w:rStyle w:val="Hyperlink"/>
-          </w:rPr>
-          <w:t xml:space="preserve">https://en.wikipedia.org/wiki/E_(mathematical_constant)</w:t>
-        </w:r>
-      </w:hyperlink>
-      <w:r>
-        <w:t xml:space="preserve">.</w:t>
-      </w:r>
-    </w:p>
-    <w:bookmarkEnd w:id="109"/>
-    <w:bookmarkStart w:id="111" w:name="ref-wikipedia_exponential_function"/>
-    <w:p>
-      <w:pPr>
-        <w:pStyle w:val="Bibliography"/>
-      </w:pPr>
-      <w:r>
-        <w:t xml:space="preserve">Wikipedia contributors. 2026d.</w:t>
-      </w:r>
-      <w:r>
-        <w:t xml:space="preserve"> </w:t>
-      </w:r>
-      <w:r>
-        <w:rPr>
-          <w:i/>
-          <w:iCs/>
-        </w:rPr>
-        <w:t xml:space="preserve">Exponential Function —</w:t>
-      </w:r>
-      <w:r>
-        <w:rPr>
-          <w:i/>
-          <w:iCs/>
-        </w:rPr>
-        <w:t xml:space="preserve"> </w:t>
-      </w:r>
-      <w:r>
-        <w:rPr>
-          <w:i/>
-          <w:iCs/>
-        </w:rPr>
-        <w:t xml:space="preserve">Wikipedia</w:t>
-      </w:r>
-      <w:r>
-        <w:rPr>
-          <w:i/>
-          <w:iCs/>
-        </w:rPr>
-        <w:t xml:space="preserve">,</w:t>
-      </w:r>
-      <w:r>
-        <w:rPr>
-          <w:i/>
-          <w:iCs/>
-        </w:rPr>
-        <w:t xml:space="preserve"> </w:t>
-      </w:r>
-      <w:r>
-        <w:rPr>
-          <w:i/>
-          <w:iCs/>
-        </w:rPr>
-        <w:t xml:space="preserve">the Free Encyclopedia</w:t>
-      </w:r>
-      <w:r>
-        <w:t xml:space="preserve">.</w:t>
-      </w:r>
-      <w:r>
-        <w:t xml:space="preserve"> </w:t>
-      </w:r>
-      <w:hyperlink r:id="rId110">
-        <w:r>
-          <w:rPr>
-            <w:rStyle w:val="Hyperlink"/>
-          </w:rPr>
-          <w:t xml:space="preserve">https://en.wikipedia.org/wiki/Exponential_function</w:t>
-        </w:r>
-      </w:hyperlink>
-      <w:r>
-        <w:t xml:space="preserve">.</w:t>
-      </w:r>
-    </w:p>
-    <w:bookmarkEnd w:id="111"/>
-    <w:bookmarkStart w:id="113" w:name="ref-wikipedia_limit_of_a_sequence"/>
-    <w:p>
-      <w:pPr>
-        <w:pStyle w:val="Bibliography"/>
-      </w:pPr>
-      <w:r>
-        <w:t xml:space="preserve">Wikipedia contributors. 2026e.</w:t>
-      </w:r>
-      <w:r>
-        <w:t xml:space="preserve"> </w:t>
-      </w:r>
-      <w:r>
-        <w:rPr>
-          <w:i/>
-          <w:iCs/>
-        </w:rPr>
-        <w:t xml:space="preserve">Limit of a Sequence —</w:t>
-      </w:r>
-      <w:r>
-        <w:rPr>
-          <w:i/>
-          <w:iCs/>
-        </w:rPr>
-        <w:t xml:space="preserve"> </w:t>
-      </w:r>
-      <w:r>
-        <w:rPr>
-          <w:i/>
-          <w:iCs/>
-        </w:rPr>
-        <w:t xml:space="preserve">Wikipedia</w:t>
-      </w:r>
-      <w:r>
-        <w:rPr>
-          <w:i/>
-          <w:iCs/>
-        </w:rPr>
-        <w:t xml:space="preserve">,</w:t>
-      </w:r>
-      <w:r>
-        <w:rPr>
-          <w:i/>
-          <w:iCs/>
-        </w:rPr>
-        <w:t xml:space="preserve"> </w:t>
-      </w:r>
-      <w:r>
-        <w:rPr>
-          <w:i/>
-          <w:iCs/>
-        </w:rPr>
-        <w:t xml:space="preserve">the Free Encyclopedia</w:t>
-      </w:r>
-      <w:r>
-        <w:t xml:space="preserve">.</w:t>
-      </w:r>
-      <w:r>
-        <w:t xml:space="preserve"> </w:t>
-      </w:r>
-      <w:hyperlink r:id="rId112">
-        <w:r>
-          <w:rPr>
-            <w:rStyle w:val="Hyperlink"/>
-          </w:rPr>
-          <w:t xml:space="preserve">https://en.wikipedia.org/wiki/Limit_of_a_sequence</w:t>
-        </w:r>
-      </w:hyperlink>
-      <w:r>
-        <w:t xml:space="preserve">.</w:t>
-      </w:r>
-    </w:p>
-    <w:bookmarkEnd w:id="113"/>
-    <w:bookmarkStart w:id="115" w:name="ref-wikipedia_linear_function"/>
-    <w:p>
-      <w:pPr>
-        <w:pStyle w:val="Bibliography"/>
-      </w:pPr>
-      <w:r>
-        <w:t xml:space="preserve">Wikipedia contributors. 2026f.</w:t>
-      </w:r>
-      <w:r>
-        <w:t xml:space="preserve"> </w:t>
-      </w:r>
-      <w:r>
-        <w:rPr>
-          <w:i/>
-          <w:iCs/>
-        </w:rPr>
-        <w:t xml:space="preserve">Linear Function —</w:t>
-      </w:r>
-      <w:r>
-        <w:rPr>
-          <w:i/>
-          <w:iCs/>
-        </w:rPr>
-        <w:t xml:space="preserve"> </w:t>
-      </w:r>
-      <w:r>
-        <w:rPr>
-          <w:i/>
-          <w:iCs/>
-        </w:rPr>
-        <w:t xml:space="preserve">Wikipedia</w:t>
-      </w:r>
-      <w:r>
-        <w:rPr>
-          <w:i/>
-          <w:iCs/>
-        </w:rPr>
-        <w:t xml:space="preserve">,</w:t>
-      </w:r>
-      <w:r>
-        <w:rPr>
-          <w:i/>
-          <w:iCs/>
-        </w:rPr>
-        <w:t xml:space="preserve"> </w:t>
-      </w:r>
-      <w:r>
-        <w:rPr>
-          <w:i/>
-          <w:iCs/>
-        </w:rPr>
-        <w:t xml:space="preserve">the Free Encyclopedia</w:t>
-      </w:r>
-      <w:r>
-        <w:t xml:space="preserve">.</w:t>
-      </w:r>
-      <w:r>
-        <w:t xml:space="preserve"> </w:t>
-      </w:r>
-      <w:hyperlink r:id="rId114">
+        <w:t xml:space="preserve"> </w:t>
+      </w:r>
+      <w:r>
+        <w:t xml:space="preserve">the free encyclopedia.”</w:t>
+      </w:r>
+      <w:r>
+        <w:t xml:space="preserve"> </w:t>
+      </w:r>
+      <w:r>
+        <w:t xml:space="preserve">2026. Available:</w:t>
+      </w:r>
+      <w:r>
+        <w:t xml:space="preserve"> </w:t>
+      </w:r>
+      <w:hyperlink r:id="rId126">
         <w:r>
           <w:rPr>
             <w:rStyle w:val="Hyperlink"/>
@@ -25847,71 +26102,56 @@
           <w:t xml:space="preserve">https://en.wikipedia.org/wiki/Linear_function</w:t>
         </w:r>
       </w:hyperlink>
-      <w:r>
-        <w:t xml:space="preserve">.</w:t>
-      </w:r>
     </w:p>
-    <w:bookmarkEnd w:id="115"/>
-    <w:bookmarkStart w:id="117" w:name="ref-wikipedia_logarithm"/>
+    <w:bookmarkEnd w:id="127"/>
+    <w:bookmarkStart w:id="129" w:name="ref-wikipedia_logarithm"/>
     <w:p>
       <w:pPr>
         <w:pStyle w:val="Bibliography"/>
       </w:pPr>
       <w:r>
-        <w:t xml:space="preserve">Wikipedia contributors. 2026g.</w:t>
-      </w:r>
-      <w:r>
-        <w:t xml:space="preserve"> </w:t>
-      </w:r>
-      <w:r>
-        <w:rPr>
-          <w:i/>
-          <w:iCs/>
-        </w:rPr>
-        <w:t xml:space="preserve">Logarithm —</w:t>
-      </w:r>
-      <w:r>
-        <w:rPr>
-          <w:i/>
-          <w:iCs/>
-        </w:rPr>
-        <w:t xml:space="preserve"> </w:t>
-      </w:r>
-      <w:r>
-        <w:rPr>
-          <w:i/>
-          <w:iCs/>
-        </w:rPr>
+        <w:t xml:space="preserve">[13]</w:t>
+      </w:r>
+      <w:r>
+        <w:t xml:space="preserve"> </w:t>
+      </w:r>
+      <w:r>
+        <w:t xml:space="preserve">	</w:t>
+      </w:r>
+      <w:r>
+        <w:t xml:space="preserve">Wikipedia contributors,</w:t>
+      </w:r>
+      <w:r>
+        <w:t xml:space="preserve"> </w:t>
+      </w:r>
+      <w:r>
+        <w:t xml:space="preserve">“Logarithm —</w:t>
+      </w:r>
+      <w:r>
+        <w:t xml:space="preserve"> </w:t>
+      </w:r>
+      <w:r>
         <w:t xml:space="preserve">Wikipedia</w:t>
       </w:r>
       <w:r>
-        <w:rPr>
-          <w:i/>
-          <w:iCs/>
-        </w:rPr>
         <w:t xml:space="preserve">,</w:t>
       </w:r>
       <w:r>
-        <w:rPr>
-          <w:i/>
-          <w:iCs/>
-        </w:rPr>
-        <w:t xml:space="preserve"> </w:t>
-      </w:r>
-      <w:r>
-        <w:rPr>
-          <w:i/>
-          <w:iCs/>
-        </w:rPr>
-        <w:t xml:space="preserve">the Free Encyclopedia</w:t>
-      </w:r>
-      <w:r>
-        <w:t xml:space="preserve">.</w:t>
-      </w:r>
-      <w:r>
-        <w:t xml:space="preserve"> </w:t>
-      </w:r>
-      <w:hyperlink r:id="rId116">
+        <w:t xml:space="preserve"> </w:t>
+      </w:r>
+      <w:r>
+        <w:t xml:space="preserve">the free encyclopedia.”</w:t>
+      </w:r>
+      <w:r>
+        <w:t xml:space="preserve"> </w:t>
+      </w:r>
+      <w:r>
+        <w:t xml:space="preserve">2026. Available:</w:t>
+      </w:r>
+      <w:r>
+        <w:t xml:space="preserve"> </w:t>
+      </w:r>
+      <w:hyperlink r:id="rId128">
         <w:r>
           <w:rPr>
             <w:rStyle w:val="Hyperlink"/>
@@ -25919,441 +26159,6 @@
           <w:t xml:space="preserve">https://en.wikipedia.org/wiki/Logarithm</w:t>
         </w:r>
       </w:hyperlink>
-      <w:r>
-        <w:t xml:space="preserve">.</w:t>
-      </w:r>
-    </w:p>
-    <w:bookmarkEnd w:id="117"/>
-    <w:bookmarkStart w:id="119" w:name="ref-wikipedia_natural_logarithm"/>
-    <w:p>
-      <w:pPr>
-        <w:pStyle w:val="Bibliography"/>
-      </w:pPr>
-      <w:r>
-        <w:t xml:space="preserve">Wikipedia contributors. 2026h.</w:t>
-      </w:r>
-      <w:r>
-        <w:t xml:space="preserve"> </w:t>
-      </w:r>
-      <w:r>
-        <w:rPr>
-          <w:i/>
-          <w:iCs/>
-        </w:rPr>
-        <w:t xml:space="preserve">Natural Logarithm —</w:t>
-      </w:r>
-      <w:r>
-        <w:rPr>
-          <w:i/>
-          <w:iCs/>
-        </w:rPr>
-        <w:t xml:space="preserve"> </w:t>
-      </w:r>
-      <w:r>
-        <w:rPr>
-          <w:i/>
-          <w:iCs/>
-        </w:rPr>
-        <w:t xml:space="preserve">Wikipedia</w:t>
-      </w:r>
-      <w:r>
-        <w:rPr>
-          <w:i/>
-          <w:iCs/>
-        </w:rPr>
-        <w:t xml:space="preserve">,</w:t>
-      </w:r>
-      <w:r>
-        <w:rPr>
-          <w:i/>
-          <w:iCs/>
-        </w:rPr>
-        <w:t xml:space="preserve"> </w:t>
-      </w:r>
-      <w:r>
-        <w:rPr>
-          <w:i/>
-          <w:iCs/>
-        </w:rPr>
-        <w:t xml:space="preserve">the Free Encyclopedia</w:t>
-      </w:r>
-      <w:r>
-        <w:t xml:space="preserve">.</w:t>
-      </w:r>
-      <w:r>
-        <w:t xml:space="preserve"> </w:t>
-      </w:r>
-      <w:hyperlink r:id="rId118">
-        <w:r>
-          <w:rPr>
-            <w:rStyle w:val="Hyperlink"/>
-          </w:rPr>
-          <w:t xml:space="preserve">https://en.wikipedia.org/wiki/Natural_logarithm</w:t>
-        </w:r>
-      </w:hyperlink>
-      <w:r>
-        <w:t xml:space="preserve">.</w:t>
-      </w:r>
-    </w:p>
-    <w:bookmarkEnd w:id="119"/>
-    <w:bookmarkStart w:id="121" w:name="ref-wikipedia_parabola"/>
-    <w:p>
-      <w:pPr>
-        <w:pStyle w:val="Bibliography"/>
-      </w:pPr>
-      <w:r>
-        <w:t xml:space="preserve">Wikipedia contributors. 2026i.</w:t>
-      </w:r>
-      <w:r>
-        <w:t xml:space="preserve"> </w:t>
-      </w:r>
-      <w:r>
-        <w:rPr>
-          <w:i/>
-          <w:iCs/>
-        </w:rPr>
-        <w:t xml:space="preserve">Parabola —</w:t>
-      </w:r>
-      <w:r>
-        <w:rPr>
-          <w:i/>
-          <w:iCs/>
-        </w:rPr>
-        <w:t xml:space="preserve"> </w:t>
-      </w:r>
-      <w:r>
-        <w:rPr>
-          <w:i/>
-          <w:iCs/>
-        </w:rPr>
-        <w:t xml:space="preserve">Wikipedia</w:t>
-      </w:r>
-      <w:r>
-        <w:rPr>
-          <w:i/>
-          <w:iCs/>
-        </w:rPr>
-        <w:t xml:space="preserve">,</w:t>
-      </w:r>
-      <w:r>
-        <w:rPr>
-          <w:i/>
-          <w:iCs/>
-        </w:rPr>
-        <w:t xml:space="preserve"> </w:t>
-      </w:r>
-      <w:r>
-        <w:rPr>
-          <w:i/>
-          <w:iCs/>
-        </w:rPr>
-        <w:t xml:space="preserve">the Free Encyclopedia</w:t>
-      </w:r>
-      <w:r>
-        <w:t xml:space="preserve">.</w:t>
-      </w:r>
-      <w:r>
-        <w:t xml:space="preserve"> </w:t>
-      </w:r>
-      <w:hyperlink r:id="rId120">
-        <w:r>
-          <w:rPr>
-            <w:rStyle w:val="Hyperlink"/>
-          </w:rPr>
-          <w:t xml:space="preserve">https://en.wikipedia.org/wiki/Parabola</w:t>
-        </w:r>
-      </w:hyperlink>
-      <w:r>
-        <w:t xml:space="preserve">.</w:t>
-      </w:r>
-    </w:p>
-    <w:bookmarkEnd w:id="121"/>
-    <w:bookmarkStart w:id="123" w:name="ref-wikipedia_polynomial"/>
-    <w:p>
-      <w:pPr>
-        <w:pStyle w:val="Bibliography"/>
-      </w:pPr>
-      <w:r>
-        <w:t xml:space="preserve">Wikipedia contributors. 2026j.</w:t>
-      </w:r>
-      <w:r>
-        <w:t xml:space="preserve"> </w:t>
-      </w:r>
-      <w:r>
-        <w:rPr>
-          <w:i/>
-          <w:iCs/>
-        </w:rPr>
-        <w:t xml:space="preserve">Polynomial —</w:t>
-      </w:r>
-      <w:r>
-        <w:rPr>
-          <w:i/>
-          <w:iCs/>
-        </w:rPr>
-        <w:t xml:space="preserve"> </w:t>
-      </w:r>
-      <w:r>
-        <w:rPr>
-          <w:i/>
-          <w:iCs/>
-        </w:rPr>
-        <w:t xml:space="preserve">Wikipedia</w:t>
-      </w:r>
-      <w:r>
-        <w:rPr>
-          <w:i/>
-          <w:iCs/>
-        </w:rPr>
-        <w:t xml:space="preserve">,</w:t>
-      </w:r>
-      <w:r>
-        <w:rPr>
-          <w:i/>
-          <w:iCs/>
-        </w:rPr>
-        <w:t xml:space="preserve"> </w:t>
-      </w:r>
-      <w:r>
-        <w:rPr>
-          <w:i/>
-          <w:iCs/>
-        </w:rPr>
-        <w:t xml:space="preserve">the Free Encyclopedia</w:t>
-      </w:r>
-      <w:r>
-        <w:t xml:space="preserve">.</w:t>
-      </w:r>
-      <w:r>
-        <w:t xml:space="preserve"> </w:t>
-      </w:r>
-      <w:hyperlink r:id="rId122">
-        <w:r>
-          <w:rPr>
-            <w:rStyle w:val="Hyperlink"/>
-          </w:rPr>
-          <w:t xml:space="preserve">https://en.wikipedia.org/wiki/Polynomial</w:t>
-        </w:r>
-      </w:hyperlink>
-      <w:r>
-        <w:t xml:space="preserve">.</w:t>
-      </w:r>
-    </w:p>
-    <w:bookmarkEnd w:id="123"/>
-    <w:bookmarkStart w:id="125" w:name="ref-wikipedia_quadratic_function"/>
-    <w:p>
-      <w:pPr>
-        <w:pStyle w:val="Bibliography"/>
-      </w:pPr>
-      <w:r>
-        <w:t xml:space="preserve">Wikipedia contributors. 2026k.</w:t>
-      </w:r>
-      <w:r>
-        <w:t xml:space="preserve"> </w:t>
-      </w:r>
-      <w:r>
-        <w:rPr>
-          <w:i/>
-          <w:iCs/>
-        </w:rPr>
-        <w:t xml:space="preserve">Quadratic Function —</w:t>
-      </w:r>
-      <w:r>
-        <w:rPr>
-          <w:i/>
-          <w:iCs/>
-        </w:rPr>
-        <w:t xml:space="preserve"> </w:t>
-      </w:r>
-      <w:r>
-        <w:rPr>
-          <w:i/>
-          <w:iCs/>
-        </w:rPr>
-        <w:t xml:space="preserve">Wikipedia</w:t>
-      </w:r>
-      <w:r>
-        <w:rPr>
-          <w:i/>
-          <w:iCs/>
-        </w:rPr>
-        <w:t xml:space="preserve">,</w:t>
-      </w:r>
-      <w:r>
-        <w:rPr>
-          <w:i/>
-          <w:iCs/>
-        </w:rPr>
-        <w:t xml:space="preserve"> </w:t>
-      </w:r>
-      <w:r>
-        <w:rPr>
-          <w:i/>
-          <w:iCs/>
-        </w:rPr>
-        <w:t xml:space="preserve">the Free Encyclopedia</w:t>
-      </w:r>
-      <w:r>
-        <w:t xml:space="preserve">.</w:t>
-      </w:r>
-      <w:r>
-        <w:t xml:space="preserve"> </w:t>
-      </w:r>
-      <w:hyperlink r:id="rId124">
-        <w:r>
-          <w:rPr>
-            <w:rStyle w:val="Hyperlink"/>
-          </w:rPr>
-          <w:t xml:space="preserve">https://en.wikipedia.org/wiki/Quadratic_function</w:t>
-        </w:r>
-      </w:hyperlink>
-      <w:r>
-        <w:t xml:space="preserve">.</w:t>
-      </w:r>
-    </w:p>
-    <w:bookmarkEnd w:id="125"/>
-    <w:bookmarkStart w:id="127" w:name="ref-wikipedia_slope"/>
-    <w:p>
-      <w:pPr>
-        <w:pStyle w:val="Bibliography"/>
-      </w:pPr>
-      <w:r>
-        <w:t xml:space="preserve">Wikipedia contributors. 2026l.</w:t>
-      </w:r>
-      <w:r>
-        <w:t xml:space="preserve"> </w:t>
-      </w:r>
-      <w:r>
-        <w:rPr>
-          <w:i/>
-          <w:iCs/>
-        </w:rPr>
-        <w:t xml:space="preserve">Slope —</w:t>
-      </w:r>
-      <w:r>
-        <w:rPr>
-          <w:i/>
-          <w:iCs/>
-        </w:rPr>
-        <w:t xml:space="preserve"> </w:t>
-      </w:r>
-      <w:r>
-        <w:rPr>
-          <w:i/>
-          <w:iCs/>
-        </w:rPr>
-        <w:t xml:space="preserve">Wikipedia</w:t>
-      </w:r>
-      <w:r>
-        <w:rPr>
-          <w:i/>
-          <w:iCs/>
-        </w:rPr>
-        <w:t xml:space="preserve">,</w:t>
-      </w:r>
-      <w:r>
-        <w:rPr>
-          <w:i/>
-          <w:iCs/>
-        </w:rPr>
-        <w:t xml:space="preserve"> </w:t>
-      </w:r>
-      <w:r>
-        <w:rPr>
-          <w:i/>
-          <w:iCs/>
-        </w:rPr>
-        <w:t xml:space="preserve">the Free Encyclopedia</w:t>
-      </w:r>
-      <w:r>
-        <w:t xml:space="preserve">.</w:t>
-      </w:r>
-      <w:r>
-        <w:t xml:space="preserve"> </w:t>
-      </w:r>
-      <w:hyperlink r:id="rId126">
-        <w:r>
-          <w:rPr>
-            <w:rStyle w:val="Hyperlink"/>
-          </w:rPr>
-          <w:t xml:space="preserve">https://en.wikipedia.org/wiki/Slope</w:t>
-        </w:r>
-      </w:hyperlink>
-      <w:r>
-        <w:t xml:space="preserve">.</w:t>
-      </w:r>
-    </w:p>
-    <w:bookmarkEnd w:id="127"/>
-    <w:bookmarkStart w:id="129" w:name="X5bbf2d245759a3fafc9c46669854129ba2658aa"/>
-    <w:p>
-      <w:pPr>
-        <w:pStyle w:val="Bibliography"/>
-      </w:pPr>
-      <w:r>
-        <w:t xml:space="preserve">Wikipedia contributors. 2026m.</w:t>
-      </w:r>
-      <w:r>
-        <w:t xml:space="preserve"> </w:t>
-      </w:r>
-      <w:r>
-        <w:rPr>
-          <w:i/>
-          <w:iCs/>
-        </w:rPr>
-        <w:t xml:space="preserve">Tarski’s High School Algebra Problem —</w:t>
-      </w:r>
-      <w:r>
-        <w:rPr>
-          <w:i/>
-          <w:iCs/>
-        </w:rPr>
-        <w:t xml:space="preserve"> </w:t>
-      </w:r>
-      <w:r>
-        <w:rPr>
-          <w:i/>
-          <w:iCs/>
-        </w:rPr>
-        <w:t xml:space="preserve">Wikipedia</w:t>
-      </w:r>
-      <w:r>
-        <w:rPr>
-          <w:i/>
-          <w:iCs/>
-        </w:rPr>
-        <w:t xml:space="preserve">,</w:t>
-      </w:r>
-      <w:r>
-        <w:rPr>
-          <w:i/>
-          <w:iCs/>
-        </w:rPr>
-        <w:t xml:space="preserve"> </w:t>
-      </w:r>
-      <w:r>
-        <w:rPr>
-          <w:i/>
-          <w:iCs/>
-        </w:rPr>
-        <w:t xml:space="preserve">the Free Encyclopedia</w:t>
-      </w:r>
-      <w:r>
-        <w:t xml:space="preserve">.</w:t>
-      </w:r>
-      <w:r>
-        <w:t xml:space="preserve"> </w:t>
-      </w:r>
-      <w:hyperlink r:id="rId128">
-        <w:r>
-          <w:rPr>
-            <w:rStyle w:val="Hyperlink"/>
-          </w:rPr>
-          <w:t xml:space="preserve">https://en.wikipedia.org/wiki/Tarski%27s_high_school_algebra_problem</w:t>
-        </w:r>
-      </w:hyperlink>
-      <w:r>
-        <w:t xml:space="preserve">.</w:t>
-      </w:r>
     </w:p>
     <w:bookmarkEnd w:id="129"/>
     <w:bookmarkEnd w:id="130"/>

--- a/algebra-exponentials.docx
+++ b/algebra-exponentials.docx
@@ -15,7 +15,7 @@
         <w:pStyle w:val="Date"/>
       </w:pPr>
       <w:r>
-        <w:t xml:space="preserve">Last modified: 2026-10-18 11:27:44 (PDT)</w:t>
+        <w:t xml:space="preserve">Last modified: 2026-10-18 13:21:32 (PDT)</w:t>
       </w:r>
     </w:p>
     <w:bookmarkStart w:id="30" w:name="sec-polynomials"/>
@@ -4722,6 +4722,12 @@
           <w:bCs/>
         </w:rPr>
         <w:t xml:space="preserve">linear</w:t>
+      </w:r>
+      <w:r>
+        <w:t xml:space="preserve"> </w:t>
+      </w:r>
+      <w:r>
+        <w:t xml:space="preserve">[6]</w:t>
       </w:r>
       <w:r>
         <w:t xml:space="preserve"> </w:t>
@@ -8310,7 +8316,7 @@
         <w:t xml:space="preserve"> </w:t>
       </w:r>
       <w:r>
-        <w:t xml:space="preserve">[6]</w:t>
+        <w:t xml:space="preserve">[7]</w:t>
       </w:r>
       <w:r>
         <w:t xml:space="preserve">,</w:t>
@@ -9910,7 +9916,7 @@
     </w:p>
     <w:bookmarkEnd w:id="48"/>
     <w:bookmarkEnd w:id="49"/>
-    <w:bookmarkStart w:id="103" w:name="exponentials-and-logarithms"/>
+    <w:bookmarkStart w:id="130" w:name="exponentials-and-logarithms"/>
     <w:p>
       <w:pPr>
         <w:pStyle w:val="Heading2"/>
@@ -9951,7 +9957,7 @@
         <w:t xml:space="preserve"> </w:t>
       </w:r>
       <w:r>
-        <w:t xml:space="preserve">[7]</w:t>
+        <w:t xml:space="preserve">[8]</w:t>
       </w:r>
       <w:r>
         <w:t xml:space="preserve"> </w:t>
@@ -10991,7 +10997,7 @@
         <w:t xml:space="preserve"> </w:t>
       </w:r>
       <w:r>
-        <w:t xml:space="preserve">[8]</w:t>
+        <w:t xml:space="preserve">[9]</w:t>
       </w:r>
       <w:r>
         <w:t xml:space="preserve"> </w:t>
@@ -11222,7 +11228,7 @@
         <w:t xml:space="preserve"> </w:t>
       </w:r>
       <w:r>
-        <w:t xml:space="preserve">[8]</w:t>
+        <w:t xml:space="preserve">[9]</w:t>
       </w:r>
       <w:r>
         <w:t xml:space="preserve">.</w:t>
@@ -11334,7 +11340,7 @@
         <w:t xml:space="preserve"> </w:t>
       </w:r>
       <w:r>
-        <w:t xml:space="preserve">[9]</w:t>
+        <w:t xml:space="preserve">[10]</w:t>
       </w:r>
       <w:r>
         <w:t xml:space="preserve">,</w:t>
@@ -11623,7 +11629,16 @@
         </w:r>
       </w:hyperlink>
       <w:r>
-        <w:t xml:space="preserve">).</w:t>
+        <w:t xml:space="preserve">)</w:t>
+      </w:r>
+      <w:r>
+        <w:t xml:space="preserve"> </w:t>
+      </w:r>
+      <w:r>
+        <w:t xml:space="preserve">[11]</w:t>
+      </w:r>
+      <w:r>
+        <w:t xml:space="preserve">.</w:t>
       </w:r>
       <w:r>
         <w:t xml:space="preserve"> </w:t>
@@ -18329,7 +18344,7 @@
         <w:t xml:space="preserve"> </w:t>
       </w:r>
       <w:r>
-        <w:t xml:space="preserve">[10]</w:t>
+        <w:t xml:space="preserve">[12]</w:t>
       </w:r>
       <w:r>
         <w:t xml:space="preserve">:</w:t>
@@ -18768,7 +18783,7 @@
         <w:t xml:space="preserve"> </w:t>
       </w:r>
       <w:r>
-        <w:t xml:space="preserve">[11]</w:t>
+        <w:t xml:space="preserve">[13]</w:t>
       </w:r>
       <w:r>
         <w:t xml:space="preserve"> </w:t>
@@ -25188,239 +25203,8 @@
         <w:t xml:space="preserve">.</w:t>
       </w:r>
     </w:p>
-    <w:bookmarkEnd w:id="103"/>
-    <w:bookmarkStart w:id="131" w:name="further-reading"/>
-    <w:p>
-      <w:pPr>
-        <w:pStyle w:val="Heading2"/>
-      </w:pPr>
-      <w:r>
-        <w:t xml:space="preserve">Further reading</w:t>
-      </w:r>
-    </w:p>
-    <w:p>
-      <w:pPr>
-        <w:numPr>
-          <w:ilvl w:val="0"/>
-          <w:numId w:val="1019"/>
-        </w:numPr>
-      </w:pPr>
-      <w:r>
-        <w:t xml:space="preserve">Wikipedia contributors [1]</w:t>
-      </w:r>
-      <w:r>
-        <w:t xml:space="preserve"> </w:t>
-      </w:r>
-      <w:r>
-        <w:t xml:space="preserve">— polynomials, their degree and their roots</w:t>
-      </w:r>
-    </w:p>
-    <w:p>
-      <w:pPr>
-        <w:numPr>
-          <w:ilvl w:val="0"/>
-          <w:numId w:val="1019"/>
-        </w:numPr>
-      </w:pPr>
-      <w:r>
-        <w:t xml:space="preserve">Wikipedia contributors [2]</w:t>
-      </w:r>
-      <w:r>
-        <w:t xml:space="preserve"> </w:t>
-      </w:r>
-      <w:r>
-        <w:t xml:space="preserve">— quadratic functions and their graphs</w:t>
-      </w:r>
-    </w:p>
-    <w:p>
-      <w:pPr>
-        <w:numPr>
-          <w:ilvl w:val="0"/>
-          <w:numId w:val="1019"/>
-        </w:numPr>
-      </w:pPr>
-      <w:r>
-        <w:t xml:space="preserve">Wikipedia contributors [12]</w:t>
-      </w:r>
-      <w:r>
-        <w:t xml:space="preserve"> </w:t>
-      </w:r>
-      <w:r>
-        <w:t xml:space="preserve">— linear and affine functions of one variable</w:t>
-      </w:r>
-    </w:p>
-    <w:p>
-      <w:pPr>
-        <w:numPr>
-          <w:ilvl w:val="0"/>
-          <w:numId w:val="1019"/>
-        </w:numPr>
-      </w:pPr>
-      <w:r>
-        <w:t xml:space="preserve">Wikipedia contributors [5]</w:t>
-      </w:r>
-      <w:r>
-        <w:t xml:space="preserve"> </w:t>
-      </w:r>
-      <w:r>
-        <w:t xml:space="preserve">— the slope of a line</w:t>
-      </w:r>
-    </w:p>
-    <w:p>
-      <w:pPr>
-        <w:numPr>
-          <w:ilvl w:val="0"/>
-          <w:numId w:val="1019"/>
-        </w:numPr>
-      </w:pPr>
-      <w:r>
-        <w:t xml:space="preserve">Wikipedia contributors [6]</w:t>
-      </w:r>
-      <w:r>
-        <w:t xml:space="preserve"> </w:t>
-      </w:r>
-      <w:r>
-        <w:t xml:space="preserve">— limits of sequences, with examples</w:t>
-      </w:r>
-    </w:p>
-    <w:p>
-      <w:pPr>
-        <w:numPr>
-          <w:ilvl w:val="0"/>
-          <w:numId w:val="1019"/>
-        </w:numPr>
-      </w:pPr>
-      <w:r>
-        <w:t xml:space="preserve">Wikipedia contributors [7]</w:t>
-      </w:r>
-      <w:r>
-        <w:t xml:space="preserve"> </w:t>
-      </w:r>
-      <w:r>
-        <w:t xml:space="preserve">— the exponential function and its properties</w:t>
-      </w:r>
-    </w:p>
-    <w:p>
-      <w:pPr>
-        <w:numPr>
-          <w:ilvl w:val="0"/>
-          <w:numId w:val="1019"/>
-        </w:numPr>
-      </w:pPr>
-      <w:r>
-        <w:t xml:space="preserve">Wikipedia contributors [13]</w:t>
-      </w:r>
-      <w:r>
-        <w:t xml:space="preserve"> </w:t>
-      </w:r>
-      <w:r>
-        <w:t xml:space="preserve">— logarithms and their laws</w:t>
-      </w:r>
-    </w:p>
-    <w:p>
-      <w:pPr>
-        <w:numPr>
-          <w:ilvl w:val="0"/>
-          <w:numId w:val="1019"/>
-        </w:numPr>
-      </w:pPr>
-      <w:r>
-        <w:t xml:space="preserve">Wikipedia contributors [9]</w:t>
-      </w:r>
-      <w:r>
-        <w:t xml:space="preserve"> </w:t>
-      </w:r>
-      <w:r>
-        <w:t xml:space="preserve">— the natural logarithm</w:t>
-      </w:r>
-    </w:p>
-    <w:p>
-      <w:pPr>
-        <w:numPr>
-          <w:ilvl w:val="0"/>
-          <w:numId w:val="1019"/>
-        </w:numPr>
-      </w:pPr>
-      <w:r>
-        <w:t xml:space="preserve">Wikipedia contributors [4]</w:t>
-      </w:r>
-      <w:r>
-        <w:t xml:space="preserve"> </w:t>
-      </w:r>
-      <w:r>
-        <w:t xml:space="preserve">— affine transformations and affine functions</w:t>
-      </w:r>
-    </w:p>
-    <w:p>
-      <w:pPr>
-        <w:numPr>
-          <w:ilvl w:val="0"/>
-          <w:numId w:val="1019"/>
-        </w:numPr>
-      </w:pPr>
-      <w:r>
-        <w:t xml:space="preserve">Wikipedia contributors [11]</w:t>
-      </w:r>
-      <w:r>
-        <w:t xml:space="preserve"> </w:t>
-      </w:r>
-      <w:r>
-        <w:t xml:space="preserve">— contour lines and level sets</w:t>
-      </w:r>
-    </w:p>
-    <w:p>
-      <w:pPr>
-        <w:numPr>
-          <w:ilvl w:val="0"/>
-          <w:numId w:val="1019"/>
-        </w:numPr>
-      </w:pPr>
-      <w:r>
-        <w:t xml:space="preserve">Wikipedia contributors [8]</w:t>
-      </w:r>
-      <w:r>
-        <w:t xml:space="preserve"> </w:t>
-      </w:r>
-      <w:r>
-        <w:t xml:space="preserve">— the number e and its properties</w:t>
-      </w:r>
-    </w:p>
-    <w:p>
-      <w:pPr>
-        <w:numPr>
-          <w:ilvl w:val="0"/>
-          <w:numId w:val="1019"/>
-        </w:numPr>
-      </w:pPr>
-      <w:r>
-        <w:t xml:space="preserve">Wikipedia contributors [3]</w:t>
-      </w:r>
-      <w:r>
-        <w:t xml:space="preserve"> </w:t>
-      </w:r>
-      <w:r>
-        <w:t xml:space="preserve">— parabolas and their properties</w:t>
-      </w:r>
-    </w:p>
-    <w:p>
-      <w:pPr>
-        <w:numPr>
-          <w:ilvl w:val="0"/>
-          <w:numId w:val="1019"/>
-        </w:numPr>
-      </w:pPr>
-      <w:r>
-        <w:t xml:space="preserve">Wikipedia contributors [10]</w:t>
-      </w:r>
-      <w:r>
-        <w:t xml:space="preserve"> </w:t>
-      </w:r>
-      <w:r>
-        <w:t xml:space="preserve">— Tarski’s high school algebra problem</w:t>
-      </w:r>
-    </w:p>
-    <w:bookmarkStart w:id="130" w:name="refs"/>
-    <w:bookmarkStart w:id="105" w:name="ref-wikipedia_polynomial"/>
+    <w:bookmarkStart w:id="129" w:name="refs"/>
+    <w:bookmarkStart w:id="104" w:name="ref-wikipedia_polynomial"/>
     <w:p>
       <w:pPr>
         <w:pStyle w:val="Bibliography"/>
@@ -25467,7 +25251,7 @@
       <w:r>
         <w:t xml:space="preserve"> </w:t>
       </w:r>
-      <w:hyperlink r:id="rId104">
+      <w:hyperlink r:id="rId103">
         <w:r>
           <w:rPr>
             <w:rStyle w:val="Hyperlink"/>
@@ -25476,8 +25260,8 @@
         </w:r>
       </w:hyperlink>
     </w:p>
-    <w:bookmarkEnd w:id="105"/>
-    <w:bookmarkStart w:id="107" w:name="ref-wikipedia_quadratic_function"/>
+    <w:bookmarkEnd w:id="104"/>
+    <w:bookmarkStart w:id="106" w:name="ref-wikipedia_quadratic_function"/>
     <w:p>
       <w:pPr>
         <w:pStyle w:val="Bibliography"/>
@@ -25524,7 +25308,7 @@
       <w:r>
         <w:t xml:space="preserve"> </w:t>
       </w:r>
-      <w:hyperlink r:id="rId106">
+      <w:hyperlink r:id="rId105">
         <w:r>
           <w:rPr>
             <w:rStyle w:val="Hyperlink"/>
@@ -25533,8 +25317,8 @@
         </w:r>
       </w:hyperlink>
     </w:p>
-    <w:bookmarkEnd w:id="107"/>
-    <w:bookmarkStart w:id="109" w:name="ref-wikipedia_parabola"/>
+    <w:bookmarkEnd w:id="106"/>
+    <w:bookmarkStart w:id="108" w:name="ref-wikipedia_parabola"/>
     <w:p>
       <w:pPr>
         <w:pStyle w:val="Bibliography"/>
@@ -25581,7 +25365,7 @@
       <w:r>
         <w:t xml:space="preserve"> </w:t>
       </w:r>
-      <w:hyperlink r:id="rId108">
+      <w:hyperlink r:id="rId107">
         <w:r>
           <w:rPr>
             <w:rStyle w:val="Hyperlink"/>
@@ -25590,8 +25374,8 @@
         </w:r>
       </w:hyperlink>
     </w:p>
-    <w:bookmarkEnd w:id="109"/>
-    <w:bookmarkStart w:id="111" w:name="ref-wikipedia_affine_transformation"/>
+    <w:bookmarkEnd w:id="108"/>
+    <w:bookmarkStart w:id="110" w:name="ref-wikipedia_affine_transformation"/>
     <w:p>
       <w:pPr>
         <w:pStyle w:val="Bibliography"/>
@@ -25638,7 +25422,7 @@
       <w:r>
         <w:t xml:space="preserve"> </w:t>
       </w:r>
-      <w:hyperlink r:id="rId110">
+      <w:hyperlink r:id="rId109">
         <w:r>
           <w:rPr>
             <w:rStyle w:val="Hyperlink"/>
@@ -25647,8 +25431,8 @@
         </w:r>
       </w:hyperlink>
     </w:p>
-    <w:bookmarkEnd w:id="111"/>
-    <w:bookmarkStart w:id="113" w:name="ref-wikipedia_slope"/>
+    <w:bookmarkEnd w:id="110"/>
+    <w:bookmarkStart w:id="112" w:name="ref-wikipedia_slope"/>
     <w:p>
       <w:pPr>
         <w:pStyle w:val="Bibliography"/>
@@ -25695,7 +25479,7 @@
       <w:r>
         <w:t xml:space="preserve"> </w:t>
       </w:r>
-      <w:hyperlink r:id="rId112">
+      <w:hyperlink r:id="rId111">
         <w:r>
           <w:rPr>
             <w:rStyle w:val="Hyperlink"/>
@@ -25704,8 +25488,8 @@
         </w:r>
       </w:hyperlink>
     </w:p>
-    <w:bookmarkEnd w:id="113"/>
-    <w:bookmarkStart w:id="115" w:name="ref-wikipedia_limit_of_a_sequence"/>
+    <w:bookmarkEnd w:id="112"/>
+    <w:bookmarkStart w:id="114" w:name="ref-wikipedia_linear_function"/>
     <w:p>
       <w:pPr>
         <w:pStyle w:val="Bibliography"/>
@@ -25726,6 +25510,63 @@
         <w:t xml:space="preserve"> </w:t>
       </w:r>
       <w:r>
+        <w:t xml:space="preserve">“Linear function —</w:t>
+      </w:r>
+      <w:r>
+        <w:t xml:space="preserve"> </w:t>
+      </w:r>
+      <w:r>
+        <w:t xml:space="preserve">Wikipedia</w:t>
+      </w:r>
+      <w:r>
+        <w:t xml:space="preserve">,</w:t>
+      </w:r>
+      <w:r>
+        <w:t xml:space="preserve"> </w:t>
+      </w:r>
+      <w:r>
+        <w:t xml:space="preserve">the free encyclopedia.”</w:t>
+      </w:r>
+      <w:r>
+        <w:t xml:space="preserve"> </w:t>
+      </w:r>
+      <w:r>
+        <w:t xml:space="preserve">2026. Available:</w:t>
+      </w:r>
+      <w:r>
+        <w:t xml:space="preserve"> </w:t>
+      </w:r>
+      <w:hyperlink r:id="rId113">
+        <w:r>
+          <w:rPr>
+            <w:rStyle w:val="Hyperlink"/>
+          </w:rPr>
+          <w:t xml:space="preserve">https://en.wikipedia.org/wiki/Linear_function</w:t>
+        </w:r>
+      </w:hyperlink>
+    </w:p>
+    <w:bookmarkEnd w:id="114"/>
+    <w:bookmarkStart w:id="116" w:name="ref-wikipedia_limit_of_a_sequence"/>
+    <w:p>
+      <w:pPr>
+        <w:pStyle w:val="Bibliography"/>
+      </w:pPr>
+      <w:r>
+        <w:t xml:space="preserve">[7]</w:t>
+      </w:r>
+      <w:r>
+        <w:t xml:space="preserve"> </w:t>
+      </w:r>
+      <w:r>
+        <w:t xml:space="preserve">	</w:t>
+      </w:r>
+      <w:r>
+        <w:t xml:space="preserve">Wikipedia contributors,</w:t>
+      </w:r>
+      <w:r>
+        <w:t xml:space="preserve"> </w:t>
+      </w:r>
+      <w:r>
         <w:t xml:space="preserve">“Limit of a sequence —</w:t>
       </w:r>
       <w:r>
@@ -25752,7 +25593,7 @@
       <w:r>
         <w:t xml:space="preserve"> </w:t>
       </w:r>
-      <w:hyperlink r:id="rId114">
+      <w:hyperlink r:id="rId115">
         <w:r>
           <w:rPr>
             <w:rStyle w:val="Hyperlink"/>
@@ -25761,14 +25602,14 @@
         </w:r>
       </w:hyperlink>
     </w:p>
-    <w:bookmarkEnd w:id="115"/>
-    <w:bookmarkStart w:id="117" w:name="ref-wikipedia_exponential_function"/>
+    <w:bookmarkEnd w:id="116"/>
+    <w:bookmarkStart w:id="118" w:name="ref-wikipedia_exponential_function"/>
     <w:p>
       <w:pPr>
         <w:pStyle w:val="Bibliography"/>
       </w:pPr>
       <w:r>
-        <w:t xml:space="preserve">[7]</w:t>
+        <w:t xml:space="preserve">[8]</w:t>
       </w:r>
       <w:r>
         <w:t xml:space="preserve"> </w:t>
@@ -25809,7 +25650,7 @@
       <w:r>
         <w:t xml:space="preserve"> </w:t>
       </w:r>
-      <w:hyperlink r:id="rId116">
+      <w:hyperlink r:id="rId117">
         <w:r>
           <w:rPr>
             <w:rStyle w:val="Hyperlink"/>
@@ -25818,14 +25659,14 @@
         </w:r>
       </w:hyperlink>
     </w:p>
-    <w:bookmarkEnd w:id="117"/>
-    <w:bookmarkStart w:id="119" w:name="ref-wikipedia_e_mathematical_constant"/>
+    <w:bookmarkEnd w:id="118"/>
+    <w:bookmarkStart w:id="120" w:name="ref-wikipedia_e_mathematical_constant"/>
     <w:p>
       <w:pPr>
         <w:pStyle w:val="Bibliography"/>
       </w:pPr>
       <w:r>
-        <w:t xml:space="preserve">[8]</w:t>
+        <w:t xml:space="preserve">[9]</w:t>
       </w:r>
       <w:r>
         <w:t xml:space="preserve"> </w:t>
@@ -25866,7 +25707,7 @@
       <w:r>
         <w:t xml:space="preserve"> </w:t>
       </w:r>
-      <w:hyperlink r:id="rId118">
+      <w:hyperlink r:id="rId119">
         <w:r>
           <w:rPr>
             <w:rStyle w:val="Hyperlink"/>
@@ -25875,14 +25716,14 @@
         </w:r>
       </w:hyperlink>
     </w:p>
-    <w:bookmarkEnd w:id="119"/>
-    <w:bookmarkStart w:id="121" w:name="ref-wikipedia_natural_logarithm"/>
+    <w:bookmarkEnd w:id="120"/>
+    <w:bookmarkStart w:id="122" w:name="ref-wikipedia_natural_logarithm"/>
     <w:p>
       <w:pPr>
         <w:pStyle w:val="Bibliography"/>
       </w:pPr>
       <w:r>
-        <w:t xml:space="preserve">[9]</w:t>
+        <w:t xml:space="preserve">[10]</w:t>
       </w:r>
       <w:r>
         <w:t xml:space="preserve"> </w:t>
@@ -25923,7 +25764,7 @@
       <w:r>
         <w:t xml:space="preserve"> </w:t>
       </w:r>
-      <w:hyperlink r:id="rId120">
+      <w:hyperlink r:id="rId121">
         <w:r>
           <w:rPr>
             <w:rStyle w:val="Hyperlink"/>
@@ -25932,14 +25773,14 @@
         </w:r>
       </w:hyperlink>
     </w:p>
-    <w:bookmarkEnd w:id="121"/>
-    <w:bookmarkStart w:id="123" w:name="X5bbf2d245759a3fafc9c46669854129ba2658aa"/>
+    <w:bookmarkEnd w:id="122"/>
+    <w:bookmarkStart w:id="124" w:name="ref-wikipedia_logarithm"/>
     <w:p>
       <w:pPr>
         <w:pStyle w:val="Bibliography"/>
       </w:pPr>
       <w:r>
-        <w:t xml:space="preserve">[10]</w:t>
+        <w:t xml:space="preserve">[11]</w:t>
       </w:r>
       <w:r>
         <w:t xml:space="preserve"> </w:t>
@@ -25954,6 +25795,63 @@
         <w:t xml:space="preserve"> </w:t>
       </w:r>
       <w:r>
+        <w:t xml:space="preserve">“Logarithm —</w:t>
+      </w:r>
+      <w:r>
+        <w:t xml:space="preserve"> </w:t>
+      </w:r>
+      <w:r>
+        <w:t xml:space="preserve">Wikipedia</w:t>
+      </w:r>
+      <w:r>
+        <w:t xml:space="preserve">,</w:t>
+      </w:r>
+      <w:r>
+        <w:t xml:space="preserve"> </w:t>
+      </w:r>
+      <w:r>
+        <w:t xml:space="preserve">the free encyclopedia.”</w:t>
+      </w:r>
+      <w:r>
+        <w:t xml:space="preserve"> </w:t>
+      </w:r>
+      <w:r>
+        <w:t xml:space="preserve">2026. Available:</w:t>
+      </w:r>
+      <w:r>
+        <w:t xml:space="preserve"> </w:t>
+      </w:r>
+      <w:hyperlink r:id="rId123">
+        <w:r>
+          <w:rPr>
+            <w:rStyle w:val="Hyperlink"/>
+          </w:rPr>
+          <w:t xml:space="preserve">https://en.wikipedia.org/wiki/Logarithm</w:t>
+        </w:r>
+      </w:hyperlink>
+    </w:p>
+    <w:bookmarkEnd w:id="124"/>
+    <w:bookmarkStart w:id="126" w:name="X5bbf2d245759a3fafc9c46669854129ba2658aa"/>
+    <w:p>
+      <w:pPr>
+        <w:pStyle w:val="Bibliography"/>
+      </w:pPr>
+      <w:r>
+        <w:t xml:space="preserve">[12]</w:t>
+      </w:r>
+      <w:r>
+        <w:t xml:space="preserve"> </w:t>
+      </w:r>
+      <w:r>
+        <w:t xml:space="preserve">	</w:t>
+      </w:r>
+      <w:r>
+        <w:t xml:space="preserve">Wikipedia contributors,</w:t>
+      </w:r>
+      <w:r>
+        <w:t xml:space="preserve"> </w:t>
+      </w:r>
+      <w:r>
         <w:t xml:space="preserve">“Tarski’s high school algebra problem —</w:t>
       </w:r>
       <w:r>
@@ -25980,7 +25878,7 @@
       <w:r>
         <w:t xml:space="preserve"> </w:t>
       </w:r>
-      <w:hyperlink r:id="rId122">
+      <w:hyperlink r:id="rId125">
         <w:r>
           <w:rPr>
             <w:rStyle w:val="Hyperlink"/>
@@ -25989,14 +25887,14 @@
         </w:r>
       </w:hyperlink>
     </w:p>
-    <w:bookmarkEnd w:id="123"/>
-    <w:bookmarkStart w:id="125" w:name="ref-wikipedia_contour_line"/>
+    <w:bookmarkEnd w:id="126"/>
+    <w:bookmarkStart w:id="128" w:name="ref-wikipedia_contour_line"/>
     <w:p>
       <w:pPr>
         <w:pStyle w:val="Bibliography"/>
       </w:pPr>
       <w:r>
-        <w:t xml:space="preserve">[11]</w:t>
+        <w:t xml:space="preserve">[13]</w:t>
       </w:r>
       <w:r>
         <w:t xml:space="preserve"> </w:t>
@@ -26037,7 +25935,7 @@
       <w:r>
         <w:t xml:space="preserve"> </w:t>
       </w:r>
-      <w:hyperlink r:id="rId124">
+      <w:hyperlink r:id="rId127">
         <w:r>
           <w:rPr>
             <w:rStyle w:val="Hyperlink"/>
@@ -26046,123 +25944,9 @@
         </w:r>
       </w:hyperlink>
     </w:p>
-    <w:bookmarkEnd w:id="125"/>
-    <w:bookmarkStart w:id="127" w:name="ref-wikipedia_linear_function"/>
-    <w:p>
-      <w:pPr>
-        <w:pStyle w:val="Bibliography"/>
-      </w:pPr>
-      <w:r>
-        <w:t xml:space="preserve">[12]</w:t>
-      </w:r>
-      <w:r>
-        <w:t xml:space="preserve"> </w:t>
-      </w:r>
-      <w:r>
-        <w:t xml:space="preserve">	</w:t>
-      </w:r>
-      <w:r>
-        <w:t xml:space="preserve">Wikipedia contributors,</w:t>
-      </w:r>
-      <w:r>
-        <w:t xml:space="preserve"> </w:t>
-      </w:r>
-      <w:r>
-        <w:t xml:space="preserve">“Linear function —</w:t>
-      </w:r>
-      <w:r>
-        <w:t xml:space="preserve"> </w:t>
-      </w:r>
-      <w:r>
-        <w:t xml:space="preserve">Wikipedia</w:t>
-      </w:r>
-      <w:r>
-        <w:t xml:space="preserve">,</w:t>
-      </w:r>
-      <w:r>
-        <w:t xml:space="preserve"> </w:t>
-      </w:r>
-      <w:r>
-        <w:t xml:space="preserve">the free encyclopedia.”</w:t>
-      </w:r>
-      <w:r>
-        <w:t xml:space="preserve"> </w:t>
-      </w:r>
-      <w:r>
-        <w:t xml:space="preserve">2026. Available:</w:t>
-      </w:r>
-      <w:r>
-        <w:t xml:space="preserve"> </w:t>
-      </w:r>
-      <w:hyperlink r:id="rId126">
-        <w:r>
-          <w:rPr>
-            <w:rStyle w:val="Hyperlink"/>
-          </w:rPr>
-          <w:t xml:space="preserve">https://en.wikipedia.org/wiki/Linear_function</w:t>
-        </w:r>
-      </w:hyperlink>
-    </w:p>
-    <w:bookmarkEnd w:id="127"/>
-    <w:bookmarkStart w:id="129" w:name="ref-wikipedia_logarithm"/>
-    <w:p>
-      <w:pPr>
-        <w:pStyle w:val="Bibliography"/>
-      </w:pPr>
-      <w:r>
-        <w:t xml:space="preserve">[13]</w:t>
-      </w:r>
-      <w:r>
-        <w:t xml:space="preserve"> </w:t>
-      </w:r>
-      <w:r>
-        <w:t xml:space="preserve">	</w:t>
-      </w:r>
-      <w:r>
-        <w:t xml:space="preserve">Wikipedia contributors,</w:t>
-      </w:r>
-      <w:r>
-        <w:t xml:space="preserve"> </w:t>
-      </w:r>
-      <w:r>
-        <w:t xml:space="preserve">“Logarithm —</w:t>
-      </w:r>
-      <w:r>
-        <w:t xml:space="preserve"> </w:t>
-      </w:r>
-      <w:r>
-        <w:t xml:space="preserve">Wikipedia</w:t>
-      </w:r>
-      <w:r>
-        <w:t xml:space="preserve">,</w:t>
-      </w:r>
-      <w:r>
-        <w:t xml:space="preserve"> </w:t>
-      </w:r>
-      <w:r>
-        <w:t xml:space="preserve">the free encyclopedia.”</w:t>
-      </w:r>
-      <w:r>
-        <w:t xml:space="preserve"> </w:t>
-      </w:r>
-      <w:r>
-        <w:t xml:space="preserve">2026. Available:</w:t>
-      </w:r>
-      <w:r>
-        <w:t xml:space="preserve"> </w:t>
-      </w:r>
-      <w:hyperlink r:id="rId128">
-        <w:r>
-          <w:rPr>
-            <w:rStyle w:val="Hyperlink"/>
-          </w:rPr>
-          <w:t xml:space="preserve">https://en.wikipedia.org/wiki/Logarithm</w:t>
-        </w:r>
-      </w:hyperlink>
-    </w:p>
+    <w:bookmarkEnd w:id="128"/>
     <w:bookmarkEnd w:id="129"/>
     <w:bookmarkEnd w:id="130"/>
-    <w:bookmarkEnd w:id="131"/>
     <w:sectPr>
       <w:footnotePr>
         <w:numRestart w:val="eachSect"/>
@@ -26705,9 +26489,6 @@
     <w:abstractNumId w:val="991"/>
   </w:num>
   <w:num w:numId="1018">
-    <w:abstractNumId w:val="991"/>
-  </w:num>
-  <w:num w:numId="1019">
     <w:abstractNumId w:val="991"/>
   </w:num>
 </w:numbering>

--- a/algebra-exponentials.docx
+++ b/algebra-exponentials.docx
@@ -15,7 +15,7 @@
         <w:pStyle w:val="Date"/>
       </w:pPr>
       <w:r>
-        <w:t xml:space="preserve">Last modified: 2026-10-18 13:21:32 (PDT)</w:t>
+        <w:t xml:space="preserve">Last modified: 2026-10-18 16:43:42 (PDT)</w:t>
       </w:r>
     </w:p>
     <w:bookmarkStart w:id="30" w:name="sec-polynomials"/>

--- a/algebra-exponentials.docx
+++ b/algebra-exponentials.docx
@@ -15,7 +15,7 @@
         <w:pStyle w:val="Date"/>
       </w:pPr>
       <w:r>
-        <w:t xml:space="preserve">Last modified: 2026-10-18 16:43:42 (PDT)</w:t>
+        <w:t xml:space="preserve">Last modified: 2026-10-19 00:47:50 (PDT)</w:t>
       </w:r>
     </w:p>
     <w:bookmarkStart w:id="30" w:name="sec-polynomials"/>

--- a/algebra-exponentials.docx
+++ b/algebra-exponentials.docx
@@ -15,7 +15,7 @@
         <w:pStyle w:val="Date"/>
       </w:pPr>
       <w:r>
-        <w:t xml:space="preserve">Last modified: 2026-10-19 00:47:50 (PDT)</w:t>
+        <w:t xml:space="preserve">Last modified: 2026-10-19 02:15:55 (PDT)</w:t>
       </w:r>
     </w:p>
     <w:bookmarkStart w:id="30" w:name="sec-polynomials"/>

--- a/algebra-exponentials.docx
+++ b/algebra-exponentials.docx
@@ -15,7 +15,7 @@
         <w:pStyle w:val="Date"/>
       </w:pPr>
       <w:r>
-        <w:t xml:space="preserve">Last modified: 2026-10-19 02:15:55 (PDT)</w:t>
+        <w:t xml:space="preserve">Last modified: 2026-10-19 03:23:43 (PDT)</w:t>
       </w:r>
     </w:p>
     <w:bookmarkStart w:id="30" w:name="sec-polynomials"/>

--- a/algebra-exponentials.docx
+++ b/algebra-exponentials.docx
@@ -15,7 +15,7 @@
         <w:pStyle w:val="Date"/>
       </w:pPr>
       <w:r>
-        <w:t xml:space="preserve">Last modified: 2026-10-19 03:23:43 (PDT)</w:t>
+        <w:t xml:space="preserve">Last modified: 2026-10-19 04:41:29 (PDT)</w:t>
       </w:r>
     </w:p>
     <w:bookmarkStart w:id="30" w:name="sec-polynomials"/>

--- a/algebra-exponentials.docx
+++ b/algebra-exponentials.docx
@@ -15,7 +15,7 @@
         <w:pStyle w:val="Date"/>
       </w:pPr>
       <w:r>
-        <w:t xml:space="preserve">Last modified: 2026-10-19 04:41:29 (PDT)</w:t>
+        <w:t xml:space="preserve">Last modified: 2026-10-19 05:58:02 (PDT)</w:t>
       </w:r>
     </w:p>
     <w:bookmarkStart w:id="30" w:name="sec-polynomials"/>

--- a/algebra-exponentials.docx
+++ b/algebra-exponentials.docx
@@ -15,7 +15,7 @@
         <w:pStyle w:val="Date"/>
       </w:pPr>
       <w:r>
-        <w:t xml:space="preserve">Last modified: 2026-10-19 05:58:02 (PDT)</w:t>
+        <w:t xml:space="preserve">Last modified: 2026-10-19 09:38:56 (PDT)</w:t>
       </w:r>
     </w:p>
     <w:bookmarkStart w:id="30" w:name="sec-polynomials"/>
@@ -9916,16 +9916,16 @@
     </w:p>
     <w:bookmarkEnd w:id="48"/>
     <w:bookmarkEnd w:id="49"/>
-    <w:bookmarkStart w:id="130" w:name="exponentials-and-logarithms"/>
+    <w:bookmarkStart w:id="61" w:name="sec-series"/>
     <w:p>
       <w:pPr>
         <w:pStyle w:val="Heading2"/>
       </w:pPr>
       <w:r>
-        <w:t xml:space="preserve">4 Exponentials and Logarithms</w:t>
+        <w:t xml:space="preserve">4 Series</w:t>
       </w:r>
     </w:p>
-    <w:bookmarkStart w:id="50" w:name="def-exponential-function"/>
+    <w:bookmarkStart w:id="51" w:name="def-non-decreasing"/>
     <w:p>
       <w:pPr>
         <w:pStyle w:val="FirstParagraph"/>
@@ -9935,7 +9935,3322 @@
           <w:b/>
           <w:bCs/>
         </w:rPr>
-        <w:t xml:space="preserve">Definition 17 (Exponential function)</w:t>
+        <w:t xml:space="preserve">Definition 17 (Non-decreasing sequence)</w:t>
+      </w:r>
+      <w:r>
+        <w:t xml:space="preserve"> </w:t>
+      </w:r>
+      <w:r>
+        <w:t xml:space="preserve">A</w:t>
+      </w:r>
+      <w:r>
+        <w:t xml:space="preserve"> </w:t>
+      </w:r>
+      <w:hyperlink r:id="rId41">
+        <w:r>
+          <w:rPr>
+            <w:rStyle w:val="Hyperlink"/>
+          </w:rPr>
+          <w:t xml:space="preserve">sequence</w:t>
+        </w:r>
+      </w:hyperlink>
+      <w:r>
+        <w:t xml:space="preserve"> </w:t>
+      </w:r>
+      <m:oMath>
+        <m:sSub>
+          <m:e>
+            <m:r>
+              <m:t>a</m:t>
+            </m:r>
+          </m:e>
+          <m:sub>
+            <m:r>
+              <m:t>1</m:t>
+            </m:r>
+          </m:sub>
+        </m:sSub>
+        <m:r>
+          <m:rPr>
+            <m:sty m:val="p"/>
+          </m:rPr>
+          <m:t>,</m:t>
+        </m:r>
+        <m:sSub>
+          <m:e>
+            <m:r>
+              <m:t>a</m:t>
+            </m:r>
+          </m:e>
+          <m:sub>
+            <m:r>
+              <m:t>2</m:t>
+            </m:r>
+          </m:sub>
+        </m:sSub>
+        <m:r>
+          <m:rPr>
+            <m:sty m:val="p"/>
+          </m:rPr>
+          <m:t>,</m:t>
+        </m:r>
+        <m:r>
+          <m:rPr>
+            <m:sty m:val="p"/>
+          </m:rPr>
+          <m:t>…</m:t>
+        </m:r>
+      </m:oMath>
+      <w:r>
+        <w:t xml:space="preserve"> </w:t>
+      </w:r>
+      <w:r>
+        <w:t xml:space="preserve">of real numbers or of</w:t>
+      </w:r>
+      <w:r>
+        <w:t xml:space="preserve"> </w:t>
+      </w:r>
+      <w:hyperlink r:id="rId50">
+        <w:r>
+          <w:rPr>
+            <w:rStyle w:val="Hyperlink"/>
+          </w:rPr>
+          <w:t xml:space="preserve">extended non-negative reals</w:t>
+        </w:r>
+      </w:hyperlink>
+      <w:r>
+        <w:t xml:space="preserve"> </w:t>
+      </w:r>
+      <w:r>
+        <w:t xml:space="preserve">is</w:t>
+      </w:r>
+      <w:r>
+        <w:t xml:space="preserve"> </w:t>
+      </w:r>
+      <w:r>
+        <w:rPr>
+          <w:b/>
+          <w:bCs/>
+        </w:rPr>
+        <w:t xml:space="preserve">non-decreasing</w:t>
+      </w:r>
+      <w:r>
+        <w:t xml:space="preserve"> </w:t>
+      </w:r>
+      <w:r>
+        <w:t xml:space="preserve">if each term is at least as large as the one before it:</w:t>
+      </w:r>
+    </w:p>
+    <w:p>
+      <w:pPr>
+        <w:pStyle w:val="BodyText"/>
+      </w:pPr>
+      <m:oMathPara>
+        <m:oMathParaPr>
+          <m:jc m:val="center"/>
+        </m:oMathParaPr>
+        <m:oMath>
+          <m:sSub>
+            <m:e>
+              <m:r>
+                <m:t>a</m:t>
+              </m:r>
+            </m:e>
+            <m:sub>
+              <m:r>
+                <m:t>n</m:t>
+              </m:r>
+            </m:sub>
+          </m:sSub>
+          <m:r>
+            <m:rPr>
+              <m:sty m:val="p"/>
+            </m:rPr>
+            <m:t>≤</m:t>
+          </m:r>
+          <m:sSub>
+            <m:e>
+              <m:r>
+                <m:t>a</m:t>
+              </m:r>
+            </m:e>
+            <m:sub>
+              <m:r>
+                <m:t>n</m:t>
+              </m:r>
+              <m:r>
+                <m:rPr>
+                  <m:sty m:val="p"/>
+                </m:rPr>
+                <m:t>+</m:t>
+              </m:r>
+              <m:r>
+                <m:t>1</m:t>
+              </m:r>
+            </m:sub>
+          </m:sSub>
+          <m:r>
+            <m:t> </m:t>
+          </m:r>
+          <m:r>
+            <m:rPr>
+              <m:nor/>
+              <m:sty m:val="p"/>
+            </m:rPr>
+            <m:t>for every </m:t>
+          </m:r>
+          <m:r>
+            <m:t>n</m:t>
+          </m:r>
+          <m:r>
+            <m:rPr>
+              <m:sty m:val="p"/>
+            </m:rPr>
+            <m:t>∈</m:t>
+          </m:r>
+          <m:r>
+            <m:rPr>
+              <m:scr m:val="double-struck"/>
+              <m:sty m:val="p"/>
+            </m:rPr>
+            <m:t>N</m:t>
+          </m:r>
+        </m:oMath>
+      </m:oMathPara>
+    </w:p>
+    <w:bookmarkEnd w:id="51"/>
+    <w:bookmarkStart w:id="52" w:name="exm-non-decreasing"/>
+    <w:p>
+      <w:pPr>
+        <w:pStyle w:val="FirstParagraph"/>
+      </w:pPr>
+      <w:r>
+        <w:rPr>
+          <w:b/>
+          <w:bCs/>
+        </w:rPr>
+        <w:t xml:space="preserve">Example 10 (Non-decreasing and not)</w:t>
+      </w:r>
+      <w:r>
+        <w:t xml:space="preserve"> </w:t>
+      </w:r>
+      <w:r>
+        <w:t xml:space="preserve"> </w:t>
+      </w:r>
+    </w:p>
+    <w:p>
+      <w:pPr>
+        <w:numPr>
+          <w:ilvl w:val="0"/>
+          <w:numId w:val="1008"/>
+        </w:numPr>
+      </w:pPr>
+      <m:oMath>
+        <m:r>
+          <m:t>1</m:t>
+        </m:r>
+        <m:r>
+          <m:rPr>
+            <m:sty m:val="p"/>
+          </m:rPr>
+          <m:t>,</m:t>
+        </m:r>
+        <m:r>
+          <m:t>2</m:t>
+        </m:r>
+        <m:r>
+          <m:rPr>
+            <m:sty m:val="p"/>
+          </m:rPr>
+          <m:t>,</m:t>
+        </m:r>
+        <m:r>
+          <m:t>2</m:t>
+        </m:r>
+        <m:r>
+          <m:rPr>
+            <m:sty m:val="p"/>
+          </m:rPr>
+          <m:t>,</m:t>
+        </m:r>
+        <m:r>
+          <m:t>3</m:t>
+        </m:r>
+        <m:r>
+          <m:rPr>
+            <m:sty m:val="p"/>
+          </m:rPr>
+          <m:t>,</m:t>
+        </m:r>
+        <m:r>
+          <m:t>3</m:t>
+        </m:r>
+        <m:r>
+          <m:rPr>
+            <m:sty m:val="p"/>
+          </m:rPr>
+          <m:t>,</m:t>
+        </m:r>
+        <m:r>
+          <m:t>3</m:t>
+        </m:r>
+        <m:r>
+          <m:rPr>
+            <m:sty m:val="p"/>
+          </m:rPr>
+          <m:t>,</m:t>
+        </m:r>
+        <m:r>
+          <m:rPr>
+            <m:sty m:val="p"/>
+          </m:rPr>
+          <m:t>…</m:t>
+        </m:r>
+      </m:oMath>
+      <w:r>
+        <w:t xml:space="preserve"> </w:t>
+      </w:r>
+      <w:r>
+        <w:t xml:space="preserve">is non-decreasing:</w:t>
+      </w:r>
+      <w:r>
+        <w:t xml:space="preserve"> </w:t>
+      </w:r>
+      <w:r>
+        <w:t xml:space="preserve">a term may equal the one before it.</w:t>
+      </w:r>
+    </w:p>
+    <w:p>
+      <w:pPr>
+        <w:numPr>
+          <w:ilvl w:val="0"/>
+          <w:numId w:val="1008"/>
+        </w:numPr>
+      </w:pPr>
+      <m:oMath>
+        <m:r>
+          <m:t>1</m:t>
+        </m:r>
+        <m:r>
+          <m:rPr>
+            <m:sty m:val="p"/>
+          </m:rPr>
+          <m:t>,</m:t>
+        </m:r>
+        <m:r>
+          <m:t>2</m:t>
+        </m:r>
+        <m:r>
+          <m:rPr>
+            <m:sty m:val="p"/>
+          </m:rPr>
+          <m:t>,</m:t>
+        </m:r>
+        <m:r>
+          <m:rPr>
+            <m:sty m:val="p"/>
+          </m:rPr>
+          <m:t>∞</m:t>
+        </m:r>
+        <m:r>
+          <m:rPr>
+            <m:sty m:val="p"/>
+          </m:rPr>
+          <m:t>,</m:t>
+        </m:r>
+        <m:r>
+          <m:rPr>
+            <m:sty m:val="p"/>
+          </m:rPr>
+          <m:t>∞</m:t>
+        </m:r>
+        <m:r>
+          <m:rPr>
+            <m:sty m:val="p"/>
+          </m:rPr>
+          <m:t>,</m:t>
+        </m:r>
+        <m:r>
+          <m:rPr>
+            <m:sty m:val="p"/>
+          </m:rPr>
+          <m:t>…</m:t>
+        </m:r>
+      </m:oMath>
+      <w:r>
+        <w:t xml:space="preserve"> </w:t>
+      </w:r>
+      <w:r>
+        <w:t xml:space="preserve">is non-decreasing,</w:t>
+      </w:r>
+      <w:r>
+        <w:t xml:space="preserve"> </w:t>
+      </w:r>
+      <w:r>
+        <w:t xml:space="preserve">because</w:t>
+      </w:r>
+      <w:r>
+        <w:t xml:space="preserve"> </w:t>
+      </w:r>
+      <m:oMath>
+        <m:r>
+          <m:rPr>
+            <m:sty m:val="p"/>
+          </m:rPr>
+          <m:t>∞</m:t>
+        </m:r>
+      </m:oMath>
+      <w:r>
+        <w:t xml:space="preserve"> </w:t>
+      </w:r>
+      <w:r>
+        <w:t xml:space="preserve">is greater than every real number.</w:t>
+      </w:r>
+    </w:p>
+    <w:p>
+      <w:pPr>
+        <w:numPr>
+          <w:ilvl w:val="0"/>
+          <w:numId w:val="1008"/>
+        </w:numPr>
+      </w:pPr>
+      <m:oMath>
+        <m:r>
+          <m:t>1</m:t>
+        </m:r>
+        <m:r>
+          <m:rPr>
+            <m:sty m:val="p"/>
+          </m:rPr>
+          <m:t>,</m:t>
+        </m:r>
+        <m:f>
+          <m:fPr>
+            <m:type m:val="bar"/>
+          </m:fPr>
+          <m:num>
+            <m:r>
+              <m:t>1</m:t>
+            </m:r>
+          </m:num>
+          <m:den>
+            <m:r>
+              <m:t>2</m:t>
+            </m:r>
+          </m:den>
+        </m:f>
+        <m:r>
+          <m:rPr>
+            <m:sty m:val="p"/>
+          </m:rPr>
+          <m:t>,</m:t>
+        </m:r>
+        <m:f>
+          <m:fPr>
+            <m:type m:val="bar"/>
+          </m:fPr>
+          <m:num>
+            <m:r>
+              <m:t>1</m:t>
+            </m:r>
+          </m:num>
+          <m:den>
+            <m:r>
+              <m:t>3</m:t>
+            </m:r>
+          </m:den>
+        </m:f>
+        <m:r>
+          <m:rPr>
+            <m:sty m:val="p"/>
+          </m:rPr>
+          <m:t>,</m:t>
+        </m:r>
+        <m:r>
+          <m:rPr>
+            <m:sty m:val="p"/>
+          </m:rPr>
+          <m:t>…</m:t>
+        </m:r>
+      </m:oMath>
+      <w:r>
+        <w:t xml:space="preserve"> </w:t>
+      </w:r>
+      <w:r>
+        <w:t xml:space="preserve">is not non-decreasing,</w:t>
+      </w:r>
+      <w:r>
+        <w:t xml:space="preserve"> </w:t>
+      </w:r>
+      <w:r>
+        <w:t xml:space="preserve">because</w:t>
+      </w:r>
+    </w:p>
+    <w:p>
+      <w:pPr>
+        <w:pStyle w:val="BodyText"/>
+      </w:pPr>
+      <m:oMathPara>
+        <m:oMathParaPr>
+          <m:jc m:val="center"/>
+        </m:oMathParaPr>
+        <m:oMath>
+          <m:eqArr>
+            <m:e>
+              <m:sSub>
+                <m:e>
+                  <m:r>
+                    <m:t>a</m:t>
+                  </m:r>
+                </m:e>
+                <m:sub>
+                  <m:r>
+                    <m:t>2</m:t>
+                  </m:r>
+                </m:sub>
+              </m:sSub>
+              <m:r>
+                <m:t>&amp;</m:t>
+              </m:r>
+              <m:r>
+                <m:rPr>
+                  <m:sty m:val="p"/>
+                </m:rPr>
+                <m:t>=</m:t>
+              </m:r>
+              <m:f>
+                <m:fPr>
+                  <m:type m:val="bar"/>
+                </m:fPr>
+                <m:num>
+                  <m:r>
+                    <m:t>1</m:t>
+                  </m:r>
+                </m:num>
+                <m:den>
+                  <m:r>
+                    <m:t>2</m:t>
+                  </m:r>
+                </m:den>
+              </m:f>
+            </m:e>
+            <m:e>
+              <m:r>
+                <m:t>&amp;</m:t>
+              </m:r>
+              <m:r>
+                <m:rPr>
+                  <m:sty m:val="p"/>
+                </m:rPr>
+                <m:t>&lt;</m:t>
+              </m:r>
+              <m:r>
+                <m:t>1</m:t>
+              </m:r>
+            </m:e>
+            <m:e>
+              <m:r>
+                <m:t>&amp;</m:t>
+              </m:r>
+              <m:r>
+                <m:rPr>
+                  <m:sty m:val="p"/>
+                </m:rPr>
+                <m:t>=</m:t>
+              </m:r>
+              <m:sSub>
+                <m:e>
+                  <m:r>
+                    <m:t>a</m:t>
+                  </m:r>
+                </m:e>
+                <m:sub>
+                  <m:r>
+                    <m:t>1</m:t>
+                  </m:r>
+                </m:sub>
+              </m:sSub>
+              <m:r>
+                <m:rPr>
+                  <m:sty m:val="p"/>
+                </m:rPr>
+                <m:t>.</m:t>
+              </m:r>
+            </m:e>
+          </m:eqArr>
+        </m:oMath>
+      </m:oMathPara>
+    </w:p>
+    <w:bookmarkEnd w:id="52"/>
+    <w:bookmarkStart w:id="54" w:name="def-partial-sum"/>
+    <w:p>
+      <w:pPr>
+        <w:pStyle w:val="FirstParagraph"/>
+      </w:pPr>
+      <w:r>
+        <w:rPr>
+          <w:b/>
+          <w:bCs/>
+        </w:rPr>
+        <w:t xml:space="preserve">Definition 18 (Partial sum)</w:t>
+      </w:r>
+      <w:r>
+        <w:t xml:space="preserve"> </w:t>
+      </w:r>
+      <w:r>
+        <w:t xml:space="preserve">Let</w:t>
+      </w:r>
+      <w:r>
+        <w:t xml:space="preserve"> </w:t>
+      </w:r>
+      <m:oMath>
+        <m:sSub>
+          <m:e>
+            <m:r>
+              <m:t>a</m:t>
+            </m:r>
+          </m:e>
+          <m:sub>
+            <m:r>
+              <m:t>1</m:t>
+            </m:r>
+          </m:sub>
+        </m:sSub>
+        <m:r>
+          <m:rPr>
+            <m:sty m:val="p"/>
+          </m:rPr>
+          <m:t>,</m:t>
+        </m:r>
+        <m:sSub>
+          <m:e>
+            <m:r>
+              <m:t>a</m:t>
+            </m:r>
+          </m:e>
+          <m:sub>
+            <m:r>
+              <m:t>2</m:t>
+            </m:r>
+          </m:sub>
+        </m:sSub>
+        <m:r>
+          <m:rPr>
+            <m:sty m:val="p"/>
+          </m:rPr>
+          <m:t>,</m:t>
+        </m:r>
+        <m:r>
+          <m:rPr>
+            <m:sty m:val="p"/>
+          </m:rPr>
+          <m:t>…</m:t>
+        </m:r>
+      </m:oMath>
+      <w:r>
+        <w:t xml:space="preserve"> </w:t>
+      </w:r>
+      <w:r>
+        <w:t xml:space="preserve">be a</w:t>
+      </w:r>
+      <w:r>
+        <w:t xml:space="preserve"> </w:t>
+      </w:r>
+      <w:hyperlink r:id="rId41">
+        <w:r>
+          <w:rPr>
+            <w:rStyle w:val="Hyperlink"/>
+          </w:rPr>
+          <w:t xml:space="preserve">sequence</w:t>
+        </w:r>
+      </w:hyperlink>
+      <w:r>
+        <w:t xml:space="preserve"> </w:t>
+      </w:r>
+      <w:r>
+        <w:t xml:space="preserve">of real numbers or of</w:t>
+      </w:r>
+      <w:r>
+        <w:t xml:space="preserve"> </w:t>
+      </w:r>
+      <w:hyperlink r:id="rId50">
+        <w:r>
+          <w:rPr>
+            <w:rStyle w:val="Hyperlink"/>
+          </w:rPr>
+          <w:t xml:space="preserve">extended non-negative reals</w:t>
+        </w:r>
+      </w:hyperlink>
+      <w:r>
+        <w:t xml:space="preserve">.</w:t>
+      </w:r>
+      <w:r>
+        <w:t xml:space="preserve"> </w:t>
+      </w:r>
+      <w:r>
+        <w:t xml:space="preserve">For each</w:t>
+      </w:r>
+      <w:r>
+        <w:t xml:space="preserve"> </w:t>
+      </w:r>
+      <m:oMath>
+        <m:r>
+          <m:t>n</m:t>
+        </m:r>
+        <m:r>
+          <m:rPr>
+            <m:sty m:val="p"/>
+          </m:rPr>
+          <m:t>∈</m:t>
+        </m:r>
+        <m:r>
+          <m:rPr>
+            <m:scr m:val="double-struck"/>
+            <m:sty m:val="p"/>
+          </m:rPr>
+          <m:t>N</m:t>
+        </m:r>
+      </m:oMath>
+      <w:r>
+        <w:t xml:space="preserve">, its</w:t>
+      </w:r>
+      <w:r>
+        <w:t xml:space="preserve"> </w:t>
+      </w:r>
+      <m:oMath>
+        <m:r>
+          <m:t>n</m:t>
+        </m:r>
+      </m:oMath>
+      <w:r>
+        <w:t xml:space="preserve">th</w:t>
+      </w:r>
+      <w:r>
+        <w:t xml:space="preserve"> </w:t>
+      </w:r>
+      <w:r>
+        <w:rPr>
+          <w:b/>
+          <w:bCs/>
+        </w:rPr>
+        <w:t xml:space="preserve">partial sum</w:t>
+      </w:r>
+      <w:r>
+        <w:t xml:space="preserve"> </w:t>
+      </w:r>
+      <w:r>
+        <w:t xml:space="preserve">[8]</w:t>
+      </w:r>
+      <w:r>
+        <w:t xml:space="preserve"> </w:t>
+      </w:r>
+      <w:r>
+        <w:t xml:space="preserve">is the</w:t>
+      </w:r>
+      <w:r>
+        <w:t xml:space="preserve"> </w:t>
+      </w:r>
+      <w:hyperlink r:id="rId53">
+        <w:r>
+          <w:rPr>
+            <w:rStyle w:val="Hyperlink"/>
+          </w:rPr>
+          <w:t xml:space="preserve">sum</w:t>
+        </w:r>
+      </w:hyperlink>
+      <w:r>
+        <w:t xml:space="preserve"> </w:t>
+      </w:r>
+      <w:r>
+        <w:t xml:space="preserve">of its first</w:t>
+      </w:r>
+      <w:r>
+        <w:t xml:space="preserve"> </w:t>
+      </w:r>
+      <m:oMath>
+        <m:r>
+          <m:t>n</m:t>
+        </m:r>
+      </m:oMath>
+      <w:r>
+        <w:t xml:space="preserve"> </w:t>
+      </w:r>
+      <w:r>
+        <w:t xml:space="preserve">terms:</w:t>
+      </w:r>
+    </w:p>
+    <w:p>
+      <w:pPr>
+        <w:pStyle w:val="BodyText"/>
+      </w:pPr>
+      <m:oMathPara>
+        <m:oMathParaPr>
+          <m:jc m:val="center"/>
+        </m:oMathParaPr>
+        <m:oMath>
+          <m:sSub>
+            <m:e>
+              <m:r>
+                <m:t>s</m:t>
+              </m:r>
+            </m:e>
+            <m:sub>
+              <m:r>
+                <m:t>n</m:t>
+              </m:r>
+            </m:sub>
+          </m:sSub>
+          <m:limUpp>
+            <m:e>
+              <m:r>
+                <m:rPr>
+                  <m:sty m:val="p"/>
+                </m:rPr>
+                <m:t>=</m:t>
+              </m:r>
+            </m:e>
+            <m:lim>
+              <m:r>
+                <m:rPr>
+                  <m:nor/>
+                  <m:sty m:val="p"/>
+                </m:rPr>
+                <m:t>def</m:t>
+              </m:r>
+            </m:lim>
+          </m:limUpp>
+          <m:nary>
+            <m:naryPr>
+              <m:chr m:val="∑"/>
+              <m:limLoc m:val="undOvr"/>
+              <m:subHide m:val="off"/>
+              <m:supHide m:val="off"/>
+            </m:naryPr>
+            <m:sub>
+              <m:r>
+                <m:t>i</m:t>
+              </m:r>
+              <m:r>
+                <m:rPr>
+                  <m:sty m:val="p"/>
+                </m:rPr>
+                <m:t>=</m:t>
+              </m:r>
+              <m:r>
+                <m:t>1</m:t>
+              </m:r>
+            </m:sub>
+            <m:sup>
+              <m:r>
+                <m:t>n</m:t>
+              </m:r>
+            </m:sup>
+            <m:e>
+              <m:sSub>
+                <m:e>
+                  <m:r>
+                    <m:t>a</m:t>
+                  </m:r>
+                </m:e>
+                <m:sub>
+                  <m:r>
+                    <m:t>i</m:t>
+                  </m:r>
+                </m:sub>
+              </m:sSub>
+            </m:e>
+          </m:nary>
+          <m:r>
+            <m:rPr>
+              <m:sty m:val="p"/>
+            </m:rPr>
+            <m:t>=</m:t>
+          </m:r>
+          <m:sSub>
+            <m:e>
+              <m:r>
+                <m:t>a</m:t>
+              </m:r>
+            </m:e>
+            <m:sub>
+              <m:r>
+                <m:t>1</m:t>
+              </m:r>
+            </m:sub>
+          </m:sSub>
+          <m:r>
+            <m:rPr>
+              <m:sty m:val="p"/>
+            </m:rPr>
+            <m:t>+</m:t>
+          </m:r>
+          <m:r>
+            <m:rPr>
+              <m:sty m:val="p"/>
+            </m:rPr>
+            <m:t>⋯</m:t>
+          </m:r>
+          <m:r>
+            <m:rPr>
+              <m:sty m:val="p"/>
+            </m:rPr>
+            <m:t>+</m:t>
+          </m:r>
+          <m:sSub>
+            <m:e>
+              <m:r>
+                <m:t>a</m:t>
+              </m:r>
+            </m:e>
+            <m:sub>
+              <m:r>
+                <m:t>n</m:t>
+              </m:r>
+            </m:sub>
+          </m:sSub>
+        </m:oMath>
+      </m:oMathPara>
+    </w:p>
+    <w:bookmarkEnd w:id="54"/>
+    <w:bookmarkStart w:id="55" w:name="exm-partial-sum"/>
+    <w:p>
+      <w:pPr>
+        <w:pStyle w:val="FirstParagraph"/>
+      </w:pPr>
+      <w:r>
+        <w:rPr>
+          <w:b/>
+          <w:bCs/>
+        </w:rPr>
+        <w:t xml:space="preserve">Example 11 (Partial sums of halves)</w:t>
+      </w:r>
+      <w:r>
+        <w:t xml:space="preserve"> </w:t>
+      </w:r>
+      <w:r>
+        <w:t xml:space="preserve">For</w:t>
+      </w:r>
+      <w:r>
+        <w:t xml:space="preserve"> </w:t>
+      </w:r>
+      <m:oMath>
+        <m:sSub>
+          <m:e>
+            <m:r>
+              <m:t>a</m:t>
+            </m:r>
+          </m:e>
+          <m:sub>
+            <m:r>
+              <m:t>i</m:t>
+            </m:r>
+          </m:sub>
+        </m:sSub>
+        <m:r>
+          <m:rPr>
+            <m:sty m:val="p"/>
+          </m:rPr>
+          <m:t>=</m:t>
+        </m:r>
+        <m:r>
+          <m:t>1</m:t>
+        </m:r>
+        <m:r>
+          <m:rPr>
+            <m:sty m:val="p"/>
+          </m:rPr>
+          <m:t>/</m:t>
+        </m:r>
+        <m:sSup>
+          <m:e>
+            <m:r>
+              <m:t>2</m:t>
+            </m:r>
+          </m:e>
+          <m:sup>
+            <m:r>
+              <m:t>i</m:t>
+            </m:r>
+          </m:sup>
+        </m:sSup>
+      </m:oMath>
+      <w:r>
+        <w:t xml:space="preserve">, the sequence</w:t>
+      </w:r>
+      <w:r>
+        <w:t xml:space="preserve"> </w:t>
+      </w:r>
+      <m:oMath>
+        <m:f>
+          <m:fPr>
+            <m:type m:val="bar"/>
+          </m:fPr>
+          <m:num>
+            <m:r>
+              <m:t>1</m:t>
+            </m:r>
+          </m:num>
+          <m:den>
+            <m:r>
+              <m:t>2</m:t>
+            </m:r>
+          </m:den>
+        </m:f>
+        <m:r>
+          <m:rPr>
+            <m:sty m:val="p"/>
+          </m:rPr>
+          <m:t>,</m:t>
+        </m:r>
+        <m:f>
+          <m:fPr>
+            <m:type m:val="bar"/>
+          </m:fPr>
+          <m:num>
+            <m:r>
+              <m:t>1</m:t>
+            </m:r>
+          </m:num>
+          <m:den>
+            <m:r>
+              <m:t>4</m:t>
+            </m:r>
+          </m:den>
+        </m:f>
+        <m:r>
+          <m:rPr>
+            <m:sty m:val="p"/>
+          </m:rPr>
+          <m:t>,</m:t>
+        </m:r>
+        <m:f>
+          <m:fPr>
+            <m:type m:val="bar"/>
+          </m:fPr>
+          <m:num>
+            <m:r>
+              <m:t>1</m:t>
+            </m:r>
+          </m:num>
+          <m:den>
+            <m:r>
+              <m:t>8</m:t>
+            </m:r>
+          </m:den>
+        </m:f>
+        <m:r>
+          <m:rPr>
+            <m:sty m:val="p"/>
+          </m:rPr>
+          <m:t>,</m:t>
+        </m:r>
+        <m:r>
+          <m:rPr>
+            <m:sty m:val="p"/>
+          </m:rPr>
+          <m:t>…</m:t>
+        </m:r>
+      </m:oMath>
+      <w:r>
+        <w:t xml:space="preserve">,</w:t>
+      </w:r>
+      <w:r>
+        <w:t xml:space="preserve"> </w:t>
+      </w:r>
+      <w:r>
+        <w:t xml:space="preserve">the first three partial sums are</w:t>
+      </w:r>
+      <w:r>
+        <w:t xml:space="preserve"> </w:t>
+      </w:r>
+      <m:oMath>
+        <m:sSub>
+          <m:e>
+            <m:r>
+              <m:t>s</m:t>
+            </m:r>
+          </m:e>
+          <m:sub>
+            <m:r>
+              <m:t>1</m:t>
+            </m:r>
+          </m:sub>
+        </m:sSub>
+        <m:r>
+          <m:rPr>
+            <m:sty m:val="p"/>
+          </m:rPr>
+          <m:t>=</m:t>
+        </m:r>
+        <m:f>
+          <m:fPr>
+            <m:type m:val="bar"/>
+          </m:fPr>
+          <m:num>
+            <m:r>
+              <m:t>1</m:t>
+            </m:r>
+          </m:num>
+          <m:den>
+            <m:r>
+              <m:t>2</m:t>
+            </m:r>
+          </m:den>
+        </m:f>
+      </m:oMath>
+      <w:r>
+        <w:t xml:space="preserve">,</w:t>
+      </w:r>
+    </w:p>
+    <w:p>
+      <w:pPr>
+        <w:pStyle w:val="BodyText"/>
+      </w:pPr>
+      <m:oMathPara>
+        <m:oMathParaPr>
+          <m:jc m:val="center"/>
+        </m:oMathParaPr>
+        <m:oMath>
+          <m:eqArr>
+            <m:e>
+              <m:sSub>
+                <m:e>
+                  <m:r>
+                    <m:t>s</m:t>
+                  </m:r>
+                </m:e>
+                <m:sub>
+                  <m:r>
+                    <m:t>2</m:t>
+                  </m:r>
+                </m:sub>
+              </m:sSub>
+              <m:r>
+                <m:t>&amp;</m:t>
+              </m:r>
+              <m:r>
+                <m:rPr>
+                  <m:sty m:val="p"/>
+                </m:rPr>
+                <m:t>=</m:t>
+              </m:r>
+              <m:f>
+                <m:fPr>
+                  <m:type m:val="bar"/>
+                </m:fPr>
+                <m:num>
+                  <m:r>
+                    <m:t>1</m:t>
+                  </m:r>
+                </m:num>
+                <m:den>
+                  <m:r>
+                    <m:t>2</m:t>
+                  </m:r>
+                </m:den>
+              </m:f>
+              <m:r>
+                <m:rPr>
+                  <m:sty m:val="p"/>
+                </m:rPr>
+                <m:t>+</m:t>
+              </m:r>
+              <m:f>
+                <m:fPr>
+                  <m:type m:val="bar"/>
+                </m:fPr>
+                <m:num>
+                  <m:r>
+                    <m:t>1</m:t>
+                  </m:r>
+                </m:num>
+                <m:den>
+                  <m:r>
+                    <m:t>4</m:t>
+                  </m:r>
+                </m:den>
+              </m:f>
+            </m:e>
+            <m:e>
+              <m:r>
+                <m:t>&amp;</m:t>
+              </m:r>
+              <m:r>
+                <m:rPr>
+                  <m:sty m:val="p"/>
+                </m:rPr>
+                <m:t>=</m:t>
+              </m:r>
+              <m:f>
+                <m:fPr>
+                  <m:type m:val="bar"/>
+                </m:fPr>
+                <m:num>
+                  <m:r>
+                    <m:t>3</m:t>
+                  </m:r>
+                </m:num>
+                <m:den>
+                  <m:r>
+                    <m:t>4</m:t>
+                  </m:r>
+                </m:den>
+              </m:f>
+              <m:r>
+                <m:rPr>
+                  <m:sty m:val="p"/>
+                </m:rPr>
+                <m:t>,</m:t>
+              </m:r>
+            </m:e>
+          </m:eqArr>
+        </m:oMath>
+      </m:oMathPara>
+    </w:p>
+    <w:p>
+      <w:pPr>
+        <w:pStyle w:val="FirstParagraph"/>
+      </w:pPr>
+      <w:r>
+        <w:t xml:space="preserve">and</w:t>
+      </w:r>
+    </w:p>
+    <w:p>
+      <w:pPr>
+        <w:pStyle w:val="BodyText"/>
+      </w:pPr>
+      <m:oMathPara>
+        <m:oMathParaPr>
+          <m:jc m:val="center"/>
+        </m:oMathParaPr>
+        <m:oMath>
+          <m:eqArr>
+            <m:e>
+              <m:sSub>
+                <m:e>
+                  <m:r>
+                    <m:t>s</m:t>
+                  </m:r>
+                </m:e>
+                <m:sub>
+                  <m:r>
+                    <m:t>3</m:t>
+                  </m:r>
+                </m:sub>
+              </m:sSub>
+              <m:r>
+                <m:t>&amp;</m:t>
+              </m:r>
+              <m:r>
+                <m:rPr>
+                  <m:sty m:val="p"/>
+                </m:rPr>
+                <m:t>=</m:t>
+              </m:r>
+              <m:f>
+                <m:fPr>
+                  <m:type m:val="bar"/>
+                </m:fPr>
+                <m:num>
+                  <m:r>
+                    <m:t>3</m:t>
+                  </m:r>
+                </m:num>
+                <m:den>
+                  <m:r>
+                    <m:t>4</m:t>
+                  </m:r>
+                </m:den>
+              </m:f>
+              <m:r>
+                <m:rPr>
+                  <m:sty m:val="p"/>
+                </m:rPr>
+                <m:t>+</m:t>
+              </m:r>
+              <m:f>
+                <m:fPr>
+                  <m:type m:val="bar"/>
+                </m:fPr>
+                <m:num>
+                  <m:r>
+                    <m:t>1</m:t>
+                  </m:r>
+                </m:num>
+                <m:den>
+                  <m:r>
+                    <m:t>8</m:t>
+                  </m:r>
+                </m:den>
+              </m:f>
+            </m:e>
+            <m:e>
+              <m:r>
+                <m:t>&amp;</m:t>
+              </m:r>
+              <m:r>
+                <m:rPr>
+                  <m:sty m:val="p"/>
+                </m:rPr>
+                <m:t>=</m:t>
+              </m:r>
+              <m:f>
+                <m:fPr>
+                  <m:type m:val="bar"/>
+                </m:fPr>
+                <m:num>
+                  <m:r>
+                    <m:t>7</m:t>
+                  </m:r>
+                </m:num>
+                <m:den>
+                  <m:r>
+                    <m:t>8</m:t>
+                  </m:r>
+                </m:den>
+              </m:f>
+              <m:r>
+                <m:rPr>
+                  <m:sty m:val="p"/>
+                </m:rPr>
+                <m:t>.</m:t>
+              </m:r>
+            </m:e>
+          </m:eqArr>
+        </m:oMath>
+      </m:oMathPara>
+    </w:p>
+    <w:p>
+      <w:pPr>
+        <w:pStyle w:val="FirstParagraph"/>
+      </w:pPr>
+      <w:r>
+        <w:t xml:space="preserve">In general,</w:t>
+      </w:r>
+      <w:r>
+        <w:t xml:space="preserve"> </w:t>
+      </w:r>
+      <m:oMath>
+        <m:sSub>
+          <m:e>
+            <m:r>
+              <m:t>s</m:t>
+            </m:r>
+          </m:e>
+          <m:sub>
+            <m:r>
+              <m:t>n</m:t>
+            </m:r>
+          </m:sub>
+        </m:sSub>
+        <m:r>
+          <m:rPr>
+            <m:sty m:val="p"/>
+          </m:rPr>
+          <m:t>=</m:t>
+        </m:r>
+        <m:r>
+          <m:t>1</m:t>
+        </m:r>
+        <m:r>
+          <m:rPr>
+            <m:sty m:val="p"/>
+          </m:rPr>
+          <m:t>−</m:t>
+        </m:r>
+        <m:r>
+          <m:t>1</m:t>
+        </m:r>
+        <m:r>
+          <m:rPr>
+            <m:sty m:val="p"/>
+          </m:rPr>
+          <m:t>/</m:t>
+        </m:r>
+        <m:sSup>
+          <m:e>
+            <m:r>
+              <m:t>2</m:t>
+            </m:r>
+          </m:e>
+          <m:sup>
+            <m:r>
+              <m:t>n</m:t>
+            </m:r>
+          </m:sup>
+        </m:sSup>
+      </m:oMath>
+      <w:r>
+        <w:t xml:space="preserve">.</w:t>
+      </w:r>
+    </w:p>
+    <w:bookmarkEnd w:id="55"/>
+    <w:bookmarkStart w:id="56" w:name="def-infinite-sum"/>
+    <w:p>
+      <w:pPr>
+        <w:pStyle w:val="BodyText"/>
+      </w:pPr>
+      <w:r>
+        <w:rPr>
+          <w:b/>
+          <w:bCs/>
+        </w:rPr>
+        <w:t xml:space="preserve">Definition 19 (Infinite sum (series))</w:t>
+      </w:r>
+      <w:r>
+        <w:t xml:space="preserve"> </w:t>
+      </w:r>
+      <w:r>
+        <w:t xml:space="preserve">Let</w:t>
+      </w:r>
+      <w:r>
+        <w:t xml:space="preserve"> </w:t>
+      </w:r>
+      <m:oMath>
+        <m:sSub>
+          <m:e>
+            <m:r>
+              <m:t>a</m:t>
+            </m:r>
+          </m:e>
+          <m:sub>
+            <m:r>
+              <m:t>1</m:t>
+            </m:r>
+          </m:sub>
+        </m:sSub>
+        <m:r>
+          <m:rPr>
+            <m:sty m:val="p"/>
+          </m:rPr>
+          <m:t>,</m:t>
+        </m:r>
+        <m:sSub>
+          <m:e>
+            <m:r>
+              <m:t>a</m:t>
+            </m:r>
+          </m:e>
+          <m:sub>
+            <m:r>
+              <m:t>2</m:t>
+            </m:r>
+          </m:sub>
+        </m:sSub>
+        <m:r>
+          <m:rPr>
+            <m:sty m:val="p"/>
+          </m:rPr>
+          <m:t>,</m:t>
+        </m:r>
+        <m:r>
+          <m:rPr>
+            <m:sty m:val="p"/>
+          </m:rPr>
+          <m:t>…</m:t>
+        </m:r>
+      </m:oMath>
+      <w:r>
+        <w:t xml:space="preserve"> </w:t>
+      </w:r>
+      <w:r>
+        <w:t xml:space="preserve">be a sequence in</w:t>
+      </w:r>
+      <w:r>
+        <w:t xml:space="preserve"> </w:t>
+      </w:r>
+      <m:oMath>
+        <m:r>
+          <m:rPr>
+            <m:sty m:val="p"/>
+          </m:rPr>
+          <m:t>[</m:t>
+        </m:r>
+        <m:r>
+          <m:t>0</m:t>
+        </m:r>
+        <m:r>
+          <m:rPr>
+            <m:sty m:val="p"/>
+          </m:rPr>
+          <m:t>,</m:t>
+        </m:r>
+        <m:r>
+          <m:rPr>
+            <m:sty m:val="p"/>
+          </m:rPr>
+          <m:t>∞</m:t>
+        </m:r>
+        <m:r>
+          <m:rPr>
+            <m:sty m:val="p"/>
+          </m:rPr>
+          <m:t>]</m:t>
+        </m:r>
+      </m:oMath>
+      <w:r>
+        <w:t xml:space="preserve">,</w:t>
+      </w:r>
+      <w:r>
+        <w:t xml:space="preserve"> </w:t>
+      </w:r>
+      <w:r>
+        <w:t xml:space="preserve">with partial sums</w:t>
+      </w:r>
+      <w:r>
+        <w:t xml:space="preserve"> </w:t>
+      </w:r>
+      <m:oMath>
+        <m:sSub>
+          <m:e>
+            <m:r>
+              <m:t>s</m:t>
+            </m:r>
+          </m:e>
+          <m:sub>
+            <m:r>
+              <m:t>n</m:t>
+            </m:r>
+          </m:sub>
+        </m:sSub>
+      </m:oMath>
+      <w:r>
+        <w:t xml:space="preserve"> </w:t>
+      </w:r>
+      <w:r>
+        <w:t xml:space="preserve">(</w:t>
+      </w:r>
+      <w:hyperlink w:anchor="def-partial-sum">
+        <w:r>
+          <w:rPr>
+            <w:rStyle w:val="Hyperlink"/>
+          </w:rPr>
+          <w:t xml:space="preserve">Definition 18</w:t>
+        </w:r>
+      </w:hyperlink>
+      <w:r>
+        <w:t xml:space="preserve">).</w:t>
+      </w:r>
+      <w:r>
+        <w:t xml:space="preserve"> </w:t>
+      </w:r>
+      <w:r>
+        <w:t xml:space="preserve">The</w:t>
+      </w:r>
+      <w:r>
+        <w:t xml:space="preserve"> </w:t>
+      </w:r>
+      <w:r>
+        <w:rPr>
+          <w:b/>
+          <w:bCs/>
+        </w:rPr>
+        <w:t xml:space="preserve">infinite sum</w:t>
+      </w:r>
+      <w:r>
+        <w:t xml:space="preserve"> </w:t>
+      </w:r>
+      <w:r>
+        <w:t xml:space="preserve">(also called a</w:t>
+      </w:r>
+      <w:r>
+        <w:t xml:space="preserve"> </w:t>
+      </w:r>
+      <w:r>
+        <w:rPr>
+          <w:b/>
+          <w:bCs/>
+        </w:rPr>
+        <w:t xml:space="preserve">series</w:t>
+      </w:r>
+      <w:r>
+        <w:t xml:space="preserve">)</w:t>
+      </w:r>
+      <w:r>
+        <w:t xml:space="preserve"> </w:t>
+      </w:r>
+      <w:r>
+        <w:t xml:space="preserve">[8]</w:t>
+      </w:r>
+      <w:r>
+        <w:t xml:space="preserve"> </w:t>
+      </w:r>
+      <m:oMath>
+        <m:nary>
+          <m:naryPr>
+            <m:chr m:val="∑"/>
+            <m:limLoc m:val="undOvr"/>
+            <m:subHide m:val="off"/>
+            <m:supHide m:val="off"/>
+          </m:naryPr>
+          <m:sub>
+            <m:r>
+              <m:t>i</m:t>
+            </m:r>
+            <m:r>
+              <m:rPr>
+                <m:sty m:val="p"/>
+              </m:rPr>
+              <m:t>=</m:t>
+            </m:r>
+            <m:r>
+              <m:t>1</m:t>
+            </m:r>
+          </m:sub>
+          <m:sup>
+            <m:r>
+              <m:rPr>
+                <m:sty m:val="p"/>
+              </m:rPr>
+              <m:t>∞</m:t>
+            </m:r>
+          </m:sup>
+          <m:e>
+            <m:sSub>
+              <m:e>
+                <m:r>
+                  <m:t>a</m:t>
+                </m:r>
+              </m:e>
+              <m:sub>
+                <m:r>
+                  <m:t>i</m:t>
+                </m:r>
+              </m:sub>
+            </m:sSub>
+          </m:e>
+        </m:nary>
+      </m:oMath>
+      <w:r>
+        <w:t xml:space="preserve"> </w:t>
+      </w:r>
+      <w:r>
+        <w:t xml:space="preserve">is the limit of the partial sums:</w:t>
+      </w:r>
+    </w:p>
+    <w:p>
+      <w:pPr>
+        <w:pStyle w:val="BodyText"/>
+      </w:pPr>
+      <m:oMathPara>
+        <m:oMathParaPr>
+          <m:jc m:val="center"/>
+        </m:oMathParaPr>
+        <m:oMath>
+          <m:nary>
+            <m:naryPr>
+              <m:chr m:val="∑"/>
+              <m:limLoc m:val="undOvr"/>
+              <m:subHide m:val="off"/>
+              <m:supHide m:val="off"/>
+            </m:naryPr>
+            <m:sub>
+              <m:r>
+                <m:t>i</m:t>
+              </m:r>
+              <m:r>
+                <m:rPr>
+                  <m:sty m:val="p"/>
+                </m:rPr>
+                <m:t>=</m:t>
+              </m:r>
+              <m:r>
+                <m:t>1</m:t>
+              </m:r>
+            </m:sub>
+            <m:sup>
+              <m:r>
+                <m:rPr>
+                  <m:sty m:val="p"/>
+                </m:rPr>
+                <m:t>∞</m:t>
+              </m:r>
+            </m:sup>
+            <m:e>
+              <m:sSub>
+                <m:e>
+                  <m:r>
+                    <m:t>a</m:t>
+                  </m:r>
+                </m:e>
+                <m:sub>
+                  <m:r>
+                    <m:t>i</m:t>
+                  </m:r>
+                </m:sub>
+              </m:sSub>
+            </m:e>
+          </m:nary>
+          <m:limUpp>
+            <m:e>
+              <m:r>
+                <m:rPr>
+                  <m:sty m:val="p"/>
+                </m:rPr>
+                <m:t>=</m:t>
+              </m:r>
+            </m:e>
+            <m:lim>
+              <m:r>
+                <m:rPr>
+                  <m:nor/>
+                  <m:sty m:val="p"/>
+                </m:rPr>
+                <m:t>def</m:t>
+              </m:r>
+            </m:lim>
+          </m:limUpp>
+          <m:limLow>
+            <m:e>
+              <m:r>
+                <m:rPr>
+                  <m:sty m:val="p"/>
+                </m:rPr>
+                <m:t>lim</m:t>
+              </m:r>
+            </m:e>
+            <m:lim>
+              <m:r>
+                <m:t>n</m:t>
+              </m:r>
+              <m:r>
+                <m:rPr>
+                  <m:sty m:val="p"/>
+                </m:rPr>
+                <m:t>→</m:t>
+              </m:r>
+              <m:r>
+                <m:rPr>
+                  <m:sty m:val="p"/>
+                </m:rPr>
+                <m:t>∞</m:t>
+              </m:r>
+            </m:lim>
+          </m:limLow>
+          <m:sSub>
+            <m:e>
+              <m:r>
+                <m:t>s</m:t>
+              </m:r>
+            </m:e>
+            <m:sub>
+              <m:r>
+                <m:t>n</m:t>
+              </m:r>
+            </m:sub>
+          </m:sSub>
+        </m:oMath>
+      </m:oMathPara>
+    </w:p>
+    <w:p>
+      <w:pPr>
+        <w:pStyle w:val="FirstParagraph"/>
+      </w:pPr>
+      <w:r>
+        <w:t xml:space="preserve">Here the limit is a real number</w:t>
+      </w:r>
+      <w:r>
+        <w:t xml:space="preserve"> </w:t>
+      </w:r>
+      <w:r>
+        <w:t xml:space="preserve">when the partial sums are real numbers that</w:t>
+      </w:r>
+      <w:r>
+        <w:t xml:space="preserve"> </w:t>
+      </w:r>
+      <w:hyperlink w:anchor="def-convergent-sequence">
+        <w:r>
+          <w:rPr>
+            <w:rStyle w:val="Hyperlink"/>
+          </w:rPr>
+          <w:t xml:space="preserve">converge</w:t>
+        </w:r>
+      </w:hyperlink>
+      <w:r>
+        <w:t xml:space="preserve"> </w:t>
+      </w:r>
+      <w:r>
+        <w:t xml:space="preserve">to it,</w:t>
+      </w:r>
+      <w:r>
+        <w:t xml:space="preserve"> </w:t>
+      </w:r>
+      <w:r>
+        <w:t xml:space="preserve">and it is</w:t>
+      </w:r>
+      <w:r>
+        <w:t xml:space="preserve"> </w:t>
+      </w:r>
+      <m:oMath>
+        <m:r>
+          <m:rPr>
+            <m:sty m:val="p"/>
+          </m:rPr>
+          <m:t>∞</m:t>
+        </m:r>
+      </m:oMath>
+      <w:r>
+        <w:t xml:space="preserve"> </w:t>
+      </w:r>
+      <w:r>
+        <w:t xml:space="preserve">when the partial sums</w:t>
+      </w:r>
+      <w:r>
+        <w:t xml:space="preserve"> </w:t>
+      </w:r>
+      <w:hyperlink w:anchor="def-diverges-to-infinity">
+        <w:r>
+          <w:rPr>
+            <w:rStyle w:val="Hyperlink"/>
+          </w:rPr>
+          <w:t xml:space="preserve">diverge to</w:t>
+        </w:r>
+        <w:r>
+          <w:rPr>
+            <w:rStyle w:val="Hyperlink"/>
+          </w:rPr>
+          <w:t xml:space="preserve"> </w:t>
+        </w:r>
+        <m:oMath>
+          <m:r>
+            <m:rPr>
+              <m:sty m:val="p"/>
+            </m:rPr>
+            <m:t>∞</m:t>
+          </m:r>
+        </m:oMath>
+      </w:hyperlink>
+      <w:r>
+        <w:t xml:space="preserve"> </w:t>
+      </w:r>
+      <w:r>
+        <w:t xml:space="preserve">or some partial sum is</w:t>
+      </w:r>
+      <w:r>
+        <w:t xml:space="preserve"> </w:t>
+      </w:r>
+      <m:oMath>
+        <m:r>
+          <m:rPr>
+            <m:sty m:val="p"/>
+          </m:rPr>
+          <m:t>∞</m:t>
+        </m:r>
+      </m:oMath>
+      <w:r>
+        <w:t xml:space="preserve">;</w:t>
+      </w:r>
+      <w:r>
+        <w:t xml:space="preserve"> </w:t>
+      </w:r>
+      <w:hyperlink w:anchor="lem-nonneg-series">
+        <w:r>
+          <w:rPr>
+            <w:rStyle w:val="Hyperlink"/>
+          </w:rPr>
+          <w:t xml:space="preserve">Lemma 1</w:t>
+        </w:r>
+      </w:hyperlink>
+      <w:r>
+        <w:t xml:space="preserve">, next, shows that one of these always happens.</w:t>
+      </w:r>
+      <w:r>
+        <w:t xml:space="preserve"> </w:t>
+      </w:r>
+      <w:r>
+        <w:t xml:space="preserve">Sums with other index ranges, such as</w:t>
+      </w:r>
+      <w:r>
+        <w:t xml:space="preserve"> </w:t>
+      </w:r>
+      <m:oMath>
+        <m:nary>
+          <m:naryPr>
+            <m:chr m:val="∑"/>
+            <m:limLoc m:val="undOvr"/>
+            <m:subHide m:val="off"/>
+            <m:supHide m:val="off"/>
+          </m:naryPr>
+          <m:sub>
+            <m:r>
+              <m:t>k</m:t>
+            </m:r>
+            <m:r>
+              <m:rPr>
+                <m:sty m:val="p"/>
+              </m:rPr>
+              <m:t>=</m:t>
+            </m:r>
+            <m:r>
+              <m:t>0</m:t>
+            </m:r>
+          </m:sub>
+          <m:sup>
+            <m:r>
+              <m:rPr>
+                <m:sty m:val="p"/>
+              </m:rPr>
+              <m:t>∞</m:t>
+            </m:r>
+          </m:sup>
+          <m:e>
+            <m:sSub>
+              <m:e>
+                <m:r>
+                  <m:t>a</m:t>
+                </m:r>
+              </m:e>
+              <m:sub>
+                <m:r>
+                  <m:t>k</m:t>
+                </m:r>
+              </m:sub>
+            </m:sSub>
+          </m:e>
+        </m:nary>
+      </m:oMath>
+      <w:r>
+        <w:t xml:space="preserve">,</w:t>
+      </w:r>
+      <w:r>
+        <w:t xml:space="preserve"> </w:t>
+      </w:r>
+      <w:r>
+        <w:t xml:space="preserve">are defined the same way.</w:t>
+      </w:r>
+    </w:p>
+    <w:bookmarkEnd w:id="56"/>
+    <w:bookmarkStart w:id="57" w:name="exm-infinite-sum"/>
+    <w:p>
+      <w:pPr>
+        <w:pStyle w:val="BodyText"/>
+      </w:pPr>
+      <w:r>
+        <w:rPr>
+          <w:b/>
+          <w:bCs/>
+        </w:rPr>
+        <w:t xml:space="preserve">Example 12 (A finite and an infinite sum)</w:t>
+      </w:r>
+      <w:r>
+        <w:t xml:space="preserve"> </w:t>
+      </w:r>
+      <w:r>
+        <w:t xml:space="preserve"> </w:t>
+      </w:r>
+    </w:p>
+    <w:p>
+      <w:pPr>
+        <w:pStyle w:val="Compact"/>
+        <w:numPr>
+          <w:ilvl w:val="0"/>
+          <w:numId w:val="1009"/>
+        </w:numPr>
+      </w:pPr>
+      <w:r>
+        <w:t xml:space="preserve">For</w:t>
+      </w:r>
+      <w:r>
+        <w:t xml:space="preserve"> </w:t>
+      </w:r>
+      <m:oMath>
+        <m:sSub>
+          <m:e>
+            <m:r>
+              <m:t>a</m:t>
+            </m:r>
+          </m:e>
+          <m:sub>
+            <m:r>
+              <m:t>i</m:t>
+            </m:r>
+          </m:sub>
+        </m:sSub>
+        <m:r>
+          <m:rPr>
+            <m:sty m:val="p"/>
+          </m:rPr>
+          <m:t>=</m:t>
+        </m:r>
+        <m:r>
+          <m:t>1</m:t>
+        </m:r>
+        <m:r>
+          <m:rPr>
+            <m:sty m:val="p"/>
+          </m:rPr>
+          <m:t>/</m:t>
+        </m:r>
+        <m:sSup>
+          <m:e>
+            <m:r>
+              <m:t>2</m:t>
+            </m:r>
+          </m:e>
+          <m:sup>
+            <m:r>
+              <m:t>i</m:t>
+            </m:r>
+          </m:sup>
+        </m:sSup>
+      </m:oMath>
+      <w:r>
+        <w:t xml:space="preserve">, the partial sums</w:t>
+      </w:r>
+      <w:r>
+        <w:t xml:space="preserve"> </w:t>
+      </w:r>
+      <m:oMath>
+        <m:sSub>
+          <m:e>
+            <m:r>
+              <m:t>s</m:t>
+            </m:r>
+          </m:e>
+          <m:sub>
+            <m:r>
+              <m:t>n</m:t>
+            </m:r>
+          </m:sub>
+        </m:sSub>
+        <m:r>
+          <m:rPr>
+            <m:sty m:val="p"/>
+          </m:rPr>
+          <m:t>=</m:t>
+        </m:r>
+        <m:r>
+          <m:t>1</m:t>
+        </m:r>
+        <m:r>
+          <m:rPr>
+            <m:sty m:val="p"/>
+          </m:rPr>
+          <m:t>−</m:t>
+        </m:r>
+        <m:r>
+          <m:t>1</m:t>
+        </m:r>
+        <m:r>
+          <m:rPr>
+            <m:sty m:val="p"/>
+          </m:rPr>
+          <m:t>/</m:t>
+        </m:r>
+        <m:sSup>
+          <m:e>
+            <m:r>
+              <m:t>2</m:t>
+            </m:r>
+          </m:e>
+          <m:sup>
+            <m:r>
+              <m:t>n</m:t>
+            </m:r>
+          </m:sup>
+        </m:sSup>
+      </m:oMath>
+      <w:r>
+        <w:t xml:space="preserve"> </w:t>
+      </w:r>
+      <w:r>
+        <w:t xml:space="preserve">(</w:t>
+      </w:r>
+      <w:hyperlink w:anchor="exm-partial-sum">
+        <w:r>
+          <w:rPr>
+            <w:rStyle w:val="Hyperlink"/>
+          </w:rPr>
+          <w:t xml:space="preserve">Example 11</w:t>
+        </w:r>
+      </w:hyperlink>
+      <w:r>
+        <w:t xml:space="preserve">)</w:t>
+      </w:r>
+      <w:r>
+        <w:t xml:space="preserve"> </w:t>
+      </w:r>
+      <w:r>
+        <w:t xml:space="preserve">converge to</w:t>
+      </w:r>
+      <w:r>
+        <w:t xml:space="preserve"> </w:t>
+      </w:r>
+      <m:oMath>
+        <m:r>
+          <m:t>1</m:t>
+        </m:r>
+      </m:oMath>
+      <w:r>
+        <w:t xml:space="preserve">, because</w:t>
+      </w:r>
+      <w:r>
+        <w:t xml:space="preserve"> </w:t>
+      </w:r>
+      <m:oMath>
+        <m:r>
+          <m:t>1</m:t>
+        </m:r>
+        <m:r>
+          <m:rPr>
+            <m:sty m:val="p"/>
+          </m:rPr>
+          <m:t>/</m:t>
+        </m:r>
+        <m:sSup>
+          <m:e>
+            <m:r>
+              <m:t>2</m:t>
+            </m:r>
+          </m:e>
+          <m:sup>
+            <m:r>
+              <m:t>n</m:t>
+            </m:r>
+          </m:sup>
+        </m:sSup>
+        <m:r>
+          <m:rPr>
+            <m:sty m:val="p"/>
+          </m:rPr>
+          <m:t>→</m:t>
+        </m:r>
+        <m:r>
+          <m:t>0</m:t>
+        </m:r>
+      </m:oMath>
+      <w:r>
+        <w:t xml:space="preserve">.</w:t>
+      </w:r>
+      <w:r>
+        <w:t xml:space="preserve"> </w:t>
+      </w:r>
+      <w:r>
+        <w:t xml:space="preserve">So</w:t>
+      </w:r>
+      <w:r>
+        <w:t xml:space="preserve"> </w:t>
+      </w:r>
+      <m:oMath>
+        <m:nary>
+          <m:naryPr>
+            <m:chr m:val="∑"/>
+            <m:limLoc m:val="undOvr"/>
+            <m:subHide m:val="off"/>
+            <m:supHide m:val="off"/>
+          </m:naryPr>
+          <m:sub>
+            <m:r>
+              <m:t>i</m:t>
+            </m:r>
+            <m:r>
+              <m:rPr>
+                <m:sty m:val="p"/>
+              </m:rPr>
+              <m:t>=</m:t>
+            </m:r>
+            <m:r>
+              <m:t>1</m:t>
+            </m:r>
+          </m:sub>
+          <m:sup>
+            <m:r>
+              <m:rPr>
+                <m:sty m:val="p"/>
+              </m:rPr>
+              <m:t>∞</m:t>
+            </m:r>
+          </m:sup>
+          <m:e>
+            <m:r>
+              <m:t>1</m:t>
+            </m:r>
+          </m:e>
+        </m:nary>
+        <m:r>
+          <m:rPr>
+            <m:sty m:val="p"/>
+          </m:rPr>
+          <m:t>/</m:t>
+        </m:r>
+        <m:sSup>
+          <m:e>
+            <m:r>
+              <m:t>2</m:t>
+            </m:r>
+          </m:e>
+          <m:sup>
+            <m:r>
+              <m:t>i</m:t>
+            </m:r>
+          </m:sup>
+        </m:sSup>
+        <m:r>
+          <m:rPr>
+            <m:sty m:val="p"/>
+          </m:rPr>
+          <m:t>=</m:t>
+        </m:r>
+        <m:r>
+          <m:t>1</m:t>
+        </m:r>
+      </m:oMath>
+      <w:r>
+        <w:t xml:space="preserve">.</w:t>
+      </w:r>
+    </w:p>
+    <w:p>
+      <w:pPr>
+        <w:pStyle w:val="Compact"/>
+        <w:numPr>
+          <w:ilvl w:val="0"/>
+          <w:numId w:val="1009"/>
+        </w:numPr>
+      </w:pPr>
+      <w:r>
+        <w:t xml:space="preserve">For</w:t>
+      </w:r>
+      <w:r>
+        <w:t xml:space="preserve"> </w:t>
+      </w:r>
+      <m:oMath>
+        <m:sSub>
+          <m:e>
+            <m:r>
+              <m:t>a</m:t>
+            </m:r>
+          </m:e>
+          <m:sub>
+            <m:r>
+              <m:t>i</m:t>
+            </m:r>
+          </m:sub>
+        </m:sSub>
+        <m:r>
+          <m:rPr>
+            <m:sty m:val="p"/>
+          </m:rPr>
+          <m:t>=</m:t>
+        </m:r>
+        <m:r>
+          <m:t>1</m:t>
+        </m:r>
+      </m:oMath>
+      <w:r>
+        <w:t xml:space="preserve">, the partial sums are</w:t>
+      </w:r>
+      <w:r>
+        <w:t xml:space="preserve"> </w:t>
+      </w:r>
+      <m:oMath>
+        <m:sSub>
+          <m:e>
+            <m:r>
+              <m:t>s</m:t>
+            </m:r>
+          </m:e>
+          <m:sub>
+            <m:r>
+              <m:t>n</m:t>
+            </m:r>
+          </m:sub>
+        </m:sSub>
+        <m:r>
+          <m:rPr>
+            <m:sty m:val="p"/>
+          </m:rPr>
+          <m:t>=</m:t>
+        </m:r>
+        <m:r>
+          <m:t>n</m:t>
+        </m:r>
+      </m:oMath>
+      <w:r>
+        <w:t xml:space="preserve">,</w:t>
+      </w:r>
+      <w:r>
+        <w:t xml:space="preserve"> </w:t>
+      </w:r>
+      <w:r>
+        <w:t xml:space="preserve">which diverge to</w:t>
+      </w:r>
+      <w:r>
+        <w:t xml:space="preserve"> </w:t>
+      </w:r>
+      <m:oMath>
+        <m:r>
+          <m:rPr>
+            <m:sty m:val="p"/>
+          </m:rPr>
+          <m:t>∞</m:t>
+        </m:r>
+      </m:oMath>
+      <w:r>
+        <w:t xml:space="preserve">.</w:t>
+      </w:r>
+      <w:r>
+        <w:t xml:space="preserve"> </w:t>
+      </w:r>
+      <w:r>
+        <w:t xml:space="preserve">So</w:t>
+      </w:r>
+      <w:r>
+        <w:t xml:space="preserve"> </w:t>
+      </w:r>
+      <m:oMath>
+        <m:nary>
+          <m:naryPr>
+            <m:chr m:val="∑"/>
+            <m:limLoc m:val="undOvr"/>
+            <m:subHide m:val="off"/>
+            <m:supHide m:val="off"/>
+          </m:naryPr>
+          <m:sub>
+            <m:r>
+              <m:t>i</m:t>
+            </m:r>
+            <m:r>
+              <m:rPr>
+                <m:sty m:val="p"/>
+              </m:rPr>
+              <m:t>=</m:t>
+            </m:r>
+            <m:r>
+              <m:t>1</m:t>
+            </m:r>
+          </m:sub>
+          <m:sup>
+            <m:r>
+              <m:rPr>
+                <m:sty m:val="p"/>
+              </m:rPr>
+              <m:t>∞</m:t>
+            </m:r>
+          </m:sup>
+          <m:e>
+            <m:r>
+              <m:t>1</m:t>
+            </m:r>
+          </m:e>
+        </m:nary>
+        <m:r>
+          <m:rPr>
+            <m:sty m:val="p"/>
+          </m:rPr>
+          <m:t>=</m:t>
+        </m:r>
+        <m:r>
+          <m:rPr>
+            <m:sty m:val="p"/>
+          </m:rPr>
+          <m:t>∞</m:t>
+        </m:r>
+      </m:oMath>
+      <w:r>
+        <w:t xml:space="preserve">.</w:t>
+      </w:r>
+    </w:p>
+    <w:bookmarkEnd w:id="57"/>
+    <w:bookmarkStart w:id="58" w:name="lem-nonneg-series"/>
+    <w:p>
+      <w:pPr>
+        <w:pStyle w:val="FirstParagraph"/>
+      </w:pPr>
+      <w:r>
+        <w:rPr>
+          <w:b/>
+          <w:bCs/>
+        </w:rPr>
+        <w:t xml:space="preserve">Lemma 1 (Sums of non-negative terms)</w:t>
+      </w:r>
+      <w:r>
+        <w:t xml:space="preserve"> </w:t>
+      </w:r>
+      <w:r>
+        <w:t xml:space="preserve">Let</w:t>
+      </w:r>
+      <w:r>
+        <w:t xml:space="preserve"> </w:t>
+      </w:r>
+      <m:oMath>
+        <m:sSub>
+          <m:e>
+            <m:r>
+              <m:t>a</m:t>
+            </m:r>
+          </m:e>
+          <m:sub>
+            <m:r>
+              <m:t>1</m:t>
+            </m:r>
+          </m:sub>
+        </m:sSub>
+        <m:r>
+          <m:rPr>
+            <m:sty m:val="p"/>
+          </m:rPr>
+          <m:t>,</m:t>
+        </m:r>
+        <m:sSub>
+          <m:e>
+            <m:r>
+              <m:t>a</m:t>
+            </m:r>
+          </m:e>
+          <m:sub>
+            <m:r>
+              <m:t>2</m:t>
+            </m:r>
+          </m:sub>
+        </m:sSub>
+        <m:r>
+          <m:rPr>
+            <m:sty m:val="p"/>
+          </m:rPr>
+          <m:t>,</m:t>
+        </m:r>
+        <m:r>
+          <m:rPr>
+            <m:sty m:val="p"/>
+          </m:rPr>
+          <m:t>…</m:t>
+        </m:r>
+      </m:oMath>
+      <w:r>
+        <w:t xml:space="preserve"> </w:t>
+      </w:r>
+      <w:r>
+        <w:t xml:space="preserve">be values in</w:t>
+      </w:r>
+      <w:r>
+        <w:t xml:space="preserve"> </w:t>
+      </w:r>
+      <m:oMath>
+        <m:r>
+          <m:rPr>
+            <m:sty m:val="p"/>
+          </m:rPr>
+          <m:t>[</m:t>
+        </m:r>
+        <m:r>
+          <m:t>0</m:t>
+        </m:r>
+        <m:r>
+          <m:rPr>
+            <m:sty m:val="p"/>
+          </m:rPr>
+          <m:t>,</m:t>
+        </m:r>
+        <m:r>
+          <m:rPr>
+            <m:sty m:val="p"/>
+          </m:rPr>
+          <m:t>∞</m:t>
+        </m:r>
+        <m:r>
+          <m:rPr>
+            <m:sty m:val="p"/>
+          </m:rPr>
+          <m:t>]</m:t>
+        </m:r>
+      </m:oMath>
+      <w:r>
+        <w:t xml:space="preserve">,</w:t>
+      </w:r>
+      <w:r>
+        <w:t xml:space="preserve"> </w:t>
+      </w:r>
+      <w:r>
+        <w:t xml:space="preserve">with partial sums</w:t>
+      </w:r>
+      <w:r>
+        <w:t xml:space="preserve"> </w:t>
+      </w:r>
+      <m:oMath>
+        <m:sSub>
+          <m:e>
+            <m:r>
+              <m:t>s</m:t>
+            </m:r>
+          </m:e>
+          <m:sub>
+            <m:r>
+              <m:t>n</m:t>
+            </m:r>
+          </m:sub>
+        </m:sSub>
+      </m:oMath>
+      <w:r>
+        <w:t xml:space="preserve"> </w:t>
+      </w:r>
+      <w:r>
+        <w:t xml:space="preserve">(</w:t>
+      </w:r>
+      <w:hyperlink w:anchor="def-partial-sum">
+        <w:r>
+          <w:rPr>
+            <w:rStyle w:val="Hyperlink"/>
+          </w:rPr>
+          <w:t xml:space="preserve">Definition 18</w:t>
+        </w:r>
+      </w:hyperlink>
+      <w:r>
+        <w:t xml:space="preserve">),</w:t>
+      </w:r>
+      <w:r>
+        <w:t xml:space="preserve"> </w:t>
+      </w:r>
+      <w:r>
+        <w:t xml:space="preserve">where</w:t>
+      </w:r>
+      <w:r>
+        <w:t xml:space="preserve"> </w:t>
+      </w:r>
+      <m:oMath>
+        <m:r>
+          <m:t>x</m:t>
+        </m:r>
+        <m:r>
+          <m:rPr>
+            <m:sty m:val="p"/>
+          </m:rPr>
+          <m:t>+</m:t>
+        </m:r>
+        <m:r>
+          <m:rPr>
+            <m:sty m:val="p"/>
+          </m:rPr>
+          <m:t>∞</m:t>
+        </m:r>
+        <m:r>
+          <m:rPr>
+            <m:sty m:val="p"/>
+          </m:rPr>
+          <m:t>=</m:t>
+        </m:r>
+        <m:r>
+          <m:rPr>
+            <m:sty m:val="p"/>
+          </m:rPr>
+          <m:t>∞</m:t>
+        </m:r>
+      </m:oMath>
+      <w:r>
+        <w:t xml:space="preserve"> </w:t>
+      </w:r>
+      <w:r>
+        <w:t xml:space="preserve">for every</w:t>
+      </w:r>
+      <w:r>
+        <w:t xml:space="preserve"> </w:t>
+      </w:r>
+      <m:oMath>
+        <m:r>
+          <m:t>x</m:t>
+        </m:r>
+      </m:oMath>
+      <w:r>
+        <w:t xml:space="preserve"> </w:t>
+      </w:r>
+      <w:r>
+        <w:t xml:space="preserve">in</w:t>
+      </w:r>
+      <w:r>
+        <w:t xml:space="preserve"> </w:t>
+      </w:r>
+      <m:oMath>
+        <m:r>
+          <m:rPr>
+            <m:sty m:val="p"/>
+          </m:rPr>
+          <m:t>[</m:t>
+        </m:r>
+        <m:r>
+          <m:t>0</m:t>
+        </m:r>
+        <m:r>
+          <m:rPr>
+            <m:sty m:val="p"/>
+          </m:rPr>
+          <m:t>,</m:t>
+        </m:r>
+        <m:r>
+          <m:rPr>
+            <m:sty m:val="p"/>
+          </m:rPr>
+          <m:t>∞</m:t>
+        </m:r>
+        <m:r>
+          <m:rPr>
+            <m:sty m:val="p"/>
+          </m:rPr>
+          <m:t>]</m:t>
+        </m:r>
+      </m:oMath>
+      <w:r>
+        <w:t xml:space="preserve">.</w:t>
+      </w:r>
+      <w:r>
+        <w:t xml:space="preserve"> </w:t>
+      </w:r>
+      <w:r>
+        <w:t xml:space="preserve">Then the partial sums are</w:t>
+      </w:r>
+      <w:r>
+        <w:t xml:space="preserve"> </w:t>
+      </w:r>
+      <w:hyperlink w:anchor="def-non-decreasing">
+        <w:r>
+          <w:rPr>
+            <w:rStyle w:val="Hyperlink"/>
+          </w:rPr>
+          <w:t xml:space="preserve">non-decreasing</w:t>
+        </w:r>
+      </w:hyperlink>
+      <w:r>
+        <w:t xml:space="preserve">,</w:t>
+      </w:r>
+      <w:r>
+        <w:t xml:space="preserve"> </w:t>
+      </w:r>
+      <m:oMath>
+        <m:sSub>
+          <m:e>
+            <m:r>
+              <m:t>s</m:t>
+            </m:r>
+          </m:e>
+          <m:sub>
+            <m:r>
+              <m:t>1</m:t>
+            </m:r>
+          </m:sub>
+        </m:sSub>
+        <m:r>
+          <m:rPr>
+            <m:sty m:val="p"/>
+          </m:rPr>
+          <m:t>≤</m:t>
+        </m:r>
+        <m:sSub>
+          <m:e>
+            <m:r>
+              <m:t>s</m:t>
+            </m:r>
+          </m:e>
+          <m:sub>
+            <m:r>
+              <m:t>2</m:t>
+            </m:r>
+          </m:sub>
+        </m:sSub>
+        <m:r>
+          <m:rPr>
+            <m:sty m:val="p"/>
+          </m:rPr>
+          <m:t>≤</m:t>
+        </m:r>
+        <m:r>
+          <m:rPr>
+            <m:sty m:val="p"/>
+          </m:rPr>
+          <m:t>⋯</m:t>
+        </m:r>
+      </m:oMath>
+      <w:r>
+        <w:t xml:space="preserve">,</w:t>
+      </w:r>
+      <w:r>
+        <w:t xml:space="preserve"> </w:t>
+      </w:r>
+      <w:r>
+        <w:t xml:space="preserve">so their</w:t>
+      </w:r>
+      <w:r>
+        <w:t xml:space="preserve"> </w:t>
+      </w:r>
+      <w:hyperlink w:anchor="def-sequence-limit">
+        <w:r>
+          <w:rPr>
+            <w:rStyle w:val="Hyperlink"/>
+          </w:rPr>
+          <w:t xml:space="preserve">limit</w:t>
+        </w:r>
+      </w:hyperlink>
+      <w:r>
+        <w:t xml:space="preserve">,</w:t>
+      </w:r>
+      <w:r>
+        <w:t xml:space="preserve"> </w:t>
+      </w:r>
+      <w:r>
+        <w:t xml:space="preserve">the infinite sum</w:t>
+      </w:r>
+      <w:r>
+        <w:t xml:space="preserve"> </w:t>
+      </w:r>
+      <m:oMath>
+        <m:nary>
+          <m:naryPr>
+            <m:chr m:val="∑"/>
+            <m:limLoc m:val="undOvr"/>
+            <m:subHide m:val="off"/>
+            <m:supHide m:val="off"/>
+          </m:naryPr>
+          <m:sub>
+            <m:r>
+              <m:t>i</m:t>
+            </m:r>
+            <m:r>
+              <m:rPr>
+                <m:sty m:val="p"/>
+              </m:rPr>
+              <m:t>=</m:t>
+            </m:r>
+            <m:r>
+              <m:t>1</m:t>
+            </m:r>
+          </m:sub>
+          <m:sup>
+            <m:r>
+              <m:rPr>
+                <m:sty m:val="p"/>
+              </m:rPr>
+              <m:t>∞</m:t>
+            </m:r>
+          </m:sup>
+          <m:e>
+            <m:sSub>
+              <m:e>
+                <m:r>
+                  <m:t>a</m:t>
+                </m:r>
+              </m:e>
+              <m:sub>
+                <m:r>
+                  <m:t>i</m:t>
+                </m:r>
+              </m:sub>
+            </m:sSub>
+          </m:e>
+        </m:nary>
+      </m:oMath>
+      <w:r>
+        <w:t xml:space="preserve"> </w:t>
+      </w:r>
+      <w:r>
+        <w:t xml:space="preserve">(</w:t>
+      </w:r>
+      <w:hyperlink w:anchor="def-infinite-sum">
+        <w:r>
+          <w:rPr>
+            <w:rStyle w:val="Hyperlink"/>
+          </w:rPr>
+          <w:t xml:space="preserve">Definition 19</w:t>
+        </w:r>
+      </w:hyperlink>
+      <w:r>
+        <w:t xml:space="preserve">),</w:t>
+      </w:r>
+      <w:r>
+        <w:t xml:space="preserve"> </w:t>
+      </w:r>
+      <w:r>
+        <w:t xml:space="preserve">always exists,</w:t>
+      </w:r>
+      <w:r>
+        <w:t xml:space="preserve"> </w:t>
+      </w:r>
+      <w:r>
+        <w:t xml:space="preserve">and it is either a finite number or</w:t>
+      </w:r>
+      <w:r>
+        <w:t xml:space="preserve"> </w:t>
+      </w:r>
+      <m:oMath>
+        <m:r>
+          <m:rPr>
+            <m:sty m:val="p"/>
+          </m:rPr>
+          <m:t>∞</m:t>
+        </m:r>
+      </m:oMath>
+      <w:r>
+        <w:t xml:space="preserve">.</w:t>
+      </w:r>
+    </w:p>
+    <w:bookmarkEnd w:id="58"/>
+    <w:p>
+      <w:pPr>
+        <w:pStyle w:val="BodyText"/>
+      </w:pPr>
+      <w:r>
+        <w:rPr>
+          <w:i/>
+          <w:iCs/>
+        </w:rPr>
+        <w:t xml:space="preserve">Proof</w:t>
+      </w:r>
+      <w:r>
+        <w:t xml:space="preserve">. </w:t>
+      </w:r>
+      <w:r>
+        <w:t xml:space="preserve">For each</w:t>
+      </w:r>
+      <w:r>
+        <w:t xml:space="preserve"> </w:t>
+      </w:r>
+      <m:oMath>
+        <m:r>
+          <m:t>n</m:t>
+        </m:r>
+      </m:oMath>
+      <w:r>
+        <w:t xml:space="preserve">:</w:t>
+      </w:r>
+    </w:p>
+    <w:p>
+      <w:pPr>
+        <w:pStyle w:val="BodyText"/>
+      </w:pPr>
+      <m:oMathPara>
+        <m:oMathParaPr>
+          <m:jc m:val="center"/>
+        </m:oMathParaPr>
+        <m:oMath>
+          <m:eqArr>
+            <m:e>
+              <m:sSub>
+                <m:e>
+                  <m:r>
+                    <m:t>s</m:t>
+                  </m:r>
+                </m:e>
+                <m:sub>
+                  <m:r>
+                    <m:t>n</m:t>
+                  </m:r>
+                  <m:r>
+                    <m:rPr>
+                      <m:sty m:val="p"/>
+                    </m:rPr>
+                    <m:t>+</m:t>
+                  </m:r>
+                  <m:r>
+                    <m:t>1</m:t>
+                  </m:r>
+                </m:sub>
+              </m:sSub>
+              <m:r>
+                <m:t>&amp;</m:t>
+              </m:r>
+              <m:r>
+                <m:rPr>
+                  <m:sty m:val="p"/>
+                </m:rPr>
+                <m:t>=</m:t>
+              </m:r>
+              <m:sSub>
+                <m:e>
+                  <m:r>
+                    <m:t>s</m:t>
+                  </m:r>
+                </m:e>
+                <m:sub>
+                  <m:r>
+                    <m:t>n</m:t>
+                  </m:r>
+                </m:sub>
+              </m:sSub>
+              <m:r>
+                <m:rPr>
+                  <m:sty m:val="p"/>
+                </m:rPr>
+                <m:t>+</m:t>
+              </m:r>
+              <m:sSub>
+                <m:e>
+                  <m:r>
+                    <m:t>a</m:t>
+                  </m:r>
+                </m:e>
+                <m:sub>
+                  <m:r>
+                    <m:t>n</m:t>
+                  </m:r>
+                  <m:r>
+                    <m:rPr>
+                      <m:sty m:val="p"/>
+                    </m:rPr>
+                    <m:t>+</m:t>
+                  </m:r>
+                  <m:r>
+                    <m:t>1</m:t>
+                  </m:r>
+                </m:sub>
+              </m:sSub>
+              <m:r>
+                <m:t>&amp;</m:t>
+              </m:r>
+              <m:r>
+                <m:t>&amp;</m:t>
+              </m:r>
+              <m:r>
+                <m:rPr>
+                  <m:nor/>
+                  <m:sty m:val="p"/>
+                </m:rPr>
+                <m:t>(definition of </m:t>
+              </m:r>
+              <m:sSub>
+                <m:e>
+                  <m:r>
+                    <m:t>s</m:t>
+                  </m:r>
+                </m:e>
+                <m:sub>
+                  <m:r>
+                    <m:t>n</m:t>
+                  </m:r>
+                  <m:r>
+                    <m:rPr>
+                      <m:sty m:val="p"/>
+                    </m:rPr>
+                    <m:t>+</m:t>
+                  </m:r>
+                  <m:r>
+                    <m:t>1</m:t>
+                  </m:r>
+                </m:sub>
+              </m:sSub>
+              <m:r>
+                <m:rPr>
+                  <m:nor/>
+                  <m:sty m:val="p"/>
+                </m:rPr>
+                <m:t>)</m:t>
+              </m:r>
+            </m:e>
+            <m:e>
+              <m:r>
+                <m:t>&amp;</m:t>
+              </m:r>
+              <m:r>
+                <m:rPr>
+                  <m:sty m:val="p"/>
+                </m:rPr>
+                <m:t>≥</m:t>
+              </m:r>
+              <m:sSub>
+                <m:e>
+                  <m:r>
+                    <m:t>s</m:t>
+                  </m:r>
+                </m:e>
+                <m:sub>
+                  <m:r>
+                    <m:t>n</m:t>
+                  </m:r>
+                </m:sub>
+              </m:sSub>
+              <m:r>
+                <m:t>&amp;</m:t>
+              </m:r>
+              <m:r>
+                <m:t>&amp;</m:t>
+              </m:r>
+              <m:r>
+                <m:rPr>
+                  <m:nor/>
+                  <m:sty m:val="p"/>
+                </m:rPr>
+                <m:t>(</m:t>
+              </m:r>
+              <m:sSub>
+                <m:e>
+                  <m:r>
+                    <m:t>a</m:t>
+                  </m:r>
+                </m:e>
+                <m:sub>
+                  <m:r>
+                    <m:t>n</m:t>
+                  </m:r>
+                  <m:r>
+                    <m:rPr>
+                      <m:sty m:val="p"/>
+                    </m:rPr>
+                    <m:t>+</m:t>
+                  </m:r>
+                  <m:r>
+                    <m:t>1</m:t>
+                  </m:r>
+                </m:sub>
+              </m:sSub>
+              <m:r>
+                <m:rPr>
+                  <m:sty m:val="p"/>
+                </m:rPr>
+                <m:t>≥</m:t>
+              </m:r>
+              <m:r>
+                <m:t>0</m:t>
+              </m:r>
+              <m:r>
+                <m:rPr>
+                  <m:nor/>
+                  <m:sty m:val="p"/>
+                </m:rPr>
+                <m:t>)</m:t>
+              </m:r>
+            </m:e>
+          </m:eqArr>
+        </m:oMath>
+      </m:oMathPara>
+    </w:p>
+    <w:p>
+      <w:pPr>
+        <w:pStyle w:val="FirstParagraph"/>
+      </w:pPr>
+      <w:r>
+        <w:t xml:space="preserve">If some partial sum</w:t>
+      </w:r>
+      <w:r>
+        <w:t xml:space="preserve"> </w:t>
+      </w:r>
+      <m:oMath>
+        <m:sSub>
+          <m:e>
+            <m:r>
+              <m:t>s</m:t>
+            </m:r>
+          </m:e>
+          <m:sub>
+            <m:r>
+              <m:t>N</m:t>
+            </m:r>
+          </m:sub>
+        </m:sSub>
+      </m:oMath>
+      <w:r>
+        <w:t xml:space="preserve"> </w:t>
+      </w:r>
+      <w:r>
+        <w:t xml:space="preserve">is</w:t>
+      </w:r>
+      <w:r>
+        <w:t xml:space="preserve"> </w:t>
+      </w:r>
+      <m:oMath>
+        <m:r>
+          <m:rPr>
+            <m:sty m:val="p"/>
+          </m:rPr>
+          <m:t>∞</m:t>
+        </m:r>
+      </m:oMath>
+      <w:r>
+        <w:t xml:space="preserve">,</w:t>
+      </w:r>
+      <w:r>
+        <w:t xml:space="preserve"> </w:t>
+      </w:r>
+      <w:r>
+        <w:t xml:space="preserve">then</w:t>
+      </w:r>
+      <w:r>
+        <w:t xml:space="preserve"> </w:t>
+      </w:r>
+      <m:oMath>
+        <m:sSub>
+          <m:e>
+            <m:r>
+              <m:t>s</m:t>
+            </m:r>
+          </m:e>
+          <m:sub>
+            <m:r>
+              <m:t>n</m:t>
+            </m:r>
+          </m:sub>
+        </m:sSub>
+        <m:r>
+          <m:rPr>
+            <m:sty m:val="p"/>
+          </m:rPr>
+          <m:t>=</m:t>
+        </m:r>
+        <m:r>
+          <m:rPr>
+            <m:sty m:val="p"/>
+          </m:rPr>
+          <m:t>∞</m:t>
+        </m:r>
+      </m:oMath>
+      <w:r>
+        <w:t xml:space="preserve"> </w:t>
+      </w:r>
+      <w:r>
+        <w:t xml:space="preserve">for every</w:t>
+      </w:r>
+      <w:r>
+        <w:t xml:space="preserve"> </w:t>
+      </w:r>
+      <m:oMath>
+        <m:r>
+          <m:t>n</m:t>
+        </m:r>
+        <m:r>
+          <m:rPr>
+            <m:sty m:val="p"/>
+          </m:rPr>
+          <m:t>≥</m:t>
+        </m:r>
+        <m:r>
+          <m:t>N</m:t>
+        </m:r>
+      </m:oMath>
+      <w:r>
+        <w:t xml:space="preserve">,</w:t>
+      </w:r>
+      <w:r>
+        <w:t xml:space="preserve"> </w:t>
+      </w:r>
+      <w:r>
+        <w:t xml:space="preserve">so the limit is</w:t>
+      </w:r>
+      <w:r>
+        <w:t xml:space="preserve"> </w:t>
+      </w:r>
+      <m:oMath>
+        <m:r>
+          <m:rPr>
+            <m:sty m:val="p"/>
+          </m:rPr>
+          <m:t>∞</m:t>
+        </m:r>
+      </m:oMath>
+      <w:r>
+        <w:t xml:space="preserve">.</w:t>
+      </w:r>
+      <w:r>
+        <w:t xml:space="preserve"> </w:t>
+      </w:r>
+      <w:r>
+        <w:t xml:space="preserve">Otherwise, the partial sums form a non-decreasing sequence of</w:t>
+      </w:r>
+      <w:r>
+        <w:t xml:space="preserve"> </w:t>
+      </w:r>
+      <w:hyperlink r:id="rId59">
+        <w:r>
+          <w:rPr>
+            <w:rStyle w:val="Hyperlink"/>
+          </w:rPr>
+          <w:t xml:space="preserve">real numbers</w:t>
+        </w:r>
+      </w:hyperlink>
+      <w:r>
+        <w:t xml:space="preserve">.</w:t>
+      </w:r>
+      <w:r>
+        <w:t xml:space="preserve"> </w:t>
+      </w:r>
+      <w:r>
+        <w:t xml:space="preserve">If that sequence is</w:t>
+      </w:r>
+      <w:r>
+        <w:t xml:space="preserve"> </w:t>
+      </w:r>
+      <w:hyperlink r:id="rId60">
+        <w:r>
+          <w:rPr>
+            <w:rStyle w:val="Hyperlink"/>
+          </w:rPr>
+          <w:t xml:space="preserve">bounded above</w:t>
+        </w:r>
+      </w:hyperlink>
+      <w:r>
+        <w:t xml:space="preserve">,</w:t>
+      </w:r>
+      <w:r>
+        <w:t xml:space="preserve"> </w:t>
+      </w:r>
+      <w:r>
+        <w:t xml:space="preserve">it</w:t>
+      </w:r>
+      <w:r>
+        <w:t xml:space="preserve"> </w:t>
+      </w:r>
+      <w:hyperlink w:anchor="def-convergent-sequence">
+        <w:r>
+          <w:rPr>
+            <w:rStyle w:val="Hyperlink"/>
+          </w:rPr>
+          <w:t xml:space="preserve">converges</w:t>
+        </w:r>
+      </w:hyperlink>
+      <w:r>
+        <w:t xml:space="preserve"> </w:t>
+      </w:r>
+      <w:r>
+        <w:t xml:space="preserve">to a finite number</w:t>
+      </w:r>
+      <w:r>
+        <w:t xml:space="preserve"> </w:t>
+      </w:r>
+      <w:r>
+        <w:t xml:space="preserve">[9]</w:t>
+      </w:r>
+      <w:r>
+        <w:t xml:space="preserve">.</w:t>
+      </w:r>
+      <w:r>
+        <w:t xml:space="preserve"> </w:t>
+      </w:r>
+      <w:r>
+        <w:t xml:space="preserve">If it is not bounded above,</w:t>
+      </w:r>
+      <w:r>
+        <w:t xml:space="preserve"> </w:t>
+      </w:r>
+      <w:r>
+        <w:t xml:space="preserve">then for every number</w:t>
+      </w:r>
+      <w:r>
+        <w:t xml:space="preserve"> </w:t>
+      </w:r>
+      <m:oMath>
+        <m:r>
+          <m:t>M</m:t>
+        </m:r>
+      </m:oMath>
+      <w:r>
+        <w:t xml:space="preserve"> </w:t>
+      </w:r>
+      <w:r>
+        <w:t xml:space="preserve">some</w:t>
+      </w:r>
+      <w:r>
+        <w:t xml:space="preserve"> </w:t>
+      </w:r>
+      <m:oMath>
+        <m:sSub>
+          <m:e>
+            <m:r>
+              <m:t>s</m:t>
+            </m:r>
+          </m:e>
+          <m:sub>
+            <m:r>
+              <m:t>N</m:t>
+            </m:r>
+          </m:sub>
+        </m:sSub>
+      </m:oMath>
+      <w:r>
+        <w:t xml:space="preserve"> </w:t>
+      </w:r>
+      <w:r>
+        <w:t xml:space="preserve">exceeds</w:t>
+      </w:r>
+      <w:r>
+        <w:t xml:space="preserve"> </w:t>
+      </w:r>
+      <m:oMath>
+        <m:r>
+          <m:t>M</m:t>
+        </m:r>
+      </m:oMath>
+      <w:r>
+        <w:t xml:space="preserve">,</w:t>
+      </w:r>
+      <w:r>
+        <w:t xml:space="preserve"> </w:t>
+      </w:r>
+      <w:r>
+        <w:t xml:space="preserve">and so does every later</w:t>
+      </w:r>
+      <w:r>
+        <w:t xml:space="preserve"> </w:t>
+      </w:r>
+      <m:oMath>
+        <m:sSub>
+          <m:e>
+            <m:r>
+              <m:t>s</m:t>
+            </m:r>
+          </m:e>
+          <m:sub>
+            <m:r>
+              <m:t>n</m:t>
+            </m:r>
+          </m:sub>
+        </m:sSub>
+        <m:r>
+          <m:rPr>
+            <m:sty m:val="p"/>
+          </m:rPr>
+          <m:t>≥</m:t>
+        </m:r>
+        <m:sSub>
+          <m:e>
+            <m:r>
+              <m:t>s</m:t>
+            </m:r>
+          </m:e>
+          <m:sub>
+            <m:r>
+              <m:t>N</m:t>
+            </m:r>
+          </m:sub>
+        </m:sSub>
+      </m:oMath>
+      <w:r>
+        <w:t xml:space="preserve">;</w:t>
+      </w:r>
+      <w:r>
+        <w:t xml:space="preserve"> </w:t>
+      </w:r>
+      <w:r>
+        <w:t xml:space="preserve">the limit is</w:t>
+      </w:r>
+      <w:r>
+        <w:t xml:space="preserve"> </w:t>
+      </w:r>
+      <m:oMath>
+        <m:r>
+          <m:rPr>
+            <m:sty m:val="p"/>
+          </m:rPr>
+          <m:t>∞</m:t>
+        </m:r>
+      </m:oMath>
+      <w:r>
+        <w:t xml:space="preserve">.</w:t>
+      </w:r>
+    </w:p>
+    <w:bookmarkEnd w:id="61"/>
+    <w:bookmarkStart w:id="146" w:name="exponentials-and-logarithms"/>
+    <w:p>
+      <w:pPr>
+        <w:pStyle w:val="Heading2"/>
+      </w:pPr>
+      <w:r>
+        <w:t xml:space="preserve">5 Exponentials and Logarithms</w:t>
+      </w:r>
+    </w:p>
+    <w:bookmarkStart w:id="62" w:name="def-exponential-function"/>
+    <w:p>
+      <w:pPr>
+        <w:pStyle w:val="FirstParagraph"/>
+      </w:pPr>
+      <w:r>
+        <w:rPr>
+          <w:b/>
+          <w:bCs/>
+        </w:rPr>
+        <w:t xml:space="preserve">Definition 20 (Exponential function)</w:t>
       </w:r>
       <w:r>
         <w:t xml:space="preserve"> </w:t>
@@ -9957,7 +13272,7 @@
         <w:t xml:space="preserve"> </w:t>
       </w:r>
       <w:r>
-        <w:t xml:space="preserve">[8]</w:t>
+        <w:t xml:space="preserve">[10]</w:t>
       </w:r>
       <w:r>
         <w:t xml:space="preserve"> </w:t>
@@ -10393,8 +13708,8 @@
         <w:t xml:space="preserve">, and it is positive.</w:t>
       </w:r>
     </w:p>
-    <w:bookmarkEnd w:id="50"/>
-    <w:bookmarkStart w:id="51" w:name="exm-exponential-function"/>
+    <w:bookmarkEnd w:id="62"/>
+    <w:bookmarkStart w:id="63" w:name="exm-exponential-function"/>
     <w:p>
       <w:pPr>
         <w:pStyle w:val="BodyText"/>
@@ -10404,7 +13719,7 @@
           <w:b/>
           <w:bCs/>
         </w:rPr>
-        <w:t xml:space="preserve">Example 10 (Approximating</w:t>
+        <w:t xml:space="preserve">Example 13 (Approximating</w:t>
       </w:r>
       <w:r>
         <w:rPr>
@@ -10970,8 +14285,8 @@
         <w:t xml:space="preserve">.</w:t>
       </w:r>
     </w:p>
-    <w:bookmarkEnd w:id="51"/>
-    <w:bookmarkStart w:id="52" w:name="def-euler-number"/>
+    <w:bookmarkEnd w:id="63"/>
+    <w:bookmarkStart w:id="64" w:name="def-euler-number"/>
     <w:p>
       <w:pPr>
         <w:pStyle w:val="BodyText"/>
@@ -10981,7 +14296,7 @@
           <w:b/>
           <w:bCs/>
         </w:rPr>
-        <w:t xml:space="preserve">Definition 18 (Euler’s number)</w:t>
+        <w:t xml:space="preserve">Definition 21 (Euler’s number)</w:t>
       </w:r>
       <w:r>
         <w:t xml:space="preserve"> </w:t>
@@ -10997,7 +14312,7 @@
         <w:t xml:space="preserve"> </w:t>
       </w:r>
       <w:r>
-        <w:t xml:space="preserve">[9]</w:t>
+        <w:t xml:space="preserve">[11]</w:t>
       </w:r>
       <w:r>
         <w:t xml:space="preserve"> </w:t>
@@ -11080,8 +14395,8 @@
         </m:oMath>
       </m:oMathPara>
     </w:p>
-    <w:bookmarkEnd w:id="52"/>
-    <w:bookmarkStart w:id="54" w:name="exm-euler-number"/>
+    <w:bookmarkEnd w:id="64"/>
+    <w:bookmarkStart w:id="66" w:name="exm-euler-number"/>
     <w:p>
       <w:pPr>
         <w:pStyle w:val="FirstParagraph"/>
@@ -11091,7 +14406,7 @@
           <w:b/>
           <w:bCs/>
         </w:rPr>
-        <w:t xml:space="preserve">Example 11 (Euler’s number is irrational)</w:t>
+        <w:t xml:space="preserve">Example 14 (Euler’s number is irrational)</w:t>
       </w:r>
       <w:r>
         <w:t xml:space="preserve"> </w:t>
@@ -11125,7 +14440,7 @@
       <w:r>
         <w:t xml:space="preserve"> </w:t>
       </w:r>
-      <w:hyperlink r:id="rId53">
+      <w:hyperlink r:id="rId65">
         <w:r>
           <w:rPr>
             <w:rStyle w:val="Hyperlink"/>
@@ -11228,14 +14543,14 @@
         <w:t xml:space="preserve"> </w:t>
       </w:r>
       <w:r>
-        <w:t xml:space="preserve">[9]</w:t>
+        <w:t xml:space="preserve">[11]</w:t>
       </w:r>
       <w:r>
         <w:t xml:space="preserve">.</w:t>
       </w:r>
     </w:p>
-    <w:bookmarkEnd w:id="54"/>
-    <w:bookmarkStart w:id="56" w:name="def-natural-log"/>
+    <w:bookmarkEnd w:id="66"/>
+    <w:bookmarkStart w:id="68" w:name="def-natural-log"/>
     <w:p>
       <w:pPr>
         <w:pStyle w:val="BodyText"/>
@@ -11245,7 +14560,7 @@
           <w:b/>
           <w:bCs/>
         </w:rPr>
-        <w:t xml:space="preserve">Definition 19 (Natural logarithm)</w:t>
+        <w:t xml:space="preserve">Definition 22 (Natural logarithm)</w:t>
       </w:r>
       <w:r>
         <w:t xml:space="preserve"> </w:t>
@@ -11340,7 +14655,7 @@
         <w:t xml:space="preserve"> </w:t>
       </w:r>
       <w:r>
-        <w:t xml:space="preserve">[10]</w:t>
+        <w:t xml:space="preserve">[12]</w:t>
       </w:r>
       <w:r>
         <w:t xml:space="preserve">,</w:t>
@@ -11502,7 +14817,7 @@
       <w:r>
         <w:t xml:space="preserve"> </w:t>
       </w:r>
-      <w:hyperlink r:id="rId55">
+      <w:hyperlink r:id="rId67">
         <w:r>
           <w:rPr>
             <w:rStyle w:val="Hyperlink"/>
@@ -11538,15 +14853,15 @@
           <w:rPr>
             <w:rStyle w:val="Hyperlink"/>
           </w:rPr>
-          <w:t xml:space="preserve">Definition 17</w:t>
+          <w:t xml:space="preserve">Definition 20</w:t>
         </w:r>
       </w:hyperlink>
       <w:r>
         <w:t xml:space="preserve">).</w:t>
       </w:r>
     </w:p>
-    <w:bookmarkEnd w:id="56"/>
-    <w:bookmarkStart w:id="57" w:name="rem-log-notation"/>
+    <w:bookmarkEnd w:id="68"/>
+    <w:bookmarkStart w:id="69" w:name="rem-log-notation"/>
     <w:p>
       <w:pPr>
         <w:pStyle w:val="BodyText"/>
@@ -11625,7 +14940,7 @@
           <w:rPr>
             <w:rStyle w:val="Hyperlink"/>
           </w:rPr>
-          <w:t xml:space="preserve">Definition 18</w:t>
+          <w:t xml:space="preserve">Definition 21</w:t>
         </w:r>
       </w:hyperlink>
       <w:r>
@@ -11635,7 +14950,7 @@
         <w:t xml:space="preserve"> </w:t>
       </w:r>
       <w:r>
-        <w:t xml:space="preserve">[11]</w:t>
+        <w:t xml:space="preserve">[13]</w:t>
       </w:r>
       <w:r>
         <w:t xml:space="preserve">.</w:t>
@@ -11693,8 +15008,8 @@
         <w:t xml:space="preserve">for the logarithm with base 10.</w:t>
       </w:r>
     </w:p>
-    <w:bookmarkEnd w:id="57"/>
-    <w:bookmarkStart w:id="58" w:name="exm-natural-log"/>
+    <w:bookmarkEnd w:id="69"/>
+    <w:bookmarkStart w:id="70" w:name="exm-natural-log"/>
     <w:p>
       <w:pPr>
         <w:pStyle w:val="BodyText"/>
@@ -11704,7 +15019,7 @@
           <w:b/>
           <w:bCs/>
         </w:rPr>
-        <w:t xml:space="preserve">Example 12 (Natural logarithms)</w:t>
+        <w:t xml:space="preserve">Example 15 (Natural logarithms)</w:t>
       </w:r>
       <w:r>
         <w:t xml:space="preserve"> </w:t>
@@ -11718,7 +15033,7 @@
         <w:pStyle w:val="Compact"/>
         <w:numPr>
           <w:ilvl w:val="0"/>
-          <w:numId w:val="1008"/>
+          <w:numId w:val="1010"/>
         </w:numPr>
       </w:pPr>
       <m:oMath>
@@ -11810,7 +15125,7 @@
           <w:rPr>
             <w:rStyle w:val="Hyperlink"/>
           </w:rPr>
-          <w:t xml:space="preserve">Example 10</w:t>
+          <w:t xml:space="preserve">Example 13</w:t>
         </w:r>
       </w:hyperlink>
       <w:r>
@@ -11822,7 +15137,7 @@
         <w:pStyle w:val="Compact"/>
         <w:numPr>
           <w:ilvl w:val="0"/>
-          <w:numId w:val="1008"/>
+          <w:numId w:val="1010"/>
         </w:numPr>
       </w:pPr>
       <m:oMath>
@@ -11914,7 +15229,7 @@
           <w:rPr>
             <w:rStyle w:val="Hyperlink"/>
           </w:rPr>
-          <w:t xml:space="preserve">Definition 18</w:t>
+          <w:t xml:space="preserve">Definition 21</w:t>
         </w:r>
       </w:hyperlink>
       <w:r>
@@ -11926,7 +15241,7 @@
         <w:pStyle w:val="Compact"/>
         <w:numPr>
           <w:ilvl w:val="0"/>
-          <w:numId w:val="1008"/>
+          <w:numId w:val="1010"/>
         </w:numPr>
       </w:pPr>
       <m:oMath>
@@ -12067,8 +15382,8 @@
         <w:t xml:space="preserve">.</w:t>
       </w:r>
     </w:p>
-    <w:bookmarkEnd w:id="58"/>
-    <w:bookmarkStart w:id="61" w:name="def-real-power"/>
+    <w:bookmarkEnd w:id="70"/>
+    <w:bookmarkStart w:id="73" w:name="def-real-power"/>
     <w:p>
       <w:pPr>
         <w:pStyle w:val="FirstParagraph"/>
@@ -12078,7 +15393,7 @@
           <w:b/>
           <w:bCs/>
         </w:rPr>
-        <w:t xml:space="preserve">Definition 20 (Power with a real exponent)</w:t>
+        <w:t xml:space="preserve">Definition 23 (Power with a real exponent)</w:t>
       </w:r>
       <w:r>
         <w:t xml:space="preserve"> </w:t>
@@ -12250,7 +15565,7 @@
       <w:r>
         <w:t xml:space="preserve"> </w:t>
       </w:r>
-      <w:hyperlink r:id="rId59">
+      <w:hyperlink r:id="rId71">
         <w:r>
           <w:rPr>
             <w:rStyle w:val="Hyperlink"/>
@@ -12267,7 +15582,7 @@
       <w:r>
         <w:t xml:space="preserve"> </w:t>
       </w:r>
-      <w:hyperlink r:id="rId60">
+      <w:hyperlink r:id="rId72">
         <w:r>
           <w:rPr>
             <w:rStyle w:val="Hyperlink"/>
@@ -12279,8 +15594,8 @@
         <w:t xml:space="preserve">.</w:t>
       </w:r>
     </w:p>
-    <w:bookmarkEnd w:id="61"/>
-    <w:bookmarkStart w:id="63" w:name="exm-real-power"/>
+    <w:bookmarkEnd w:id="73"/>
+    <w:bookmarkStart w:id="75" w:name="exm-real-power"/>
     <w:p>
       <w:pPr>
         <w:pStyle w:val="BodyText"/>
@@ -12290,7 +15605,7 @@
           <w:b/>
           <w:bCs/>
         </w:rPr>
-        <w:t xml:space="preserve">Example 13 (Real powers, and</w:t>
+        <w:t xml:space="preserve">Example 16 (Real powers, and</w:t>
       </w:r>
       <w:r>
         <w:rPr>
@@ -12331,7 +15646,7 @@
       <w:pPr>
         <w:numPr>
           <w:ilvl w:val="0"/>
-          <w:numId w:val="1009"/>
+          <w:numId w:val="1011"/>
         </w:numPr>
       </w:pPr>
       <m:oMath>
@@ -12585,7 +15900,7 @@
       <w:r>
         <w:t xml:space="preserve"> </w:t>
       </w:r>
-      <w:hyperlink r:id="rId59">
+      <w:hyperlink r:id="rId71">
         <w:r>
           <w:rPr>
             <w:rStyle w:val="Hyperlink"/>
@@ -12601,7 +15916,7 @@
       <w:pPr>
         <w:numPr>
           <w:ilvl w:val="0"/>
-          <w:numId w:val="1009"/>
+          <w:numId w:val="1011"/>
         </w:numPr>
       </w:pPr>
       <m:oMath>
@@ -12772,7 +16087,7 @@
       <w:r>
         <w:t xml:space="preserve">(</w:t>
       </w:r>
-      <w:hyperlink r:id="rId62">
+      <w:hyperlink r:id="rId74">
         <w:r>
           <w:rPr>
             <w:rStyle w:val="Hyperlink"/>
@@ -12788,7 +16103,7 @@
       <w:pPr>
         <w:numPr>
           <w:ilvl w:val="0"/>
-          <w:numId w:val="1009"/>
+          <w:numId w:val="1011"/>
         </w:numPr>
       </w:pPr>
       <w:r>
@@ -12824,7 +16139,7 @@
           <w:rPr>
             <w:rStyle w:val="Hyperlink"/>
           </w:rPr>
-          <w:t xml:space="preserve">Definition 18</w:t>
+          <w:t xml:space="preserve">Definition 21</w:t>
         </w:r>
       </w:hyperlink>
       <w:r>
@@ -12937,7 +16252,7 @@
                   <m:nor/>
                   <m:sty m:val="p"/>
                 </m:rPr>
-                <m:t>Definition 20</m:t>
+                <m:t>Definition 23</m:t>
               </m:r>
               <m:r>
                 <m:rPr>
@@ -13088,7 +16403,7 @@
                   <m:nor/>
                   <m:sty m:val="p"/>
                 </m:rPr>
-                <m:t>Example 12</m:t>
+                <m:t>Example 15</m:t>
               </m:r>
               <m:r>
                 <m:rPr>
@@ -13235,8 +16550,8 @@
         <w:t xml:space="preserve">are two names for the same number.</w:t>
       </w:r>
     </w:p>
-    <w:bookmarkEnd w:id="63"/>
-    <w:bookmarkStart w:id="65" w:name="def-power-nonpositive-base"/>
+    <w:bookmarkEnd w:id="75"/>
+    <w:bookmarkStart w:id="77" w:name="def-power-nonpositive-base"/>
     <w:p>
       <w:pPr>
         <w:pStyle w:val="FirstParagraph"/>
@@ -13246,12 +16561,12 @@
           <w:b/>
           <w:bCs/>
         </w:rPr>
-        <w:t xml:space="preserve">Definition 21 (Real powers of zero and of negative numbers)</w:t>
-      </w:r>
-      <w:r>
-        <w:t xml:space="preserve"> </w:t>
-      </w:r>
-      <w:hyperlink r:id="rId59">
+        <w:t xml:space="preserve">Definition 24 (Real powers of zero and of negative numbers)</w:t>
+      </w:r>
+      <w:r>
+        <w:t xml:space="preserve"> </w:t>
+      </w:r>
+      <w:hyperlink r:id="rId71">
         <w:r>
           <w:rPr>
             <w:rStyle w:val="Hyperlink"/>
@@ -13265,7 +16580,7 @@
       <w:r>
         <w:t xml:space="preserve"> </w:t>
       </w:r>
-      <w:hyperlink r:id="rId60">
+      <w:hyperlink r:id="rId72">
         <w:r>
           <w:rPr>
             <w:rStyle w:val="Hyperlink"/>
@@ -13287,7 +16602,7 @@
           <w:rPr>
             <w:rStyle w:val="Hyperlink"/>
           </w:rPr>
-          <w:t xml:space="preserve">Definition 20</w:t>
+          <w:t xml:space="preserve">Definition 23</w:t>
         </w:r>
       </w:hyperlink>
       <w:r>
@@ -13354,7 +16669,7 @@
         <w:pStyle w:val="Compact"/>
         <w:numPr>
           <w:ilvl w:val="0"/>
-          <w:numId w:val="1010"/>
+          <w:numId w:val="1012"/>
         </w:numPr>
       </w:pPr>
       <w:r>
@@ -13442,7 +16757,7 @@
       <w:r>
         <w:t xml:space="preserve"> </w:t>
       </w:r>
-      <w:hyperlink r:id="rId59">
+      <w:hyperlink r:id="rId71">
         <w:r>
           <w:rPr>
             <w:rStyle w:val="Hyperlink"/>
@@ -13459,7 +16774,7 @@
         <w:pStyle w:val="Compact"/>
         <w:numPr>
           <w:ilvl w:val="0"/>
-          <w:numId w:val="1010"/>
+          <w:numId w:val="1012"/>
         </w:numPr>
       </w:pPr>
       <w:r>
@@ -13525,7 +16840,7 @@
       <w:r>
         <w:t xml:space="preserve"> </w:t>
       </w:r>
-      <w:hyperlink r:id="rId64">
+      <w:hyperlink r:id="rId76">
         <w:r>
           <w:rPr>
             <w:rStyle w:val="Hyperlink"/>
@@ -13545,7 +16860,7 @@
       <w:r>
         <w:t xml:space="preserve"> </w:t>
       </w:r>
-      <w:hyperlink r:id="rId59">
+      <w:hyperlink r:id="rId71">
         <w:r>
           <w:rPr>
             <w:rStyle w:val="Hyperlink"/>
@@ -13562,7 +16877,7 @@
       <w:r>
         <w:t xml:space="preserve"> </w:t>
       </w:r>
-      <w:hyperlink r:id="rId60">
+      <w:hyperlink r:id="rId72">
         <w:r>
           <w:rPr>
             <w:rStyle w:val="Hyperlink"/>
@@ -13637,8 +16952,8 @@
         <w:t xml:space="preserve">is undefined.</w:t>
       </w:r>
     </w:p>
-    <w:bookmarkEnd w:id="65"/>
-    <w:bookmarkStart w:id="66" w:name="exm-power-nonpositive-base"/>
+    <w:bookmarkEnd w:id="77"/>
+    <w:bookmarkStart w:id="78" w:name="exm-power-nonpositive-base"/>
     <w:p>
       <w:pPr>
         <w:pStyle w:val="FirstParagraph"/>
@@ -13648,7 +16963,7 @@
           <w:b/>
           <w:bCs/>
         </w:rPr>
-        <w:t xml:space="preserve">Example 14 (Powers of zero and of negative numbers)</w:t>
+        <w:t xml:space="preserve">Example 17 (Powers of zero and of negative numbers)</w:t>
       </w:r>
       <w:r>
         <w:t xml:space="preserve"> </w:t>
@@ -13662,7 +16977,7 @@
         <w:pStyle w:val="Compact"/>
         <w:numPr>
           <w:ilvl w:val="0"/>
-          <w:numId w:val="1011"/>
+          <w:numId w:val="1013"/>
         </w:numPr>
       </w:pPr>
       <m:oMath>
@@ -13731,7 +17046,7 @@
       <w:r>
         <w:t xml:space="preserve">(</w:t>
       </w:r>
-      <w:hyperlink r:id="rId62">
+      <w:hyperlink r:id="rId74">
         <w:r>
           <w:rPr>
             <w:rStyle w:val="Hyperlink"/>
@@ -13748,7 +17063,7 @@
         <w:pStyle w:val="Compact"/>
         <w:numPr>
           <w:ilvl w:val="0"/>
-          <w:numId w:val="1011"/>
+          <w:numId w:val="1013"/>
         </w:numPr>
       </w:pPr>
       <m:oMath>
@@ -13884,7 +17199,7 @@
         <w:pStyle w:val="Compact"/>
         <w:numPr>
           <w:ilvl w:val="0"/>
-          <w:numId w:val="1011"/>
+          <w:numId w:val="1013"/>
         </w:numPr>
       </w:pPr>
       <m:oMath>
@@ -14021,8 +17336,8 @@
         <w:t xml:space="preserve">.</w:t>
       </w:r>
     </w:p>
-    <w:bookmarkEnd w:id="66"/>
-    <w:bookmarkStart w:id="67" w:name="thm-exp-log-inverse"/>
+    <w:bookmarkEnd w:id="78"/>
+    <w:bookmarkStart w:id="79" w:name="thm-exp-log-inverse"/>
     <w:p>
       <w:pPr>
         <w:pStyle w:val="FirstParagraph"/>
@@ -14097,7 +17412,7 @@
         <w:pStyle w:val="Compact"/>
         <w:numPr>
           <w:ilvl w:val="0"/>
-          <w:numId w:val="1012"/>
+          <w:numId w:val="1014"/>
         </w:numPr>
       </w:pPr>
       <w:r>
@@ -14193,7 +17508,7 @@
         <w:pStyle w:val="Compact"/>
         <w:numPr>
           <w:ilvl w:val="0"/>
-          <w:numId w:val="1012"/>
+          <w:numId w:val="1014"/>
         </w:numPr>
       </w:pPr>
       <w:r>
@@ -14288,8 +17603,8 @@
         <w:t xml:space="preserve">.</w:t>
       </w:r>
     </w:p>
-    <w:bookmarkEnd w:id="67"/>
-    <w:bookmarkStart w:id="68" w:name="thm-log-prod"/>
+    <w:bookmarkEnd w:id="79"/>
+    <w:bookmarkStart w:id="80" w:name="thm-log-prod"/>
     <w:p>
       <w:pPr>
         <w:pStyle w:val="FirstParagraph"/>
@@ -14459,8 +17774,8 @@
         </m:oMath>
       </m:oMathPara>
     </w:p>
-    <w:bookmarkEnd w:id="68"/>
-    <w:bookmarkStart w:id="69" w:name="cor-log-quot"/>
+    <w:bookmarkEnd w:id="80"/>
+    <w:bookmarkStart w:id="81" w:name="cor-log-quot"/>
     <w:p>
       <w:pPr>
         <w:pStyle w:val="FirstParagraph"/>
@@ -14633,7 +17948,7 @@
         </m:oMath>
       </m:oMathPara>
     </w:p>
-    <w:bookmarkEnd w:id="69"/>
+    <w:bookmarkEnd w:id="81"/>
     <w:p>
       <w:pPr>
         <w:pStyle w:val="FirstParagraph"/>
@@ -15188,7 +18503,7 @@
         <w:t xml:space="preserve">.</w:t>
       </w:r>
     </w:p>
-    <w:bookmarkStart w:id="70" w:name="thm-log-exp"/>
+    <w:bookmarkStart w:id="82" w:name="thm-log-exp"/>
     <w:p>
       <w:pPr>
         <w:pStyle w:val="BodyText"/>
@@ -15340,8 +18655,8 @@
         </m:oMath>
       </m:oMathPara>
     </w:p>
-    <w:bookmarkEnd w:id="70"/>
-    <w:bookmarkStart w:id="71" w:name="thm-exp-sum"/>
+    <w:bookmarkEnd w:id="82"/>
+    <w:bookmarkStart w:id="83" w:name="thm-exp-sum"/>
     <w:p>
       <w:pPr>
         <w:pStyle w:val="FirstParagraph"/>
@@ -15482,8 +18797,8 @@
         </m:oMath>
       </m:oMathPara>
     </w:p>
-    <w:bookmarkEnd w:id="71"/>
-    <w:bookmarkStart w:id="72" w:name="exm-exp-sum"/>
+    <w:bookmarkEnd w:id="83"/>
+    <w:bookmarkStart w:id="84" w:name="exm-exp-sum"/>
     <w:p>
       <w:pPr>
         <w:pStyle w:val="FirstParagraph"/>
@@ -15493,7 +18808,7 @@
           <w:b/>
           <w:bCs/>
         </w:rPr>
-        <w:t xml:space="preserve">Example 15 (Exponential of a sum)</w:t>
+        <w:t xml:space="preserve">Example 18 (Exponential of a sum)</w:t>
       </w:r>
       <w:r>
         <w:t xml:space="preserve"> </w:t>
@@ -15724,8 +19039,8 @@
         <w:t xml:space="preserve">.</w:t>
       </w:r>
     </w:p>
-    <w:bookmarkEnd w:id="72"/>
-    <w:bookmarkStart w:id="73" w:name="cor-exp-sum"/>
+    <w:bookmarkEnd w:id="84"/>
+    <w:bookmarkStart w:id="85" w:name="cor-exp-sum"/>
     <w:p>
       <w:pPr>
         <w:pStyle w:val="BodyText"/>
@@ -15867,8 +19182,8 @@
         </m:oMath>
       </m:oMathPara>
     </w:p>
-    <w:bookmarkEnd w:id="73"/>
-    <w:bookmarkStart w:id="74" w:name="exm-exp-difference"/>
+    <w:bookmarkEnd w:id="85"/>
+    <w:bookmarkStart w:id="86" w:name="exm-exp-difference"/>
     <w:p>
       <w:pPr>
         <w:pStyle w:val="FirstParagraph"/>
@@ -15878,7 +19193,7 @@
           <w:b/>
           <w:bCs/>
         </w:rPr>
-        <w:t xml:space="preserve">Example 16 (Exponential of a difference)</w:t>
+        <w:t xml:space="preserve">Example 19 (Exponential of a difference)</w:t>
       </w:r>
       <w:r>
         <w:t xml:space="preserve"> </w:t>
@@ -16115,8 +19430,8 @@
         <w:t xml:space="preserve">.</w:t>
       </w:r>
     </w:p>
-    <w:bookmarkEnd w:id="74"/>
-    <w:bookmarkStart w:id="75" w:name="thm-power-one"/>
+    <w:bookmarkEnd w:id="86"/>
+    <w:bookmarkStart w:id="87" w:name="thm-power-one"/>
     <w:p>
       <w:pPr>
         <w:pStyle w:val="BodyText"/>
@@ -16269,8 +19584,8 @@
         </m:oMath>
       </m:oMathPara>
     </w:p>
-    <w:bookmarkEnd w:id="75"/>
-    <w:bookmarkStart w:id="76" w:name="thm-power-sum"/>
+    <w:bookmarkEnd w:id="87"/>
+    <w:bookmarkStart w:id="88" w:name="thm-power-sum"/>
     <w:p>
       <w:pPr>
         <w:pStyle w:val="FirstParagraph"/>
@@ -16414,8 +19729,8 @@
         </m:oMath>
       </m:oMathPara>
     </w:p>
-    <w:bookmarkEnd w:id="76"/>
-    <w:bookmarkStart w:id="77" w:name="exm-power-sum"/>
+    <w:bookmarkEnd w:id="88"/>
+    <w:bookmarkStart w:id="89" w:name="exm-power-sum"/>
     <w:p>
       <w:pPr>
         <w:pStyle w:val="FirstParagraph"/>
@@ -16425,7 +19740,7 @@
           <w:b/>
           <w:bCs/>
         </w:rPr>
-        <w:t xml:space="preserve">Example 17 (Power of a sum)</w:t>
+        <w:t xml:space="preserve">Example 20 (Power of a sum)</w:t>
       </w:r>
       <w:r>
         <w:t xml:space="preserve"> </w:t>
@@ -16667,8 +19982,8 @@
         </m:oMath>
       </m:oMathPara>
     </w:p>
-    <w:bookmarkEnd w:id="77"/>
-    <w:bookmarkStart w:id="80" w:name="thm-power-product"/>
+    <w:bookmarkEnd w:id="89"/>
+    <w:bookmarkStart w:id="92" w:name="thm-power-product"/>
     <w:p>
       <w:pPr>
         <w:pStyle w:val="FirstParagraph"/>
@@ -16946,7 +20261,7 @@
       <w:r>
         <w:t xml:space="preserve"> </w:t>
       </w:r>
-      <w:hyperlink r:id="rId78">
+      <w:hyperlink r:id="rId90">
         <w:r>
           <w:rPr>
             <w:rStyle w:val="Hyperlink"/>
@@ -16963,7 +20278,7 @@
       <w:r>
         <w:t xml:space="preserve"> </w:t>
       </w:r>
-      <w:hyperlink r:id="rId79">
+      <w:hyperlink r:id="rId91">
         <w:r>
           <w:rPr>
             <w:rStyle w:val="Hyperlink"/>
@@ -16975,8 +20290,8 @@
         <w:t xml:space="preserve">.</w:t>
       </w:r>
     </w:p>
-    <w:bookmarkEnd w:id="80"/>
-    <w:bookmarkStart w:id="81" w:name="exm-power-product"/>
+    <w:bookmarkEnd w:id="92"/>
+    <w:bookmarkStart w:id="93" w:name="exm-power-product"/>
     <w:p>
       <w:pPr>
         <w:pStyle w:val="BodyText"/>
@@ -16986,7 +20301,7 @@
           <w:b/>
           <w:bCs/>
         </w:rPr>
-        <w:t xml:space="preserve">Example 18 (Power of a product)</w:t>
+        <w:t xml:space="preserve">Example 21 (Power of a product)</w:t>
       </w:r>
       <w:r>
         <w:t xml:space="preserve"> </w:t>
@@ -17240,8 +20555,8 @@
         </m:oMath>
       </m:oMathPara>
     </w:p>
-    <w:bookmarkEnd w:id="81"/>
-    <w:bookmarkStart w:id="82" w:name="thm-double-exp"/>
+    <w:bookmarkEnd w:id="93"/>
+    <w:bookmarkStart w:id="94" w:name="thm-double-exp"/>
     <w:p>
       <w:pPr>
         <w:pStyle w:val="FirstParagraph"/>
@@ -17441,8 +20756,8 @@
         </m:oMath>
       </m:oMathPara>
     </w:p>
-    <w:bookmarkEnd w:id="82"/>
-    <w:bookmarkStart w:id="83" w:name="exm-double-exp-negative-base"/>
+    <w:bookmarkEnd w:id="94"/>
+    <w:bookmarkStart w:id="95" w:name="exm-double-exp-negative-base"/>
     <w:p>
       <w:pPr>
         <w:pStyle w:val="FirstParagraph"/>
@@ -17452,7 +20767,7 @@
           <w:b/>
           <w:bCs/>
         </w:rPr>
-        <w:t xml:space="preserve">Example 19 (A negative base)</w:t>
+        <w:t xml:space="preserve">Example 22 (A negative base)</w:t>
       </w:r>
       <w:r>
         <w:t xml:space="preserve"> </w:t>
@@ -18127,8 +21442,8 @@
         <w:t xml:space="preserve">is not even a real number.</w:t>
       </w:r>
     </w:p>
-    <w:bookmarkEnd w:id="83"/>
-    <w:bookmarkStart w:id="84" w:name="cor-exp-ab"/>
+    <w:bookmarkEnd w:id="95"/>
+    <w:bookmarkStart w:id="96" w:name="cor-exp-ab"/>
     <w:p>
       <w:pPr>
         <w:pStyle w:val="BodyText"/>
@@ -18297,8 +21612,8 @@
         </m:oMath>
       </m:oMathPara>
     </w:p>
-    <w:bookmarkEnd w:id="84"/>
-    <w:bookmarkStart w:id="89" w:name="rem-tarski-identities"/>
+    <w:bookmarkEnd w:id="96"/>
+    <w:bookmarkStart w:id="101" w:name="rem-tarski-identities"/>
     <w:p>
       <w:pPr>
         <w:pStyle w:val="FirstParagraph"/>
@@ -18344,7 +21659,7 @@
         <w:t xml:space="preserve"> </w:t>
       </w:r>
       <w:r>
-        <w:t xml:space="preserve">[12]</w:t>
+        <w:t xml:space="preserve">[14]</w:t>
       </w:r>
       <w:r>
         <w:t xml:space="preserve">:</w:t>
@@ -18355,7 +21670,7 @@
         <w:pStyle w:val="Compact"/>
         <w:numPr>
           <w:ilvl w:val="0"/>
-          <w:numId w:val="1013"/>
+          <w:numId w:val="1015"/>
         </w:numPr>
       </w:pPr>
       <w:r>
@@ -18367,7 +21682,7 @@
       <w:r>
         <w:t xml:space="preserve">(</w:t>
       </w:r>
-      <w:hyperlink r:id="rId85">
+      <w:hyperlink r:id="rId97">
         <w:r>
           <w:rPr>
             <w:rStyle w:val="Hyperlink"/>
@@ -18381,7 +21696,7 @@
       <w:r>
         <w:t xml:space="preserve"> </w:t>
       </w:r>
-      <w:hyperlink r:id="rId86">
+      <w:hyperlink r:id="rId98">
         <w:r>
           <w:rPr>
             <w:rStyle w:val="Hyperlink"/>
@@ -18398,7 +21713,7 @@
         <w:pStyle w:val="Compact"/>
         <w:numPr>
           <w:ilvl w:val="0"/>
-          <w:numId w:val="1013"/>
+          <w:numId w:val="1015"/>
         </w:numPr>
       </w:pPr>
       <w:r>
@@ -18416,7 +21731,7 @@
       <w:r>
         <w:t xml:space="preserve">(</w:t>
       </w:r>
-      <w:hyperlink r:id="rId87">
+      <w:hyperlink r:id="rId99">
         <w:r>
           <w:rPr>
             <w:rStyle w:val="Hyperlink"/>
@@ -18430,7 +21745,7 @@
       <w:r>
         <w:t xml:space="preserve"> </w:t>
       </w:r>
-      <w:hyperlink r:id="rId78">
+      <w:hyperlink r:id="rId90">
         <w:r>
           <w:rPr>
             <w:rStyle w:val="Hyperlink"/>
@@ -18444,7 +21759,7 @@
       <w:r>
         <w:t xml:space="preserve"> </w:t>
       </w:r>
-      <w:hyperlink r:id="rId79">
+      <w:hyperlink r:id="rId91">
         <w:r>
           <w:rPr>
             <w:rStyle w:val="Hyperlink"/>
@@ -18458,7 +21773,7 @@
       <w:r>
         <w:t xml:space="preserve"> </w:t>
       </w:r>
-      <w:hyperlink r:id="rId88">
+      <w:hyperlink r:id="rId100">
         <w:r>
           <w:rPr>
             <w:rStyle w:val="Hyperlink"/>
@@ -18475,7 +21790,7 @@
         <w:pStyle w:val="Compact"/>
         <w:numPr>
           <w:ilvl w:val="0"/>
-          <w:numId w:val="1013"/>
+          <w:numId w:val="1015"/>
         </w:numPr>
       </w:pPr>
       <m:oMath>
@@ -18593,8 +21908,8 @@
         <w:t xml:space="preserve">).</w:t>
       </w:r>
     </w:p>
-    <w:bookmarkEnd w:id="89"/>
-    <w:bookmarkStart w:id="90" w:name="rem-tarski-incomplete"/>
+    <w:bookmarkEnd w:id="101"/>
+    <w:bookmarkStart w:id="102" w:name="rem-tarski-incomplete"/>
     <w:p>
       <w:pPr>
         <w:pStyle w:val="FirstParagraph"/>
@@ -18691,8 +22006,8 @@
         <w:t xml:space="preserve">So this list is a useful core, not a complete rulebook.</w:t>
       </w:r>
     </w:p>
-    <w:bookmarkEnd w:id="90"/>
-    <w:bookmarkStart w:id="91" w:name="def-contour-line"/>
+    <w:bookmarkEnd w:id="102"/>
+    <w:bookmarkStart w:id="103" w:name="def-contour-line"/>
     <w:p>
       <w:pPr>
         <w:pStyle w:val="BodyText"/>
@@ -18702,7 +22017,7 @@
           <w:b/>
           <w:bCs/>
         </w:rPr>
-        <w:t xml:space="preserve">Definition 22 (Contour line)</w:t>
+        <w:t xml:space="preserve">Definition 25 (Contour line)</w:t>
       </w:r>
       <w:r>
         <w:t xml:space="preserve"> </w:t>
@@ -18783,7 +22098,7 @@
         <w:t xml:space="preserve"> </w:t>
       </w:r>
       <w:r>
-        <w:t xml:space="preserve">[13]</w:t>
+        <w:t xml:space="preserve">[15]</w:t>
       </w:r>
       <w:r>
         <w:t xml:space="preserve"> </w:t>
@@ -18939,8 +22254,8 @@
         </m:oMath>
       </m:oMathPara>
     </w:p>
-    <w:bookmarkEnd w:id="91"/>
-    <w:bookmarkStart w:id="92" w:name="exm-contour-line"/>
+    <w:bookmarkEnd w:id="103"/>
+    <w:bookmarkStart w:id="104" w:name="exm-contour-line"/>
     <w:p>
       <w:pPr>
         <w:pStyle w:val="FirstParagraph"/>
@@ -18950,7 +22265,7 @@
           <w:b/>
           <w:bCs/>
         </w:rPr>
-        <w:t xml:space="preserve">Example 20 (Contour lines of a bowl)</w:t>
+        <w:t xml:space="preserve">Example 23 (Contour lines of a bowl)</w:t>
       </w:r>
       <w:r>
         <w:t xml:space="preserve"> </w:t>
@@ -19504,8 +22819,8 @@
         <w:t xml:space="preserve">.</w:t>
       </w:r>
     </w:p>
-    <w:bookmarkEnd w:id="92"/>
-    <w:bookmarkStart w:id="93" w:name="rem-contour-line-surface"/>
+    <w:bookmarkEnd w:id="104"/>
+    <w:bookmarkStart w:id="105" w:name="rem-contour-line-surface"/>
     <w:p>
       <w:pPr>
         <w:pStyle w:val="BodyText"/>
@@ -19602,8 +22917,8 @@
         <w:t xml:space="preserve">.</w:t>
       </w:r>
     </w:p>
-    <w:bookmarkEnd w:id="93"/>
-    <w:bookmarkStart w:id="94" w:name="exr-exp-vs-mult"/>
+    <w:bookmarkEnd w:id="105"/>
+    <w:bookmarkStart w:id="106" w:name="exr-exp-vs-mult"/>
     <w:p>
       <w:pPr>
         <w:pStyle w:val="BodyText"/>
@@ -19687,8 +23002,8 @@
         <w:t xml:space="preserve">?</w:t>
       </w:r>
     </w:p>
-    <w:bookmarkEnd w:id="94"/>
-    <w:bookmarkStart w:id="95" w:name="sol-exp-vs-mult"/>
+    <w:bookmarkEnd w:id="106"/>
+    <w:bookmarkStart w:id="107" w:name="sol-exp-vs-mult"/>
     <w:p>
       <w:pPr>
         <w:pStyle w:val="BodyText"/>
@@ -19812,7 +23127,7 @@
           <w:rPr>
             <w:rStyle w:val="Hyperlink"/>
           </w:rPr>
-          <w:t xml:space="preserve">Definition 21</w:t>
+          <w:t xml:space="preserve">Definition 24</w:t>
         </w:r>
       </w:hyperlink>
       <w:r>
@@ -19864,7 +23179,7 @@
       <w:pPr>
         <w:numPr>
           <w:ilvl w:val="0"/>
-          <w:numId w:val="1014"/>
+          <w:numId w:val="1016"/>
         </w:numPr>
       </w:pPr>
       <m:oMath>
@@ -19900,7 +23215,7 @@
       <w:pPr>
         <w:numPr>
           <w:ilvl w:val="0"/>
-          <w:numId w:val="1014"/>
+          <w:numId w:val="1016"/>
         </w:numPr>
       </w:pPr>
       <m:oMath>
@@ -20109,7 +23424,7 @@
       <w:pPr>
         <w:numPr>
           <w:ilvl w:val="0"/>
-          <w:numId w:val="1014"/>
+          <w:numId w:val="1016"/>
         </w:numPr>
       </w:pPr>
       <m:oMath>
@@ -20651,7 +23966,7 @@
       <w:pPr>
         <w:numPr>
           <w:ilvl w:val="0"/>
-          <w:numId w:val="1014"/>
+          <w:numId w:val="1016"/>
         </w:numPr>
       </w:pPr>
       <m:oMath>
@@ -20930,7 +24245,7 @@
       <w:pPr>
         <w:numPr>
           <w:ilvl w:val="0"/>
-          <w:numId w:val="1014"/>
+          <w:numId w:val="1016"/>
         </w:numPr>
       </w:pPr>
       <m:oMath>
@@ -21531,7 +24846,7 @@
         <w:t xml:space="preserve">cases.</w:t>
       </w:r>
     </w:p>
-    <w:bookmarkEnd w:id="95"/>
+    <w:bookmarkEnd w:id="107"/>
     <w:tbl>
       <w:tblPr>
         <w:tblStyle w:val="Table"/>
@@ -21545,7 +24860,7 @@
       <w:tr>
         <w:tc>
           <w:tcPr/>
-          <w:bookmarkStart w:id="96" w:name="fig-double-exponential"/>
+          <w:bookmarkStart w:id="108" w:name="fig-double-exponential"/>
           <w:p>
             <w:pPr>
               <w:pStyle w:val="Compact"/>
@@ -21612,7 +24927,7 @@
               </m:sSup>
             </m:oMath>
           </w:p>
-          <w:bookmarkEnd w:id="96"/>
+          <w:bookmarkEnd w:id="108"/>
         </w:tc>
       </w:tr>
     </w:tbl>
@@ -21630,7 +24945,7 @@
       <w:tr>
         <w:tc>
           <w:tcPr/>
-          <w:bookmarkStart w:id="97" w:name="fig-double-exponential2"/>
+          <w:bookmarkStart w:id="109" w:name="fig-double-exponential2"/>
           <w:p>
             <w:pPr>
               <w:pStyle w:val="Compact"/>
@@ -21815,11 +25130,11 @@
               <w:t xml:space="preserve">.</w:t>
             </w:r>
           </w:p>
-          <w:bookmarkEnd w:id="97"/>
+          <w:bookmarkEnd w:id="109"/>
         </w:tc>
       </w:tr>
     </w:tbl>
-    <w:bookmarkStart w:id="98" w:name="thm-exp-vs-mult"/>
+    <w:bookmarkStart w:id="110" w:name="thm-exp-vs-mult"/>
     <w:p>
       <w:pPr>
         <w:pStyle w:val="BodyText"/>
@@ -21941,7 +25256,7 @@
           <w:rPr>
             <w:rStyle w:val="Hyperlink"/>
           </w:rPr>
-          <w:t xml:space="preserve">Definition 21</w:t>
+          <w:t xml:space="preserve">Definition 24</w:t>
         </w:r>
       </w:hyperlink>
       <w:r>
@@ -21994,7 +25309,7 @@
         <w:pStyle w:val="Compact"/>
         <w:numPr>
           <w:ilvl w:val="0"/>
-          <w:numId w:val="1015"/>
+          <w:numId w:val="1017"/>
         </w:numPr>
       </w:pPr>
       <m:oMath>
@@ -22020,7 +25335,7 @@
         <w:pStyle w:val="Compact"/>
         <w:numPr>
           <w:ilvl w:val="0"/>
-          <w:numId w:val="1015"/>
+          <w:numId w:val="1017"/>
         </w:numPr>
       </w:pPr>
       <m:oMath>
@@ -22069,7 +25384,7 @@
         <w:pStyle w:val="Compact"/>
         <w:numPr>
           <w:ilvl w:val="0"/>
-          <w:numId w:val="1015"/>
+          <w:numId w:val="1017"/>
         </w:numPr>
       </w:pPr>
       <m:oMath>
@@ -22220,7 +25535,7 @@
         <w:pStyle w:val="Compact"/>
         <w:numPr>
           <w:ilvl w:val="0"/>
-          <w:numId w:val="1015"/>
+          <w:numId w:val="1017"/>
         </w:numPr>
       </w:pPr>
       <m:oMath>
@@ -22345,7 +25660,7 @@
         <w:pStyle w:val="Compact"/>
         <w:numPr>
           <w:ilvl w:val="0"/>
-          <w:numId w:val="1015"/>
+          <w:numId w:val="1017"/>
         </w:numPr>
       </w:pPr>
       <m:oMath>
@@ -22489,7 +25804,7 @@
         <w:t xml:space="preserve">.</w:t>
       </w:r>
     </w:p>
-    <w:bookmarkEnd w:id="98"/>
+    <w:bookmarkEnd w:id="110"/>
     <w:p>
       <w:pPr>
         <w:pStyle w:val="FirstParagraph"/>
@@ -22536,7 +25851,7 @@
         <w:t xml:space="preserve">.</w:t>
       </w:r>
     </w:p>
-    <w:bookmarkStart w:id="99" w:name="exr-double-exponential"/>
+    <w:bookmarkStart w:id="111" w:name="exr-double-exponential"/>
     <w:p>
       <w:pPr>
         <w:pStyle w:val="BodyText"/>
@@ -22695,8 +26010,8 @@
         <w:t xml:space="preserve">?</w:t>
       </w:r>
     </w:p>
-    <w:bookmarkEnd w:id="99"/>
-    <w:bookmarkStart w:id="101" w:name="sol-double-exponential"/>
+    <w:bookmarkEnd w:id="111"/>
+    <w:bookmarkStart w:id="113" w:name="sol-double-exponential"/>
     <w:p>
       <w:pPr>
         <w:pStyle w:val="BodyText"/>
@@ -23121,7 +26436,7 @@
       <w:pPr>
         <w:pStyle w:val="BodyText"/>
       </w:pPr>
-      <w:bookmarkStart w:id="100" w:name="eq-double-exp-log-scale"/>
+      <w:bookmarkStart w:id="112" w:name="eq-double-exp-log-scale"/>
       <m:oMathPara>
         <m:oMathParaPr>
           <m:jc m:val="center"/>
@@ -23428,7 +26743,7 @@
           </m:r>
         </m:oMath>
       </m:oMathPara>
-      <w:bookmarkEnd w:id="100"/>
+      <w:bookmarkEnd w:id="112"/>
     </w:p>
     <w:p>
       <w:pPr>
@@ -23460,7 +26775,7 @@
         <w:pStyle w:val="Compact"/>
         <w:numPr>
           <w:ilvl w:val="0"/>
-          <w:numId w:val="1016"/>
+          <w:numId w:val="1018"/>
         </w:numPr>
       </w:pPr>
       <m:oMath>
@@ -23531,7 +26846,7 @@
         <w:pStyle w:val="Compact"/>
         <w:numPr>
           <w:ilvl w:val="0"/>
-          <w:numId w:val="1016"/>
+          <w:numId w:val="1018"/>
         </w:numPr>
       </w:pPr>
       <m:oMath>
@@ -23697,7 +27012,7 @@
           <w:rPr>
             <w:rStyle w:val="Hyperlink"/>
           </w:rPr>
-          <w:t xml:space="preserve">Definition 21</w:t>
+          <w:t xml:space="preserve">Definition 24</w:t>
         </w:r>
       </w:hyperlink>
       <w:r>
@@ -23786,7 +27101,7 @@
       <w:pPr>
         <w:numPr>
           <w:ilvl w:val="0"/>
-          <w:numId w:val="1017"/>
+          <w:numId w:val="1019"/>
         </w:numPr>
       </w:pPr>
       <w:r>
@@ -23884,7 +27199,7 @@
       <w:pPr>
         <w:numPr>
           <w:ilvl w:val="0"/>
-          <w:numId w:val="1017"/>
+          <w:numId w:val="1019"/>
         </w:numPr>
       </w:pPr>
       <w:r>
@@ -24082,7 +27397,7 @@
       <w:pPr>
         <w:numPr>
           <w:ilvl w:val="0"/>
-          <w:numId w:val="1017"/>
+          <w:numId w:val="1019"/>
         </w:numPr>
       </w:pPr>
       <w:r>
@@ -24821,8 +28136,8 @@
         </m:oMath>
       </m:oMathPara>
     </w:p>
-    <w:bookmarkEnd w:id="101"/>
-    <w:bookmarkStart w:id="102" w:name="thm-double-exponential"/>
+    <w:bookmarkEnd w:id="113"/>
+    <w:bookmarkStart w:id="114" w:name="thm-double-exponential"/>
     <w:p>
       <w:pPr>
         <w:pStyle w:val="FirstParagraph"/>
@@ -25011,7 +28326,7 @@
         <w:pStyle w:val="Compact"/>
         <w:numPr>
           <w:ilvl w:val="0"/>
-          <w:numId w:val="1018"/>
+          <w:numId w:val="1020"/>
         </w:numPr>
       </w:pPr>
       <m:oMath>
@@ -25095,7 +28410,7 @@
         <w:pStyle w:val="Compact"/>
         <w:numPr>
           <w:ilvl w:val="0"/>
-          <w:numId w:val="1018"/>
+          <w:numId w:val="1020"/>
         </w:numPr>
       </w:pPr>
       <m:oMath>
@@ -25156,7 +28471,7 @@
         <w:t xml:space="preserve">.</w:t>
       </w:r>
     </w:p>
-    <w:bookmarkEnd w:id="102"/>
+    <w:bookmarkEnd w:id="114"/>
     <w:p>
       <w:pPr>
         <w:pStyle w:val="FirstParagraph"/>
@@ -25203,8 +28518,8 @@
         <w:t xml:space="preserve">.</w:t>
       </w:r>
     </w:p>
-    <w:bookmarkStart w:id="129" w:name="refs"/>
-    <w:bookmarkStart w:id="104" w:name="ref-wikipedia_polynomial"/>
+    <w:bookmarkStart w:id="145" w:name="refs"/>
+    <w:bookmarkStart w:id="116" w:name="ref-wikipedia_polynomial"/>
     <w:p>
       <w:pPr>
         <w:pStyle w:val="Bibliography"/>
@@ -25251,7 +28566,7 @@
       <w:r>
         <w:t xml:space="preserve"> </w:t>
       </w:r>
-      <w:hyperlink r:id="rId103">
+      <w:hyperlink r:id="rId115">
         <w:r>
           <w:rPr>
             <w:rStyle w:val="Hyperlink"/>
@@ -25260,8 +28575,8 @@
         </w:r>
       </w:hyperlink>
     </w:p>
-    <w:bookmarkEnd w:id="104"/>
-    <w:bookmarkStart w:id="106" w:name="ref-wikipedia_quadratic_function"/>
+    <w:bookmarkEnd w:id="116"/>
+    <w:bookmarkStart w:id="118" w:name="ref-wikipedia_quadratic_function"/>
     <w:p>
       <w:pPr>
         <w:pStyle w:val="Bibliography"/>
@@ -25308,7 +28623,7 @@
       <w:r>
         <w:t xml:space="preserve"> </w:t>
       </w:r>
-      <w:hyperlink r:id="rId105">
+      <w:hyperlink r:id="rId117">
         <w:r>
           <w:rPr>
             <w:rStyle w:val="Hyperlink"/>
@@ -25317,8 +28632,8 @@
         </w:r>
       </w:hyperlink>
     </w:p>
-    <w:bookmarkEnd w:id="106"/>
-    <w:bookmarkStart w:id="108" w:name="ref-wikipedia_parabola"/>
+    <w:bookmarkEnd w:id="118"/>
+    <w:bookmarkStart w:id="120" w:name="ref-wikipedia_parabola"/>
     <w:p>
       <w:pPr>
         <w:pStyle w:val="Bibliography"/>
@@ -25365,7 +28680,7 @@
       <w:r>
         <w:t xml:space="preserve"> </w:t>
       </w:r>
-      <w:hyperlink r:id="rId107">
+      <w:hyperlink r:id="rId119">
         <w:r>
           <w:rPr>
             <w:rStyle w:val="Hyperlink"/>
@@ -25374,8 +28689,8 @@
         </w:r>
       </w:hyperlink>
     </w:p>
-    <w:bookmarkEnd w:id="108"/>
-    <w:bookmarkStart w:id="110" w:name="ref-wikipedia_affine_transformation"/>
+    <w:bookmarkEnd w:id="120"/>
+    <w:bookmarkStart w:id="122" w:name="ref-wikipedia_affine_transformation"/>
     <w:p>
       <w:pPr>
         <w:pStyle w:val="Bibliography"/>
@@ -25422,7 +28737,7 @@
       <w:r>
         <w:t xml:space="preserve"> </w:t>
       </w:r>
-      <w:hyperlink r:id="rId109">
+      <w:hyperlink r:id="rId121">
         <w:r>
           <w:rPr>
             <w:rStyle w:val="Hyperlink"/>
@@ -25431,8 +28746,8 @@
         </w:r>
       </w:hyperlink>
     </w:p>
-    <w:bookmarkEnd w:id="110"/>
-    <w:bookmarkStart w:id="112" w:name="ref-wikipedia_slope"/>
+    <w:bookmarkEnd w:id="122"/>
+    <w:bookmarkStart w:id="124" w:name="ref-wikipedia_slope"/>
     <w:p>
       <w:pPr>
         <w:pStyle w:val="Bibliography"/>
@@ -25479,7 +28794,7 @@
       <w:r>
         <w:t xml:space="preserve"> </w:t>
       </w:r>
-      <w:hyperlink r:id="rId111">
+      <w:hyperlink r:id="rId123">
         <w:r>
           <w:rPr>
             <w:rStyle w:val="Hyperlink"/>
@@ -25488,8 +28803,8 @@
         </w:r>
       </w:hyperlink>
     </w:p>
-    <w:bookmarkEnd w:id="112"/>
-    <w:bookmarkStart w:id="114" w:name="ref-wikipedia_linear_function"/>
+    <w:bookmarkEnd w:id="124"/>
+    <w:bookmarkStart w:id="126" w:name="ref-wikipedia_linear_function"/>
     <w:p>
       <w:pPr>
         <w:pStyle w:val="Bibliography"/>
@@ -25536,7 +28851,7 @@
       <w:r>
         <w:t xml:space="preserve"> </w:t>
       </w:r>
-      <w:hyperlink r:id="rId113">
+      <w:hyperlink r:id="rId125">
         <w:r>
           <w:rPr>
             <w:rStyle w:val="Hyperlink"/>
@@ -25545,8 +28860,8 @@
         </w:r>
       </w:hyperlink>
     </w:p>
-    <w:bookmarkEnd w:id="114"/>
-    <w:bookmarkStart w:id="116" w:name="ref-wikipedia_limit_of_a_sequence"/>
+    <w:bookmarkEnd w:id="126"/>
+    <w:bookmarkStart w:id="128" w:name="ref-wikipedia_limit_of_a_sequence"/>
     <w:p>
       <w:pPr>
         <w:pStyle w:val="Bibliography"/>
@@ -25593,7 +28908,7 @@
       <w:r>
         <w:t xml:space="preserve"> </w:t>
       </w:r>
-      <w:hyperlink r:id="rId115">
+      <w:hyperlink r:id="rId127">
         <w:r>
           <w:rPr>
             <w:rStyle w:val="Hyperlink"/>
@@ -25602,8 +28917,8 @@
         </w:r>
       </w:hyperlink>
     </w:p>
-    <w:bookmarkEnd w:id="116"/>
-    <w:bookmarkStart w:id="118" w:name="ref-wikipedia_exponential_function"/>
+    <w:bookmarkEnd w:id="128"/>
+    <w:bookmarkStart w:id="130" w:name="ref-wikipedia_series_mathematics"/>
     <w:p>
       <w:pPr>
         <w:pStyle w:val="Bibliography"/>
@@ -25624,6 +28939,120 @@
         <w:t xml:space="preserve"> </w:t>
       </w:r>
       <w:r>
+        <w:t xml:space="preserve">“Series (mathematics) —</w:t>
+      </w:r>
+      <w:r>
+        <w:t xml:space="preserve"> </w:t>
+      </w:r>
+      <w:r>
+        <w:t xml:space="preserve">Wikipedia</w:t>
+      </w:r>
+      <w:r>
+        <w:t xml:space="preserve">,</w:t>
+      </w:r>
+      <w:r>
+        <w:t xml:space="preserve"> </w:t>
+      </w:r>
+      <w:r>
+        <w:t xml:space="preserve">the free encyclopedia.”</w:t>
+      </w:r>
+      <w:r>
+        <w:t xml:space="preserve"> </w:t>
+      </w:r>
+      <w:r>
+        <w:t xml:space="preserve">2026. Available:</w:t>
+      </w:r>
+      <w:r>
+        <w:t xml:space="preserve"> </w:t>
+      </w:r>
+      <w:hyperlink r:id="rId129">
+        <w:r>
+          <w:rPr>
+            <w:rStyle w:val="Hyperlink"/>
+          </w:rPr>
+          <w:t xml:space="preserve">https://en.wikipedia.org/wiki/Series_(mathematics)</w:t>
+        </w:r>
+      </w:hyperlink>
+    </w:p>
+    <w:bookmarkEnd w:id="130"/>
+    <w:bookmarkStart w:id="132" w:name="X0550f6b86499719df0a5564f859fdf3dd90e1bc"/>
+    <w:p>
+      <w:pPr>
+        <w:pStyle w:val="Bibliography"/>
+      </w:pPr>
+      <w:r>
+        <w:t xml:space="preserve">[9]</w:t>
+      </w:r>
+      <w:r>
+        <w:t xml:space="preserve"> </w:t>
+      </w:r>
+      <w:r>
+        <w:t xml:space="preserve">	</w:t>
+      </w:r>
+      <w:r>
+        <w:t xml:space="preserve">Wikipedia contributors,</w:t>
+      </w:r>
+      <w:r>
+        <w:t xml:space="preserve"> </w:t>
+      </w:r>
+      <w:r>
+        <w:t xml:space="preserve">“Monotone convergence theorem —</w:t>
+      </w:r>
+      <w:r>
+        <w:t xml:space="preserve"> </w:t>
+      </w:r>
+      <w:r>
+        <w:t xml:space="preserve">Wikipedia</w:t>
+      </w:r>
+      <w:r>
+        <w:t xml:space="preserve">,</w:t>
+      </w:r>
+      <w:r>
+        <w:t xml:space="preserve"> </w:t>
+      </w:r>
+      <w:r>
+        <w:t xml:space="preserve">the free encyclopedia.”</w:t>
+      </w:r>
+      <w:r>
+        <w:t xml:space="preserve"> </w:t>
+      </w:r>
+      <w:r>
+        <w:t xml:space="preserve">2026. Available:</w:t>
+      </w:r>
+      <w:r>
+        <w:t xml:space="preserve"> </w:t>
+      </w:r>
+      <w:hyperlink r:id="rId131">
+        <w:r>
+          <w:rPr>
+            <w:rStyle w:val="Hyperlink"/>
+          </w:rPr>
+          <w:t xml:space="preserve">https://en.wikipedia.org/wiki/Monotone_convergence_theorem</w:t>
+        </w:r>
+      </w:hyperlink>
+    </w:p>
+    <w:bookmarkEnd w:id="132"/>
+    <w:bookmarkStart w:id="134" w:name="ref-wikipedia_exponential_function"/>
+    <w:p>
+      <w:pPr>
+        <w:pStyle w:val="Bibliography"/>
+      </w:pPr>
+      <w:r>
+        <w:t xml:space="preserve">[10]</w:t>
+      </w:r>
+      <w:r>
+        <w:t xml:space="preserve"> </w:t>
+      </w:r>
+      <w:r>
+        <w:t xml:space="preserve">	</w:t>
+      </w:r>
+      <w:r>
+        <w:t xml:space="preserve">Wikipedia contributors,</w:t>
+      </w:r>
+      <w:r>
+        <w:t xml:space="preserve"> </w:t>
+      </w:r>
+      <w:r>
         <w:t xml:space="preserve">“Exponential function —</w:t>
       </w:r>
       <w:r>
@@ -25650,7 +29079,7 @@
       <w:r>
         <w:t xml:space="preserve"> </w:t>
       </w:r>
-      <w:hyperlink r:id="rId117">
+      <w:hyperlink r:id="rId133">
         <w:r>
           <w:rPr>
             <w:rStyle w:val="Hyperlink"/>
@@ -25659,14 +29088,14 @@
         </w:r>
       </w:hyperlink>
     </w:p>
-    <w:bookmarkEnd w:id="118"/>
-    <w:bookmarkStart w:id="120" w:name="ref-wikipedia_e_mathematical_constant"/>
+    <w:bookmarkEnd w:id="134"/>
+    <w:bookmarkStart w:id="136" w:name="ref-wikipedia_e_mathematical_constant"/>
     <w:p>
       <w:pPr>
         <w:pStyle w:val="Bibliography"/>
       </w:pPr>
       <w:r>
-        <w:t xml:space="preserve">[9]</w:t>
+        <w:t xml:space="preserve">[11]</w:t>
       </w:r>
       <w:r>
         <w:t xml:space="preserve"> </w:t>
@@ -25707,7 +29136,7 @@
       <w:r>
         <w:t xml:space="preserve"> </w:t>
       </w:r>
-      <w:hyperlink r:id="rId119">
+      <w:hyperlink r:id="rId135">
         <w:r>
           <w:rPr>
             <w:rStyle w:val="Hyperlink"/>
@@ -25716,14 +29145,14 @@
         </w:r>
       </w:hyperlink>
     </w:p>
-    <w:bookmarkEnd w:id="120"/>
-    <w:bookmarkStart w:id="122" w:name="ref-wikipedia_natural_logarithm"/>
+    <w:bookmarkEnd w:id="136"/>
+    <w:bookmarkStart w:id="138" w:name="ref-wikipedia_natural_logarithm"/>
     <w:p>
       <w:pPr>
         <w:pStyle w:val="Bibliography"/>
       </w:pPr>
       <w:r>
-        <w:t xml:space="preserve">[10]</w:t>
+        <w:t xml:space="preserve">[12]</w:t>
       </w:r>
       <w:r>
         <w:t xml:space="preserve"> </w:t>
@@ -25764,7 +29193,7 @@
       <w:r>
         <w:t xml:space="preserve"> </w:t>
       </w:r>
-      <w:hyperlink r:id="rId121">
+      <w:hyperlink r:id="rId137">
         <w:r>
           <w:rPr>
             <w:rStyle w:val="Hyperlink"/>
@@ -25773,14 +29202,14 @@
         </w:r>
       </w:hyperlink>
     </w:p>
-    <w:bookmarkEnd w:id="122"/>
-    <w:bookmarkStart w:id="124" w:name="ref-wikipedia_logarithm"/>
+    <w:bookmarkEnd w:id="138"/>
+    <w:bookmarkStart w:id="140" w:name="ref-wikipedia_logarithm"/>
     <w:p>
       <w:pPr>
         <w:pStyle w:val="Bibliography"/>
       </w:pPr>
       <w:r>
-        <w:t xml:space="preserve">[11]</w:t>
+        <w:t xml:space="preserve">[13]</w:t>
       </w:r>
       <w:r>
         <w:t xml:space="preserve"> </w:t>
@@ -25821,7 +29250,7 @@
       <w:r>
         <w:t xml:space="preserve"> </w:t>
       </w:r>
-      <w:hyperlink r:id="rId123">
+      <w:hyperlink r:id="rId139">
         <w:r>
           <w:rPr>
             <w:rStyle w:val="Hyperlink"/>
@@ -25830,14 +29259,14 @@
         </w:r>
       </w:hyperlink>
     </w:p>
-    <w:bookmarkEnd w:id="124"/>
-    <w:bookmarkStart w:id="126" w:name="X5bbf2d245759a3fafc9c46669854129ba2658aa"/>
+    <w:bookmarkEnd w:id="140"/>
+    <w:bookmarkStart w:id="142" w:name="X5bbf2d245759a3fafc9c46669854129ba2658aa"/>
     <w:p>
       <w:pPr>
         <w:pStyle w:val="Bibliography"/>
       </w:pPr>
       <w:r>
-        <w:t xml:space="preserve">[12]</w:t>
+        <w:t xml:space="preserve">[14]</w:t>
       </w:r>
       <w:r>
         <w:t xml:space="preserve"> </w:t>
@@ -25878,7 +29307,7 @@
       <w:r>
         <w:t xml:space="preserve"> </w:t>
       </w:r>
-      <w:hyperlink r:id="rId125">
+      <w:hyperlink r:id="rId141">
         <w:r>
           <w:rPr>
             <w:rStyle w:val="Hyperlink"/>
@@ -25887,14 +29316,14 @@
         </w:r>
       </w:hyperlink>
     </w:p>
-    <w:bookmarkEnd w:id="126"/>
-    <w:bookmarkStart w:id="128" w:name="ref-wikipedia_contour_line"/>
+    <w:bookmarkEnd w:id="142"/>
+    <w:bookmarkStart w:id="144" w:name="ref-wikipedia_contour_line"/>
     <w:p>
       <w:pPr>
         <w:pStyle w:val="Bibliography"/>
       </w:pPr>
       <w:r>
-        <w:t xml:space="preserve">[13]</w:t>
+        <w:t xml:space="preserve">[15]</w:t>
       </w:r>
       <w:r>
         <w:t xml:space="preserve"> </w:t>
@@ -25935,7 +29364,7 @@
       <w:r>
         <w:t xml:space="preserve"> </w:t>
       </w:r>
-      <w:hyperlink r:id="rId127">
+      <w:hyperlink r:id="rId143">
         <w:r>
           <w:rPr>
             <w:rStyle w:val="Hyperlink"/>
@@ -25944,9 +29373,9 @@
         </w:r>
       </w:hyperlink>
     </w:p>
-    <w:bookmarkEnd w:id="128"/>
-    <w:bookmarkEnd w:id="129"/>
-    <w:bookmarkEnd w:id="130"/>
+    <w:bookmarkEnd w:id="144"/>
+    <w:bookmarkEnd w:id="145"/>
+    <w:bookmarkEnd w:id="146"/>
     <w:sectPr>
       <w:footnotePr>
         <w:numRestart w:val="eachSect"/>
@@ -26363,34 +29792,7 @@
     <w:abstractNumId w:val="991"/>
   </w:num>
   <w:num w:numId="1012">
-    <w:abstractNumId w:val="99411"/>
-    <w:lvlOverride w:ilvl="0">
-      <w:startOverride w:val="1"/>
-    </w:lvlOverride>
-    <w:lvlOverride w:ilvl="1">
-      <w:startOverride w:val="1"/>
-    </w:lvlOverride>
-    <w:lvlOverride w:ilvl="2">
-      <w:startOverride w:val="1"/>
-    </w:lvlOverride>
-    <w:lvlOverride w:ilvl="3">
-      <w:startOverride w:val="1"/>
-    </w:lvlOverride>
-    <w:lvlOverride w:ilvl="4">
-      <w:startOverride w:val="1"/>
-    </w:lvlOverride>
-    <w:lvlOverride w:ilvl="5">
-      <w:startOverride w:val="1"/>
-    </w:lvlOverride>
-    <w:lvlOverride w:ilvl="6">
-      <w:startOverride w:val="1"/>
-    </w:lvlOverride>
-    <w:lvlOverride w:ilvl="7">
-      <w:startOverride w:val="1"/>
-    </w:lvlOverride>
-    <w:lvlOverride w:ilvl="8">
-      <w:startOverride w:val="1"/>
-    </w:lvlOverride>
+    <w:abstractNumId w:val="991"/>
   </w:num>
   <w:num w:numId="1013">
     <w:abstractNumId w:val="991"/>
@@ -26426,34 +29828,7 @@
     </w:lvlOverride>
   </w:num>
   <w:num w:numId="1015">
-    <w:abstractNumId w:val="99411"/>
-    <w:lvlOverride w:ilvl="0">
-      <w:startOverride w:val="1"/>
-    </w:lvlOverride>
-    <w:lvlOverride w:ilvl="1">
-      <w:startOverride w:val="1"/>
-    </w:lvlOverride>
-    <w:lvlOverride w:ilvl="2">
-      <w:startOverride w:val="1"/>
-    </w:lvlOverride>
-    <w:lvlOverride w:ilvl="3">
-      <w:startOverride w:val="1"/>
-    </w:lvlOverride>
-    <w:lvlOverride w:ilvl="4">
-      <w:startOverride w:val="1"/>
-    </w:lvlOverride>
-    <w:lvlOverride w:ilvl="5">
-      <w:startOverride w:val="1"/>
-    </w:lvlOverride>
-    <w:lvlOverride w:ilvl="6">
-      <w:startOverride w:val="1"/>
-    </w:lvlOverride>
-    <w:lvlOverride w:ilvl="7">
-      <w:startOverride w:val="1"/>
-    </w:lvlOverride>
-    <w:lvlOverride w:ilvl="8">
-      <w:startOverride w:val="1"/>
-    </w:lvlOverride>
+    <w:abstractNumId w:val="991"/>
   </w:num>
   <w:num w:numId="1016">
     <w:abstractNumId w:val="99411"/>
@@ -26486,9 +29861,69 @@
     </w:lvlOverride>
   </w:num>
   <w:num w:numId="1017">
+    <w:abstractNumId w:val="99411"/>
+    <w:lvlOverride w:ilvl="0">
+      <w:startOverride w:val="1"/>
+    </w:lvlOverride>
+    <w:lvlOverride w:ilvl="1">
+      <w:startOverride w:val="1"/>
+    </w:lvlOverride>
+    <w:lvlOverride w:ilvl="2">
+      <w:startOverride w:val="1"/>
+    </w:lvlOverride>
+    <w:lvlOverride w:ilvl="3">
+      <w:startOverride w:val="1"/>
+    </w:lvlOverride>
+    <w:lvlOverride w:ilvl="4">
+      <w:startOverride w:val="1"/>
+    </w:lvlOverride>
+    <w:lvlOverride w:ilvl="5">
+      <w:startOverride w:val="1"/>
+    </w:lvlOverride>
+    <w:lvlOverride w:ilvl="6">
+      <w:startOverride w:val="1"/>
+    </w:lvlOverride>
+    <w:lvlOverride w:ilvl="7">
+      <w:startOverride w:val="1"/>
+    </w:lvlOverride>
+    <w:lvlOverride w:ilvl="8">
+      <w:startOverride w:val="1"/>
+    </w:lvlOverride>
+  </w:num>
+  <w:num w:numId="1018">
+    <w:abstractNumId w:val="99411"/>
+    <w:lvlOverride w:ilvl="0">
+      <w:startOverride w:val="1"/>
+    </w:lvlOverride>
+    <w:lvlOverride w:ilvl="1">
+      <w:startOverride w:val="1"/>
+    </w:lvlOverride>
+    <w:lvlOverride w:ilvl="2">
+      <w:startOverride w:val="1"/>
+    </w:lvlOverride>
+    <w:lvlOverride w:ilvl="3">
+      <w:startOverride w:val="1"/>
+    </w:lvlOverride>
+    <w:lvlOverride w:ilvl="4">
+      <w:startOverride w:val="1"/>
+    </w:lvlOverride>
+    <w:lvlOverride w:ilvl="5">
+      <w:startOverride w:val="1"/>
+    </w:lvlOverride>
+    <w:lvlOverride w:ilvl="6">
+      <w:startOverride w:val="1"/>
+    </w:lvlOverride>
+    <w:lvlOverride w:ilvl="7">
+      <w:startOverride w:val="1"/>
+    </w:lvlOverride>
+    <w:lvlOverride w:ilvl="8">
+      <w:startOverride w:val="1"/>
+    </w:lvlOverride>
+  </w:num>
+  <w:num w:numId="1019">
     <w:abstractNumId w:val="991"/>
   </w:num>
-  <w:num w:numId="1018">
+  <w:num w:numId="1020">
     <w:abstractNumId w:val="991"/>
   </w:num>
 </w:numbering>

--- a/algebra-exponentials.docx
+++ b/algebra-exponentials.docx
@@ -15,7 +15,7 @@
         <w:pStyle w:val="Date"/>
       </w:pPr>
       <w:r>
-        <w:t xml:space="preserve">Last modified: 2026-10-19 09:38:56 (PDT)</w:t>
+        <w:t xml:space="preserve">Last modified: 2026-10-19 11:02:25 (PDT)</w:t>
       </w:r>
     </w:p>
     <w:bookmarkStart w:id="30" w:name="sec-polynomials"/>

--- a/algebra-exponentials.docx
+++ b/algebra-exponentials.docx
@@ -15,7 +15,7 @@
         <w:pStyle w:val="Date"/>
       </w:pPr>
       <w:r>
-        <w:t xml:space="preserve">Last modified: 2026-10-19 11:02:25 (PDT)</w:t>
+        <w:t xml:space="preserve">Last modified: 2026-10-19 12:33:15 (PDT)</w:t>
       </w:r>
     </w:p>
     <w:bookmarkStart w:id="30" w:name="sec-polynomials"/>

--- a/algebra-exponentials.docx
+++ b/algebra-exponentials.docx
@@ -15,7 +15,7 @@
         <w:pStyle w:val="Date"/>
       </w:pPr>
       <w:r>
-        <w:t xml:space="preserve">Last modified: 2026-10-19 12:33:15 (PDT)</w:t>
+        <w:t xml:space="preserve">Last modified: 2026-10-19 23:31:34 (PDT)</w:t>
       </w:r>
     </w:p>
     <w:bookmarkStart w:id="30" w:name="sec-polynomials"/>

--- a/algebra-exponentials.docx
+++ b/algebra-exponentials.docx
@@ -15,7 +15,7 @@
         <w:pStyle w:val="Date"/>
       </w:pPr>
       <w:r>
-        <w:t xml:space="preserve">Last modified: 2026-10-19 23:31:34 (PDT)</w:t>
+        <w:t xml:space="preserve">Last modified: 2026-10-20 00:42:48 (PDT)</w:t>
       </w:r>
     </w:p>
     <w:bookmarkStart w:id="30" w:name="sec-polynomials"/>

--- a/algebra-exponentials.docx
+++ b/algebra-exponentials.docx
@@ -15,7 +15,7 @@
         <w:pStyle w:val="Date"/>
       </w:pPr>
       <w:r>
-        <w:t xml:space="preserve">Last modified: 2026-10-20 00:42:48 (PDT)</w:t>
+        <w:t xml:space="preserve">Last modified: 2026-10-21 13:11:08 (PDT)</w:t>
       </w:r>
     </w:p>
     <w:bookmarkStart w:id="30" w:name="sec-polynomials"/>

--- a/algebra-exponentials.docx
+++ b/algebra-exponentials.docx
@@ -15,7 +15,7 @@
         <w:pStyle w:val="Date"/>
       </w:pPr>
       <w:r>
-        <w:t xml:space="preserve">Last modified: 2026-10-21 13:11:08 (PDT)</w:t>
+        <w:t xml:space="preserve">Last modified: 2026-10-21 14:24:09 (PDT)</w:t>
       </w:r>
     </w:p>
     <w:bookmarkStart w:id="30" w:name="sec-polynomials"/>

--- a/algebra-exponentials.docx
+++ b/algebra-exponentials.docx
@@ -15,7 +15,7 @@
         <w:pStyle w:val="Date"/>
       </w:pPr>
       <w:r>
-        <w:t xml:space="preserve">Last modified: 2026-10-21 14:24:09 (PDT)</w:t>
+        <w:t xml:space="preserve">Last modified: 2026-10-22 00:50:13 (PDT)</w:t>
       </w:r>
     </w:p>
     <w:bookmarkStart w:id="30" w:name="sec-polynomials"/>

--- a/algebra-exponentials.docx
+++ b/algebra-exponentials.docx
@@ -15,7 +15,7 @@
         <w:pStyle w:val="Date"/>
       </w:pPr>
       <w:r>
-        <w:t xml:space="preserve">Last modified: 2026-10-22 00:50:13 (PDT)</w:t>
+        <w:t xml:space="preserve">Last modified: 2026-10-22 08:26:35 (PDT)</w:t>
       </w:r>
     </w:p>
     <w:bookmarkStart w:id="30" w:name="sec-polynomials"/>

--- a/algebra-exponentials.docx
+++ b/algebra-exponentials.docx
@@ -15,7 +15,7 @@
         <w:pStyle w:val="Date"/>
       </w:pPr>
       <w:r>
-        <w:t xml:space="preserve">Last modified: 2026-10-22 08:26:35 (PDT)</w:t>
+        <w:t xml:space="preserve">Last modified: 2026-10-22 09:50:17 (PDT)</w:t>
       </w:r>
     </w:p>
     <w:bookmarkStart w:id="30" w:name="sec-polynomials"/>

--- a/algebra-exponentials.docx
+++ b/algebra-exponentials.docx
@@ -15,7 +15,7 @@
         <w:pStyle w:val="Date"/>
       </w:pPr>
       <w:r>
-        <w:t xml:space="preserve">Last modified: 2026-10-22 09:50:17 (PDT)</w:t>
+        <w:t xml:space="preserve">Last modified: 2026-10-22 11:05:55 (PDT)</w:t>
       </w:r>
     </w:p>
     <w:bookmarkStart w:id="30" w:name="sec-polynomials"/>

--- a/algebra-exponentials.docx
+++ b/algebra-exponentials.docx
@@ -15,7 +15,7 @@
         <w:pStyle w:val="Date"/>
       </w:pPr>
       <w:r>
-        <w:t xml:space="preserve">Last modified: 2026-10-24 15:35:26 (PDT)</w:t>
+        <w:t xml:space="preserve">Last modified: 2026-10-24 20:19:00 (PDT)</w:t>
       </w:r>
     </w:p>
     <w:bookmarkStart w:id="30" w:name="sec-polynomials"/>

--- a/algebra-exponentials.docx
+++ b/algebra-exponentials.docx
@@ -15,7 +15,7 @@
         <w:pStyle w:val="Date"/>
       </w:pPr>
       <w:r>
-        <w:t xml:space="preserve">Last modified: 2026-10-24 20:19:00 (PDT)</w:t>
+        <w:t xml:space="preserve">Last modified: 2026-10-25 16:46:34 (PDT)</w:t>
       </w:r>
     </w:p>
     <w:bookmarkStart w:id="30" w:name="sec-polynomials"/>

--- a/algebra-exponentials.docx
+++ b/algebra-exponentials.docx
@@ -15,7 +15,7 @@
         <w:pStyle w:val="Date"/>
       </w:pPr>
       <w:r>
-        <w:t xml:space="preserve">Last modified: 2026-10-25 16:46:34 (PDT)</w:t>
+        <w:t xml:space="preserve">Last modified: 2026-10-25 18:01:14 (PDT)</w:t>
       </w:r>
     </w:p>
     <w:bookmarkStart w:id="30" w:name="sec-polynomials"/>

--- a/algebra-exponentials.docx
+++ b/algebra-exponentials.docx
@@ -15,7 +15,7 @@
         <w:pStyle w:val="Date"/>
       </w:pPr>
       <w:r>
-        <w:t xml:space="preserve">Last modified: 2026-10-25 18:01:14 (PDT)</w:t>
+        <w:t xml:space="preserve">Last modified: 2026-10-26 02:21:32 (PDT)</w:t>
       </w:r>
     </w:p>
     <w:bookmarkStart w:id="30" w:name="sec-polynomials"/>

--- a/algebra-exponentials.docx
+++ b/algebra-exponentials.docx
@@ -15,7 +15,7 @@
         <w:pStyle w:val="Date"/>
       </w:pPr>
       <w:r>
-        <w:t xml:space="preserve">Last modified: 2026-10-26 02:21:32 (PDT)</w:t>
+        <w:t xml:space="preserve">Last modified: 2026-10-26 03:33:07 (PDT)</w:t>
       </w:r>
     </w:p>
     <w:bookmarkStart w:id="30" w:name="sec-polynomials"/>

--- a/algebra-exponentials.docx
+++ b/algebra-exponentials.docx
@@ -15,7 +15,7 @@
         <w:pStyle w:val="Date"/>
       </w:pPr>
       <w:r>
-        <w:t xml:space="preserve">Last modified: 2026-10-26 03:33:07 (PDT)</w:t>
+        <w:t xml:space="preserve">Last modified: 2026-10-26 10:13:13 (PDT)</w:t>
       </w:r>
     </w:p>
     <w:bookmarkStart w:id="30" w:name="sec-polynomials"/>

--- a/algebra-exponentials.docx
+++ b/algebra-exponentials.docx
@@ -15,7 +15,7 @@
         <w:pStyle w:val="Date"/>
       </w:pPr>
       <w:r>
-        <w:t xml:space="preserve">Last modified: 2026-10-26 10:13:13 (PDT)</w:t>
+        <w:t xml:space="preserve">Last modified: 2026-10-26 12:55:55 (PDT)</w:t>
       </w:r>
     </w:p>
     <w:bookmarkStart w:id="30" w:name="sec-polynomials"/>

--- a/algebra-exponentials.docx
+++ b/algebra-exponentials.docx
@@ -15,7 +15,7 @@
         <w:pStyle w:val="Date"/>
       </w:pPr>
       <w:r>
-        <w:t xml:space="preserve">Last modified: 2026-10-26 12:55:55 (PDT)</w:t>
+        <w:t xml:space="preserve">Last modified: 2026-10-26 14:36:46 (PDT)</w:t>
       </w:r>
     </w:p>
     <w:bookmarkStart w:id="30" w:name="sec-polynomials"/>

--- a/algebra-exponentials.docx
+++ b/algebra-exponentials.docx
@@ -15,7 +15,7 @@
         <w:pStyle w:val="Date"/>
       </w:pPr>
       <w:r>
-        <w:t xml:space="preserve">Last modified: 2026-10-26 14:36:46 (PDT)</w:t>
+        <w:t xml:space="preserve">Last modified: 2026-10-26 20:57:05 (PDT)</w:t>
       </w:r>
     </w:p>
     <w:bookmarkStart w:id="30" w:name="sec-polynomials"/>

--- a/algebra-exponentials.docx
+++ b/algebra-exponentials.docx
@@ -15,7 +15,7 @@
         <w:pStyle w:val="Date"/>
       </w:pPr>
       <w:r>
-        <w:t xml:space="preserve">Last modified: 2026-10-26 20:57:05 (PDT)</w:t>
+        <w:t xml:space="preserve">Last modified: 2026-10-26 23:10:47 (PDT)</w:t>
       </w:r>
     </w:p>
     <w:bookmarkStart w:id="30" w:name="sec-polynomials"/>

--- a/algebra-exponentials.docx
+++ b/algebra-exponentials.docx
@@ -15,7 +15,7 @@
         <w:pStyle w:val="Date"/>
       </w:pPr>
       <w:r>
-        <w:t xml:space="preserve">Last modified: 2026-10-26 23:10:47 (PDT)</w:t>
+        <w:t xml:space="preserve">Last modified: 2026-10-27 00:23:12 (PDT)</w:t>
       </w:r>
     </w:p>
     <w:bookmarkStart w:id="30" w:name="sec-polynomials"/>

--- a/algebra-exponentials.docx
+++ b/algebra-exponentials.docx
@@ -15,7 +15,7 @@
         <w:pStyle w:val="Date"/>
       </w:pPr>
       <w:r>
-        <w:t xml:space="preserve">Last modified: 2026-10-27 00:23:12 (PDT)</w:t>
+        <w:t xml:space="preserve">Last modified: 2026-10-27 01:34:30 (PDT)</w:t>
       </w:r>
     </w:p>
     <w:bookmarkStart w:id="30" w:name="sec-polynomials"/>

--- a/algebra-exponentials.docx
+++ b/algebra-exponentials.docx
@@ -15,7 +15,7 @@
         <w:pStyle w:val="Date"/>
       </w:pPr>
       <w:r>
-        <w:t xml:space="preserve">Last modified: 2026-10-27 01:34:30 (PDT)</w:t>
+        <w:t xml:space="preserve">Last modified: 2026-10-27 09:35:20 (PDT)</w:t>
       </w:r>
     </w:p>
     <w:bookmarkStart w:id="30" w:name="sec-polynomials"/>

--- a/algebra-exponentials.docx
+++ b/algebra-exponentials.docx
@@ -15,7 +15,7 @@
         <w:pStyle w:val="Date"/>
       </w:pPr>
       <w:r>
-        <w:t xml:space="preserve">Last modified: 2026-10-27 09:35:20 (PDT)</w:t>
+        <w:t xml:space="preserve">Last modified: 2026-10-27 11:01:31 (PDT)</w:t>
       </w:r>
     </w:p>
     <w:bookmarkStart w:id="30" w:name="sec-polynomials"/>
@@ -13220,7 +13220,7 @@
       </w:r>
     </w:p>
     <w:bookmarkEnd w:id="61"/>
-    <w:bookmarkStart w:id="146" w:name="exponentials-and-logarithms"/>
+    <w:bookmarkStart w:id="150" w:name="exponentials-and-logarithms"/>
     <w:p>
       <w:pPr>
         <w:pStyle w:val="Heading2"/>
@@ -22244,7 +22244,7 @@
       </m:oMathPara>
     </w:p>
     <w:bookmarkEnd w:id="103"/>
-    <w:bookmarkStart w:id="104" w:name="exm-contour-line"/>
+    <w:bookmarkStart w:id="108" w:name="exm-contour-line"/>
     <w:p>
       <w:pPr>
         <w:pStyle w:val="FirstParagraph"/>
@@ -22808,8 +22808,289 @@
         <w:t xml:space="preserve">.</w:t>
       </w:r>
     </w:p>
-    <w:bookmarkEnd w:id="104"/>
-    <w:bookmarkStart w:id="105" w:name="rem-contour-line-surface"/>
+    <w:tbl>
+      <w:tblPr>
+        <w:tblStyle w:val="Table"/>
+        <w:tblW w:type="pct" w:w="5000"/>
+        <w:tblLayout w:type="fixed"/>
+        <w:tblLook w:firstRow="0" w:lastRow="0" w:firstColumn="0" w:lastColumn="0" w:noHBand="0" w:noVBand="0" w:val="0000"/>
+      </w:tblPr>
+      <w:tblGrid>
+        <w:gridCol w:w="7920"/>
+      </w:tblGrid>
+      <w:tr>
+        <w:tc>
+          <w:tcPr/>
+          <w:bookmarkStart w:id="107" w:name="fig-contour-line"/>
+          <w:p>
+            <w:pPr>
+              <w:jc w:val="center"/>
+            </w:pPr>
+            <w:r>
+              <w:drawing>
+                <wp:inline>
+                  <wp:extent cx="4620126" cy="4158113"/>
+                  <wp:effectExtent b="0" l="0" r="0" t="0"/>
+                  <wp:docPr descr="" title="" id="105" name="Picture"/>
+                  <a:graphic>
+                    <a:graphicData uri="http://schemas.openxmlformats.org/drawingml/2006/picture">
+                      <pic:pic>
+                        <pic:nvPicPr>
+                          <pic:cNvPr descr="algebra-exponentials_files/figure-docx/contour-line-plot-1.png" id="106" name="Picture"/>
+                          <pic:cNvPicPr>
+                            <a:picLocks noChangeArrowheads="1" noChangeAspect="1"/>
+                          </pic:cNvPicPr>
+                        </pic:nvPicPr>
+                        <pic:blipFill>
+                          <a:blip r:embed="rId104"/>
+                          <a:stretch>
+                            <a:fillRect/>
+                          </a:stretch>
+                        </pic:blipFill>
+                        <pic:spPr bwMode="auto">
+                          <a:xfrm>
+                            <a:off x="0" y="0"/>
+                            <a:ext cx="4620126" cy="4158113"/>
+                          </a:xfrm>
+                          <a:prstGeom prst="rect">
+                            <a:avLst/>
+                          </a:prstGeom>
+                          <a:noFill/>
+                          <a:ln w="9525">
+                            <a:noFill/>
+                            <a:headEnd/>
+                            <a:tailEnd/>
+                          </a:ln>
+                        </pic:spPr>
+                      </pic:pic>
+                    </a:graphicData>
+                  </a:graphic>
+                </wp:inline>
+              </w:drawing>
+            </w:r>
+          </w:p>
+          <w:p>
+            <w:pPr>
+              <w:jc w:val="center"/>
+            </w:pPr>
+            <w:pPr>
+              <w:jc w:val="left"/>
+              <w:spacing w:before="200"/>
+              <w:pStyle w:val="ImageCaption"/>
+            </w:pPr>
+            <w:r>
+              <w:t xml:space="preserve">Figure 1: The contour lines of</w:t>
+            </w:r>
+            <w:r>
+              <w:t xml:space="preserve"> </w:t>
+            </w:r>
+            <m:oMath>
+              <m:r>
+                <m:t>g</m:t>
+              </m:r>
+              <m:r>
+                <m:rPr>
+                  <m:sty m:val="p"/>
+                </m:rPr>
+                <m:t>(</m:t>
+              </m:r>
+              <m:r>
+                <m:t>b</m:t>
+              </m:r>
+              <m:r>
+                <m:rPr>
+                  <m:sty m:val="p"/>
+                </m:rPr>
+                <m:t>,</m:t>
+              </m:r>
+              <m:r>
+                <m:t>c</m:t>
+              </m:r>
+              <m:r>
+                <m:rPr>
+                  <m:sty m:val="p"/>
+                </m:rPr>
+                <m:t>)</m:t>
+              </m:r>
+              <m:r>
+                <m:rPr>
+                  <m:sty m:val="p"/>
+                </m:rPr>
+                <m:t>=</m:t>
+              </m:r>
+              <m:sSup>
+                <m:e>
+                  <m:r>
+                    <m:t>b</m:t>
+                  </m:r>
+                </m:e>
+                <m:sup>
+                  <m:r>
+                    <m:t>2</m:t>
+                  </m:r>
+                </m:sup>
+              </m:sSup>
+              <m:r>
+                <m:rPr>
+                  <m:sty m:val="p"/>
+                </m:rPr>
+                <m:t>+</m:t>
+              </m:r>
+              <m:sSup>
+                <m:e>
+                  <m:r>
+                    <m:t>c</m:t>
+                  </m:r>
+                </m:e>
+                <m:sup>
+                  <m:r>
+                    <m:t>2</m:t>
+                  </m:r>
+                </m:sup>
+              </m:sSup>
+            </m:oMath>
+            <w:r>
+              <w:t xml:space="preserve"> </w:t>
+            </w:r>
+            <w:r>
+              <w:t xml:space="preserve">at heights</w:t>
+            </w:r>
+            <w:r>
+              <w:t xml:space="preserve"> </w:t>
+            </w:r>
+            <m:oMath>
+              <m:r>
+                <m:t>1</m:t>
+              </m:r>
+            </m:oMath>
+            <w:r>
+              <w:t xml:space="preserve">,</w:t>
+            </w:r>
+            <w:r>
+              <w:t xml:space="preserve"> </w:t>
+            </w:r>
+            <m:oMath>
+              <m:r>
+                <m:t>4</m:t>
+              </m:r>
+            </m:oMath>
+            <w:r>
+              <w:t xml:space="preserve"> </w:t>
+            </w:r>
+            <w:r>
+              <w:t xml:space="preserve">and</w:t>
+            </w:r>
+            <w:r>
+              <w:t xml:space="preserve"> </w:t>
+            </w:r>
+            <m:oMath>
+              <m:r>
+                <m:t>9</m:t>
+              </m:r>
+            </m:oMath>
+            <w:r>
+              <w:t xml:space="preserve">.</w:t>
+            </w:r>
+            <w:r>
+              <w:t xml:space="preserve"> </w:t>
+            </w:r>
+            <w:r>
+              <w:t xml:space="preserve">The dots mark the points</w:t>
+            </w:r>
+            <w:r>
+              <w:t xml:space="preserve"> </w:t>
+            </w:r>
+            <m:oMath>
+              <m:r>
+                <m:rPr>
+                  <m:sty m:val="p"/>
+                </m:rPr>
+                <m:t>(</m:t>
+              </m:r>
+              <m:r>
+                <m:t>2</m:t>
+              </m:r>
+              <m:r>
+                <m:rPr>
+                  <m:sty m:val="p"/>
+                </m:rPr>
+                <m:t>,</m:t>
+              </m:r>
+              <m:r>
+                <m:t>0</m:t>
+              </m:r>
+              <m:r>
+                <m:rPr>
+                  <m:sty m:val="p"/>
+                </m:rPr>
+                <m:t>)</m:t>
+              </m:r>
+            </m:oMath>
+            <w:r>
+              <w:t xml:space="preserve"> </w:t>
+            </w:r>
+            <w:r>
+              <w:t xml:space="preserve">and</w:t>
+            </w:r>
+            <w:r>
+              <w:t xml:space="preserve"> </w:t>
+            </w:r>
+            <m:oMath>
+              <m:r>
+                <m:rPr>
+                  <m:sty m:val="p"/>
+                </m:rPr>
+                <m:t>(</m:t>
+              </m:r>
+              <m:r>
+                <m:t>0</m:t>
+              </m:r>
+              <m:r>
+                <m:rPr>
+                  <m:sty m:val="p"/>
+                </m:rPr>
+                <m:t>,</m:t>
+              </m:r>
+              <m:r>
+                <m:rPr>
+                  <m:sty m:val="p"/>
+                </m:rPr>
+                <m:t>−</m:t>
+              </m:r>
+              <m:r>
+                <m:t>2</m:t>
+              </m:r>
+              <m:r>
+                <m:rPr>
+                  <m:sty m:val="p"/>
+                </m:rPr>
+                <m:t>)</m:t>
+              </m:r>
+            </m:oMath>
+            <w:r>
+              <w:t xml:space="preserve"> </w:t>
+            </w:r>
+            <w:r>
+              <w:t xml:space="preserve">of the example on the circle at height</w:t>
+            </w:r>
+            <w:r>
+              <w:t xml:space="preserve"> </w:t>
+            </w:r>
+            <m:oMath>
+              <m:r>
+                <m:t>4</m:t>
+              </m:r>
+            </m:oMath>
+            <w:r>
+              <w:t xml:space="preserve">.</w:t>
+            </w:r>
+          </w:p>
+          <w:bookmarkEnd w:id="107"/>
+        </w:tc>
+      </w:tr>
+    </w:tbl>
+    <w:bookmarkEnd w:id="108"/>
+    <w:bookmarkStart w:id="109" w:name="rem-contour-line-surface"/>
     <w:p>
       <w:pPr>
         <w:pStyle w:val="BodyText"/>
@@ -22906,8 +23187,8 @@
         <w:t xml:space="preserve">.</w:t>
       </w:r>
     </w:p>
-    <w:bookmarkEnd w:id="105"/>
-    <w:bookmarkStart w:id="106" w:name="exr-exp-vs-mult"/>
+    <w:bookmarkEnd w:id="109"/>
+    <w:bookmarkStart w:id="110" w:name="exr-exp-vs-mult"/>
     <w:p>
       <w:pPr>
         <w:pStyle w:val="BodyText"/>
@@ -22991,8 +23272,8 @@
         <w:t xml:space="preserve">?</w:t>
       </w:r>
     </w:p>
-    <w:bookmarkEnd w:id="106"/>
-    <w:bookmarkStart w:id="107" w:name="sol-exp-vs-mult"/>
+    <w:bookmarkEnd w:id="110"/>
+    <w:bookmarkStart w:id="111" w:name="sol-exp-vs-mult"/>
     <w:p>
       <w:pPr>
         <w:pStyle w:val="BodyText"/>
@@ -24802,7 +25083,7 @@
           <w:rPr>
             <w:rStyle w:val="Hyperlink"/>
           </w:rPr>
-          <w:t xml:space="preserve">Figure 2</w:t>
+          <w:t xml:space="preserve">Figure 3</w:t>
         </w:r>
       </w:hyperlink>
       <w:r>
@@ -24835,7 +25116,7 @@
         <w:t xml:space="preserve">cases.</w:t>
       </w:r>
     </w:p>
-    <w:bookmarkEnd w:id="107"/>
+    <w:bookmarkEnd w:id="111"/>
     <w:tbl>
       <w:tblPr>
         <w:tblStyle w:val="Table"/>
@@ -24849,7 +25130,7 @@
       <w:tr>
         <w:tc>
           <w:tcPr/>
-          <w:bookmarkStart w:id="108" w:name="fig-double-exponential"/>
+          <w:bookmarkStart w:id="112" w:name="fig-double-exponential"/>
           <w:p>
             <w:pPr>
               <w:pStyle w:val="Compact"/>
@@ -24873,7 +25154,7 @@
               <w:pStyle w:val="ImageCaption"/>
             </w:pPr>
             <w:r>
-              <w:t xml:space="preserve">Figure 1: Graph of</w:t>
+              <w:t xml:space="preserve">Figure 2: Graph of</w:t>
             </w:r>
             <w:r>
               <w:t xml:space="preserve"> </w:t>
@@ -24916,7 +25197,7 @@
               </m:sSup>
             </m:oMath>
           </w:p>
-          <w:bookmarkEnd w:id="108"/>
+          <w:bookmarkEnd w:id="112"/>
         </w:tc>
       </w:tr>
     </w:tbl>
@@ -24934,7 +25215,7 @@
       <w:tr>
         <w:tc>
           <w:tcPr/>
-          <w:bookmarkStart w:id="109" w:name="fig-double-exponential2"/>
+          <w:bookmarkStart w:id="113" w:name="fig-double-exponential2"/>
           <w:p>
             <w:pPr>
               <w:pStyle w:val="Compact"/>
@@ -24958,7 +25239,7 @@
               <w:pStyle w:val="ImageCaption"/>
             </w:pPr>
             <w:r>
-              <w:t xml:space="preserve">Figure 2:</w:t>
+              <w:t xml:space="preserve">Figure 3:</w:t>
             </w:r>
             <w:r>
               <w:t xml:space="preserve"> </w:t>
@@ -25119,11 +25400,11 @@
               <w:t xml:space="preserve">.</w:t>
             </w:r>
           </w:p>
-          <w:bookmarkEnd w:id="109"/>
+          <w:bookmarkEnd w:id="113"/>
         </w:tc>
       </w:tr>
     </w:tbl>
-    <w:bookmarkStart w:id="110" w:name="thm-exp-vs-mult"/>
+    <w:bookmarkStart w:id="114" w:name="thm-exp-vs-mult"/>
     <w:p>
       <w:pPr>
         <w:pStyle w:val="BodyText"/>
@@ -25793,7 +26074,7 @@
         <w:t xml:space="preserve">.</w:t>
       </w:r>
     </w:p>
-    <w:bookmarkEnd w:id="110"/>
+    <w:bookmarkEnd w:id="114"/>
     <w:p>
       <w:pPr>
         <w:pStyle w:val="FirstParagraph"/>
@@ -25840,7 +26121,7 @@
         <w:t xml:space="preserve">.</w:t>
       </w:r>
     </w:p>
-    <w:bookmarkStart w:id="111" w:name="exr-double-exponential"/>
+    <w:bookmarkStart w:id="115" w:name="exr-double-exponential"/>
     <w:p>
       <w:pPr>
         <w:pStyle w:val="BodyText"/>
@@ -25999,8 +26280,8 @@
         <w:t xml:space="preserve">?</w:t>
       </w:r>
     </w:p>
-    <w:bookmarkEnd w:id="111"/>
-    <w:bookmarkStart w:id="113" w:name="sol-double-exponential"/>
+    <w:bookmarkEnd w:id="115"/>
+    <w:bookmarkStart w:id="117" w:name="sol-double-exponential"/>
     <w:p>
       <w:pPr>
         <w:pStyle w:val="BodyText"/>
@@ -26425,7 +26706,7 @@
       <w:pPr>
         <w:pStyle w:val="BodyText"/>
       </w:pPr>
-      <w:bookmarkStart w:id="112" w:name="eq-double-exp-log-scale"/>
+      <w:bookmarkStart w:id="116" w:name="eq-double-exp-log-scale"/>
       <m:oMathPara>
         <m:oMathParaPr>
           <m:jc m:val="center"/>
@@ -26732,7 +27013,7 @@
           </m:r>
         </m:oMath>
       </m:oMathPara>
-      <w:bookmarkEnd w:id="112"/>
+      <w:bookmarkEnd w:id="116"/>
     </w:p>
     <w:p>
       <w:pPr>
@@ -28125,8 +28406,8 @@
         </m:oMath>
       </m:oMathPara>
     </w:p>
-    <w:bookmarkEnd w:id="113"/>
-    <w:bookmarkStart w:id="114" w:name="thm-double-exponential"/>
+    <w:bookmarkEnd w:id="117"/>
+    <w:bookmarkStart w:id="118" w:name="thm-double-exponential"/>
     <w:p>
       <w:pPr>
         <w:pStyle w:val="FirstParagraph"/>
@@ -28460,7 +28741,7 @@
         <w:t xml:space="preserve">.</w:t>
       </w:r>
     </w:p>
-    <w:bookmarkEnd w:id="114"/>
+    <w:bookmarkEnd w:id="118"/>
     <w:p>
       <w:pPr>
         <w:pStyle w:val="FirstParagraph"/>
@@ -28507,8 +28788,8 @@
         <w:t xml:space="preserve">.</w:t>
       </w:r>
     </w:p>
-    <w:bookmarkStart w:id="145" w:name="refs"/>
-    <w:bookmarkStart w:id="116" w:name="ref-wikipedia_polynomial"/>
+    <w:bookmarkStart w:id="149" w:name="refs"/>
+    <w:bookmarkStart w:id="120" w:name="ref-wikipedia_polynomial"/>
     <w:p>
       <w:pPr>
         <w:pStyle w:val="Bibliography"/>
@@ -28555,7 +28836,7 @@
       <w:r>
         <w:t xml:space="preserve"> </w:t>
       </w:r>
-      <w:hyperlink r:id="rId115">
+      <w:hyperlink r:id="rId119">
         <w:r>
           <w:rPr>
             <w:rStyle w:val="Hyperlink"/>
@@ -28564,8 +28845,8 @@
         </w:r>
       </w:hyperlink>
     </w:p>
-    <w:bookmarkEnd w:id="116"/>
-    <w:bookmarkStart w:id="118" w:name="ref-wikipedia_quadratic_function"/>
+    <w:bookmarkEnd w:id="120"/>
+    <w:bookmarkStart w:id="122" w:name="ref-wikipedia_quadratic_function"/>
     <w:p>
       <w:pPr>
         <w:pStyle w:val="Bibliography"/>
@@ -28612,7 +28893,7 @@
       <w:r>
         <w:t xml:space="preserve"> </w:t>
       </w:r>
-      <w:hyperlink r:id="rId117">
+      <w:hyperlink r:id="rId121">
         <w:r>
           <w:rPr>
             <w:rStyle w:val="Hyperlink"/>
@@ -28621,8 +28902,8 @@
         </w:r>
       </w:hyperlink>
     </w:p>
-    <w:bookmarkEnd w:id="118"/>
-    <w:bookmarkStart w:id="120" w:name="ref-wikipedia_parabola"/>
+    <w:bookmarkEnd w:id="122"/>
+    <w:bookmarkStart w:id="124" w:name="ref-wikipedia_parabola"/>
     <w:p>
       <w:pPr>
         <w:pStyle w:val="Bibliography"/>
@@ -28669,7 +28950,7 @@
       <w:r>
         <w:t xml:space="preserve"> </w:t>
       </w:r>
-      <w:hyperlink r:id="rId119">
+      <w:hyperlink r:id="rId123">
         <w:r>
           <w:rPr>
             <w:rStyle w:val="Hyperlink"/>
@@ -28678,8 +28959,8 @@
         </w:r>
       </w:hyperlink>
     </w:p>
-    <w:bookmarkEnd w:id="120"/>
-    <w:bookmarkStart w:id="122" w:name="ref-wikipedia_affine_transformation"/>
+    <w:bookmarkEnd w:id="124"/>
+    <w:bookmarkStart w:id="126" w:name="ref-wikipedia_affine_transformation"/>
     <w:p>
       <w:pPr>
         <w:pStyle w:val="Bibliography"/>
@@ -28726,7 +29007,7 @@
       <w:r>
         <w:t xml:space="preserve"> </w:t>
       </w:r>
-      <w:hyperlink r:id="rId121">
+      <w:hyperlink r:id="rId125">
         <w:r>
           <w:rPr>
             <w:rStyle w:val="Hyperlink"/>
@@ -28735,8 +29016,8 @@
         </w:r>
       </w:hyperlink>
     </w:p>
-    <w:bookmarkEnd w:id="122"/>
-    <w:bookmarkStart w:id="124" w:name="ref-wikipedia_slope"/>
+    <w:bookmarkEnd w:id="126"/>
+    <w:bookmarkStart w:id="128" w:name="ref-wikipedia_slope"/>
     <w:p>
       <w:pPr>
         <w:pStyle w:val="Bibliography"/>
@@ -28783,7 +29064,7 @@
       <w:r>
         <w:t xml:space="preserve"> </w:t>
       </w:r>
-      <w:hyperlink r:id="rId123">
+      <w:hyperlink r:id="rId127">
         <w:r>
           <w:rPr>
             <w:rStyle w:val="Hyperlink"/>
@@ -28792,8 +29073,8 @@
         </w:r>
       </w:hyperlink>
     </w:p>
-    <w:bookmarkEnd w:id="124"/>
-    <w:bookmarkStart w:id="126" w:name="ref-wikipedia_linear_function"/>
+    <w:bookmarkEnd w:id="128"/>
+    <w:bookmarkStart w:id="130" w:name="ref-wikipedia_linear_function"/>
     <w:p>
       <w:pPr>
         <w:pStyle w:val="Bibliography"/>
@@ -28840,7 +29121,7 @@
       <w:r>
         <w:t xml:space="preserve"> </w:t>
       </w:r>
-      <w:hyperlink r:id="rId125">
+      <w:hyperlink r:id="rId129">
         <w:r>
           <w:rPr>
             <w:rStyle w:val="Hyperlink"/>
@@ -28849,8 +29130,8 @@
         </w:r>
       </w:hyperlink>
     </w:p>
-    <w:bookmarkEnd w:id="126"/>
-    <w:bookmarkStart w:id="128" w:name="ref-wikipedia_limit_of_a_sequence"/>
+    <w:bookmarkEnd w:id="130"/>
+    <w:bookmarkStart w:id="132" w:name="ref-wikipedia_limit_of_a_sequence"/>
     <w:p>
       <w:pPr>
         <w:pStyle w:val="Bibliography"/>
@@ -28897,7 +29178,7 @@
       <w:r>
         <w:t xml:space="preserve"> </w:t>
       </w:r>
-      <w:hyperlink r:id="rId127">
+      <w:hyperlink r:id="rId131">
         <w:r>
           <w:rPr>
             <w:rStyle w:val="Hyperlink"/>
@@ -28906,8 +29187,8 @@
         </w:r>
       </w:hyperlink>
     </w:p>
-    <w:bookmarkEnd w:id="128"/>
-    <w:bookmarkStart w:id="130" w:name="ref-wikipedia_series_mathematics"/>
+    <w:bookmarkEnd w:id="132"/>
+    <w:bookmarkStart w:id="134" w:name="ref-wikipedia_series_mathematics"/>
     <w:p>
       <w:pPr>
         <w:pStyle w:val="Bibliography"/>
@@ -28954,7 +29235,7 @@
       <w:r>
         <w:t xml:space="preserve"> </w:t>
       </w:r>
-      <w:hyperlink r:id="rId129">
+      <w:hyperlink r:id="rId133">
         <w:r>
           <w:rPr>
             <w:rStyle w:val="Hyperlink"/>
@@ -28963,8 +29244,8 @@
         </w:r>
       </w:hyperlink>
     </w:p>
-    <w:bookmarkEnd w:id="130"/>
-    <w:bookmarkStart w:id="132" w:name="X0550f6b86499719df0a5564f859fdf3dd90e1bc"/>
+    <w:bookmarkEnd w:id="134"/>
+    <w:bookmarkStart w:id="136" w:name="X0550f6b86499719df0a5564f859fdf3dd90e1bc"/>
     <w:p>
       <w:pPr>
         <w:pStyle w:val="Bibliography"/>
@@ -29011,7 +29292,7 @@
       <w:r>
         <w:t xml:space="preserve"> </w:t>
       </w:r>
-      <w:hyperlink r:id="rId131">
+      <w:hyperlink r:id="rId135">
         <w:r>
           <w:rPr>
             <w:rStyle w:val="Hyperlink"/>
@@ -29020,8 +29301,8 @@
         </w:r>
       </w:hyperlink>
     </w:p>
-    <w:bookmarkEnd w:id="132"/>
-    <w:bookmarkStart w:id="134" w:name="ref-wikipedia_exponential_function"/>
+    <w:bookmarkEnd w:id="136"/>
+    <w:bookmarkStart w:id="138" w:name="ref-wikipedia_exponential_function"/>
     <w:p>
       <w:pPr>
         <w:pStyle w:val="Bibliography"/>
@@ -29068,7 +29349,7 @@
       <w:r>
         <w:t xml:space="preserve"> </w:t>
       </w:r>
-      <w:hyperlink r:id="rId133">
+      <w:hyperlink r:id="rId137">
         <w:r>
           <w:rPr>
             <w:rStyle w:val="Hyperlink"/>
@@ -29077,8 +29358,8 @@
         </w:r>
       </w:hyperlink>
     </w:p>
-    <w:bookmarkEnd w:id="134"/>
-    <w:bookmarkStart w:id="136" w:name="ref-wikipedia_e_mathematical_constant"/>
+    <w:bookmarkEnd w:id="138"/>
+    <w:bookmarkStart w:id="140" w:name="ref-wikipedia_e_mathematical_constant"/>
     <w:p>
       <w:pPr>
         <w:pStyle w:val="Bibliography"/>
@@ -29125,7 +29406,7 @@
       <w:r>
         <w:t xml:space="preserve"> </w:t>
       </w:r>
-      <w:hyperlink r:id="rId135">
+      <w:hyperlink r:id="rId139">
         <w:r>
           <w:rPr>
             <w:rStyle w:val="Hyperlink"/>
@@ -29134,8 +29415,8 @@
         </w:r>
       </w:hyperlink>
     </w:p>
-    <w:bookmarkEnd w:id="136"/>
-    <w:bookmarkStart w:id="138" w:name="ref-wikipedia_natural_logarithm"/>
+    <w:bookmarkEnd w:id="140"/>
+    <w:bookmarkStart w:id="142" w:name="ref-wikipedia_natural_logarithm"/>
     <w:p>
       <w:pPr>
         <w:pStyle w:val="Bibliography"/>
@@ -29182,7 +29463,7 @@
       <w:r>
         <w:t xml:space="preserve"> </w:t>
       </w:r>
-      <w:hyperlink r:id="rId137">
+      <w:hyperlink r:id="rId141">
         <w:r>
           <w:rPr>
             <w:rStyle w:val="Hyperlink"/>
@@ -29191,8 +29472,8 @@
         </w:r>
       </w:hyperlink>
     </w:p>
-    <w:bookmarkEnd w:id="138"/>
-    <w:bookmarkStart w:id="140" w:name="ref-wikipedia_logarithm"/>
+    <w:bookmarkEnd w:id="142"/>
+    <w:bookmarkStart w:id="144" w:name="ref-wikipedia_logarithm"/>
     <w:p>
       <w:pPr>
         <w:pStyle w:val="Bibliography"/>
@@ -29239,7 +29520,7 @@
       <w:r>
         <w:t xml:space="preserve"> </w:t>
       </w:r>
-      <w:hyperlink r:id="rId139">
+      <w:hyperlink r:id="rId143">
         <w:r>
           <w:rPr>
             <w:rStyle w:val="Hyperlink"/>
@@ -29248,8 +29529,8 @@
         </w:r>
       </w:hyperlink>
     </w:p>
-    <w:bookmarkEnd w:id="140"/>
-    <w:bookmarkStart w:id="142" w:name="X5bbf2d245759a3fafc9c46669854129ba2658aa"/>
+    <w:bookmarkEnd w:id="144"/>
+    <w:bookmarkStart w:id="146" w:name="X5bbf2d245759a3fafc9c46669854129ba2658aa"/>
     <w:p>
       <w:pPr>
         <w:pStyle w:val="Bibliography"/>
@@ -29296,7 +29577,7 @@
       <w:r>
         <w:t xml:space="preserve"> </w:t>
       </w:r>
-      <w:hyperlink r:id="rId141">
+      <w:hyperlink r:id="rId145">
         <w:r>
           <w:rPr>
             <w:rStyle w:val="Hyperlink"/>
@@ -29305,8 +29586,8 @@
         </w:r>
       </w:hyperlink>
     </w:p>
-    <w:bookmarkEnd w:id="142"/>
-    <w:bookmarkStart w:id="144" w:name="ref-wikipedia_contour_line"/>
+    <w:bookmarkEnd w:id="146"/>
+    <w:bookmarkStart w:id="148" w:name="ref-wikipedia_contour_line"/>
     <w:p>
       <w:pPr>
         <w:pStyle w:val="Bibliography"/>
@@ -29353,7 +29634,7 @@
       <w:r>
         <w:t xml:space="preserve"> </w:t>
       </w:r>
-      <w:hyperlink r:id="rId143">
+      <w:hyperlink r:id="rId147">
         <w:r>
           <w:rPr>
             <w:rStyle w:val="Hyperlink"/>
@@ -29362,9 +29643,9 @@
         </w:r>
       </w:hyperlink>
     </w:p>
-    <w:bookmarkEnd w:id="144"/>
-    <w:bookmarkEnd w:id="145"/>
-    <w:bookmarkEnd w:id="146"/>
+    <w:bookmarkEnd w:id="148"/>
+    <w:bookmarkEnd w:id="149"/>
+    <w:bookmarkEnd w:id="150"/>
     <w:sectPr>
       <w:footnotePr>
         <w:numRestart w:val="eachSect"/>

--- a/algebra-exponentials.docx
+++ b/algebra-exponentials.docx
@@ -15,10 +15,10 @@
         <w:pStyle w:val="Date"/>
       </w:pPr>
       <w:r>
-        <w:t xml:space="preserve">Last modified: 2026-10-27 11:01:31 (PDT)</w:t>
+        <w:t xml:space="preserve">Last modified: 2026-10-27 17:38:18 (PDT)</w:t>
       </w:r>
     </w:p>
-    <w:bookmarkStart w:id="30" w:name="sec-polynomials"/>
+    <w:bookmarkStart w:id="41" w:name="sec-polynomials"/>
     <w:p>
       <w:pPr>
         <w:pStyle w:val="Heading2"/>
@@ -4169,8 +4169,1702 @@
       </w:r>
     </w:p>
     <w:bookmarkEnd w:id="29"/>
-    <w:bookmarkEnd w:id="30"/>
-    <w:bookmarkStart w:id="40" w:name="sec-affine-linear-functions"/>
+    <w:bookmarkStart w:id="36" w:name="def-monomial"/>
+    <w:p>
+      <w:pPr>
+        <w:pStyle w:val="BodyText"/>
+      </w:pPr>
+      <w:r>
+        <w:rPr>
+          <w:b/>
+          <w:bCs/>
+        </w:rPr>
+        <w:t xml:space="preserve">Definition 9 (Monomial (power product))</w:t>
+      </w:r>
+      <w:r>
+        <w:t xml:space="preserve"> </w:t>
+      </w:r>
+      <w:r>
+        <w:t xml:space="preserve">A</w:t>
+      </w:r>
+      <w:r>
+        <w:t xml:space="preserve"> </w:t>
+      </w:r>
+      <w:r>
+        <w:rPr>
+          <w:b/>
+          <w:bCs/>
+        </w:rPr>
+        <w:t xml:space="preserve">monomial</w:t>
+      </w:r>
+      <w:r>
+        <w:t xml:space="preserve">, also called a</w:t>
+      </w:r>
+      <w:r>
+        <w:t xml:space="preserve"> </w:t>
+      </w:r>
+      <w:r>
+        <w:rPr>
+          <w:b/>
+          <w:bCs/>
+        </w:rPr>
+        <w:t xml:space="preserve">power product</w:t>
+      </w:r>
+      <w:r>
+        <w:t xml:space="preserve"> </w:t>
+      </w:r>
+      <w:r>
+        <w:t xml:space="preserve">[4]</w:t>
+      </w:r>
+      <w:r>
+        <w:t xml:space="preserve">,</w:t>
+      </w:r>
+      <w:r>
+        <w:t xml:space="preserve"> </w:t>
+      </w:r>
+      <w:r>
+        <w:t xml:space="preserve">in the variables</w:t>
+      </w:r>
+      <w:r>
+        <w:t xml:space="preserve"> </w:t>
+      </w:r>
+      <m:oMath>
+        <m:sSub>
+          <m:e>
+            <m:r>
+              <m:t>x</m:t>
+            </m:r>
+          </m:e>
+          <m:sub>
+            <m:r>
+              <m:t>1</m:t>
+            </m:r>
+          </m:sub>
+        </m:sSub>
+        <m:r>
+          <m:rPr>
+            <m:sty m:val="p"/>
+          </m:rPr>
+          <m:t>,</m:t>
+        </m:r>
+        <m:r>
+          <m:rPr>
+            <m:sty m:val="p"/>
+          </m:rPr>
+          <m:t>…</m:t>
+        </m:r>
+        <m:r>
+          <m:rPr>
+            <m:sty m:val="p"/>
+          </m:rPr>
+          <m:t>,</m:t>
+        </m:r>
+        <m:sSub>
+          <m:e>
+            <m:r>
+              <m:t>x</m:t>
+            </m:r>
+          </m:e>
+          <m:sub>
+            <m:r>
+              <m:t>p</m:t>
+            </m:r>
+          </m:sub>
+        </m:sSub>
+      </m:oMath>
+      <w:r>
+        <w:t xml:space="preserve"> </w:t>
+      </w:r>
+      <w:r>
+        <w:t xml:space="preserve">is an</w:t>
+      </w:r>
+      <w:r>
+        <w:t xml:space="preserve"> </w:t>
+      </w:r>
+      <w:hyperlink r:id="rId30">
+        <w:r>
+          <w:rPr>
+            <w:rStyle w:val="Hyperlink"/>
+          </w:rPr>
+          <w:t xml:space="preserve">expression</w:t>
+        </w:r>
+      </w:hyperlink>
+    </w:p>
+    <w:p>
+      <w:pPr>
+        <w:pStyle w:val="BodyText"/>
+      </w:pPr>
+      <w:bookmarkStart w:id="31" w:name="eq-monomial"/>
+      <m:oMathPara>
+        <m:oMathParaPr>
+          <m:jc m:val="center"/>
+        </m:oMathParaPr>
+        <m:oMath>
+          <m:sSubSup>
+            <m:e>
+              <m:r>
+                <m:t>x</m:t>
+              </m:r>
+            </m:e>
+            <m:sub>
+              <m:r>
+                <m:t>1</m:t>
+              </m:r>
+            </m:sub>
+            <m:sup>
+              <m:sSub>
+                <m:e>
+                  <m:r>
+                    <m:t>a</m:t>
+                  </m:r>
+                </m:e>
+                <m:sub>
+                  <m:r>
+                    <m:t>1</m:t>
+                  </m:r>
+                </m:sub>
+              </m:sSub>
+            </m:sup>
+          </m:sSubSup>
+          <m:sSubSup>
+            <m:e>
+              <m:r>
+                <m:t>x</m:t>
+              </m:r>
+            </m:e>
+            <m:sub>
+              <m:r>
+                <m:t>2</m:t>
+              </m:r>
+            </m:sub>
+            <m:sup>
+              <m:sSub>
+                <m:e>
+                  <m:r>
+                    <m:t>a</m:t>
+                  </m:r>
+                </m:e>
+                <m:sub>
+                  <m:r>
+                    <m:t>2</m:t>
+                  </m:r>
+                </m:sub>
+              </m:sSub>
+            </m:sup>
+          </m:sSubSup>
+          <m:r>
+            <m:rPr>
+              <m:sty m:val="p"/>
+            </m:rPr>
+            <m:t>⋯</m:t>
+          </m:r>
+          <m:sSubSup>
+            <m:e>
+              <m:r>
+                <m:t>x</m:t>
+              </m:r>
+            </m:e>
+            <m:sub>
+              <m:r>
+                <m:t>p</m:t>
+              </m:r>
+            </m:sub>
+            <m:sup>
+              <m:sSub>
+                <m:e>
+                  <m:r>
+                    <m:t>a</m:t>
+                  </m:r>
+                </m:e>
+                <m:sub>
+                  <m:r>
+                    <m:t>p</m:t>
+                  </m:r>
+                </m:sub>
+              </m:sSub>
+            </m:sup>
+          </m:sSubSup>
+          <m:r>
+            <m:t>  </m:t>
+          </m:r>
+          <m:r>
+            <m:rPr>
+              <m:sty m:val="p"/>
+            </m:rPr>
+            <m:t>(</m:t>
+          </m:r>
+          <m:r>
+            <m:t>1</m:t>
+          </m:r>
+          <m:r>
+            <m:rPr>
+              <m:sty m:val="p"/>
+            </m:rPr>
+            <m:t>)</m:t>
+          </m:r>
+        </m:oMath>
+      </m:oMathPara>
+      <w:bookmarkEnd w:id="31"/>
+    </w:p>
+    <w:p>
+      <w:pPr>
+        <w:pStyle w:val="FirstParagraph"/>
+      </w:pPr>
+      <w:r>
+        <w:t xml:space="preserve">that multiplies</w:t>
+      </w:r>
+      <w:r>
+        <w:t xml:space="preserve"> </w:t>
+      </w:r>
+      <w:hyperlink r:id="rId32">
+        <w:r>
+          <w:rPr>
+            <w:rStyle w:val="Hyperlink"/>
+          </w:rPr>
+          <w:t xml:space="preserve">powers</w:t>
+        </w:r>
+      </w:hyperlink>
+      <w:r>
+        <w:t xml:space="preserve"> </w:t>
+      </w:r>
+      <w:r>
+        <w:t xml:space="preserve">of those variables,</w:t>
+      </w:r>
+      <w:r>
+        <w:t xml:space="preserve"> </w:t>
+      </w:r>
+      <w:r>
+        <w:t xml:space="preserve">whose</w:t>
+      </w:r>
+      <w:r>
+        <w:t xml:space="preserve"> </w:t>
+      </w:r>
+      <w:hyperlink r:id="rId33">
+        <w:r>
+          <w:rPr>
+            <w:rStyle w:val="Hyperlink"/>
+          </w:rPr>
+          <w:t xml:space="preserve">exponents</w:t>
+        </w:r>
+      </w:hyperlink>
+      <w:r>
+        <w:t xml:space="preserve"> </w:t>
+      </w:r>
+      <m:oMath>
+        <m:sSub>
+          <m:e>
+            <m:r>
+              <m:t>a</m:t>
+            </m:r>
+          </m:e>
+          <m:sub>
+            <m:r>
+              <m:t>1</m:t>
+            </m:r>
+          </m:sub>
+        </m:sSub>
+        <m:r>
+          <m:rPr>
+            <m:sty m:val="p"/>
+          </m:rPr>
+          <m:t>,</m:t>
+        </m:r>
+        <m:r>
+          <m:rPr>
+            <m:sty m:val="p"/>
+          </m:rPr>
+          <m:t>…</m:t>
+        </m:r>
+        <m:r>
+          <m:rPr>
+            <m:sty m:val="p"/>
+          </m:rPr>
+          <m:t>,</m:t>
+        </m:r>
+        <m:sSub>
+          <m:e>
+            <m:r>
+              <m:t>a</m:t>
+            </m:r>
+          </m:e>
+          <m:sub>
+            <m:r>
+              <m:t>p</m:t>
+            </m:r>
+          </m:sub>
+        </m:sSub>
+      </m:oMath>
+      <w:r>
+        <w:t xml:space="preserve"> </w:t>
+      </w:r>
+      <w:r>
+        <w:t xml:space="preserve">are nonnegative</w:t>
+      </w:r>
+      <w:r>
+        <w:t xml:space="preserve"> </w:t>
+      </w:r>
+      <w:hyperlink r:id="rId34">
+        <w:r>
+          <w:rPr>
+            <w:rStyle w:val="Hyperlink"/>
+          </w:rPr>
+          <w:t xml:space="preserve">integers</w:t>
+        </w:r>
+      </w:hyperlink>
+      <w:r>
+        <w:t xml:space="preserve">.</w:t>
+      </w:r>
+    </w:p>
+    <w:p>
+      <w:pPr>
+        <w:pStyle w:val="BodyText"/>
+      </w:pPr>
+      <w:r>
+        <w:t xml:space="preserve">Each</w:t>
+      </w:r>
+      <w:r>
+        <w:t xml:space="preserve"> </w:t>
+      </w:r>
+      <m:oMath>
+        <m:sSub>
+          <m:e>
+            <m:r>
+              <m:t>a</m:t>
+            </m:r>
+          </m:e>
+          <m:sub>
+            <m:r>
+              <m:t>j</m:t>
+            </m:r>
+          </m:sub>
+        </m:sSub>
+        <m:r>
+          <m:rPr>
+            <m:sty m:val="p"/>
+          </m:rPr>
+          <m:t>=</m:t>
+        </m:r>
+        <m:r>
+          <m:t>0</m:t>
+        </m:r>
+      </m:oMath>
+      <w:r>
+        <w:t xml:space="preserve"> </w:t>
+      </w:r>
+      <w:r>
+        <w:t xml:space="preserve">contributes the factor</w:t>
+      </w:r>
+      <w:r>
+        <w:t xml:space="preserve"> </w:t>
+      </w:r>
+      <m:oMath>
+        <m:sSubSup>
+          <m:e>
+            <m:r>
+              <m:t>x</m:t>
+            </m:r>
+          </m:e>
+          <m:sub>
+            <m:r>
+              <m:t>j</m:t>
+            </m:r>
+          </m:sub>
+          <m:sup>
+            <m:r>
+              <m:t>0</m:t>
+            </m:r>
+          </m:sup>
+        </m:sSubSup>
+        <m:r>
+          <m:rPr>
+            <m:sty m:val="p"/>
+          </m:rPr>
+          <m:t>=</m:t>
+        </m:r>
+        <m:r>
+          <m:t>1</m:t>
+        </m:r>
+      </m:oMath>
+      <w:r>
+        <w:t xml:space="preserve"> </w:t>
+      </w:r>
+      <w:r>
+        <w:t xml:space="preserve">(</w:t>
+      </w:r>
+      <w:hyperlink r:id="rId35">
+        <w:r>
+          <w:rPr>
+            <w:rStyle w:val="Hyperlink"/>
+          </w:rPr>
+          <w:t xml:space="preserve">zero exponent</w:t>
+        </w:r>
+      </w:hyperlink>
+      <w:r>
+        <w:t xml:space="preserve">).</w:t>
+      </w:r>
+    </w:p>
+    <w:bookmarkEnd w:id="36"/>
+    <w:bookmarkStart w:id="37" w:name="exm-monomial"/>
+    <w:p>
+      <w:pPr>
+        <w:pStyle w:val="BodyText"/>
+      </w:pPr>
+      <w:r>
+        <w:rPr>
+          <w:b/>
+          <w:bCs/>
+        </w:rPr>
+        <w:t xml:space="preserve">Example 6 (Which expressions are monomials)</w:t>
+      </w:r>
+      <w:r>
+        <w:t xml:space="preserve"> </w:t>
+      </w:r>
+      <w:r>
+        <w:t xml:space="preserve">Take the four variables</w:t>
+      </w:r>
+      <w:r>
+        <w:t xml:space="preserve"> </w:t>
+      </w:r>
+      <m:oMath>
+        <m:sSub>
+          <m:e>
+            <m:r>
+              <m:t>x</m:t>
+            </m:r>
+          </m:e>
+          <m:sub>
+            <m:r>
+              <m:t>1</m:t>
+            </m:r>
+          </m:sub>
+        </m:sSub>
+        <m:r>
+          <m:rPr>
+            <m:sty m:val="p"/>
+          </m:rPr>
+          <m:t>,</m:t>
+        </m:r>
+        <m:sSub>
+          <m:e>
+            <m:r>
+              <m:t>x</m:t>
+            </m:r>
+          </m:e>
+          <m:sub>
+            <m:r>
+              <m:t>2</m:t>
+            </m:r>
+          </m:sub>
+        </m:sSub>
+        <m:r>
+          <m:rPr>
+            <m:sty m:val="p"/>
+          </m:rPr>
+          <m:t>,</m:t>
+        </m:r>
+        <m:sSub>
+          <m:e>
+            <m:r>
+              <m:t>x</m:t>
+            </m:r>
+          </m:e>
+          <m:sub>
+            <m:r>
+              <m:t>3</m:t>
+            </m:r>
+          </m:sub>
+        </m:sSub>
+        <m:r>
+          <m:rPr>
+            <m:sty m:val="p"/>
+          </m:rPr>
+          <m:t>,</m:t>
+        </m:r>
+        <m:sSub>
+          <m:e>
+            <m:r>
+              <m:t>x</m:t>
+            </m:r>
+          </m:e>
+          <m:sub>
+            <m:r>
+              <m:t>4</m:t>
+            </m:r>
+          </m:sub>
+        </m:sSub>
+      </m:oMath>
+      <w:r>
+        <w:t xml:space="preserve">.</w:t>
+      </w:r>
+    </w:p>
+    <w:p>
+      <w:pPr>
+        <w:pStyle w:val="Compact"/>
+        <w:numPr>
+          <w:ilvl w:val="0"/>
+          <w:numId w:val="1007"/>
+        </w:numPr>
+      </w:pPr>
+      <m:oMath>
+        <m:sSubSup>
+          <m:e>
+            <m:r>
+              <m:t>x</m:t>
+            </m:r>
+          </m:e>
+          <m:sub>
+            <m:r>
+              <m:t>1</m:t>
+            </m:r>
+          </m:sub>
+          <m:sup>
+            <m:r>
+              <m:t>3</m:t>
+            </m:r>
+          </m:sup>
+        </m:sSubSup>
+        <m:sSub>
+          <m:e>
+            <m:r>
+              <m:t>x</m:t>
+            </m:r>
+          </m:e>
+          <m:sub>
+            <m:r>
+              <m:t>4</m:t>
+            </m:r>
+          </m:sub>
+        </m:sSub>
+      </m:oMath>
+      <w:r>
+        <w:t xml:space="preserve"> </w:t>
+      </w:r>
+      <w:r>
+        <w:t xml:space="preserve">is a</w:t>
+      </w:r>
+      <w:r>
+        <w:t xml:space="preserve"> </w:t>
+      </w:r>
+      <w:hyperlink w:anchor="def-monomial">
+        <w:r>
+          <w:rPr>
+            <w:rStyle w:val="Hyperlink"/>
+          </w:rPr>
+          <w:t xml:space="preserve">monomial</w:t>
+        </w:r>
+      </w:hyperlink>
+      <w:r>
+        <w:t xml:space="preserve">,</w:t>
+      </w:r>
+      <w:r>
+        <w:t xml:space="preserve"> </w:t>
+      </w:r>
+      <w:r>
+        <w:t xml:space="preserve">with</w:t>
+      </w:r>
+      <w:r>
+        <w:t xml:space="preserve"> </w:t>
+      </w:r>
+      <w:hyperlink r:id="rId33">
+        <w:r>
+          <w:rPr>
+            <w:rStyle w:val="Hyperlink"/>
+          </w:rPr>
+          <w:t xml:space="preserve">exponents</w:t>
+        </w:r>
+      </w:hyperlink>
+      <w:r>
+        <w:t xml:space="preserve"> </w:t>
+      </w:r>
+      <m:oMath>
+        <m:r>
+          <m:rPr>
+            <m:sty m:val="p"/>
+          </m:rPr>
+          <m:t>(</m:t>
+        </m:r>
+        <m:sSub>
+          <m:e>
+            <m:r>
+              <m:t>a</m:t>
+            </m:r>
+          </m:e>
+          <m:sub>
+            <m:r>
+              <m:t>1</m:t>
+            </m:r>
+          </m:sub>
+        </m:sSub>
+        <m:r>
+          <m:rPr>
+            <m:sty m:val="p"/>
+          </m:rPr>
+          <m:t>,</m:t>
+        </m:r>
+        <m:sSub>
+          <m:e>
+            <m:r>
+              <m:t>a</m:t>
+            </m:r>
+          </m:e>
+          <m:sub>
+            <m:r>
+              <m:t>2</m:t>
+            </m:r>
+          </m:sub>
+        </m:sSub>
+        <m:r>
+          <m:rPr>
+            <m:sty m:val="p"/>
+          </m:rPr>
+          <m:t>,</m:t>
+        </m:r>
+        <m:sSub>
+          <m:e>
+            <m:r>
+              <m:t>a</m:t>
+            </m:r>
+          </m:e>
+          <m:sub>
+            <m:r>
+              <m:t>3</m:t>
+            </m:r>
+          </m:sub>
+        </m:sSub>
+        <m:r>
+          <m:rPr>
+            <m:sty m:val="p"/>
+          </m:rPr>
+          <m:t>,</m:t>
+        </m:r>
+        <m:sSub>
+          <m:e>
+            <m:r>
+              <m:t>a</m:t>
+            </m:r>
+          </m:e>
+          <m:sub>
+            <m:r>
+              <m:t>4</m:t>
+            </m:r>
+          </m:sub>
+        </m:sSub>
+        <m:r>
+          <m:rPr>
+            <m:sty m:val="p"/>
+          </m:rPr>
+          <m:t>)</m:t>
+        </m:r>
+        <m:r>
+          <m:rPr>
+            <m:sty m:val="p"/>
+          </m:rPr>
+          <m:t>=</m:t>
+        </m:r>
+        <m:r>
+          <m:rPr>
+            <m:sty m:val="p"/>
+          </m:rPr>
+          <m:t>(</m:t>
+        </m:r>
+        <m:r>
+          <m:t>3</m:t>
+        </m:r>
+        <m:r>
+          <m:rPr>
+            <m:sty m:val="p"/>
+          </m:rPr>
+          <m:t>,</m:t>
+        </m:r>
+        <m:r>
+          <m:t>0</m:t>
+        </m:r>
+        <m:r>
+          <m:rPr>
+            <m:sty m:val="p"/>
+          </m:rPr>
+          <m:t>,</m:t>
+        </m:r>
+        <m:r>
+          <m:t>0</m:t>
+        </m:r>
+        <m:r>
+          <m:rPr>
+            <m:sty m:val="p"/>
+          </m:rPr>
+          <m:t>,</m:t>
+        </m:r>
+        <m:r>
+          <m:t>1</m:t>
+        </m:r>
+        <m:r>
+          <m:rPr>
+            <m:sty m:val="p"/>
+          </m:rPr>
+          <m:t>)</m:t>
+        </m:r>
+      </m:oMath>
+      <w:r>
+        <w:t xml:space="preserve">.</w:t>
+      </w:r>
+    </w:p>
+    <w:p>
+      <w:pPr>
+        <w:pStyle w:val="Compact"/>
+        <w:numPr>
+          <w:ilvl w:val="0"/>
+          <w:numId w:val="1007"/>
+        </w:numPr>
+      </w:pPr>
+      <w:r>
+        <w:t xml:space="preserve">The</w:t>
+      </w:r>
+      <w:r>
+        <w:t xml:space="preserve"> </w:t>
+      </w:r>
+      <w:hyperlink w:anchor="def-constant-function">
+        <w:r>
+          <w:rPr>
+            <w:rStyle w:val="Hyperlink"/>
+          </w:rPr>
+          <w:t xml:space="preserve">constant</w:t>
+        </w:r>
+      </w:hyperlink>
+      <w:r>
+        <w:t xml:space="preserve"> </w:t>
+      </w:r>
+      <m:oMath>
+        <m:r>
+          <m:t>1</m:t>
+        </m:r>
+      </m:oMath>
+      <w:r>
+        <w:t xml:space="preserve"> </w:t>
+      </w:r>
+      <w:r>
+        <w:t xml:space="preserve">is the monomial whose exponents are all</w:t>
+      </w:r>
+      <w:r>
+        <w:t xml:space="preserve"> </w:t>
+      </w:r>
+      <m:oMath>
+        <m:r>
+          <m:t>0</m:t>
+        </m:r>
+      </m:oMath>
+      <w:r>
+        <w:t xml:space="preserve">.</w:t>
+      </w:r>
+    </w:p>
+    <w:p>
+      <w:pPr>
+        <w:pStyle w:val="Compact"/>
+        <w:numPr>
+          <w:ilvl w:val="0"/>
+          <w:numId w:val="1007"/>
+        </w:numPr>
+      </w:pPr>
+      <m:oMath>
+        <m:sSub>
+          <m:e>
+            <m:r>
+              <m:t>x</m:t>
+            </m:r>
+          </m:e>
+          <m:sub>
+            <m:r>
+              <m:t>1</m:t>
+            </m:r>
+          </m:sub>
+        </m:sSub>
+        <m:r>
+          <m:rPr>
+            <m:sty m:val="p"/>
+          </m:rPr>
+          <m:t>/</m:t>
+        </m:r>
+        <m:sSub>
+          <m:e>
+            <m:r>
+              <m:t>x</m:t>
+            </m:r>
+          </m:e>
+          <m:sub>
+            <m:r>
+              <m:t>2</m:t>
+            </m:r>
+          </m:sub>
+        </m:sSub>
+        <m:r>
+          <m:rPr>
+            <m:sty m:val="p"/>
+          </m:rPr>
+          <m:t>=</m:t>
+        </m:r>
+        <m:sSub>
+          <m:e>
+            <m:r>
+              <m:t>x</m:t>
+            </m:r>
+          </m:e>
+          <m:sub>
+            <m:r>
+              <m:t>1</m:t>
+            </m:r>
+          </m:sub>
+        </m:sSub>
+        <m:sSubSup>
+          <m:e>
+            <m:r>
+              <m:t>x</m:t>
+            </m:r>
+          </m:e>
+          <m:sub>
+            <m:r>
+              <m:t>2</m:t>
+            </m:r>
+          </m:sub>
+          <m:sup>
+            <m:r>
+              <m:rPr>
+                <m:sty m:val="p"/>
+              </m:rPr>
+              <m:t>−</m:t>
+            </m:r>
+            <m:r>
+              <m:t>1</m:t>
+            </m:r>
+          </m:sup>
+        </m:sSubSup>
+      </m:oMath>
+      <w:r>
+        <w:t xml:space="preserve"> </w:t>
+      </w:r>
+      <w:r>
+        <w:t xml:space="preserve">is not a monomial,</w:t>
+      </w:r>
+      <w:r>
+        <w:t xml:space="preserve"> </w:t>
+      </w:r>
+      <w:r>
+        <w:t xml:space="preserve">because the</w:t>
+      </w:r>
+      <w:r>
+        <w:t xml:space="preserve"> </w:t>
+      </w:r>
+      <w:hyperlink r:id="rId33">
+        <w:r>
+          <w:rPr>
+            <w:rStyle w:val="Hyperlink"/>
+          </w:rPr>
+          <w:t xml:space="preserve">exponent</w:t>
+        </w:r>
+      </w:hyperlink>
+      <w:r>
+        <w:t xml:space="preserve"> </w:t>
+      </w:r>
+      <w:r>
+        <w:t xml:space="preserve">of</w:t>
+      </w:r>
+      <w:r>
+        <w:t xml:space="preserve"> </w:t>
+      </w:r>
+      <m:oMath>
+        <m:sSub>
+          <m:e>
+            <m:r>
+              <m:t>x</m:t>
+            </m:r>
+          </m:e>
+          <m:sub>
+            <m:r>
+              <m:t>2</m:t>
+            </m:r>
+          </m:sub>
+        </m:sSub>
+      </m:oMath>
+      <w:r>
+        <w:t xml:space="preserve"> </w:t>
+      </w:r>
+      <w:r>
+        <w:t xml:space="preserve">is negative.</w:t>
+      </w:r>
+    </w:p>
+    <w:p>
+      <w:pPr>
+        <w:pStyle w:val="Compact"/>
+        <w:numPr>
+          <w:ilvl w:val="0"/>
+          <w:numId w:val="1007"/>
+        </w:numPr>
+      </w:pPr>
+      <m:oMath>
+        <m:rad>
+          <m:radPr>
+            <m:degHide m:val="on"/>
+          </m:radPr>
+          <m:deg/>
+          <m:e>
+            <m:sSub>
+              <m:e>
+                <m:r>
+                  <m:t>x</m:t>
+                </m:r>
+              </m:e>
+              <m:sub>
+                <m:r>
+                  <m:t>3</m:t>
+                </m:r>
+              </m:sub>
+            </m:sSub>
+          </m:e>
+        </m:rad>
+        <m:r>
+          <m:rPr>
+            <m:sty m:val="p"/>
+          </m:rPr>
+          <m:t>=</m:t>
+        </m:r>
+        <m:sSubSup>
+          <m:e>
+            <m:r>
+              <m:t>x</m:t>
+            </m:r>
+          </m:e>
+          <m:sub>
+            <m:r>
+              <m:t>3</m:t>
+            </m:r>
+          </m:sub>
+          <m:sup>
+            <m:r>
+              <m:t>1</m:t>
+            </m:r>
+            <m:r>
+              <m:rPr>
+                <m:sty m:val="p"/>
+              </m:rPr>
+              <m:t>/</m:t>
+            </m:r>
+            <m:r>
+              <m:t>2</m:t>
+            </m:r>
+          </m:sup>
+        </m:sSubSup>
+      </m:oMath>
+      <w:r>
+        <w:t xml:space="preserve"> </w:t>
+      </w:r>
+      <w:r>
+        <w:t xml:space="preserve">is not a monomial,</w:t>
+      </w:r>
+      <w:r>
+        <w:t xml:space="preserve"> </w:t>
+      </w:r>
+      <w:r>
+        <w:t xml:space="preserve">because its exponent is not an</w:t>
+      </w:r>
+      <w:r>
+        <w:t xml:space="preserve"> </w:t>
+      </w:r>
+      <w:hyperlink r:id="rId34">
+        <w:r>
+          <w:rPr>
+            <w:rStyle w:val="Hyperlink"/>
+          </w:rPr>
+          <w:t xml:space="preserve">integer</w:t>
+        </w:r>
+      </w:hyperlink>
+      <w:r>
+        <w:t xml:space="preserve">.</w:t>
+      </w:r>
+    </w:p>
+    <w:p>
+      <w:pPr>
+        <w:pStyle w:val="Compact"/>
+        <w:numPr>
+          <w:ilvl w:val="0"/>
+          <w:numId w:val="1007"/>
+        </w:numPr>
+      </w:pPr>
+      <m:oMath>
+        <m:sSub>
+          <m:e>
+            <m:r>
+              <m:t>x</m:t>
+            </m:r>
+          </m:e>
+          <m:sub>
+            <m:r>
+              <m:t>1</m:t>
+            </m:r>
+          </m:sub>
+        </m:sSub>
+        <m:r>
+          <m:rPr>
+            <m:sty m:val="p"/>
+          </m:rPr>
+          <m:t>+</m:t>
+        </m:r>
+        <m:sSub>
+          <m:e>
+            <m:r>
+              <m:t>x</m:t>
+            </m:r>
+          </m:e>
+          <m:sub>
+            <m:r>
+              <m:t>4</m:t>
+            </m:r>
+          </m:sub>
+        </m:sSub>
+      </m:oMath>
+      <w:r>
+        <w:t xml:space="preserve"> </w:t>
+      </w:r>
+      <w:r>
+        <w:t xml:space="preserve">is not a monomial:</w:t>
+      </w:r>
+      <w:r>
+        <w:t xml:space="preserve"> </w:t>
+      </w:r>
+      <w:r>
+        <w:t xml:space="preserve">it adds two monomials rather than multiplying</w:t>
+      </w:r>
+      <w:r>
+        <w:t xml:space="preserve"> </w:t>
+      </w:r>
+      <w:hyperlink r:id="rId32">
+        <w:r>
+          <w:rPr>
+            <w:rStyle w:val="Hyperlink"/>
+          </w:rPr>
+          <w:t xml:space="preserve">powers</w:t>
+        </w:r>
+      </w:hyperlink>
+      <w:r>
+        <w:t xml:space="preserve">.</w:t>
+      </w:r>
+    </w:p>
+    <w:bookmarkEnd w:id="37"/>
+    <w:bookmarkStart w:id="39" w:name="def-monomial-degree"/>
+    <w:p>
+      <w:pPr>
+        <w:pStyle w:val="FirstParagraph"/>
+      </w:pPr>
+      <w:r>
+        <w:rPr>
+          <w:b/>
+          <w:bCs/>
+        </w:rPr>
+        <w:t xml:space="preserve">Definition 10 (Degree of a monomial)</w:t>
+      </w:r>
+      <w:r>
+        <w:t xml:space="preserve"> </w:t>
+      </w:r>
+      <w:r>
+        <w:t xml:space="preserve">The</w:t>
+      </w:r>
+      <w:r>
+        <w:t xml:space="preserve"> </w:t>
+      </w:r>
+      <w:r>
+        <w:rPr>
+          <w:b/>
+          <w:bCs/>
+        </w:rPr>
+        <w:t xml:space="preserve">degree</w:t>
+      </w:r>
+      <w:r>
+        <w:t xml:space="preserve"> </w:t>
+      </w:r>
+      <w:r>
+        <w:t xml:space="preserve">of the</w:t>
+      </w:r>
+      <w:r>
+        <w:t xml:space="preserve"> </w:t>
+      </w:r>
+      <w:hyperlink w:anchor="def-monomial">
+        <w:r>
+          <w:rPr>
+            <w:rStyle w:val="Hyperlink"/>
+          </w:rPr>
+          <w:t xml:space="preserve">monomial</w:t>
+        </w:r>
+      </w:hyperlink>
+      <w:r>
+        <w:t xml:space="preserve"> </w:t>
+      </w:r>
+      <m:oMath>
+        <m:sSubSup>
+          <m:e>
+            <m:r>
+              <m:t>x</m:t>
+            </m:r>
+          </m:e>
+          <m:sub>
+            <m:r>
+              <m:t>1</m:t>
+            </m:r>
+          </m:sub>
+          <m:sup>
+            <m:sSub>
+              <m:e>
+                <m:r>
+                  <m:t>a</m:t>
+                </m:r>
+              </m:e>
+              <m:sub>
+                <m:r>
+                  <m:t>1</m:t>
+                </m:r>
+              </m:sub>
+            </m:sSub>
+          </m:sup>
+        </m:sSubSup>
+        <m:sSubSup>
+          <m:e>
+            <m:r>
+              <m:t>x</m:t>
+            </m:r>
+          </m:e>
+          <m:sub>
+            <m:r>
+              <m:t>2</m:t>
+            </m:r>
+          </m:sub>
+          <m:sup>
+            <m:sSub>
+              <m:e>
+                <m:r>
+                  <m:t>a</m:t>
+                </m:r>
+              </m:e>
+              <m:sub>
+                <m:r>
+                  <m:t>2</m:t>
+                </m:r>
+              </m:sub>
+            </m:sSub>
+          </m:sup>
+        </m:sSubSup>
+        <m:r>
+          <m:rPr>
+            <m:sty m:val="p"/>
+          </m:rPr>
+          <m:t>⋯</m:t>
+        </m:r>
+        <m:sSubSup>
+          <m:e>
+            <m:r>
+              <m:t>x</m:t>
+            </m:r>
+          </m:e>
+          <m:sub>
+            <m:r>
+              <m:t>p</m:t>
+            </m:r>
+          </m:sub>
+          <m:sup>
+            <m:sSub>
+              <m:e>
+                <m:r>
+                  <m:t>a</m:t>
+                </m:r>
+              </m:e>
+              <m:sub>
+                <m:r>
+                  <m:t>p</m:t>
+                </m:r>
+              </m:sub>
+            </m:sSub>
+          </m:sup>
+        </m:sSubSup>
+      </m:oMath>
+      <w:r>
+        <w:t xml:space="preserve"> </w:t>
+      </w:r>
+      <w:r>
+        <w:t xml:space="preserve">is the</w:t>
+      </w:r>
+      <w:r>
+        <w:t xml:space="preserve"> </w:t>
+      </w:r>
+      <w:hyperlink r:id="rId38">
+        <w:r>
+          <w:rPr>
+            <w:rStyle w:val="Hyperlink"/>
+          </w:rPr>
+          <w:t xml:space="preserve">sum</w:t>
+        </w:r>
+      </w:hyperlink>
+      <w:r>
+        <w:t xml:space="preserve"> </w:t>
+      </w:r>
+      <w:r>
+        <w:t xml:space="preserve">of its</w:t>
+      </w:r>
+      <w:r>
+        <w:t xml:space="preserve"> </w:t>
+      </w:r>
+      <w:hyperlink r:id="rId33">
+        <w:r>
+          <w:rPr>
+            <w:rStyle w:val="Hyperlink"/>
+          </w:rPr>
+          <w:t xml:space="preserve">exponents</w:t>
+        </w:r>
+      </w:hyperlink>
+      <w:r>
+        <w:t xml:space="preserve">,</w:t>
+      </w:r>
+      <w:r>
+        <w:t xml:space="preserve"> </w:t>
+      </w:r>
+      <m:oMath>
+        <m:sSub>
+          <m:e>
+            <m:r>
+              <m:t>a</m:t>
+            </m:r>
+          </m:e>
+          <m:sub>
+            <m:r>
+              <m:t>1</m:t>
+            </m:r>
+          </m:sub>
+        </m:sSub>
+        <m:r>
+          <m:rPr>
+            <m:sty m:val="p"/>
+          </m:rPr>
+          <m:t>+</m:t>
+        </m:r>
+        <m:sSub>
+          <m:e>
+            <m:r>
+              <m:t>a</m:t>
+            </m:r>
+          </m:e>
+          <m:sub>
+            <m:r>
+              <m:t>2</m:t>
+            </m:r>
+          </m:sub>
+        </m:sSub>
+        <m:r>
+          <m:rPr>
+            <m:sty m:val="p"/>
+          </m:rPr>
+          <m:t>+</m:t>
+        </m:r>
+        <m:r>
+          <m:rPr>
+            <m:sty m:val="p"/>
+          </m:rPr>
+          <m:t>⋯</m:t>
+        </m:r>
+        <m:r>
+          <m:rPr>
+            <m:sty m:val="p"/>
+          </m:rPr>
+          <m:t>+</m:t>
+        </m:r>
+        <m:sSub>
+          <m:e>
+            <m:r>
+              <m:t>a</m:t>
+            </m:r>
+          </m:e>
+          <m:sub>
+            <m:r>
+              <m:t>p</m:t>
+            </m:r>
+          </m:sub>
+        </m:sSub>
+      </m:oMath>
+      <w:r>
+        <w:t xml:space="preserve"> </w:t>
+      </w:r>
+      <w:r>
+        <w:t xml:space="preserve">[4]</w:t>
+      </w:r>
+      <w:r>
+        <w:t xml:space="preserve">.</w:t>
+      </w:r>
+    </w:p>
+    <w:bookmarkEnd w:id="39"/>
+    <w:bookmarkStart w:id="40" w:name="exm-monomial-degree"/>
+    <w:p>
+      <w:pPr>
+        <w:pStyle w:val="BodyText"/>
+      </w:pPr>
+      <w:r>
+        <w:rPr>
+          <w:b/>
+          <w:bCs/>
+        </w:rPr>
+        <w:t xml:space="preserve">Example 7 (Degrees of some monomials)</w:t>
+      </w:r>
+      <w:r>
+        <w:t xml:space="preserve"> </w:t>
+      </w:r>
+      <w:r>
+        <w:t xml:space="preserve"> </w:t>
+      </w:r>
+    </w:p>
+    <w:p>
+      <w:pPr>
+        <w:pStyle w:val="Compact"/>
+        <w:numPr>
+          <w:ilvl w:val="0"/>
+          <w:numId w:val="1008"/>
+        </w:numPr>
+      </w:pPr>
+      <m:oMath>
+        <m:sSubSup>
+          <m:e>
+            <m:r>
+              <m:t>x</m:t>
+            </m:r>
+          </m:e>
+          <m:sub>
+            <m:r>
+              <m:t>1</m:t>
+            </m:r>
+          </m:sub>
+          <m:sup>
+            <m:r>
+              <m:t>3</m:t>
+            </m:r>
+          </m:sup>
+        </m:sSubSup>
+        <m:sSub>
+          <m:e>
+            <m:r>
+              <m:t>x</m:t>
+            </m:r>
+          </m:e>
+          <m:sub>
+            <m:r>
+              <m:t>4</m:t>
+            </m:r>
+          </m:sub>
+        </m:sSub>
+      </m:oMath>
+      <w:r>
+        <w:t xml:space="preserve"> </w:t>
+      </w:r>
+      <w:r>
+        <w:t xml:space="preserve">has</w:t>
+      </w:r>
+      <w:r>
+        <w:t xml:space="preserve"> </w:t>
+      </w:r>
+      <w:hyperlink w:anchor="def-monomial-degree">
+        <w:r>
+          <w:rPr>
+            <w:rStyle w:val="Hyperlink"/>
+          </w:rPr>
+          <w:t xml:space="preserve">degree</w:t>
+        </w:r>
+      </w:hyperlink>
+      <w:r>
+        <w:t xml:space="preserve"> </w:t>
+      </w:r>
+      <m:oMath>
+        <m:r>
+          <m:t>3</m:t>
+        </m:r>
+        <m:r>
+          <m:rPr>
+            <m:sty m:val="p"/>
+          </m:rPr>
+          <m:t>+</m:t>
+        </m:r>
+        <m:r>
+          <m:t>1</m:t>
+        </m:r>
+        <m:r>
+          <m:rPr>
+            <m:sty m:val="p"/>
+          </m:rPr>
+          <m:t>=</m:t>
+        </m:r>
+        <m:r>
+          <m:t>4</m:t>
+        </m:r>
+      </m:oMath>
+      <w:r>
+        <w:t xml:space="preserve">.</w:t>
+      </w:r>
+    </w:p>
+    <w:p>
+      <w:pPr>
+        <w:pStyle w:val="Compact"/>
+        <w:numPr>
+          <w:ilvl w:val="0"/>
+          <w:numId w:val="1008"/>
+        </w:numPr>
+      </w:pPr>
+      <m:oMath>
+        <m:sSubSup>
+          <m:e>
+            <m:r>
+              <m:t>x</m:t>
+            </m:r>
+          </m:e>
+          <m:sub>
+            <m:r>
+              <m:t>2</m:t>
+            </m:r>
+          </m:sub>
+          <m:sup>
+            <m:r>
+              <m:t>2</m:t>
+            </m:r>
+          </m:sup>
+        </m:sSubSup>
+        <m:sSubSup>
+          <m:e>
+            <m:r>
+              <m:t>x</m:t>
+            </m:r>
+          </m:e>
+          <m:sub>
+            <m:r>
+              <m:t>3</m:t>
+            </m:r>
+          </m:sub>
+          <m:sup>
+            <m:r>
+              <m:t>5</m:t>
+            </m:r>
+          </m:sup>
+        </m:sSubSup>
+      </m:oMath>
+      <w:r>
+        <w:t xml:space="preserve"> </w:t>
+      </w:r>
+      <w:r>
+        <w:t xml:space="preserve">has degree</w:t>
+      </w:r>
+      <w:r>
+        <w:t xml:space="preserve"> </w:t>
+      </w:r>
+      <m:oMath>
+        <m:r>
+          <m:t>2</m:t>
+        </m:r>
+        <m:r>
+          <m:rPr>
+            <m:sty m:val="p"/>
+          </m:rPr>
+          <m:t>+</m:t>
+        </m:r>
+        <m:r>
+          <m:t>5</m:t>
+        </m:r>
+        <m:r>
+          <m:rPr>
+            <m:sty m:val="p"/>
+          </m:rPr>
+          <m:t>=</m:t>
+        </m:r>
+        <m:r>
+          <m:t>7</m:t>
+        </m:r>
+      </m:oMath>
+      <w:r>
+        <w:t xml:space="preserve">.</w:t>
+      </w:r>
+    </w:p>
+    <w:p>
+      <w:pPr>
+        <w:pStyle w:val="Compact"/>
+        <w:numPr>
+          <w:ilvl w:val="0"/>
+          <w:numId w:val="1008"/>
+        </w:numPr>
+      </w:pPr>
+      <w:r>
+        <w:t xml:space="preserve">The</w:t>
+      </w:r>
+      <w:r>
+        <w:t xml:space="preserve"> </w:t>
+      </w:r>
+      <w:hyperlink w:anchor="def-constant-function">
+        <w:r>
+          <w:rPr>
+            <w:rStyle w:val="Hyperlink"/>
+          </w:rPr>
+          <w:t xml:space="preserve">constant</w:t>
+        </w:r>
+      </w:hyperlink>
+      <w:r>
+        <w:t xml:space="preserve"> </w:t>
+      </w:r>
+      <w:hyperlink w:anchor="def-monomial">
+        <w:r>
+          <w:rPr>
+            <w:rStyle w:val="Hyperlink"/>
+          </w:rPr>
+          <w:t xml:space="preserve">monomial</w:t>
+        </w:r>
+      </w:hyperlink>
+      <w:r>
+        <w:t xml:space="preserve"> </w:t>
+      </w:r>
+      <m:oMath>
+        <m:r>
+          <m:t>1</m:t>
+        </m:r>
+      </m:oMath>
+      <w:r>
+        <w:t xml:space="preserve"> </w:t>
+      </w:r>
+      <w:r>
+        <w:t xml:space="preserve">has degree</w:t>
+      </w:r>
+      <w:r>
+        <w:t xml:space="preserve"> </w:t>
+      </w:r>
+      <m:oMath>
+        <m:r>
+          <m:t>0</m:t>
+        </m:r>
+      </m:oMath>
+      <w:r>
+        <w:t xml:space="preserve">.</w:t>
+      </w:r>
+    </w:p>
+    <w:p>
+      <w:pPr>
+        <w:pStyle w:val="Compact"/>
+        <w:numPr>
+          <w:ilvl w:val="0"/>
+          <w:numId w:val="1008"/>
+        </w:numPr>
+      </w:pPr>
+      <w:r>
+        <w:t xml:space="preserve">With one variable, the monomial</w:t>
+      </w:r>
+      <w:r>
+        <w:t xml:space="preserve"> </w:t>
+      </w:r>
+      <m:oMath>
+        <m:sSup>
+          <m:e>
+            <m:r>
+              <m:t>x</m:t>
+            </m:r>
+          </m:e>
+          <m:sup>
+            <m:r>
+              <m:t>n</m:t>
+            </m:r>
+          </m:sup>
+        </m:sSup>
+      </m:oMath>
+      <w:r>
+        <w:t xml:space="preserve"> </w:t>
+      </w:r>
+      <w:r>
+        <w:t xml:space="preserve">has degree</w:t>
+      </w:r>
+      <w:r>
+        <w:t xml:space="preserve"> </w:t>
+      </w:r>
+      <m:oMath>
+        <m:r>
+          <m:t>n</m:t>
+        </m:r>
+      </m:oMath>
+      <w:r>
+        <w:t xml:space="preserve">,</w:t>
+      </w:r>
+      <w:r>
+        <w:t xml:space="preserve"> </w:t>
+      </w:r>
+      <w:r>
+        <w:t xml:space="preserve">which is the</w:t>
+      </w:r>
+      <w:r>
+        <w:t xml:space="preserve"> </w:t>
+      </w:r>
+      <w:hyperlink w:anchor="def-polynomial-degree">
+        <w:r>
+          <w:rPr>
+            <w:rStyle w:val="Hyperlink"/>
+          </w:rPr>
+          <w:t xml:space="preserve">degree</w:t>
+        </w:r>
+      </w:hyperlink>
+      <w:r>
+        <w:t xml:space="preserve"> </w:t>
+      </w:r>
+      <w:r>
+        <w:t xml:space="preserve">of the one-term</w:t>
+      </w:r>
+      <w:r>
+        <w:t xml:space="preserve"> </w:t>
+      </w:r>
+      <w:hyperlink w:anchor="def-polynomial">
+        <w:r>
+          <w:rPr>
+            <w:rStyle w:val="Hyperlink"/>
+          </w:rPr>
+          <w:t xml:space="preserve">polynomial</w:t>
+        </w:r>
+      </w:hyperlink>
+      <w:r>
+        <w:t xml:space="preserve"> </w:t>
+      </w:r>
+      <m:oMath>
+        <m:r>
+          <m:t>f</m:t>
+        </m:r>
+        <m:r>
+          <m:rPr>
+            <m:sty m:val="p"/>
+          </m:rPr>
+          <m:t>(</m:t>
+        </m:r>
+        <m:r>
+          <m:t>x</m:t>
+        </m:r>
+        <m:r>
+          <m:rPr>
+            <m:sty m:val="p"/>
+          </m:rPr>
+          <m:t>)</m:t>
+        </m:r>
+        <m:r>
+          <m:rPr>
+            <m:sty m:val="p"/>
+          </m:rPr>
+          <m:t>=</m:t>
+        </m:r>
+        <m:sSup>
+          <m:e>
+            <m:r>
+              <m:t>x</m:t>
+            </m:r>
+          </m:e>
+          <m:sup>
+            <m:r>
+              <m:t>n</m:t>
+            </m:r>
+          </m:sup>
+        </m:sSup>
+      </m:oMath>
+      <w:r>
+        <w:t xml:space="preserve">.</w:t>
+      </w:r>
+    </w:p>
+    <w:bookmarkEnd w:id="40"/>
+    <w:bookmarkEnd w:id="41"/>
+    <w:bookmarkStart w:id="51" w:name="sec-affine-linear-functions"/>
     <w:p>
       <w:pPr>
         <w:pStyle w:val="Heading2"/>
@@ -4179,7 +5873,7 @@
         <w:t xml:space="preserve">2 Affine and linear functions of one variable</w:t>
       </w:r>
     </w:p>
-    <w:bookmarkStart w:id="31" w:name="def-affine-function"/>
+    <w:bookmarkStart w:id="42" w:name="def-affine-function"/>
     <w:p>
       <w:pPr>
         <w:pStyle w:val="FirstParagraph"/>
@@ -4189,7 +5883,7 @@
           <w:b/>
           <w:bCs/>
         </w:rPr>
-        <w:t xml:space="preserve">Definition 9 (Affine function of one variable)</w:t>
+        <w:t xml:space="preserve">Definition 11 (Affine function of one variable)</w:t>
       </w:r>
       <w:r>
         <w:t xml:space="preserve"> </w:t>
@@ -4262,7 +5956,7 @@
         <w:t xml:space="preserve"> </w:t>
       </w:r>
       <w:r>
-        <w:t xml:space="preserve">[4]</w:t>
+        <w:t xml:space="preserve">[5]</w:t>
       </w:r>
       <w:r>
         <w:t xml:space="preserve"> </w:t>
@@ -4376,8 +6070,8 @@
         </m:oMath>
       </m:oMathPara>
     </w:p>
-    <w:bookmarkEnd w:id="31"/>
-    <w:bookmarkStart w:id="32" w:name="def-slope"/>
+    <w:bookmarkEnd w:id="42"/>
+    <w:bookmarkStart w:id="43" w:name="def-slope"/>
     <w:p>
       <w:pPr>
         <w:pStyle w:val="FirstParagraph"/>
@@ -4387,7 +6081,7 @@
           <w:b/>
           <w:bCs/>
         </w:rPr>
-        <w:t xml:space="preserve">Definition 10 (Slope)</w:t>
+        <w:t xml:space="preserve">Definition 12 (Slope)</w:t>
       </w:r>
       <w:r>
         <w:t xml:space="preserve"> </w:t>
@@ -4464,7 +6158,7 @@
           <w:rPr>
             <w:rStyle w:val="Hyperlink"/>
           </w:rPr>
-          <w:t xml:space="preserve">Definition 9</w:t>
+          <w:t xml:space="preserve">Definition 11</w:t>
         </w:r>
       </w:hyperlink>
       <w:r>
@@ -4512,14 +6206,14 @@
         <w:t xml:space="preserve"> </w:t>
       </w:r>
       <w:r>
-        <w:t xml:space="preserve">[5]</w:t>
+        <w:t xml:space="preserve">[6]</w:t>
       </w:r>
       <w:r>
         <w:t xml:space="preserve">.</w:t>
       </w:r>
     </w:p>
-    <w:bookmarkEnd w:id="32"/>
-    <w:bookmarkStart w:id="33" w:name="def-intercept"/>
+    <w:bookmarkEnd w:id="43"/>
+    <w:bookmarkStart w:id="44" w:name="def-intercept"/>
     <w:p>
       <w:pPr>
         <w:pStyle w:val="BodyText"/>
@@ -4529,7 +6223,7 @@
           <w:b/>
           <w:bCs/>
         </w:rPr>
-        <w:t xml:space="preserve">Definition 11 (Intercept)</w:t>
+        <w:t xml:space="preserve">Definition 13 (Intercept)</w:t>
       </w:r>
       <w:r>
         <w:t xml:space="preserve"> </w:t>
@@ -4606,7 +6300,7 @@
           <w:rPr>
             <w:rStyle w:val="Hyperlink"/>
           </w:rPr>
-          <w:t xml:space="preserve">Definition 9</w:t>
+          <w:t xml:space="preserve">Definition 11</w:t>
         </w:r>
       </w:hyperlink>
       <w:r>
@@ -4654,8 +6348,8 @@
         <w:t xml:space="preserve">.</w:t>
       </w:r>
     </w:p>
-    <w:bookmarkEnd w:id="33"/>
-    <w:bookmarkStart w:id="34" w:name="def-linear-function"/>
+    <w:bookmarkEnd w:id="44"/>
+    <w:bookmarkStart w:id="45" w:name="def-linear-function"/>
     <w:p>
       <w:pPr>
         <w:pStyle w:val="BodyText"/>
@@ -4665,7 +6359,7 @@
           <w:b/>
           <w:bCs/>
         </w:rPr>
-        <w:t xml:space="preserve">Definition 12 (Linear function of one variable)</w:t>
+        <w:t xml:space="preserve">Definition 14 (Linear function of one variable)</w:t>
       </w:r>
       <w:r>
         <w:t xml:space="preserve"> </w:t>
@@ -4727,7 +6421,7 @@
         <w:t xml:space="preserve"> </w:t>
       </w:r>
       <w:r>
-        <w:t xml:space="preserve">[6]</w:t>
+        <w:t xml:space="preserve">[7]</w:t>
       </w:r>
       <w:r>
         <w:t xml:space="preserve"> </w:t>
@@ -4740,7 +6434,7 @@
           <w:rPr>
             <w:rStyle w:val="Hyperlink"/>
           </w:rPr>
-          <w:t xml:space="preserve">Definition 9</w:t>
+          <w:t xml:space="preserve">Definition 11</w:t>
         </w:r>
       </w:hyperlink>
       <w:r>
@@ -4846,8 +6540,8 @@
         </m:oMath>
       </m:oMathPara>
     </w:p>
-    <w:bookmarkEnd w:id="34"/>
-    <w:bookmarkStart w:id="35" w:name="thm-affine-function-props"/>
+    <w:bookmarkEnd w:id="45"/>
+    <w:bookmarkStart w:id="46" w:name="thm-affine-function-props"/>
     <w:p>
       <w:pPr>
         <w:pStyle w:val="FirstParagraph"/>
@@ -4920,7 +6614,7 @@
           <w:rPr>
             <w:rStyle w:val="Hyperlink"/>
           </w:rPr>
-          <w:t xml:space="preserve">Definition 9</w:t>
+          <w:t xml:space="preserve">Definition 11</w:t>
         </w:r>
       </w:hyperlink>
       <w:r>
@@ -4932,7 +6626,7 @@
         <w:pStyle w:val="Compact"/>
         <w:numPr>
           <w:ilvl w:val="0"/>
-          <w:numId w:val="1007"/>
+          <w:numId w:val="1009"/>
         </w:numPr>
       </w:pPr>
       <w:r>
@@ -4979,7 +6673,7 @@
         <w:pStyle w:val="Compact"/>
         <w:numPr>
           <w:ilvl w:val="0"/>
-          <w:numId w:val="1007"/>
+          <w:numId w:val="1009"/>
         </w:numPr>
       </w:pPr>
       <w:r>
@@ -5180,7 +6874,7 @@
         <w:pStyle w:val="Compact"/>
         <w:numPr>
           <w:ilvl w:val="0"/>
-          <w:numId w:val="1007"/>
+          <w:numId w:val="1009"/>
         </w:numPr>
       </w:pPr>
       <w:r>
@@ -5359,7 +7053,7 @@
         <w:t xml:space="preserve">.</w:t>
       </w:r>
     </w:p>
-    <w:bookmarkEnd w:id="35"/>
+    <w:bookmarkEnd w:id="46"/>
     <w:p>
       <w:pPr>
         <w:pStyle w:val="FirstParagraph"/>
@@ -5459,7 +7153,7 @@
                   <m:nor/>
                   <m:sty m:val="p"/>
                 </m:rPr>
-                <m:t>Definition 9</m:t>
+                <m:t>Definition 11</m:t>
               </m:r>
               <m:r>
                 <m:rPr>
@@ -5814,7 +7508,7 @@
                   <m:nor/>
                   <m:sty m:val="p"/>
                 </m:rPr>
-                <m:t>Definition 9</m:t>
+                <m:t>Definition 11</m:t>
               </m:r>
               <m:r>
                 <m:rPr>
@@ -7535,7 +9229,7 @@
         </m:oMath>
       </m:oMathPara>
     </w:p>
-    <w:bookmarkStart w:id="36" w:name="exm-affine-function"/>
+    <w:bookmarkStart w:id="47" w:name="exm-affine-function"/>
     <w:p>
       <w:pPr>
         <w:pStyle w:val="FirstParagraph"/>
@@ -7545,7 +9239,7 @@
           <w:b/>
           <w:bCs/>
         </w:rPr>
-        <w:t xml:space="preserve">Example 6 (An affine function, and a linear one)</w:t>
+        <w:t xml:space="preserve">Example 8 (An affine function, and a linear one)</w:t>
       </w:r>
       <w:r>
         <w:t xml:space="preserve"> </w:t>
@@ -7977,8 +9671,8 @@
         <w:t xml:space="preserve">.</w:t>
       </w:r>
     </w:p>
-    <w:bookmarkEnd w:id="36"/>
-    <w:bookmarkStart w:id="39" w:name="rem-linear-function-terminology"/>
+    <w:bookmarkEnd w:id="47"/>
+    <w:bookmarkStart w:id="50" w:name="rem-linear-function-terminology"/>
     <w:p>
       <w:pPr>
         <w:pStyle w:val="BodyText"/>
@@ -8153,7 +9847,7 @@
       <w:r>
         <w:t xml:space="preserve"> </w:t>
       </w:r>
-      <w:hyperlink r:id="rId37">
+      <w:hyperlink r:id="rId48">
         <w:r>
           <w:rPr>
             <w:rStyle w:val="Hyperlink"/>
@@ -8195,7 +9889,7 @@
       <w:r>
         <w:t xml:space="preserve">(</w:t>
       </w:r>
-      <w:hyperlink r:id="rId38">
+      <w:hyperlink r:id="rId49">
         <w:r>
           <w:rPr>
             <w:rStyle w:val="Hyperlink"/>
@@ -8207,9 +9901,9 @@
         <w:t xml:space="preserve">).</w:t>
       </w:r>
     </w:p>
-    <w:bookmarkEnd w:id="39"/>
-    <w:bookmarkEnd w:id="40"/>
-    <w:bookmarkStart w:id="49" w:name="sec-sequence-limits"/>
+    <w:bookmarkEnd w:id="50"/>
+    <w:bookmarkEnd w:id="51"/>
+    <w:bookmarkStart w:id="60" w:name="sec-sequence-limits"/>
     <w:p>
       <w:pPr>
         <w:pStyle w:val="Heading2"/>
@@ -8218,7 +9912,7 @@
         <w:t xml:space="preserve">3 Limits of sequences</w:t>
       </w:r>
     </w:p>
-    <w:bookmarkStart w:id="42" w:name="def-sequence-limit"/>
+    <w:bookmarkStart w:id="53" w:name="def-sequence-limit"/>
     <w:p>
       <w:pPr>
         <w:pStyle w:val="FirstParagraph"/>
@@ -8228,7 +9922,7 @@
           <w:b/>
           <w:bCs/>
         </w:rPr>
-        <w:t xml:space="preserve">Definition 13 (Limit of a sequence)</w:t>
+        <w:t xml:space="preserve">Definition 15 (Limit of a sequence)</w:t>
       </w:r>
       <w:r>
         <w:t xml:space="preserve"> </w:t>
@@ -8269,7 +9963,7 @@
       <w:r>
         <w:t xml:space="preserve"> </w:t>
       </w:r>
-      <w:hyperlink r:id="rId41">
+      <w:hyperlink r:id="rId52">
         <w:r>
           <w:rPr>
             <w:rStyle w:val="Hyperlink"/>
@@ -8316,7 +10010,7 @@
         <w:t xml:space="preserve"> </w:t>
       </w:r>
       <w:r>
-        <w:t xml:space="preserve">[7]</w:t>
+        <w:t xml:space="preserve">[8]</w:t>
       </w:r>
       <w:r>
         <w:t xml:space="preserve">,</w:t>
@@ -8545,8 +10239,8 @@
         </m:oMath>
       </m:oMathPara>
     </w:p>
-    <w:bookmarkEnd w:id="42"/>
-    <w:bookmarkStart w:id="43" w:name="exm-sequence-limit"/>
+    <w:bookmarkEnd w:id="53"/>
+    <w:bookmarkStart w:id="54" w:name="exm-sequence-limit"/>
     <w:p>
       <w:pPr>
         <w:pStyle w:val="FirstParagraph"/>
@@ -8556,7 +10250,7 @@
           <w:b/>
           <w:bCs/>
         </w:rPr>
-        <w:t xml:space="preserve">Example 7 (The limit of a sequence)</w:t>
+        <w:t xml:space="preserve">Example 9 (The limit of a sequence)</w:t>
       </w:r>
       <w:r>
         <w:t xml:space="preserve"> </w:t>
@@ -8930,8 +10624,8 @@
         <w:t xml:space="preserve">.</w:t>
       </w:r>
     </w:p>
-    <w:bookmarkEnd w:id="43"/>
-    <w:bookmarkStart w:id="44" w:name="def-convergent-sequence"/>
+    <w:bookmarkEnd w:id="54"/>
+    <w:bookmarkStart w:id="55" w:name="def-convergent-sequence"/>
     <w:p>
       <w:pPr>
         <w:pStyle w:val="BodyText"/>
@@ -8941,7 +10635,7 @@
           <w:b/>
           <w:bCs/>
         </w:rPr>
-        <w:t xml:space="preserve">Definition 14 (Convergent sequence (converges))</w:t>
+        <w:t xml:space="preserve">Definition 16 (Convergent sequence (converges))</w:t>
       </w:r>
       <w:r>
         <w:t xml:space="preserve"> </w:t>
@@ -9033,7 +10727,7 @@
           <w:rPr>
             <w:rStyle w:val="Hyperlink"/>
           </w:rPr>
-          <w:t xml:space="preserve">Definition 13</w:t>
+          <w:t xml:space="preserve">Definition 15</w:t>
         </w:r>
       </w:hyperlink>
       <w:r>
@@ -9059,8 +10753,8 @@
         <w:t xml:space="preserve">.</w:t>
       </w:r>
     </w:p>
-    <w:bookmarkEnd w:id="44"/>
-    <w:bookmarkStart w:id="45" w:name="exm-convergent-sequence"/>
+    <w:bookmarkEnd w:id="55"/>
+    <w:bookmarkStart w:id="56" w:name="exm-convergent-sequence"/>
     <w:p>
       <w:pPr>
         <w:pStyle w:val="BodyText"/>
@@ -9070,7 +10764,7 @@
           <w:b/>
           <w:bCs/>
         </w:rPr>
-        <w:t xml:space="preserve">Example 8 (A convergent sequence)</w:t>
+        <w:t xml:space="preserve">Example 10 (A convergent sequence)</w:t>
       </w:r>
       <w:r>
         <w:t xml:space="preserve"> </w:t>
@@ -9146,7 +10840,7 @@
           <w:rPr>
             <w:rStyle w:val="Hyperlink"/>
           </w:rPr>
-          <w:t xml:space="preserve">Example 7</w:t>
+          <w:t xml:space="preserve">Example 9</w:t>
         </w:r>
       </w:hyperlink>
       <w:r>
@@ -9203,8 +10897,8 @@
         <w:t xml:space="preserve">is convergent.</w:t>
       </w:r>
     </w:p>
-    <w:bookmarkEnd w:id="45"/>
-    <w:bookmarkStart w:id="46" w:name="def-divergent-sequence"/>
+    <w:bookmarkEnd w:id="56"/>
+    <w:bookmarkStart w:id="57" w:name="def-divergent-sequence"/>
     <w:p>
       <w:pPr>
         <w:pStyle w:val="BodyText"/>
@@ -9214,7 +10908,7 @@
           <w:b/>
           <w:bCs/>
         </w:rPr>
-        <w:t xml:space="preserve">Definition 15 (Divergent sequence (diverges))</w:t>
+        <w:t xml:space="preserve">Definition 17 (Divergent sequence (diverges))</w:t>
       </w:r>
       <w:r>
         <w:t xml:space="preserve"> </w:t>
@@ -9227,7 +10921,7 @@
           <w:rPr>
             <w:rStyle w:val="Hyperlink"/>
           </w:rPr>
-          <w:t xml:space="preserve">Definition 14</w:t>
+          <w:t xml:space="preserve">Definition 16</w:t>
         </w:r>
       </w:hyperlink>
       <w:r>
@@ -9266,8 +10960,8 @@
         <w:t xml:space="preserve">.</w:t>
       </w:r>
     </w:p>
-    <w:bookmarkEnd w:id="46"/>
-    <w:bookmarkStart w:id="47" w:name="exm-divergent-sequence"/>
+    <w:bookmarkEnd w:id="57"/>
+    <w:bookmarkStart w:id="58" w:name="exm-divergent-sequence"/>
     <w:p>
       <w:pPr>
         <w:pStyle w:val="BodyText"/>
@@ -9277,7 +10971,7 @@
           <w:b/>
           <w:bCs/>
         </w:rPr>
-        <w:t xml:space="preserve">Example 9 (A divergent sequence)</w:t>
+        <w:t xml:space="preserve">Example 11 (A divergent sequence)</w:t>
       </w:r>
       <w:r>
         <w:t xml:space="preserve"> </w:t>
@@ -9675,8 +11369,8 @@
         <w:t xml:space="preserve">.</w:t>
       </w:r>
     </w:p>
-    <w:bookmarkEnd w:id="47"/>
-    <w:bookmarkStart w:id="48" w:name="def-diverges-to-infinity"/>
+    <w:bookmarkEnd w:id="58"/>
+    <w:bookmarkStart w:id="59" w:name="def-diverges-to-infinity"/>
     <w:p>
       <w:pPr>
         <w:pStyle w:val="BodyText"/>
@@ -9686,7 +11380,7 @@
           <w:b/>
           <w:bCs/>
         </w:rPr>
-        <w:t xml:space="preserve">Definition 16 (Divergence of a sequence to infinity)</w:t>
+        <w:t xml:space="preserve">Definition 18 (Divergence of a sequence to infinity)</w:t>
       </w:r>
       <w:r>
         <w:t xml:space="preserve"> </w:t>
@@ -9697,7 +11391,7 @@
       <w:r>
         <w:t xml:space="preserve"> </w:t>
       </w:r>
-      <w:hyperlink r:id="rId41">
+      <w:hyperlink r:id="rId52">
         <w:r>
           <w:rPr>
             <w:rStyle w:val="Hyperlink"/>
@@ -9914,9 +11608,9 @@
         <w:t xml:space="preserve">.</w:t>
       </w:r>
     </w:p>
-    <w:bookmarkEnd w:id="48"/>
-    <w:bookmarkEnd w:id="49"/>
-    <w:bookmarkStart w:id="61" w:name="sec-series"/>
+    <w:bookmarkEnd w:id="59"/>
+    <w:bookmarkEnd w:id="60"/>
+    <w:bookmarkStart w:id="72" w:name="sec-series"/>
     <w:p>
       <w:pPr>
         <w:pStyle w:val="Heading2"/>
@@ -9925,7 +11619,7 @@
         <w:t xml:space="preserve">4 Series</w:t>
       </w:r>
     </w:p>
-    <w:bookmarkStart w:id="51" w:name="def-non-decreasing"/>
+    <w:bookmarkStart w:id="62" w:name="def-non-decreasing"/>
     <w:p>
       <w:pPr>
         <w:pStyle w:val="FirstParagraph"/>
@@ -9935,7 +11629,7 @@
           <w:b/>
           <w:bCs/>
         </w:rPr>
-        <w:t xml:space="preserve">Definition 17 (Non-decreasing sequence)</w:t>
+        <w:t xml:space="preserve">Definition 19 (Non-decreasing sequence)</w:t>
       </w:r>
       <w:r>
         <w:t xml:space="preserve"> </w:t>
@@ -9946,7 +11640,7 @@
       <w:r>
         <w:t xml:space="preserve"> </w:t>
       </w:r>
-      <w:hyperlink r:id="rId41">
+      <w:hyperlink r:id="rId52">
         <w:r>
           <w:rPr>
             <w:rStyle w:val="Hyperlink"/>
@@ -10010,7 +11704,7 @@
       <w:r>
         <w:t xml:space="preserve"> </w:t>
       </w:r>
-      <w:hyperlink r:id="rId50">
+      <w:hyperlink r:id="rId61">
         <w:r>
           <w:rPr>
             <w:rStyle w:val="Hyperlink"/>
@@ -10118,8 +11812,8 @@
         </m:oMath>
       </m:oMathPara>
     </w:p>
-    <w:bookmarkEnd w:id="51"/>
-    <w:bookmarkStart w:id="52" w:name="exm-non-decreasing"/>
+    <w:bookmarkEnd w:id="62"/>
+    <w:bookmarkStart w:id="63" w:name="exm-non-decreasing"/>
     <w:p>
       <w:pPr>
         <w:pStyle w:val="FirstParagraph"/>
@@ -10129,7 +11823,7 @@
           <w:b/>
           <w:bCs/>
         </w:rPr>
-        <w:t xml:space="preserve">Example 10 (Non-decreasing and not)</w:t>
+        <w:t xml:space="preserve">Example 12 (Non-decreasing and not)</w:t>
       </w:r>
       <w:r>
         <w:t xml:space="preserve"> </w:t>
@@ -10142,7 +11836,7 @@
       <w:pPr>
         <w:numPr>
           <w:ilvl w:val="0"/>
-          <w:numId w:val="1008"/>
+          <w:numId w:val="1010"/>
         </w:numPr>
       </w:pPr>
       <m:oMath>
@@ -10224,7 +11918,7 @@
       <w:pPr>
         <w:numPr>
           <w:ilvl w:val="0"/>
-          <w:numId w:val="1008"/>
+          <w:numId w:val="1010"/>
         </w:numPr>
       </w:pPr>
       <m:oMath>
@@ -10311,7 +12005,7 @@
       <w:pPr>
         <w:numPr>
           <w:ilvl w:val="0"/>
-          <w:numId w:val="1008"/>
+          <w:numId w:val="1010"/>
         </w:numPr>
       </w:pPr>
       <m:oMath>
@@ -10481,8 +12175,8 @@
         </m:oMath>
       </m:oMathPara>
     </w:p>
-    <w:bookmarkEnd w:id="52"/>
-    <w:bookmarkStart w:id="54" w:name="def-partial-sum"/>
+    <w:bookmarkEnd w:id="63"/>
+    <w:bookmarkStart w:id="65" w:name="def-partial-sum"/>
     <w:p>
       <w:pPr>
         <w:pStyle w:val="FirstParagraph"/>
@@ -10492,7 +12186,7 @@
           <w:b/>
           <w:bCs/>
         </w:rPr>
-        <w:t xml:space="preserve">Definition 18 (Partial sum)</w:t>
+        <w:t xml:space="preserve">Definition 20 (Partial sum)</w:t>
       </w:r>
       <w:r>
         <w:t xml:space="preserve"> </w:t>
@@ -10556,7 +12250,7 @@
       <w:r>
         <w:t xml:space="preserve"> </w:t>
       </w:r>
-      <w:hyperlink r:id="rId41">
+      <w:hyperlink r:id="rId52">
         <w:r>
           <w:rPr>
             <w:rStyle w:val="Hyperlink"/>
@@ -10573,7 +12267,7 @@
       <w:r>
         <w:t xml:space="preserve"> </w:t>
       </w:r>
-      <w:hyperlink r:id="rId50">
+      <w:hyperlink r:id="rId61">
         <w:r>
           <w:rPr>
             <w:rStyle w:val="Hyperlink"/>
@@ -10639,7 +12333,7 @@
         <w:t xml:space="preserve"> </w:t>
       </w:r>
       <w:r>
-        <w:t xml:space="preserve">[8]</w:t>
+        <w:t xml:space="preserve">[9]</w:t>
       </w:r>
       <w:r>
         <w:t xml:space="preserve"> </w:t>
@@ -10650,7 +12344,7 @@
       <w:r>
         <w:t xml:space="preserve"> </w:t>
       </w:r>
-      <w:hyperlink r:id="rId53">
+      <w:hyperlink r:id="rId64">
         <w:r>
           <w:rPr>
             <w:rStyle w:val="Hyperlink"/>
@@ -10811,8 +12505,8 @@
         </m:oMath>
       </m:oMathPara>
     </w:p>
-    <w:bookmarkEnd w:id="54"/>
-    <w:bookmarkStart w:id="55" w:name="exm-partial-sum"/>
+    <w:bookmarkEnd w:id="65"/>
+    <w:bookmarkStart w:id="66" w:name="exm-partial-sum"/>
     <w:p>
       <w:pPr>
         <w:pStyle w:val="FirstParagraph"/>
@@ -10822,7 +12516,7 @@
           <w:b/>
           <w:bCs/>
         </w:rPr>
-        <w:t xml:space="preserve">Example 11 (Partial sums of halves)</w:t>
+        <w:t xml:space="preserve">Example 13 (Partial sums of halves)</w:t>
       </w:r>
       <w:r>
         <w:t xml:space="preserve"> </w:t>
@@ -11284,8 +12978,8 @@
         <w:t xml:space="preserve">.</w:t>
       </w:r>
     </w:p>
-    <w:bookmarkEnd w:id="55"/>
-    <w:bookmarkStart w:id="56" w:name="def-infinite-sum"/>
+    <w:bookmarkEnd w:id="66"/>
+    <w:bookmarkStart w:id="67" w:name="def-infinite-sum"/>
     <w:p>
       <w:pPr>
         <w:pStyle w:val="BodyText"/>
@@ -11295,7 +12989,7 @@
           <w:b/>
           <w:bCs/>
         </w:rPr>
-        <w:t xml:space="preserve">Definition 19 (Infinite sum, series)</w:t>
+        <w:t xml:space="preserve">Definition 21 (Infinite sum, series)</w:t>
       </w:r>
       <w:r>
         <w:t xml:space="preserve"> </w:t>
@@ -11425,7 +13119,7 @@
           <w:rPr>
             <w:rStyle w:val="Hyperlink"/>
           </w:rPr>
-          <w:t xml:space="preserve">Definition 18</w:t>
+          <w:t xml:space="preserve">Definition 20</w:t>
         </w:r>
       </w:hyperlink>
       <w:r>
@@ -11470,7 +13164,7 @@
         <w:t xml:space="preserve"> </w:t>
       </w:r>
       <w:r>
-        <w:t xml:space="preserve">[8]</w:t>
+        <w:t xml:space="preserve">[9]</w:t>
       </w:r>
       <w:r>
         <w:t xml:space="preserve"> </w:t>
@@ -11808,8 +13502,8 @@
         <w:t xml:space="preserve">are defined the same way.</w:t>
       </w:r>
     </w:p>
-    <w:bookmarkEnd w:id="56"/>
-    <w:bookmarkStart w:id="57" w:name="exm-infinite-sum"/>
+    <w:bookmarkEnd w:id="67"/>
+    <w:bookmarkStart w:id="68" w:name="exm-infinite-sum"/>
     <w:p>
       <w:pPr>
         <w:pStyle w:val="BodyText"/>
@@ -11819,7 +13513,7 @@
           <w:b/>
           <w:bCs/>
         </w:rPr>
-        <w:t xml:space="preserve">Example 12 (A finite and an infinite sum)</w:t>
+        <w:t xml:space="preserve">Example 14 (A finite and an infinite sum)</w:t>
       </w:r>
       <w:r>
         <w:t xml:space="preserve"> </w:t>
@@ -11833,7 +13527,7 @@
         <w:pStyle w:val="Compact"/>
         <w:numPr>
           <w:ilvl w:val="0"/>
-          <w:numId w:val="1009"/>
+          <w:numId w:val="1011"/>
         </w:numPr>
       </w:pPr>
       <w:r>
@@ -11950,7 +13644,7 @@
           <w:rPr>
             <w:rStyle w:val="Hyperlink"/>
           </w:rPr>
-          <w:t xml:space="preserve">Example 11</w:t>
+          <w:t xml:space="preserve">Example 13</w:t>
         </w:r>
       </w:hyperlink>
       <w:r>
@@ -12093,7 +13787,7 @@
         <w:pStyle w:val="Compact"/>
         <w:numPr>
           <w:ilvl w:val="0"/>
-          <w:numId w:val="1009"/>
+          <w:numId w:val="1011"/>
         </w:numPr>
       </w:pPr>
       <w:r>
@@ -12239,8 +13933,8 @@
         <w:t xml:space="preserve">.</w:t>
       </w:r>
     </w:p>
-    <w:bookmarkEnd w:id="57"/>
-    <w:bookmarkStart w:id="58" w:name="lem-nonneg-series"/>
+    <w:bookmarkEnd w:id="68"/>
+    <w:bookmarkStart w:id="69" w:name="lem-nonneg-series"/>
     <w:p>
       <w:pPr>
         <w:pStyle w:val="FirstParagraph"/>
@@ -12380,7 +14074,7 @@
           <w:rPr>
             <w:rStyle w:val="Hyperlink"/>
           </w:rPr>
-          <w:t xml:space="preserve">Definition 18</w:t>
+          <w:t xml:space="preserve">Definition 20</w:t>
         </w:r>
       </w:hyperlink>
       <w:r>
@@ -12635,7 +14329,7 @@
           <w:rPr>
             <w:rStyle w:val="Hyperlink"/>
           </w:rPr>
-          <w:t xml:space="preserve">Definition 19</w:t>
+          <w:t xml:space="preserve">Definition 21</w:t>
         </w:r>
       </w:hyperlink>
       <w:r>
@@ -12668,7 +14362,7 @@
         <w:t xml:space="preserve">.</w:t>
       </w:r>
     </w:p>
-    <w:bookmarkEnd w:id="58"/>
+    <w:bookmarkEnd w:id="69"/>
     <w:p>
       <w:pPr>
         <w:pStyle w:val="BodyText"/>
@@ -13031,7 +14725,7 @@
       <w:r>
         <w:t xml:space="preserve"> </w:t>
       </w:r>
-      <w:hyperlink r:id="rId59">
+      <w:hyperlink r:id="rId70">
         <w:r>
           <w:rPr>
             <w:rStyle w:val="Hyperlink"/>
@@ -13051,7 +14745,7 @@
       <w:r>
         <w:t xml:space="preserve"> </w:t>
       </w:r>
-      <w:hyperlink r:id="rId60">
+      <w:hyperlink r:id="rId71">
         <w:r>
           <w:rPr>
             <w:rStyle w:val="Hyperlink"/>
@@ -13089,7 +14783,7 @@
         <w:t xml:space="preserve"> </w:t>
       </w:r>
       <w:r>
-        <w:t xml:space="preserve">[9]</w:t>
+        <w:t xml:space="preserve">[10]</w:t>
       </w:r>
       <w:r>
         <w:t xml:space="preserve">.</w:t>
@@ -13219,8 +14913,8 @@
         <w:t xml:space="preserve">.</w:t>
       </w:r>
     </w:p>
-    <w:bookmarkEnd w:id="61"/>
-    <w:bookmarkStart w:id="150" w:name="exponentials-and-logarithms"/>
+    <w:bookmarkEnd w:id="72"/>
+    <w:bookmarkStart w:id="162" w:name="exponentials-and-logarithms"/>
     <w:p>
       <w:pPr>
         <w:pStyle w:val="Heading2"/>
@@ -13229,7 +14923,7 @@
         <w:t xml:space="preserve">5 Exponentials and Logarithms</w:t>
       </w:r>
     </w:p>
-    <w:bookmarkStart w:id="62" w:name="def-exponential-function"/>
+    <w:bookmarkStart w:id="73" w:name="def-exponential-function"/>
     <w:p>
       <w:pPr>
         <w:pStyle w:val="FirstParagraph"/>
@@ -13239,7 +14933,7 @@
           <w:b/>
           <w:bCs/>
         </w:rPr>
-        <w:t xml:space="preserve">Definition 20 (Exponential function)</w:t>
+        <w:t xml:space="preserve">Definition 22 (Exponential function)</w:t>
       </w:r>
       <w:r>
         <w:t xml:space="preserve"> </w:t>
@@ -13261,7 +14955,7 @@
         <w:t xml:space="preserve"> </w:t>
       </w:r>
       <w:r>
-        <w:t xml:space="preserve">[10]</w:t>
+        <w:t xml:space="preserve">[11]</w:t>
       </w:r>
       <w:r>
         <w:t xml:space="preserve"> </w:t>
@@ -13492,7 +15186,7 @@
       <w:r>
         <w:t xml:space="preserve"> </w:t>
       </w:r>
-      <w:hyperlink r:id="rId41">
+      <w:hyperlink r:id="rId52">
         <w:r>
           <w:rPr>
             <w:rStyle w:val="Hyperlink"/>
@@ -13697,8 +15391,8 @@
         <w:t xml:space="preserve">, and it is positive.</w:t>
       </w:r>
     </w:p>
-    <w:bookmarkEnd w:id="62"/>
-    <w:bookmarkStart w:id="63" w:name="exm-exponential-function"/>
+    <w:bookmarkEnd w:id="73"/>
+    <w:bookmarkStart w:id="74" w:name="exm-exponential-function"/>
     <w:p>
       <w:pPr>
         <w:pStyle w:val="BodyText"/>
@@ -13708,7 +15402,7 @@
           <w:b/>
           <w:bCs/>
         </w:rPr>
-        <w:t xml:space="preserve">Example 13 (Approximating</w:t>
+        <w:t xml:space="preserve">Example 15 (Approximating</w:t>
       </w:r>
       <w:r>
         <w:rPr>
@@ -14274,8 +15968,8 @@
         <w:t xml:space="preserve">.</w:t>
       </w:r>
     </w:p>
-    <w:bookmarkEnd w:id="63"/>
-    <w:bookmarkStart w:id="64" w:name="def-euler-number"/>
+    <w:bookmarkEnd w:id="74"/>
+    <w:bookmarkStart w:id="75" w:name="def-euler-number"/>
     <w:p>
       <w:pPr>
         <w:pStyle w:val="BodyText"/>
@@ -14285,7 +15979,7 @@
           <w:b/>
           <w:bCs/>
         </w:rPr>
-        <w:t xml:space="preserve">Definition 21 (Euler’s number)</w:t>
+        <w:t xml:space="preserve">Definition 23 (Euler’s number)</w:t>
       </w:r>
       <w:r>
         <w:t xml:space="preserve"> </w:t>
@@ -14301,7 +15995,7 @@
         <w:t xml:space="preserve"> </w:t>
       </w:r>
       <w:r>
-        <w:t xml:space="preserve">[11]</w:t>
+        <w:t xml:space="preserve">[12]</w:t>
       </w:r>
       <w:r>
         <w:t xml:space="preserve"> </w:t>
@@ -14384,8 +16078,8 @@
         </m:oMath>
       </m:oMathPara>
     </w:p>
-    <w:bookmarkEnd w:id="64"/>
-    <w:bookmarkStart w:id="66" w:name="exm-euler-number"/>
+    <w:bookmarkEnd w:id="75"/>
+    <w:bookmarkStart w:id="77" w:name="exm-euler-number"/>
     <w:p>
       <w:pPr>
         <w:pStyle w:val="FirstParagraph"/>
@@ -14395,7 +16089,7 @@
           <w:b/>
           <w:bCs/>
         </w:rPr>
-        <w:t xml:space="preserve">Example 14 (Euler’s number is irrational)</w:t>
+        <w:t xml:space="preserve">Example 16 (Euler’s number is irrational)</w:t>
       </w:r>
       <w:r>
         <w:t xml:space="preserve"> </w:t>
@@ -14429,7 +16123,7 @@
       <w:r>
         <w:t xml:space="preserve"> </w:t>
       </w:r>
-      <w:hyperlink r:id="rId65">
+      <w:hyperlink r:id="rId76">
         <w:r>
           <w:rPr>
             <w:rStyle w:val="Hyperlink"/>
@@ -14532,14 +16226,14 @@
         <w:t xml:space="preserve"> </w:t>
       </w:r>
       <w:r>
-        <w:t xml:space="preserve">[11]</w:t>
+        <w:t xml:space="preserve">[12]</w:t>
       </w:r>
       <w:r>
         <w:t xml:space="preserve">.</w:t>
       </w:r>
     </w:p>
-    <w:bookmarkEnd w:id="66"/>
-    <w:bookmarkStart w:id="68" w:name="def-natural-log"/>
+    <w:bookmarkEnd w:id="77"/>
+    <w:bookmarkStart w:id="79" w:name="def-natural-log"/>
     <w:p>
       <w:pPr>
         <w:pStyle w:val="BodyText"/>
@@ -14549,7 +16243,7 @@
           <w:b/>
           <w:bCs/>
         </w:rPr>
-        <w:t xml:space="preserve">Definition 22 (Natural logarithm)</w:t>
+        <w:t xml:space="preserve">Definition 24 (Natural logarithm)</w:t>
       </w:r>
       <w:r>
         <w:t xml:space="preserve"> </w:t>
@@ -14644,7 +16338,7 @@
         <w:t xml:space="preserve"> </w:t>
       </w:r>
       <w:r>
-        <w:t xml:space="preserve">[12]</w:t>
+        <w:t xml:space="preserve">[13]</w:t>
       </w:r>
       <w:r>
         <w:t xml:space="preserve">,</w:t>
@@ -14806,7 +16500,7 @@
       <w:r>
         <w:t xml:space="preserve"> </w:t>
       </w:r>
-      <w:hyperlink r:id="rId67">
+      <w:hyperlink r:id="rId78">
         <w:r>
           <w:rPr>
             <w:rStyle w:val="Hyperlink"/>
@@ -14842,15 +16536,15 @@
           <w:rPr>
             <w:rStyle w:val="Hyperlink"/>
           </w:rPr>
-          <w:t xml:space="preserve">Definition 20</w:t>
+          <w:t xml:space="preserve">Definition 22</w:t>
         </w:r>
       </w:hyperlink>
       <w:r>
         <w:t xml:space="preserve">).</w:t>
       </w:r>
     </w:p>
-    <w:bookmarkEnd w:id="68"/>
-    <w:bookmarkStart w:id="69" w:name="rem-log-notation"/>
+    <w:bookmarkEnd w:id="79"/>
+    <w:bookmarkStart w:id="80" w:name="rem-log-notation"/>
     <w:p>
       <w:pPr>
         <w:pStyle w:val="BodyText"/>
@@ -14929,7 +16623,7 @@
           <w:rPr>
             <w:rStyle w:val="Hyperlink"/>
           </w:rPr>
-          <w:t xml:space="preserve">Definition 21</w:t>
+          <w:t xml:space="preserve">Definition 23</w:t>
         </w:r>
       </w:hyperlink>
       <w:r>
@@ -14939,7 +16633,7 @@
         <w:t xml:space="preserve"> </w:t>
       </w:r>
       <w:r>
-        <w:t xml:space="preserve">[13]</w:t>
+        <w:t xml:space="preserve">[14]</w:t>
       </w:r>
       <w:r>
         <w:t xml:space="preserve">.</w:t>
@@ -14997,8 +16691,8 @@
         <w:t xml:space="preserve">for the logarithm with base 10.</w:t>
       </w:r>
     </w:p>
-    <w:bookmarkEnd w:id="69"/>
-    <w:bookmarkStart w:id="70" w:name="exm-natural-log"/>
+    <w:bookmarkEnd w:id="80"/>
+    <w:bookmarkStart w:id="81" w:name="exm-natural-log"/>
     <w:p>
       <w:pPr>
         <w:pStyle w:val="BodyText"/>
@@ -15008,7 +16702,7 @@
           <w:b/>
           <w:bCs/>
         </w:rPr>
-        <w:t xml:space="preserve">Example 15 (Natural logarithms)</w:t>
+        <w:t xml:space="preserve">Example 17 (Natural logarithms)</w:t>
       </w:r>
       <w:r>
         <w:t xml:space="preserve"> </w:t>
@@ -15022,7 +16716,7 @@
         <w:pStyle w:val="Compact"/>
         <w:numPr>
           <w:ilvl w:val="0"/>
-          <w:numId w:val="1010"/>
+          <w:numId w:val="1012"/>
         </w:numPr>
       </w:pPr>
       <m:oMath>
@@ -15114,7 +16808,7 @@
           <w:rPr>
             <w:rStyle w:val="Hyperlink"/>
           </w:rPr>
-          <w:t xml:space="preserve">Example 13</w:t>
+          <w:t xml:space="preserve">Example 15</w:t>
         </w:r>
       </w:hyperlink>
       <w:r>
@@ -15126,7 +16820,7 @@
         <w:pStyle w:val="Compact"/>
         <w:numPr>
           <w:ilvl w:val="0"/>
-          <w:numId w:val="1010"/>
+          <w:numId w:val="1012"/>
         </w:numPr>
       </w:pPr>
       <m:oMath>
@@ -15218,7 +16912,7 @@
           <w:rPr>
             <w:rStyle w:val="Hyperlink"/>
           </w:rPr>
-          <w:t xml:space="preserve">Definition 21</w:t>
+          <w:t xml:space="preserve">Definition 23</w:t>
         </w:r>
       </w:hyperlink>
       <w:r>
@@ -15230,7 +16924,7 @@
         <w:pStyle w:val="Compact"/>
         <w:numPr>
           <w:ilvl w:val="0"/>
-          <w:numId w:val="1010"/>
+          <w:numId w:val="1012"/>
         </w:numPr>
       </w:pPr>
       <m:oMath>
@@ -15371,8 +17065,8 @@
         <w:t xml:space="preserve">.</w:t>
       </w:r>
     </w:p>
-    <w:bookmarkEnd w:id="70"/>
-    <w:bookmarkStart w:id="73" w:name="def-real-power"/>
+    <w:bookmarkEnd w:id="81"/>
+    <w:bookmarkStart w:id="84" w:name="def-real-power"/>
     <w:p>
       <w:pPr>
         <w:pStyle w:val="FirstParagraph"/>
@@ -15382,7 +17076,7 @@
           <w:b/>
           <w:bCs/>
         </w:rPr>
-        <w:t xml:space="preserve">Definition 23 (Power with a real exponent)</w:t>
+        <w:t xml:space="preserve">Definition 25 (Power with a real exponent)</w:t>
       </w:r>
       <w:r>
         <w:t xml:space="preserve"> </w:t>
@@ -15554,7 +17248,7 @@
       <w:r>
         <w:t xml:space="preserve"> </w:t>
       </w:r>
-      <w:hyperlink r:id="rId71">
+      <w:hyperlink r:id="rId82">
         <w:r>
           <w:rPr>
             <w:rStyle w:val="Hyperlink"/>
@@ -15571,7 +17265,7 @@
       <w:r>
         <w:t xml:space="preserve"> </w:t>
       </w:r>
-      <w:hyperlink r:id="rId72">
+      <w:hyperlink r:id="rId83">
         <w:r>
           <w:rPr>
             <w:rStyle w:val="Hyperlink"/>
@@ -15583,8 +17277,8 @@
         <w:t xml:space="preserve">.</w:t>
       </w:r>
     </w:p>
-    <w:bookmarkEnd w:id="73"/>
-    <w:bookmarkStart w:id="75" w:name="exm-real-power"/>
+    <w:bookmarkEnd w:id="84"/>
+    <w:bookmarkStart w:id="86" w:name="exm-real-power"/>
     <w:p>
       <w:pPr>
         <w:pStyle w:val="BodyText"/>
@@ -15594,7 +17288,7 @@
           <w:b/>
           <w:bCs/>
         </w:rPr>
-        <w:t xml:space="preserve">Example 16 (Real powers, and</w:t>
+        <w:t xml:space="preserve">Example 18 (Real powers, and</w:t>
       </w:r>
       <w:r>
         <w:rPr>
@@ -15635,7 +17329,7 @@
       <w:pPr>
         <w:numPr>
           <w:ilvl w:val="0"/>
-          <w:numId w:val="1011"/>
+          <w:numId w:val="1013"/>
         </w:numPr>
       </w:pPr>
       <m:oMath>
@@ -15889,7 +17583,7 @@
       <w:r>
         <w:t xml:space="preserve"> </w:t>
       </w:r>
-      <w:hyperlink r:id="rId71">
+      <w:hyperlink r:id="rId82">
         <w:r>
           <w:rPr>
             <w:rStyle w:val="Hyperlink"/>
@@ -15905,7 +17599,7 @@
       <w:pPr>
         <w:numPr>
           <w:ilvl w:val="0"/>
-          <w:numId w:val="1011"/>
+          <w:numId w:val="1013"/>
         </w:numPr>
       </w:pPr>
       <m:oMath>
@@ -16076,7 +17770,7 @@
       <w:r>
         <w:t xml:space="preserve">(</w:t>
       </w:r>
-      <w:hyperlink r:id="rId74">
+      <w:hyperlink r:id="rId85">
         <w:r>
           <w:rPr>
             <w:rStyle w:val="Hyperlink"/>
@@ -16092,7 +17786,7 @@
       <w:pPr>
         <w:numPr>
           <w:ilvl w:val="0"/>
-          <w:numId w:val="1011"/>
+          <w:numId w:val="1013"/>
         </w:numPr>
       </w:pPr>
       <w:r>
@@ -16128,7 +17822,7 @@
           <w:rPr>
             <w:rStyle w:val="Hyperlink"/>
           </w:rPr>
-          <w:t xml:space="preserve">Definition 21</w:t>
+          <w:t xml:space="preserve">Definition 23</w:t>
         </w:r>
       </w:hyperlink>
       <w:r>
@@ -16241,7 +17935,7 @@
                   <m:nor/>
                   <m:sty m:val="p"/>
                 </m:rPr>
-                <m:t>Definition 23</m:t>
+                <m:t>Definition 25</m:t>
               </m:r>
               <m:r>
                 <m:rPr>
@@ -16392,7 +18086,7 @@
                   <m:nor/>
                   <m:sty m:val="p"/>
                 </m:rPr>
-                <m:t>Example 15</m:t>
+                <m:t>Example 17</m:t>
               </m:r>
               <m:r>
                 <m:rPr>
@@ -16539,8 +18233,8 @@
         <w:t xml:space="preserve">are two names for the same number.</w:t>
       </w:r>
     </w:p>
-    <w:bookmarkEnd w:id="75"/>
-    <w:bookmarkStart w:id="77" w:name="def-power-nonpositive-base"/>
+    <w:bookmarkEnd w:id="86"/>
+    <w:bookmarkStart w:id="87" w:name="def-power-nonpositive-base"/>
     <w:p>
       <w:pPr>
         <w:pStyle w:val="FirstParagraph"/>
@@ -16550,12 +18244,12 @@
           <w:b/>
           <w:bCs/>
         </w:rPr>
-        <w:t xml:space="preserve">Definition 24 (Real powers of zero and of negative numbers)</w:t>
-      </w:r>
-      <w:r>
-        <w:t xml:space="preserve"> </w:t>
-      </w:r>
-      <w:hyperlink r:id="rId71">
+        <w:t xml:space="preserve">Definition 26 (Real powers of zero and of negative numbers)</w:t>
+      </w:r>
+      <w:r>
+        <w:t xml:space="preserve"> </w:t>
+      </w:r>
+      <w:hyperlink r:id="rId82">
         <w:r>
           <w:rPr>
             <w:rStyle w:val="Hyperlink"/>
@@ -16569,7 +18263,7 @@
       <w:r>
         <w:t xml:space="preserve"> </w:t>
       </w:r>
-      <w:hyperlink r:id="rId72">
+      <w:hyperlink r:id="rId83">
         <w:r>
           <w:rPr>
             <w:rStyle w:val="Hyperlink"/>
@@ -16591,7 +18285,7 @@
           <w:rPr>
             <w:rStyle w:val="Hyperlink"/>
           </w:rPr>
-          <w:t xml:space="preserve">Definition 23</w:t>
+          <w:t xml:space="preserve">Definition 25</w:t>
         </w:r>
       </w:hyperlink>
       <w:r>
@@ -16658,7 +18352,7 @@
         <w:pStyle w:val="Compact"/>
         <w:numPr>
           <w:ilvl w:val="0"/>
-          <w:numId w:val="1012"/>
+          <w:numId w:val="1014"/>
         </w:numPr>
       </w:pPr>
       <w:r>
@@ -16746,7 +18440,7 @@
       <w:r>
         <w:t xml:space="preserve"> </w:t>
       </w:r>
-      <w:hyperlink r:id="rId71">
+      <w:hyperlink r:id="rId82">
         <w:r>
           <w:rPr>
             <w:rStyle w:val="Hyperlink"/>
@@ -16763,7 +18457,7 @@
         <w:pStyle w:val="Compact"/>
         <w:numPr>
           <w:ilvl w:val="0"/>
-          <w:numId w:val="1012"/>
+          <w:numId w:val="1014"/>
         </w:numPr>
       </w:pPr>
       <w:r>
@@ -16829,7 +18523,7 @@
       <w:r>
         <w:t xml:space="preserve"> </w:t>
       </w:r>
-      <w:hyperlink r:id="rId76">
+      <w:hyperlink r:id="rId34">
         <w:r>
           <w:rPr>
             <w:rStyle w:val="Hyperlink"/>
@@ -16849,7 +18543,7 @@
       <w:r>
         <w:t xml:space="preserve"> </w:t>
       </w:r>
-      <w:hyperlink r:id="rId71">
+      <w:hyperlink r:id="rId82">
         <w:r>
           <w:rPr>
             <w:rStyle w:val="Hyperlink"/>
@@ -16866,7 +18560,7 @@
       <w:r>
         <w:t xml:space="preserve"> </w:t>
       </w:r>
-      <w:hyperlink r:id="rId72">
+      <w:hyperlink r:id="rId83">
         <w:r>
           <w:rPr>
             <w:rStyle w:val="Hyperlink"/>
@@ -16941,8 +18635,8 @@
         <w:t xml:space="preserve">is undefined.</w:t>
       </w:r>
     </w:p>
-    <w:bookmarkEnd w:id="77"/>
-    <w:bookmarkStart w:id="78" w:name="exm-power-nonpositive-base"/>
+    <w:bookmarkEnd w:id="87"/>
+    <w:bookmarkStart w:id="88" w:name="exm-power-nonpositive-base"/>
     <w:p>
       <w:pPr>
         <w:pStyle w:val="FirstParagraph"/>
@@ -16952,7 +18646,7 @@
           <w:b/>
           <w:bCs/>
         </w:rPr>
-        <w:t xml:space="preserve">Example 17 (Powers of zero and of negative numbers)</w:t>
+        <w:t xml:space="preserve">Example 19 (Powers of zero and of negative numbers)</w:t>
       </w:r>
       <w:r>
         <w:t xml:space="preserve"> </w:t>
@@ -16966,7 +18660,7 @@
         <w:pStyle w:val="Compact"/>
         <w:numPr>
           <w:ilvl w:val="0"/>
-          <w:numId w:val="1013"/>
+          <w:numId w:val="1015"/>
         </w:numPr>
       </w:pPr>
       <m:oMath>
@@ -17035,7 +18729,7 @@
       <w:r>
         <w:t xml:space="preserve">(</w:t>
       </w:r>
-      <w:hyperlink r:id="rId74">
+      <w:hyperlink r:id="rId85">
         <w:r>
           <w:rPr>
             <w:rStyle w:val="Hyperlink"/>
@@ -17052,7 +18746,7 @@
         <w:pStyle w:val="Compact"/>
         <w:numPr>
           <w:ilvl w:val="0"/>
-          <w:numId w:val="1013"/>
+          <w:numId w:val="1015"/>
         </w:numPr>
       </w:pPr>
       <m:oMath>
@@ -17188,7 +18882,7 @@
         <w:pStyle w:val="Compact"/>
         <w:numPr>
           <w:ilvl w:val="0"/>
-          <w:numId w:val="1013"/>
+          <w:numId w:val="1015"/>
         </w:numPr>
       </w:pPr>
       <m:oMath>
@@ -17325,8 +19019,8 @@
         <w:t xml:space="preserve">.</w:t>
       </w:r>
     </w:p>
-    <w:bookmarkEnd w:id="78"/>
-    <w:bookmarkStart w:id="79" w:name="thm-exp-log-inverse"/>
+    <w:bookmarkEnd w:id="88"/>
+    <w:bookmarkStart w:id="89" w:name="thm-exp-log-inverse"/>
     <w:p>
       <w:pPr>
         <w:pStyle w:val="FirstParagraph"/>
@@ -17401,7 +19095,7 @@
         <w:pStyle w:val="Compact"/>
         <w:numPr>
           <w:ilvl w:val="0"/>
-          <w:numId w:val="1014"/>
+          <w:numId w:val="1016"/>
         </w:numPr>
       </w:pPr>
       <w:r>
@@ -17497,7 +19191,7 @@
         <w:pStyle w:val="Compact"/>
         <w:numPr>
           <w:ilvl w:val="0"/>
-          <w:numId w:val="1014"/>
+          <w:numId w:val="1016"/>
         </w:numPr>
       </w:pPr>
       <w:r>
@@ -17592,8 +19286,8 @@
         <w:t xml:space="preserve">.</w:t>
       </w:r>
     </w:p>
-    <w:bookmarkEnd w:id="79"/>
-    <w:bookmarkStart w:id="80" w:name="thm-log-prod"/>
+    <w:bookmarkEnd w:id="89"/>
+    <w:bookmarkStart w:id="90" w:name="thm-log-prod"/>
     <w:p>
       <w:pPr>
         <w:pStyle w:val="FirstParagraph"/>
@@ -17763,8 +19457,8 @@
         </m:oMath>
       </m:oMathPara>
     </w:p>
-    <w:bookmarkEnd w:id="80"/>
-    <w:bookmarkStart w:id="81" w:name="cor-log-quot"/>
+    <w:bookmarkEnd w:id="90"/>
+    <w:bookmarkStart w:id="91" w:name="cor-log-quot"/>
     <w:p>
       <w:pPr>
         <w:pStyle w:val="FirstParagraph"/>
@@ -17937,7 +19631,7 @@
         </m:oMath>
       </m:oMathPara>
     </w:p>
-    <w:bookmarkEnd w:id="81"/>
+    <w:bookmarkEnd w:id="91"/>
     <w:p>
       <w:pPr>
         <w:pStyle w:val="FirstParagraph"/>
@@ -18492,7 +20186,7 @@
         <w:t xml:space="preserve">.</w:t>
       </w:r>
     </w:p>
-    <w:bookmarkStart w:id="82" w:name="thm-log-exp"/>
+    <w:bookmarkStart w:id="92" w:name="thm-log-exp"/>
     <w:p>
       <w:pPr>
         <w:pStyle w:val="BodyText"/>
@@ -18644,8 +20338,8 @@
         </m:oMath>
       </m:oMathPara>
     </w:p>
-    <w:bookmarkEnd w:id="82"/>
-    <w:bookmarkStart w:id="83" w:name="thm-exp-sum"/>
+    <w:bookmarkEnd w:id="92"/>
+    <w:bookmarkStart w:id="93" w:name="thm-exp-sum"/>
     <w:p>
       <w:pPr>
         <w:pStyle w:val="FirstParagraph"/>
@@ -18786,8 +20480,8 @@
         </m:oMath>
       </m:oMathPara>
     </w:p>
-    <w:bookmarkEnd w:id="83"/>
-    <w:bookmarkStart w:id="84" w:name="exm-exp-sum"/>
+    <w:bookmarkEnd w:id="93"/>
+    <w:bookmarkStart w:id="94" w:name="exm-exp-sum"/>
     <w:p>
       <w:pPr>
         <w:pStyle w:val="FirstParagraph"/>
@@ -18797,7 +20491,7 @@
           <w:b/>
           <w:bCs/>
         </w:rPr>
-        <w:t xml:space="preserve">Example 18 (Exponential of a sum)</w:t>
+        <w:t xml:space="preserve">Example 20 (Exponential of a sum)</w:t>
       </w:r>
       <w:r>
         <w:t xml:space="preserve"> </w:t>
@@ -19028,8 +20722,8 @@
         <w:t xml:space="preserve">.</w:t>
       </w:r>
     </w:p>
-    <w:bookmarkEnd w:id="84"/>
-    <w:bookmarkStart w:id="85" w:name="cor-exp-sum"/>
+    <w:bookmarkEnd w:id="94"/>
+    <w:bookmarkStart w:id="95" w:name="cor-exp-sum"/>
     <w:p>
       <w:pPr>
         <w:pStyle w:val="BodyText"/>
@@ -19171,8 +20865,8 @@
         </m:oMath>
       </m:oMathPara>
     </w:p>
-    <w:bookmarkEnd w:id="85"/>
-    <w:bookmarkStart w:id="86" w:name="exm-exp-difference"/>
+    <w:bookmarkEnd w:id="95"/>
+    <w:bookmarkStart w:id="96" w:name="exm-exp-difference"/>
     <w:p>
       <w:pPr>
         <w:pStyle w:val="FirstParagraph"/>
@@ -19182,7 +20876,7 @@
           <w:b/>
           <w:bCs/>
         </w:rPr>
-        <w:t xml:space="preserve">Example 19 (Exponential of a difference)</w:t>
+        <w:t xml:space="preserve">Example 21 (Exponential of a difference)</w:t>
       </w:r>
       <w:r>
         <w:t xml:space="preserve"> </w:t>
@@ -19419,8 +21113,8 @@
         <w:t xml:space="preserve">.</w:t>
       </w:r>
     </w:p>
-    <w:bookmarkEnd w:id="86"/>
-    <w:bookmarkStart w:id="87" w:name="thm-power-one"/>
+    <w:bookmarkEnd w:id="96"/>
+    <w:bookmarkStart w:id="97" w:name="thm-power-one"/>
     <w:p>
       <w:pPr>
         <w:pStyle w:val="BodyText"/>
@@ -19573,8 +21267,8 @@
         </m:oMath>
       </m:oMathPara>
     </w:p>
-    <w:bookmarkEnd w:id="87"/>
-    <w:bookmarkStart w:id="88" w:name="thm-power-sum"/>
+    <w:bookmarkEnd w:id="97"/>
+    <w:bookmarkStart w:id="98" w:name="thm-power-sum"/>
     <w:p>
       <w:pPr>
         <w:pStyle w:val="FirstParagraph"/>
@@ -19718,8 +21412,8 @@
         </m:oMath>
       </m:oMathPara>
     </w:p>
-    <w:bookmarkEnd w:id="88"/>
-    <w:bookmarkStart w:id="89" w:name="exm-power-sum"/>
+    <w:bookmarkEnd w:id="98"/>
+    <w:bookmarkStart w:id="99" w:name="exm-power-sum"/>
     <w:p>
       <w:pPr>
         <w:pStyle w:val="FirstParagraph"/>
@@ -19729,7 +21423,7 @@
           <w:b/>
           <w:bCs/>
         </w:rPr>
-        <w:t xml:space="preserve">Example 20 (Power of a sum)</w:t>
+        <w:t xml:space="preserve">Example 22 (Power of a sum)</w:t>
       </w:r>
       <w:r>
         <w:t xml:space="preserve"> </w:t>
@@ -19971,8 +21665,8 @@
         </m:oMath>
       </m:oMathPara>
     </w:p>
-    <w:bookmarkEnd w:id="89"/>
-    <w:bookmarkStart w:id="92" w:name="thm-power-product"/>
+    <w:bookmarkEnd w:id="99"/>
+    <w:bookmarkStart w:id="102" w:name="thm-power-product"/>
     <w:p>
       <w:pPr>
         <w:pStyle w:val="FirstParagraph"/>
@@ -20250,7 +21944,7 @@
       <w:r>
         <w:t xml:space="preserve"> </w:t>
       </w:r>
-      <w:hyperlink r:id="rId90">
+      <w:hyperlink r:id="rId100">
         <w:r>
           <w:rPr>
             <w:rStyle w:val="Hyperlink"/>
@@ -20267,7 +21961,7 @@
       <w:r>
         <w:t xml:space="preserve"> </w:t>
       </w:r>
-      <w:hyperlink r:id="rId91">
+      <w:hyperlink r:id="rId101">
         <w:r>
           <w:rPr>
             <w:rStyle w:val="Hyperlink"/>
@@ -20279,8 +21973,8 @@
         <w:t xml:space="preserve">.</w:t>
       </w:r>
     </w:p>
-    <w:bookmarkEnd w:id="92"/>
-    <w:bookmarkStart w:id="93" w:name="exm-power-product"/>
+    <w:bookmarkEnd w:id="102"/>
+    <w:bookmarkStart w:id="103" w:name="exm-power-product"/>
     <w:p>
       <w:pPr>
         <w:pStyle w:val="BodyText"/>
@@ -20290,7 +21984,7 @@
           <w:b/>
           <w:bCs/>
         </w:rPr>
-        <w:t xml:space="preserve">Example 21 (Power of a product)</w:t>
+        <w:t xml:space="preserve">Example 23 (Power of a product)</w:t>
       </w:r>
       <w:r>
         <w:t xml:space="preserve"> </w:t>
@@ -20544,8 +22238,8 @@
         </m:oMath>
       </m:oMathPara>
     </w:p>
-    <w:bookmarkEnd w:id="93"/>
-    <w:bookmarkStart w:id="94" w:name="thm-double-exp"/>
+    <w:bookmarkEnd w:id="103"/>
+    <w:bookmarkStart w:id="104" w:name="thm-double-exp"/>
     <w:p>
       <w:pPr>
         <w:pStyle w:val="FirstParagraph"/>
@@ -20745,8 +22439,8 @@
         </m:oMath>
       </m:oMathPara>
     </w:p>
-    <w:bookmarkEnd w:id="94"/>
-    <w:bookmarkStart w:id="95" w:name="exm-double-exp-negative-base"/>
+    <w:bookmarkEnd w:id="104"/>
+    <w:bookmarkStart w:id="105" w:name="exm-double-exp-negative-base"/>
     <w:p>
       <w:pPr>
         <w:pStyle w:val="FirstParagraph"/>
@@ -20756,7 +22450,7 @@
           <w:b/>
           <w:bCs/>
         </w:rPr>
-        <w:t xml:space="preserve">Example 22 (A negative base)</w:t>
+        <w:t xml:space="preserve">Example 24 (A negative base)</w:t>
       </w:r>
       <w:r>
         <w:t xml:space="preserve"> </w:t>
@@ -21431,8 +23125,8 @@
         <w:t xml:space="preserve">is not even a real number.</w:t>
       </w:r>
     </w:p>
-    <w:bookmarkEnd w:id="95"/>
-    <w:bookmarkStart w:id="96" w:name="cor-exp-ab"/>
+    <w:bookmarkEnd w:id="105"/>
+    <w:bookmarkStart w:id="106" w:name="cor-exp-ab"/>
     <w:p>
       <w:pPr>
         <w:pStyle w:val="BodyText"/>
@@ -21601,8 +23295,8 @@
         </m:oMath>
       </m:oMathPara>
     </w:p>
-    <w:bookmarkEnd w:id="96"/>
-    <w:bookmarkStart w:id="101" w:name="rem-tarski-identities"/>
+    <w:bookmarkEnd w:id="106"/>
+    <w:bookmarkStart w:id="111" w:name="rem-tarski-identities"/>
     <w:p>
       <w:pPr>
         <w:pStyle w:val="FirstParagraph"/>
@@ -21648,7 +23342,7 @@
         <w:t xml:space="preserve"> </w:t>
       </w:r>
       <w:r>
-        <w:t xml:space="preserve">[14]</w:t>
+        <w:t xml:space="preserve">[15]</w:t>
       </w:r>
       <w:r>
         <w:t xml:space="preserve">:</w:t>
@@ -21659,7 +23353,7 @@
         <w:pStyle w:val="Compact"/>
         <w:numPr>
           <w:ilvl w:val="0"/>
-          <w:numId w:val="1015"/>
+          <w:numId w:val="1017"/>
         </w:numPr>
       </w:pPr>
       <w:r>
@@ -21671,7 +23365,7 @@
       <w:r>
         <w:t xml:space="preserve">(</w:t>
       </w:r>
-      <w:hyperlink r:id="rId97">
+      <w:hyperlink r:id="rId107">
         <w:r>
           <w:rPr>
             <w:rStyle w:val="Hyperlink"/>
@@ -21685,7 +23379,7 @@
       <w:r>
         <w:t xml:space="preserve"> </w:t>
       </w:r>
-      <w:hyperlink r:id="rId98">
+      <w:hyperlink r:id="rId108">
         <w:r>
           <w:rPr>
             <w:rStyle w:val="Hyperlink"/>
@@ -21702,7 +23396,7 @@
         <w:pStyle w:val="Compact"/>
         <w:numPr>
           <w:ilvl w:val="0"/>
-          <w:numId w:val="1015"/>
+          <w:numId w:val="1017"/>
         </w:numPr>
       </w:pPr>
       <w:r>
@@ -21720,7 +23414,7 @@
       <w:r>
         <w:t xml:space="preserve">(</w:t>
       </w:r>
-      <w:hyperlink r:id="rId99">
+      <w:hyperlink r:id="rId109">
         <w:r>
           <w:rPr>
             <w:rStyle w:val="Hyperlink"/>
@@ -21734,7 +23428,7 @@
       <w:r>
         <w:t xml:space="preserve"> </w:t>
       </w:r>
-      <w:hyperlink r:id="rId90">
+      <w:hyperlink r:id="rId100">
         <w:r>
           <w:rPr>
             <w:rStyle w:val="Hyperlink"/>
@@ -21748,7 +23442,7 @@
       <w:r>
         <w:t xml:space="preserve"> </w:t>
       </w:r>
-      <w:hyperlink r:id="rId91">
+      <w:hyperlink r:id="rId101">
         <w:r>
           <w:rPr>
             <w:rStyle w:val="Hyperlink"/>
@@ -21762,7 +23456,7 @@
       <w:r>
         <w:t xml:space="preserve"> </w:t>
       </w:r>
-      <w:hyperlink r:id="rId100">
+      <w:hyperlink r:id="rId110">
         <w:r>
           <w:rPr>
             <w:rStyle w:val="Hyperlink"/>
@@ -21779,7 +23473,7 @@
         <w:pStyle w:val="Compact"/>
         <w:numPr>
           <w:ilvl w:val="0"/>
-          <w:numId w:val="1015"/>
+          <w:numId w:val="1017"/>
         </w:numPr>
       </w:pPr>
       <m:oMath>
@@ -21897,8 +23591,8 @@
         <w:t xml:space="preserve">).</w:t>
       </w:r>
     </w:p>
-    <w:bookmarkEnd w:id="101"/>
-    <w:bookmarkStart w:id="102" w:name="rem-tarski-incomplete"/>
+    <w:bookmarkEnd w:id="111"/>
+    <w:bookmarkStart w:id="112" w:name="rem-tarski-incomplete"/>
     <w:p>
       <w:pPr>
         <w:pStyle w:val="FirstParagraph"/>
@@ -21995,8 +23689,8 @@
         <w:t xml:space="preserve">So this list is a useful core, not a complete rulebook.</w:t>
       </w:r>
     </w:p>
-    <w:bookmarkEnd w:id="102"/>
-    <w:bookmarkStart w:id="103" w:name="def-contour-line"/>
+    <w:bookmarkEnd w:id="112"/>
+    <w:bookmarkStart w:id="113" w:name="def-contour-line"/>
     <w:p>
       <w:pPr>
         <w:pStyle w:val="BodyText"/>
@@ -22006,7 +23700,7 @@
           <w:b/>
           <w:bCs/>
         </w:rPr>
-        <w:t xml:space="preserve">Definition 25 (Contour line)</w:t>
+        <w:t xml:space="preserve">Definition 27 (Contour line)</w:t>
       </w:r>
       <w:r>
         <w:t xml:space="preserve"> </w:t>
@@ -22087,7 +23781,7 @@
         <w:t xml:space="preserve"> </w:t>
       </w:r>
       <w:r>
-        <w:t xml:space="preserve">[15]</w:t>
+        <w:t xml:space="preserve">[16]</w:t>
       </w:r>
       <w:r>
         <w:t xml:space="preserve"> </w:t>
@@ -22243,8 +23937,8 @@
         </m:oMath>
       </m:oMathPara>
     </w:p>
-    <w:bookmarkEnd w:id="103"/>
-    <w:bookmarkStart w:id="108" w:name="exm-contour-line"/>
+    <w:bookmarkEnd w:id="113"/>
+    <w:bookmarkStart w:id="118" w:name="exm-contour-line"/>
     <w:p>
       <w:pPr>
         <w:pStyle w:val="FirstParagraph"/>
@@ -22254,7 +23948,7 @@
           <w:b/>
           <w:bCs/>
         </w:rPr>
-        <w:t xml:space="preserve">Example 23 (Contour lines of a bowl)</w:t>
+        <w:t xml:space="preserve">Example 25 (Contour lines of a bowl)</w:t>
       </w:r>
       <w:r>
         <w:t xml:space="preserve"> </w:t>
@@ -22821,7 +24515,7 @@
       <w:tr>
         <w:tc>
           <w:tcPr/>
-          <w:bookmarkStart w:id="107" w:name="fig-contour-line"/>
+          <w:bookmarkStart w:id="117" w:name="fig-contour-line"/>
           <w:p>
             <w:pPr>
               <w:jc w:val="center"/>
@@ -22831,18 +24525,18 @@
                 <wp:inline>
                   <wp:extent cx="4620126" cy="4158113"/>
                   <wp:effectExtent b="0" l="0" r="0" t="0"/>
-                  <wp:docPr descr="" title="" id="105" name="Picture"/>
+                  <wp:docPr descr="" title="" id="115" name="Picture"/>
                   <a:graphic>
                     <a:graphicData uri="http://schemas.openxmlformats.org/drawingml/2006/picture">
                       <pic:pic>
                         <pic:nvPicPr>
-                          <pic:cNvPr descr="algebra-exponentials_files/figure-docx/contour-line-plot-1.png" id="106" name="Picture"/>
+                          <pic:cNvPr descr="algebra-exponentials_files/figure-docx/contour-line-plot-1.png" id="116" name="Picture"/>
                           <pic:cNvPicPr>
                             <a:picLocks noChangeArrowheads="1" noChangeAspect="1"/>
                           </pic:cNvPicPr>
                         </pic:nvPicPr>
                         <pic:blipFill>
-                          <a:blip r:embed="rId104"/>
+                          <a:blip r:embed="rId114"/>
                           <a:stretch>
                             <a:fillRect/>
                           </a:stretch>
@@ -23085,12 +24779,12 @@
               <w:t xml:space="preserve">.</w:t>
             </w:r>
           </w:p>
-          <w:bookmarkEnd w:id="107"/>
+          <w:bookmarkEnd w:id="117"/>
         </w:tc>
       </w:tr>
     </w:tbl>
-    <w:bookmarkEnd w:id="108"/>
-    <w:bookmarkStart w:id="109" w:name="rem-contour-line-surface"/>
+    <w:bookmarkEnd w:id="118"/>
+    <w:bookmarkStart w:id="119" w:name="rem-contour-line-surface"/>
     <w:p>
       <w:pPr>
         <w:pStyle w:val="BodyText"/>
@@ -23187,8 +24881,8 @@
         <w:t xml:space="preserve">.</w:t>
       </w:r>
     </w:p>
-    <w:bookmarkEnd w:id="109"/>
-    <w:bookmarkStart w:id="110" w:name="exr-exp-vs-mult"/>
+    <w:bookmarkEnd w:id="119"/>
+    <w:bookmarkStart w:id="120" w:name="exr-exp-vs-mult"/>
     <w:p>
       <w:pPr>
         <w:pStyle w:val="BodyText"/>
@@ -23272,8 +24966,8 @@
         <w:t xml:space="preserve">?</w:t>
       </w:r>
     </w:p>
-    <w:bookmarkEnd w:id="110"/>
-    <w:bookmarkStart w:id="111" w:name="sol-exp-vs-mult"/>
+    <w:bookmarkEnd w:id="120"/>
+    <w:bookmarkStart w:id="121" w:name="sol-exp-vs-mult"/>
     <w:p>
       <w:pPr>
         <w:pStyle w:val="BodyText"/>
@@ -23397,7 +25091,7 @@
           <w:rPr>
             <w:rStyle w:val="Hyperlink"/>
           </w:rPr>
-          <w:t xml:space="preserve">Definition 24</w:t>
+          <w:t xml:space="preserve">Definition 26</w:t>
         </w:r>
       </w:hyperlink>
       <w:r>
@@ -23449,7 +25143,7 @@
       <w:pPr>
         <w:numPr>
           <w:ilvl w:val="0"/>
-          <w:numId w:val="1016"/>
+          <w:numId w:val="1018"/>
         </w:numPr>
       </w:pPr>
       <m:oMath>
@@ -23485,7 +25179,7 @@
       <w:pPr>
         <w:numPr>
           <w:ilvl w:val="0"/>
-          <w:numId w:val="1016"/>
+          <w:numId w:val="1018"/>
         </w:numPr>
       </w:pPr>
       <m:oMath>
@@ -23694,7 +25388,7 @@
       <w:pPr>
         <w:numPr>
           <w:ilvl w:val="0"/>
-          <w:numId w:val="1016"/>
+          <w:numId w:val="1018"/>
         </w:numPr>
       </w:pPr>
       <m:oMath>
@@ -24236,7 +25930,7 @@
       <w:pPr>
         <w:numPr>
           <w:ilvl w:val="0"/>
-          <w:numId w:val="1016"/>
+          <w:numId w:val="1018"/>
         </w:numPr>
       </w:pPr>
       <m:oMath>
@@ -24515,7 +26209,7 @@
       <w:pPr>
         <w:numPr>
           <w:ilvl w:val="0"/>
-          <w:numId w:val="1016"/>
+          <w:numId w:val="1018"/>
         </w:numPr>
       </w:pPr>
       <m:oMath>
@@ -25116,7 +26810,7 @@
         <w:t xml:space="preserve">cases.</w:t>
       </w:r>
     </w:p>
-    <w:bookmarkEnd w:id="111"/>
+    <w:bookmarkEnd w:id="121"/>
     <w:tbl>
       <w:tblPr>
         <w:tblStyle w:val="Table"/>
@@ -25130,7 +26824,7 @@
       <w:tr>
         <w:tc>
           <w:tcPr/>
-          <w:bookmarkStart w:id="112" w:name="fig-double-exponential"/>
+          <w:bookmarkStart w:id="122" w:name="fig-double-exponential"/>
           <w:p>
             <w:pPr>
               <w:pStyle w:val="Compact"/>
@@ -25197,7 +26891,7 @@
               </m:sSup>
             </m:oMath>
           </w:p>
-          <w:bookmarkEnd w:id="112"/>
+          <w:bookmarkEnd w:id="122"/>
         </w:tc>
       </w:tr>
     </w:tbl>
@@ -25215,7 +26909,7 @@
       <w:tr>
         <w:tc>
           <w:tcPr/>
-          <w:bookmarkStart w:id="113" w:name="fig-double-exponential2"/>
+          <w:bookmarkStart w:id="123" w:name="fig-double-exponential2"/>
           <w:p>
             <w:pPr>
               <w:pStyle w:val="Compact"/>
@@ -25400,11 +27094,11 @@
               <w:t xml:space="preserve">.</w:t>
             </w:r>
           </w:p>
-          <w:bookmarkEnd w:id="113"/>
+          <w:bookmarkEnd w:id="123"/>
         </w:tc>
       </w:tr>
     </w:tbl>
-    <w:bookmarkStart w:id="114" w:name="thm-exp-vs-mult"/>
+    <w:bookmarkStart w:id="124" w:name="thm-exp-vs-mult"/>
     <w:p>
       <w:pPr>
         <w:pStyle w:val="BodyText"/>
@@ -25526,7 +27220,7 @@
           <w:rPr>
             <w:rStyle w:val="Hyperlink"/>
           </w:rPr>
-          <w:t xml:space="preserve">Definition 24</w:t>
+          <w:t xml:space="preserve">Definition 26</w:t>
         </w:r>
       </w:hyperlink>
       <w:r>
@@ -25579,7 +27273,7 @@
         <w:pStyle w:val="Compact"/>
         <w:numPr>
           <w:ilvl w:val="0"/>
-          <w:numId w:val="1017"/>
+          <w:numId w:val="1019"/>
         </w:numPr>
       </w:pPr>
       <m:oMath>
@@ -25605,7 +27299,7 @@
         <w:pStyle w:val="Compact"/>
         <w:numPr>
           <w:ilvl w:val="0"/>
-          <w:numId w:val="1017"/>
+          <w:numId w:val="1019"/>
         </w:numPr>
       </w:pPr>
       <m:oMath>
@@ -25654,7 +27348,7 @@
         <w:pStyle w:val="Compact"/>
         <w:numPr>
           <w:ilvl w:val="0"/>
-          <w:numId w:val="1017"/>
+          <w:numId w:val="1019"/>
         </w:numPr>
       </w:pPr>
       <m:oMath>
@@ -25805,7 +27499,7 @@
         <w:pStyle w:val="Compact"/>
         <w:numPr>
           <w:ilvl w:val="0"/>
-          <w:numId w:val="1017"/>
+          <w:numId w:val="1019"/>
         </w:numPr>
       </w:pPr>
       <m:oMath>
@@ -25930,7 +27624,7 @@
         <w:pStyle w:val="Compact"/>
         <w:numPr>
           <w:ilvl w:val="0"/>
-          <w:numId w:val="1017"/>
+          <w:numId w:val="1019"/>
         </w:numPr>
       </w:pPr>
       <m:oMath>
@@ -26074,7 +27768,7 @@
         <w:t xml:space="preserve">.</w:t>
       </w:r>
     </w:p>
-    <w:bookmarkEnd w:id="114"/>
+    <w:bookmarkEnd w:id="124"/>
     <w:p>
       <w:pPr>
         <w:pStyle w:val="FirstParagraph"/>
@@ -26121,7 +27815,7 @@
         <w:t xml:space="preserve">.</w:t>
       </w:r>
     </w:p>
-    <w:bookmarkStart w:id="115" w:name="exr-double-exponential"/>
+    <w:bookmarkStart w:id="125" w:name="exr-double-exponential"/>
     <w:p>
       <w:pPr>
         <w:pStyle w:val="BodyText"/>
@@ -26280,8 +27974,8 @@
         <w:t xml:space="preserve">?</w:t>
       </w:r>
     </w:p>
-    <w:bookmarkEnd w:id="115"/>
-    <w:bookmarkStart w:id="117" w:name="sol-double-exponential"/>
+    <w:bookmarkEnd w:id="125"/>
+    <w:bookmarkStart w:id="127" w:name="sol-double-exponential"/>
     <w:p>
       <w:pPr>
         <w:pStyle w:val="BodyText"/>
@@ -26706,7 +28400,7 @@
       <w:pPr>
         <w:pStyle w:val="BodyText"/>
       </w:pPr>
-      <w:bookmarkStart w:id="116" w:name="eq-double-exp-log-scale"/>
+      <w:bookmarkStart w:id="126" w:name="eq-double-exp-log-scale"/>
       <m:oMathPara>
         <m:oMathParaPr>
           <m:jc m:val="center"/>
@@ -27003,7 +28697,7 @@
             <m:t>(</m:t>
           </m:r>
           <m:r>
-            <m:t>1</m:t>
+            <m:t>2</m:t>
           </m:r>
           <m:r>
             <m:rPr>
@@ -27013,7 +28707,7 @@
           </m:r>
         </m:oMath>
       </m:oMathPara>
-      <w:bookmarkEnd w:id="116"/>
+      <w:bookmarkEnd w:id="126"/>
     </w:p>
     <w:p>
       <w:pPr>
@@ -27030,7 +28724,7 @@
           <w:rPr>
             <w:rStyle w:val="Hyperlink"/>
           </w:rPr>
-          <w:t xml:space="preserve">Equation 1</w:t>
+          <w:t xml:space="preserve">Equation 2</w:t>
         </w:r>
       </w:hyperlink>
       <w:r>
@@ -27045,7 +28739,7 @@
         <w:pStyle w:val="Compact"/>
         <w:numPr>
           <w:ilvl w:val="0"/>
-          <w:numId w:val="1018"/>
+          <w:numId w:val="1020"/>
         </w:numPr>
       </w:pPr>
       <m:oMath>
@@ -27116,7 +28810,7 @@
         <w:pStyle w:val="Compact"/>
         <w:numPr>
           <w:ilvl w:val="0"/>
-          <w:numId w:val="1018"/>
+          <w:numId w:val="1020"/>
         </w:numPr>
       </w:pPr>
       <m:oMath>
@@ -27282,7 +28976,7 @@
           <w:rPr>
             <w:rStyle w:val="Hyperlink"/>
           </w:rPr>
-          <w:t xml:space="preserve">Definition 24</w:t>
+          <w:t xml:space="preserve">Definition 26</w:t>
         </w:r>
       </w:hyperlink>
       <w:r>
@@ -27371,7 +29065,7 @@
       <w:pPr>
         <w:numPr>
           <w:ilvl w:val="0"/>
-          <w:numId w:val="1019"/>
+          <w:numId w:val="1021"/>
         </w:numPr>
       </w:pPr>
       <w:r>
@@ -27469,7 +29163,7 @@
       <w:pPr>
         <w:numPr>
           <w:ilvl w:val="0"/>
-          <w:numId w:val="1019"/>
+          <w:numId w:val="1021"/>
         </w:numPr>
       </w:pPr>
       <w:r>
@@ -27667,7 +29361,7 @@
       <w:pPr>
         <w:numPr>
           <w:ilvl w:val="0"/>
-          <w:numId w:val="1019"/>
+          <w:numId w:val="1021"/>
         </w:numPr>
       </w:pPr>
       <w:r>
@@ -28406,8 +30100,8 @@
         </m:oMath>
       </m:oMathPara>
     </w:p>
-    <w:bookmarkEnd w:id="117"/>
-    <w:bookmarkStart w:id="118" w:name="thm-double-exponential"/>
+    <w:bookmarkEnd w:id="127"/>
+    <w:bookmarkStart w:id="128" w:name="thm-double-exponential"/>
     <w:p>
       <w:pPr>
         <w:pStyle w:val="FirstParagraph"/>
@@ -28596,7 +30290,7 @@
         <w:pStyle w:val="Compact"/>
         <w:numPr>
           <w:ilvl w:val="0"/>
-          <w:numId w:val="1020"/>
+          <w:numId w:val="1022"/>
         </w:numPr>
       </w:pPr>
       <m:oMath>
@@ -28680,7 +30374,7 @@
         <w:pStyle w:val="Compact"/>
         <w:numPr>
           <w:ilvl w:val="0"/>
-          <w:numId w:val="1020"/>
+          <w:numId w:val="1022"/>
         </w:numPr>
       </w:pPr>
       <m:oMath>
@@ -28741,7 +30435,7 @@
         <w:t xml:space="preserve">.</w:t>
       </w:r>
     </w:p>
-    <w:bookmarkEnd w:id="118"/>
+    <w:bookmarkEnd w:id="128"/>
     <w:p>
       <w:pPr>
         <w:pStyle w:val="FirstParagraph"/>
@@ -28788,8 +30482,8 @@
         <w:t xml:space="preserve">.</w:t>
       </w:r>
     </w:p>
-    <w:bookmarkStart w:id="149" w:name="refs"/>
-    <w:bookmarkStart w:id="120" w:name="ref-wikipedia_polynomial"/>
+    <w:bookmarkStart w:id="161" w:name="refs"/>
+    <w:bookmarkStart w:id="130" w:name="ref-wikipedia_polynomial"/>
     <w:p>
       <w:pPr>
         <w:pStyle w:val="Bibliography"/>
@@ -28836,7 +30530,7 @@
       <w:r>
         <w:t xml:space="preserve"> </w:t>
       </w:r>
-      <w:hyperlink r:id="rId119">
+      <w:hyperlink r:id="rId129">
         <w:r>
           <w:rPr>
             <w:rStyle w:val="Hyperlink"/>
@@ -28845,8 +30539,8 @@
         </w:r>
       </w:hyperlink>
     </w:p>
-    <w:bookmarkEnd w:id="120"/>
-    <w:bookmarkStart w:id="122" w:name="ref-wikipedia_quadratic_function"/>
+    <w:bookmarkEnd w:id="130"/>
+    <w:bookmarkStart w:id="132" w:name="ref-wikipedia_quadratic_function"/>
     <w:p>
       <w:pPr>
         <w:pStyle w:val="Bibliography"/>
@@ -28893,7 +30587,7 @@
       <w:r>
         <w:t xml:space="preserve"> </w:t>
       </w:r>
-      <w:hyperlink r:id="rId121">
+      <w:hyperlink r:id="rId131">
         <w:r>
           <w:rPr>
             <w:rStyle w:val="Hyperlink"/>
@@ -28902,8 +30596,8 @@
         </w:r>
       </w:hyperlink>
     </w:p>
-    <w:bookmarkEnd w:id="122"/>
-    <w:bookmarkStart w:id="124" w:name="ref-wikipedia_parabola"/>
+    <w:bookmarkEnd w:id="132"/>
+    <w:bookmarkStart w:id="134" w:name="ref-wikipedia_parabola"/>
     <w:p>
       <w:pPr>
         <w:pStyle w:val="Bibliography"/>
@@ -28950,7 +30644,7 @@
       <w:r>
         <w:t xml:space="preserve"> </w:t>
       </w:r>
-      <w:hyperlink r:id="rId123">
+      <w:hyperlink r:id="rId133">
         <w:r>
           <w:rPr>
             <w:rStyle w:val="Hyperlink"/>
@@ -28959,8 +30653,8 @@
         </w:r>
       </w:hyperlink>
     </w:p>
-    <w:bookmarkEnd w:id="124"/>
-    <w:bookmarkStart w:id="126" w:name="ref-wikipedia_affine_transformation"/>
+    <w:bookmarkEnd w:id="134"/>
+    <w:bookmarkStart w:id="136" w:name="ref-wikipedia_monomial"/>
     <w:p>
       <w:pPr>
         <w:pStyle w:val="Bibliography"/>
@@ -28981,6 +30675,63 @@
         <w:t xml:space="preserve"> </w:t>
       </w:r>
       <w:r>
+        <w:t xml:space="preserve">“Monomial —</w:t>
+      </w:r>
+      <w:r>
+        <w:t xml:space="preserve"> </w:t>
+      </w:r>
+      <w:r>
+        <w:t xml:space="preserve">Wikipedia</w:t>
+      </w:r>
+      <w:r>
+        <w:t xml:space="preserve">,</w:t>
+      </w:r>
+      <w:r>
+        <w:t xml:space="preserve"> </w:t>
+      </w:r>
+      <w:r>
+        <w:t xml:space="preserve">the free encyclopedia.”</w:t>
+      </w:r>
+      <w:r>
+        <w:t xml:space="preserve"> </w:t>
+      </w:r>
+      <w:r>
+        <w:t xml:space="preserve">2026. Available:</w:t>
+      </w:r>
+      <w:r>
+        <w:t xml:space="preserve"> </w:t>
+      </w:r>
+      <w:hyperlink r:id="rId135">
+        <w:r>
+          <w:rPr>
+            <w:rStyle w:val="Hyperlink"/>
+          </w:rPr>
+          <w:t xml:space="preserve">https://en.wikipedia.org/wiki/Monomial</w:t>
+        </w:r>
+      </w:hyperlink>
+    </w:p>
+    <w:bookmarkEnd w:id="136"/>
+    <w:bookmarkStart w:id="138" w:name="ref-wikipedia_affine_transformation"/>
+    <w:p>
+      <w:pPr>
+        <w:pStyle w:val="Bibliography"/>
+      </w:pPr>
+      <w:r>
+        <w:t xml:space="preserve">[5]</w:t>
+      </w:r>
+      <w:r>
+        <w:t xml:space="preserve"> </w:t>
+      </w:r>
+      <w:r>
+        <w:t xml:space="preserve">	</w:t>
+      </w:r>
+      <w:r>
+        <w:t xml:space="preserve">Wikipedia contributors,</w:t>
+      </w:r>
+      <w:r>
+        <w:t xml:space="preserve"> </w:t>
+      </w:r>
+      <w:r>
         <w:t xml:space="preserve">“Affine transformation —</w:t>
       </w:r>
       <w:r>
@@ -29007,7 +30758,7 @@
       <w:r>
         <w:t xml:space="preserve"> </w:t>
       </w:r>
-      <w:hyperlink r:id="rId125">
+      <w:hyperlink r:id="rId137">
         <w:r>
           <w:rPr>
             <w:rStyle w:val="Hyperlink"/>
@@ -29016,14 +30767,14 @@
         </w:r>
       </w:hyperlink>
     </w:p>
-    <w:bookmarkEnd w:id="126"/>
-    <w:bookmarkStart w:id="128" w:name="ref-wikipedia_slope"/>
+    <w:bookmarkEnd w:id="138"/>
+    <w:bookmarkStart w:id="140" w:name="ref-wikipedia_slope"/>
     <w:p>
       <w:pPr>
         <w:pStyle w:val="Bibliography"/>
       </w:pPr>
       <w:r>
-        <w:t xml:space="preserve">[5]</w:t>
+        <w:t xml:space="preserve">[6]</w:t>
       </w:r>
       <w:r>
         <w:t xml:space="preserve"> </w:t>
@@ -29064,7 +30815,7 @@
       <w:r>
         <w:t xml:space="preserve"> </w:t>
       </w:r>
-      <w:hyperlink r:id="rId127">
+      <w:hyperlink r:id="rId139">
         <w:r>
           <w:rPr>
             <w:rStyle w:val="Hyperlink"/>
@@ -29073,14 +30824,14 @@
         </w:r>
       </w:hyperlink>
     </w:p>
-    <w:bookmarkEnd w:id="128"/>
-    <w:bookmarkStart w:id="130" w:name="ref-wikipedia_linear_function"/>
+    <w:bookmarkEnd w:id="140"/>
+    <w:bookmarkStart w:id="142" w:name="ref-wikipedia_linear_function"/>
     <w:p>
       <w:pPr>
         <w:pStyle w:val="Bibliography"/>
       </w:pPr>
       <w:r>
-        <w:t xml:space="preserve">[6]</w:t>
+        <w:t xml:space="preserve">[7]</w:t>
       </w:r>
       <w:r>
         <w:t xml:space="preserve"> </w:t>
@@ -29121,7 +30872,7 @@
       <w:r>
         <w:t xml:space="preserve"> </w:t>
       </w:r>
-      <w:hyperlink r:id="rId129">
+      <w:hyperlink r:id="rId141">
         <w:r>
           <w:rPr>
             <w:rStyle w:val="Hyperlink"/>
@@ -29130,14 +30881,14 @@
         </w:r>
       </w:hyperlink>
     </w:p>
-    <w:bookmarkEnd w:id="130"/>
-    <w:bookmarkStart w:id="132" w:name="ref-wikipedia_limit_of_a_sequence"/>
+    <w:bookmarkEnd w:id="142"/>
+    <w:bookmarkStart w:id="144" w:name="ref-wikipedia_limit_of_a_sequence"/>
     <w:p>
       <w:pPr>
         <w:pStyle w:val="Bibliography"/>
       </w:pPr>
       <w:r>
-        <w:t xml:space="preserve">[7]</w:t>
+        <w:t xml:space="preserve">[8]</w:t>
       </w:r>
       <w:r>
         <w:t xml:space="preserve"> </w:t>
@@ -29178,7 +30929,7 @@
       <w:r>
         <w:t xml:space="preserve"> </w:t>
       </w:r>
-      <w:hyperlink r:id="rId131">
+      <w:hyperlink r:id="rId143">
         <w:r>
           <w:rPr>
             <w:rStyle w:val="Hyperlink"/>
@@ -29187,14 +30938,14 @@
         </w:r>
       </w:hyperlink>
     </w:p>
-    <w:bookmarkEnd w:id="132"/>
-    <w:bookmarkStart w:id="134" w:name="ref-wikipedia_series_mathematics"/>
+    <w:bookmarkEnd w:id="144"/>
+    <w:bookmarkStart w:id="146" w:name="ref-wikipedia_series_mathematics"/>
     <w:p>
       <w:pPr>
         <w:pStyle w:val="Bibliography"/>
       </w:pPr>
       <w:r>
-        <w:t xml:space="preserve">[8]</w:t>
+        <w:t xml:space="preserve">[9]</w:t>
       </w:r>
       <w:r>
         <w:t xml:space="preserve"> </w:t>
@@ -29235,7 +30986,7 @@
       <w:r>
         <w:t xml:space="preserve"> </w:t>
       </w:r>
-      <w:hyperlink r:id="rId133">
+      <w:hyperlink r:id="rId145">
         <w:r>
           <w:rPr>
             <w:rStyle w:val="Hyperlink"/>
@@ -29244,14 +30995,14 @@
         </w:r>
       </w:hyperlink>
     </w:p>
-    <w:bookmarkEnd w:id="134"/>
-    <w:bookmarkStart w:id="136" w:name="X0550f6b86499719df0a5564f859fdf3dd90e1bc"/>
+    <w:bookmarkEnd w:id="146"/>
+    <w:bookmarkStart w:id="148" w:name="X0550f6b86499719df0a5564f859fdf3dd90e1bc"/>
     <w:p>
       <w:pPr>
         <w:pStyle w:val="Bibliography"/>
       </w:pPr>
       <w:r>
-        <w:t xml:space="preserve">[9]</w:t>
+        <w:t xml:space="preserve">[10]</w:t>
       </w:r>
       <w:r>
         <w:t xml:space="preserve"> </w:t>
@@ -29292,7 +31043,7 @@
       <w:r>
         <w:t xml:space="preserve"> </w:t>
       </w:r>
-      <w:hyperlink r:id="rId135">
+      <w:hyperlink r:id="rId147">
         <w:r>
           <w:rPr>
             <w:rStyle w:val="Hyperlink"/>
@@ -29301,14 +31052,14 @@
         </w:r>
       </w:hyperlink>
     </w:p>
-    <w:bookmarkEnd w:id="136"/>
-    <w:bookmarkStart w:id="138" w:name="ref-wikipedia_exponential_function"/>
+    <w:bookmarkEnd w:id="148"/>
+    <w:bookmarkStart w:id="150" w:name="ref-wikipedia_exponential_function"/>
     <w:p>
       <w:pPr>
         <w:pStyle w:val="Bibliography"/>
       </w:pPr>
       <w:r>
-        <w:t xml:space="preserve">[10]</w:t>
+        <w:t xml:space="preserve">[11]</w:t>
       </w:r>
       <w:r>
         <w:t xml:space="preserve"> </w:t>
@@ -29349,7 +31100,7 @@
       <w:r>
         <w:t xml:space="preserve"> </w:t>
       </w:r>
-      <w:hyperlink r:id="rId137">
+      <w:hyperlink r:id="rId149">
         <w:r>
           <w:rPr>
             <w:rStyle w:val="Hyperlink"/>
@@ -29358,14 +31109,14 @@
         </w:r>
       </w:hyperlink>
     </w:p>
-    <w:bookmarkEnd w:id="138"/>
-    <w:bookmarkStart w:id="140" w:name="ref-wikipedia_e_mathematical_constant"/>
+    <w:bookmarkEnd w:id="150"/>
+    <w:bookmarkStart w:id="152" w:name="ref-wikipedia_e_mathematical_constant"/>
     <w:p>
       <w:pPr>
         <w:pStyle w:val="Bibliography"/>
       </w:pPr>
       <w:r>
-        <w:t xml:space="preserve">[11]</w:t>
+        <w:t xml:space="preserve">[12]</w:t>
       </w:r>
       <w:r>
         <w:t xml:space="preserve"> </w:t>
@@ -29406,7 +31157,7 @@
       <w:r>
         <w:t xml:space="preserve"> </w:t>
       </w:r>
-      <w:hyperlink r:id="rId139">
+      <w:hyperlink r:id="rId151">
         <w:r>
           <w:rPr>
             <w:rStyle w:val="Hyperlink"/>
@@ -29415,14 +31166,14 @@
         </w:r>
       </w:hyperlink>
     </w:p>
-    <w:bookmarkEnd w:id="140"/>
-    <w:bookmarkStart w:id="142" w:name="ref-wikipedia_natural_logarithm"/>
+    <w:bookmarkEnd w:id="152"/>
+    <w:bookmarkStart w:id="154" w:name="ref-wikipedia_natural_logarithm"/>
     <w:p>
       <w:pPr>
         <w:pStyle w:val="Bibliography"/>
       </w:pPr>
       <w:r>
-        <w:t xml:space="preserve">[12]</w:t>
+        <w:t xml:space="preserve">[13]</w:t>
       </w:r>
       <w:r>
         <w:t xml:space="preserve"> </w:t>
@@ -29463,7 +31214,7 @@
       <w:r>
         <w:t xml:space="preserve"> </w:t>
       </w:r>
-      <w:hyperlink r:id="rId141">
+      <w:hyperlink r:id="rId153">
         <w:r>
           <w:rPr>
             <w:rStyle w:val="Hyperlink"/>
@@ -29472,14 +31223,14 @@
         </w:r>
       </w:hyperlink>
     </w:p>
-    <w:bookmarkEnd w:id="142"/>
-    <w:bookmarkStart w:id="144" w:name="ref-wikipedia_logarithm"/>
+    <w:bookmarkEnd w:id="154"/>
+    <w:bookmarkStart w:id="156" w:name="ref-wikipedia_logarithm"/>
     <w:p>
       <w:pPr>
         <w:pStyle w:val="Bibliography"/>
       </w:pPr>
       <w:r>
-        <w:t xml:space="preserve">[13]</w:t>
+        <w:t xml:space="preserve">[14]</w:t>
       </w:r>
       <w:r>
         <w:t xml:space="preserve"> </w:t>
@@ -29520,7 +31271,7 @@
       <w:r>
         <w:t xml:space="preserve"> </w:t>
       </w:r>
-      <w:hyperlink r:id="rId143">
+      <w:hyperlink r:id="rId155">
         <w:r>
           <w:rPr>
             <w:rStyle w:val="Hyperlink"/>
@@ -29529,14 +31280,14 @@
         </w:r>
       </w:hyperlink>
     </w:p>
-    <w:bookmarkEnd w:id="144"/>
-    <w:bookmarkStart w:id="146" w:name="X5bbf2d245759a3fafc9c46669854129ba2658aa"/>
+    <w:bookmarkEnd w:id="156"/>
+    <w:bookmarkStart w:id="158" w:name="X5bbf2d245759a3fafc9c46669854129ba2658aa"/>
     <w:p>
       <w:pPr>
         <w:pStyle w:val="Bibliography"/>
       </w:pPr>
       <w:r>
-        <w:t xml:space="preserve">[14]</w:t>
+        <w:t xml:space="preserve">[15]</w:t>
       </w:r>
       <w:r>
         <w:t xml:space="preserve"> </w:t>
@@ -29577,7 +31328,7 @@
       <w:r>
         <w:t xml:space="preserve"> </w:t>
       </w:r>
-      <w:hyperlink r:id="rId145">
+      <w:hyperlink r:id="rId157">
         <w:r>
           <w:rPr>
             <w:rStyle w:val="Hyperlink"/>
@@ -29586,14 +31337,14 @@
         </w:r>
       </w:hyperlink>
     </w:p>
-    <w:bookmarkEnd w:id="146"/>
-    <w:bookmarkStart w:id="148" w:name="ref-wikipedia_contour_line"/>
+    <w:bookmarkEnd w:id="158"/>
+    <w:bookmarkStart w:id="160" w:name="ref-wikipedia_contour_line"/>
     <w:p>
       <w:pPr>
         <w:pStyle w:val="Bibliography"/>
       </w:pPr>
       <w:r>
-        <w:t xml:space="preserve">[15]</w:t>
+        <w:t xml:space="preserve">[16]</w:t>
       </w:r>
       <w:r>
         <w:t xml:space="preserve"> </w:t>
@@ -29634,7 +31385,7 @@
       <w:r>
         <w:t xml:space="preserve"> </w:t>
       </w:r>
-      <w:hyperlink r:id="rId147">
+      <w:hyperlink r:id="rId159">
         <w:r>
           <w:rPr>
             <w:rStyle w:val="Hyperlink"/>
@@ -29643,9 +31394,9 @@
         </w:r>
       </w:hyperlink>
     </w:p>
-    <w:bookmarkEnd w:id="148"/>
-    <w:bookmarkEnd w:id="149"/>
-    <w:bookmarkEnd w:id="150"/>
+    <w:bookmarkEnd w:id="160"/>
+    <w:bookmarkEnd w:id="161"/>
+    <w:bookmarkEnd w:id="162"/>
     <w:sectPr>
       <w:footnotePr>
         <w:numRestart w:val="eachSect"/>
@@ -30020,6 +31771,12 @@
     <w:abstractNumId w:val="991"/>
   </w:num>
   <w:num w:numId="1007">
+    <w:abstractNumId w:val="991"/>
+  </w:num>
+  <w:num w:numId="1008">
+    <w:abstractNumId w:val="991"/>
+  </w:num>
+  <w:num w:numId="1009">
     <w:abstractNumId w:val="99411"/>
     <w:lvlOverride w:ilvl="0">
       <w:startOverride w:val="1"/>
@@ -30049,12 +31806,6 @@
       <w:startOverride w:val="1"/>
     </w:lvlOverride>
   </w:num>
-  <w:num w:numId="1008">
-    <w:abstractNumId w:val="991"/>
-  </w:num>
-  <w:num w:numId="1009">
-    <w:abstractNumId w:val="991"/>
-  </w:num>
   <w:num w:numId="1010">
     <w:abstractNumId w:val="991"/>
   </w:num>
@@ -30068,34 +31819,7 @@
     <w:abstractNumId w:val="991"/>
   </w:num>
   <w:num w:numId="1014">
-    <w:abstractNumId w:val="99411"/>
-    <w:lvlOverride w:ilvl="0">
-      <w:startOverride w:val="1"/>
-    </w:lvlOverride>
-    <w:lvlOverride w:ilvl="1">
-      <w:startOverride w:val="1"/>
-    </w:lvlOverride>
-    <w:lvlOverride w:ilvl="2">
-      <w:startOverride w:val="1"/>
-    </w:lvlOverride>
-    <w:lvlOverride w:ilvl="3">
-      <w:startOverride w:val="1"/>
-    </w:lvlOverride>
-    <w:lvlOverride w:ilvl="4">
-      <w:startOverride w:val="1"/>
-    </w:lvlOverride>
-    <w:lvlOverride w:ilvl="5">
-      <w:startOverride w:val="1"/>
-    </w:lvlOverride>
-    <w:lvlOverride w:ilvl="6">
-      <w:startOverride w:val="1"/>
-    </w:lvlOverride>
-    <w:lvlOverride w:ilvl="7">
-      <w:startOverride w:val="1"/>
-    </w:lvlOverride>
-    <w:lvlOverride w:ilvl="8">
-      <w:startOverride w:val="1"/>
-    </w:lvlOverride>
+    <w:abstractNumId w:val="991"/>
   </w:num>
   <w:num w:numId="1015">
     <w:abstractNumId w:val="991"/>
@@ -30131,34 +31855,7 @@
     </w:lvlOverride>
   </w:num>
   <w:num w:numId="1017">
-    <w:abstractNumId w:val="99411"/>
-    <w:lvlOverride w:ilvl="0">
-      <w:startOverride w:val="1"/>
-    </w:lvlOverride>
-    <w:lvlOverride w:ilvl="1">
-      <w:startOverride w:val="1"/>
-    </w:lvlOverride>
-    <w:lvlOverride w:ilvl="2">
-      <w:startOverride w:val="1"/>
-    </w:lvlOverride>
-    <w:lvlOverride w:ilvl="3">
-      <w:startOverride w:val="1"/>
-    </w:lvlOverride>
-    <w:lvlOverride w:ilvl="4">
-      <w:startOverride w:val="1"/>
-    </w:lvlOverride>
-    <w:lvlOverride w:ilvl="5">
-      <w:startOverride w:val="1"/>
-    </w:lvlOverride>
-    <w:lvlOverride w:ilvl="6">
-      <w:startOverride w:val="1"/>
-    </w:lvlOverride>
-    <w:lvlOverride w:ilvl="7">
-      <w:startOverride w:val="1"/>
-    </w:lvlOverride>
-    <w:lvlOverride w:ilvl="8">
-      <w:startOverride w:val="1"/>
-    </w:lvlOverride>
+    <w:abstractNumId w:val="991"/>
   </w:num>
   <w:num w:numId="1018">
     <w:abstractNumId w:val="99411"/>
@@ -30191,9 +31888,69 @@
     </w:lvlOverride>
   </w:num>
   <w:num w:numId="1019">
+    <w:abstractNumId w:val="99411"/>
+    <w:lvlOverride w:ilvl="0">
+      <w:startOverride w:val="1"/>
+    </w:lvlOverride>
+    <w:lvlOverride w:ilvl="1">
+      <w:startOverride w:val="1"/>
+    </w:lvlOverride>
+    <w:lvlOverride w:ilvl="2">
+      <w:startOverride w:val="1"/>
+    </w:lvlOverride>
+    <w:lvlOverride w:ilvl="3">
+      <w:startOverride w:val="1"/>
+    </w:lvlOverride>
+    <w:lvlOverride w:ilvl="4">
+      <w:startOverride w:val="1"/>
+    </w:lvlOverride>
+    <w:lvlOverride w:ilvl="5">
+      <w:startOverride w:val="1"/>
+    </w:lvlOverride>
+    <w:lvlOverride w:ilvl="6">
+      <w:startOverride w:val="1"/>
+    </w:lvlOverride>
+    <w:lvlOverride w:ilvl="7">
+      <w:startOverride w:val="1"/>
+    </w:lvlOverride>
+    <w:lvlOverride w:ilvl="8">
+      <w:startOverride w:val="1"/>
+    </w:lvlOverride>
+  </w:num>
+  <w:num w:numId="1020">
+    <w:abstractNumId w:val="99411"/>
+    <w:lvlOverride w:ilvl="0">
+      <w:startOverride w:val="1"/>
+    </w:lvlOverride>
+    <w:lvlOverride w:ilvl="1">
+      <w:startOverride w:val="1"/>
+    </w:lvlOverride>
+    <w:lvlOverride w:ilvl="2">
+      <w:startOverride w:val="1"/>
+    </w:lvlOverride>
+    <w:lvlOverride w:ilvl="3">
+      <w:startOverride w:val="1"/>
+    </w:lvlOverride>
+    <w:lvlOverride w:ilvl="4">
+      <w:startOverride w:val="1"/>
+    </w:lvlOverride>
+    <w:lvlOverride w:ilvl="5">
+      <w:startOverride w:val="1"/>
+    </w:lvlOverride>
+    <w:lvlOverride w:ilvl="6">
+      <w:startOverride w:val="1"/>
+    </w:lvlOverride>
+    <w:lvlOverride w:ilvl="7">
+      <w:startOverride w:val="1"/>
+    </w:lvlOverride>
+    <w:lvlOverride w:ilvl="8">
+      <w:startOverride w:val="1"/>
+    </w:lvlOverride>
+  </w:num>
+  <w:num w:numId="1021">
     <w:abstractNumId w:val="991"/>
   </w:num>
-  <w:num w:numId="1020">
+  <w:num w:numId="1022">
     <w:abstractNumId w:val="991"/>
   </w:num>
 </w:numbering>

--- a/algebra-exponentials.docx
+++ b/algebra-exponentials.docx
@@ -15,7 +15,7 @@
         <w:pStyle w:val="Date"/>
       </w:pPr>
       <w:r>
-        <w:t xml:space="preserve">Last modified: 2026-10-27 17:38:18 (PDT)</w:t>
+        <w:t xml:space="preserve">Last modified: 2026-10-27 20:53:54 (PDT)</w:t>
       </w:r>
     </w:p>
     <w:bookmarkStart w:id="41" w:name="sec-polynomials"/>

--- a/algebra-exponentials.docx
+++ b/algebra-exponentials.docx
@@ -15,7 +15,7 @@
         <w:pStyle w:val="Date"/>
       </w:pPr>
       <w:r>
-        <w:t xml:space="preserve">Last modified: 2026-10-27 20:53:54 (PDT)</w:t>
+        <w:t xml:space="preserve">Last modified: 2026-10-28 13:13:09 (PDT)</w:t>
       </w:r>
     </w:p>
     <w:bookmarkStart w:id="41" w:name="sec-polynomials"/>

--- a/algebra-exponentials.docx
+++ b/algebra-exponentials.docx
@@ -15,7 +15,7 @@
         <w:pStyle w:val="Date"/>
       </w:pPr>
       <w:r>
-        <w:t xml:space="preserve">Last modified: 2026-10-28 13:13:09 (PDT)</w:t>
+        <w:t xml:space="preserve">Last modified: 2026-10-28 16:00:43 (PDT)</w:t>
       </w:r>
     </w:p>
     <w:bookmarkStart w:id="41" w:name="sec-polynomials"/>

--- a/algebra-exponentials.docx
+++ b/algebra-exponentials.docx
@@ -15,7 +15,7 @@
         <w:pStyle w:val="Date"/>
       </w:pPr>
       <w:r>
-        <w:t xml:space="preserve">Last modified: 2026-10-28 16:00:43 (PDT)</w:t>
+        <w:t xml:space="preserve">Last modified: 2026-10-28 17:04:35 (PDT)</w:t>
       </w:r>
     </w:p>
     <w:bookmarkStart w:id="41" w:name="sec-polynomials"/>

--- a/algebra-exponentials.docx
+++ b/algebra-exponentials.docx
@@ -15,7 +15,7 @@
         <w:pStyle w:val="Date"/>
       </w:pPr>
       <w:r>
-        <w:t xml:space="preserve">Last modified: 2026-10-28 17:04:35 (PDT)</w:t>
+        <w:t xml:space="preserve">Last modified: 2026-10-28 18:32:18 (PDT)</w:t>
       </w:r>
     </w:p>
     <w:bookmarkStart w:id="41" w:name="sec-polynomials"/>

--- a/algebra-exponentials.docx
+++ b/algebra-exponentials.docx
@@ -15,7 +15,7 @@
         <w:pStyle w:val="Date"/>
       </w:pPr>
       <w:r>
-        <w:t xml:space="preserve">Last modified: 2026-10-28 18:32:18 (PDT)</w:t>
+        <w:t xml:space="preserve">Last modified: 2026-10-28 20:07:26 (PDT)</w:t>
       </w:r>
     </w:p>
     <w:bookmarkStart w:id="41" w:name="sec-polynomials"/>

--- a/algebra-exponentials.docx
+++ b/algebra-exponentials.docx
@@ -15,7 +15,7 @@
         <w:pStyle w:val="Date"/>
       </w:pPr>
       <w:r>
-        <w:t xml:space="preserve">Last modified: 2026-10-28 20:07:26 (PDT)</w:t>
+        <w:t xml:space="preserve">Last modified: 2026-10-28 21:37:44 (PDT)</w:t>
       </w:r>
     </w:p>
     <w:bookmarkStart w:id="41" w:name="sec-polynomials"/>

--- a/algebra-exponentials.docx
+++ b/algebra-exponentials.docx
@@ -15,7 +15,7 @@
         <w:pStyle w:val="Date"/>
       </w:pPr>
       <w:r>
-        <w:t xml:space="preserve">Last modified: 2026-10-28 21:37:44 (PDT)</w:t>
+        <w:t xml:space="preserve">Last modified: 2026-10-28 23:05:07 (PDT)</w:t>
       </w:r>
     </w:p>
     <w:bookmarkStart w:id="41" w:name="sec-polynomials"/>

--- a/algebra-exponentials.docx
+++ b/algebra-exponentials.docx
@@ -15,7 +15,7 @@
         <w:pStyle w:val="Date"/>
       </w:pPr>
       <w:r>
-        <w:t xml:space="preserve">Last modified: 2026-10-28 23:05:07 (PDT)</w:t>
+        <w:t xml:space="preserve">Last modified: 2026-10-29 00:14:30 (PDT)</w:t>
       </w:r>
     </w:p>
     <w:bookmarkStart w:id="41" w:name="sec-polynomials"/>

--- a/algebra-exponentials.docx
+++ b/algebra-exponentials.docx
@@ -15,7 +15,7 @@
         <w:pStyle w:val="Date"/>
       </w:pPr>
       <w:r>
-        <w:t xml:space="preserve">Last modified: 2026-10-29 00:14:30 (PDT)</w:t>
+        <w:t xml:space="preserve">Last modified: 2026-10-29 01:38:31 (PDT)</w:t>
       </w:r>
     </w:p>
     <w:bookmarkStart w:id="41" w:name="sec-polynomials"/>

--- a/algebra-exponentials.docx
+++ b/algebra-exponentials.docx
@@ -15,7 +15,7 @@
         <w:pStyle w:val="Date"/>
       </w:pPr>
       <w:r>
-        <w:t xml:space="preserve">Last modified: 2026-10-29 01:38:31 (PDT)</w:t>
+        <w:t xml:space="preserve">Last modified: 2026-10-29 07:45:31 (PDT)</w:t>
       </w:r>
     </w:p>
     <w:bookmarkStart w:id="41" w:name="sec-polynomials"/>

--- a/algebra-exponentials.docx
+++ b/algebra-exponentials.docx
@@ -15,7 +15,7 @@
         <w:pStyle w:val="Date"/>
       </w:pPr>
       <w:r>
-        <w:t xml:space="preserve">Last modified: 2026-10-29 07:45:31 (PDT)</w:t>
+        <w:t xml:space="preserve">Last modified: 2026-10-29 09:12:46 (PDT)</w:t>
       </w:r>
     </w:p>
     <w:bookmarkStart w:id="41" w:name="sec-polynomials"/>

--- a/algebra-exponentials.docx
+++ b/algebra-exponentials.docx
@@ -15,7 +15,7 @@
         <w:pStyle w:val="Date"/>
       </w:pPr>
       <w:r>
-        <w:t xml:space="preserve">Last modified: 2026-10-29 09:12:46 (PDT)</w:t>
+        <w:t xml:space="preserve">Last modified: 2026-10-29 10:33:15 (PDT)</w:t>
       </w:r>
     </w:p>
     <w:bookmarkStart w:id="41" w:name="sec-polynomials"/>

--- a/algebra-exponentials.docx
+++ b/algebra-exponentials.docx
@@ -15,7 +15,7 @@
         <w:pStyle w:val="Date"/>
       </w:pPr>
       <w:r>
-        <w:t xml:space="preserve">Last modified: 2026-10-29 10:33:15 (PDT)</w:t>
+        <w:t xml:space="preserve">Last modified: 2026-10-29 11:51:41 (PDT)</w:t>
       </w:r>
     </w:p>
     <w:bookmarkStart w:id="41" w:name="sec-polynomials"/>

--- a/algebra-exponentials.docx
+++ b/algebra-exponentials.docx
@@ -15,7 +15,7 @@
         <w:pStyle w:val="Date"/>
       </w:pPr>
       <w:r>
-        <w:t xml:space="preserve">Last modified: 2026-10-29 11:51:41 (PDT)</w:t>
+        <w:t xml:space="preserve">Last modified: 2026-10-29 13:28:16 (PDT)</w:t>
       </w:r>
     </w:p>
     <w:bookmarkStart w:id="41" w:name="sec-polynomials"/>

--- a/algebra-exponentials.docx
+++ b/algebra-exponentials.docx
@@ -15,7 +15,7 @@
         <w:pStyle w:val="Date"/>
       </w:pPr>
       <w:r>
-        <w:t xml:space="preserve">Last modified: 2026-10-29 13:28:16 (PDT)</w:t>
+        <w:t xml:space="preserve">Last modified: 2026-10-29 14:56:31 (PDT)</w:t>
       </w:r>
     </w:p>
     <w:bookmarkStart w:id="41" w:name="sec-polynomials"/>

--- a/algebra-exponentials.docx
+++ b/algebra-exponentials.docx
@@ -15,7 +15,7 @@
         <w:pStyle w:val="Date"/>
       </w:pPr>
       <w:r>
-        <w:t xml:space="preserve">Last modified: 2026-10-29 14:56:31 (PDT)</w:t>
+        <w:t xml:space="preserve">Last modified: 2026-10-29 16:45:03 (PDT)</w:t>
       </w:r>
     </w:p>
     <w:bookmarkStart w:id="41" w:name="sec-polynomials"/>

--- a/algebra-exponentials.docx
+++ b/algebra-exponentials.docx
@@ -15,7 +15,7 @@
         <w:pStyle w:val="Date"/>
       </w:pPr>
       <w:r>
-        <w:t xml:space="preserve">Last modified: 2026-10-29 16:45:03 (PDT)</w:t>
+        <w:t xml:space="preserve">Last modified: 2026-10-29 20:01:11 (PDT)</w:t>
       </w:r>
     </w:p>
     <w:bookmarkStart w:id="41" w:name="sec-polynomials"/>

--- a/algebra-exponentials.docx
+++ b/algebra-exponentials.docx
@@ -15,7 +15,7 @@
         <w:pStyle w:val="Date"/>
       </w:pPr>
       <w:r>
-        <w:t xml:space="preserve">Last modified: 2026-10-29 20:01:11 (PDT)</w:t>
+        <w:t xml:space="preserve">Last modified: 2026-10-30 00:52:40 (PDT)</w:t>
       </w:r>
     </w:p>
     <w:bookmarkStart w:id="41" w:name="sec-polynomials"/>

--- a/algebra-exponentials.docx
+++ b/algebra-exponentials.docx
@@ -15,7 +15,7 @@
         <w:pStyle w:val="Date"/>
       </w:pPr>
       <w:r>
-        <w:t xml:space="preserve">Last modified: 2026-10-30 00:52:40 (PDT)</w:t>
+        <w:t xml:space="preserve">Last modified: 2026-10-30 02:22:19 (PDT)</w:t>
       </w:r>
     </w:p>
     <w:bookmarkStart w:id="41" w:name="sec-polynomials"/>

--- a/algebra-exponentials.docx
+++ b/algebra-exponentials.docx
@@ -15,7 +15,7 @@
         <w:pStyle w:val="Date"/>
       </w:pPr>
       <w:r>
-        <w:t xml:space="preserve">Last modified: 2026-10-30 02:22:19 (PDT)</w:t>
+        <w:t xml:space="preserve">Last modified: 2026-10-30 12:07:09 (PDT)</w:t>
       </w:r>
     </w:p>
     <w:bookmarkStart w:id="41" w:name="sec-polynomials"/>

--- a/algebra-exponentials.docx
+++ b/algebra-exponentials.docx
@@ -15,7 +15,7 @@
         <w:pStyle w:val="Date"/>
       </w:pPr>
       <w:r>
-        <w:t xml:space="preserve">Last modified: 2026-10-30 12:07:09 (PDT)</w:t>
+        <w:t xml:space="preserve">Last modified: 2026-10-30 13:54:56 (PDT)</w:t>
       </w:r>
     </w:p>
     <w:bookmarkStart w:id="41" w:name="sec-polynomials"/>

--- a/algebra-exponentials.docx
+++ b/algebra-exponentials.docx
@@ -15,7 +15,7 @@
         <w:pStyle w:val="Date"/>
       </w:pPr>
       <w:r>
-        <w:t xml:space="preserve">Last modified: 2026-10-30 13:54:56 (PDT)</w:t>
+        <w:t xml:space="preserve">Last modified: 2026-10-30 15:46:06 (PDT)</w:t>
       </w:r>
     </w:p>
     <w:bookmarkStart w:id="41" w:name="sec-polynomials"/>

--- a/algebra-exponentials.docx
+++ b/algebra-exponentials.docx
@@ -15,7 +15,7 @@
         <w:pStyle w:val="Date"/>
       </w:pPr>
       <w:r>
-        <w:t xml:space="preserve">Last modified: 2026-10-30 15:46:06 (PDT)</w:t>
+        <w:t xml:space="preserve">Last modified: 2026-10-30 17:15:43 (PDT)</w:t>
       </w:r>
     </w:p>
     <w:bookmarkStart w:id="41" w:name="sec-polynomials"/>
@@ -5864,7 +5864,7 @@
     </w:p>
     <w:bookmarkEnd w:id="40"/>
     <w:bookmarkEnd w:id="41"/>
-    <w:bookmarkStart w:id="51" w:name="sec-affine-linear-functions"/>
+    <w:bookmarkStart w:id="57" w:name="sec-affine-linear-functions"/>
     <w:p>
       <w:pPr>
         <w:pStyle w:val="Heading2"/>
@@ -6213,7 +6213,7 @@
       </w:r>
     </w:p>
     <w:bookmarkEnd w:id="43"/>
-    <w:bookmarkStart w:id="44" w:name="def-intercept"/>
+    <w:bookmarkStart w:id="45" w:name="def-intercept"/>
     <w:p>
       <w:pPr>
         <w:pStyle w:val="BodyText"/>
@@ -6223,14 +6223,54 @@
           <w:b/>
           <w:bCs/>
         </w:rPr>
-        <w:t xml:space="preserve">Definition 13 (Intercept)</w:t>
-      </w:r>
-      <w:r>
-        <w:t xml:space="preserve"> </w:t>
-      </w:r>
-      <w:r>
-        <w:t xml:space="preserve">In the formula</w:t>
-      </w:r>
+        <w:t xml:space="preserve">Definition 13 (Intercept, y-intercept)</w:t>
+      </w:r>
+      <w:r>
+        <w:t xml:space="preserve"> </w:t>
+      </w:r>
+      <w:r>
+        <w:t xml:space="preserve">The</w:t>
+      </w:r>
+      <w:r>
+        <w:t xml:space="preserve"> </w:t>
+      </w:r>
+      <w:r>
+        <w:rPr>
+          <w:b/>
+          <w:bCs/>
+        </w:rPr>
+        <w:t xml:space="preserve">intercept</w:t>
+      </w:r>
+      <w:r>
+        <w:t xml:space="preserve"> </w:t>
+      </w:r>
+      <w:r>
+        <w:t xml:space="preserve">(or</w:t>
+      </w:r>
+      <w:r>
+        <w:t xml:space="preserve"> </w:t>
+      </w:r>
+      <w:r>
+        <w:rPr>
+          <w:b/>
+          <w:bCs/>
+        </w:rPr>
+        <w:t xml:space="preserve">y-intercept</w:t>
+      </w:r>
+      <w:r>
+        <w:t xml:space="preserve">) of a</w:t>
+      </w:r>
+      <w:r>
+        <w:t xml:space="preserve"> </w:t>
+      </w:r>
+      <w:hyperlink r:id="rId11">
+        <w:r>
+          <w:rPr>
+            <w:rStyle w:val="Hyperlink"/>
+          </w:rPr>
+          <w:t xml:space="preserve">function</w:t>
+        </w:r>
+      </w:hyperlink>
       <w:r>
         <w:t xml:space="preserve"> </w:t>
       </w:r>
@@ -6238,6 +6278,51 @@
         <m:r>
           <m:t>f</m:t>
         </m:r>
+      </m:oMath>
+      <w:r>
+        <w:t xml:space="preserve"> </w:t>
+      </w:r>
+      <w:r>
+        <w:t xml:space="preserve">whose</w:t>
+      </w:r>
+      <w:r>
+        <w:t xml:space="preserve"> </w:t>
+      </w:r>
+      <w:hyperlink r:id="rId44">
+        <w:r>
+          <w:rPr>
+            <w:rStyle w:val="Hyperlink"/>
+          </w:rPr>
+          <w:t xml:space="preserve">domain</w:t>
+        </w:r>
+      </w:hyperlink>
+      <w:r>
+        <w:t xml:space="preserve"> </w:t>
+      </w:r>
+      <w:r>
+        <w:t xml:space="preserve">contains</w:t>
+      </w:r>
+      <w:r>
+        <w:t xml:space="preserve"> </w:t>
+      </w:r>
+      <m:oMath>
+        <m:r>
+          <m:t>0</m:t>
+        </m:r>
+      </m:oMath>
+      <w:r>
+        <w:t xml:space="preserve"> </w:t>
+      </w:r>
+      <w:r>
+        <w:t xml:space="preserve">is</w:t>
+      </w:r>
+      <w:r>
+        <w:t xml:space="preserve"> </w:t>
+      </w:r>
+      <m:oMath>
+        <m:r>
+          <m:t>f</m:t>
+        </m:r>
         <m:r>
           <m:rPr>
             <m:sty m:val="p"/>
@@ -6245,8 +6330,287 @@
           <m:t>(</m:t>
         </m:r>
         <m:r>
+          <m:t>0</m:t>
+        </m:r>
+        <m:r>
+          <m:rPr>
+            <m:sty m:val="p"/>
+          </m:rPr>
+          <m:t>)</m:t>
+        </m:r>
+      </m:oMath>
+      <w:r>
+        <w:t xml:space="preserve">,</w:t>
+      </w:r>
+      <w:r>
+        <w:t xml:space="preserve"> </w:t>
+      </w:r>
+      <w:r>
+        <w:t xml:space="preserve">the height at which the</w:t>
+      </w:r>
+      <w:r>
+        <w:t xml:space="preserve"> </w:t>
+      </w:r>
+      <w:hyperlink r:id="rId27">
+        <w:r>
+          <w:rPr>
+            <w:rStyle w:val="Hyperlink"/>
+          </w:rPr>
+          <w:t xml:space="preserve">graph</w:t>
+        </w:r>
+      </w:hyperlink>
+      <w:r>
+        <w:t xml:space="preserve"> </w:t>
+      </w:r>
+      <w:r>
+        <w:t xml:space="preserve">of</w:t>
+      </w:r>
+      <w:r>
+        <w:t xml:space="preserve"> </w:t>
+      </w:r>
+      <m:oMath>
+        <m:r>
+          <m:t>f</m:t>
+        </m:r>
+      </m:oMath>
+      <w:r>
+        <w:t xml:space="preserve"> </w:t>
+      </w:r>
+      <w:r>
+        <w:t xml:space="preserve">crosses the vertical axis.</w:t>
+      </w:r>
+    </w:p>
+    <w:bookmarkEnd w:id="45"/>
+    <w:bookmarkStart w:id="48" w:name="def-intercept-term"/>
+    <w:p>
+      <w:pPr>
+        <w:pStyle w:val="BodyText"/>
+      </w:pPr>
+      <w:r>
+        <w:rPr>
+          <w:b/>
+          <w:bCs/>
+        </w:rPr>
+        <w:t xml:space="preserve">Definition 14 (Intercept term)</w:t>
+      </w:r>
+      <w:r>
+        <w:t xml:space="preserve"> </w:t>
+      </w:r>
+      <w:r>
+        <w:t xml:space="preserve">When a</w:t>
+      </w:r>
+      <w:r>
+        <w:t xml:space="preserve"> </w:t>
+      </w:r>
+      <w:hyperlink r:id="rId11">
+        <w:r>
+          <w:rPr>
+            <w:rStyle w:val="Hyperlink"/>
+          </w:rPr>
+          <w:t xml:space="preserve">function</w:t>
+        </w:r>
+      </w:hyperlink>
+      <w:r>
+        <w:t xml:space="preserve"> </w:t>
+      </w:r>
+      <w:r>
+        <w:t xml:space="preserve">is written as</w:t>
+      </w:r>
+      <w:r>
+        <w:t xml:space="preserve"> </w:t>
+      </w:r>
+      <w:hyperlink r:id="rId46">
+        <w:r>
+          <w:rPr>
+            <w:rStyle w:val="Hyperlink"/>
+          </w:rPr>
+          <w:t xml:space="preserve">terms</w:t>
+        </w:r>
+      </w:hyperlink>
+      <w:r>
+        <w:t xml:space="preserve"> </w:t>
+      </w:r>
+      <w:r>
+        <w:t xml:space="preserve">added together,</w:t>
+      </w:r>
+      <w:r>
+        <w:t xml:space="preserve"> </w:t>
+      </w:r>
+      <w:r>
+        <w:t xml:space="preserve">its</w:t>
+      </w:r>
+      <w:r>
+        <w:t xml:space="preserve"> </w:t>
+      </w:r>
+      <w:r>
+        <w:rPr>
+          <w:b/>
+          <w:bCs/>
+        </w:rPr>
+        <w:t xml:space="preserve">intercept term</w:t>
+      </w:r>
+      <w:r>
+        <w:t xml:space="preserve"> </w:t>
+      </w:r>
+      <w:r>
+        <w:t xml:space="preserve">is the</w:t>
+      </w:r>
+      <w:r>
+        <w:t xml:space="preserve"> </w:t>
+      </w:r>
+      <w:hyperlink r:id="rId46">
+        <w:r>
+          <w:rPr>
+            <w:rStyle w:val="Hyperlink"/>
+          </w:rPr>
+          <w:t xml:space="preserve">term</w:t>
+        </w:r>
+      </w:hyperlink>
+      <w:r>
+        <w:t xml:space="preserve"> </w:t>
+      </w:r>
+      <w:r>
+        <w:t xml:space="preserve">with no factor of the</w:t>
+      </w:r>
+      <w:r>
+        <w:t xml:space="preserve"> </w:t>
+      </w:r>
+      <w:hyperlink r:id="rId47">
+        <w:r>
+          <w:rPr>
+            <w:rStyle w:val="Hyperlink"/>
+          </w:rPr>
+          <w:t xml:space="preserve">input</w:t>
+        </w:r>
+      </w:hyperlink>
+      <w:r>
+        <w:t xml:space="preserve">.</w:t>
+      </w:r>
+      <w:r>
+        <w:t xml:space="preserve"> </w:t>
+      </w:r>
+      <w:r>
+        <w:t xml:space="preserve">When every other term has a factor of the input,</w:t>
+      </w:r>
+      <w:r>
+        <w:t xml:space="preserve"> </w:t>
+      </w:r>
+      <w:r>
+        <w:t xml:space="preserve">the intercept (</w:t>
+      </w:r>
+      <w:hyperlink w:anchor="def-intercept">
+        <w:r>
+          <w:rPr>
+            <w:rStyle w:val="Hyperlink"/>
+          </w:rPr>
+          <w:t xml:space="preserve">Definition 13</w:t>
+        </w:r>
+      </w:hyperlink>
+      <w:r>
+        <w:t xml:space="preserve">) of the function is this term.</w:t>
+      </w:r>
+    </w:p>
+    <w:bookmarkEnd w:id="48"/>
+    <w:bookmarkStart w:id="49" w:name="def-x-intercept"/>
+    <w:p>
+      <w:pPr>
+        <w:pStyle w:val="BodyText"/>
+      </w:pPr>
+      <w:r>
+        <w:rPr>
+          <w:b/>
+          <w:bCs/>
+        </w:rPr>
+        <w:t xml:space="preserve">Definition 15 (x-intercept)</w:t>
+      </w:r>
+      <w:r>
+        <w:t xml:space="preserve"> </w:t>
+      </w:r>
+      <w:r>
+        <w:t xml:space="preserve">An</w:t>
+      </w:r>
+      <w:r>
+        <w:t xml:space="preserve"> </w:t>
+      </w:r>
+      <w:r>
+        <w:rPr>
+          <w:b/>
+          <w:bCs/>
+        </w:rPr>
+        <w:t xml:space="preserve">x-intercept</w:t>
+      </w:r>
+      <w:r>
+        <w:t xml:space="preserve"> </w:t>
+      </w:r>
+      <w:r>
+        <w:t xml:space="preserve">of a</w:t>
+      </w:r>
+      <w:r>
+        <w:t xml:space="preserve"> </w:t>
+      </w:r>
+      <w:hyperlink r:id="rId11">
+        <w:r>
+          <w:rPr>
+            <w:rStyle w:val="Hyperlink"/>
+          </w:rPr>
+          <w:t xml:space="preserve">function</w:t>
+        </w:r>
+      </w:hyperlink>
+      <w:r>
+        <w:t xml:space="preserve"> </w:t>
+      </w:r>
+      <m:oMath>
+        <m:r>
+          <m:t>f</m:t>
+        </m:r>
+      </m:oMath>
+      <w:r>
+        <w:t xml:space="preserve"> </w:t>
+      </w:r>
+      <w:r>
+        <w:t xml:space="preserve">is an</w:t>
+      </w:r>
+      <w:r>
+        <w:t xml:space="preserve"> </w:t>
+      </w:r>
+      <w:hyperlink r:id="rId47">
+        <w:r>
+          <w:rPr>
+            <w:rStyle w:val="Hyperlink"/>
+          </w:rPr>
+          <w:t xml:space="preserve">input</w:t>
+        </w:r>
+      </w:hyperlink>
+      <w:r>
+        <w:t xml:space="preserve"> </w:t>
+      </w:r>
+      <m:oMath>
+        <m:r>
           <m:t>x</m:t>
         </m:r>
+      </m:oMath>
+      <w:r>
+        <w:t xml:space="preserve"> </w:t>
+      </w:r>
+      <w:r>
+        <w:t xml:space="preserve">with</w:t>
+      </w:r>
+      <w:r>
+        <w:t xml:space="preserve"> </w:t>
+      </w:r>
+      <m:oMath>
+        <m:r>
+          <m:t>f</m:t>
+        </m:r>
+        <m:r>
+          <m:rPr>
+            <m:sty m:val="p"/>
+          </m:rPr>
+          <m:t>(</m:t>
+        </m:r>
+        <m:r>
+          <m:t>x</m:t>
+        </m:r>
         <m:r>
           <m:rPr>
             <m:sty m:val="p"/>
@@ -6260,6 +6624,104 @@
           <m:t>=</m:t>
         </m:r>
         <m:r>
+          <m:t>0</m:t>
+        </m:r>
+      </m:oMath>
+      <w:r>
+        <w:t xml:space="preserve">,</w:t>
+      </w:r>
+      <w:r>
+        <w:t xml:space="preserve"> </w:t>
+      </w:r>
+      <w:r>
+        <w:t xml:space="preserve">a point where the</w:t>
+      </w:r>
+      <w:r>
+        <w:t xml:space="preserve"> </w:t>
+      </w:r>
+      <w:hyperlink r:id="rId27">
+        <w:r>
+          <w:rPr>
+            <w:rStyle w:val="Hyperlink"/>
+          </w:rPr>
+          <w:t xml:space="preserve">graph</w:t>
+        </w:r>
+      </w:hyperlink>
+      <w:r>
+        <w:t xml:space="preserve"> </w:t>
+      </w:r>
+      <w:r>
+        <w:t xml:space="preserve">of</w:t>
+      </w:r>
+      <w:r>
+        <w:t xml:space="preserve"> </w:t>
+      </w:r>
+      <m:oMath>
+        <m:r>
+          <m:t>f</m:t>
+        </m:r>
+      </m:oMath>
+      <w:r>
+        <w:t xml:space="preserve"> </w:t>
+      </w:r>
+      <w:r>
+        <w:t xml:space="preserve">crosses the horizontal axis.</w:t>
+      </w:r>
+      <w:r>
+        <w:t xml:space="preserve"> </w:t>
+      </w:r>
+      <w:r>
+        <w:t xml:space="preserve">A function can have no x-intercept, one, or many.</w:t>
+      </w:r>
+    </w:p>
+    <w:bookmarkEnd w:id="49"/>
+    <w:bookmarkStart w:id="50" w:name="rem-intercepts-affine"/>
+    <w:p>
+      <w:pPr>
+        <w:pStyle w:val="BodyText"/>
+      </w:pPr>
+      <w:r>
+        <w:rPr>
+          <w:i/>
+          <w:iCs/>
+        </w:rPr>
+        <w:t xml:space="preserve">Remark 2</w:t>
+      </w:r>
+      <w:r>
+        <w:t xml:space="preserve"> (Intercepts of an affine function). </w:t>
+      </w:r>
+      <w:r>
+        <w:t xml:space="preserve">For an affine function</w:t>
+      </w:r>
+      <w:r>
+        <w:t xml:space="preserve"> </w:t>
+      </w:r>
+      <m:oMath>
+        <m:r>
+          <m:t>f</m:t>
+        </m:r>
+        <m:r>
+          <m:rPr>
+            <m:sty m:val="p"/>
+          </m:rPr>
+          <m:t>(</m:t>
+        </m:r>
+        <m:r>
+          <m:t>x</m:t>
+        </m:r>
+        <m:r>
+          <m:rPr>
+            <m:sty m:val="p"/>
+          </m:rPr>
+          <m:t>)</m:t>
+        </m:r>
+        <m:r>
+          <m:rPr>
+            <m:sty m:val="p"/>
+          </m:rPr>
+          <m:t>=</m:t>
+        </m:r>
+        <m:r>
           <m:t>m</m:t>
         </m:r>
         <m:r>
@@ -6273,20 +6735,6 @@
         </m:r>
         <m:r>
           <m:t>b</m:t>
-        </m:r>
-      </m:oMath>
-      <w:r>
-        <w:t xml:space="preserve"> </w:t>
-      </w:r>
-      <w:r>
-        <w:t xml:space="preserve">for an affine function</w:t>
-      </w:r>
-      <w:r>
-        <w:t xml:space="preserve"> </w:t>
-      </w:r>
-      <m:oMath>
-        <m:r>
-          <m:t>f</m:t>
         </m:r>
       </m:oMath>
       <w:r>
@@ -6304,7 +6752,36 @@
         </w:r>
       </w:hyperlink>
       <w:r>
-        <w:t xml:space="preserve">),</w:t>
+        <w:t xml:space="preserve">):</w:t>
+      </w:r>
+    </w:p>
+    <w:p>
+      <w:pPr>
+        <w:pStyle w:val="Compact"/>
+        <w:numPr>
+          <w:ilvl w:val="0"/>
+          <w:numId w:val="1009"/>
+        </w:numPr>
+      </w:pPr>
+      <w:r>
+        <w:t xml:space="preserve">the</w:t>
+      </w:r>
+      <w:r>
+        <w:t xml:space="preserve"> </w:t>
+      </w:r>
+      <w:hyperlink w:anchor="def-intercept-term">
+        <w:r>
+          <w:rPr>
+            <w:rStyle w:val="Hyperlink"/>
+          </w:rPr>
+          <w:t xml:space="preserve">intercept term</w:t>
+        </w:r>
+      </w:hyperlink>
+      <w:r>
+        <w:t xml:space="preserve"> </w:t>
+      </w:r>
+      <w:r>
+        <w:t xml:space="preserve">is</w:t>
       </w:r>
       <w:r>
         <w:t xml:space="preserve"> </w:t>
@@ -6315,51 +6792,160 @@
         </m:r>
       </m:oMath>
       <w:r>
-        <w:t xml:space="preserve"> </w:t>
-      </w:r>
-      <w:r>
-        <w:t xml:space="preserve">is called the</w:t>
-      </w:r>
-      <w:r>
-        <w:t xml:space="preserve"> </w:t>
-      </w:r>
+        <w:t xml:space="preserve">,</w:t>
+      </w:r>
+    </w:p>
+    <w:p>
+      <w:pPr>
+        <w:pStyle w:val="Compact"/>
+        <w:numPr>
+          <w:ilvl w:val="0"/>
+          <w:numId w:val="1009"/>
+        </w:numPr>
+      </w:pPr>
+      <w:r>
+        <w:t xml:space="preserve">the</w:t>
+      </w:r>
+      <w:r>
+        <w:t xml:space="preserve"> </w:t>
+      </w:r>
+      <w:hyperlink w:anchor="def-intercept">
+        <w:r>
+          <w:rPr>
+            <w:rStyle w:val="Hyperlink"/>
+          </w:rPr>
+          <w:t xml:space="preserve">intercept</w:t>
+        </w:r>
+      </w:hyperlink>
+      <w:r>
+        <w:t xml:space="preserve"> </w:t>
+      </w:r>
+      <w:r>
+        <w:t xml:space="preserve">is</w:t>
+      </w:r>
+      <w:r>
+        <w:t xml:space="preserve"> </w:t>
+      </w:r>
+      <m:oMath>
+        <m:r>
+          <m:t>f</m:t>
+        </m:r>
+        <m:r>
+          <m:rPr>
+            <m:sty m:val="p"/>
+          </m:rPr>
+          <m:t>(</m:t>
+        </m:r>
+        <m:r>
+          <m:t>0</m:t>
+        </m:r>
+        <m:r>
+          <m:rPr>
+            <m:sty m:val="p"/>
+          </m:rPr>
+          <m:t>)</m:t>
+        </m:r>
+        <m:r>
+          <m:rPr>
+            <m:sty m:val="p"/>
+          </m:rPr>
+          <m:t>=</m:t>
+        </m:r>
+        <m:r>
+          <m:t>b</m:t>
+        </m:r>
+      </m:oMath>
+      <w:r>
+        <w:t xml:space="preserve">,</w:t>
+      </w:r>
+    </w:p>
+    <w:p>
+      <w:pPr>
+        <w:pStyle w:val="Compact"/>
+        <w:numPr>
+          <w:ilvl w:val="0"/>
+          <w:numId w:val="1009"/>
+        </w:numPr>
+      </w:pPr>
+      <w:r>
+        <w:t xml:space="preserve">if</w:t>
+      </w:r>
+      <w:r>
+        <w:t xml:space="preserve"> </w:t>
+      </w:r>
+      <m:oMath>
+        <m:r>
+          <m:t>m</m:t>
+        </m:r>
+        <m:r>
+          <m:rPr>
+            <m:sty m:val="p"/>
+          </m:rPr>
+          <m:t>≠</m:t>
+        </m:r>
+        <m:r>
+          <m:t>0</m:t>
+        </m:r>
+      </m:oMath>
+      <w:r>
+        <w:t xml:space="preserve">, the only</w:t>
+      </w:r>
+      <w:r>
+        <w:t xml:space="preserve"> </w:t>
+      </w:r>
+      <w:hyperlink w:anchor="def-x-intercept">
+        <w:r>
+          <w:rPr>
+            <w:rStyle w:val="Hyperlink"/>
+          </w:rPr>
+          <w:t xml:space="preserve">x-intercept</w:t>
+        </w:r>
+      </w:hyperlink>
+      <w:r>
+        <w:t xml:space="preserve"> </w:t>
+      </w:r>
+      <w:r>
+        <w:t xml:space="preserve">is</w:t>
+      </w:r>
+      <w:r>
+        <w:t xml:space="preserve"> </w:t>
+      </w:r>
+      <m:oMath>
+        <m:r>
+          <m:rPr>
+            <m:sty m:val="p"/>
+          </m:rPr>
+          <m:t>−</m:t>
+        </m:r>
+        <m:r>
+          <m:t>b</m:t>
+        </m:r>
+        <m:r>
+          <m:rPr>
+            <m:sty m:val="p"/>
+          </m:rPr>
+          <m:t>/</m:t>
+        </m:r>
+        <m:r>
+          <m:t>m</m:t>
+        </m:r>
+      </m:oMath>
+      <w:r>
+        <w:t xml:space="preserve">.</w:t>
+      </w:r>
+    </w:p>
+    <w:bookmarkEnd w:id="50"/>
+    <w:bookmarkStart w:id="51" w:name="def-linear-function"/>
+    <w:p>
+      <w:pPr>
+        <w:pStyle w:val="FirstParagraph"/>
+      </w:pPr>
       <w:r>
         <w:rPr>
           <w:b/>
           <w:bCs/>
         </w:rPr>
-        <w:t xml:space="preserve">intercept</w:t>
-      </w:r>
-      <w:r>
-        <w:t xml:space="preserve"> </w:t>
-      </w:r>
-      <w:r>
-        <w:t xml:space="preserve">of</w:t>
-      </w:r>
-      <w:r>
-        <w:t xml:space="preserve"> </w:t>
-      </w:r>
-      <m:oMath>
-        <m:r>
-          <m:t>f</m:t>
-        </m:r>
-      </m:oMath>
-      <w:r>
-        <w:t xml:space="preserve">.</w:t>
-      </w:r>
-    </w:p>
-    <w:bookmarkEnd w:id="44"/>
-    <w:bookmarkStart w:id="45" w:name="def-linear-function"/>
-    <w:p>
-      <w:pPr>
-        <w:pStyle w:val="BodyText"/>
-      </w:pPr>
-      <w:r>
-        <w:rPr>
-          <w:b/>
-          <w:bCs/>
-        </w:rPr>
-        <w:t xml:space="preserve">Definition 14 (Linear function of one variable)</w:t>
+        <w:t xml:space="preserve">Definition 16 (Linear function of one variable)</w:t>
       </w:r>
       <w:r>
         <w:t xml:space="preserve"> </w:t>
@@ -6540,8 +7126,8 @@
         </m:oMath>
       </m:oMathPara>
     </w:p>
-    <w:bookmarkEnd w:id="45"/>
-    <w:bookmarkStart w:id="46" w:name="thm-affine-function-props"/>
+    <w:bookmarkEnd w:id="51"/>
+    <w:bookmarkStart w:id="52" w:name="thm-affine-function-props"/>
     <w:p>
       <w:pPr>
         <w:pStyle w:val="FirstParagraph"/>
@@ -6626,7 +7212,7 @@
         <w:pStyle w:val="Compact"/>
         <w:numPr>
           <w:ilvl w:val="0"/>
-          <w:numId w:val="1009"/>
+          <w:numId w:val="1010"/>
         </w:numPr>
       </w:pPr>
       <w:r>
@@ -6673,7 +7259,7 @@
         <w:pStyle w:val="Compact"/>
         <w:numPr>
           <w:ilvl w:val="0"/>
-          <w:numId w:val="1009"/>
+          <w:numId w:val="1010"/>
         </w:numPr>
       </w:pPr>
       <w:r>
@@ -6874,7 +7460,7 @@
         <w:pStyle w:val="Compact"/>
         <w:numPr>
           <w:ilvl w:val="0"/>
-          <w:numId w:val="1009"/>
+          <w:numId w:val="1010"/>
         </w:numPr>
       </w:pPr>
       <w:r>
@@ -7053,7 +7639,7 @@
         <w:t xml:space="preserve">.</w:t>
       </w:r>
     </w:p>
-    <w:bookmarkEnd w:id="46"/>
+    <w:bookmarkEnd w:id="52"/>
     <w:p>
       <w:pPr>
         <w:pStyle w:val="FirstParagraph"/>
@@ -9229,7 +9815,7 @@
         </m:oMath>
       </m:oMathPara>
     </w:p>
-    <w:bookmarkStart w:id="47" w:name="exm-affine-function"/>
+    <w:bookmarkStart w:id="53" w:name="exm-affine-function"/>
     <w:p>
       <w:pPr>
         <w:pStyle w:val="FirstParagraph"/>
@@ -9671,8 +10257,8 @@
         <w:t xml:space="preserve">.</w:t>
       </w:r>
     </w:p>
-    <w:bookmarkEnd w:id="47"/>
-    <w:bookmarkStart w:id="50" w:name="rem-linear-function-terminology"/>
+    <w:bookmarkEnd w:id="53"/>
+    <w:bookmarkStart w:id="56" w:name="rem-linear-function-terminology"/>
     <w:p>
       <w:pPr>
         <w:pStyle w:val="BodyText"/>
@@ -9682,7 +10268,7 @@
           <w:i/>
           <w:iCs/>
         </w:rPr>
-        <w:t xml:space="preserve">Remark 2</w:t>
+        <w:t xml:space="preserve">Remark 3</w:t>
       </w:r>
       <w:r>
         <w:t xml:space="preserve"> (Elementary algebra calls</w:t>
@@ -9847,7 +10433,7 @@
       <w:r>
         <w:t xml:space="preserve"> </w:t>
       </w:r>
-      <w:hyperlink r:id="rId48">
+      <w:hyperlink r:id="rId54">
         <w:r>
           <w:rPr>
             <w:rStyle w:val="Hyperlink"/>
@@ -9889,7 +10475,7 @@
       <w:r>
         <w:t xml:space="preserve">(</w:t>
       </w:r>
-      <w:hyperlink r:id="rId49">
+      <w:hyperlink r:id="rId55">
         <w:r>
           <w:rPr>
             <w:rStyle w:val="Hyperlink"/>
@@ -9901,9 +10487,9 @@
         <w:t xml:space="preserve">).</w:t>
       </w:r>
     </w:p>
-    <w:bookmarkEnd w:id="50"/>
-    <w:bookmarkEnd w:id="51"/>
-    <w:bookmarkStart w:id="60" w:name="sec-sequence-limits"/>
+    <w:bookmarkEnd w:id="56"/>
+    <w:bookmarkEnd w:id="57"/>
+    <w:bookmarkStart w:id="66" w:name="sec-sequence-limits"/>
     <w:p>
       <w:pPr>
         <w:pStyle w:val="Heading2"/>
@@ -9912,7 +10498,7 @@
         <w:t xml:space="preserve">3 Limits of sequences</w:t>
       </w:r>
     </w:p>
-    <w:bookmarkStart w:id="53" w:name="def-sequence-limit"/>
+    <w:bookmarkStart w:id="59" w:name="def-sequence-limit"/>
     <w:p>
       <w:pPr>
         <w:pStyle w:val="FirstParagraph"/>
@@ -9922,7 +10508,7 @@
           <w:b/>
           <w:bCs/>
         </w:rPr>
-        <w:t xml:space="preserve">Definition 15 (Limit of a sequence)</w:t>
+        <w:t xml:space="preserve">Definition 17 (Limit of a sequence)</w:t>
       </w:r>
       <w:r>
         <w:t xml:space="preserve"> </w:t>
@@ -9963,7 +10549,7 @@
       <w:r>
         <w:t xml:space="preserve"> </w:t>
       </w:r>
-      <w:hyperlink r:id="rId52">
+      <w:hyperlink r:id="rId58">
         <w:r>
           <w:rPr>
             <w:rStyle w:val="Hyperlink"/>
@@ -10239,8 +10825,8 @@
         </m:oMath>
       </m:oMathPara>
     </w:p>
-    <w:bookmarkEnd w:id="53"/>
-    <w:bookmarkStart w:id="54" w:name="exm-sequence-limit"/>
+    <w:bookmarkEnd w:id="59"/>
+    <w:bookmarkStart w:id="60" w:name="exm-sequence-limit"/>
     <w:p>
       <w:pPr>
         <w:pStyle w:val="FirstParagraph"/>
@@ -10624,8 +11210,8 @@
         <w:t xml:space="preserve">.</w:t>
       </w:r>
     </w:p>
-    <w:bookmarkEnd w:id="54"/>
-    <w:bookmarkStart w:id="55" w:name="def-convergent-sequence"/>
+    <w:bookmarkEnd w:id="60"/>
+    <w:bookmarkStart w:id="61" w:name="def-convergent-sequence"/>
     <w:p>
       <w:pPr>
         <w:pStyle w:val="BodyText"/>
@@ -10635,7 +11221,7 @@
           <w:b/>
           <w:bCs/>
         </w:rPr>
-        <w:t xml:space="preserve">Definition 16 (Convergent sequence (converges))</w:t>
+        <w:t xml:space="preserve">Definition 18 (Convergent sequence (converges))</w:t>
       </w:r>
       <w:r>
         <w:t xml:space="preserve"> </w:t>
@@ -10727,7 +11313,7 @@
           <w:rPr>
             <w:rStyle w:val="Hyperlink"/>
           </w:rPr>
-          <w:t xml:space="preserve">Definition 15</w:t>
+          <w:t xml:space="preserve">Definition 17</w:t>
         </w:r>
       </w:hyperlink>
       <w:r>
@@ -10753,8 +11339,8 @@
         <w:t xml:space="preserve">.</w:t>
       </w:r>
     </w:p>
-    <w:bookmarkEnd w:id="55"/>
-    <w:bookmarkStart w:id="56" w:name="exm-convergent-sequence"/>
+    <w:bookmarkEnd w:id="61"/>
+    <w:bookmarkStart w:id="62" w:name="exm-convergent-sequence"/>
     <w:p>
       <w:pPr>
         <w:pStyle w:val="BodyText"/>
@@ -10897,8 +11483,8 @@
         <w:t xml:space="preserve">is convergent.</w:t>
       </w:r>
     </w:p>
-    <w:bookmarkEnd w:id="56"/>
-    <w:bookmarkStart w:id="57" w:name="def-divergent-sequence"/>
+    <w:bookmarkEnd w:id="62"/>
+    <w:bookmarkStart w:id="63" w:name="def-divergent-sequence"/>
     <w:p>
       <w:pPr>
         <w:pStyle w:val="BodyText"/>
@@ -10908,7 +11494,7 @@
           <w:b/>
           <w:bCs/>
         </w:rPr>
-        <w:t xml:space="preserve">Definition 17 (Divergent sequence (diverges))</w:t>
+        <w:t xml:space="preserve">Definition 19 (Divergent sequence (diverges))</w:t>
       </w:r>
       <w:r>
         <w:t xml:space="preserve"> </w:t>
@@ -10921,7 +11507,7 @@
           <w:rPr>
             <w:rStyle w:val="Hyperlink"/>
           </w:rPr>
-          <w:t xml:space="preserve">Definition 16</w:t>
+          <w:t xml:space="preserve">Definition 18</w:t>
         </w:r>
       </w:hyperlink>
       <w:r>
@@ -10960,8 +11546,8 @@
         <w:t xml:space="preserve">.</w:t>
       </w:r>
     </w:p>
-    <w:bookmarkEnd w:id="57"/>
-    <w:bookmarkStart w:id="58" w:name="exm-divergent-sequence"/>
+    <w:bookmarkEnd w:id="63"/>
+    <w:bookmarkStart w:id="64" w:name="exm-divergent-sequence"/>
     <w:p>
       <w:pPr>
         <w:pStyle w:val="BodyText"/>
@@ -11369,8 +11955,8 @@
         <w:t xml:space="preserve">.</w:t>
       </w:r>
     </w:p>
-    <w:bookmarkEnd w:id="58"/>
-    <w:bookmarkStart w:id="59" w:name="def-diverges-to-infinity"/>
+    <w:bookmarkEnd w:id="64"/>
+    <w:bookmarkStart w:id="65" w:name="def-diverges-to-infinity"/>
     <w:p>
       <w:pPr>
         <w:pStyle w:val="BodyText"/>
@@ -11380,7 +11966,7 @@
           <w:b/>
           <w:bCs/>
         </w:rPr>
-        <w:t xml:space="preserve">Definition 18 (Divergence of a sequence to infinity)</w:t>
+        <w:t xml:space="preserve">Definition 20 (Divergence of a sequence to infinity)</w:t>
       </w:r>
       <w:r>
         <w:t xml:space="preserve"> </w:t>
@@ -11391,7 +11977,7 @@
       <w:r>
         <w:t xml:space="preserve"> </w:t>
       </w:r>
-      <w:hyperlink r:id="rId52">
+      <w:hyperlink r:id="rId58">
         <w:r>
           <w:rPr>
             <w:rStyle w:val="Hyperlink"/>
@@ -11608,9 +12194,9 @@
         <w:t xml:space="preserve">.</w:t>
       </w:r>
     </w:p>
-    <w:bookmarkEnd w:id="59"/>
-    <w:bookmarkEnd w:id="60"/>
-    <w:bookmarkStart w:id="72" w:name="sec-series"/>
+    <w:bookmarkEnd w:id="65"/>
+    <w:bookmarkEnd w:id="66"/>
+    <w:bookmarkStart w:id="78" w:name="sec-series"/>
     <w:p>
       <w:pPr>
         <w:pStyle w:val="Heading2"/>
@@ -11619,7 +12205,7 @@
         <w:t xml:space="preserve">4 Series</w:t>
       </w:r>
     </w:p>
-    <w:bookmarkStart w:id="62" w:name="def-non-decreasing"/>
+    <w:bookmarkStart w:id="68" w:name="def-non-decreasing"/>
     <w:p>
       <w:pPr>
         <w:pStyle w:val="FirstParagraph"/>
@@ -11629,7 +12215,7 @@
           <w:b/>
           <w:bCs/>
         </w:rPr>
-        <w:t xml:space="preserve">Definition 19 (Non-decreasing sequence)</w:t>
+        <w:t xml:space="preserve">Definition 21 (Non-decreasing sequence)</w:t>
       </w:r>
       <w:r>
         <w:t xml:space="preserve"> </w:t>
@@ -11640,7 +12226,7 @@
       <w:r>
         <w:t xml:space="preserve"> </w:t>
       </w:r>
-      <w:hyperlink r:id="rId52">
+      <w:hyperlink r:id="rId58">
         <w:r>
           <w:rPr>
             <w:rStyle w:val="Hyperlink"/>
@@ -11704,7 +12290,7 @@
       <w:r>
         <w:t xml:space="preserve"> </w:t>
       </w:r>
-      <w:hyperlink r:id="rId61">
+      <w:hyperlink r:id="rId67">
         <w:r>
           <w:rPr>
             <w:rStyle w:val="Hyperlink"/>
@@ -11812,8 +12398,8 @@
         </m:oMath>
       </m:oMathPara>
     </w:p>
-    <w:bookmarkEnd w:id="62"/>
-    <w:bookmarkStart w:id="63" w:name="exm-non-decreasing"/>
+    <w:bookmarkEnd w:id="68"/>
+    <w:bookmarkStart w:id="69" w:name="exm-non-decreasing"/>
     <w:p>
       <w:pPr>
         <w:pStyle w:val="FirstParagraph"/>
@@ -11836,7 +12422,7 @@
       <w:pPr>
         <w:numPr>
           <w:ilvl w:val="0"/>
-          <w:numId w:val="1010"/>
+          <w:numId w:val="1011"/>
         </w:numPr>
       </w:pPr>
       <m:oMath>
@@ -11918,7 +12504,7 @@
       <w:pPr>
         <w:numPr>
           <w:ilvl w:val="0"/>
-          <w:numId w:val="1010"/>
+          <w:numId w:val="1011"/>
         </w:numPr>
       </w:pPr>
       <m:oMath>
@@ -12005,7 +12591,7 @@
       <w:pPr>
         <w:numPr>
           <w:ilvl w:val="0"/>
-          <w:numId w:val="1010"/>
+          <w:numId w:val="1011"/>
         </w:numPr>
       </w:pPr>
       <m:oMath>
@@ -12175,8 +12761,8 @@
         </m:oMath>
       </m:oMathPara>
     </w:p>
-    <w:bookmarkEnd w:id="63"/>
-    <w:bookmarkStart w:id="65" w:name="def-partial-sum"/>
+    <w:bookmarkEnd w:id="69"/>
+    <w:bookmarkStart w:id="71" w:name="def-partial-sum"/>
     <w:p>
       <w:pPr>
         <w:pStyle w:val="FirstParagraph"/>
@@ -12186,7 +12772,7 @@
           <w:b/>
           <w:bCs/>
         </w:rPr>
-        <w:t xml:space="preserve">Definition 20 (Partial sum)</w:t>
+        <w:t xml:space="preserve">Definition 22 (Partial sum)</w:t>
       </w:r>
       <w:r>
         <w:t xml:space="preserve"> </w:t>
@@ -12250,7 +12836,7 @@
       <w:r>
         <w:t xml:space="preserve"> </w:t>
       </w:r>
-      <w:hyperlink r:id="rId52">
+      <w:hyperlink r:id="rId58">
         <w:r>
           <w:rPr>
             <w:rStyle w:val="Hyperlink"/>
@@ -12267,7 +12853,7 @@
       <w:r>
         <w:t xml:space="preserve"> </w:t>
       </w:r>
-      <w:hyperlink r:id="rId61">
+      <w:hyperlink r:id="rId67">
         <w:r>
           <w:rPr>
             <w:rStyle w:val="Hyperlink"/>
@@ -12344,7 +12930,7 @@
       <w:r>
         <w:t xml:space="preserve"> </w:t>
       </w:r>
-      <w:hyperlink r:id="rId64">
+      <w:hyperlink r:id="rId70">
         <w:r>
           <w:rPr>
             <w:rStyle w:val="Hyperlink"/>
@@ -12505,8 +13091,8 @@
         </m:oMath>
       </m:oMathPara>
     </w:p>
-    <w:bookmarkEnd w:id="65"/>
-    <w:bookmarkStart w:id="66" w:name="exm-partial-sum"/>
+    <w:bookmarkEnd w:id="71"/>
+    <w:bookmarkStart w:id="72" w:name="exm-partial-sum"/>
     <w:p>
       <w:pPr>
         <w:pStyle w:val="FirstParagraph"/>
@@ -12978,8 +13564,8 @@
         <w:t xml:space="preserve">.</w:t>
       </w:r>
     </w:p>
-    <w:bookmarkEnd w:id="66"/>
-    <w:bookmarkStart w:id="67" w:name="def-infinite-sum"/>
+    <w:bookmarkEnd w:id="72"/>
+    <w:bookmarkStart w:id="73" w:name="def-infinite-sum"/>
     <w:p>
       <w:pPr>
         <w:pStyle w:val="BodyText"/>
@@ -12989,7 +13575,7 @@
           <w:b/>
           <w:bCs/>
         </w:rPr>
-        <w:t xml:space="preserve">Definition 21 (Infinite sum, series)</w:t>
+        <w:t xml:space="preserve">Definition 23 (Infinite sum, series)</w:t>
       </w:r>
       <w:r>
         <w:t xml:space="preserve"> </w:t>
@@ -13119,7 +13705,7 @@
           <w:rPr>
             <w:rStyle w:val="Hyperlink"/>
           </w:rPr>
-          <w:t xml:space="preserve">Definition 20</w:t>
+          <w:t xml:space="preserve">Definition 22</w:t>
         </w:r>
       </w:hyperlink>
       <w:r>
@@ -13502,8 +14088,8 @@
         <w:t xml:space="preserve">are defined the same way.</w:t>
       </w:r>
     </w:p>
-    <w:bookmarkEnd w:id="67"/>
-    <w:bookmarkStart w:id="68" w:name="exm-infinite-sum"/>
+    <w:bookmarkEnd w:id="73"/>
+    <w:bookmarkStart w:id="74" w:name="exm-infinite-sum"/>
     <w:p>
       <w:pPr>
         <w:pStyle w:val="BodyText"/>
@@ -13527,7 +14113,7 @@
         <w:pStyle w:val="Compact"/>
         <w:numPr>
           <w:ilvl w:val="0"/>
-          <w:numId w:val="1011"/>
+          <w:numId w:val="1012"/>
         </w:numPr>
       </w:pPr>
       <w:r>
@@ -13787,7 +14373,7 @@
         <w:pStyle w:val="Compact"/>
         <w:numPr>
           <w:ilvl w:val="0"/>
-          <w:numId w:val="1011"/>
+          <w:numId w:val="1012"/>
         </w:numPr>
       </w:pPr>
       <w:r>
@@ -13933,8 +14519,8 @@
         <w:t xml:space="preserve">.</w:t>
       </w:r>
     </w:p>
-    <w:bookmarkEnd w:id="68"/>
-    <w:bookmarkStart w:id="69" w:name="lem-nonneg-series"/>
+    <w:bookmarkEnd w:id="74"/>
+    <w:bookmarkStart w:id="75" w:name="lem-nonneg-series"/>
     <w:p>
       <w:pPr>
         <w:pStyle w:val="FirstParagraph"/>
@@ -14074,7 +14660,7 @@
           <w:rPr>
             <w:rStyle w:val="Hyperlink"/>
           </w:rPr>
-          <w:t xml:space="preserve">Definition 20</w:t>
+          <w:t xml:space="preserve">Definition 22</w:t>
         </w:r>
       </w:hyperlink>
       <w:r>
@@ -14329,7 +14915,7 @@
           <w:rPr>
             <w:rStyle w:val="Hyperlink"/>
           </w:rPr>
-          <w:t xml:space="preserve">Definition 21</w:t>
+          <w:t xml:space="preserve">Definition 23</w:t>
         </w:r>
       </w:hyperlink>
       <w:r>
@@ -14362,7 +14948,7 @@
         <w:t xml:space="preserve">.</w:t>
       </w:r>
     </w:p>
-    <w:bookmarkEnd w:id="69"/>
+    <w:bookmarkEnd w:id="75"/>
     <w:p>
       <w:pPr>
         <w:pStyle w:val="BodyText"/>
@@ -14725,7 +15311,7 @@
       <w:r>
         <w:t xml:space="preserve"> </w:t>
       </w:r>
-      <w:hyperlink r:id="rId70">
+      <w:hyperlink r:id="rId76">
         <w:r>
           <w:rPr>
             <w:rStyle w:val="Hyperlink"/>
@@ -14745,7 +15331,7 @@
       <w:r>
         <w:t xml:space="preserve"> </w:t>
       </w:r>
-      <w:hyperlink r:id="rId71">
+      <w:hyperlink r:id="rId77">
         <w:r>
           <w:rPr>
             <w:rStyle w:val="Hyperlink"/>
@@ -14913,8 +15499,8 @@
         <w:t xml:space="preserve">.</w:t>
       </w:r>
     </w:p>
-    <w:bookmarkEnd w:id="72"/>
-    <w:bookmarkStart w:id="162" w:name="exponentials-and-logarithms"/>
+    <w:bookmarkEnd w:id="78"/>
+    <w:bookmarkStart w:id="168" w:name="exponentials-and-logarithms"/>
     <w:p>
       <w:pPr>
         <w:pStyle w:val="Heading2"/>
@@ -14923,7 +15509,7 @@
         <w:t xml:space="preserve">5 Exponentials and Logarithms</w:t>
       </w:r>
     </w:p>
-    <w:bookmarkStart w:id="73" w:name="def-exponential-function"/>
+    <w:bookmarkStart w:id="79" w:name="def-exponential-function"/>
     <w:p>
       <w:pPr>
         <w:pStyle w:val="FirstParagraph"/>
@@ -14933,7 +15519,7 @@
           <w:b/>
           <w:bCs/>
         </w:rPr>
-        <w:t xml:space="preserve">Definition 22 (Exponential function)</w:t>
+        <w:t xml:space="preserve">Definition 24 (Exponential function)</w:t>
       </w:r>
       <w:r>
         <w:t xml:space="preserve"> </w:t>
@@ -15186,7 +15772,7 @@
       <w:r>
         <w:t xml:space="preserve"> </w:t>
       </w:r>
-      <w:hyperlink r:id="rId52">
+      <w:hyperlink r:id="rId58">
         <w:r>
           <w:rPr>
             <w:rStyle w:val="Hyperlink"/>
@@ -15391,8 +15977,8 @@
         <w:t xml:space="preserve">, and it is positive.</w:t>
       </w:r>
     </w:p>
-    <w:bookmarkEnd w:id="73"/>
-    <w:bookmarkStart w:id="74" w:name="exm-exponential-function"/>
+    <w:bookmarkEnd w:id="79"/>
+    <w:bookmarkStart w:id="80" w:name="exm-exponential-function"/>
     <w:p>
       <w:pPr>
         <w:pStyle w:val="BodyText"/>
@@ -15968,8 +16554,8 @@
         <w:t xml:space="preserve">.</w:t>
       </w:r>
     </w:p>
-    <w:bookmarkEnd w:id="74"/>
-    <w:bookmarkStart w:id="75" w:name="def-euler-number"/>
+    <w:bookmarkEnd w:id="80"/>
+    <w:bookmarkStart w:id="81" w:name="def-euler-number"/>
     <w:p>
       <w:pPr>
         <w:pStyle w:val="BodyText"/>
@@ -15979,7 +16565,7 @@
           <w:b/>
           <w:bCs/>
         </w:rPr>
-        <w:t xml:space="preserve">Definition 23 (Euler’s number)</w:t>
+        <w:t xml:space="preserve">Definition 25 (Euler’s number)</w:t>
       </w:r>
       <w:r>
         <w:t xml:space="preserve"> </w:t>
@@ -16078,8 +16664,8 @@
         </m:oMath>
       </m:oMathPara>
     </w:p>
-    <w:bookmarkEnd w:id="75"/>
-    <w:bookmarkStart w:id="77" w:name="exm-euler-number"/>
+    <w:bookmarkEnd w:id="81"/>
+    <w:bookmarkStart w:id="83" w:name="exm-euler-number"/>
     <w:p>
       <w:pPr>
         <w:pStyle w:val="FirstParagraph"/>
@@ -16123,7 +16709,7 @@
       <w:r>
         <w:t xml:space="preserve"> </w:t>
       </w:r>
-      <w:hyperlink r:id="rId76">
+      <w:hyperlink r:id="rId82">
         <w:r>
           <w:rPr>
             <w:rStyle w:val="Hyperlink"/>
@@ -16232,8 +16818,8 @@
         <w:t xml:space="preserve">.</w:t>
       </w:r>
     </w:p>
-    <w:bookmarkEnd w:id="77"/>
-    <w:bookmarkStart w:id="79" w:name="def-natural-log"/>
+    <w:bookmarkEnd w:id="83"/>
+    <w:bookmarkStart w:id="85" w:name="def-natural-log"/>
     <w:p>
       <w:pPr>
         <w:pStyle w:val="BodyText"/>
@@ -16243,7 +16829,7 @@
           <w:b/>
           <w:bCs/>
         </w:rPr>
-        <w:t xml:space="preserve">Definition 24 (Natural logarithm)</w:t>
+        <w:t xml:space="preserve">Definition 26 (Natural logarithm)</w:t>
       </w:r>
       <w:r>
         <w:t xml:space="preserve"> </w:t>
@@ -16500,7 +17086,7 @@
       <w:r>
         <w:t xml:space="preserve"> </w:t>
       </w:r>
-      <w:hyperlink r:id="rId78">
+      <w:hyperlink r:id="rId84">
         <w:r>
           <w:rPr>
             <w:rStyle w:val="Hyperlink"/>
@@ -16536,15 +17122,15 @@
           <w:rPr>
             <w:rStyle w:val="Hyperlink"/>
           </w:rPr>
-          <w:t xml:space="preserve">Definition 22</w:t>
+          <w:t xml:space="preserve">Definition 24</w:t>
         </w:r>
       </w:hyperlink>
       <w:r>
         <w:t xml:space="preserve">).</w:t>
       </w:r>
     </w:p>
-    <w:bookmarkEnd w:id="79"/>
-    <w:bookmarkStart w:id="80" w:name="rem-log-notation"/>
+    <w:bookmarkEnd w:id="85"/>
+    <w:bookmarkStart w:id="86" w:name="rem-log-notation"/>
     <w:p>
       <w:pPr>
         <w:pStyle w:val="BodyText"/>
@@ -16554,7 +17140,7 @@
           <w:i/>
           <w:iCs/>
         </w:rPr>
-        <w:t xml:space="preserve">Remark 3</w:t>
+        <w:t xml:space="preserve">Remark 4</w:t>
       </w:r>
       <w:r>
         <w:t xml:space="preserve"> (Other notations for the natural logarithm). </w:t>
@@ -16623,7 +17209,7 @@
           <w:rPr>
             <w:rStyle w:val="Hyperlink"/>
           </w:rPr>
-          <w:t xml:space="preserve">Definition 23</w:t>
+          <w:t xml:space="preserve">Definition 25</w:t>
         </w:r>
       </w:hyperlink>
       <w:r>
@@ -16691,8 +17277,8 @@
         <w:t xml:space="preserve">for the logarithm with base 10.</w:t>
       </w:r>
     </w:p>
-    <w:bookmarkEnd w:id="80"/>
-    <w:bookmarkStart w:id="81" w:name="exm-natural-log"/>
+    <w:bookmarkEnd w:id="86"/>
+    <w:bookmarkStart w:id="87" w:name="exm-natural-log"/>
     <w:p>
       <w:pPr>
         <w:pStyle w:val="BodyText"/>
@@ -16716,7 +17302,7 @@
         <w:pStyle w:val="Compact"/>
         <w:numPr>
           <w:ilvl w:val="0"/>
-          <w:numId w:val="1012"/>
+          <w:numId w:val="1013"/>
         </w:numPr>
       </w:pPr>
       <m:oMath>
@@ -16820,7 +17406,7 @@
         <w:pStyle w:val="Compact"/>
         <w:numPr>
           <w:ilvl w:val="0"/>
-          <w:numId w:val="1012"/>
+          <w:numId w:val="1013"/>
         </w:numPr>
       </w:pPr>
       <m:oMath>
@@ -16912,7 +17498,7 @@
           <w:rPr>
             <w:rStyle w:val="Hyperlink"/>
           </w:rPr>
-          <w:t xml:space="preserve">Definition 23</w:t>
+          <w:t xml:space="preserve">Definition 25</w:t>
         </w:r>
       </w:hyperlink>
       <w:r>
@@ -16924,7 +17510,7 @@
         <w:pStyle w:val="Compact"/>
         <w:numPr>
           <w:ilvl w:val="0"/>
-          <w:numId w:val="1012"/>
+          <w:numId w:val="1013"/>
         </w:numPr>
       </w:pPr>
       <m:oMath>
@@ -17065,8 +17651,8 @@
         <w:t xml:space="preserve">.</w:t>
       </w:r>
     </w:p>
-    <w:bookmarkEnd w:id="81"/>
-    <w:bookmarkStart w:id="84" w:name="def-real-power"/>
+    <w:bookmarkEnd w:id="87"/>
+    <w:bookmarkStart w:id="90" w:name="def-real-power"/>
     <w:p>
       <w:pPr>
         <w:pStyle w:val="FirstParagraph"/>
@@ -17076,7 +17662,7 @@
           <w:b/>
           <w:bCs/>
         </w:rPr>
-        <w:t xml:space="preserve">Definition 25 (Power with a real exponent)</w:t>
+        <w:t xml:space="preserve">Definition 27 (Power with a real exponent)</w:t>
       </w:r>
       <w:r>
         <w:t xml:space="preserve"> </w:t>
@@ -17248,7 +17834,7 @@
       <w:r>
         <w:t xml:space="preserve"> </w:t>
       </w:r>
-      <w:hyperlink r:id="rId82">
+      <w:hyperlink r:id="rId88">
         <w:r>
           <w:rPr>
             <w:rStyle w:val="Hyperlink"/>
@@ -17265,7 +17851,7 @@
       <w:r>
         <w:t xml:space="preserve"> </w:t>
       </w:r>
-      <w:hyperlink r:id="rId83">
+      <w:hyperlink r:id="rId89">
         <w:r>
           <w:rPr>
             <w:rStyle w:val="Hyperlink"/>
@@ -17277,8 +17863,8 @@
         <w:t xml:space="preserve">.</w:t>
       </w:r>
     </w:p>
-    <w:bookmarkEnd w:id="84"/>
-    <w:bookmarkStart w:id="86" w:name="exm-real-power"/>
+    <w:bookmarkEnd w:id="90"/>
+    <w:bookmarkStart w:id="92" w:name="exm-real-power"/>
     <w:p>
       <w:pPr>
         <w:pStyle w:val="BodyText"/>
@@ -17329,7 +17915,7 @@
       <w:pPr>
         <w:numPr>
           <w:ilvl w:val="0"/>
-          <w:numId w:val="1013"/>
+          <w:numId w:val="1014"/>
         </w:numPr>
       </w:pPr>
       <m:oMath>
@@ -17583,7 +18169,7 @@
       <w:r>
         <w:t xml:space="preserve"> </w:t>
       </w:r>
-      <w:hyperlink r:id="rId82">
+      <w:hyperlink r:id="rId88">
         <w:r>
           <w:rPr>
             <w:rStyle w:val="Hyperlink"/>
@@ -17599,7 +18185,7 @@
       <w:pPr>
         <w:numPr>
           <w:ilvl w:val="0"/>
-          <w:numId w:val="1013"/>
+          <w:numId w:val="1014"/>
         </w:numPr>
       </w:pPr>
       <m:oMath>
@@ -17770,7 +18356,7 @@
       <w:r>
         <w:t xml:space="preserve">(</w:t>
       </w:r>
-      <w:hyperlink r:id="rId85">
+      <w:hyperlink r:id="rId91">
         <w:r>
           <w:rPr>
             <w:rStyle w:val="Hyperlink"/>
@@ -17786,7 +18372,7 @@
       <w:pPr>
         <w:numPr>
           <w:ilvl w:val="0"/>
-          <w:numId w:val="1013"/>
+          <w:numId w:val="1014"/>
         </w:numPr>
       </w:pPr>
       <w:r>
@@ -17822,7 +18408,7 @@
           <w:rPr>
             <w:rStyle w:val="Hyperlink"/>
           </w:rPr>
-          <w:t xml:space="preserve">Definition 23</w:t>
+          <w:t xml:space="preserve">Definition 25</w:t>
         </w:r>
       </w:hyperlink>
       <w:r>
@@ -17935,7 +18521,7 @@
                   <m:nor/>
                   <m:sty m:val="p"/>
                 </m:rPr>
-                <m:t>Definition 25</m:t>
+                <m:t>Definition 27</m:t>
               </m:r>
               <m:r>
                 <m:rPr>
@@ -18233,8 +18819,8 @@
         <w:t xml:space="preserve">are two names for the same number.</w:t>
       </w:r>
     </w:p>
-    <w:bookmarkEnd w:id="86"/>
-    <w:bookmarkStart w:id="87" w:name="def-power-nonpositive-base"/>
+    <w:bookmarkEnd w:id="92"/>
+    <w:bookmarkStart w:id="93" w:name="def-power-nonpositive-base"/>
     <w:p>
       <w:pPr>
         <w:pStyle w:val="FirstParagraph"/>
@@ -18244,12 +18830,12 @@
           <w:b/>
           <w:bCs/>
         </w:rPr>
-        <w:t xml:space="preserve">Definition 26 (Real powers of zero and of negative numbers)</w:t>
-      </w:r>
-      <w:r>
-        <w:t xml:space="preserve"> </w:t>
-      </w:r>
-      <w:hyperlink r:id="rId82">
+        <w:t xml:space="preserve">Definition 28 (Real powers of zero and of negative numbers)</w:t>
+      </w:r>
+      <w:r>
+        <w:t xml:space="preserve"> </w:t>
+      </w:r>
+      <w:hyperlink r:id="rId88">
         <w:r>
           <w:rPr>
             <w:rStyle w:val="Hyperlink"/>
@@ -18263,7 +18849,7 @@
       <w:r>
         <w:t xml:space="preserve"> </w:t>
       </w:r>
-      <w:hyperlink r:id="rId83">
+      <w:hyperlink r:id="rId89">
         <w:r>
           <w:rPr>
             <w:rStyle w:val="Hyperlink"/>
@@ -18285,7 +18871,7 @@
           <w:rPr>
             <w:rStyle w:val="Hyperlink"/>
           </w:rPr>
-          <w:t xml:space="preserve">Definition 25</w:t>
+          <w:t xml:space="preserve">Definition 27</w:t>
         </w:r>
       </w:hyperlink>
       <w:r>
@@ -18345,314 +18931,6 @@
       </w:r>
       <w:r>
         <w:t xml:space="preserve">We complete them as follows.</w:t>
-      </w:r>
-    </w:p>
-    <w:p>
-      <w:pPr>
-        <w:pStyle w:val="Compact"/>
-        <w:numPr>
-          <w:ilvl w:val="0"/>
-          <w:numId w:val="1014"/>
-        </w:numPr>
-      </w:pPr>
-      <w:r>
-        <w:t xml:space="preserve">For a real number</w:t>
-      </w:r>
-      <w:r>
-        <w:t xml:space="preserve"> </w:t>
-      </w:r>
-      <m:oMath>
-        <m:r>
-          <m:t>c</m:t>
-        </m:r>
-        <m:r>
-          <m:rPr>
-            <m:sty m:val="p"/>
-          </m:rPr>
-          <m:t>&gt;</m:t>
-        </m:r>
-        <m:r>
-          <m:t>0</m:t>
-        </m:r>
-      </m:oMath>
-      <w:r>
-        <w:t xml:space="preserve">,</w:t>
-      </w:r>
-      <w:r>
-        <w:t xml:space="preserve"> </w:t>
-      </w:r>
-      <m:oMath>
-        <m:sSup>
-          <m:e>
-            <m:r>
-              <m:t>0</m:t>
-            </m:r>
-          </m:e>
-          <m:sup>
-            <m:r>
-              <m:t>c</m:t>
-            </m:r>
-          </m:sup>
-        </m:sSup>
-        <m:limUpp>
-          <m:e>
-            <m:r>
-              <m:rPr>
-                <m:sty m:val="p"/>
-              </m:rPr>
-              <m:t>=</m:t>
-            </m:r>
-          </m:e>
-          <m:lim>
-            <m:r>
-              <m:rPr>
-                <m:nor/>
-                <m:sty m:val="p"/>
-              </m:rPr>
-              <m:t>def</m:t>
-            </m:r>
-          </m:lim>
-        </m:limUpp>
-        <m:r>
-          <m:t>0</m:t>
-        </m:r>
-      </m:oMath>
-      <w:r>
-        <w:t xml:space="preserve">.</w:t>
-      </w:r>
-      <w:r>
-        <w:t xml:space="preserve"> </w:t>
-      </w:r>
-      <w:r>
-        <w:t xml:space="preserve">For a natural number</w:t>
-      </w:r>
-      <w:r>
-        <w:t xml:space="preserve"> </w:t>
-      </w:r>
-      <m:oMath>
-        <m:r>
-          <m:t>c</m:t>
-        </m:r>
-      </m:oMath>
-      <w:r>
-        <w:t xml:space="preserve">, this agrees with</w:t>
-      </w:r>
-      <w:r>
-        <w:t xml:space="preserve"> </w:t>
-      </w:r>
-      <w:hyperlink r:id="rId82">
-        <w:r>
-          <w:rPr>
-            <w:rStyle w:val="Hyperlink"/>
-          </w:rPr>
-          <w:t xml:space="preserve">Definition 5 in Equalities, Inequalities and Minimizers</w:t>
-        </w:r>
-      </w:hyperlink>
-      <w:r>
-        <w:t xml:space="preserve">.</w:t>
-      </w:r>
-    </w:p>
-    <w:p>
-      <w:pPr>
-        <w:pStyle w:val="Compact"/>
-        <w:numPr>
-          <w:ilvl w:val="0"/>
-          <w:numId w:val="1014"/>
-        </w:numPr>
-      </w:pPr>
-      <w:r>
-        <w:t xml:space="preserve">For</w:t>
-      </w:r>
-      <w:r>
-        <w:t xml:space="preserve"> </w:t>
-      </w:r>
-      <m:oMath>
-        <m:r>
-          <m:t>b</m:t>
-        </m:r>
-        <m:r>
-          <m:rPr>
-            <m:sty m:val="p"/>
-          </m:rPr>
-          <m:t>&lt;</m:t>
-        </m:r>
-        <m:r>
-          <m:t>0</m:t>
-        </m:r>
-      </m:oMath>
-      <w:r>
-        <w:t xml:space="preserve">,</w:t>
-      </w:r>
-      <w:r>
-        <w:t xml:space="preserve"> </w:t>
-      </w:r>
-      <m:oMath>
-        <m:sSup>
-          <m:e>
-            <m:r>
-              <m:t>b</m:t>
-            </m:r>
-          </m:e>
-          <m:sup>
-            <m:r>
-              <m:t>c</m:t>
-            </m:r>
-          </m:sup>
-        </m:sSup>
-      </m:oMath>
-      <w:r>
-        <w:t xml:space="preserve"> </w:t>
-      </w:r>
-      <w:r>
-        <w:t xml:space="preserve">is defined only when</w:t>
-      </w:r>
-      <w:r>
-        <w:t xml:space="preserve"> </w:t>
-      </w:r>
-      <m:oMath>
-        <m:r>
-          <m:t>c</m:t>
-        </m:r>
-      </m:oMath>
-      <w:r>
-        <w:t xml:space="preserve"> </w:t>
-      </w:r>
-      <w:r>
-        <w:t xml:space="preserve">is an</w:t>
-      </w:r>
-      <w:r>
-        <w:t xml:space="preserve"> </w:t>
-      </w:r>
-      <w:hyperlink r:id="rId34">
-        <w:r>
-          <w:rPr>
-            <w:rStyle w:val="Hyperlink"/>
-          </w:rPr>
-          <w:t xml:space="preserve">integer</w:t>
-        </w:r>
-      </w:hyperlink>
-      <w:r>
-        <w:t xml:space="preserve">,</w:t>
-      </w:r>
-      <w:r>
-        <w:t xml:space="preserve"> </w:t>
-      </w:r>
-      <w:r>
-        <w:t xml:space="preserve">by</w:t>
-      </w:r>
-      <w:r>
-        <w:t xml:space="preserve"> </w:t>
-      </w:r>
-      <w:hyperlink r:id="rId82">
-        <w:r>
-          <w:rPr>
-            <w:rStyle w:val="Hyperlink"/>
-          </w:rPr>
-          <w:t xml:space="preserve">Definition 5 in Equalities, Inequalities and Minimizers</w:t>
-        </w:r>
-      </w:hyperlink>
-      <w:r>
-        <w:t xml:space="preserve"> </w:t>
-      </w:r>
-      <w:r>
-        <w:t xml:space="preserve">and</w:t>
-      </w:r>
-      <w:r>
-        <w:t xml:space="preserve"> </w:t>
-      </w:r>
-      <w:hyperlink r:id="rId83">
-        <w:r>
-          <w:rPr>
-            <w:rStyle w:val="Hyperlink"/>
-          </w:rPr>
-          <w:t xml:space="preserve">Definition 9 in Equalities, Inequalities and Minimizers</w:t>
-        </w:r>
-      </w:hyperlink>
-      <w:r>
-        <w:t xml:space="preserve">;</w:t>
-      </w:r>
-      <w:r>
-        <w:t xml:space="preserve"> </w:t>
-      </w:r>
-      <w:r>
-        <w:t xml:space="preserve">for</w:t>
-      </w:r>
-      <w:r>
-        <w:t xml:space="preserve"> </w:t>
-      </w:r>
-      <m:oMath>
-        <m:r>
-          <m:t>b</m:t>
-        </m:r>
-        <m:r>
-          <m:rPr>
-            <m:sty m:val="p"/>
-          </m:rPr>
-          <m:t>&lt;</m:t>
-        </m:r>
-        <m:r>
-          <m:t>0</m:t>
-        </m:r>
-      </m:oMath>
-      <w:r>
-        <w:t xml:space="preserve"> </w:t>
-      </w:r>
-      <w:r>
-        <w:t xml:space="preserve">and a non-integer</w:t>
-      </w:r>
-      <w:r>
-        <w:t xml:space="preserve"> </w:t>
-      </w:r>
-      <m:oMath>
-        <m:r>
-          <m:t>c</m:t>
-        </m:r>
-      </m:oMath>
-      <w:r>
-        <w:t xml:space="preserve">,</w:t>
-      </w:r>
-      <w:r>
-        <w:t xml:space="preserve"> </w:t>
-      </w:r>
-      <m:oMath>
-        <m:sSup>
-          <m:e>
-            <m:r>
-              <m:t>b</m:t>
-            </m:r>
-          </m:e>
-          <m:sup>
-            <m:r>
-              <m:t>c</m:t>
-            </m:r>
-          </m:sup>
-        </m:sSup>
-      </m:oMath>
-      <w:r>
-        <w:t xml:space="preserve"> </w:t>
-      </w:r>
-      <w:r>
-        <w:t xml:space="preserve">is undefined.</w:t>
-      </w:r>
-    </w:p>
-    <w:bookmarkEnd w:id="87"/>
-    <w:bookmarkStart w:id="88" w:name="exm-power-nonpositive-base"/>
-    <w:p>
-      <w:pPr>
-        <w:pStyle w:val="FirstParagraph"/>
-      </w:pPr>
-      <w:r>
-        <w:rPr>
-          <w:b/>
-          <w:bCs/>
-        </w:rPr>
-        <w:t xml:space="preserve">Example 19 (Powers of zero and of negative numbers)</w:t>
-      </w:r>
-      <w:r>
-        <w:t xml:space="preserve"> </w:t>
-      </w:r>
-      <w:r>
-        <w:t xml:space="preserve"> </w:t>
       </w:r>
     </w:p>
     <w:p>
@@ -18663,6 +18941,32 @@
           <w:numId w:val="1015"/>
         </w:numPr>
       </w:pPr>
+      <w:r>
+        <w:t xml:space="preserve">For a real number</w:t>
+      </w:r>
+      <w:r>
+        <w:t xml:space="preserve"> </w:t>
+      </w:r>
+      <m:oMath>
+        <m:r>
+          <m:t>c</m:t>
+        </m:r>
+        <m:r>
+          <m:rPr>
+            <m:sty m:val="p"/>
+          </m:rPr>
+          <m:t>&gt;</m:t>
+        </m:r>
+        <m:r>
+          <m:t>0</m:t>
+        </m:r>
+      </m:oMath>
+      <w:r>
+        <w:t xml:space="preserve">,</w:t>
+      </w:r>
+      <w:r>
+        <w:t xml:space="preserve"> </w:t>
+      </w:r>
       <m:oMath>
         <m:sSup>
           <m:e>
@@ -18672,73 +18976,66 @@
           </m:e>
           <m:sup>
             <m:r>
-              <m:t>1</m:t>
-            </m:r>
+              <m:t>c</m:t>
+            </m:r>
+          </m:sup>
+        </m:sSup>
+        <m:limUpp>
+          <m:e>
             <m:r>
               <m:rPr>
                 <m:sty m:val="p"/>
               </m:rPr>
-              <m:t>/</m:t>
-            </m:r>
-            <m:r>
-              <m:t>2</m:t>
-            </m:r>
-          </m:sup>
-        </m:sSup>
-        <m:r>
-          <m:rPr>
-            <m:sty m:val="p"/>
-          </m:rPr>
-          <m:t>=</m:t>
-        </m:r>
+              <m:t>=</m:t>
+            </m:r>
+          </m:e>
+          <m:lim>
+            <m:r>
+              <m:rPr>
+                <m:nor/>
+                <m:sty m:val="p"/>
+              </m:rPr>
+              <m:t>def</m:t>
+            </m:r>
+          </m:lim>
+        </m:limUpp>
         <m:r>
           <m:t>0</m:t>
         </m:r>
       </m:oMath>
       <w:r>
-        <w:t xml:space="preserve">, which agrees with</w:t>
-      </w:r>
-      <w:r>
-        <w:t xml:space="preserve"> </w:t>
-      </w:r>
-      <m:oMath>
-        <m:rad>
-          <m:radPr>
-            <m:degHide m:val="on"/>
-          </m:radPr>
-          <m:deg/>
-          <m:e>
-            <m:r>
-              <m:t>0</m:t>
-            </m:r>
-          </m:e>
-        </m:rad>
-        <m:r>
-          <m:rPr>
-            <m:sty m:val="p"/>
-          </m:rPr>
-          <m:t>=</m:t>
-        </m:r>
-        <m:r>
-          <m:t>0</m:t>
-        </m:r>
-      </m:oMath>
-      <w:r>
-        <w:t xml:space="preserve"> </w:t>
-      </w:r>
-      <w:r>
-        <w:t xml:space="preserve">(</w:t>
-      </w:r>
-      <w:hyperlink r:id="rId85">
+        <w:t xml:space="preserve">.</w:t>
+      </w:r>
+      <w:r>
+        <w:t xml:space="preserve"> </w:t>
+      </w:r>
+      <w:r>
+        <w:t xml:space="preserve">For a natural number</w:t>
+      </w:r>
+      <w:r>
+        <w:t xml:space="preserve"> </w:t>
+      </w:r>
+      <m:oMath>
+        <m:r>
+          <m:t>c</m:t>
+        </m:r>
+      </m:oMath>
+      <w:r>
+        <w:t xml:space="preserve">, this agrees with</w:t>
+      </w:r>
+      <w:r>
+        <w:t xml:space="preserve"> </w:t>
+      </w:r>
+      <w:hyperlink r:id="rId88">
         <w:r>
           <w:rPr>
             <w:rStyle w:val="Hyperlink"/>
           </w:rPr>
-          <w:t xml:space="preserve">Definition 10 in Equalities, Inequalities and Minimizers</w:t>
+          <w:t xml:space="preserve">Definition 5 in Equalities, Inequalities and Minimizers</w:t>
         </w:r>
       </w:hyperlink>
       <w:r>
-        <w:t xml:space="preserve">).</w:t>
+        <w:t xml:space="preserve">.</w:t>
       </w:r>
     </w:p>
     <w:p>
@@ -18749,47 +19046,97 @@
           <w:numId w:val="1015"/>
         </w:numPr>
       </w:pPr>
-      <m:oMath>
-        <m:r>
-          <m:rPr>
-            <m:sty m:val="p"/>
-          </m:rPr>
-          <m:t>(</m:t>
-        </m:r>
-        <m:r>
-          <m:rPr>
-            <m:sty m:val="p"/>
-          </m:rPr>
-          <m:t>−</m:t>
-        </m:r>
-        <m:r>
-          <m:t>8</m:t>
-        </m:r>
+      <w:r>
+        <w:t xml:space="preserve">For</w:t>
+      </w:r>
+      <w:r>
+        <w:t xml:space="preserve"> </w:t>
+      </w:r>
+      <m:oMath>
+        <m:r>
+          <m:t>b</m:t>
+        </m:r>
+        <m:r>
+          <m:rPr>
+            <m:sty m:val="p"/>
+          </m:rPr>
+          <m:t>&lt;</m:t>
+        </m:r>
+        <m:r>
+          <m:t>0</m:t>
+        </m:r>
+      </m:oMath>
+      <w:r>
+        <w:t xml:space="preserve">,</w:t>
+      </w:r>
+      <w:r>
+        <w:t xml:space="preserve"> </w:t>
+      </w:r>
+      <m:oMath>
         <m:sSup>
           <m:e>
             <m:r>
-              <m:rPr>
-                <m:sty m:val="p"/>
-              </m:rPr>
-              <m:t>)</m:t>
+              <m:t>b</m:t>
             </m:r>
           </m:e>
           <m:sup>
             <m:r>
-              <m:t>2</m:t>
+              <m:t>c</m:t>
             </m:r>
           </m:sup>
         </m:sSup>
-        <m:r>
-          <m:rPr>
-            <m:sty m:val="p"/>
-          </m:rPr>
-          <m:t>=</m:t>
-        </m:r>
-        <m:r>
-          <m:t>64</m:t>
-        </m:r>
-      </m:oMath>
+      </m:oMath>
+      <w:r>
+        <w:t xml:space="preserve"> </w:t>
+      </w:r>
+      <w:r>
+        <w:t xml:space="preserve">is defined only when</w:t>
+      </w:r>
+      <w:r>
+        <w:t xml:space="preserve"> </w:t>
+      </w:r>
+      <m:oMath>
+        <m:r>
+          <m:t>c</m:t>
+        </m:r>
+      </m:oMath>
+      <w:r>
+        <w:t xml:space="preserve"> </w:t>
+      </w:r>
+      <w:r>
+        <w:t xml:space="preserve">is an</w:t>
+      </w:r>
+      <w:r>
+        <w:t xml:space="preserve"> </w:t>
+      </w:r>
+      <w:hyperlink r:id="rId34">
+        <w:r>
+          <w:rPr>
+            <w:rStyle w:val="Hyperlink"/>
+          </w:rPr>
+          <w:t xml:space="preserve">integer</w:t>
+        </w:r>
+      </w:hyperlink>
+      <w:r>
+        <w:t xml:space="preserve">,</w:t>
+      </w:r>
+      <w:r>
+        <w:t xml:space="preserve"> </w:t>
+      </w:r>
+      <w:r>
+        <w:t xml:space="preserve">by</w:t>
+      </w:r>
+      <w:r>
+        <w:t xml:space="preserve"> </w:t>
+      </w:r>
+      <w:hyperlink r:id="rId88">
+        <w:r>
+          <w:rPr>
+            <w:rStyle w:val="Hyperlink"/>
+          </w:rPr>
+          <w:t xml:space="preserve">Definition 5 in Equalities, Inequalities and Minimizers</w:t>
+        </w:r>
+      </w:hyperlink>
       <w:r>
         <w:t xml:space="preserve"> </w:t>
       </w:r>
@@ -18799,228 +19146,83 @@
       <w:r>
         <w:t xml:space="preserve"> </w:t>
       </w:r>
-      <m:oMath>
-        <m:r>
-          <m:rPr>
-            <m:sty m:val="p"/>
-          </m:rPr>
-          <m:t>(</m:t>
-        </m:r>
-        <m:r>
-          <m:rPr>
-            <m:sty m:val="p"/>
-          </m:rPr>
-          <m:t>−</m:t>
-        </m:r>
-        <m:r>
-          <m:t>8</m:t>
-        </m:r>
+      <w:hyperlink r:id="rId89">
+        <w:r>
+          <w:rPr>
+            <w:rStyle w:val="Hyperlink"/>
+          </w:rPr>
+          <w:t xml:space="preserve">Definition 9 in Equalities, Inequalities and Minimizers</w:t>
+        </w:r>
+      </w:hyperlink>
+      <w:r>
+        <w:t xml:space="preserve">;</w:t>
+      </w:r>
+      <w:r>
+        <w:t xml:space="preserve"> </w:t>
+      </w:r>
+      <w:r>
+        <w:t xml:space="preserve">for</w:t>
+      </w:r>
+      <w:r>
+        <w:t xml:space="preserve"> </w:t>
+      </w:r>
+      <m:oMath>
+        <m:r>
+          <m:t>b</m:t>
+        </m:r>
+        <m:r>
+          <m:rPr>
+            <m:sty m:val="p"/>
+          </m:rPr>
+          <m:t>&lt;</m:t>
+        </m:r>
+        <m:r>
+          <m:t>0</m:t>
+        </m:r>
+      </m:oMath>
+      <w:r>
+        <w:t xml:space="preserve"> </w:t>
+      </w:r>
+      <w:r>
+        <w:t xml:space="preserve">and a non-integer</w:t>
+      </w:r>
+      <w:r>
+        <w:t xml:space="preserve"> </w:t>
+      </w:r>
+      <m:oMath>
+        <m:r>
+          <m:t>c</m:t>
+        </m:r>
+      </m:oMath>
+      <w:r>
+        <w:t xml:space="preserve">,</w:t>
+      </w:r>
+      <w:r>
+        <w:t xml:space="preserve"> </w:t>
+      </w:r>
+      <m:oMath>
         <m:sSup>
           <m:e>
             <m:r>
-              <m:rPr>
-                <m:sty m:val="p"/>
-              </m:rPr>
-              <m:t>)</m:t>
+              <m:t>b</m:t>
             </m:r>
           </m:e>
           <m:sup>
             <m:r>
-              <m:rPr>
-                <m:sty m:val="p"/>
-              </m:rPr>
-              <m:t>−</m:t>
-            </m:r>
-            <m:r>
-              <m:t>1</m:t>
+              <m:t>c</m:t>
             </m:r>
           </m:sup>
         </m:sSup>
-        <m:r>
-          <m:rPr>
-            <m:sty m:val="p"/>
-          </m:rPr>
-          <m:t>=</m:t>
-        </m:r>
-        <m:r>
-          <m:rPr>
-            <m:sty m:val="p"/>
-          </m:rPr>
-          <m:t>−</m:t>
-        </m:r>
-        <m:f>
-          <m:fPr>
-            <m:type m:val="lin"/>
-          </m:fPr>
-          <m:num>
-            <m:r>
-              <m:t>1</m:t>
-            </m:r>
-          </m:num>
-          <m:den>
-            <m:r>
-              <m:t>8</m:t>
-            </m:r>
-          </m:den>
-        </m:f>
-      </m:oMath>
-      <w:r>
-        <w:t xml:space="preserve"> </w:t>
-      </w:r>
-      <w:r>
-        <w:t xml:space="preserve">are defined,</w:t>
-      </w:r>
-      <w:r>
-        <w:t xml:space="preserve"> </w:t>
-      </w:r>
-      <w:r>
-        <w:t xml:space="preserve">since the exponents are integers.</w:t>
+      </m:oMath>
+      <w:r>
+        <w:t xml:space="preserve"> </w:t>
+      </w:r>
+      <w:r>
+        <w:t xml:space="preserve">is undefined.</w:t>
       </w:r>
     </w:p>
-    <w:p>
-      <w:pPr>
-        <w:pStyle w:val="Compact"/>
-        <w:numPr>
-          <w:ilvl w:val="0"/>
-          <w:numId w:val="1015"/>
-        </w:numPr>
-      </w:pPr>
-      <m:oMath>
-        <m:r>
-          <m:rPr>
-            <m:sty m:val="p"/>
-          </m:rPr>
-          <m:t>(</m:t>
-        </m:r>
-        <m:r>
-          <m:rPr>
-            <m:sty m:val="p"/>
-          </m:rPr>
-          <m:t>−</m:t>
-        </m:r>
-        <m:r>
-          <m:t>8</m:t>
-        </m:r>
-        <m:sSup>
-          <m:e>
-            <m:r>
-              <m:rPr>
-                <m:sty m:val="p"/>
-              </m:rPr>
-              <m:t>)</m:t>
-            </m:r>
-          </m:e>
-          <m:sup>
-            <m:r>
-              <m:t>1</m:t>
-            </m:r>
-            <m:r>
-              <m:rPr>
-                <m:sty m:val="p"/>
-              </m:rPr>
-              <m:t>/</m:t>
-            </m:r>
-            <m:r>
-              <m:t>3</m:t>
-            </m:r>
-          </m:sup>
-        </m:sSup>
-      </m:oMath>
-      <w:r>
-        <w:t xml:space="preserve"> </w:t>
-      </w:r>
-      <w:r>
-        <w:t xml:space="preserve">is undefined, even though</w:t>
-      </w:r>
-      <w:r>
-        <w:t xml:space="preserve"> </w:t>
-      </w:r>
-      <m:oMath>
-        <m:r>
-          <m:rPr>
-            <m:sty m:val="p"/>
-          </m:rPr>
-          <m:t>(</m:t>
-        </m:r>
-        <m:r>
-          <m:rPr>
-            <m:sty m:val="p"/>
-          </m:rPr>
-          <m:t>−</m:t>
-        </m:r>
-        <m:r>
-          <m:t>2</m:t>
-        </m:r>
-        <m:sSup>
-          <m:e>
-            <m:r>
-              <m:rPr>
-                <m:sty m:val="p"/>
-              </m:rPr>
-              <m:t>)</m:t>
-            </m:r>
-          </m:e>
-          <m:sup>
-            <m:r>
-              <m:t>3</m:t>
-            </m:r>
-          </m:sup>
-        </m:sSup>
-        <m:r>
-          <m:rPr>
-            <m:sty m:val="p"/>
-          </m:rPr>
-          <m:t>=</m:t>
-        </m:r>
-        <m:r>
-          <m:rPr>
-            <m:sty m:val="p"/>
-          </m:rPr>
-          <m:t>−</m:t>
-        </m:r>
-        <m:r>
-          <m:t>8</m:t>
-        </m:r>
-      </m:oMath>
-      <w:r>
-        <w:t xml:space="preserve">.</w:t>
-      </w:r>
-      <w:r>
-        <w:t xml:space="preserve"> </w:t>
-      </w:r>
-      <w:r>
-        <w:t xml:space="preserve">R follows the same convention:</w:t>
-      </w:r>
-      <w:r>
-        <w:t xml:space="preserve"> </w:t>
-      </w:r>
-      <w:r>
-        <w:rPr>
-          <w:rStyle w:val="VerbatimChar"/>
-        </w:rPr>
-        <w:t xml:space="preserve">(-8)^(1/3)</w:t>
-      </w:r>
-      <w:r>
-        <w:t xml:space="preserve"> </w:t>
-      </w:r>
-      <w:r>
-        <w:t xml:space="preserve">is</w:t>
-      </w:r>
-      <w:r>
-        <w:t xml:space="preserve"> </w:t>
-      </w:r>
-      <w:r>
-        <w:rPr>
-          <w:rStyle w:val="VerbatimChar"/>
-        </w:rPr>
-        <w:t xml:space="preserve">NaN</w:t>
-      </w:r>
-      <w:r>
-        <w:t xml:space="preserve">.</w:t>
-      </w:r>
-    </w:p>
-    <w:bookmarkEnd w:id="88"/>
-    <w:bookmarkStart w:id="89" w:name="thm-exp-log-inverse"/>
+    <w:bookmarkEnd w:id="93"/>
+    <w:bookmarkStart w:id="94" w:name="exm-power-nonpositive-base"/>
     <w:p>
       <w:pPr>
         <w:pStyle w:val="FirstParagraph"/>
@@ -19030,58 +19232,7 @@
           <w:b/>
           <w:bCs/>
         </w:rPr>
-        <w:t xml:space="preserve">Theorem 2 (</w:t>
-      </w:r>
-      <m:oMath>
-        <m:r>
-          <m:rPr>
-            <m:sty m:val="p"/>
-          </m:rPr>
-          <m:t>exp</m:t>
-        </m:r>
-      </m:oMath>
-      <w:r>
-        <w:rPr>
-          <w:b/>
-          <w:bCs/>
-        </w:rPr>
-        <w:t xml:space="preserve"> </w:t>
-      </w:r>
-      <w:r>
-        <w:rPr>
-          <w:b/>
-          <w:bCs/>
-        </w:rPr>
-        <w:t xml:space="preserve">and</w:t>
-      </w:r>
-      <w:r>
-        <w:rPr>
-          <w:b/>
-          <w:bCs/>
-        </w:rPr>
-        <w:t xml:space="preserve"> </w:t>
-      </w:r>
-      <m:oMath>
-        <m:r>
-          <m:rPr>
-            <m:sty m:val="p"/>
-          </m:rPr>
-          <m:t>log</m:t>
-        </m:r>
-      </m:oMath>
-      <w:r>
-        <w:rPr>
-          <w:b/>
-          <w:bCs/>
-        </w:rPr>
-        <w:t xml:space="preserve"> </w:t>
-      </w:r>
-      <w:r>
-        <w:rPr>
-          <w:b/>
-          <w:bCs/>
-        </w:rPr>
-        <w:t xml:space="preserve">are mutual inverses)</w:t>
+        <w:t xml:space="preserve">Example 19 (Powers of zero and of negative numbers)</w:t>
       </w:r>
       <w:r>
         <w:t xml:space="preserve"> </w:t>
@@ -19096,6 +19247,441 @@
         <w:numPr>
           <w:ilvl w:val="0"/>
           <w:numId w:val="1016"/>
+        </w:numPr>
+      </w:pPr>
+      <m:oMath>
+        <m:sSup>
+          <m:e>
+            <m:r>
+              <m:t>0</m:t>
+            </m:r>
+          </m:e>
+          <m:sup>
+            <m:r>
+              <m:t>1</m:t>
+            </m:r>
+            <m:r>
+              <m:rPr>
+                <m:sty m:val="p"/>
+              </m:rPr>
+              <m:t>/</m:t>
+            </m:r>
+            <m:r>
+              <m:t>2</m:t>
+            </m:r>
+          </m:sup>
+        </m:sSup>
+        <m:r>
+          <m:rPr>
+            <m:sty m:val="p"/>
+          </m:rPr>
+          <m:t>=</m:t>
+        </m:r>
+        <m:r>
+          <m:t>0</m:t>
+        </m:r>
+      </m:oMath>
+      <w:r>
+        <w:t xml:space="preserve">, which agrees with</w:t>
+      </w:r>
+      <w:r>
+        <w:t xml:space="preserve"> </w:t>
+      </w:r>
+      <m:oMath>
+        <m:rad>
+          <m:radPr>
+            <m:degHide m:val="on"/>
+          </m:radPr>
+          <m:deg/>
+          <m:e>
+            <m:r>
+              <m:t>0</m:t>
+            </m:r>
+          </m:e>
+        </m:rad>
+        <m:r>
+          <m:rPr>
+            <m:sty m:val="p"/>
+          </m:rPr>
+          <m:t>=</m:t>
+        </m:r>
+        <m:r>
+          <m:t>0</m:t>
+        </m:r>
+      </m:oMath>
+      <w:r>
+        <w:t xml:space="preserve"> </w:t>
+      </w:r>
+      <w:r>
+        <w:t xml:space="preserve">(</w:t>
+      </w:r>
+      <w:hyperlink r:id="rId91">
+        <w:r>
+          <w:rPr>
+            <w:rStyle w:val="Hyperlink"/>
+          </w:rPr>
+          <w:t xml:space="preserve">Definition 10 in Equalities, Inequalities and Minimizers</w:t>
+        </w:r>
+      </w:hyperlink>
+      <w:r>
+        <w:t xml:space="preserve">).</w:t>
+      </w:r>
+    </w:p>
+    <w:p>
+      <w:pPr>
+        <w:pStyle w:val="Compact"/>
+        <w:numPr>
+          <w:ilvl w:val="0"/>
+          <w:numId w:val="1016"/>
+        </w:numPr>
+      </w:pPr>
+      <m:oMath>
+        <m:r>
+          <m:rPr>
+            <m:sty m:val="p"/>
+          </m:rPr>
+          <m:t>(</m:t>
+        </m:r>
+        <m:r>
+          <m:rPr>
+            <m:sty m:val="p"/>
+          </m:rPr>
+          <m:t>−</m:t>
+        </m:r>
+        <m:r>
+          <m:t>8</m:t>
+        </m:r>
+        <m:sSup>
+          <m:e>
+            <m:r>
+              <m:rPr>
+                <m:sty m:val="p"/>
+              </m:rPr>
+              <m:t>)</m:t>
+            </m:r>
+          </m:e>
+          <m:sup>
+            <m:r>
+              <m:t>2</m:t>
+            </m:r>
+          </m:sup>
+        </m:sSup>
+        <m:r>
+          <m:rPr>
+            <m:sty m:val="p"/>
+          </m:rPr>
+          <m:t>=</m:t>
+        </m:r>
+        <m:r>
+          <m:t>64</m:t>
+        </m:r>
+      </m:oMath>
+      <w:r>
+        <w:t xml:space="preserve"> </w:t>
+      </w:r>
+      <w:r>
+        <w:t xml:space="preserve">and</w:t>
+      </w:r>
+      <w:r>
+        <w:t xml:space="preserve"> </w:t>
+      </w:r>
+      <m:oMath>
+        <m:r>
+          <m:rPr>
+            <m:sty m:val="p"/>
+          </m:rPr>
+          <m:t>(</m:t>
+        </m:r>
+        <m:r>
+          <m:rPr>
+            <m:sty m:val="p"/>
+          </m:rPr>
+          <m:t>−</m:t>
+        </m:r>
+        <m:r>
+          <m:t>8</m:t>
+        </m:r>
+        <m:sSup>
+          <m:e>
+            <m:r>
+              <m:rPr>
+                <m:sty m:val="p"/>
+              </m:rPr>
+              <m:t>)</m:t>
+            </m:r>
+          </m:e>
+          <m:sup>
+            <m:r>
+              <m:rPr>
+                <m:sty m:val="p"/>
+              </m:rPr>
+              <m:t>−</m:t>
+            </m:r>
+            <m:r>
+              <m:t>1</m:t>
+            </m:r>
+          </m:sup>
+        </m:sSup>
+        <m:r>
+          <m:rPr>
+            <m:sty m:val="p"/>
+          </m:rPr>
+          <m:t>=</m:t>
+        </m:r>
+        <m:r>
+          <m:rPr>
+            <m:sty m:val="p"/>
+          </m:rPr>
+          <m:t>−</m:t>
+        </m:r>
+        <m:f>
+          <m:fPr>
+            <m:type m:val="lin"/>
+          </m:fPr>
+          <m:num>
+            <m:r>
+              <m:t>1</m:t>
+            </m:r>
+          </m:num>
+          <m:den>
+            <m:r>
+              <m:t>8</m:t>
+            </m:r>
+          </m:den>
+        </m:f>
+      </m:oMath>
+      <w:r>
+        <w:t xml:space="preserve"> </w:t>
+      </w:r>
+      <w:r>
+        <w:t xml:space="preserve">are defined,</w:t>
+      </w:r>
+      <w:r>
+        <w:t xml:space="preserve"> </w:t>
+      </w:r>
+      <w:r>
+        <w:t xml:space="preserve">since the exponents are integers.</w:t>
+      </w:r>
+    </w:p>
+    <w:p>
+      <w:pPr>
+        <w:pStyle w:val="Compact"/>
+        <w:numPr>
+          <w:ilvl w:val="0"/>
+          <w:numId w:val="1016"/>
+        </w:numPr>
+      </w:pPr>
+      <m:oMath>
+        <m:r>
+          <m:rPr>
+            <m:sty m:val="p"/>
+          </m:rPr>
+          <m:t>(</m:t>
+        </m:r>
+        <m:r>
+          <m:rPr>
+            <m:sty m:val="p"/>
+          </m:rPr>
+          <m:t>−</m:t>
+        </m:r>
+        <m:r>
+          <m:t>8</m:t>
+        </m:r>
+        <m:sSup>
+          <m:e>
+            <m:r>
+              <m:rPr>
+                <m:sty m:val="p"/>
+              </m:rPr>
+              <m:t>)</m:t>
+            </m:r>
+          </m:e>
+          <m:sup>
+            <m:r>
+              <m:t>1</m:t>
+            </m:r>
+            <m:r>
+              <m:rPr>
+                <m:sty m:val="p"/>
+              </m:rPr>
+              <m:t>/</m:t>
+            </m:r>
+            <m:r>
+              <m:t>3</m:t>
+            </m:r>
+          </m:sup>
+        </m:sSup>
+      </m:oMath>
+      <w:r>
+        <w:t xml:space="preserve"> </w:t>
+      </w:r>
+      <w:r>
+        <w:t xml:space="preserve">is undefined, even though</w:t>
+      </w:r>
+      <w:r>
+        <w:t xml:space="preserve"> </w:t>
+      </w:r>
+      <m:oMath>
+        <m:r>
+          <m:rPr>
+            <m:sty m:val="p"/>
+          </m:rPr>
+          <m:t>(</m:t>
+        </m:r>
+        <m:r>
+          <m:rPr>
+            <m:sty m:val="p"/>
+          </m:rPr>
+          <m:t>−</m:t>
+        </m:r>
+        <m:r>
+          <m:t>2</m:t>
+        </m:r>
+        <m:sSup>
+          <m:e>
+            <m:r>
+              <m:rPr>
+                <m:sty m:val="p"/>
+              </m:rPr>
+              <m:t>)</m:t>
+            </m:r>
+          </m:e>
+          <m:sup>
+            <m:r>
+              <m:t>3</m:t>
+            </m:r>
+          </m:sup>
+        </m:sSup>
+        <m:r>
+          <m:rPr>
+            <m:sty m:val="p"/>
+          </m:rPr>
+          <m:t>=</m:t>
+        </m:r>
+        <m:r>
+          <m:rPr>
+            <m:sty m:val="p"/>
+          </m:rPr>
+          <m:t>−</m:t>
+        </m:r>
+        <m:r>
+          <m:t>8</m:t>
+        </m:r>
+      </m:oMath>
+      <w:r>
+        <w:t xml:space="preserve">.</w:t>
+      </w:r>
+      <w:r>
+        <w:t xml:space="preserve"> </w:t>
+      </w:r>
+      <w:r>
+        <w:t xml:space="preserve">R follows the same convention:</w:t>
+      </w:r>
+      <w:r>
+        <w:t xml:space="preserve"> </w:t>
+      </w:r>
+      <w:r>
+        <w:rPr>
+          <w:rStyle w:val="VerbatimChar"/>
+        </w:rPr>
+        <w:t xml:space="preserve">(-8)^(1/3)</w:t>
+      </w:r>
+      <w:r>
+        <w:t xml:space="preserve"> </w:t>
+      </w:r>
+      <w:r>
+        <w:t xml:space="preserve">is</w:t>
+      </w:r>
+      <w:r>
+        <w:t xml:space="preserve"> </w:t>
+      </w:r>
+      <w:r>
+        <w:rPr>
+          <w:rStyle w:val="VerbatimChar"/>
+        </w:rPr>
+        <w:t xml:space="preserve">NaN</w:t>
+      </w:r>
+      <w:r>
+        <w:t xml:space="preserve">.</w:t>
+      </w:r>
+    </w:p>
+    <w:bookmarkEnd w:id="94"/>
+    <w:bookmarkStart w:id="95" w:name="thm-exp-log-inverse"/>
+    <w:p>
+      <w:pPr>
+        <w:pStyle w:val="FirstParagraph"/>
+      </w:pPr>
+      <w:r>
+        <w:rPr>
+          <w:b/>
+          <w:bCs/>
+        </w:rPr>
+        <w:t xml:space="preserve">Theorem 2 (</w:t>
+      </w:r>
+      <m:oMath>
+        <m:r>
+          <m:rPr>
+            <m:sty m:val="p"/>
+          </m:rPr>
+          <m:t>exp</m:t>
+        </m:r>
+      </m:oMath>
+      <w:r>
+        <w:rPr>
+          <w:b/>
+          <w:bCs/>
+        </w:rPr>
+        <w:t xml:space="preserve"> </w:t>
+      </w:r>
+      <w:r>
+        <w:rPr>
+          <w:b/>
+          <w:bCs/>
+        </w:rPr>
+        <w:t xml:space="preserve">and</w:t>
+      </w:r>
+      <w:r>
+        <w:rPr>
+          <w:b/>
+          <w:bCs/>
+        </w:rPr>
+        <w:t xml:space="preserve"> </w:t>
+      </w:r>
+      <m:oMath>
+        <m:r>
+          <m:rPr>
+            <m:sty m:val="p"/>
+          </m:rPr>
+          <m:t>log</m:t>
+        </m:r>
+      </m:oMath>
+      <w:r>
+        <w:rPr>
+          <w:b/>
+          <w:bCs/>
+        </w:rPr>
+        <w:t xml:space="preserve"> </w:t>
+      </w:r>
+      <w:r>
+        <w:rPr>
+          <w:b/>
+          <w:bCs/>
+        </w:rPr>
+        <w:t xml:space="preserve">are mutual inverses)</w:t>
+      </w:r>
+      <w:r>
+        <w:t xml:space="preserve"> </w:t>
+      </w:r>
+      <w:r>
+        <w:t xml:space="preserve"> </w:t>
+      </w:r>
+    </w:p>
+    <w:p>
+      <w:pPr>
+        <w:pStyle w:val="Compact"/>
+        <w:numPr>
+          <w:ilvl w:val="0"/>
+          <w:numId w:val="1017"/>
         </w:numPr>
       </w:pPr>
       <w:r>
@@ -19191,7 +19777,7 @@
         <w:pStyle w:val="Compact"/>
         <w:numPr>
           <w:ilvl w:val="0"/>
-          <w:numId w:val="1016"/>
+          <w:numId w:val="1017"/>
         </w:numPr>
       </w:pPr>
       <w:r>
@@ -19286,8 +19872,8 @@
         <w:t xml:space="preserve">.</w:t>
       </w:r>
     </w:p>
-    <w:bookmarkEnd w:id="89"/>
-    <w:bookmarkStart w:id="90" w:name="thm-log-prod"/>
+    <w:bookmarkEnd w:id="95"/>
+    <w:bookmarkStart w:id="96" w:name="thm-log-prod"/>
     <w:p>
       <w:pPr>
         <w:pStyle w:val="FirstParagraph"/>
@@ -19457,8 +20043,8 @@
         </m:oMath>
       </m:oMathPara>
     </w:p>
-    <w:bookmarkEnd w:id="90"/>
-    <w:bookmarkStart w:id="91" w:name="cor-log-quot"/>
+    <w:bookmarkEnd w:id="96"/>
+    <w:bookmarkStart w:id="97" w:name="cor-log-quot"/>
     <w:p>
       <w:pPr>
         <w:pStyle w:val="FirstParagraph"/>
@@ -19631,7 +20217,7 @@
         </m:oMath>
       </m:oMathPara>
     </w:p>
-    <w:bookmarkEnd w:id="91"/>
+    <w:bookmarkEnd w:id="97"/>
     <w:p>
       <w:pPr>
         <w:pStyle w:val="FirstParagraph"/>
@@ -20186,7 +20772,7 @@
         <w:t xml:space="preserve">.</w:t>
       </w:r>
     </w:p>
-    <w:bookmarkStart w:id="92" w:name="thm-log-exp"/>
+    <w:bookmarkStart w:id="98" w:name="thm-log-exp"/>
     <w:p>
       <w:pPr>
         <w:pStyle w:val="BodyText"/>
@@ -20338,8 +20924,8 @@
         </m:oMath>
       </m:oMathPara>
     </w:p>
-    <w:bookmarkEnd w:id="92"/>
-    <w:bookmarkStart w:id="93" w:name="thm-exp-sum"/>
+    <w:bookmarkEnd w:id="98"/>
+    <w:bookmarkStart w:id="99" w:name="thm-exp-sum"/>
     <w:p>
       <w:pPr>
         <w:pStyle w:val="FirstParagraph"/>
@@ -20480,8 +21066,8 @@
         </m:oMath>
       </m:oMathPara>
     </w:p>
-    <w:bookmarkEnd w:id="93"/>
-    <w:bookmarkStart w:id="94" w:name="exm-exp-sum"/>
+    <w:bookmarkEnd w:id="99"/>
+    <w:bookmarkStart w:id="100" w:name="exm-exp-sum"/>
     <w:p>
       <w:pPr>
         <w:pStyle w:val="FirstParagraph"/>
@@ -20722,8 +21308,8 @@
         <w:t xml:space="preserve">.</w:t>
       </w:r>
     </w:p>
-    <w:bookmarkEnd w:id="94"/>
-    <w:bookmarkStart w:id="95" w:name="cor-exp-sum"/>
+    <w:bookmarkEnd w:id="100"/>
+    <w:bookmarkStart w:id="101" w:name="cor-exp-sum"/>
     <w:p>
       <w:pPr>
         <w:pStyle w:val="BodyText"/>
@@ -20865,8 +21451,8 @@
         </m:oMath>
       </m:oMathPara>
     </w:p>
-    <w:bookmarkEnd w:id="95"/>
-    <w:bookmarkStart w:id="96" w:name="exm-exp-difference"/>
+    <w:bookmarkEnd w:id="101"/>
+    <w:bookmarkStart w:id="102" w:name="exm-exp-difference"/>
     <w:p>
       <w:pPr>
         <w:pStyle w:val="FirstParagraph"/>
@@ -21113,8 +21699,8 @@
         <w:t xml:space="preserve">.</w:t>
       </w:r>
     </w:p>
-    <w:bookmarkEnd w:id="96"/>
-    <w:bookmarkStart w:id="97" w:name="thm-power-one"/>
+    <w:bookmarkEnd w:id="102"/>
+    <w:bookmarkStart w:id="103" w:name="thm-power-one"/>
     <w:p>
       <w:pPr>
         <w:pStyle w:val="BodyText"/>
@@ -21267,8 +21853,8 @@
         </m:oMath>
       </m:oMathPara>
     </w:p>
-    <w:bookmarkEnd w:id="97"/>
-    <w:bookmarkStart w:id="98" w:name="thm-power-sum"/>
+    <w:bookmarkEnd w:id="103"/>
+    <w:bookmarkStart w:id="104" w:name="thm-power-sum"/>
     <w:p>
       <w:pPr>
         <w:pStyle w:val="FirstParagraph"/>
@@ -21412,8 +21998,8 @@
         </m:oMath>
       </m:oMathPara>
     </w:p>
-    <w:bookmarkEnd w:id="98"/>
-    <w:bookmarkStart w:id="99" w:name="exm-power-sum"/>
+    <w:bookmarkEnd w:id="104"/>
+    <w:bookmarkStart w:id="105" w:name="exm-power-sum"/>
     <w:p>
       <w:pPr>
         <w:pStyle w:val="FirstParagraph"/>
@@ -21665,8 +22251,8 @@
         </m:oMath>
       </m:oMathPara>
     </w:p>
-    <w:bookmarkEnd w:id="99"/>
-    <w:bookmarkStart w:id="102" w:name="thm-power-product"/>
+    <w:bookmarkEnd w:id="105"/>
+    <w:bookmarkStart w:id="108" w:name="thm-power-product"/>
     <w:p>
       <w:pPr>
         <w:pStyle w:val="FirstParagraph"/>
@@ -21944,7 +22530,7 @@
       <w:r>
         <w:t xml:space="preserve"> </w:t>
       </w:r>
-      <w:hyperlink r:id="rId100">
+      <w:hyperlink r:id="rId106">
         <w:r>
           <w:rPr>
             <w:rStyle w:val="Hyperlink"/>
@@ -21961,7 +22547,7 @@
       <w:r>
         <w:t xml:space="preserve"> </w:t>
       </w:r>
-      <w:hyperlink r:id="rId101">
+      <w:hyperlink r:id="rId107">
         <w:r>
           <w:rPr>
             <w:rStyle w:val="Hyperlink"/>
@@ -21973,8 +22559,8 @@
         <w:t xml:space="preserve">.</w:t>
       </w:r>
     </w:p>
-    <w:bookmarkEnd w:id="102"/>
-    <w:bookmarkStart w:id="103" w:name="exm-power-product"/>
+    <w:bookmarkEnd w:id="108"/>
+    <w:bookmarkStart w:id="109" w:name="exm-power-product"/>
     <w:p>
       <w:pPr>
         <w:pStyle w:val="BodyText"/>
@@ -22238,8 +22824,8 @@
         </m:oMath>
       </m:oMathPara>
     </w:p>
-    <w:bookmarkEnd w:id="103"/>
-    <w:bookmarkStart w:id="104" w:name="thm-double-exp"/>
+    <w:bookmarkEnd w:id="109"/>
+    <w:bookmarkStart w:id="110" w:name="thm-double-exp"/>
     <w:p>
       <w:pPr>
         <w:pStyle w:val="FirstParagraph"/>
@@ -22439,8 +23025,8 @@
         </m:oMath>
       </m:oMathPara>
     </w:p>
-    <w:bookmarkEnd w:id="104"/>
-    <w:bookmarkStart w:id="105" w:name="exm-double-exp-negative-base"/>
+    <w:bookmarkEnd w:id="110"/>
+    <w:bookmarkStart w:id="111" w:name="exm-double-exp-negative-base"/>
     <w:p>
       <w:pPr>
         <w:pStyle w:val="FirstParagraph"/>
@@ -23125,8 +23711,8 @@
         <w:t xml:space="preserve">is not even a real number.</w:t>
       </w:r>
     </w:p>
-    <w:bookmarkEnd w:id="105"/>
-    <w:bookmarkStart w:id="106" w:name="cor-exp-ab"/>
+    <w:bookmarkEnd w:id="111"/>
+    <w:bookmarkStart w:id="112" w:name="cor-exp-ab"/>
     <w:p>
       <w:pPr>
         <w:pStyle w:val="BodyText"/>
@@ -23295,8 +23881,8 @@
         </m:oMath>
       </m:oMathPara>
     </w:p>
-    <w:bookmarkEnd w:id="106"/>
-    <w:bookmarkStart w:id="111" w:name="rem-tarski-identities"/>
+    <w:bookmarkEnd w:id="112"/>
+    <w:bookmarkStart w:id="117" w:name="rem-tarski-identities"/>
     <w:p>
       <w:pPr>
         <w:pStyle w:val="FirstParagraph"/>
@@ -23306,7 +23892,7 @@
           <w:i/>
           <w:iCs/>
         </w:rPr>
-        <w:t xml:space="preserve">Remark 4</w:t>
+        <w:t xml:space="preserve">Remark 5</w:t>
       </w:r>
       <w:r>
         <w:t xml:space="preserve"> (Tarski’s high school identities). </w:t>
@@ -23353,7 +23939,7 @@
         <w:pStyle w:val="Compact"/>
         <w:numPr>
           <w:ilvl w:val="0"/>
-          <w:numId w:val="1017"/>
+          <w:numId w:val="1018"/>
         </w:numPr>
       </w:pPr>
       <w:r>
@@ -23365,7 +23951,7 @@
       <w:r>
         <w:t xml:space="preserve">(</w:t>
       </w:r>
-      <w:hyperlink r:id="rId107">
+      <w:hyperlink r:id="rId113">
         <w:r>
           <w:rPr>
             <w:rStyle w:val="Hyperlink"/>
@@ -23379,7 +23965,7 @@
       <w:r>
         <w:t xml:space="preserve"> </w:t>
       </w:r>
-      <w:hyperlink r:id="rId108">
+      <w:hyperlink r:id="rId114">
         <w:r>
           <w:rPr>
             <w:rStyle w:val="Hyperlink"/>
@@ -23396,7 +23982,7 @@
         <w:pStyle w:val="Compact"/>
         <w:numPr>
           <w:ilvl w:val="0"/>
-          <w:numId w:val="1017"/>
+          <w:numId w:val="1018"/>
         </w:numPr>
       </w:pPr>
       <w:r>
@@ -23414,7 +24000,7 @@
       <w:r>
         <w:t xml:space="preserve">(</w:t>
       </w:r>
-      <w:hyperlink r:id="rId109">
+      <w:hyperlink r:id="rId115">
         <w:r>
           <w:rPr>
             <w:rStyle w:val="Hyperlink"/>
@@ -23428,7 +24014,7 @@
       <w:r>
         <w:t xml:space="preserve"> </w:t>
       </w:r>
-      <w:hyperlink r:id="rId100">
+      <w:hyperlink r:id="rId106">
         <w:r>
           <w:rPr>
             <w:rStyle w:val="Hyperlink"/>
@@ -23442,7 +24028,7 @@
       <w:r>
         <w:t xml:space="preserve"> </w:t>
       </w:r>
-      <w:hyperlink r:id="rId101">
+      <w:hyperlink r:id="rId107">
         <w:r>
           <w:rPr>
             <w:rStyle w:val="Hyperlink"/>
@@ -23456,7 +24042,7 @@
       <w:r>
         <w:t xml:space="preserve"> </w:t>
       </w:r>
-      <w:hyperlink r:id="rId110">
+      <w:hyperlink r:id="rId116">
         <w:r>
           <w:rPr>
             <w:rStyle w:val="Hyperlink"/>
@@ -23473,7 +24059,7 @@
         <w:pStyle w:val="Compact"/>
         <w:numPr>
           <w:ilvl w:val="0"/>
-          <w:numId w:val="1017"/>
+          <w:numId w:val="1018"/>
         </w:numPr>
       </w:pPr>
       <m:oMath>
@@ -23591,8 +24177,8 @@
         <w:t xml:space="preserve">).</w:t>
       </w:r>
     </w:p>
-    <w:bookmarkEnd w:id="111"/>
-    <w:bookmarkStart w:id="112" w:name="rem-tarski-incomplete"/>
+    <w:bookmarkEnd w:id="117"/>
+    <w:bookmarkStart w:id="118" w:name="rem-tarski-incomplete"/>
     <w:p>
       <w:pPr>
         <w:pStyle w:val="FirstParagraph"/>
@@ -23602,7 +24188,7 @@
           <w:i/>
           <w:iCs/>
         </w:rPr>
-        <w:t xml:space="preserve">Remark 5</w:t>
+        <w:t xml:space="preserve">Remark 6</w:t>
       </w:r>
       <w:r>
         <w:t xml:space="preserve"> (Tarski’s identities are not complete). </w:t>
@@ -23658,7 +24244,7 @@
           <w:rPr>
             <w:rStyle w:val="Hyperlink"/>
           </w:rPr>
-          <w:t xml:space="preserve">Remark 4</w:t>
+          <w:t xml:space="preserve">Remark 5</w:t>
         </w:r>
       </w:hyperlink>
       <w:r>
@@ -23689,8 +24275,8 @@
         <w:t xml:space="preserve">So this list is a useful core, not a complete rulebook.</w:t>
       </w:r>
     </w:p>
-    <w:bookmarkEnd w:id="112"/>
-    <w:bookmarkStart w:id="113" w:name="def-contour-line"/>
+    <w:bookmarkEnd w:id="118"/>
+    <w:bookmarkStart w:id="119" w:name="def-contour-line"/>
     <w:p>
       <w:pPr>
         <w:pStyle w:val="BodyText"/>
@@ -23700,7 +24286,7 @@
           <w:b/>
           <w:bCs/>
         </w:rPr>
-        <w:t xml:space="preserve">Definition 27 (Contour line)</w:t>
+        <w:t xml:space="preserve">Definition 29 (Contour line)</w:t>
       </w:r>
       <w:r>
         <w:t xml:space="preserve"> </w:t>
@@ -23937,8 +24523,8 @@
         </m:oMath>
       </m:oMathPara>
     </w:p>
-    <w:bookmarkEnd w:id="113"/>
-    <w:bookmarkStart w:id="118" w:name="exm-contour-line"/>
+    <w:bookmarkEnd w:id="119"/>
+    <w:bookmarkStart w:id="124" w:name="exm-contour-line"/>
     <w:p>
       <w:pPr>
         <w:pStyle w:val="FirstParagraph"/>
@@ -24515,7 +25101,7 @@
       <w:tr>
         <w:tc>
           <w:tcPr/>
-          <w:bookmarkStart w:id="117" w:name="fig-contour-line"/>
+          <w:bookmarkStart w:id="123" w:name="fig-contour-line"/>
           <w:p>
             <w:pPr>
               <w:jc w:val="center"/>
@@ -24525,18 +25111,18 @@
                 <wp:inline>
                   <wp:extent cx="4620126" cy="4158113"/>
                   <wp:effectExtent b="0" l="0" r="0" t="0"/>
-                  <wp:docPr descr="" title="" id="115" name="Picture"/>
+                  <wp:docPr descr="" title="" id="121" name="Picture"/>
                   <a:graphic>
                     <a:graphicData uri="http://schemas.openxmlformats.org/drawingml/2006/picture">
                       <pic:pic>
                         <pic:nvPicPr>
-                          <pic:cNvPr descr="algebra-exponentials_files/figure-docx/contour-line-plot-1.png" id="116" name="Picture"/>
+                          <pic:cNvPr descr="algebra-exponentials_files/figure-docx/contour-line-plot-1.png" id="122" name="Picture"/>
                           <pic:cNvPicPr>
                             <a:picLocks noChangeArrowheads="1" noChangeAspect="1"/>
                           </pic:cNvPicPr>
                         </pic:nvPicPr>
                         <pic:blipFill>
-                          <a:blip r:embed="rId114"/>
+                          <a:blip r:embed="rId120"/>
                           <a:stretch>
                             <a:fillRect/>
                           </a:stretch>
@@ -24779,12 +25365,12 @@
               <w:t xml:space="preserve">.</w:t>
             </w:r>
           </w:p>
-          <w:bookmarkEnd w:id="117"/>
+          <w:bookmarkEnd w:id="123"/>
         </w:tc>
       </w:tr>
     </w:tbl>
-    <w:bookmarkEnd w:id="118"/>
-    <w:bookmarkStart w:id="119" w:name="rem-contour-line-surface"/>
+    <w:bookmarkEnd w:id="124"/>
+    <w:bookmarkStart w:id="125" w:name="rem-contour-line-surface"/>
     <w:p>
       <w:pPr>
         <w:pStyle w:val="BodyText"/>
@@ -24794,7 +25380,7 @@
           <w:i/>
           <w:iCs/>
         </w:rPr>
-        <w:t xml:space="preserve">Remark 6</w:t>
+        <w:t xml:space="preserve">Remark 7</w:t>
       </w:r>
       <w:r>
         <w:t xml:space="preserve"> (Contour lines on a plot of a surface). </w:t>
@@ -24881,8 +25467,8 @@
         <w:t xml:space="preserve">.</w:t>
       </w:r>
     </w:p>
-    <w:bookmarkEnd w:id="119"/>
-    <w:bookmarkStart w:id="120" w:name="exr-exp-vs-mult"/>
+    <w:bookmarkEnd w:id="125"/>
+    <w:bookmarkStart w:id="126" w:name="exr-exp-vs-mult"/>
     <w:p>
       <w:pPr>
         <w:pStyle w:val="BodyText"/>
@@ -24966,8 +25552,8 @@
         <w:t xml:space="preserve">?</w:t>
       </w:r>
     </w:p>
-    <w:bookmarkEnd w:id="120"/>
-    <w:bookmarkStart w:id="121" w:name="sol-exp-vs-mult"/>
+    <w:bookmarkEnd w:id="126"/>
+    <w:bookmarkStart w:id="127" w:name="sol-exp-vs-mult"/>
     <w:p>
       <w:pPr>
         <w:pStyle w:val="BodyText"/>
@@ -25091,7 +25677,7 @@
           <w:rPr>
             <w:rStyle w:val="Hyperlink"/>
           </w:rPr>
-          <w:t xml:space="preserve">Definition 26</w:t>
+          <w:t xml:space="preserve">Definition 28</w:t>
         </w:r>
       </w:hyperlink>
       <w:r>
@@ -25143,7 +25729,7 @@
       <w:pPr>
         <w:numPr>
           <w:ilvl w:val="0"/>
-          <w:numId w:val="1018"/>
+          <w:numId w:val="1019"/>
         </w:numPr>
       </w:pPr>
       <m:oMath>
@@ -25179,7 +25765,7 @@
       <w:pPr>
         <w:numPr>
           <w:ilvl w:val="0"/>
-          <w:numId w:val="1018"/>
+          <w:numId w:val="1019"/>
         </w:numPr>
       </w:pPr>
       <m:oMath>
@@ -25388,7 +25974,7 @@
       <w:pPr>
         <w:numPr>
           <w:ilvl w:val="0"/>
-          <w:numId w:val="1018"/>
+          <w:numId w:val="1019"/>
         </w:numPr>
       </w:pPr>
       <m:oMath>
@@ -25930,7 +26516,7 @@
       <w:pPr>
         <w:numPr>
           <w:ilvl w:val="0"/>
-          <w:numId w:val="1018"/>
+          <w:numId w:val="1019"/>
         </w:numPr>
       </w:pPr>
       <m:oMath>
@@ -26209,7 +26795,7 @@
       <w:pPr>
         <w:numPr>
           <w:ilvl w:val="0"/>
-          <w:numId w:val="1018"/>
+          <w:numId w:val="1019"/>
         </w:numPr>
       </w:pPr>
       <m:oMath>
@@ -26810,7 +27396,7 @@
         <w:t xml:space="preserve">cases.</w:t>
       </w:r>
     </w:p>
-    <w:bookmarkEnd w:id="121"/>
+    <w:bookmarkEnd w:id="127"/>
     <w:tbl>
       <w:tblPr>
         <w:tblStyle w:val="Table"/>
@@ -26824,7 +27410,7 @@
       <w:tr>
         <w:tc>
           <w:tcPr/>
-          <w:bookmarkStart w:id="122" w:name="fig-double-exponential"/>
+          <w:bookmarkStart w:id="128" w:name="fig-double-exponential"/>
           <w:p>
             <w:pPr>
               <w:pStyle w:val="Compact"/>
@@ -26891,7 +27477,7 @@
               </m:sSup>
             </m:oMath>
           </w:p>
-          <w:bookmarkEnd w:id="122"/>
+          <w:bookmarkEnd w:id="128"/>
         </w:tc>
       </w:tr>
     </w:tbl>
@@ -26909,7 +27495,7 @@
       <w:tr>
         <w:tc>
           <w:tcPr/>
-          <w:bookmarkStart w:id="123" w:name="fig-double-exponential2"/>
+          <w:bookmarkStart w:id="129" w:name="fig-double-exponential2"/>
           <w:p>
             <w:pPr>
               <w:pStyle w:val="Compact"/>
@@ -27094,11 +27680,11 @@
               <w:t xml:space="preserve">.</w:t>
             </w:r>
           </w:p>
-          <w:bookmarkEnd w:id="123"/>
+          <w:bookmarkEnd w:id="129"/>
         </w:tc>
       </w:tr>
     </w:tbl>
-    <w:bookmarkStart w:id="124" w:name="thm-exp-vs-mult"/>
+    <w:bookmarkStart w:id="130" w:name="thm-exp-vs-mult"/>
     <w:p>
       <w:pPr>
         <w:pStyle w:val="BodyText"/>
@@ -27220,7 +27806,7 @@
           <w:rPr>
             <w:rStyle w:val="Hyperlink"/>
           </w:rPr>
-          <w:t xml:space="preserve">Definition 26</w:t>
+          <w:t xml:space="preserve">Definition 28</w:t>
         </w:r>
       </w:hyperlink>
       <w:r>
@@ -27273,7 +27859,7 @@
         <w:pStyle w:val="Compact"/>
         <w:numPr>
           <w:ilvl w:val="0"/>
-          <w:numId w:val="1019"/>
+          <w:numId w:val="1020"/>
         </w:numPr>
       </w:pPr>
       <m:oMath>
@@ -27299,7 +27885,7 @@
         <w:pStyle w:val="Compact"/>
         <w:numPr>
           <w:ilvl w:val="0"/>
-          <w:numId w:val="1019"/>
+          <w:numId w:val="1020"/>
         </w:numPr>
       </w:pPr>
       <m:oMath>
@@ -27348,7 +27934,7 @@
         <w:pStyle w:val="Compact"/>
         <w:numPr>
           <w:ilvl w:val="0"/>
-          <w:numId w:val="1019"/>
+          <w:numId w:val="1020"/>
         </w:numPr>
       </w:pPr>
       <m:oMath>
@@ -27499,7 +28085,7 @@
         <w:pStyle w:val="Compact"/>
         <w:numPr>
           <w:ilvl w:val="0"/>
-          <w:numId w:val="1019"/>
+          <w:numId w:val="1020"/>
         </w:numPr>
       </w:pPr>
       <m:oMath>
@@ -27624,7 +28210,7 @@
         <w:pStyle w:val="Compact"/>
         <w:numPr>
           <w:ilvl w:val="0"/>
-          <w:numId w:val="1019"/>
+          <w:numId w:val="1020"/>
         </w:numPr>
       </w:pPr>
       <m:oMath>
@@ -27768,7 +28354,7 @@
         <w:t xml:space="preserve">.</w:t>
       </w:r>
     </w:p>
-    <w:bookmarkEnd w:id="124"/>
+    <w:bookmarkEnd w:id="130"/>
     <w:p>
       <w:pPr>
         <w:pStyle w:val="FirstParagraph"/>
@@ -27815,7 +28401,7 @@
         <w:t xml:space="preserve">.</w:t>
       </w:r>
     </w:p>
-    <w:bookmarkStart w:id="125" w:name="exr-double-exponential"/>
+    <w:bookmarkStart w:id="131" w:name="exr-double-exponential"/>
     <w:p>
       <w:pPr>
         <w:pStyle w:val="BodyText"/>
@@ -27974,8 +28560,8 @@
         <w:t xml:space="preserve">?</w:t>
       </w:r>
     </w:p>
-    <w:bookmarkEnd w:id="125"/>
-    <w:bookmarkStart w:id="127" w:name="sol-double-exponential"/>
+    <w:bookmarkEnd w:id="131"/>
+    <w:bookmarkStart w:id="133" w:name="sol-double-exponential"/>
     <w:p>
       <w:pPr>
         <w:pStyle w:val="BodyText"/>
@@ -28400,7 +28986,7 @@
       <w:pPr>
         <w:pStyle w:val="BodyText"/>
       </w:pPr>
-      <w:bookmarkStart w:id="126" w:name="eq-double-exp-log-scale"/>
+      <w:bookmarkStart w:id="132" w:name="eq-double-exp-log-scale"/>
       <m:oMathPara>
         <m:oMathParaPr>
           <m:jc m:val="center"/>
@@ -28707,7 +29293,7 @@
           </m:r>
         </m:oMath>
       </m:oMathPara>
-      <w:bookmarkEnd w:id="126"/>
+      <w:bookmarkEnd w:id="132"/>
     </w:p>
     <w:p>
       <w:pPr>
@@ -28739,7 +29325,7 @@
         <w:pStyle w:val="Compact"/>
         <w:numPr>
           <w:ilvl w:val="0"/>
-          <w:numId w:val="1020"/>
+          <w:numId w:val="1021"/>
         </w:numPr>
       </w:pPr>
       <m:oMath>
@@ -28810,7 +29396,7 @@
         <w:pStyle w:val="Compact"/>
         <w:numPr>
           <w:ilvl w:val="0"/>
-          <w:numId w:val="1020"/>
+          <w:numId w:val="1021"/>
         </w:numPr>
       </w:pPr>
       <m:oMath>
@@ -28976,7 +29562,7 @@
           <w:rPr>
             <w:rStyle w:val="Hyperlink"/>
           </w:rPr>
-          <w:t xml:space="preserve">Definition 26</w:t>
+          <w:t xml:space="preserve">Definition 28</w:t>
         </w:r>
       </w:hyperlink>
       <w:r>
@@ -29065,7 +29651,7 @@
       <w:pPr>
         <w:numPr>
           <w:ilvl w:val="0"/>
-          <w:numId w:val="1021"/>
+          <w:numId w:val="1022"/>
         </w:numPr>
       </w:pPr>
       <w:r>
@@ -29163,7 +29749,7 @@
       <w:pPr>
         <w:numPr>
           <w:ilvl w:val="0"/>
-          <w:numId w:val="1021"/>
+          <w:numId w:val="1022"/>
         </w:numPr>
       </w:pPr>
       <w:r>
@@ -29361,7 +29947,7 @@
       <w:pPr>
         <w:numPr>
           <w:ilvl w:val="0"/>
-          <w:numId w:val="1021"/>
+          <w:numId w:val="1022"/>
         </w:numPr>
       </w:pPr>
       <w:r>
@@ -30100,8 +30686,8 @@
         </m:oMath>
       </m:oMathPara>
     </w:p>
-    <w:bookmarkEnd w:id="127"/>
-    <w:bookmarkStart w:id="128" w:name="thm-double-exponential"/>
+    <w:bookmarkEnd w:id="133"/>
+    <w:bookmarkStart w:id="134" w:name="thm-double-exponential"/>
     <w:p>
       <w:pPr>
         <w:pStyle w:val="FirstParagraph"/>
@@ -30290,7 +30876,7 @@
         <w:pStyle w:val="Compact"/>
         <w:numPr>
           <w:ilvl w:val="0"/>
-          <w:numId w:val="1022"/>
+          <w:numId w:val="1023"/>
         </w:numPr>
       </w:pPr>
       <m:oMath>
@@ -30374,7 +30960,7 @@
         <w:pStyle w:val="Compact"/>
         <w:numPr>
           <w:ilvl w:val="0"/>
-          <w:numId w:val="1022"/>
+          <w:numId w:val="1023"/>
         </w:numPr>
       </w:pPr>
       <m:oMath>
@@ -30435,7 +31021,7 @@
         <w:t xml:space="preserve">.</w:t>
       </w:r>
     </w:p>
-    <w:bookmarkEnd w:id="128"/>
+    <w:bookmarkEnd w:id="134"/>
     <w:p>
       <w:pPr>
         <w:pStyle w:val="FirstParagraph"/>
@@ -30482,8 +31068,8 @@
         <w:t xml:space="preserve">.</w:t>
       </w:r>
     </w:p>
-    <w:bookmarkStart w:id="161" w:name="refs"/>
-    <w:bookmarkStart w:id="130" w:name="ref-wikipedia_polynomial"/>
+    <w:bookmarkStart w:id="167" w:name="refs"/>
+    <w:bookmarkStart w:id="136" w:name="ref-wikipedia_polynomial"/>
     <w:p>
       <w:pPr>
         <w:pStyle w:val="Bibliography"/>
@@ -30530,7 +31116,7 @@
       <w:r>
         <w:t xml:space="preserve"> </w:t>
       </w:r>
-      <w:hyperlink r:id="rId129">
+      <w:hyperlink r:id="rId135">
         <w:r>
           <w:rPr>
             <w:rStyle w:val="Hyperlink"/>
@@ -30539,8 +31125,8 @@
         </w:r>
       </w:hyperlink>
     </w:p>
-    <w:bookmarkEnd w:id="130"/>
-    <w:bookmarkStart w:id="132" w:name="ref-wikipedia_quadratic_function"/>
+    <w:bookmarkEnd w:id="136"/>
+    <w:bookmarkStart w:id="138" w:name="ref-wikipedia_quadratic_function"/>
     <w:p>
       <w:pPr>
         <w:pStyle w:val="Bibliography"/>
@@ -30587,7 +31173,7 @@
       <w:r>
         <w:t xml:space="preserve"> </w:t>
       </w:r>
-      <w:hyperlink r:id="rId131">
+      <w:hyperlink r:id="rId137">
         <w:r>
           <w:rPr>
             <w:rStyle w:val="Hyperlink"/>
@@ -30596,8 +31182,8 @@
         </w:r>
       </w:hyperlink>
     </w:p>
-    <w:bookmarkEnd w:id="132"/>
-    <w:bookmarkStart w:id="134" w:name="ref-wikipedia_parabola"/>
+    <w:bookmarkEnd w:id="138"/>
+    <w:bookmarkStart w:id="140" w:name="ref-wikipedia_parabola"/>
     <w:p>
       <w:pPr>
         <w:pStyle w:val="Bibliography"/>
@@ -30644,7 +31230,7 @@
       <w:r>
         <w:t xml:space="preserve"> </w:t>
       </w:r>
-      <w:hyperlink r:id="rId133">
+      <w:hyperlink r:id="rId139">
         <w:r>
           <w:rPr>
             <w:rStyle w:val="Hyperlink"/>
@@ -30653,8 +31239,8 @@
         </w:r>
       </w:hyperlink>
     </w:p>
-    <w:bookmarkEnd w:id="134"/>
-    <w:bookmarkStart w:id="136" w:name="ref-wikipedia_monomial"/>
+    <w:bookmarkEnd w:id="140"/>
+    <w:bookmarkStart w:id="142" w:name="ref-wikipedia_monomial"/>
     <w:p>
       <w:pPr>
         <w:pStyle w:val="Bibliography"/>
@@ -30701,7 +31287,7 @@
       <w:r>
         <w:t xml:space="preserve"> </w:t>
       </w:r>
-      <w:hyperlink r:id="rId135">
+      <w:hyperlink r:id="rId141">
         <w:r>
           <w:rPr>
             <w:rStyle w:val="Hyperlink"/>
@@ -30710,8 +31296,8 @@
         </w:r>
       </w:hyperlink>
     </w:p>
-    <w:bookmarkEnd w:id="136"/>
-    <w:bookmarkStart w:id="138" w:name="ref-wikipedia_affine_transformation"/>
+    <w:bookmarkEnd w:id="142"/>
+    <w:bookmarkStart w:id="144" w:name="ref-wikipedia_affine_transformation"/>
     <w:p>
       <w:pPr>
         <w:pStyle w:val="Bibliography"/>
@@ -30758,7 +31344,7 @@
       <w:r>
         <w:t xml:space="preserve"> </w:t>
       </w:r>
-      <w:hyperlink r:id="rId137">
+      <w:hyperlink r:id="rId143">
         <w:r>
           <w:rPr>
             <w:rStyle w:val="Hyperlink"/>
@@ -30767,8 +31353,8 @@
         </w:r>
       </w:hyperlink>
     </w:p>
-    <w:bookmarkEnd w:id="138"/>
-    <w:bookmarkStart w:id="140" w:name="ref-wikipedia_slope"/>
+    <w:bookmarkEnd w:id="144"/>
+    <w:bookmarkStart w:id="146" w:name="ref-wikipedia_slope"/>
     <w:p>
       <w:pPr>
         <w:pStyle w:val="Bibliography"/>
@@ -30815,7 +31401,7 @@
       <w:r>
         <w:t xml:space="preserve"> </w:t>
       </w:r>
-      <w:hyperlink r:id="rId139">
+      <w:hyperlink r:id="rId145">
         <w:r>
           <w:rPr>
             <w:rStyle w:val="Hyperlink"/>
@@ -30824,8 +31410,8 @@
         </w:r>
       </w:hyperlink>
     </w:p>
-    <w:bookmarkEnd w:id="140"/>
-    <w:bookmarkStart w:id="142" w:name="ref-wikipedia_linear_function"/>
+    <w:bookmarkEnd w:id="146"/>
+    <w:bookmarkStart w:id="148" w:name="ref-wikipedia_linear_function"/>
     <w:p>
       <w:pPr>
         <w:pStyle w:val="Bibliography"/>
@@ -30872,7 +31458,7 @@
       <w:r>
         <w:t xml:space="preserve"> </w:t>
       </w:r>
-      <w:hyperlink r:id="rId141">
+      <w:hyperlink r:id="rId147">
         <w:r>
           <w:rPr>
             <w:rStyle w:val="Hyperlink"/>
@@ -30881,8 +31467,8 @@
         </w:r>
       </w:hyperlink>
     </w:p>
-    <w:bookmarkEnd w:id="142"/>
-    <w:bookmarkStart w:id="144" w:name="ref-wikipedia_limit_of_a_sequence"/>
+    <w:bookmarkEnd w:id="148"/>
+    <w:bookmarkStart w:id="150" w:name="ref-wikipedia_limit_of_a_sequence"/>
     <w:p>
       <w:pPr>
         <w:pStyle w:val="Bibliography"/>
@@ -30929,7 +31515,7 @@
       <w:r>
         <w:t xml:space="preserve"> </w:t>
       </w:r>
-      <w:hyperlink r:id="rId143">
+      <w:hyperlink r:id="rId149">
         <w:r>
           <w:rPr>
             <w:rStyle w:val="Hyperlink"/>
@@ -30938,8 +31524,8 @@
         </w:r>
       </w:hyperlink>
     </w:p>
-    <w:bookmarkEnd w:id="144"/>
-    <w:bookmarkStart w:id="146" w:name="ref-wikipedia_series_mathematics"/>
+    <w:bookmarkEnd w:id="150"/>
+    <w:bookmarkStart w:id="152" w:name="ref-wikipedia_series_mathematics"/>
     <w:p>
       <w:pPr>
         <w:pStyle w:val="Bibliography"/>
@@ -30986,7 +31572,7 @@
       <w:r>
         <w:t xml:space="preserve"> </w:t>
       </w:r>
-      <w:hyperlink r:id="rId145">
+      <w:hyperlink r:id="rId151">
         <w:r>
           <w:rPr>
             <w:rStyle w:val="Hyperlink"/>
@@ -30995,8 +31581,8 @@
         </w:r>
       </w:hyperlink>
     </w:p>
-    <w:bookmarkEnd w:id="146"/>
-    <w:bookmarkStart w:id="148" w:name="X0550f6b86499719df0a5564f859fdf3dd90e1bc"/>
+    <w:bookmarkEnd w:id="152"/>
+    <w:bookmarkStart w:id="154" w:name="X0550f6b86499719df0a5564f859fdf3dd90e1bc"/>
     <w:p>
       <w:pPr>
         <w:pStyle w:val="Bibliography"/>
@@ -31043,7 +31629,7 @@
       <w:r>
         <w:t xml:space="preserve"> </w:t>
       </w:r>
-      <w:hyperlink r:id="rId147">
+      <w:hyperlink r:id="rId153">
         <w:r>
           <w:rPr>
             <w:rStyle w:val="Hyperlink"/>
@@ -31052,8 +31638,8 @@
         </w:r>
       </w:hyperlink>
     </w:p>
-    <w:bookmarkEnd w:id="148"/>
-    <w:bookmarkStart w:id="150" w:name="ref-wikipedia_exponential_function"/>
+    <w:bookmarkEnd w:id="154"/>
+    <w:bookmarkStart w:id="156" w:name="ref-wikipedia_exponential_function"/>
     <w:p>
       <w:pPr>
         <w:pStyle w:val="Bibliography"/>
@@ -31100,7 +31686,7 @@
       <w:r>
         <w:t xml:space="preserve"> </w:t>
       </w:r>
-      <w:hyperlink r:id="rId149">
+      <w:hyperlink r:id="rId155">
         <w:r>
           <w:rPr>
             <w:rStyle w:val="Hyperlink"/>
@@ -31109,8 +31695,8 @@
         </w:r>
       </w:hyperlink>
     </w:p>
-    <w:bookmarkEnd w:id="150"/>
-    <w:bookmarkStart w:id="152" w:name="ref-wikipedia_e_mathematical_constant"/>
+    <w:bookmarkEnd w:id="156"/>
+    <w:bookmarkStart w:id="158" w:name="ref-wikipedia_e_mathematical_constant"/>
     <w:p>
       <w:pPr>
         <w:pStyle w:val="Bibliography"/>
@@ -31157,7 +31743,7 @@
       <w:r>
         <w:t xml:space="preserve"> </w:t>
       </w:r>
-      <w:hyperlink r:id="rId151">
+      <w:hyperlink r:id="rId157">
         <w:r>
           <w:rPr>
             <w:rStyle w:val="Hyperlink"/>
@@ -31166,8 +31752,8 @@
         </w:r>
       </w:hyperlink>
     </w:p>
-    <w:bookmarkEnd w:id="152"/>
-    <w:bookmarkStart w:id="154" w:name="ref-wikipedia_natural_logarithm"/>
+    <w:bookmarkEnd w:id="158"/>
+    <w:bookmarkStart w:id="160" w:name="ref-wikipedia_natural_logarithm"/>
     <w:p>
       <w:pPr>
         <w:pStyle w:val="Bibliography"/>
@@ -31214,7 +31800,7 @@
       <w:r>
         <w:t xml:space="preserve"> </w:t>
       </w:r>
-      <w:hyperlink r:id="rId153">
+      <w:hyperlink r:id="rId159">
         <w:r>
           <w:rPr>
             <w:rStyle w:val="Hyperlink"/>
@@ -31223,8 +31809,8 @@
         </w:r>
       </w:hyperlink>
     </w:p>
-    <w:bookmarkEnd w:id="154"/>
-    <w:bookmarkStart w:id="156" w:name="ref-wikipedia_logarithm"/>
+    <w:bookmarkEnd w:id="160"/>
+    <w:bookmarkStart w:id="162" w:name="ref-wikipedia_logarithm"/>
     <w:p>
       <w:pPr>
         <w:pStyle w:val="Bibliography"/>
@@ -31271,7 +31857,7 @@
       <w:r>
         <w:t xml:space="preserve"> </w:t>
       </w:r>
-      <w:hyperlink r:id="rId155">
+      <w:hyperlink r:id="rId161">
         <w:r>
           <w:rPr>
             <w:rStyle w:val="Hyperlink"/>
@@ -31280,8 +31866,8 @@
         </w:r>
       </w:hyperlink>
     </w:p>
-    <w:bookmarkEnd w:id="156"/>
-    <w:bookmarkStart w:id="158" w:name="X5bbf2d245759a3fafc9c46669854129ba2658aa"/>
+    <w:bookmarkEnd w:id="162"/>
+    <w:bookmarkStart w:id="164" w:name="X5bbf2d245759a3fafc9c46669854129ba2658aa"/>
     <w:p>
       <w:pPr>
         <w:pStyle w:val="Bibliography"/>
@@ -31328,7 +31914,7 @@
       <w:r>
         <w:t xml:space="preserve"> </w:t>
       </w:r>
-      <w:hyperlink r:id="rId157">
+      <w:hyperlink r:id="rId163">
         <w:r>
           <w:rPr>
             <w:rStyle w:val="Hyperlink"/>
@@ -31337,8 +31923,8 @@
         </w:r>
       </w:hyperlink>
     </w:p>
-    <w:bookmarkEnd w:id="158"/>
-    <w:bookmarkStart w:id="160" w:name="ref-wikipedia_contour_line"/>
+    <w:bookmarkEnd w:id="164"/>
+    <w:bookmarkStart w:id="166" w:name="ref-wikipedia_contour_line"/>
     <w:p>
       <w:pPr>
         <w:pStyle w:val="Bibliography"/>
@@ -31385,7 +31971,7 @@
       <w:r>
         <w:t xml:space="preserve"> </w:t>
       </w:r>
-      <w:hyperlink r:id="rId159">
+      <w:hyperlink r:id="rId165">
         <w:r>
           <w:rPr>
             <w:rStyle w:val="Hyperlink"/>
@@ -31394,9 +31980,9 @@
         </w:r>
       </w:hyperlink>
     </w:p>
-    <w:bookmarkEnd w:id="160"/>
-    <w:bookmarkEnd w:id="161"/>
-    <w:bookmarkEnd w:id="162"/>
+    <w:bookmarkEnd w:id="166"/>
+    <w:bookmarkEnd w:id="167"/>
+    <w:bookmarkEnd w:id="168"/>
     <w:sectPr>
       <w:footnotePr>
         <w:numRestart w:val="eachSect"/>
@@ -31777,6 +32363,9 @@
     <w:abstractNumId w:val="991"/>
   </w:num>
   <w:num w:numId="1009">
+    <w:abstractNumId w:val="991"/>
+  </w:num>
+  <w:num w:numId="1010">
     <w:abstractNumId w:val="99411"/>
     <w:lvlOverride w:ilvl="0">
       <w:startOverride w:val="1"/>
@@ -31806,9 +32395,6 @@
       <w:startOverride w:val="1"/>
     </w:lvlOverride>
   </w:num>
-  <w:num w:numId="1010">
-    <w:abstractNumId w:val="991"/>
-  </w:num>
   <w:num w:numId="1011">
     <w:abstractNumId w:val="991"/>
   </w:num>
@@ -31825,6 +32411,9 @@
     <w:abstractNumId w:val="991"/>
   </w:num>
   <w:num w:numId="1016">
+    <w:abstractNumId w:val="991"/>
+  </w:num>
+  <w:num w:numId="1017">
     <w:abstractNumId w:val="99411"/>
     <w:lvlOverride w:ilvl="0">
       <w:startOverride w:val="1"/>
@@ -31854,38 +32443,8 @@
       <w:startOverride w:val="1"/>
     </w:lvlOverride>
   </w:num>
-  <w:num w:numId="1017">
+  <w:num w:numId="1018">
     <w:abstractNumId w:val="991"/>
-  </w:num>
-  <w:num w:numId="1018">
-    <w:abstractNumId w:val="99411"/>
-    <w:lvlOverride w:ilvl="0">
-      <w:startOverride w:val="1"/>
-    </w:lvlOverride>
-    <w:lvlOverride w:ilvl="1">
-      <w:startOverride w:val="1"/>
-    </w:lvlOverride>
-    <w:lvlOverride w:ilvl="2">
-      <w:startOverride w:val="1"/>
-    </w:lvlOverride>
-    <w:lvlOverride w:ilvl="3">
-      <w:startOverride w:val="1"/>
-    </w:lvlOverride>
-    <w:lvlOverride w:ilvl="4">
-      <w:startOverride w:val="1"/>
-    </w:lvlOverride>
-    <w:lvlOverride w:ilvl="5">
-      <w:startOverride w:val="1"/>
-    </w:lvlOverride>
-    <w:lvlOverride w:ilvl="6">
-      <w:startOverride w:val="1"/>
-    </w:lvlOverride>
-    <w:lvlOverride w:ilvl="7">
-      <w:startOverride w:val="1"/>
-    </w:lvlOverride>
-    <w:lvlOverride w:ilvl="8">
-      <w:startOverride w:val="1"/>
-    </w:lvlOverride>
   </w:num>
   <w:num w:numId="1019">
     <w:abstractNumId w:val="99411"/>
@@ -31948,9 +32507,39 @@
     </w:lvlOverride>
   </w:num>
   <w:num w:numId="1021">
+    <w:abstractNumId w:val="99411"/>
+    <w:lvlOverride w:ilvl="0">
+      <w:startOverride w:val="1"/>
+    </w:lvlOverride>
+    <w:lvlOverride w:ilvl="1">
+      <w:startOverride w:val="1"/>
+    </w:lvlOverride>
+    <w:lvlOverride w:ilvl="2">
+      <w:startOverride w:val="1"/>
+    </w:lvlOverride>
+    <w:lvlOverride w:ilvl="3">
+      <w:startOverride w:val="1"/>
+    </w:lvlOverride>
+    <w:lvlOverride w:ilvl="4">
+      <w:startOverride w:val="1"/>
+    </w:lvlOverride>
+    <w:lvlOverride w:ilvl="5">
+      <w:startOverride w:val="1"/>
+    </w:lvlOverride>
+    <w:lvlOverride w:ilvl="6">
+      <w:startOverride w:val="1"/>
+    </w:lvlOverride>
+    <w:lvlOverride w:ilvl="7">
+      <w:startOverride w:val="1"/>
+    </w:lvlOverride>
+    <w:lvlOverride w:ilvl="8">
+      <w:startOverride w:val="1"/>
+    </w:lvlOverride>
+  </w:num>
+  <w:num w:numId="1022">
     <w:abstractNumId w:val="991"/>
   </w:num>
-  <w:num w:numId="1022">
+  <w:num w:numId="1023">
     <w:abstractNumId w:val="991"/>
   </w:num>
 </w:numbering>

--- a/algebra-exponentials.docx
+++ b/algebra-exponentials.docx
@@ -15,7 +15,7 @@
         <w:pStyle w:val="Date"/>
       </w:pPr>
       <w:r>
-        <w:t xml:space="preserve">Last modified: 2026-10-30 17:15:43 (PDT)</w:t>
+        <w:t xml:space="preserve">Last modified: 2026-10-30 18:45:42 (PDT)</w:t>
       </w:r>
     </w:p>
     <w:bookmarkStart w:id="41" w:name="sec-polynomials"/>

--- a/algebra-exponentials.docx
+++ b/algebra-exponentials.docx
@@ -15,7 +15,7 @@
         <w:pStyle w:val="Date"/>
       </w:pPr>
       <w:r>
-        <w:t xml:space="preserve">Last modified: 2026-10-30 18:45:42 (PDT)</w:t>
+        <w:t xml:space="preserve">Last modified: 2026-10-30 21:18:12 (PDT)</w:t>
       </w:r>
     </w:p>
     <w:bookmarkStart w:id="41" w:name="sec-polynomials"/>

--- a/algebra-exponentials.docx
+++ b/algebra-exponentials.docx
@@ -15,7 +15,7 @@
         <w:pStyle w:val="Date"/>
       </w:pPr>
       <w:r>
-        <w:t xml:space="preserve">Last modified: 2026-10-30 21:18:12 (PDT)</w:t>
+        <w:t xml:space="preserve">Last modified: 2026-10-31 00:08:50 (PDT)</w:t>
       </w:r>
     </w:p>
     <w:bookmarkStart w:id="41" w:name="sec-polynomials"/>

--- a/algebra-exponentials.docx
+++ b/algebra-exponentials.docx
@@ -15,7 +15,7 @@
         <w:pStyle w:val="Date"/>
       </w:pPr>
       <w:r>
-        <w:t xml:space="preserve">Last modified: 2026-10-31 00:08:50 (PDT)</w:t>
+        <w:t xml:space="preserve">Last modified: 2026-10-31 06:43:52 (PDT)</w:t>
       </w:r>
     </w:p>
     <w:bookmarkStart w:id="41" w:name="sec-polynomials"/>
